--- a/文件/系統手冊.docx
+++ b/文件/系統手冊.docx
@@ -10846,7 +10846,13 @@
               <w:rPr>
                 <w:rFonts w:eastAsia="標楷體" w:cs="標楷體"/>
               </w:rPr>
-              <w:t>的單位之人員</w:t>
+              <w:t>的</w:t>
+            </w:r>
+            <w:r>
+              <w:rPr>
+                <w:rFonts w:eastAsia="標楷體" w:cs="標楷體"/>
+              </w:rPr>
+              <w:t>企業</w:t>
             </w:r>
           </w:p>
           <w:p>
@@ -10866,6 +10872,7 @@
           <w:tcPr>
             <w:tcW w:w="1980" w:type="dxa"/>
             <w:vMerge/>
+            <w:tcMar/>
             <w:vAlign w:val="center"/>
           </w:tcPr>
           <w:p>
@@ -10978,6 +10985,7 @@
             <w:tcW w:w="2265" w:type="dxa"/>
             <w:gridSpan w:val="2"/>
             <w:vMerge/>
+            <w:tcMar/>
             <w:vAlign w:val="center"/>
           </w:tcPr>
           <w:p>
@@ -11067,6 +11075,7 @@
           <w:tcPr>
             <w:tcW w:w="1680" w:type="dxa"/>
             <w:vMerge/>
+            <w:tcMar/>
             <w:vAlign w:val="center"/>
           </w:tcPr>
           <w:p>
@@ -12920,6 +12929,7 @@
         <w:tc>
           <w:tcPr>
             <w:tcW w:w="1570" w:type="pct"/>
+            <w:tcMar/>
           </w:tcPr>
           <w:p>
             <w:pPr>
@@ -12943,6 +12953,7 @@
         <w:tc>
           <w:tcPr>
             <w:tcW w:w="2298" w:type="pct"/>
+            <w:tcMar/>
           </w:tcPr>
           <w:p>
             <w:pPr>
@@ -12966,6 +12977,7 @@
         <w:tc>
           <w:tcPr>
             <w:tcW w:w="1132" w:type="pct"/>
+            <w:tcMar/>
           </w:tcPr>
           <w:p>
             <w:pPr>
@@ -12994,6 +13006,7 @@
         <w:tc>
           <w:tcPr>
             <w:tcW w:w="1570" w:type="pct"/>
+            <w:tcMar/>
           </w:tcPr>
           <w:p>
             <w:pPr>
@@ -13016,6 +13029,7 @@
         <w:tc>
           <w:tcPr>
             <w:tcW w:w="2298" w:type="pct"/>
+            <w:tcMar/>
           </w:tcPr>
           <w:p>
             <w:pPr>
@@ -13031,13 +13045,30 @@
                 <w:sz w:val="28"/>
                 <w:szCs w:val="28"/>
               </w:rPr>
-              <w:t>500 人 × NT$500／月</w:t>
+              <w:t xml:space="preserve">500 </w:t>
+            </w:r>
+            <w:r>
+              <w:rPr>
+                <w:rFonts w:ascii="標楷體" w:hAnsi="標楷體" w:eastAsia="標楷體" w:cs="標楷體"/>
+                <w:sz w:val="28"/>
+                <w:szCs w:val="28"/>
+              </w:rPr>
+              <w:t>單位</w:t>
+            </w:r>
+            <w:r>
+              <w:rPr>
+                <w:rFonts w:ascii="標楷體" w:hAnsi="標楷體" w:eastAsia="標楷體" w:cs="標楷體"/>
+                <w:sz w:val="28"/>
+                <w:szCs w:val="28"/>
+              </w:rPr>
+              <w:t xml:space="preserve"> × NT$500／月</w:t>
             </w:r>
           </w:p>
         </w:tc>
         <w:tc>
           <w:tcPr>
             <w:tcW w:w="1132" w:type="pct"/>
+            <w:tcMar/>
           </w:tcPr>
           <w:p>
             <w:pPr>
@@ -13066,6 +13097,7 @@
         <w:tc>
           <w:tcPr>
             <w:tcW w:w="1570" w:type="pct"/>
+            <w:tcMar/>
           </w:tcPr>
           <w:p>
             <w:pPr>
@@ -13088,6 +13120,7 @@
         <w:tc>
           <w:tcPr>
             <w:tcW w:w="2298" w:type="pct"/>
+            <w:tcMar/>
           </w:tcPr>
           <w:p>
             <w:pPr>
@@ -13110,6 +13143,7 @@
         <w:tc>
           <w:tcPr>
             <w:tcW w:w="1132" w:type="pct"/>
+            <w:tcMar/>
           </w:tcPr>
           <w:p>
             <w:pPr>
@@ -13138,6 +13172,7 @@
         <w:tc>
           <w:tcPr>
             <w:tcW w:w="1570" w:type="pct"/>
+            <w:tcMar/>
           </w:tcPr>
           <w:p>
             <w:pPr>
@@ -13160,6 +13195,7 @@
         <w:tc>
           <w:tcPr>
             <w:tcW w:w="2298" w:type="pct"/>
+            <w:tcMar/>
           </w:tcPr>
           <w:p>
             <w:pPr>
@@ -13182,6 +13218,7 @@
         <w:tc>
           <w:tcPr>
             <w:tcW w:w="1132" w:type="pct"/>
+            <w:tcMar/>
           </w:tcPr>
           <w:p>
             <w:pPr>
@@ -13210,6 +13247,7 @@
         <w:tc>
           <w:tcPr>
             <w:tcW w:w="1570" w:type="pct"/>
+            <w:tcMar/>
           </w:tcPr>
           <w:p>
             <w:pPr>
@@ -13232,6 +13270,7 @@
         <w:tc>
           <w:tcPr>
             <w:tcW w:w="2298" w:type="pct"/>
+            <w:tcMar/>
           </w:tcPr>
           <w:p>
             <w:pPr>
@@ -13246,6 +13285,7 @@
         <w:tc>
           <w:tcPr>
             <w:tcW w:w="1132" w:type="pct"/>
+            <w:tcMar/>
           </w:tcPr>
           <w:p>
             <w:pPr>
@@ -29355,7 +29395,7 @@
       </w:pPr>
       <w:r>
         <w:drawing>
-          <wp:inline wp14:editId="1710D35A" wp14:anchorId="6B28BE02">
+          <wp:inline wp14:editId="15A644E4" wp14:anchorId="6B28BE02">
             <wp:extent cx="6486525" cy="2609850"/>
             <wp:effectExtent l="0" t="0" r="0" b="0"/>
             <wp:docPr id="1901082711" name="drawing"/>
@@ -29404,10 +29444,10 @@
       </w:pPr>
       <w:r>
         <w:drawing>
-          <wp:inline wp14:editId="46ED158F" wp14:anchorId="3E8F0E27">
-            <wp:extent cx="6486525" cy="5086350"/>
+          <wp:inline wp14:editId="1AFAC604" wp14:anchorId="1EE07DF0">
+            <wp:extent cx="6566688" cy="4979136"/>
             <wp:effectExtent l="0" t="0" r="0" b="0"/>
-            <wp:docPr id="185302053" name="drawing"/>
+            <wp:docPr id="544693952" name="drawing"/>
             <wp:cNvGraphicFramePr>
               <a:graphicFrameLocks noChangeAspect="1"/>
             </wp:cNvGraphicFramePr>
@@ -29415,11 +29455,11 @@
               <a:graphicData xmlns:a="http://schemas.openxmlformats.org/drawingml/2006/main" uri="http://schemas.openxmlformats.org/drawingml/2006/picture">
                 <pic:pic xmlns:pic="http://schemas.openxmlformats.org/drawingml/2006/picture">
                   <pic:nvPicPr>
-                    <pic:cNvPr id="185302053" name="Picture 185302053"/>
+                    <pic:cNvPr id="544693952" name="Picture 544693952"/>
                     <pic:cNvPicPr/>
                   </pic:nvPicPr>
                   <pic:blipFill>
-                    <a:blip xmlns:r="http://schemas.openxmlformats.org/officeDocument/2006/relationships" r:embed="rId1267697041">
+                    <a:blip xmlns:r="http://schemas.openxmlformats.org/officeDocument/2006/relationships" r:embed="rId581697885">
                       <a:extLst>
                         <a:ext uri="{28A0092B-C50C-407E-A947-70E740481C1C}">
                           <a14:useLocalDpi xmlns:a14="http://schemas.microsoft.com/office/drawing/2010/main"/>
@@ -29431,9 +29471,9 @@
                     </a:stretch>
                   </pic:blipFill>
                   <pic:spPr>
-                    <a:xfrm>
+                    <a:xfrm rot="0">
                       <a:off x="0" y="0"/>
-                      <a:ext cx="6486525" cy="5086350"/>
+                      <a:ext cx="6566688" cy="4979136"/>
                     </a:xfrm>
                     <a:prstGeom prst="rect">
                       <a:avLst/>

--- a/文件/系統手冊.docx
+++ b/文件/系統手冊.docx
@@ -1,6 +1,6 @@
 
 <file path=word/document.xml><?xml version="1.0" encoding="utf-8"?>
-<w:document xmlns:wpc="http://schemas.microsoft.com/office/word/2010/wordprocessingCanvas" xmlns:cx="http://schemas.microsoft.com/office/drawing/2014/chartex" xmlns:mc="http://schemas.openxmlformats.org/markup-compatibility/2006" xmlns:o="urn:schemas-microsoft-com:office:office" xmlns:r="http://schemas.openxmlformats.org/officeDocument/2006/relationships" xmlns:m="http://schemas.openxmlformats.org/officeDocument/2006/math" xmlns:v="urn:schemas-microsoft-com:vml" xmlns:wp14="http://schemas.microsoft.com/office/word/2010/wordprocessingDrawing" xmlns:wp="http://schemas.openxmlformats.org/drawingml/2006/wordprocessingDrawing" xmlns:w10="urn:schemas-microsoft-com:office:word" xmlns:w="http://schemas.openxmlformats.org/wordprocessingml/2006/main" xmlns:w14="http://schemas.microsoft.com/office/word/2010/wordml" xmlns:w15="http://schemas.microsoft.com/office/word/2012/wordml" xmlns:w16se="http://schemas.microsoft.com/office/word/2015/wordml/symex" xmlns:wpg="http://schemas.microsoft.com/office/word/2010/wordprocessingGroup" xmlns:wpi="http://schemas.microsoft.com/office/word/2010/wordprocessingInk" xmlns:wne="http://schemas.microsoft.com/office/word/2006/wordml" xmlns:wps="http://schemas.microsoft.com/office/word/2010/wordprocessingShape" mc:Ignorable="w14 w15 w16se wp14">
+<w:document xmlns:wpc="http://schemas.microsoft.com/office/word/2010/wordprocessingCanvas" xmlns:cx="http://schemas.microsoft.com/office/drawing/2014/chartex" xmlns:cx1="http://schemas.microsoft.com/office/drawing/2015/9/8/chartex" xmlns:cx2="http://schemas.microsoft.com/office/drawing/2015/10/21/chartex" xmlns:cx3="http://schemas.microsoft.com/office/drawing/2016/5/9/chartex" xmlns:cx4="http://schemas.microsoft.com/office/drawing/2016/5/10/chartex" xmlns:cx5="http://schemas.microsoft.com/office/drawing/2016/5/11/chartex" xmlns:cx6="http://schemas.microsoft.com/office/drawing/2016/5/12/chartex" xmlns:cx7="http://schemas.microsoft.com/office/drawing/2016/5/13/chartex" xmlns:cx8="http://schemas.microsoft.com/office/drawing/2016/5/14/chartex" xmlns:mc="http://schemas.openxmlformats.org/markup-compatibility/2006" xmlns:aink="http://schemas.microsoft.com/office/drawing/2016/ink" xmlns:am3d="http://schemas.microsoft.com/office/drawing/2017/model3d" xmlns:o="urn:schemas-microsoft-com:office:office" xmlns:oel="http://schemas.microsoft.com/office/2019/extlst" xmlns:r="http://schemas.openxmlformats.org/officeDocument/2006/relationships" xmlns:m="http://schemas.openxmlformats.org/officeDocument/2006/math" xmlns:v="urn:schemas-microsoft-com:vml" xmlns:wp14="http://schemas.microsoft.com/office/word/2010/wordprocessingDrawing" xmlns:wp="http://schemas.openxmlformats.org/drawingml/2006/wordprocessingDrawing" xmlns:w10="urn:schemas-microsoft-com:office:word" xmlns:w="http://schemas.openxmlformats.org/wordprocessingml/2006/main" xmlns:w14="http://schemas.microsoft.com/office/word/2010/wordml" xmlns:w15="http://schemas.microsoft.com/office/word/2012/wordml" xmlns:w16cex="http://schemas.microsoft.com/office/word/2018/wordml/cex" xmlns:w16cid="http://schemas.microsoft.com/office/word/2016/wordml/cid" xmlns:w16="http://schemas.microsoft.com/office/word/2018/wordml" xmlns:w16du="http://schemas.microsoft.com/office/word/2023/wordml/word16du" xmlns:w16sdtdh="http://schemas.microsoft.com/office/word/2020/wordml/sdtdatahash" xmlns:w16sdtfl="http://schemas.microsoft.com/office/word/2024/wordml/sdtformatlock" xmlns:w16se="http://schemas.microsoft.com/office/word/2015/wordml/symex" xmlns:wpg="http://schemas.microsoft.com/office/word/2010/wordprocessingGroup" xmlns:wpi="http://schemas.microsoft.com/office/word/2010/wordprocessingInk" xmlns:wne="http://schemas.microsoft.com/office/word/2006/wordml" xmlns:wps="http://schemas.microsoft.com/office/word/2010/wordprocessingShape" mc:Ignorable="w14 w15 w16se w16cid w16 w16cex w16sdtdh w16sdtfl w16du wp14">
   <w:body>
     <w:p>
       <w:pPr>
@@ -16,23 +16,7 @@
           <w:rFonts w:eastAsia="標楷體" w:hint="eastAsia"/>
           <w:sz w:val="72"/>
         </w:rPr>
-        <w:t>國立</w:t>
-      </w:r>
-      <w:proofErr w:type="gramStart"/>
-      <w:r>
-        <w:rPr>
-          <w:rFonts w:eastAsia="標楷體" w:hint="eastAsia"/>
-          <w:sz w:val="72"/>
-        </w:rPr>
-        <w:t>臺</w:t>
-      </w:r>
-      <w:proofErr w:type="gramEnd"/>
-      <w:r>
-        <w:rPr>
-          <w:rFonts w:eastAsia="標楷體" w:hint="eastAsia"/>
-          <w:sz w:val="72"/>
-        </w:rPr>
-        <w:t>北商業大學</w:t>
+        <w:t>國立臺北商業大學</w:t>
       </w:r>
     </w:p>
     <w:p>
@@ -130,7 +114,6 @@
         </w:rPr>
         <w:t>115</w:t>
       </w:r>
-      <w:proofErr w:type="gramStart"/>
       <w:r>
         <w:rPr>
           <w:rFonts w:eastAsia="標楷體" w:cs="Arial"/>
@@ -138,7 +121,6 @@
         </w:rPr>
         <w:t>’</w:t>
       </w:r>
-      <w:proofErr w:type="gramEnd"/>
       <w:r>
         <w:rPr>
           <w:rFonts w:eastAsia="標楷體" w:hint="eastAsia"/>
@@ -403,7 +385,6 @@
         </w:rPr>
         <w:t>目：</w:t>
       </w:r>
-      <w:proofErr w:type="spellStart"/>
       <w:r>
         <w:rPr>
           <w:rFonts w:eastAsia="標楷體" w:hint="eastAsia"/>
@@ -413,7 +394,6 @@
         </w:rPr>
         <w:t>RiskGenie</w:t>
       </w:r>
-      <w:proofErr w:type="spellEnd"/>
       <w:r>
         <w:rPr>
           <w:rFonts w:eastAsia="標楷體" w:hint="eastAsia"/>
@@ -503,9 +483,22 @@
           <w:bCs/>
           <w:sz w:val="40"/>
         </w:rPr>
-        <w:t>顏</w:t>
-      </w:r>
-      <w:proofErr w:type="gramStart"/>
+        <w:t>顏珮倪</w:t>
+      </w:r>
+    </w:p>
+    <w:p>
+      <w:pPr>
+        <w:snapToGrid w:val="0"/>
+        <w:spacing w:line="360" w:lineRule="auto"/>
+        <w:ind w:left="360"/>
+        <w:jc w:val="both"/>
+        <w:rPr>
+          <w:rFonts w:eastAsia="標楷體"/>
+          <w:b/>
+          <w:bCs/>
+          <w:sz w:val="40"/>
+        </w:rPr>
+      </w:pPr>
       <w:r>
         <w:rPr>
           <w:rFonts w:eastAsia="標楷體" w:hint="eastAsia"/>
@@ -513,15 +506,68 @@
           <w:bCs/>
           <w:sz w:val="40"/>
         </w:rPr>
-        <w:t>珮倪</w:t>
-      </w:r>
-      <w:proofErr w:type="gramEnd"/>
+        <w:t>組</w:t>
+      </w:r>
+      <w:r>
+        <w:rPr>
+          <w:rFonts w:eastAsia="標楷體" w:hint="eastAsia"/>
+          <w:b/>
+          <w:bCs/>
+          <w:sz w:val="40"/>
+        </w:rPr>
+        <w:t xml:space="preserve">    </w:t>
+      </w:r>
+      <w:r>
+        <w:rPr>
+          <w:rFonts w:eastAsia="標楷體" w:hint="eastAsia"/>
+          <w:b/>
+          <w:bCs/>
+          <w:sz w:val="40"/>
+        </w:rPr>
+        <w:t>員：</w:t>
+      </w:r>
+      <w:r>
+        <w:rPr>
+          <w:rFonts w:eastAsia="標楷體" w:hint="eastAsia"/>
+          <w:b/>
+          <w:bCs/>
+          <w:sz w:val="40"/>
+        </w:rPr>
+        <w:t>11436008</w:t>
+      </w:r>
+      <w:r>
+        <w:rPr>
+          <w:rFonts w:eastAsia="標楷體" w:hint="eastAsia"/>
+          <w:b/>
+          <w:bCs/>
+          <w:sz w:val="40"/>
+        </w:rPr>
+        <w:t>林紀媗</w:t>
+      </w:r>
+      <w:r>
+        <w:rPr>
+          <w:rFonts w:eastAsia="標楷體" w:hint="eastAsia"/>
+          <w:b/>
+          <w:bCs/>
+          <w:sz w:val="40"/>
+        </w:rPr>
+        <w:t xml:space="preserve"> 11436010</w:t>
+      </w:r>
+      <w:r>
+        <w:rPr>
+          <w:rFonts w:eastAsia="標楷體" w:hint="eastAsia"/>
+          <w:b/>
+          <w:bCs/>
+          <w:sz w:val="40"/>
+        </w:rPr>
+        <w:t>李昕縈</w:t>
+      </w:r>
     </w:p>
     <w:p>
       <w:pPr>
         <w:snapToGrid w:val="0"/>
         <w:spacing w:line="360" w:lineRule="auto"/>
-        <w:ind w:left="360"/>
+        <w:ind w:leftChars="990" w:left="2376"/>
         <w:jc w:val="both"/>
         <w:rPr>
           <w:rFonts w:eastAsia="標楷體"/>
@@ -537,7 +583,7 @@
           <w:bCs/>
           <w:sz w:val="40"/>
         </w:rPr>
-        <w:t>組</w:t>
+        <w:t>11436021</w:t>
       </w:r>
       <w:r>
         <w:rPr>
@@ -546,118 +592,8 @@
           <w:bCs/>
           <w:sz w:val="40"/>
         </w:rPr>
-        <w:t xml:space="preserve">    </w:t>
-      </w:r>
-      <w:r>
-        <w:rPr>
-          <w:rFonts w:eastAsia="標楷體" w:hint="eastAsia"/>
-          <w:b/>
-          <w:bCs/>
-          <w:sz w:val="40"/>
-        </w:rPr>
-        <w:t>員：</w:t>
-      </w:r>
-      <w:r>
-        <w:rPr>
-          <w:rFonts w:eastAsia="標楷體" w:hint="eastAsia"/>
-          <w:b/>
-          <w:bCs/>
-          <w:sz w:val="40"/>
-        </w:rPr>
-        <w:t>11436008</w:t>
-      </w:r>
-      <w:r>
-        <w:rPr>
-          <w:rFonts w:eastAsia="標楷體" w:hint="eastAsia"/>
-          <w:b/>
-          <w:bCs/>
-          <w:sz w:val="40"/>
-        </w:rPr>
-        <w:t>林紀</w:t>
-      </w:r>
-      <w:proofErr w:type="gramStart"/>
-      <w:r>
-        <w:rPr>
-          <w:rFonts w:eastAsia="標楷體" w:hint="eastAsia"/>
-          <w:b/>
-          <w:bCs/>
-          <w:sz w:val="40"/>
-        </w:rPr>
-        <w:t>媗</w:t>
-      </w:r>
-      <w:proofErr w:type="gramEnd"/>
-      <w:r>
-        <w:rPr>
-          <w:rFonts w:eastAsia="標楷體" w:hint="eastAsia"/>
-          <w:b/>
-          <w:bCs/>
-          <w:sz w:val="40"/>
-        </w:rPr>
-        <w:t xml:space="preserve"> 11436010</w:t>
-      </w:r>
-      <w:r>
-        <w:rPr>
-          <w:rFonts w:eastAsia="標楷體" w:hint="eastAsia"/>
-          <w:b/>
-          <w:bCs/>
-          <w:sz w:val="40"/>
-        </w:rPr>
-        <w:t>李昕</w:t>
-      </w:r>
-      <w:proofErr w:type="gramStart"/>
-      <w:r>
-        <w:rPr>
-          <w:rFonts w:eastAsia="標楷體" w:hint="eastAsia"/>
-          <w:b/>
-          <w:bCs/>
-          <w:sz w:val="40"/>
-        </w:rPr>
-        <w:t>縈</w:t>
-      </w:r>
-      <w:proofErr w:type="gramEnd"/>
-    </w:p>
-    <w:p>
-      <w:pPr>
-        <w:snapToGrid w:val="0"/>
-        <w:spacing w:line="360" w:lineRule="auto"/>
-        <w:ind w:leftChars="990" w:left="2376"/>
-        <w:jc w:val="both"/>
-        <w:rPr>
-          <w:rFonts w:eastAsia="標楷體"/>
-          <w:b/>
-          <w:bCs/>
-          <w:sz w:val="40"/>
-        </w:rPr>
-      </w:pPr>
-      <w:r>
-        <w:rPr>
-          <w:rFonts w:eastAsia="標楷體" w:hint="eastAsia"/>
-          <w:b/>
-          <w:bCs/>
-          <w:sz w:val="40"/>
-        </w:rPr>
-        <w:t>11436021</w:t>
-      </w:r>
-      <w:r>
-        <w:rPr>
-          <w:rFonts w:eastAsia="標楷體" w:hint="eastAsia"/>
-          <w:b/>
-          <w:bCs/>
-          <w:sz w:val="40"/>
-        </w:rPr>
-        <w:t>黃翊</w:t>
-      </w:r>
-      <w:proofErr w:type="gramStart"/>
-      <w:r>
-        <w:rPr>
-          <w:rFonts w:eastAsia="標楷體" w:hint="eastAsia"/>
-          <w:b/>
-          <w:bCs/>
-          <w:sz w:val="40"/>
-        </w:rPr>
-        <w:t>甄</w:t>
-      </w:r>
-      <w:proofErr w:type="gramEnd"/>
+        <w:t>黃翊甄</w:t>
+      </w:r>
       <w:r>
         <w:rPr>
           <w:rFonts w:eastAsia="標楷體" w:hint="eastAsia"/>
@@ -931,7 +867,7 @@
         </w:rPr>
         <w:fldChar w:fldCharType="separate"/>
       </w:r>
-      <w:hyperlink w:anchor="_Toc231221020" w:history="1">
+      <w:hyperlink w:anchor="_Toc231246522" w:history="1">
         <w:r>
           <w:rPr>
             <w:rStyle w:val="af6"/>
@@ -997,7 +933,7 @@
             <w:sz w:val="32"/>
             <w:szCs w:val="32"/>
           </w:rPr>
-          <w:instrText xml:space="preserve"> PAGEREF _Toc231221020 \h </w:instrText>
+          <w:instrText xml:space="preserve"> PAGEREF _Toc231246522 \h </w:instrText>
         </w:r>
         <w:r>
           <w:rPr>
@@ -1043,7 +979,7 @@
           <w14:ligatures w14:val="standardContextual"/>
         </w:rPr>
       </w:pPr>
-      <w:hyperlink w:anchor="_Toc231221021" w:history="1">
+      <w:hyperlink w:anchor="_Toc231246523" w:history="1">
         <w:r>
           <w:rPr>
             <w:rStyle w:val="af6"/>
@@ -1084,7 +1020,7 @@
             <w:bCs w:val="0"/>
             <w:webHidden/>
           </w:rPr>
-          <w:instrText xml:space="preserve"> PAGEREF _Toc231221021 \h </w:instrText>
+          <w:instrText xml:space="preserve"> PAGEREF _Toc231246523 \h </w:instrText>
         </w:r>
         <w:r>
           <w:rPr>
@@ -1130,7 +1066,7 @@
           <w14:ligatures w14:val="standardContextual"/>
         </w:rPr>
       </w:pPr>
-      <w:hyperlink w:anchor="_Toc231221022" w:history="1">
+      <w:hyperlink w:anchor="_Toc231246524" w:history="1">
         <w:r>
           <w:rPr>
             <w:rStyle w:val="af6"/>
@@ -1171,7 +1107,7 @@
             <w:bCs w:val="0"/>
             <w:webHidden/>
           </w:rPr>
-          <w:instrText xml:space="preserve"> PAGEREF _Toc231221022 \h </w:instrText>
+          <w:instrText xml:space="preserve"> PAGEREF _Toc231246524 \h </w:instrText>
         </w:r>
         <w:r>
           <w:rPr>
@@ -1217,7 +1153,7 @@
           <w14:ligatures w14:val="standardContextual"/>
         </w:rPr>
       </w:pPr>
-      <w:hyperlink w:anchor="_Toc231221023" w:history="1">
+      <w:hyperlink w:anchor="_Toc231246525" w:history="1">
         <w:r>
           <w:rPr>
             <w:rStyle w:val="af6"/>
@@ -1258,7 +1194,7 @@
             <w:bCs w:val="0"/>
             <w:webHidden/>
           </w:rPr>
-          <w:instrText xml:space="preserve"> PAGEREF _Toc231221023 \h </w:instrText>
+          <w:instrText xml:space="preserve"> PAGEREF _Toc231246525 \h </w:instrText>
         </w:r>
         <w:r>
           <w:rPr>
@@ -1304,7 +1240,7 @@
           <w14:ligatures w14:val="standardContextual"/>
         </w:rPr>
       </w:pPr>
-      <w:hyperlink w:anchor="_Toc231221024" w:history="1">
+      <w:hyperlink w:anchor="_Toc231246526" w:history="1">
         <w:r>
           <w:rPr>
             <w:rStyle w:val="af6"/>
@@ -1345,7 +1281,7 @@
             <w:bCs w:val="0"/>
             <w:webHidden/>
           </w:rPr>
-          <w:instrText xml:space="preserve"> PAGEREF _Toc231221024 \h </w:instrText>
+          <w:instrText xml:space="preserve"> PAGEREF _Toc231246526 \h </w:instrText>
         </w:r>
         <w:r>
           <w:rPr>
@@ -1392,7 +1328,7 @@
           <w14:ligatures w14:val="standardContextual"/>
         </w:rPr>
       </w:pPr>
-      <w:hyperlink w:anchor="_Toc231221025" w:history="1">
+      <w:hyperlink w:anchor="_Toc231246527" w:history="1">
         <w:r>
           <w:rPr>
             <w:rStyle w:val="af6"/>
@@ -1460,7 +1396,7 @@
             <w:sz w:val="32"/>
             <w:szCs w:val="32"/>
           </w:rPr>
-          <w:instrText xml:space="preserve"> PAGEREF _Toc231221025 \h </w:instrText>
+          <w:instrText xml:space="preserve"> PAGEREF _Toc231246527 \h </w:instrText>
         </w:r>
         <w:r>
           <w:rPr>
@@ -1506,7 +1442,7 @@
           <w14:ligatures w14:val="standardContextual"/>
         </w:rPr>
       </w:pPr>
-      <w:hyperlink w:anchor="_Toc231221026" w:history="1">
+      <w:hyperlink w:anchor="_Toc231246528" w:history="1">
         <w:r>
           <w:rPr>
             <w:rStyle w:val="af6"/>
@@ -1547,7 +1483,7 @@
             <w:bCs w:val="0"/>
             <w:webHidden/>
           </w:rPr>
-          <w:instrText xml:space="preserve"> PAGEREF _Toc231221026 \h </w:instrText>
+          <w:instrText xml:space="preserve"> PAGEREF _Toc231246528 \h </w:instrText>
         </w:r>
         <w:r>
           <w:rPr>
@@ -1593,7 +1529,7 @@
           <w14:ligatures w14:val="standardContextual"/>
         </w:rPr>
       </w:pPr>
-      <w:hyperlink w:anchor="_Toc231221027" w:history="1">
+      <w:hyperlink w:anchor="_Toc231246529" w:history="1">
         <w:r>
           <w:rPr>
             <w:rStyle w:val="af6"/>
@@ -1634,7 +1570,7 @@
             <w:bCs w:val="0"/>
             <w:webHidden/>
           </w:rPr>
-          <w:instrText xml:space="preserve"> PAGEREF _Toc231221027 \h </w:instrText>
+          <w:instrText xml:space="preserve"> PAGEREF _Toc231246529 \h </w:instrText>
         </w:r>
         <w:r>
           <w:rPr>
@@ -1680,7 +1616,7 @@
           <w14:ligatures w14:val="standardContextual"/>
         </w:rPr>
       </w:pPr>
-      <w:hyperlink w:anchor="_Toc231221028" w:history="1">
+      <w:hyperlink w:anchor="_Toc231246530" w:history="1">
         <w:r>
           <w:rPr>
             <w:rStyle w:val="af6"/>
@@ -1730,7 +1666,7 @@
             <w:bCs w:val="0"/>
             <w:webHidden/>
           </w:rPr>
-          <w:instrText xml:space="preserve"> PAGEREF _Toc231221028 \h </w:instrText>
+          <w:instrText xml:space="preserve"> PAGEREF _Toc231246530 \h </w:instrText>
         </w:r>
         <w:r>
           <w:rPr>
@@ -1776,7 +1712,7 @@
           <w14:ligatures w14:val="standardContextual"/>
         </w:rPr>
       </w:pPr>
-      <w:hyperlink w:anchor="_Toc231221029" w:history="1">
+      <w:hyperlink w:anchor="_Toc231246531" w:history="1">
         <w:r>
           <w:rPr>
             <w:rStyle w:val="af6"/>
@@ -1826,7 +1762,7 @@
             <w:bCs w:val="0"/>
             <w:webHidden/>
           </w:rPr>
-          <w:instrText xml:space="preserve"> PAGEREF _Toc231221029 \h </w:instrText>
+          <w:instrText xml:space="preserve"> PAGEREF _Toc231246531 \h </w:instrText>
         </w:r>
         <w:r>
           <w:rPr>
@@ -1873,7 +1809,7 @@
           <w14:ligatures w14:val="standardContextual"/>
         </w:rPr>
       </w:pPr>
-      <w:hyperlink w:anchor="_Toc231221030" w:history="1">
+      <w:hyperlink w:anchor="_Toc231246532" w:history="1">
         <w:r>
           <w:rPr>
             <w:rStyle w:val="af6"/>
@@ -1941,7 +1877,7 @@
             <w:sz w:val="32"/>
             <w:szCs w:val="32"/>
           </w:rPr>
-          <w:instrText xml:space="preserve"> PAGEREF _Toc231221030 \h </w:instrText>
+          <w:instrText xml:space="preserve"> PAGEREF _Toc231246532 \h </w:instrText>
         </w:r>
         <w:r>
           <w:rPr>
@@ -1987,7 +1923,7 @@
           <w14:ligatures w14:val="standardContextual"/>
         </w:rPr>
       </w:pPr>
-      <w:hyperlink w:anchor="_Toc231221031" w:history="1">
+      <w:hyperlink w:anchor="_Toc231246533" w:history="1">
         <w:r>
           <w:rPr>
             <w:rStyle w:val="af6"/>
@@ -2028,7 +1964,7 @@
             <w:bCs w:val="0"/>
             <w:webHidden/>
           </w:rPr>
-          <w:instrText xml:space="preserve"> PAGEREF _Toc231221031 \h </w:instrText>
+          <w:instrText xml:space="preserve"> PAGEREF _Toc231246533 \h </w:instrText>
         </w:r>
         <w:r>
           <w:rPr>
@@ -2074,7 +2010,7 @@
           <w14:ligatures w14:val="standardContextual"/>
         </w:rPr>
       </w:pPr>
-      <w:hyperlink w:anchor="_Toc231221032" w:history="1">
+      <w:hyperlink w:anchor="_Toc231246534" w:history="1">
         <w:r>
           <w:rPr>
             <w:rStyle w:val="af6"/>
@@ -2115,7 +2051,7 @@
             <w:bCs w:val="0"/>
             <w:webHidden/>
           </w:rPr>
-          <w:instrText xml:space="preserve"> PAGEREF _Toc231221032 \h </w:instrText>
+          <w:instrText xml:space="preserve"> PAGEREF _Toc231246534 \h </w:instrText>
         </w:r>
         <w:r>
           <w:rPr>
@@ -2161,7 +2097,7 @@
           <w14:ligatures w14:val="standardContextual"/>
         </w:rPr>
       </w:pPr>
-      <w:hyperlink w:anchor="_Toc231221033" w:history="1">
+      <w:hyperlink w:anchor="_Toc231246535" w:history="1">
         <w:r>
           <w:rPr>
             <w:rStyle w:val="af6"/>
@@ -2202,7 +2138,7 @@
             <w:bCs w:val="0"/>
             <w:webHidden/>
           </w:rPr>
-          <w:instrText xml:space="preserve"> PAGEREF _Toc231221033 \h </w:instrText>
+          <w:instrText xml:space="preserve"> PAGEREF _Toc231246535 \h </w:instrText>
         </w:r>
         <w:r>
           <w:rPr>
@@ -2249,7 +2185,7 @@
           <w14:ligatures w14:val="standardContextual"/>
         </w:rPr>
       </w:pPr>
-      <w:hyperlink w:anchor="_Toc231221034" w:history="1">
+      <w:hyperlink w:anchor="_Toc231246536" w:history="1">
         <w:r>
           <w:rPr>
             <w:rStyle w:val="af6"/>
@@ -2317,7 +2253,7 @@
             <w:sz w:val="32"/>
             <w:szCs w:val="32"/>
           </w:rPr>
-          <w:instrText xml:space="preserve"> PAGEREF _Toc231221034 \h </w:instrText>
+          <w:instrText xml:space="preserve"> PAGEREF _Toc231246536 \h </w:instrText>
         </w:r>
         <w:r>
           <w:rPr>
@@ -2340,7 +2276,7 @@
             <w:sz w:val="32"/>
             <w:szCs w:val="32"/>
           </w:rPr>
-          <w:t>18</w:t>
+          <w:t>19</w:t>
         </w:r>
         <w:r>
           <w:rPr>
@@ -2363,7 +2299,7 @@
           <w14:ligatures w14:val="standardContextual"/>
         </w:rPr>
       </w:pPr>
-      <w:hyperlink w:anchor="_Toc231221035" w:history="1">
+      <w:hyperlink w:anchor="_Toc231246537" w:history="1">
         <w:r>
           <w:rPr>
             <w:rStyle w:val="af6"/>
@@ -2404,7 +2340,7 @@
             <w:bCs w:val="0"/>
             <w:webHidden/>
           </w:rPr>
-          <w:instrText xml:space="preserve"> PAGEREF _Toc231221035 \h </w:instrText>
+          <w:instrText xml:space="preserve"> PAGEREF _Toc231246537 \h </w:instrText>
         </w:r>
         <w:r>
           <w:rPr>
@@ -2427,7 +2363,7 @@
             <w:bCs w:val="0"/>
             <w:webHidden/>
           </w:rPr>
-          <w:t>18</w:t>
+          <w:t>19</w:t>
         </w:r>
         <w:r>
           <w:rPr>
@@ -2450,7 +2386,7 @@
           <w14:ligatures w14:val="standardContextual"/>
         </w:rPr>
       </w:pPr>
-      <w:hyperlink w:anchor="_Toc231221036" w:history="1">
+      <w:hyperlink w:anchor="_Toc231246538" w:history="1">
         <w:r>
           <w:rPr>
             <w:rStyle w:val="af6"/>
@@ -2491,7 +2427,7 @@
             <w:bCs w:val="0"/>
             <w:webHidden/>
           </w:rPr>
-          <w:instrText xml:space="preserve"> PAGEREF _Toc231221036 \h </w:instrText>
+          <w:instrText xml:space="preserve"> PAGEREF _Toc231246538 \h </w:instrText>
         </w:r>
         <w:r>
           <w:rPr>
@@ -2514,7 +2450,7 @@
             <w:bCs w:val="0"/>
             <w:webHidden/>
           </w:rPr>
-          <w:t>18</w:t>
+          <w:t>19</w:t>
         </w:r>
         <w:r>
           <w:rPr>
@@ -2537,7 +2473,7 @@
           <w14:ligatures w14:val="standardContextual"/>
         </w:rPr>
       </w:pPr>
-      <w:hyperlink w:anchor="_Toc231221037" w:history="1">
+      <w:hyperlink w:anchor="_Toc231246539" w:history="1">
         <w:r>
           <w:rPr>
             <w:rStyle w:val="af6"/>
@@ -2596,7 +2532,7 @@
             <w:bCs w:val="0"/>
             <w:webHidden/>
           </w:rPr>
-          <w:instrText xml:space="preserve"> PAGEREF _Toc231221037 \h </w:instrText>
+          <w:instrText xml:space="preserve"> PAGEREF _Toc231246539 \h </w:instrText>
         </w:r>
         <w:r>
           <w:rPr>
@@ -2619,7 +2555,7 @@
             <w:bCs w:val="0"/>
             <w:webHidden/>
           </w:rPr>
-          <w:t>21</w:t>
+          <w:t>22</w:t>
         </w:r>
         <w:r>
           <w:rPr>
@@ -2643,7 +2579,7 @@
           <w14:ligatures w14:val="standardContextual"/>
         </w:rPr>
       </w:pPr>
-      <w:hyperlink w:anchor="_Toc231221038" w:history="1">
+      <w:hyperlink w:anchor="_Toc231246540" w:history="1">
         <w:r>
           <w:rPr>
             <w:rStyle w:val="af6"/>
@@ -2711,7 +2647,7 @@
             <w:sz w:val="32"/>
             <w:szCs w:val="32"/>
           </w:rPr>
-          <w:instrText xml:space="preserve"> PAGEREF _Toc231221038 \h </w:instrText>
+          <w:instrText xml:space="preserve"> PAGEREF _Toc231246540 \h </w:instrText>
         </w:r>
         <w:r>
           <w:rPr>
@@ -2734,7 +2670,7 @@
             <w:sz w:val="32"/>
             <w:szCs w:val="32"/>
           </w:rPr>
-          <w:t>22</w:t>
+          <w:t>23</w:t>
         </w:r>
         <w:r>
           <w:rPr>
@@ -2757,7 +2693,7 @@
           <w14:ligatures w14:val="standardContextual"/>
         </w:rPr>
       </w:pPr>
-      <w:hyperlink w:anchor="_Toc231221039" w:history="1">
+      <w:hyperlink w:anchor="_Toc231246541" w:history="1">
         <w:r>
           <w:rPr>
             <w:rStyle w:val="af6"/>
@@ -2798,7 +2734,7 @@
             <w:bCs w:val="0"/>
             <w:webHidden/>
           </w:rPr>
-          <w:instrText xml:space="preserve"> PAGEREF _Toc231221039 \h </w:instrText>
+          <w:instrText xml:space="preserve"> PAGEREF _Toc231246541 \h </w:instrText>
         </w:r>
         <w:r>
           <w:rPr>
@@ -2821,7 +2757,7 @@
             <w:bCs w:val="0"/>
             <w:webHidden/>
           </w:rPr>
-          <w:t>22</w:t>
+          <w:t>23</w:t>
         </w:r>
         <w:r>
           <w:rPr>
@@ -2844,7 +2780,7 @@
           <w14:ligatures w14:val="standardContextual"/>
         </w:rPr>
       </w:pPr>
-      <w:hyperlink w:anchor="_Toc231221040" w:history="1">
+      <w:hyperlink w:anchor="_Toc231246542" w:history="1">
         <w:r>
           <w:rPr>
             <w:rStyle w:val="af6"/>
@@ -2885,7 +2821,7 @@
             <w:bCs w:val="0"/>
             <w:webHidden/>
           </w:rPr>
-          <w:instrText xml:space="preserve"> PAGEREF _Toc231221040 \h </w:instrText>
+          <w:instrText xml:space="preserve"> PAGEREF _Toc231246542 \h </w:instrText>
         </w:r>
         <w:r>
           <w:rPr>
@@ -2908,7 +2844,7 @@
             <w:bCs w:val="0"/>
             <w:webHidden/>
           </w:rPr>
-          <w:t>24</w:t>
+          <w:t>25</w:t>
         </w:r>
         <w:r>
           <w:rPr>
@@ -2931,7 +2867,7 @@
           <w14:ligatures w14:val="standardContextual"/>
         </w:rPr>
       </w:pPr>
-      <w:hyperlink w:anchor="_Toc231221041" w:history="1">
+      <w:hyperlink w:anchor="_Toc231246543" w:history="1">
         <w:r>
           <w:rPr>
             <w:rStyle w:val="af6"/>
@@ -2972,7 +2908,7 @@
             <w:bCs w:val="0"/>
             <w:webHidden/>
           </w:rPr>
-          <w:instrText xml:space="preserve"> PAGEREF _Toc231221041 \h </w:instrText>
+          <w:instrText xml:space="preserve"> PAGEREF _Toc231246543 \h </w:instrText>
         </w:r>
         <w:r>
           <w:rPr>
@@ -2995,7 +2931,7 @@
             <w:bCs w:val="0"/>
             <w:webHidden/>
           </w:rPr>
-          <w:t>38</w:t>
+          <w:t>39</w:t>
         </w:r>
         <w:r>
           <w:rPr>
@@ -3019,7 +2955,7 @@
           <w14:ligatures w14:val="standardContextual"/>
         </w:rPr>
       </w:pPr>
-      <w:hyperlink w:anchor="_Toc231221042" w:history="1">
+      <w:hyperlink w:anchor="_Toc231246544" w:history="1">
         <w:r>
           <w:rPr>
             <w:rStyle w:val="af6"/>
@@ -3087,7 +3023,7 @@
             <w:sz w:val="32"/>
             <w:szCs w:val="32"/>
           </w:rPr>
-          <w:instrText xml:space="preserve"> PAGEREF _Toc231221042 \h </w:instrText>
+          <w:instrText xml:space="preserve"> PAGEREF _Toc231246544 \h </w:instrText>
         </w:r>
         <w:r>
           <w:rPr>
@@ -3110,7 +3046,7 @@
             <w:sz w:val="32"/>
             <w:szCs w:val="32"/>
           </w:rPr>
-          <w:t>39</w:t>
+          <w:t>40</w:t>
         </w:r>
         <w:r>
           <w:rPr>
@@ -3133,7 +3069,7 @@
           <w14:ligatures w14:val="standardContextual"/>
         </w:rPr>
       </w:pPr>
-      <w:hyperlink w:anchor="_Toc231221043" w:history="1">
+      <w:hyperlink w:anchor="_Toc231246545" w:history="1">
         <w:r>
           <w:rPr>
             <w:rStyle w:val="af6"/>
@@ -3174,7 +3110,7 @@
             <w:bCs w:val="0"/>
             <w:webHidden/>
           </w:rPr>
-          <w:instrText xml:space="preserve"> PAGEREF _Toc231221043 \h </w:instrText>
+          <w:instrText xml:space="preserve"> PAGEREF _Toc231246545 \h </w:instrText>
         </w:r>
         <w:r>
           <w:rPr>
@@ -3197,7 +3133,7 @@
             <w:bCs w:val="0"/>
             <w:webHidden/>
           </w:rPr>
-          <w:t>39</w:t>
+          <w:t>40</w:t>
         </w:r>
         <w:r>
           <w:rPr>
@@ -3220,7 +3156,7 @@
           <w14:ligatures w14:val="standardContextual"/>
         </w:rPr>
       </w:pPr>
-      <w:hyperlink w:anchor="_Toc231221044" w:history="1">
+      <w:hyperlink w:anchor="_Toc231246546" w:history="1">
         <w:r>
           <w:rPr>
             <w:rStyle w:val="af6"/>
@@ -3261,7 +3197,7 @@
             <w:bCs w:val="0"/>
             <w:webHidden/>
           </w:rPr>
-          <w:instrText xml:space="preserve"> PAGEREF _Toc231221044 \h </w:instrText>
+          <w:instrText xml:space="preserve"> PAGEREF _Toc231246546 \h </w:instrText>
         </w:r>
         <w:r>
           <w:rPr>
@@ -3284,7 +3220,7 @@
             <w:bCs w:val="0"/>
             <w:webHidden/>
           </w:rPr>
-          <w:t>47</w:t>
+          <w:t>48</w:t>
         </w:r>
         <w:r>
           <w:rPr>
@@ -3308,7 +3244,7 @@
           <w14:ligatures w14:val="standardContextual"/>
         </w:rPr>
       </w:pPr>
-      <w:hyperlink w:anchor="_Toc231221045" w:history="1">
+      <w:hyperlink w:anchor="_Toc231246547" w:history="1">
         <w:r>
           <w:rPr>
             <w:rStyle w:val="af6"/>
@@ -3376,7 +3312,7 @@
             <w:sz w:val="32"/>
             <w:szCs w:val="32"/>
           </w:rPr>
-          <w:instrText xml:space="preserve"> PAGEREF _Toc231221045 \h </w:instrText>
+          <w:instrText xml:space="preserve"> PAGEREF _Toc231246547 \h </w:instrText>
         </w:r>
         <w:r>
           <w:rPr>
@@ -3399,7 +3335,7 @@
             <w:sz w:val="32"/>
             <w:szCs w:val="32"/>
           </w:rPr>
-          <w:t>48</w:t>
+          <w:t>49</w:t>
         </w:r>
         <w:r>
           <w:rPr>
@@ -3422,24 +3358,23 @@
           <w14:ligatures w14:val="standardContextual"/>
         </w:rPr>
       </w:pPr>
-      <w:hyperlink w:anchor="_Toc231221046" w:history="1">
+      <w:hyperlink w:anchor="_Toc231246548" w:history="1">
         <w:r>
           <w:rPr>
             <w:rStyle w:val="af6"/>
-            <w:rFonts w:cs="標楷體"/>
             <w:b w:val="0"/>
             <w:bCs w:val="0"/>
           </w:rPr>
-          <w:t xml:space="preserve">7-3 </w:t>
+          <w:t>7-1</w:t>
         </w:r>
         <w:r>
           <w:rPr>
             <w:rStyle w:val="af6"/>
-            <w:rFonts w:cs="標楷體" w:hint="eastAsia"/>
+            <w:rFonts w:hint="eastAsia"/>
             <w:b w:val="0"/>
             <w:bCs w:val="0"/>
           </w:rPr>
-          <w:t>元件圖</w:t>
+          <w:t>佈署圖</w:t>
         </w:r>
         <w:r>
           <w:rPr>
@@ -3463,7 +3398,7 @@
             <w:bCs w:val="0"/>
             <w:webHidden/>
           </w:rPr>
-          <w:instrText xml:space="preserve"> PAGEREF _Toc231221046 \h </w:instrText>
+          <w:instrText xml:space="preserve"> PAGEREF _Toc231246548 \h </w:instrText>
         </w:r>
         <w:r>
           <w:rPr>
@@ -3509,7 +3444,93 @@
           <w14:ligatures w14:val="standardContextual"/>
         </w:rPr>
       </w:pPr>
-      <w:hyperlink w:anchor="_Toc231221047" w:history="1">
+      <w:hyperlink w:anchor="_Toc231246549" w:history="1">
+        <w:r>
+          <w:rPr>
+            <w:rStyle w:val="af6"/>
+            <w:b w:val="0"/>
+            <w:bCs w:val="0"/>
+          </w:rPr>
+          <w:t>7-2</w:t>
+        </w:r>
+        <w:r>
+          <w:rPr>
+            <w:rStyle w:val="af6"/>
+            <w:rFonts w:hint="eastAsia"/>
+            <w:b w:val="0"/>
+            <w:bCs w:val="0"/>
+          </w:rPr>
+          <w:t>套件圖</w:t>
+        </w:r>
+        <w:r>
+          <w:rPr>
+            <w:b w:val="0"/>
+            <w:bCs w:val="0"/>
+            <w:webHidden/>
+          </w:rPr>
+          <w:tab/>
+        </w:r>
+        <w:r>
+          <w:rPr>
+            <w:b w:val="0"/>
+            <w:bCs w:val="0"/>
+            <w:webHidden/>
+          </w:rPr>
+          <w:fldChar w:fldCharType="begin"/>
+        </w:r>
+        <w:r>
+          <w:rPr>
+            <w:b w:val="0"/>
+            <w:bCs w:val="0"/>
+            <w:webHidden/>
+          </w:rPr>
+          <w:instrText xml:space="preserve"> PAGEREF _Toc231246549 \h </w:instrText>
+        </w:r>
+        <w:r>
+          <w:rPr>
+            <w:b w:val="0"/>
+            <w:bCs w:val="0"/>
+            <w:webHidden/>
+          </w:rPr>
+        </w:r>
+        <w:r>
+          <w:rPr>
+            <w:b w:val="0"/>
+            <w:bCs w:val="0"/>
+            <w:webHidden/>
+          </w:rPr>
+          <w:fldChar w:fldCharType="separate"/>
+        </w:r>
+        <w:r>
+          <w:rPr>
+            <w:b w:val="0"/>
+            <w:bCs w:val="0"/>
+            <w:webHidden/>
+          </w:rPr>
+          <w:t>49</w:t>
+        </w:r>
+        <w:r>
+          <w:rPr>
+            <w:b w:val="0"/>
+            <w:bCs w:val="0"/>
+            <w:webHidden/>
+          </w:rPr>
+          <w:fldChar w:fldCharType="end"/>
+        </w:r>
+      </w:hyperlink>
+    </w:p>
+    <w:p>
+      <w:pPr>
+        <w:pStyle w:val="21"/>
+        <w:rPr>
+          <w:rFonts w:asciiTheme="minorHAnsi" w:eastAsiaTheme="minorEastAsia" w:hAnsiTheme="minorHAnsi" w:cstheme="minorBidi"/>
+          <w:b w:val="0"/>
+          <w:bCs w:val="0"/>
+          <w:kern w:val="2"/>
+          <w14:ligatures w14:val="standardContextual"/>
+        </w:rPr>
+      </w:pPr>
+      <w:hyperlink w:anchor="_Toc231246550" w:history="1">
         <w:r>
           <w:rPr>
             <w:rStyle w:val="af6"/>
@@ -3517,7 +3538,7 @@
             <w:b w:val="0"/>
             <w:bCs w:val="0"/>
           </w:rPr>
-          <w:t xml:space="preserve">7-4 </w:t>
+          <w:t xml:space="preserve">7-3 </w:t>
         </w:r>
         <w:r>
           <w:rPr>
@@ -3526,7 +3547,7 @@
             <w:b w:val="0"/>
             <w:bCs w:val="0"/>
           </w:rPr>
-          <w:t>狀態機圖與時序圖</w:t>
+          <w:t>元件圖</w:t>
         </w:r>
         <w:r>
           <w:rPr>
@@ -3550,7 +3571,7 @@
             <w:bCs w:val="0"/>
             <w:webHidden/>
           </w:rPr>
-          <w:instrText xml:space="preserve"> PAGEREF _Toc231221047 \h </w:instrText>
+          <w:instrText xml:space="preserve"> PAGEREF _Toc231246550 \h </w:instrText>
         </w:r>
         <w:r>
           <w:rPr>
@@ -3574,6 +3595,93 @@
             <w:webHidden/>
           </w:rPr>
           <w:t>50</w:t>
+        </w:r>
+        <w:r>
+          <w:rPr>
+            <w:b w:val="0"/>
+            <w:bCs w:val="0"/>
+            <w:webHidden/>
+          </w:rPr>
+          <w:fldChar w:fldCharType="end"/>
+        </w:r>
+      </w:hyperlink>
+    </w:p>
+    <w:p>
+      <w:pPr>
+        <w:pStyle w:val="21"/>
+        <w:rPr>
+          <w:rFonts w:asciiTheme="minorHAnsi" w:eastAsiaTheme="minorEastAsia" w:hAnsiTheme="minorHAnsi" w:cstheme="minorBidi"/>
+          <w:b w:val="0"/>
+          <w:bCs w:val="0"/>
+          <w:kern w:val="2"/>
+          <w14:ligatures w14:val="standardContextual"/>
+        </w:rPr>
+      </w:pPr>
+      <w:hyperlink w:anchor="_Toc231246551" w:history="1">
+        <w:r>
+          <w:rPr>
+            <w:rStyle w:val="af6"/>
+            <w:rFonts w:cs="標楷體"/>
+            <w:b w:val="0"/>
+            <w:bCs w:val="0"/>
+          </w:rPr>
+          <w:t xml:space="preserve">7-4 </w:t>
+        </w:r>
+        <w:r>
+          <w:rPr>
+            <w:rStyle w:val="af6"/>
+            <w:rFonts w:cs="標楷體" w:hint="eastAsia"/>
+            <w:b w:val="0"/>
+            <w:bCs w:val="0"/>
+          </w:rPr>
+          <w:t>狀態機圖與時序圖</w:t>
+        </w:r>
+        <w:r>
+          <w:rPr>
+            <w:b w:val="0"/>
+            <w:bCs w:val="0"/>
+            <w:webHidden/>
+          </w:rPr>
+          <w:tab/>
+        </w:r>
+        <w:r>
+          <w:rPr>
+            <w:b w:val="0"/>
+            <w:bCs w:val="0"/>
+            <w:webHidden/>
+          </w:rPr>
+          <w:fldChar w:fldCharType="begin"/>
+        </w:r>
+        <w:r>
+          <w:rPr>
+            <w:b w:val="0"/>
+            <w:bCs w:val="0"/>
+            <w:webHidden/>
+          </w:rPr>
+          <w:instrText xml:space="preserve"> PAGEREF _Toc231246551 \h </w:instrText>
+        </w:r>
+        <w:r>
+          <w:rPr>
+            <w:b w:val="0"/>
+            <w:bCs w:val="0"/>
+            <w:webHidden/>
+          </w:rPr>
+        </w:r>
+        <w:r>
+          <w:rPr>
+            <w:b w:val="0"/>
+            <w:bCs w:val="0"/>
+            <w:webHidden/>
+          </w:rPr>
+          <w:fldChar w:fldCharType="separate"/>
+        </w:r>
+        <w:r>
+          <w:rPr>
+            <w:b w:val="0"/>
+            <w:bCs w:val="0"/>
+            <w:webHidden/>
+          </w:rPr>
+          <w:t>51</w:t>
         </w:r>
         <w:r>
           <w:rPr>
@@ -3597,7 +3705,7 @@
           <w14:ligatures w14:val="standardContextual"/>
         </w:rPr>
       </w:pPr>
-      <w:hyperlink w:anchor="_Toc231221048" w:history="1">
+      <w:hyperlink w:anchor="_Toc231246552" w:history="1">
         <w:r>
           <w:rPr>
             <w:rStyle w:val="af6"/>
@@ -3665,7 +3773,7 @@
             <w:sz w:val="32"/>
             <w:szCs w:val="32"/>
           </w:rPr>
-          <w:instrText xml:space="preserve"> PAGEREF _Toc231221048 \h </w:instrText>
+          <w:instrText xml:space="preserve"> PAGEREF _Toc231246552 \h </w:instrText>
         </w:r>
         <w:r>
           <w:rPr>
@@ -3688,7 +3796,7 @@
             <w:sz w:val="32"/>
             <w:szCs w:val="32"/>
           </w:rPr>
-          <w:t>51</w:t>
+          <w:t>52</w:t>
         </w:r>
         <w:r>
           <w:rPr>
@@ -3711,7 +3819,7 @@
           <w14:ligatures w14:val="standardContextual"/>
         </w:rPr>
       </w:pPr>
-      <w:hyperlink w:anchor="_Toc231221049" w:history="1">
+      <w:hyperlink w:anchor="_Toc231246553" w:history="1">
         <w:r>
           <w:rPr>
             <w:rStyle w:val="af6"/>
@@ -3770,7 +3878,7 @@
             <w:bCs w:val="0"/>
             <w:webHidden/>
           </w:rPr>
-          <w:instrText xml:space="preserve"> PAGEREF _Toc231221049 \h </w:instrText>
+          <w:instrText xml:space="preserve"> PAGEREF _Toc231246553 \h </w:instrText>
         </w:r>
         <w:r>
           <w:rPr>
@@ -3793,7 +3901,7 @@
             <w:bCs w:val="0"/>
             <w:webHidden/>
           </w:rPr>
-          <w:t>51</w:t>
+          <w:t>52</w:t>
         </w:r>
         <w:r>
           <w:rPr>
@@ -3816,7 +3924,7 @@
           <w14:ligatures w14:val="standardContextual"/>
         </w:rPr>
       </w:pPr>
-      <w:hyperlink w:anchor="_Toc231221050" w:history="1">
+      <w:hyperlink w:anchor="_Toc231246554" w:history="1">
         <w:r>
           <w:rPr>
             <w:rStyle w:val="af6"/>
@@ -3866,7 +3974,7 @@
             <w:bCs w:val="0"/>
             <w:webHidden/>
           </w:rPr>
-          <w:instrText xml:space="preserve"> PAGEREF _Toc231221050 \h </w:instrText>
+          <w:instrText xml:space="preserve"> PAGEREF _Toc231246554 \h </w:instrText>
         </w:r>
         <w:r>
           <w:rPr>
@@ -3889,7 +3997,7 @@
             <w:bCs w:val="0"/>
             <w:webHidden/>
           </w:rPr>
-          <w:t>52</w:t>
+          <w:t>53</w:t>
         </w:r>
         <w:r>
           <w:rPr>
@@ -3913,7 +4021,7 @@
           <w14:ligatures w14:val="standardContextual"/>
         </w:rPr>
       </w:pPr>
-      <w:hyperlink w:anchor="_Toc231221051" w:history="1">
+      <w:hyperlink w:anchor="_Toc231246555" w:history="1">
         <w:r>
           <w:rPr>
             <w:rStyle w:val="af6"/>
@@ -3981,7 +4089,7 @@
             <w:sz w:val="32"/>
             <w:szCs w:val="32"/>
           </w:rPr>
-          <w:instrText xml:space="preserve"> PAGEREF _Toc231221051 \h </w:instrText>
+          <w:instrText xml:space="preserve"> PAGEREF _Toc231246555 \h </w:instrText>
         </w:r>
         <w:r>
           <w:rPr>
@@ -4004,7 +4112,7 @@
             <w:sz w:val="32"/>
             <w:szCs w:val="32"/>
           </w:rPr>
-          <w:t>56</w:t>
+          <w:t>57</w:t>
         </w:r>
         <w:r>
           <w:rPr>
@@ -4179,7 +4287,14 @@
             <w:rFonts w:hint="eastAsia"/>
             <w:webHidden/>
           </w:rPr>
-          <w:t>18</w:t>
+          <w:t>1</w:t>
+        </w:r>
+        <w:r>
+          <w:rPr>
+            <w:rFonts w:hint="eastAsia"/>
+            <w:webHidden/>
+          </w:rPr>
+          <w:t>9</w:t>
         </w:r>
       </w:hyperlink>
     </w:p>
@@ -4232,7 +4347,14 @@
             <w:rFonts w:hint="eastAsia"/>
             <w:webHidden/>
           </w:rPr>
-          <w:t>21</w:t>
+          <w:t>2</w:t>
+        </w:r>
+        <w:r>
+          <w:rPr>
+            <w:rFonts w:hint="eastAsia"/>
+            <w:webHidden/>
+          </w:rPr>
+          <w:t>2</w:t>
         </w:r>
       </w:hyperlink>
     </w:p>
@@ -4285,7 +4407,14 @@
             <w:rFonts w:hint="eastAsia"/>
             <w:webHidden/>
           </w:rPr>
-          <w:t>24</w:t>
+          <w:t>2</w:t>
+        </w:r>
+        <w:r>
+          <w:rPr>
+            <w:rFonts w:hint="eastAsia"/>
+            <w:webHidden/>
+          </w:rPr>
+          <w:t>5</w:t>
         </w:r>
       </w:hyperlink>
     </w:p>
@@ -4338,7 +4467,14 @@
             <w:rFonts w:hint="eastAsia"/>
             <w:webHidden/>
           </w:rPr>
-          <w:t>25</w:t>
+          <w:t>2</w:t>
+        </w:r>
+        <w:r>
+          <w:rPr>
+            <w:rFonts w:hint="eastAsia"/>
+            <w:webHidden/>
+          </w:rPr>
+          <w:t>6</w:t>
         </w:r>
       </w:hyperlink>
     </w:p>
@@ -4391,7 +4527,14 @@
             <w:rFonts w:hint="eastAsia"/>
             <w:webHidden/>
           </w:rPr>
-          <w:t>26</w:t>
+          <w:t>2</w:t>
+        </w:r>
+        <w:r>
+          <w:rPr>
+            <w:rFonts w:hint="eastAsia"/>
+            <w:webHidden/>
+          </w:rPr>
+          <w:t>7</w:t>
         </w:r>
       </w:hyperlink>
     </w:p>
@@ -4444,7 +4587,14 @@
             <w:rFonts w:hint="eastAsia"/>
             <w:webHidden/>
           </w:rPr>
-          <w:t>27</w:t>
+          <w:t>2</w:t>
+        </w:r>
+        <w:r>
+          <w:rPr>
+            <w:rFonts w:hint="eastAsia"/>
+            <w:webHidden/>
+          </w:rPr>
+          <w:t>8</w:t>
         </w:r>
       </w:hyperlink>
     </w:p>
@@ -4497,7 +4647,14 @@
             <w:rFonts w:hint="eastAsia"/>
             <w:webHidden/>
           </w:rPr>
-          <w:t>28</w:t>
+          <w:t>2</w:t>
+        </w:r>
+        <w:r>
+          <w:rPr>
+            <w:rFonts w:hint="eastAsia"/>
+            <w:webHidden/>
+          </w:rPr>
+          <w:t>9</w:t>
         </w:r>
       </w:hyperlink>
     </w:p>
@@ -4550,7 +4707,7 @@
             <w:rFonts w:hint="eastAsia"/>
             <w:webHidden/>
           </w:rPr>
-          <w:t>29</w:t>
+          <w:t>30</w:t>
         </w:r>
       </w:hyperlink>
     </w:p>
@@ -4625,7 +4782,14 @@
             <w:rFonts w:hint="eastAsia"/>
             <w:webHidden/>
           </w:rPr>
-          <w:t>30</w:t>
+          <w:t>3</w:t>
+        </w:r>
+        <w:r>
+          <w:rPr>
+            <w:rFonts w:hint="eastAsia"/>
+            <w:webHidden/>
+          </w:rPr>
+          <w:t>1</w:t>
         </w:r>
       </w:hyperlink>
     </w:p>
@@ -4678,7 +4842,14 @@
             <w:rFonts w:hint="eastAsia"/>
             <w:webHidden/>
           </w:rPr>
-          <w:t>31</w:t>
+          <w:t>3</w:t>
+        </w:r>
+        <w:r>
+          <w:rPr>
+            <w:rFonts w:hint="eastAsia"/>
+            <w:webHidden/>
+          </w:rPr>
+          <w:t>2</w:t>
         </w:r>
       </w:hyperlink>
     </w:p>
@@ -4753,7 +4924,14 @@
             <w:rFonts w:hint="eastAsia"/>
             <w:webHidden/>
           </w:rPr>
-          <w:t>32</w:t>
+          <w:t>3</w:t>
+        </w:r>
+        <w:r>
+          <w:rPr>
+            <w:rFonts w:hint="eastAsia"/>
+            <w:webHidden/>
+          </w:rPr>
+          <w:t>3</w:t>
         </w:r>
       </w:hyperlink>
     </w:p>
@@ -4806,7 +4984,14 @@
             <w:rFonts w:hint="eastAsia"/>
             <w:webHidden/>
           </w:rPr>
-          <w:t>33</w:t>
+          <w:t>3</w:t>
+        </w:r>
+        <w:r>
+          <w:rPr>
+            <w:rFonts w:hint="eastAsia"/>
+            <w:webHidden/>
+          </w:rPr>
+          <w:t>4</w:t>
         </w:r>
       </w:hyperlink>
     </w:p>
@@ -4859,7 +5044,14 @@
             <w:rFonts w:hint="eastAsia"/>
             <w:webHidden/>
           </w:rPr>
-          <w:t>34</w:t>
+          <w:t>3</w:t>
+        </w:r>
+        <w:r>
+          <w:rPr>
+            <w:rFonts w:hint="eastAsia"/>
+            <w:webHidden/>
+          </w:rPr>
+          <w:t>5</w:t>
         </w:r>
       </w:hyperlink>
     </w:p>
@@ -4912,7 +5104,14 @@
             <w:rFonts w:hint="eastAsia"/>
             <w:webHidden/>
           </w:rPr>
-          <w:t>35</w:t>
+          <w:t>3</w:t>
+        </w:r>
+        <w:r>
+          <w:rPr>
+            <w:rFonts w:hint="eastAsia"/>
+            <w:webHidden/>
+          </w:rPr>
+          <w:t>6</w:t>
         </w:r>
       </w:hyperlink>
     </w:p>
@@ -4965,7 +5164,14 @@
             <w:rFonts w:hint="eastAsia"/>
             <w:webHidden/>
           </w:rPr>
-          <w:t>36</w:t>
+          <w:t>3</w:t>
+        </w:r>
+        <w:r>
+          <w:rPr>
+            <w:rFonts w:hint="eastAsia"/>
+            <w:webHidden/>
+          </w:rPr>
+          <w:t>7</w:t>
         </w:r>
       </w:hyperlink>
     </w:p>
@@ -5018,7 +5224,14 @@
             <w:rFonts w:hint="eastAsia"/>
             <w:webHidden/>
           </w:rPr>
-          <w:t>37</w:t>
+          <w:t>3</w:t>
+        </w:r>
+        <w:r>
+          <w:rPr>
+            <w:rFonts w:hint="eastAsia"/>
+            <w:webHidden/>
+          </w:rPr>
+          <w:t>8</w:t>
         </w:r>
       </w:hyperlink>
     </w:p>
@@ -5071,7 +5284,14 @@
             <w:rFonts w:hint="eastAsia"/>
             <w:webHidden/>
           </w:rPr>
-          <w:t>38</w:t>
+          <w:t>3</w:t>
+        </w:r>
+        <w:r>
+          <w:rPr>
+            <w:rFonts w:hint="eastAsia"/>
+            <w:webHidden/>
+          </w:rPr>
+          <w:t>9</w:t>
         </w:r>
       </w:hyperlink>
     </w:p>
@@ -5124,7 +5344,7 @@
             <w:rFonts w:hint="eastAsia"/>
             <w:webHidden/>
           </w:rPr>
-          <w:t>39</w:t>
+          <w:t>40</w:t>
         </w:r>
       </w:hyperlink>
     </w:p>
@@ -5177,7 +5397,14 @@
             <w:rFonts w:hint="eastAsia"/>
             <w:webHidden/>
           </w:rPr>
-          <w:t>40</w:t>
+          <w:t>4</w:t>
+        </w:r>
+        <w:r>
+          <w:rPr>
+            <w:rFonts w:hint="eastAsia"/>
+            <w:webHidden/>
+          </w:rPr>
+          <w:t>1</w:t>
         </w:r>
       </w:hyperlink>
     </w:p>
@@ -5230,7 +5457,14 @@
             <w:rFonts w:hint="eastAsia"/>
             <w:webHidden/>
           </w:rPr>
-          <w:t>40</w:t>
+          <w:t>4</w:t>
+        </w:r>
+        <w:r>
+          <w:rPr>
+            <w:rFonts w:hint="eastAsia"/>
+            <w:webHidden/>
+          </w:rPr>
+          <w:t>1</w:t>
         </w:r>
       </w:hyperlink>
     </w:p>
@@ -5283,7 +5517,14 @@
             <w:rFonts w:hint="eastAsia"/>
             <w:webHidden/>
           </w:rPr>
-          <w:t>41</w:t>
+          <w:t>4</w:t>
+        </w:r>
+        <w:r>
+          <w:rPr>
+            <w:rFonts w:hint="eastAsia"/>
+            <w:webHidden/>
+          </w:rPr>
+          <w:t>2</w:t>
         </w:r>
       </w:hyperlink>
     </w:p>
@@ -5336,7 +5577,14 @@
             <w:rFonts w:hint="eastAsia"/>
             <w:webHidden/>
           </w:rPr>
-          <w:t>41</w:t>
+          <w:t>4</w:t>
+        </w:r>
+        <w:r>
+          <w:rPr>
+            <w:rFonts w:hint="eastAsia"/>
+            <w:webHidden/>
+          </w:rPr>
+          <w:t>2</w:t>
         </w:r>
       </w:hyperlink>
     </w:p>
@@ -5411,7 +5659,14 @@
             <w:rFonts w:hint="eastAsia"/>
             <w:webHidden/>
           </w:rPr>
-          <w:t>42</w:t>
+          <w:t>4</w:t>
+        </w:r>
+        <w:r>
+          <w:rPr>
+            <w:rFonts w:hint="eastAsia"/>
+            <w:webHidden/>
+          </w:rPr>
+          <w:t>3</w:t>
         </w:r>
       </w:hyperlink>
     </w:p>
@@ -5464,7 +5719,14 @@
             <w:rFonts w:hint="eastAsia"/>
             <w:webHidden/>
           </w:rPr>
-          <w:t>43</w:t>
+          <w:t>4</w:t>
+        </w:r>
+        <w:r>
+          <w:rPr>
+            <w:rFonts w:hint="eastAsia"/>
+            <w:webHidden/>
+          </w:rPr>
+          <w:t>4</w:t>
         </w:r>
       </w:hyperlink>
     </w:p>
@@ -5539,7 +5801,14 @@
             <w:rFonts w:hint="eastAsia"/>
             <w:webHidden/>
           </w:rPr>
-          <w:t>44</w:t>
+          <w:t>4</w:t>
+        </w:r>
+        <w:r>
+          <w:rPr>
+            <w:rFonts w:hint="eastAsia"/>
+            <w:webHidden/>
+          </w:rPr>
+          <w:t>5</w:t>
         </w:r>
       </w:hyperlink>
     </w:p>
@@ -5592,7 +5861,14 @@
             <w:rFonts w:hint="eastAsia"/>
             <w:webHidden/>
           </w:rPr>
-          <w:t>44</w:t>
+          <w:t>4</w:t>
+        </w:r>
+        <w:r>
+          <w:rPr>
+            <w:rFonts w:hint="eastAsia"/>
+            <w:webHidden/>
+          </w:rPr>
+          <w:t>5</w:t>
         </w:r>
       </w:hyperlink>
     </w:p>
@@ -5645,7 +5921,14 @@
             <w:rFonts w:hint="eastAsia"/>
             <w:webHidden/>
           </w:rPr>
-          <w:t>45</w:t>
+          <w:t>4</w:t>
+        </w:r>
+        <w:r>
+          <w:rPr>
+            <w:rFonts w:hint="eastAsia"/>
+            <w:webHidden/>
+          </w:rPr>
+          <w:t>6</w:t>
         </w:r>
       </w:hyperlink>
     </w:p>
@@ -5698,7 +5981,14 @@
             <w:rFonts w:hint="eastAsia"/>
             <w:webHidden/>
           </w:rPr>
-          <w:t>45</w:t>
+          <w:t>4</w:t>
+        </w:r>
+        <w:r>
+          <w:rPr>
+            <w:rFonts w:hint="eastAsia"/>
+            <w:webHidden/>
+          </w:rPr>
+          <w:t>6</w:t>
         </w:r>
       </w:hyperlink>
     </w:p>
@@ -5773,7 +6063,14 @@
             <w:rFonts w:hint="eastAsia"/>
             <w:webHidden/>
           </w:rPr>
-          <w:t>45</w:t>
+          <w:t>4</w:t>
+        </w:r>
+        <w:r>
+          <w:rPr>
+            <w:rFonts w:hint="eastAsia"/>
+            <w:webHidden/>
+          </w:rPr>
+          <w:t>7</w:t>
         </w:r>
       </w:hyperlink>
     </w:p>
@@ -5826,7 +6123,14 @@
             <w:rFonts w:hint="eastAsia"/>
             <w:webHidden/>
           </w:rPr>
-          <w:t>46</w:t>
+          <w:t>4</w:t>
+        </w:r>
+        <w:r>
+          <w:rPr>
+            <w:rFonts w:hint="eastAsia"/>
+            <w:webHidden/>
+          </w:rPr>
+          <w:t>7</w:t>
         </w:r>
       </w:hyperlink>
     </w:p>
@@ -5890,7 +6194,14 @@
             <w:rFonts w:hint="eastAsia"/>
             <w:webHidden/>
           </w:rPr>
-          <w:t>47</w:t>
+          <w:t>4</w:t>
+        </w:r>
+        <w:r>
+          <w:rPr>
+            <w:rFonts w:hint="eastAsia"/>
+            <w:webHidden/>
+          </w:rPr>
+          <w:t>8</w:t>
         </w:r>
       </w:hyperlink>
     </w:p>
@@ -5943,7 +6254,14 @@
             <w:rFonts w:hint="eastAsia"/>
             <w:webHidden/>
           </w:rPr>
-          <w:t>48</w:t>
+          <w:t>4</w:t>
+        </w:r>
+        <w:r>
+          <w:rPr>
+            <w:rFonts w:hint="eastAsia"/>
+            <w:webHidden/>
+          </w:rPr>
+          <w:t>9</w:t>
         </w:r>
       </w:hyperlink>
     </w:p>
@@ -5996,7 +6314,14 @@
             <w:rFonts w:hint="eastAsia"/>
             <w:webHidden/>
           </w:rPr>
-          <w:t>48</w:t>
+          <w:t>4</w:t>
+        </w:r>
+        <w:r>
+          <w:rPr>
+            <w:rFonts w:hint="eastAsia"/>
+            <w:webHidden/>
+          </w:rPr>
+          <w:t>9</w:t>
         </w:r>
       </w:hyperlink>
     </w:p>
@@ -6049,7 +6374,14 @@
             <w:rFonts w:hint="eastAsia"/>
             <w:webHidden/>
           </w:rPr>
-          <w:t>48</w:t>
+          <w:t>4</w:t>
+        </w:r>
+        <w:r>
+          <w:rPr>
+            <w:rFonts w:hint="eastAsia"/>
+            <w:webHidden/>
+          </w:rPr>
+          <w:t>9</w:t>
         </w:r>
       </w:hyperlink>
     </w:p>
@@ -6082,7 +6414,7 @@
             <w:color w:val="auto"/>
             <w:u w:val="none"/>
           </w:rPr>
-          <w:t xml:space="preserve"> 7-3-1 </w:t>
+          <w:t xml:space="preserve">7-3-1 </w:t>
         </w:r>
         <w:r>
           <w:rPr>
@@ -6106,7 +6438,7 @@
             <w:rFonts w:hint="eastAsia"/>
             <w:webHidden/>
           </w:rPr>
-          <w:t>49</w:t>
+          <w:t>50</w:t>
         </w:r>
       </w:hyperlink>
     </w:p>
@@ -6135,7 +6467,7 @@
             <w:color w:val="auto"/>
             <w:u w:val="none"/>
           </w:rPr>
-          <w:t xml:space="preserve"> 7-4-1 </w:t>
+          <w:t xml:space="preserve">7-4-1 </w:t>
         </w:r>
         <w:r>
           <w:rPr>
@@ -6159,7 +6491,14 @@
             <w:rFonts w:hint="eastAsia"/>
             <w:webHidden/>
           </w:rPr>
-          <w:t>50</w:t>
+          <w:t>5</w:t>
+        </w:r>
+        <w:r>
+          <w:rPr>
+            <w:rFonts w:hint="eastAsia"/>
+            <w:webHidden/>
+          </w:rPr>
+          <w:t>1</w:t>
         </w:r>
       </w:hyperlink>
     </w:p>
@@ -6188,7 +6527,7 @@
             <w:color w:val="auto"/>
             <w:u w:val="none"/>
           </w:rPr>
-          <w:t xml:space="preserve"> 7-4-2 </w:t>
+          <w:t xml:space="preserve">7-4-2 </w:t>
         </w:r>
         <w:r>
           <w:rPr>
@@ -6212,7 +6551,14 @@
             <w:rFonts w:hint="eastAsia"/>
             <w:webHidden/>
           </w:rPr>
-          <w:t>50</w:t>
+          <w:t>5</w:t>
+        </w:r>
+        <w:r>
+          <w:rPr>
+            <w:rFonts w:hint="eastAsia"/>
+            <w:webHidden/>
+          </w:rPr>
+          <w:t>1</w:t>
         </w:r>
       </w:hyperlink>
     </w:p>
@@ -6241,7 +6587,7 @@
             <w:color w:val="auto"/>
             <w:u w:val="none"/>
           </w:rPr>
-          <w:t xml:space="preserve"> 8-1-1 </w:t>
+          <w:t xml:space="preserve">8-1-1 </w:t>
         </w:r>
         <w:r>
           <w:rPr>
@@ -6265,7 +6611,14 @@
             <w:rFonts w:hint="eastAsia"/>
             <w:webHidden/>
           </w:rPr>
-          <w:t>51</w:t>
+          <w:t>5</w:t>
+        </w:r>
+        <w:r>
+          <w:rPr>
+            <w:rFonts w:hint="eastAsia"/>
+            <w:webHidden/>
+          </w:rPr>
+          <w:t>2</w:t>
         </w:r>
       </w:hyperlink>
     </w:p>
@@ -6943,7 +7296,14 @@
             <w:rFonts w:hint="eastAsia"/>
             <w:webHidden/>
           </w:rPr>
-          <w:t>17</w:t>
+          <w:t>1</w:t>
+        </w:r>
+        <w:r>
+          <w:rPr>
+            <w:rFonts w:hint="eastAsia"/>
+            <w:webHidden/>
+          </w:rPr>
+          <w:t>8</w:t>
         </w:r>
       </w:hyperlink>
     </w:p>
@@ -7011,7 +7371,14 @@
             <w:rFonts w:hint="eastAsia"/>
             <w:webHidden/>
           </w:rPr>
-          <w:t>18</w:t>
+          <w:t>1</w:t>
+        </w:r>
+        <w:r>
+          <w:rPr>
+            <w:rFonts w:hint="eastAsia"/>
+            <w:webHidden/>
+          </w:rPr>
+          <w:t>9</w:t>
         </w:r>
       </w:hyperlink>
     </w:p>
@@ -7075,7 +7442,14 @@
             <w:rFonts w:hint="eastAsia"/>
             <w:webHidden/>
           </w:rPr>
-          <w:t>20</w:t>
+          <w:t>2</w:t>
+        </w:r>
+        <w:r>
+          <w:rPr>
+            <w:rFonts w:hint="eastAsia"/>
+            <w:webHidden/>
+          </w:rPr>
+          <w:t>1</w:t>
         </w:r>
       </w:hyperlink>
     </w:p>
@@ -7143,7 +7517,14 @@
             <w:rFonts w:hint="eastAsia"/>
             <w:webHidden/>
           </w:rPr>
-          <w:t>22</w:t>
+          <w:t>2</w:t>
+        </w:r>
+        <w:r>
+          <w:rPr>
+            <w:rFonts w:hint="eastAsia"/>
+            <w:webHidden/>
+          </w:rPr>
+          <w:t>3</w:t>
         </w:r>
       </w:hyperlink>
     </w:p>
@@ -7207,7 +7588,14 @@
             <w:rFonts w:hint="eastAsia"/>
             <w:webHidden/>
           </w:rPr>
-          <w:t>23</w:t>
+          <w:t>2</w:t>
+        </w:r>
+        <w:r>
+          <w:rPr>
+            <w:rFonts w:hint="eastAsia"/>
+            <w:webHidden/>
+          </w:rPr>
+          <w:t>4</w:t>
         </w:r>
       </w:hyperlink>
     </w:p>
@@ -7286,7 +7674,14 @@
             <w:rFonts w:hint="eastAsia"/>
             <w:webHidden/>
           </w:rPr>
-          <w:t>52</w:t>
+          <w:t>5</w:t>
+        </w:r>
+        <w:r>
+          <w:rPr>
+            <w:rFonts w:hint="eastAsia"/>
+            <w:webHidden/>
+          </w:rPr>
+          <w:t>3</w:t>
         </w:r>
       </w:hyperlink>
     </w:p>
@@ -7350,7 +7745,14 @@
             <w:rFonts w:hint="eastAsia"/>
             <w:webHidden/>
           </w:rPr>
-          <w:t>52</w:t>
+          <w:t>5</w:t>
+        </w:r>
+        <w:r>
+          <w:rPr>
+            <w:rFonts w:hint="eastAsia"/>
+            <w:webHidden/>
+          </w:rPr>
+          <w:t>3</w:t>
         </w:r>
       </w:hyperlink>
     </w:p>
@@ -7414,7 +7816,14 @@
             <w:rFonts w:hint="eastAsia"/>
             <w:webHidden/>
           </w:rPr>
-          <w:t>52</w:t>
+          <w:t>5</w:t>
+        </w:r>
+        <w:r>
+          <w:rPr>
+            <w:rFonts w:hint="eastAsia"/>
+            <w:webHidden/>
+          </w:rPr>
+          <w:t>3</w:t>
         </w:r>
       </w:hyperlink>
     </w:p>
@@ -7478,7 +7887,14 @@
             <w:rFonts w:hint="eastAsia"/>
             <w:webHidden/>
           </w:rPr>
-          <w:t>52</w:t>
+          <w:t>5</w:t>
+        </w:r>
+        <w:r>
+          <w:rPr>
+            <w:rFonts w:hint="eastAsia"/>
+            <w:webHidden/>
+          </w:rPr>
+          <w:t>3</w:t>
         </w:r>
       </w:hyperlink>
     </w:p>
@@ -7557,7 +7973,14 @@
             <w:rFonts w:hint="eastAsia"/>
             <w:webHidden/>
           </w:rPr>
-          <w:t>52</w:t>
+          <w:t>5</w:t>
+        </w:r>
+        <w:r>
+          <w:rPr>
+            <w:rFonts w:hint="eastAsia"/>
+            <w:webHidden/>
+          </w:rPr>
+          <w:t>3</w:t>
         </w:r>
       </w:hyperlink>
     </w:p>
@@ -7636,7 +8059,14 @@
             <w:rFonts w:hint="eastAsia"/>
             <w:webHidden/>
           </w:rPr>
-          <w:t>53</w:t>
+          <w:t>5</w:t>
+        </w:r>
+        <w:r>
+          <w:rPr>
+            <w:rFonts w:hint="eastAsia"/>
+            <w:webHidden/>
+          </w:rPr>
+          <w:t>4</w:t>
         </w:r>
       </w:hyperlink>
     </w:p>
@@ -7715,7 +8145,14 @@
             <w:rFonts w:hint="eastAsia"/>
             <w:webHidden/>
           </w:rPr>
-          <w:t>53</w:t>
+          <w:t>5</w:t>
+        </w:r>
+        <w:r>
+          <w:rPr>
+            <w:rFonts w:hint="eastAsia"/>
+            <w:webHidden/>
+          </w:rPr>
+          <w:t>4</w:t>
         </w:r>
       </w:hyperlink>
     </w:p>
@@ -7794,7 +8231,14 @@
             <w:rFonts w:hint="eastAsia"/>
             <w:webHidden/>
           </w:rPr>
-          <w:t>54</w:t>
+          <w:t>5</w:t>
+        </w:r>
+        <w:r>
+          <w:rPr>
+            <w:rFonts w:hint="eastAsia"/>
+            <w:webHidden/>
+          </w:rPr>
+          <w:t>5</w:t>
         </w:r>
       </w:hyperlink>
     </w:p>
@@ -7858,7 +8302,7 @@
         </w:rPr>
       </w:pPr>
       <w:bookmarkStart w:id="1" w:name="_Toc230987399"/>
-      <w:bookmarkStart w:id="2" w:name="_Toc231221020"/>
+      <w:bookmarkStart w:id="2" w:name="_Toc231246522"/>
       <w:bookmarkEnd w:id="0"/>
       <w:r>
         <w:rPr>
@@ -7924,7 +8368,7 @@
         </w:rPr>
       </w:pPr>
       <w:bookmarkStart w:id="3" w:name="_Toc229258889"/>
-      <w:bookmarkStart w:id="4" w:name="_Toc231221021"/>
+      <w:bookmarkStart w:id="4" w:name="_Toc231246523"/>
       <w:r>
         <w:rPr>
           <w:rFonts w:eastAsia="標楷體" w:cs="標楷體"/>
@@ -7961,43 +8405,7 @@
           <w:sz w:val="28"/>
           <w:szCs w:val="28"/>
         </w:rPr>
-        <w:t>隨著全球數位化與雲端服務的</w:t>
-      </w:r>
-      <w:proofErr w:type="gramStart"/>
-      <w:r>
-        <w:rPr>
-          <w:rFonts w:eastAsia="標楷體" w:cs="標楷體"/>
-          <w:sz w:val="28"/>
-          <w:szCs w:val="28"/>
-        </w:rPr>
-        <w:t>普及，</w:t>
-      </w:r>
-      <w:proofErr w:type="gramEnd"/>
-      <w:r>
-        <w:rPr>
-          <w:rFonts w:eastAsia="標楷體" w:cs="標楷體"/>
-          <w:sz w:val="28"/>
-          <w:szCs w:val="28"/>
-        </w:rPr>
-        <w:t>資訊安全已成為組織營運不可或缺的一部分。為建立具備國際公信力</w:t>
-      </w:r>
-      <w:proofErr w:type="gramStart"/>
-      <w:r>
-        <w:rPr>
-          <w:rFonts w:eastAsia="標楷體" w:cs="標楷體"/>
-          <w:sz w:val="28"/>
-          <w:szCs w:val="28"/>
-        </w:rPr>
-        <w:t>的資安防護</w:t>
-      </w:r>
-      <w:proofErr w:type="gramEnd"/>
-      <w:r>
-        <w:rPr>
-          <w:rFonts w:eastAsia="標楷體" w:cs="標楷體"/>
-          <w:sz w:val="28"/>
-          <w:szCs w:val="28"/>
-        </w:rPr>
-        <w:t>體系，許多組織選擇導入</w:t>
+        <w:t>隨著全球數位化與雲端服務的普及，資訊安全已成為組織營運不可或缺的一部分。為建立具備國際公信力的資安防護體系，許多組織選擇導入</w:t>
       </w:r>
       <w:r>
         <w:rPr>
@@ -8061,25 +8469,7 @@
           <w:sz w:val="28"/>
           <w:szCs w:val="28"/>
         </w:rPr>
-        <w:t>流程中，「資產盤點」與「風險評鑑」是</w:t>
-      </w:r>
-      <w:proofErr w:type="gramStart"/>
-      <w:r>
-        <w:rPr>
-          <w:rFonts w:eastAsia="標楷體" w:cs="標楷體"/>
-          <w:sz w:val="28"/>
-          <w:szCs w:val="28"/>
-        </w:rPr>
-        <w:t>決定資安政策</w:t>
-      </w:r>
-      <w:proofErr w:type="gramEnd"/>
-      <w:r>
-        <w:rPr>
-          <w:rFonts w:eastAsia="標楷體" w:cs="標楷體"/>
-          <w:sz w:val="28"/>
-          <w:szCs w:val="28"/>
-        </w:rPr>
-        <w:t>成敗的關鍵前期作業。</w:t>
+        <w:t>流程中，「資產盤點」與「風險評鑑」是決定資安政策成敗的關鍵前期作業。</w:t>
       </w:r>
     </w:p>
     <w:p>
@@ -8099,25 +8489,7 @@
           <w:sz w:val="28"/>
           <w:szCs w:val="28"/>
         </w:rPr>
-        <w:t>然而，現行的實務運作高度依賴人工填寫與主觀判斷。組織內</w:t>
-      </w:r>
-      <w:proofErr w:type="gramStart"/>
-      <w:r>
-        <w:rPr>
-          <w:rFonts w:eastAsia="標楷體" w:cs="標楷體"/>
-          <w:sz w:val="28"/>
-          <w:szCs w:val="28"/>
-        </w:rPr>
-        <w:t>的資安承辦</w:t>
-      </w:r>
-      <w:proofErr w:type="gramEnd"/>
-      <w:r>
-        <w:rPr>
-          <w:rFonts w:eastAsia="標楷體" w:cs="標楷體"/>
-          <w:sz w:val="28"/>
-          <w:szCs w:val="28"/>
-        </w:rPr>
-        <w:t>人員通常需要面對成百上千筆的</w:t>
+        <w:t>然而，現行的實務運作高度依賴人工填寫與主觀判斷。組織內的資安承辦人員通常需要面對成百上千筆的</w:t>
       </w:r>
       <w:r>
         <w:rPr>
@@ -8195,41 +8567,13 @@
           <w:szCs w:val="28"/>
         </w:rPr>
       </w:pPr>
-      <w:proofErr w:type="gramStart"/>
-      <w:r>
-        <w:rPr>
-          <w:rFonts w:eastAsia="標楷體" w:cs="標楷體"/>
-          <w:sz w:val="28"/>
-          <w:szCs w:val="28"/>
-        </w:rPr>
-        <w:t>此外，</w:t>
-      </w:r>
-      <w:proofErr w:type="gramEnd"/>
-      <w:r>
-        <w:rPr>
-          <w:rFonts w:eastAsia="標楷體" w:cs="標楷體"/>
-          <w:sz w:val="28"/>
-          <w:szCs w:val="28"/>
-        </w:rPr>
-        <w:t>面對日新月異</w:t>
-      </w:r>
-      <w:proofErr w:type="gramStart"/>
-      <w:r>
-        <w:rPr>
-          <w:rFonts w:eastAsia="標楷體" w:cs="標楷體"/>
-          <w:sz w:val="28"/>
-          <w:szCs w:val="28"/>
-        </w:rPr>
-        <w:t>的資安威脅</w:t>
-      </w:r>
-      <w:proofErr w:type="gramEnd"/>
-      <w:r>
-        <w:rPr>
-          <w:rFonts w:eastAsia="標楷體" w:cs="標楷體"/>
-          <w:sz w:val="28"/>
-          <w:szCs w:val="28"/>
-        </w:rPr>
-        <w:t>與新興漏洞，人工方式導致風險評鑑往往淪為應付稽核的靜態文書作業，難以反映現實中動態的威脅環境。</w:t>
+      <w:r>
+        <w:rPr>
+          <w:rFonts w:eastAsia="標楷體" w:cs="標楷體"/>
+          <w:sz w:val="28"/>
+          <w:szCs w:val="28"/>
+        </w:rPr>
+        <w:t>此外，面對日新月異的資安威脅與新興漏洞，人工方式導致風險評鑑往往淪為應付稽核的靜態文書作業，難以反映現實中動態的威脅環境。</w:t>
       </w:r>
     </w:p>
     <w:p>
@@ -8256,7 +8600,7 @@
         </w:rPr>
       </w:pPr>
       <w:bookmarkStart w:id="5" w:name="_Toc229258890"/>
-      <w:bookmarkStart w:id="6" w:name="_Toc231221022"/>
+      <w:bookmarkStart w:id="6" w:name="_Toc231246524"/>
       <w:r>
         <w:rPr>
           <w:rFonts w:eastAsia="標楷體" w:cs="標楷體"/>
@@ -8328,25 +8672,7 @@
           <w:sz w:val="28"/>
           <w:szCs w:val="28"/>
         </w:rPr>
-        <w:t>（一）</w:t>
-      </w:r>
-      <w:proofErr w:type="gramStart"/>
-      <w:r>
-        <w:rPr>
-          <w:rFonts w:eastAsia="標楷體" w:cs="標楷體"/>
-          <w:sz w:val="28"/>
-          <w:szCs w:val="28"/>
-        </w:rPr>
-        <w:t>資安承辦</w:t>
-      </w:r>
-      <w:proofErr w:type="gramEnd"/>
-      <w:r>
-        <w:rPr>
-          <w:rFonts w:eastAsia="標楷體" w:cs="標楷體"/>
-          <w:sz w:val="28"/>
-          <w:szCs w:val="28"/>
-        </w:rPr>
-        <w:t>人員的標準不一的問題：</w:t>
+        <w:t>（一）資安承辦人員的標準不一的問題：</w:t>
       </w:r>
     </w:p>
     <w:p>
@@ -8381,25 +8707,7 @@
           <w:sz w:val="28"/>
           <w:szCs w:val="28"/>
         </w:rPr>
-        <w:t>資產盤點表時，難以在短時間內核對資產分類的正確性，無法憑一己之力了解所有硬體設備或軟體版本的已知漏洞。這導致弱點與威脅值的評估會</w:t>
-      </w:r>
-      <w:proofErr w:type="gramStart"/>
-      <w:r>
-        <w:rPr>
-          <w:rFonts w:eastAsia="標楷體" w:cs="標楷體"/>
-          <w:sz w:val="28"/>
-          <w:szCs w:val="28"/>
-        </w:rPr>
-        <w:t>主觀的憑感覺</w:t>
-      </w:r>
-      <w:proofErr w:type="gramEnd"/>
-      <w:r>
-        <w:rPr>
-          <w:rFonts w:eastAsia="標楷體" w:cs="標楷體"/>
-          <w:sz w:val="28"/>
-          <w:szCs w:val="28"/>
-        </w:rPr>
-        <w:t>填寫。</w:t>
+        <w:t>資產盤點表時，難以在短時間內核對資產分類的正確性，無法憑一己之力了解所有硬體設備或軟體版本的已知漏洞。這導致弱點與威脅值的評估會主觀的憑感覺填寫。</w:t>
       </w:r>
     </w:p>
     <w:p>
@@ -8430,25 +8738,7 @@
           <w:szCs w:val="28"/>
         </w:rPr>
         <w:lastRenderedPageBreak/>
-        <w:t>（二）</w:t>
-      </w:r>
-      <w:proofErr w:type="gramStart"/>
-      <w:r>
-        <w:rPr>
-          <w:rFonts w:eastAsia="標楷體" w:cs="標楷體"/>
-          <w:sz w:val="28"/>
-          <w:szCs w:val="28"/>
-        </w:rPr>
-        <w:t>資安主管</w:t>
-      </w:r>
-      <w:proofErr w:type="gramEnd"/>
-      <w:r>
-        <w:rPr>
-          <w:rFonts w:eastAsia="標楷體" w:cs="標楷體"/>
-          <w:sz w:val="28"/>
-          <w:szCs w:val="28"/>
-        </w:rPr>
-        <w:t>的決策困境：</w:t>
+        <w:t>（二）資安主管的決策困境：</w:t>
       </w:r>
     </w:p>
     <w:p>
@@ -8467,43 +8757,7 @@
           <w:sz w:val="28"/>
           <w:szCs w:val="28"/>
         </w:rPr>
-        <w:t>由於傳統評鑑可能導致風險分數失真，主管無法精確掌握真正面臨的「關鍵風險項目」，</w:t>
-      </w:r>
-      <w:proofErr w:type="gramStart"/>
-      <w:r>
-        <w:rPr>
-          <w:rFonts w:eastAsia="標楷體" w:cs="標楷體"/>
-          <w:sz w:val="28"/>
-          <w:szCs w:val="28"/>
-        </w:rPr>
-        <w:t>造成資安預算</w:t>
-      </w:r>
-      <w:proofErr w:type="gramEnd"/>
-      <w:r>
-        <w:rPr>
-          <w:rFonts w:eastAsia="標楷體" w:cs="標楷體"/>
-          <w:sz w:val="28"/>
-          <w:szCs w:val="28"/>
-        </w:rPr>
-        <w:t>與人力資源</w:t>
-      </w:r>
-      <w:proofErr w:type="gramStart"/>
-      <w:r>
-        <w:rPr>
-          <w:rFonts w:eastAsia="標楷體" w:cs="標楷體"/>
-          <w:sz w:val="28"/>
-          <w:szCs w:val="28"/>
-        </w:rPr>
-        <w:t>的錯配</w:t>
-      </w:r>
-      <w:proofErr w:type="gramEnd"/>
-      <w:r>
-        <w:rPr>
-          <w:rFonts w:eastAsia="標楷體" w:cs="標楷體"/>
-          <w:sz w:val="28"/>
-          <w:szCs w:val="28"/>
-        </w:rPr>
-        <w:t>。</w:t>
+        <w:t>由於傳統評鑑可能導致風險分數失真，主管無法精確掌握真正面臨的「關鍵風險項目」，造成資安預算與人力資源的錯配。</w:t>
       </w:r>
     </w:p>
     <w:p>
@@ -8533,25 +8787,7 @@
           <w:sz w:val="28"/>
           <w:szCs w:val="28"/>
         </w:rPr>
-        <w:t>（三）隱私外</w:t>
-      </w:r>
-      <w:proofErr w:type="gramStart"/>
-      <w:r>
-        <w:rPr>
-          <w:rFonts w:eastAsia="標楷體" w:cs="標楷體"/>
-          <w:sz w:val="28"/>
-          <w:szCs w:val="28"/>
-        </w:rPr>
-        <w:t>洩</w:t>
-      </w:r>
-      <w:proofErr w:type="gramEnd"/>
-      <w:r>
-        <w:rPr>
-          <w:rFonts w:eastAsia="標楷體" w:cs="標楷體"/>
-          <w:sz w:val="28"/>
-          <w:szCs w:val="28"/>
-        </w:rPr>
-        <w:t>與</w:t>
+        <w:t>（三）隱私外洩與</w:t>
       </w:r>
       <w:r>
         <w:rPr>
@@ -8586,25 +8822,7 @@
           <w:sz w:val="28"/>
           <w:szCs w:val="28"/>
         </w:rPr>
-        <w:t>雖然引進大型語言模型能輔助分析，</w:t>
-      </w:r>
-      <w:proofErr w:type="gramStart"/>
-      <w:r>
-        <w:rPr>
-          <w:rFonts w:eastAsia="標楷體" w:cs="標楷體"/>
-          <w:sz w:val="28"/>
-          <w:szCs w:val="28"/>
-        </w:rPr>
-        <w:t>但資安資料</w:t>
-      </w:r>
-      <w:proofErr w:type="gramEnd"/>
-      <w:r>
-        <w:rPr>
-          <w:rFonts w:eastAsia="標楷體" w:cs="標楷體"/>
-          <w:sz w:val="28"/>
-          <w:szCs w:val="28"/>
-        </w:rPr>
-        <w:t>極度敏感。若將包含組織名稱、內部</w:t>
+        <w:t>雖然引進大型語言模型能輔助分析，但資安資料極度敏感。若將包含組織名稱、內部</w:t>
       </w:r>
       <w:r>
         <w:rPr>
@@ -8636,25 +8854,7 @@
           <w:sz w:val="28"/>
           <w:szCs w:val="28"/>
         </w:rPr>
-        <w:t>，將引發嚴重的</w:t>
-      </w:r>
-      <w:proofErr w:type="gramStart"/>
-      <w:r>
-        <w:rPr>
-          <w:rFonts w:eastAsia="標楷體" w:cs="標楷體"/>
-          <w:sz w:val="28"/>
-          <w:szCs w:val="28"/>
-        </w:rPr>
-        <w:t>資安外洩</w:t>
-      </w:r>
-      <w:proofErr w:type="gramEnd"/>
-      <w:r>
-        <w:rPr>
-          <w:rFonts w:eastAsia="標楷體" w:cs="標楷體"/>
-          <w:sz w:val="28"/>
-          <w:szCs w:val="28"/>
-        </w:rPr>
-        <w:t>危機；且</w:t>
+        <w:t>，將引發嚴重的資安外洩危機；且</w:t>
       </w:r>
       <w:r>
         <w:rPr>
@@ -8670,43 +8870,7 @@
           <w:sz w:val="28"/>
           <w:szCs w:val="28"/>
         </w:rPr>
-        <w:t>的「幻覺現象」可能產出錯誤</w:t>
-      </w:r>
-      <w:proofErr w:type="gramStart"/>
-      <w:r>
-        <w:rPr>
-          <w:rFonts w:eastAsia="標楷體" w:cs="標楷體"/>
-          <w:sz w:val="28"/>
-          <w:szCs w:val="28"/>
-        </w:rPr>
-        <w:t>的資安法規</w:t>
-      </w:r>
-      <w:proofErr w:type="gramEnd"/>
-      <w:r>
-        <w:rPr>
-          <w:rFonts w:eastAsia="標楷體" w:cs="標楷體"/>
-          <w:sz w:val="28"/>
-          <w:szCs w:val="28"/>
-        </w:rPr>
-        <w:t>與對策建議，這在講求精確合</w:t>
-      </w:r>
-      <w:proofErr w:type="gramStart"/>
-      <w:r>
-        <w:rPr>
-          <w:rFonts w:eastAsia="標楷體" w:cs="標楷體"/>
-          <w:sz w:val="28"/>
-          <w:szCs w:val="28"/>
-        </w:rPr>
-        <w:t>規的資安稽核</w:t>
-      </w:r>
-      <w:proofErr w:type="gramEnd"/>
-      <w:r>
-        <w:rPr>
-          <w:rFonts w:eastAsia="標楷體" w:cs="標楷體"/>
-          <w:sz w:val="28"/>
-          <w:szCs w:val="28"/>
-        </w:rPr>
-        <w:t>中是不被允許的。</w:t>
+        <w:t>的「幻覺現象」可能產出錯誤的資安法規與對策建議，這在講求精確合規的資安稽核中是不被允許的。</w:t>
       </w:r>
     </w:p>
     <w:p>
@@ -8737,36 +8901,8 @@
           <w:sz w:val="28"/>
           <w:szCs w:val="28"/>
         </w:rPr>
-        <w:t>因此，如何建構一套專注</w:t>
-      </w:r>
-      <w:proofErr w:type="gramStart"/>
-      <w:r>
-        <w:rPr>
-          <w:rFonts w:eastAsia="標楷體" w:cs="標楷體"/>
-          <w:sz w:val="28"/>
-          <w:szCs w:val="28"/>
-        </w:rPr>
-        <w:t>於資安面向</w:t>
-      </w:r>
-      <w:proofErr w:type="gramEnd"/>
-      <w:r>
-        <w:rPr>
-          <w:rFonts w:eastAsia="標楷體" w:cs="標楷體"/>
-          <w:sz w:val="28"/>
-          <w:szCs w:val="28"/>
-        </w:rPr>
-        <w:t>、具備隱私防護機制，並能動態串接外部</w:t>
-      </w:r>
-      <w:proofErr w:type="gramStart"/>
-      <w:r>
-        <w:rPr>
-          <w:rFonts w:eastAsia="標楷體" w:cs="標楷體"/>
-          <w:sz w:val="28"/>
-          <w:szCs w:val="28"/>
-        </w:rPr>
-        <w:t>漏洞情資與</w:t>
-      </w:r>
-      <w:proofErr w:type="gramEnd"/>
+        <w:t>因此，如何建構一套專注於資安面向、具備隱私防護機制，並能動態串接外部漏洞情資與</w:t>
+      </w:r>
       <w:r>
         <w:rPr>
           <w:rFonts w:eastAsia="標楷體" w:cs="標楷體"/>
@@ -8781,25 +8917,7 @@
           <w:sz w:val="28"/>
           <w:szCs w:val="28"/>
         </w:rPr>
-        <w:t>標準規範的智慧化顧問系統，</w:t>
-      </w:r>
-      <w:proofErr w:type="gramStart"/>
-      <w:r>
-        <w:rPr>
-          <w:rFonts w:eastAsia="標楷體" w:cs="標楷體"/>
-          <w:sz w:val="28"/>
-          <w:szCs w:val="28"/>
-        </w:rPr>
-        <w:t>成為本組的</w:t>
-      </w:r>
-      <w:proofErr w:type="gramEnd"/>
-      <w:r>
-        <w:rPr>
-          <w:rFonts w:eastAsia="標楷體" w:cs="標楷體"/>
-          <w:sz w:val="28"/>
-          <w:szCs w:val="28"/>
-        </w:rPr>
-        <w:t>研究重點。</w:t>
+        <w:t>標準規範的智慧化顧問系統，成為本組的研究重點。</w:t>
       </w:r>
     </w:p>
     <w:p>
@@ -8823,7 +8941,7 @@
         </w:rPr>
       </w:pPr>
       <w:bookmarkStart w:id="7" w:name="_Toc229258891"/>
-      <w:bookmarkStart w:id="8" w:name="_Toc231221023"/>
+      <w:bookmarkStart w:id="8" w:name="_Toc231246525"/>
       <w:r>
         <w:rPr>
           <w:rFonts w:eastAsia="標楷體" w:cs="標楷體"/>
@@ -8862,7 +8980,6 @@
         </w:rPr>
         <w:t>本專題旨在開發一套名為「</w:t>
       </w:r>
-      <w:proofErr w:type="spellStart"/>
       <w:r>
         <w:rPr>
           <w:rFonts w:eastAsia="標楷體" w:cs="標楷體"/>
@@ -8871,7 +8988,6 @@
         </w:rPr>
         <w:t>RiskGenie</w:t>
       </w:r>
-      <w:proofErr w:type="spellEnd"/>
       <w:r>
         <w:rPr>
           <w:rFonts w:eastAsia="標楷體" w:cs="標楷體"/>
@@ -8926,43 +9042,7 @@
           <w:sz w:val="28"/>
           <w:szCs w:val="28"/>
         </w:rPr>
-        <w:t>智能」與「合</w:t>
-      </w:r>
-      <w:proofErr w:type="gramStart"/>
-      <w:r>
-        <w:rPr>
-          <w:rFonts w:eastAsia="標楷體" w:cs="標楷體"/>
-          <w:sz w:val="28"/>
-          <w:szCs w:val="28"/>
-        </w:rPr>
-        <w:t>規</w:t>
-      </w:r>
-      <w:proofErr w:type="gramEnd"/>
-      <w:r>
-        <w:rPr>
-          <w:rFonts w:eastAsia="標楷體" w:cs="標楷體"/>
-          <w:sz w:val="28"/>
-          <w:szCs w:val="28"/>
-        </w:rPr>
-        <w:t>規則引擎」深度結合，協助組織將原先繁瑣且主觀的人工作業，轉化為數據驅動的標準合</w:t>
-      </w:r>
-      <w:proofErr w:type="gramStart"/>
-      <w:r>
-        <w:rPr>
-          <w:rFonts w:eastAsia="標楷體" w:cs="標楷體"/>
-          <w:sz w:val="28"/>
-          <w:szCs w:val="28"/>
-        </w:rPr>
-        <w:t>規</w:t>
-      </w:r>
-      <w:proofErr w:type="gramEnd"/>
-      <w:r>
-        <w:rPr>
-          <w:rFonts w:eastAsia="標楷體" w:cs="標楷體"/>
-          <w:sz w:val="28"/>
-          <w:szCs w:val="28"/>
-        </w:rPr>
-        <w:t>流程。</w:t>
+        <w:t>智能」與「合規規則引擎」深度結合，協助組織將原先繁瑣且主觀的人工作業，轉化為數據驅動的標準合規流程。</w:t>
       </w:r>
     </w:p>
     <w:p>
@@ -9149,25 +9229,7 @@
           <w:sz w:val="28"/>
           <w:szCs w:val="28"/>
         </w:rPr>
-        <w:t>漏洞</w:t>
-      </w:r>
-      <w:proofErr w:type="gramStart"/>
-      <w:r>
-        <w:rPr>
-          <w:rFonts w:eastAsia="標楷體" w:cs="標楷體"/>
-          <w:sz w:val="28"/>
-          <w:szCs w:val="28"/>
-        </w:rPr>
-        <w:t>情資至</w:t>
-      </w:r>
-      <w:proofErr w:type="gramEnd"/>
-      <w:r>
-        <w:rPr>
-          <w:rFonts w:eastAsia="標楷體" w:cs="標楷體"/>
-          <w:sz w:val="28"/>
-          <w:szCs w:val="28"/>
-        </w:rPr>
-        <w:t>本地資料庫，將外部真實的漏洞</w:t>
+        <w:t>漏洞情資至本地資料庫，將外部真實的漏洞</w:t>
       </w:r>
       <w:r>
         <w:rPr>
@@ -9224,25 +9286,7 @@
           <w:sz w:val="28"/>
           <w:szCs w:val="28"/>
         </w:rPr>
-        <w:t>在資料傳輸至雲端模型前，系統將自動進行隱私過濾，遮蔽具備辨識性的機構名稱與關鍵參數，在完全</w:t>
-      </w:r>
-      <w:proofErr w:type="gramStart"/>
-      <w:r>
-        <w:rPr>
-          <w:rFonts w:eastAsia="標楷體" w:cs="標楷體"/>
-          <w:sz w:val="28"/>
-          <w:szCs w:val="28"/>
-        </w:rPr>
-        <w:t>保障資安隱私</w:t>
-      </w:r>
-      <w:proofErr w:type="gramEnd"/>
-      <w:r>
-        <w:rPr>
-          <w:rFonts w:eastAsia="標楷體" w:cs="標楷體"/>
-          <w:sz w:val="28"/>
-          <w:szCs w:val="28"/>
-        </w:rPr>
-        <w:t>的前提下發揮</w:t>
+        <w:t>在資料傳輸至雲端模型前，系統將自動進行隱私過濾，遮蔽具備辨識性的機構名稱與關鍵參數，在完全保障資安隱私的前提下發揮</w:t>
       </w:r>
       <w:r>
         <w:rPr>
@@ -9309,25 +9353,7 @@
           <w:sz w:val="28"/>
           <w:szCs w:val="28"/>
         </w:rPr>
-        <w:t>技術的合</w:t>
-      </w:r>
-      <w:proofErr w:type="gramStart"/>
-      <w:r>
-        <w:rPr>
-          <w:rFonts w:eastAsia="標楷體" w:cs="標楷體"/>
-          <w:sz w:val="28"/>
-          <w:szCs w:val="28"/>
-        </w:rPr>
-        <w:t>規</w:t>
-      </w:r>
-      <w:proofErr w:type="gramEnd"/>
-      <w:r>
-        <w:rPr>
-          <w:rFonts w:eastAsia="標楷體" w:cs="標楷體"/>
-          <w:sz w:val="28"/>
-          <w:szCs w:val="28"/>
-        </w:rPr>
-        <w:t>方式：</w:t>
+        <w:t>技術的合規方式：</w:t>
       </w:r>
       <w:r>
         <w:rPr>
@@ -9391,18 +9417,8 @@
           <w:sz w:val="28"/>
           <w:szCs w:val="28"/>
         </w:rPr>
-        <w:t>幻覺，自動產出具備高度精確性與實作價值</w:t>
-      </w:r>
-      <w:proofErr w:type="gramStart"/>
-      <w:r>
-        <w:rPr>
-          <w:rFonts w:eastAsia="標楷體" w:cs="標楷體"/>
-          <w:sz w:val="28"/>
-          <w:szCs w:val="28"/>
-        </w:rPr>
-        <w:t>的資安改善</w:t>
-      </w:r>
-      <w:proofErr w:type="gramEnd"/>
+        <w:t>幻覺，自動產出具備高度精確性與實作價值的資安改善</w:t>
+      </w:r>
       <w:r>
         <w:rPr>
           <w:rFonts w:eastAsia="標楷體" w:cs="標楷體"/>
@@ -9442,7 +9458,7 @@
         </w:rPr>
       </w:pPr>
       <w:bookmarkStart w:id="9" w:name="_Toc229258892"/>
-      <w:bookmarkStart w:id="10" w:name="_Toc231221024"/>
+      <w:bookmarkStart w:id="10" w:name="_Toc231246526"/>
       <w:r>
         <w:rPr>
           <w:rFonts w:eastAsia="標楷體" w:cs="標楷體"/>
@@ -9504,25 +9520,7 @@
           <w:sz w:val="28"/>
           <w:szCs w:val="28"/>
         </w:rPr>
-        <w:t>大幅</w:t>
-      </w:r>
-      <w:proofErr w:type="gramStart"/>
-      <w:r>
-        <w:rPr>
-          <w:rFonts w:eastAsia="標楷體" w:cs="標楷體"/>
-          <w:sz w:val="28"/>
-          <w:szCs w:val="28"/>
-        </w:rPr>
-        <w:t>提升資安行政</w:t>
-      </w:r>
-      <w:proofErr w:type="gramEnd"/>
-      <w:r>
-        <w:rPr>
-          <w:rFonts w:eastAsia="標楷體" w:cs="標楷體"/>
-          <w:sz w:val="28"/>
-          <w:szCs w:val="28"/>
-        </w:rPr>
-        <w:t>效率：</w:t>
+        <w:t>大幅提升資安行政效率：</w:t>
       </w:r>
       <w:r>
         <w:rPr>
@@ -9538,43 +9536,7 @@
           <w:sz w:val="28"/>
           <w:szCs w:val="28"/>
         </w:rPr>
-        <w:t>將原本需耗時數</w:t>
-      </w:r>
-      <w:proofErr w:type="gramStart"/>
-      <w:r>
-        <w:rPr>
-          <w:rFonts w:eastAsia="標楷體" w:cs="標楷體"/>
-          <w:sz w:val="28"/>
-          <w:szCs w:val="28"/>
-        </w:rPr>
-        <w:t>週</w:t>
-      </w:r>
-      <w:proofErr w:type="gramEnd"/>
-      <w:r>
-        <w:rPr>
-          <w:rFonts w:eastAsia="標楷體" w:cs="標楷體"/>
-          <w:sz w:val="28"/>
-          <w:szCs w:val="28"/>
-        </w:rPr>
-        <w:t>的資產比對與漏洞查詢工作，縮短至數分鐘內批次完成，</w:t>
-      </w:r>
-      <w:proofErr w:type="gramStart"/>
-      <w:r>
-        <w:rPr>
-          <w:rFonts w:eastAsia="標楷體" w:cs="標楷體"/>
-          <w:sz w:val="28"/>
-          <w:szCs w:val="28"/>
-        </w:rPr>
-        <w:t>降低資安承辦</w:t>
-      </w:r>
-      <w:proofErr w:type="gramEnd"/>
-      <w:r>
-        <w:rPr>
-          <w:rFonts w:eastAsia="標楷體" w:cs="標楷體"/>
-          <w:sz w:val="28"/>
-          <w:szCs w:val="28"/>
-        </w:rPr>
-        <w:t>人員的行政負擔。</w:t>
+        <w:t>將原本需耗時數週的資產比對與漏洞查詢工作，縮短至數分鐘內批次完成，降低資安承辦人員的行政負擔。</w:t>
       </w:r>
     </w:p>
     <w:p>
@@ -9656,25 +9618,7 @@
           <w:sz w:val="28"/>
           <w:szCs w:val="28"/>
         </w:rPr>
-        <w:t>優化</w:t>
-      </w:r>
-      <w:proofErr w:type="gramStart"/>
-      <w:r>
-        <w:rPr>
-          <w:rFonts w:eastAsia="標楷體" w:cs="標楷體"/>
-          <w:sz w:val="28"/>
-          <w:szCs w:val="28"/>
-        </w:rPr>
-        <w:t>組織資安資源</w:t>
-      </w:r>
-      <w:proofErr w:type="gramEnd"/>
-      <w:r>
-        <w:rPr>
-          <w:rFonts w:eastAsia="標楷體" w:cs="標楷體"/>
-          <w:sz w:val="28"/>
-          <w:szCs w:val="28"/>
-        </w:rPr>
-        <w:t>分配：</w:t>
+        <w:t>優化組織資安資源分配：</w:t>
       </w:r>
       <w:r>
         <w:rPr>
@@ -9690,25 +9634,7 @@
           <w:sz w:val="28"/>
           <w:szCs w:val="28"/>
         </w:rPr>
-        <w:t>透過修正後的最大風險演算法，</w:t>
-      </w:r>
-      <w:proofErr w:type="gramStart"/>
-      <w:r>
-        <w:rPr>
-          <w:rFonts w:eastAsia="標楷體" w:cs="標楷體"/>
-          <w:sz w:val="28"/>
-          <w:szCs w:val="28"/>
-        </w:rPr>
-        <w:t>為資安主管</w:t>
-      </w:r>
-      <w:proofErr w:type="gramEnd"/>
-      <w:r>
-        <w:rPr>
-          <w:rFonts w:eastAsia="標楷體" w:cs="標楷體"/>
-          <w:sz w:val="28"/>
-          <w:szCs w:val="28"/>
-        </w:rPr>
-        <w:t>產出準確</w:t>
+        <w:t>透過修正後的最大風險演算法，為資安主管產出準確</w:t>
       </w:r>
       <w:r>
         <w:rPr>
@@ -9717,25 +9643,7 @@
           <w:szCs w:val="28"/>
         </w:rPr>
         <w:lastRenderedPageBreak/>
-        <w:t>的風險熱力圖與高風險分佈報告，使組織能將有限的資源精</w:t>
-      </w:r>
-      <w:proofErr w:type="gramStart"/>
-      <w:r>
-        <w:rPr>
-          <w:rFonts w:eastAsia="標楷體" w:cs="標楷體"/>
-          <w:sz w:val="28"/>
-          <w:szCs w:val="28"/>
-        </w:rPr>
-        <w:t>準</w:t>
-      </w:r>
-      <w:proofErr w:type="gramEnd"/>
-      <w:r>
-        <w:rPr>
-          <w:rFonts w:eastAsia="標楷體" w:cs="標楷體"/>
-          <w:sz w:val="28"/>
-          <w:szCs w:val="28"/>
-        </w:rPr>
-        <w:t>投注在最脆弱的防護破口上。</w:t>
+        <w:t>的風險熱力圖與高風險分佈報告，使組織能將有限的資源精準投注在最脆弱的防護破口上。</w:t>
       </w:r>
     </w:p>
     <w:p>
@@ -9758,43 +9666,7 @@
           <w:sz w:val="28"/>
           <w:szCs w:val="28"/>
         </w:rPr>
-        <w:t>提供安全、合</w:t>
-      </w:r>
-      <w:proofErr w:type="gramStart"/>
-      <w:r>
-        <w:rPr>
-          <w:rFonts w:eastAsia="標楷體" w:cs="標楷體"/>
-          <w:sz w:val="28"/>
-          <w:szCs w:val="28"/>
-        </w:rPr>
-        <w:t>規</w:t>
-      </w:r>
-      <w:proofErr w:type="gramEnd"/>
-      <w:r>
-        <w:rPr>
-          <w:rFonts w:eastAsia="標楷體" w:cs="標楷體"/>
-          <w:sz w:val="28"/>
-          <w:szCs w:val="28"/>
-        </w:rPr>
-        <w:t>且具公信力</w:t>
-      </w:r>
-      <w:proofErr w:type="gramStart"/>
-      <w:r>
-        <w:rPr>
-          <w:rFonts w:eastAsia="標楷體" w:cs="標楷體"/>
-          <w:sz w:val="28"/>
-          <w:szCs w:val="28"/>
-        </w:rPr>
-        <w:t>的資安文件</w:t>
-      </w:r>
-      <w:proofErr w:type="gramEnd"/>
-      <w:r>
-        <w:rPr>
-          <w:rFonts w:eastAsia="標楷體" w:cs="標楷體"/>
-          <w:sz w:val="28"/>
-          <w:szCs w:val="28"/>
-        </w:rPr>
-        <w:t>：</w:t>
+        <w:t>提供安全、合規且具公信力的資安文件：</w:t>
       </w:r>
       <w:r>
         <w:rPr>
@@ -9810,25 +9682,7 @@
           <w:sz w:val="28"/>
           <w:szCs w:val="28"/>
         </w:rPr>
-        <w:t>在確保機敏資料不外</w:t>
-      </w:r>
-      <w:proofErr w:type="gramStart"/>
-      <w:r>
-        <w:rPr>
-          <w:rFonts w:eastAsia="標楷體" w:cs="標楷體"/>
-          <w:sz w:val="28"/>
-          <w:szCs w:val="28"/>
-        </w:rPr>
-        <w:t>洩</w:t>
-      </w:r>
-      <w:proofErr w:type="gramEnd"/>
-      <w:r>
-        <w:rPr>
-          <w:rFonts w:eastAsia="標楷體" w:cs="標楷體"/>
-          <w:sz w:val="28"/>
-          <w:szCs w:val="28"/>
-        </w:rPr>
-        <w:t>的安全框架下，產出符合國際標準的風險處理計畫書與標準作業程序（</w:t>
+        <w:t>在確保機敏資料不外洩的安全框架下，產出符合國際標準的風險處理計畫書與標準作業程序（</w:t>
       </w:r>
       <w:r>
         <w:rPr>
@@ -9897,7 +9751,7 @@
       <w:bookmarkStart w:id="11" w:name="_Toc167696207"/>
       <w:bookmarkStart w:id="12" w:name="_Toc179739969"/>
       <w:bookmarkStart w:id="13" w:name="_Toc230987404"/>
-      <w:bookmarkStart w:id="14" w:name="_Toc231221025"/>
+      <w:bookmarkStart w:id="14" w:name="_Toc231246527"/>
       <w:r>
         <w:rPr>
           <w:rFonts w:eastAsia="標楷體" w:cs="標楷體"/>
@@ -9968,7 +9822,7 @@
           <w:szCs w:val="32"/>
         </w:rPr>
       </w:pPr>
-      <w:bookmarkStart w:id="15" w:name="_Toc231221026"/>
+      <w:bookmarkStart w:id="15" w:name="_Toc231246528"/>
       <w:r>
         <w:rPr>
           <w:rFonts w:eastAsia="標楷體" w:cs="標楷體"/>
@@ -10157,7 +10011,6 @@
         </w:rPr>
         <w:t>、</w:t>
       </w:r>
-      <w:proofErr w:type="spellStart"/>
       <w:r>
         <w:rPr>
           <w:rFonts w:eastAsia="標楷體" w:cs="標楷體" w:hint="eastAsia"/>
@@ -10165,9 +10018,8 @@
           <w:sz w:val="28"/>
           <w:szCs w:val="28"/>
         </w:rPr>
-        <w:t>Secorion</w:t>
-      </w:r>
-      <w:proofErr w:type="spellEnd"/>
+        <w:t xml:space="preserve">Secorion </w:t>
+      </w:r>
       <w:r>
         <w:rPr>
           <w:rFonts w:eastAsia="標楷體" w:cs="標楷體" w:hint="eastAsia"/>
@@ -10175,7 +10027,7 @@
           <w:sz w:val="28"/>
           <w:szCs w:val="28"/>
         </w:rPr>
-        <w:t xml:space="preserve"> </w:t>
+        <w:t>等既有合規平台覆蓋。我們挑的不是與它們正面對撞</w:t>
       </w:r>
       <w:r>
         <w:rPr>
@@ -10184,9 +10036,8 @@
           <w:sz w:val="28"/>
           <w:szCs w:val="28"/>
         </w:rPr>
-        <w:t>等既有合</w:t>
-      </w:r>
-      <w:proofErr w:type="gramStart"/>
+        <w:t>，</w:t>
+      </w:r>
       <w:r>
         <w:rPr>
           <w:rFonts w:eastAsia="標楷體" w:cs="標楷體" w:hint="eastAsia"/>
@@ -10194,9 +10045,8 @@
           <w:sz w:val="28"/>
           <w:szCs w:val="28"/>
         </w:rPr>
-        <w:t>規</w:t>
-      </w:r>
-      <w:proofErr w:type="gramEnd"/>
+        <w:t>而是「買不起合規平台又必須做</w:t>
+      </w:r>
       <w:r>
         <w:rPr>
           <w:rFonts w:eastAsia="標楷體" w:cs="標楷體" w:hint="eastAsia"/>
@@ -10204,7 +10054,7 @@
           <w:sz w:val="28"/>
           <w:szCs w:val="28"/>
         </w:rPr>
-        <w:t>平台覆蓋。我們挑的不是與它們正面對撞</w:t>
+        <w:t xml:space="preserve"> ISMS</w:t>
       </w:r>
       <w:r>
         <w:rPr>
@@ -10213,7 +10063,7 @@
           <w:sz w:val="28"/>
           <w:szCs w:val="28"/>
         </w:rPr>
-        <w:t>，</w:t>
+        <w:t>」這塊</w:t>
       </w:r>
       <w:r>
         <w:rPr>
@@ -10222,9 +10072,8 @@
           <w:sz w:val="28"/>
           <w:szCs w:val="28"/>
         </w:rPr>
-        <w:t>而是「買不起合</w:t>
-      </w:r>
-      <w:proofErr w:type="gramStart"/>
+        <w:t>：</w:t>
+      </w:r>
       <w:r>
         <w:rPr>
           <w:rFonts w:eastAsia="標楷體" w:cs="標楷體" w:hint="eastAsia"/>
@@ -10232,9 +10081,8 @@
           <w:sz w:val="28"/>
           <w:szCs w:val="28"/>
         </w:rPr>
-        <w:t>規</w:t>
-      </w:r>
-      <w:proofErr w:type="gramEnd"/>
+        <w:t>中小企業、學校、地方公部門。這正是</w:t>
+      </w:r>
       <w:r>
         <w:rPr>
           <w:rFonts w:eastAsia="標楷體" w:cs="標楷體" w:hint="eastAsia"/>
@@ -10242,72 +10090,7 @@
           <w:sz w:val="28"/>
           <w:szCs w:val="28"/>
         </w:rPr>
-        <w:t>平台又必須做</w:t>
-      </w:r>
-      <w:r>
-        <w:rPr>
-          <w:rFonts w:eastAsia="標楷體" w:cs="標楷體" w:hint="eastAsia"/>
-          <w:color w:val="000000" w:themeColor="text1"/>
-          <w:sz w:val="28"/>
-          <w:szCs w:val="28"/>
-        </w:rPr>
-        <w:t xml:space="preserve"> ISMS</w:t>
-      </w:r>
-      <w:r>
-        <w:rPr>
-          <w:rFonts w:eastAsia="標楷體" w:cs="標楷體" w:hint="eastAsia"/>
-          <w:color w:val="000000" w:themeColor="text1"/>
-          <w:sz w:val="28"/>
-          <w:szCs w:val="28"/>
-        </w:rPr>
-        <w:t>」這塊</w:t>
-      </w:r>
-      <w:r>
-        <w:rPr>
-          <w:rFonts w:eastAsia="標楷體" w:cs="標楷體" w:hint="eastAsia"/>
-          <w:color w:val="000000" w:themeColor="text1"/>
-          <w:sz w:val="28"/>
-          <w:szCs w:val="28"/>
-        </w:rPr>
-        <w:t>：</w:t>
-      </w:r>
-      <w:r>
-        <w:rPr>
-          <w:rFonts w:eastAsia="標楷體" w:cs="標楷體" w:hint="eastAsia"/>
-          <w:color w:val="000000" w:themeColor="text1"/>
-          <w:sz w:val="28"/>
-          <w:szCs w:val="28"/>
-        </w:rPr>
-        <w:t>中小企業、學校、地方公部門。這正是</w:t>
-      </w:r>
-      <w:r>
-        <w:rPr>
-          <w:rFonts w:eastAsia="標楷體" w:cs="標楷體" w:hint="eastAsia"/>
-          <w:color w:val="000000" w:themeColor="text1"/>
-          <w:sz w:val="28"/>
-          <w:szCs w:val="28"/>
-        </w:rPr>
-        <w:t xml:space="preserve"> </w:t>
-      </w:r>
-      <w:proofErr w:type="spellStart"/>
-      <w:r>
-        <w:rPr>
-          <w:rFonts w:eastAsia="標楷體" w:cs="標楷體" w:hint="eastAsia"/>
-          <w:color w:val="000000" w:themeColor="text1"/>
-          <w:sz w:val="28"/>
-          <w:szCs w:val="28"/>
-        </w:rPr>
-        <w:t>RiskGenie</w:t>
-      </w:r>
-      <w:proofErr w:type="spellEnd"/>
-      <w:r>
-        <w:rPr>
-          <w:rFonts w:eastAsia="標楷體" w:cs="標楷體" w:hint="eastAsia"/>
-          <w:color w:val="000000" w:themeColor="text1"/>
-          <w:sz w:val="28"/>
-          <w:szCs w:val="28"/>
-        </w:rPr>
-        <w:t xml:space="preserve"> </w:t>
+        <w:t xml:space="preserve"> RiskGenie </w:t>
       </w:r>
       <w:r>
         <w:rPr>
@@ -10884,25 +10667,7 @@
           <w:sz w:val="28"/>
           <w:szCs w:val="28"/>
         </w:rPr>
-        <w:t>未來可</w:t>
-      </w:r>
-      <w:proofErr w:type="gramStart"/>
-      <w:r>
-        <w:rPr>
-          <w:rFonts w:ascii="標楷體" w:eastAsia="標楷體" w:hAnsi="標楷體" w:cs="標楷體"/>
-          <w:sz w:val="28"/>
-          <w:szCs w:val="28"/>
-        </w:rPr>
-        <w:t>採</w:t>
-      </w:r>
-      <w:proofErr w:type="gramEnd"/>
-      <w:r>
-        <w:rPr>
-          <w:rFonts w:ascii="標楷體" w:eastAsia="標楷體" w:hAnsi="標楷體" w:cs="標楷體"/>
-          <w:sz w:val="28"/>
-          <w:szCs w:val="28"/>
-        </w:rPr>
-        <w:t>訂閱制模式發展</w:t>
+        <w:t>未來可採訂閱制模式發展</w:t>
       </w:r>
       <w:r>
         <w:rPr>
@@ -10966,25 +10731,7 @@
           <w:sz w:val="28"/>
           <w:szCs w:val="28"/>
         </w:rPr>
-        <w:t>初期可提供資產盤點、風險評鑑與 AI 改善建議等基本功能；後續再加入多部門管理、權限控管、報表匯出與外部</w:t>
-      </w:r>
-      <w:proofErr w:type="gramStart"/>
-      <w:r>
-        <w:rPr>
-          <w:rFonts w:ascii="標楷體" w:eastAsia="標楷體" w:hAnsi="標楷體" w:cs="標楷體"/>
-          <w:sz w:val="28"/>
-          <w:szCs w:val="28"/>
-        </w:rPr>
-        <w:t>情資串</w:t>
-      </w:r>
-      <w:proofErr w:type="gramEnd"/>
-      <w:r>
-        <w:rPr>
-          <w:rFonts w:ascii="標楷體" w:eastAsia="標楷體" w:hAnsi="標楷體" w:cs="標楷體"/>
-          <w:sz w:val="28"/>
-          <w:szCs w:val="28"/>
-        </w:rPr>
-        <w:t>接等進階功能。</w:t>
+        <w:t>初期可提供資產盤點、風險評鑑與 AI 改善建議等基本功能；後續再加入多部門管理、權限控管、報表匯出與外部情資串接等進階功能。</w:t>
       </w:r>
     </w:p>
     <w:p>
@@ -11057,7 +10804,7 @@
           <w:szCs w:val="32"/>
         </w:rPr>
       </w:pPr>
-      <w:bookmarkStart w:id="16" w:name="_Toc231221027"/>
+      <w:bookmarkStart w:id="16" w:name="_Toc231246529"/>
       <w:r>
         <w:rPr>
           <w:rFonts w:eastAsia="標楷體" w:cs="標楷體"/>
@@ -12397,19 +12144,11 @@
                 <w:rFonts w:eastAsia="標楷體"/>
               </w:rPr>
             </w:pPr>
-            <w:proofErr w:type="spellStart"/>
             <w:r>
               <w:rPr>
                 <w:rFonts w:eastAsia="標楷體"/>
               </w:rPr>
-              <w:t>Supabase</w:t>
-            </w:r>
-            <w:proofErr w:type="spellEnd"/>
-            <w:r>
-              <w:rPr>
-                <w:rFonts w:eastAsia="標楷體"/>
-              </w:rPr>
-              <w:t xml:space="preserve"> Free Tier(500 MB)</w:t>
+              <w:t>Supabase Free Tier(500 MB)</w:t>
             </w:r>
           </w:p>
         </w:tc>
@@ -13298,18 +13037,8 @@
                 <w:sz w:val="28"/>
                 <w:szCs w:val="28"/>
               </w:rPr>
-              <w:t>系統維護</w:t>
-            </w:r>
-            <w:proofErr w:type="gramStart"/>
-            <w:r>
-              <w:rPr>
-                <w:rFonts w:ascii="標楷體" w:eastAsia="標楷體" w:hAnsi="標楷體" w:cs="標楷體"/>
-                <w:sz w:val="28"/>
-                <w:szCs w:val="28"/>
-              </w:rPr>
-              <w:t>與資安防護</w:t>
-            </w:r>
-            <w:proofErr w:type="gramEnd"/>
+              <w:t>系統維護與資安防護</w:t>
+            </w:r>
           </w:p>
         </w:tc>
         <w:tc>
@@ -13396,23 +13125,13 @@
                 <w:szCs w:val="28"/>
               </w:rPr>
             </w:pPr>
-            <w:proofErr w:type="gramStart"/>
             <w:r>
               <w:rPr>
                 <w:rFonts w:ascii="標楷體" w:eastAsia="標楷體" w:hAnsi="標楷體" w:cs="標楷體"/>
                 <w:sz w:val="28"/>
                 <w:szCs w:val="28"/>
               </w:rPr>
-              <w:t>線上推廣</w:t>
-            </w:r>
-            <w:proofErr w:type="gramEnd"/>
-            <w:r>
-              <w:rPr>
-                <w:rFonts w:ascii="標楷體" w:eastAsia="標楷體" w:hAnsi="標楷體" w:cs="標楷體"/>
-                <w:sz w:val="28"/>
-                <w:szCs w:val="28"/>
-              </w:rPr>
-              <w:t>、簡介製作與合作推廣</w:t>
+              <w:t>線上推廣、簡介製作與合作推廣</w:t>
             </w:r>
           </w:p>
         </w:tc>
@@ -14004,7 +13723,7 @@
           <w:szCs w:val="32"/>
         </w:rPr>
       </w:pPr>
-      <w:bookmarkStart w:id="18" w:name="_Toc231221028"/>
+      <w:bookmarkStart w:id="18" w:name="_Toc231246530"/>
       <w:r>
         <w:rPr>
           <w:rFonts w:eastAsia="標楷體" w:cs="標楷體"/>
@@ -14030,27 +13749,7 @@
           <w:sz w:val="32"/>
           <w:szCs w:val="32"/>
         </w:rPr>
-        <w:t xml:space="preserve"> </w:t>
-      </w:r>
-      <w:proofErr w:type="gramStart"/>
-      <w:r>
-        <w:rPr>
-          <w:rFonts w:eastAsia="標楷體" w:cs="標楷體"/>
-          <w:color w:val="000000" w:themeColor="text1"/>
-          <w:sz w:val="32"/>
-          <w:szCs w:val="32"/>
-        </w:rPr>
-        <w:t>—</w:t>
-      </w:r>
-      <w:proofErr w:type="gramEnd"/>
-      <w:r>
-        <w:rPr>
-          <w:rFonts w:eastAsia="標楷體" w:cs="標楷體"/>
-          <w:color w:val="000000" w:themeColor="text1"/>
-          <w:sz w:val="32"/>
-          <w:szCs w:val="32"/>
-        </w:rPr>
-        <w:t xml:space="preserve"> STP</w:t>
+        <w:t xml:space="preserve"> — STP</w:t>
       </w:r>
       <w:bookmarkEnd w:id="18"/>
     </w:p>
@@ -14129,7 +13828,6 @@
         </w:rPr>
         <w:t>導入階段</w:t>
       </w:r>
-      <w:proofErr w:type="gramStart"/>
       <w:r>
         <w:rPr>
           <w:rFonts w:eastAsia="標楷體" w:cs="標楷體"/>
@@ -14137,17 +13835,7 @@
           <w:sz w:val="28"/>
           <w:szCs w:val="28"/>
         </w:rPr>
-        <w:t>三個軸切</w:t>
-      </w:r>
-      <w:proofErr w:type="gramEnd"/>
-      <w:r>
-        <w:rPr>
-          <w:rFonts w:eastAsia="標楷體" w:cs="標楷體"/>
-          <w:color w:val="000000" w:themeColor="text1"/>
-          <w:sz w:val="28"/>
-          <w:szCs w:val="28"/>
-        </w:rPr>
-        <w:t>市場</w:t>
+        <w:t>三個軸切市場</w:t>
       </w:r>
       <w:r>
         <w:rPr>
@@ -14387,21 +14075,7 @@
               <w:rPr>
                 <w:rFonts w:eastAsia="標楷體" w:cs="標楷體"/>
               </w:rPr>
-              <w:t xml:space="preserve"> </w:t>
-            </w:r>
-            <w:proofErr w:type="spellStart"/>
-            <w:r>
-              <w:rPr>
-                <w:rFonts w:eastAsia="標楷體" w:cs="標楷體"/>
-              </w:rPr>
-              <w:t>RiskGenie</w:t>
-            </w:r>
-            <w:proofErr w:type="spellEnd"/>
-            <w:r>
-              <w:rPr>
-                <w:rFonts w:eastAsia="標楷體" w:cs="標楷體"/>
-              </w:rPr>
-              <w:t xml:space="preserve"> </w:t>
+              <w:t xml:space="preserve"> RiskGenie </w:t>
             </w:r>
             <w:r>
               <w:rPr>
@@ -14501,33 +14175,17 @@
                 <w:rFonts w:eastAsia="標楷體" w:cs="標楷體"/>
               </w:rPr>
             </w:pPr>
-            <w:proofErr w:type="gramStart"/>
             <w:r>
               <w:rPr>
                 <w:rFonts w:eastAsia="標楷體" w:cs="標楷體"/>
               </w:rPr>
               <w:t>資安人力</w:t>
             </w:r>
-            <w:proofErr w:type="gramEnd"/>
-            <w:r>
-              <w:rPr>
-                <w:rFonts w:eastAsia="標楷體" w:cs="標楷體"/>
-              </w:rPr>
-              <w:t xml:space="preserve"> 0</w:t>
-            </w:r>
-            <w:proofErr w:type="gramStart"/>
-            <w:r>
-              <w:rPr>
-                <w:rFonts w:eastAsia="標楷體" w:cs="標楷體"/>
-              </w:rPr>
-              <w:t>–</w:t>
-            </w:r>
-            <w:proofErr w:type="gramEnd"/>
-            <w:r>
-              <w:rPr>
-                <w:rFonts w:eastAsia="標楷體" w:cs="標楷體"/>
-              </w:rPr>
-              <w:t xml:space="preserve">1 </w:t>
+            <w:r>
+              <w:rPr>
+                <w:rFonts w:eastAsia="標楷體" w:cs="標楷體"/>
+              </w:rPr>
+              <w:t xml:space="preserve"> 0–1 </w:t>
             </w:r>
             <w:r>
               <w:rPr>
@@ -14668,21 +14326,7 @@
               <w:rPr>
                 <w:rFonts w:eastAsia="標楷體" w:cs="標楷體"/>
               </w:rPr>
-              <w:t>已有內部團隊或既有合</w:t>
-            </w:r>
-            <w:proofErr w:type="gramStart"/>
-            <w:r>
-              <w:rPr>
-                <w:rFonts w:eastAsia="標楷體" w:cs="標楷體"/>
-              </w:rPr>
-              <w:t>規</w:t>
-            </w:r>
-            <w:proofErr w:type="gramEnd"/>
-            <w:r>
-              <w:rPr>
-                <w:rFonts w:eastAsia="標楷體" w:cs="標楷體"/>
-              </w:rPr>
-              <w:t>平台</w:t>
+              <w:t>已有內部團隊或既有合規平台</w:t>
             </w:r>
           </w:p>
         </w:tc>
@@ -14982,21 +14626,7 @@
               <w:rPr>
                 <w:rFonts w:eastAsia="標楷體" w:cs="標楷體"/>
               </w:rPr>
-              <w:t>合</w:t>
-            </w:r>
-            <w:proofErr w:type="gramStart"/>
-            <w:r>
-              <w:rPr>
-                <w:rFonts w:eastAsia="標楷體" w:cs="標楷體"/>
-              </w:rPr>
-              <w:t>規</w:t>
-            </w:r>
-            <w:proofErr w:type="gramEnd"/>
-            <w:r>
-              <w:rPr>
-                <w:rFonts w:eastAsia="標楷體" w:cs="標楷體"/>
-              </w:rPr>
-              <w:t>壓力來自上級機關</w:t>
+              <w:t>合規壓力來自上級機關</w:t>
             </w:r>
           </w:p>
         </w:tc>
@@ -15119,21 +14749,7 @@
               <w:rPr>
                 <w:rFonts w:eastAsia="標楷體" w:cs="標楷體"/>
               </w:rPr>
-              <w:t>資產量大、供應鏈合</w:t>
-            </w:r>
-            <w:proofErr w:type="gramStart"/>
-            <w:r>
-              <w:rPr>
-                <w:rFonts w:eastAsia="標楷體" w:cs="標楷體"/>
-              </w:rPr>
-              <w:t>規</w:t>
-            </w:r>
-            <w:proofErr w:type="gramEnd"/>
-            <w:r>
-              <w:rPr>
-                <w:rFonts w:eastAsia="標楷體" w:cs="標楷體"/>
-              </w:rPr>
-              <w:t>要求</w:t>
+              <w:t>資產量大、供應鏈合規要求</w:t>
             </w:r>
           </w:p>
         </w:tc>
@@ -15817,7 +15433,6 @@
         </w:rPr>
         <w:t xml:space="preserve">1. </w:t>
       </w:r>
-      <w:proofErr w:type="gramStart"/>
       <w:r>
         <w:rPr>
           <w:rFonts w:eastAsia="標楷體" w:cs="標楷體"/>
@@ -15825,17 +15440,7 @@
           <w:sz w:val="28"/>
           <w:szCs w:val="28"/>
         </w:rPr>
-        <w:t>資安人力</w:t>
-      </w:r>
-      <w:proofErr w:type="gramEnd"/>
-      <w:r>
-        <w:rPr>
-          <w:rFonts w:eastAsia="標楷體" w:cs="標楷體"/>
-          <w:color w:val="000000" w:themeColor="text1"/>
-          <w:sz w:val="28"/>
-          <w:szCs w:val="28"/>
-        </w:rPr>
-        <w:t>薄弱</w:t>
+        <w:t>資安人力薄弱</w:t>
       </w:r>
       <w:r>
         <w:rPr>
@@ -15909,27 +15514,7 @@
           <w:sz w:val="28"/>
           <w:szCs w:val="28"/>
         </w:rPr>
-        <w:t>既有合</w:t>
-      </w:r>
-      <w:proofErr w:type="gramStart"/>
-      <w:r>
-        <w:rPr>
-          <w:rFonts w:eastAsia="標楷體" w:cs="標楷體"/>
-          <w:color w:val="000000" w:themeColor="text1"/>
-          <w:sz w:val="28"/>
-          <w:szCs w:val="28"/>
-        </w:rPr>
-        <w:t>規</w:t>
-      </w:r>
-      <w:proofErr w:type="gramEnd"/>
-      <w:r>
-        <w:rPr>
-          <w:rFonts w:eastAsia="標楷體" w:cs="標楷體"/>
-          <w:color w:val="000000" w:themeColor="text1"/>
-          <w:sz w:val="28"/>
-          <w:szCs w:val="28"/>
-        </w:rPr>
-        <w:t>平台對他們太貴</w:t>
+        <w:t>既有合規平台對他們太貴</w:t>
       </w:r>
       <w:r>
         <w:rPr>
@@ -16064,7 +15649,6 @@
         </w:rPr>
         <w:t>：</w:t>
       </w:r>
-      <w:proofErr w:type="gramStart"/>
       <w:r>
         <w:rPr>
           <w:rFonts w:eastAsia="標楷體" w:cs="標楷體"/>
@@ -16072,17 +15656,7 @@
           <w:sz w:val="28"/>
           <w:szCs w:val="28"/>
         </w:rPr>
-        <w:t>資安顧問</w:t>
-      </w:r>
-      <w:proofErr w:type="gramEnd"/>
-      <w:r>
-        <w:rPr>
-          <w:rFonts w:eastAsia="標楷體" w:cs="標楷體"/>
-          <w:color w:val="000000" w:themeColor="text1"/>
-          <w:sz w:val="28"/>
-          <w:szCs w:val="28"/>
-        </w:rPr>
-        <w:t>公司</w:t>
+        <w:t>資安顧問公司</w:t>
       </w:r>
       <w:r>
         <w:rPr>
@@ -16202,9 +15776,18 @@
           <w:sz w:val="28"/>
           <w:szCs w:val="28"/>
         </w:rPr>
-        <w:t>本系統不是完整</w:t>
-      </w:r>
-      <w:proofErr w:type="gramStart"/>
+        <w:t>本系統不是完整取代資安顧問，也不是大型企業使用的完整合規管理平台，而是提供一套較低門檻、較容易操作的輔助工具。其定位重點如下：</w:t>
+      </w:r>
+    </w:p>
+    <w:p>
+      <w:pPr>
+        <w:rPr>
+          <w:rFonts w:eastAsia="標楷體" w:cs="標楷體"/>
+          <w:color w:val="000000" w:themeColor="text1"/>
+          <w:sz w:val="28"/>
+          <w:szCs w:val="28"/>
+        </w:rPr>
+      </w:pPr>
       <w:r>
         <w:rPr>
           <w:rFonts w:eastAsia="標楷體" w:cs="標楷體" w:hint="eastAsia"/>
@@ -16212,9 +15795,8 @@
           <w:sz w:val="28"/>
           <w:szCs w:val="28"/>
         </w:rPr>
-        <w:t>取代資安顧問</w:t>
-      </w:r>
-      <w:proofErr w:type="gramEnd"/>
+        <w:t>1.</w:t>
+      </w:r>
       <w:r>
         <w:rPr>
           <w:rFonts w:eastAsia="標楷體" w:cs="標楷體" w:hint="eastAsia"/>
@@ -16222,9 +15804,8 @@
           <w:sz w:val="28"/>
           <w:szCs w:val="28"/>
         </w:rPr>
-        <w:t>，也不是大型企業使用的完整合</w:t>
-      </w:r>
-      <w:proofErr w:type="gramStart"/>
+        <w:tab/>
+      </w:r>
       <w:r>
         <w:rPr>
           <w:rFonts w:eastAsia="標楷體" w:cs="標楷體" w:hint="eastAsia"/>
@@ -16232,9 +15813,18 @@
           <w:sz w:val="28"/>
           <w:szCs w:val="28"/>
         </w:rPr>
-        <w:t>規</w:t>
-      </w:r>
-      <w:proofErr w:type="gramEnd"/>
+        <w:t>低門檻：以簡單介面協助使用者完成資料填寫與查詢。</w:t>
+      </w:r>
+    </w:p>
+    <w:p>
+      <w:pPr>
+        <w:rPr>
+          <w:rFonts w:eastAsia="標楷體" w:cs="標楷體"/>
+          <w:color w:val="000000" w:themeColor="text1"/>
+          <w:sz w:val="28"/>
+          <w:szCs w:val="28"/>
+        </w:rPr>
+      </w:pPr>
       <w:r>
         <w:rPr>
           <w:rFonts w:eastAsia="標楷體" w:cs="標楷體" w:hint="eastAsia"/>
@@ -16242,7 +15832,25 @@
           <w:sz w:val="28"/>
           <w:szCs w:val="28"/>
         </w:rPr>
-        <w:t>管理平台，而是提供一套較低門檻、較容易操作的輔助工具。其定位重點如下：</w:t>
+        <w:t>2.</w:t>
+      </w:r>
+      <w:r>
+        <w:rPr>
+          <w:rFonts w:eastAsia="標楷體" w:cs="標楷體" w:hint="eastAsia"/>
+          <w:color w:val="000000" w:themeColor="text1"/>
+          <w:sz w:val="28"/>
+          <w:szCs w:val="28"/>
+        </w:rPr>
+        <w:tab/>
+      </w:r>
+      <w:r>
+        <w:rPr>
+          <w:rFonts w:eastAsia="標楷體" w:cs="標楷體" w:hint="eastAsia"/>
+          <w:color w:val="000000" w:themeColor="text1"/>
+          <w:sz w:val="28"/>
+          <w:szCs w:val="28"/>
+        </w:rPr>
+        <w:t>高效率：減少人工盤點與填寫風險評估表的時間。</w:t>
       </w:r>
     </w:p>
     <w:p>
@@ -16261,7 +15869,7 @@
           <w:sz w:val="28"/>
           <w:szCs w:val="28"/>
         </w:rPr>
-        <w:t>1.</w:t>
+        <w:t>3.</w:t>
       </w:r>
       <w:r>
         <w:rPr>
@@ -16279,18 +15887,8 @@
           <w:sz w:val="28"/>
           <w:szCs w:val="28"/>
         </w:rPr>
-        <w:t>低門檻：以簡單介面協助使用者完成資料填寫與查詢。</w:t>
-      </w:r>
-    </w:p>
-    <w:p>
-      <w:pPr>
-        <w:rPr>
-          <w:rFonts w:eastAsia="標楷體" w:cs="標楷體"/>
-          <w:color w:val="000000" w:themeColor="text1"/>
-          <w:sz w:val="28"/>
-          <w:szCs w:val="28"/>
-        </w:rPr>
-      </w:pPr>
+        <w:t>可理解：</w:t>
+      </w:r>
       <w:r>
         <w:rPr>
           <w:rFonts w:eastAsia="標楷體" w:cs="標楷體" w:hint="eastAsia"/>
@@ -16298,7 +15896,7 @@
           <w:sz w:val="28"/>
           <w:szCs w:val="28"/>
         </w:rPr>
-        <w:t>2.</w:t>
+        <w:t xml:space="preserve">AI </w:t>
       </w:r>
       <w:r>
         <w:rPr>
@@ -16307,82 +15905,7 @@
           <w:sz w:val="28"/>
           <w:szCs w:val="28"/>
         </w:rPr>
-        <w:tab/>
-      </w:r>
-      <w:r>
-        <w:rPr>
-          <w:rFonts w:eastAsia="標楷體" w:cs="標楷體" w:hint="eastAsia"/>
-          <w:color w:val="000000" w:themeColor="text1"/>
-          <w:sz w:val="28"/>
-          <w:szCs w:val="28"/>
-        </w:rPr>
-        <w:t>高效率：減少人工盤點與填寫風險評估表的時間。</w:t>
-      </w:r>
-    </w:p>
-    <w:p>
-      <w:pPr>
-        <w:rPr>
-          <w:rFonts w:eastAsia="標楷體" w:cs="標楷體"/>
-          <w:color w:val="000000" w:themeColor="text1"/>
-          <w:sz w:val="28"/>
-          <w:szCs w:val="28"/>
-        </w:rPr>
-      </w:pPr>
-      <w:r>
-        <w:rPr>
-          <w:rFonts w:eastAsia="標楷體" w:cs="標楷體" w:hint="eastAsia"/>
-          <w:color w:val="000000" w:themeColor="text1"/>
-          <w:sz w:val="28"/>
-          <w:szCs w:val="28"/>
-        </w:rPr>
-        <w:t>3.</w:t>
-      </w:r>
-      <w:r>
-        <w:rPr>
-          <w:rFonts w:eastAsia="標楷體" w:cs="標楷體" w:hint="eastAsia"/>
-          <w:color w:val="000000" w:themeColor="text1"/>
-          <w:sz w:val="28"/>
-          <w:szCs w:val="28"/>
-        </w:rPr>
-        <w:tab/>
-      </w:r>
-      <w:r>
-        <w:rPr>
-          <w:rFonts w:eastAsia="標楷體" w:cs="標楷體" w:hint="eastAsia"/>
-          <w:color w:val="000000" w:themeColor="text1"/>
-          <w:sz w:val="28"/>
-          <w:szCs w:val="28"/>
-        </w:rPr>
-        <w:t>可理解：</w:t>
-      </w:r>
-      <w:r>
-        <w:rPr>
-          <w:rFonts w:eastAsia="標楷體" w:cs="標楷體" w:hint="eastAsia"/>
-          <w:color w:val="000000" w:themeColor="text1"/>
-          <w:sz w:val="28"/>
-          <w:szCs w:val="28"/>
-        </w:rPr>
-        <w:t xml:space="preserve">AI </w:t>
-      </w:r>
-      <w:proofErr w:type="gramStart"/>
-      <w:r>
-        <w:rPr>
-          <w:rFonts w:eastAsia="標楷體" w:cs="標楷體" w:hint="eastAsia"/>
-          <w:color w:val="000000" w:themeColor="text1"/>
-          <w:sz w:val="28"/>
-          <w:szCs w:val="28"/>
-        </w:rPr>
-        <w:t>將資安建議</w:t>
-      </w:r>
-      <w:proofErr w:type="gramEnd"/>
-      <w:r>
-        <w:rPr>
-          <w:rFonts w:eastAsia="標楷體" w:cs="標楷體" w:hint="eastAsia"/>
-          <w:color w:val="000000" w:themeColor="text1"/>
-          <w:sz w:val="28"/>
-          <w:szCs w:val="28"/>
-        </w:rPr>
-        <w:t>轉換為較白話的改善方向。</w:t>
+        <w:t>將資安建議轉換為較白話的改善方向。</w:t>
       </w:r>
     </w:p>
     <w:p>
@@ -16475,7 +15998,7 @@
           <w:szCs w:val="32"/>
         </w:rPr>
       </w:pPr>
-      <w:bookmarkStart w:id="20" w:name="_Toc231221029"/>
+      <w:bookmarkStart w:id="20" w:name="_Toc231246531"/>
       <w:r>
         <w:rPr>
           <w:rFonts w:eastAsia="標楷體" w:cs="標楷體"/>
@@ -16689,21 +16212,7 @@
               <w:rPr>
                 <w:rFonts w:eastAsia="標楷體" w:cs="標楷體" w:hint="eastAsia"/>
               </w:rPr>
-              <w:t>給建議、</w:t>
-            </w:r>
-            <w:proofErr w:type="gramStart"/>
-            <w:r>
-              <w:rPr>
-                <w:rFonts w:eastAsia="標楷體" w:cs="標楷體" w:hint="eastAsia"/>
-              </w:rPr>
-              <w:t>規則算分</w:t>
-            </w:r>
-            <w:proofErr w:type="gramEnd"/>
-            <w:r>
-              <w:rPr>
-                <w:rFonts w:eastAsia="標楷體" w:cs="標楷體" w:hint="eastAsia"/>
-              </w:rPr>
-              <w:t>、</w:t>
+              <w:t>給建議、規則算分、</w:t>
             </w:r>
             <w:r>
               <w:rPr>
@@ -16765,21 +16274,7 @@
               <w:rPr>
                 <w:rFonts w:eastAsia="標楷體" w:cs="標楷體" w:hint="eastAsia"/>
               </w:rPr>
-              <w:t xml:space="preserve"> </w:t>
-            </w:r>
-            <w:proofErr w:type="spellStart"/>
-            <w:r>
-              <w:rPr>
-                <w:rFonts w:eastAsia="標楷體" w:cs="標楷體" w:hint="eastAsia"/>
-              </w:rPr>
-              <w:t>cia_delta</w:t>
-            </w:r>
-            <w:proofErr w:type="spellEnd"/>
-            <w:r>
-              <w:rPr>
-                <w:rFonts w:eastAsia="標楷體" w:cs="標楷體" w:hint="eastAsia"/>
-              </w:rPr>
-              <w:t>,</w:t>
+              <w:t xml:space="preserve"> cia_delta,</w:t>
             </w:r>
             <w:r>
               <w:rPr>
@@ -16887,21 +16382,7 @@
               <w:rPr>
                 <w:rFonts w:eastAsia="標楷體" w:cs="標楷體" w:hint="eastAsia"/>
               </w:rPr>
-              <w:t>多租戶、權限控管、</w:t>
-            </w:r>
-            <w:proofErr w:type="gramStart"/>
-            <w:r>
-              <w:rPr>
-                <w:rFonts w:eastAsia="標楷體" w:cs="標楷體" w:hint="eastAsia"/>
-              </w:rPr>
-              <w:t>情資快取等</w:t>
-            </w:r>
-            <w:proofErr w:type="gramEnd"/>
-            <w:r>
-              <w:rPr>
-                <w:rFonts w:eastAsia="標楷體" w:cs="標楷體" w:hint="eastAsia"/>
-              </w:rPr>
-              <w:t>商業化要件未完成</w:t>
+              <w:t>多租戶、權限控管、情資快取等商業化要件未完成</w:t>
             </w:r>
           </w:p>
           <w:p>
@@ -17172,22 +16653,14 @@
               <w:rPr>
                 <w:rFonts w:eastAsia="標楷體" w:cs="標楷體" w:hint="eastAsia"/>
               </w:rPr>
-              <w:t>應用接受度</w:t>
-            </w:r>
-            <w:proofErr w:type="gramStart"/>
+              <w:t>應用接受度普及</w:t>
+            </w:r>
             <w:r>
               <w:rPr>
                 <w:rFonts w:eastAsia="標楷體" w:cs="標楷體" w:hint="eastAsia"/>
               </w:rPr>
-              <w:t>普及</w:t>
-            </w:r>
-            <w:r>
-              <w:rPr>
-                <w:rFonts w:eastAsia="標楷體" w:cs="標楷體" w:hint="eastAsia"/>
-              </w:rPr>
               <w:t>,</w:t>
             </w:r>
-            <w:proofErr w:type="gramEnd"/>
             <w:r>
               <w:rPr>
                 <w:rFonts w:eastAsia="標楷體" w:cs="標楷體" w:hint="eastAsia"/>
@@ -17250,39 +16723,17 @@
               </w:rPr>
               <w:t>、</w:t>
             </w:r>
-            <w:proofErr w:type="spellStart"/>
             <w:r>
               <w:rPr>
                 <w:rFonts w:eastAsia="標楷體" w:cs="標楷體" w:hint="eastAsia"/>
               </w:rPr>
-              <w:t>Secorion</w:t>
-            </w:r>
-            <w:proofErr w:type="spellEnd"/>
+              <w:t xml:space="preserve">Secorion </w:t>
+            </w:r>
             <w:r>
               <w:rPr>
                 <w:rFonts w:eastAsia="標楷體" w:cs="標楷體" w:hint="eastAsia"/>
               </w:rPr>
-              <w:t xml:space="preserve"> </w:t>
-            </w:r>
-            <w:r>
-              <w:rPr>
-                <w:rFonts w:eastAsia="標楷體" w:cs="標楷體" w:hint="eastAsia"/>
-              </w:rPr>
-              <w:t>等合</w:t>
-            </w:r>
-            <w:proofErr w:type="gramStart"/>
-            <w:r>
-              <w:rPr>
-                <w:rFonts w:eastAsia="標楷體" w:cs="標楷體" w:hint="eastAsia"/>
-              </w:rPr>
-              <w:t>規</w:t>
-            </w:r>
-            <w:proofErr w:type="gramEnd"/>
-            <w:r>
-              <w:rPr>
-                <w:rFonts w:eastAsia="標楷體" w:cs="標楷體" w:hint="eastAsia"/>
-              </w:rPr>
-              <w:t>平台已具品牌與客戶基礎</w:t>
+              <w:t>等合規平台已具品牌與客戶基礎</w:t>
             </w:r>
           </w:p>
           <w:p>
@@ -17299,19 +16750,11 @@
                 <w:rFonts w:eastAsia="標楷體" w:cs="標楷體"/>
               </w:rPr>
             </w:pPr>
-            <w:proofErr w:type="gramStart"/>
             <w:r>
               <w:rPr>
                 <w:rFonts w:eastAsia="標楷體" w:cs="標楷體" w:hint="eastAsia"/>
               </w:rPr>
-              <w:t>資安資料</w:t>
-            </w:r>
-            <w:proofErr w:type="gramEnd"/>
-            <w:r>
-              <w:rPr>
-                <w:rFonts w:eastAsia="標楷體" w:cs="標楷體" w:hint="eastAsia"/>
-              </w:rPr>
-              <w:t>敏感</w:t>
+              <w:t>資安資料敏感</w:t>
             </w:r>
             <w:r>
               <w:rPr>
@@ -17654,25 +17097,7 @@
                 <w:sz w:val="28"/>
                 <w:szCs w:val="28"/>
               </w:rPr>
-              <w:t>以三層架構的可解釋性切入學校與中小企業,主打「比 Excel 快、比顧問便宜、比合</w:t>
-            </w:r>
-            <w:proofErr w:type="gramStart"/>
-            <w:r>
-              <w:rPr>
-                <w:rFonts w:ascii="標楷體" w:eastAsia="標楷體" w:hAnsi="標楷體" w:cs="標楷體"/>
-                <w:sz w:val="28"/>
-                <w:szCs w:val="28"/>
-              </w:rPr>
-              <w:t>規</w:t>
-            </w:r>
-            <w:proofErr w:type="gramEnd"/>
-            <w:r>
-              <w:rPr>
-                <w:rFonts w:ascii="標楷體" w:eastAsia="標楷體" w:hAnsi="標楷體" w:cs="標楷體"/>
-                <w:sz w:val="28"/>
-                <w:szCs w:val="28"/>
-              </w:rPr>
-              <w:t>平台輕」</w:t>
+              <w:t>以三層架構的可解釋性切入學校與中小企業,主打「比 Excel 快、比顧問便宜、比合規平台輕」</w:t>
             </w:r>
           </w:p>
         </w:tc>
@@ -17788,25 +17213,7 @@
                 <w:sz w:val="28"/>
                 <w:szCs w:val="28"/>
               </w:rPr>
-              <w:t>以「規則</w:t>
-            </w:r>
-            <w:proofErr w:type="gramStart"/>
-            <w:r>
-              <w:rPr>
-                <w:rFonts w:ascii="標楷體" w:eastAsia="標楷體" w:hAnsi="標楷體" w:cs="標楷體"/>
-                <w:sz w:val="28"/>
-                <w:szCs w:val="28"/>
-              </w:rPr>
-              <w:t>引擎算分</w:t>
-            </w:r>
-            <w:proofErr w:type="gramEnd"/>
-            <w:r>
-              <w:rPr>
-                <w:rFonts w:ascii="標楷體" w:eastAsia="標楷體" w:hAnsi="標楷體" w:cs="標楷體"/>
-                <w:sz w:val="28"/>
-                <w:szCs w:val="28"/>
-              </w:rPr>
-              <w:t>、AI 不直接決定分數」回應對 AI 信任的疑慮;以條文引用回應 AI 幻覺風險</w:t>
+              <w:t>以「規則引擎算分、AI 不直接決定分數」回應對 AI 信任的疑慮;以條文引用回應 AI 幻覺風險</w:t>
             </w:r>
           </w:p>
         </w:tc>
@@ -17912,25 +17319,7 @@
           <w:sz w:val="28"/>
           <w:szCs w:val="28"/>
         </w:rPr>
-        <w:t>依各系統</w:t>
-      </w:r>
-      <w:proofErr w:type="gramStart"/>
-      <w:r>
-        <w:rPr>
-          <w:rFonts w:eastAsia="標楷體" w:hint="eastAsia"/>
-          <w:sz w:val="28"/>
-          <w:szCs w:val="28"/>
-        </w:rPr>
-        <w:t>公開官網與</w:t>
-      </w:r>
-      <w:proofErr w:type="gramEnd"/>
-      <w:r>
-        <w:rPr>
-          <w:rFonts w:eastAsia="標楷體" w:hint="eastAsia"/>
-          <w:sz w:val="28"/>
-          <w:szCs w:val="28"/>
-        </w:rPr>
-        <w:t>導入文件</w:t>
+        <w:t>依各系統公開官網與導入文件</w:t>
       </w:r>
       <w:r>
         <w:rPr>
@@ -18086,19 +17475,11 @@
                 <w:rFonts w:ascii="標楷體" w:eastAsia="標楷體" w:hAnsi="標楷體" w:cs="標楷體"/>
               </w:rPr>
             </w:pPr>
-            <w:proofErr w:type="spellStart"/>
             <w:r>
               <w:rPr>
                 <w:rFonts w:ascii="標楷體" w:eastAsia="標楷體" w:hAnsi="標楷體" w:cs="標楷體"/>
               </w:rPr>
-              <w:t>RiskGenie</w:t>
-            </w:r>
-            <w:proofErr w:type="spellEnd"/>
-            <w:r>
-              <w:rPr>
-                <w:rFonts w:ascii="標楷體" w:eastAsia="標楷體" w:hAnsi="標楷體" w:cs="標楷體"/>
-              </w:rPr>
-              <w:t xml:space="preserve"> 評評理</w:t>
+              <w:t>RiskGenie 評評理</w:t>
             </w:r>
           </w:p>
         </w:tc>
@@ -18158,28 +17539,12 @@
                 <w:rFonts w:ascii="標楷體" w:eastAsia="標楷體" w:hAnsi="標楷體" w:cs="標楷體"/>
               </w:rPr>
             </w:pPr>
-            <w:proofErr w:type="spellStart"/>
             <w:r>
               <w:rPr>
                 <w:rFonts w:ascii="標楷體" w:eastAsia="標楷體" w:hAnsi="標楷體" w:cs="標楷體"/>
               </w:rPr>
-              <w:t>Secorion</w:t>
-            </w:r>
-            <w:proofErr w:type="spellEnd"/>
-            <w:r>
-              <w:rPr>
-                <w:rFonts w:ascii="標楷體" w:eastAsia="標楷體" w:hAnsi="標楷體" w:cs="標楷體"/>
-              </w:rPr>
-              <w:t xml:space="preserve"> </w:t>
-            </w:r>
-            <w:proofErr w:type="gramStart"/>
-            <w:r>
-              <w:rPr>
-                <w:rFonts w:ascii="標楷體" w:eastAsia="標楷體" w:hAnsi="標楷體" w:cs="標楷體"/>
-              </w:rPr>
-              <w:t>資安合規</w:t>
-            </w:r>
-            <w:proofErr w:type="gramEnd"/>
+              <w:t>Secorion 資安合規</w:t>
+            </w:r>
           </w:p>
         </w:tc>
       </w:tr>
@@ -18269,14 +17634,12 @@
                 <w:rFonts w:ascii="標楷體" w:eastAsia="標楷體" w:hAnsi="標楷體" w:cs="標楷體"/>
               </w:rPr>
             </w:pPr>
-            <w:proofErr w:type="gramStart"/>
             <w:r>
               <w:rPr>
                 <w:rFonts w:ascii="標楷體" w:eastAsia="標楷體" w:hAnsi="標楷體" w:cs="標楷體"/>
               </w:rPr>
               <w:t>企業資安管理</w:t>
             </w:r>
-            <w:proofErr w:type="gramEnd"/>
           </w:p>
         </w:tc>
         <w:tc>
@@ -18302,19 +17665,11 @@
                 <w:rFonts w:ascii="標楷體" w:eastAsia="標楷體" w:hAnsi="標楷體" w:cs="標楷體"/>
               </w:rPr>
             </w:pPr>
-            <w:proofErr w:type="gramStart"/>
             <w:r>
               <w:rPr>
                 <w:rFonts w:ascii="標楷體" w:eastAsia="標楷體" w:hAnsi="標楷體" w:cs="標楷體"/>
               </w:rPr>
-              <w:t>資安合規</w:t>
-            </w:r>
-            <w:proofErr w:type="gramEnd"/>
-            <w:r>
-              <w:rPr>
-                <w:rFonts w:ascii="標楷體" w:eastAsia="標楷體" w:hAnsi="標楷體" w:cs="標楷體"/>
-              </w:rPr>
-              <w:t>管理</w:t>
+              <w:t>資安合規管理</w:t>
             </w:r>
           </w:p>
         </w:tc>
@@ -18944,21 +18299,7 @@
               <w:rPr>
                 <w:rFonts w:ascii="標楷體" w:eastAsia="標楷體" w:hAnsi="標楷體" w:cs="標楷體"/>
               </w:rPr>
-              <w:t>完整合</w:t>
-            </w:r>
-            <w:proofErr w:type="gramStart"/>
-            <w:r>
-              <w:rPr>
-                <w:rFonts w:ascii="標楷體" w:eastAsia="標楷體" w:hAnsi="標楷體" w:cs="標楷體"/>
-              </w:rPr>
-              <w:t>規</w:t>
-            </w:r>
-            <w:proofErr w:type="gramEnd"/>
-            <w:r>
-              <w:rPr>
-                <w:rFonts w:ascii="標楷體" w:eastAsia="標楷體" w:hAnsi="標楷體" w:cs="標楷體"/>
-              </w:rPr>
-              <w:t>報表</w:t>
+              <w:t>完整合規報表</w:t>
             </w:r>
           </w:p>
         </w:tc>
@@ -19241,23 +18582,13 @@
         </w:rPr>
         <w:t>：</w:t>
       </w:r>
-      <w:proofErr w:type="spellStart"/>
       <w:r>
         <w:rPr>
           <w:rFonts w:eastAsia="標楷體" w:cs="標楷體" w:hint="eastAsia"/>
           <w:sz w:val="28"/>
           <w:szCs w:val="28"/>
         </w:rPr>
-        <w:t>RiskGenie</w:t>
-      </w:r>
-      <w:proofErr w:type="spellEnd"/>
-      <w:r>
-        <w:rPr>
-          <w:rFonts w:eastAsia="標楷體" w:cs="標楷體" w:hint="eastAsia"/>
-          <w:sz w:val="28"/>
-          <w:szCs w:val="28"/>
-        </w:rPr>
-        <w:t xml:space="preserve"> </w:t>
+        <w:t xml:space="preserve">RiskGenie </w:t>
       </w:r>
       <w:r>
         <w:rPr>
@@ -19322,7 +18653,7 @@
           <w:szCs w:val="36"/>
         </w:rPr>
       </w:pPr>
-      <w:bookmarkStart w:id="22" w:name="_Toc231221030"/>
+      <w:bookmarkStart w:id="22" w:name="_Toc231246532"/>
       <w:r>
         <w:rPr>
           <w:rFonts w:eastAsia="標楷體" w:cs="標楷體"/>
@@ -19389,7 +18720,7 @@
         </w:rPr>
       </w:pPr>
       <w:bookmarkStart w:id="23" w:name="_Toc230987410"/>
-      <w:bookmarkStart w:id="24" w:name="_Toc231221031"/>
+      <w:bookmarkStart w:id="24" w:name="_Toc231246533"/>
       <w:r>
         <w:rPr>
           <w:rFonts w:eastAsia="標楷體" w:cs="標楷體"/>
@@ -19451,25 +18782,7 @@
           <w:sz w:val="28"/>
           <w:szCs w:val="28"/>
         </w:rPr>
-        <w:t>助使用者進行資訊資產盤點與風險評鑑，降低傳統人工評鑑所需的時間與專業門檻，並提升</w:t>
-      </w:r>
-      <w:proofErr w:type="gramStart"/>
-      <w:r>
-        <w:rPr>
-          <w:rFonts w:eastAsia="標楷體" w:cs="標楷體"/>
-          <w:sz w:val="28"/>
-          <w:szCs w:val="28"/>
-        </w:rPr>
-        <w:t>整體資安管理</w:t>
-      </w:r>
-      <w:proofErr w:type="gramEnd"/>
-      <w:r>
-        <w:rPr>
-          <w:rFonts w:eastAsia="標楷體" w:cs="標楷體"/>
-          <w:sz w:val="28"/>
-          <w:szCs w:val="28"/>
-        </w:rPr>
-        <w:t>效率。透過使用者輸入資產資料，結合</w:t>
+        <w:t>助使用者進行資訊資產盤點與風險評鑑，降低傳統人工評鑑所需的時間與專業門檻，並提升整體資安管理效率。透過使用者輸入資產資料，結合</w:t>
       </w:r>
       <w:r>
         <w:rPr>
@@ -19885,25 +19198,23 @@
           <w:sz w:val="28"/>
           <w:szCs w:val="28"/>
         </w:rPr>
-        <w:t xml:space="preserve"> </w:t>
-      </w:r>
-      <w:proofErr w:type="spellStart"/>
+        <w:t xml:space="preserve"> Supabase </w:t>
+      </w:r>
       <w:r>
         <w:rPr>
           <w:rFonts w:eastAsia="標楷體" w:cs="標楷體" w:hint="eastAsia"/>
           <w:sz w:val="28"/>
           <w:szCs w:val="28"/>
         </w:rPr>
-        <w:t>Supabase</w:t>
-      </w:r>
-      <w:proofErr w:type="spellEnd"/>
+        <w:t>雲端資料庫（</w:t>
+      </w:r>
       <w:r>
         <w:rPr>
           <w:rFonts w:eastAsia="標楷體" w:cs="標楷體" w:hint="eastAsia"/>
           <w:sz w:val="28"/>
           <w:szCs w:val="28"/>
         </w:rPr>
-        <w:t xml:space="preserve"> </w:t>
+        <w:t>PostgreSQL</w:t>
       </w:r>
       <w:r>
         <w:rPr>
@@ -19911,7 +19222,7 @@
           <w:sz w:val="28"/>
           <w:szCs w:val="28"/>
         </w:rPr>
-        <w:t>雲端資料庫（</w:t>
+        <w:t>）進行資料儲存與管理，負責保存使用者資料、資訊資產清單、風險評估結果及</w:t>
       </w:r>
       <w:r>
         <w:rPr>
@@ -19919,7 +19230,7 @@
           <w:sz w:val="28"/>
           <w:szCs w:val="28"/>
         </w:rPr>
-        <w:t>PostgreSQL</w:t>
+        <w:t xml:space="preserve"> CVE </w:t>
       </w:r>
       <w:r>
         <w:rPr>
@@ -19927,7 +19238,7 @@
           <w:sz w:val="28"/>
           <w:szCs w:val="28"/>
         </w:rPr>
-        <w:t>）進行資料儲存與管理，負責保存使用者資料、資訊資產清單、風險評估結果及</w:t>
+        <w:t>漏洞知識庫資料。系統透過排程機制定期同步最新</w:t>
       </w:r>
       <w:r>
         <w:rPr>
@@ -19943,41 +19254,7 @@
           <w:sz w:val="28"/>
           <w:szCs w:val="28"/>
         </w:rPr>
-        <w:t>漏洞知識庫資料。系統透過排程機制定期同步最新</w:t>
-      </w:r>
-      <w:r>
-        <w:rPr>
-          <w:rFonts w:eastAsia="標楷體" w:cs="標楷體" w:hint="eastAsia"/>
-          <w:sz w:val="28"/>
-          <w:szCs w:val="28"/>
-        </w:rPr>
-        <w:t xml:space="preserve"> CVE </w:t>
-      </w:r>
-      <w:r>
-        <w:rPr>
-          <w:rFonts w:eastAsia="標楷體" w:cs="標楷體" w:hint="eastAsia"/>
-          <w:sz w:val="28"/>
-          <w:szCs w:val="28"/>
-        </w:rPr>
-        <w:t>資訊，以確保風險評鑑所依據</w:t>
-      </w:r>
-      <w:proofErr w:type="gramStart"/>
-      <w:r>
-        <w:rPr>
-          <w:rFonts w:eastAsia="標楷體" w:cs="標楷體" w:hint="eastAsia"/>
-          <w:sz w:val="28"/>
-          <w:szCs w:val="28"/>
-        </w:rPr>
-        <w:t>之資安資料</w:t>
-      </w:r>
-      <w:proofErr w:type="gramEnd"/>
-      <w:r>
-        <w:rPr>
-          <w:rFonts w:eastAsia="標楷體" w:cs="標楷體" w:hint="eastAsia"/>
-          <w:sz w:val="28"/>
-          <w:szCs w:val="28"/>
-        </w:rPr>
-        <w:t>具備時效性。</w:t>
+        <w:t>資訊，以確保風險評鑑所依據之資安資料具備時效性。</w:t>
       </w:r>
     </w:p>
     <w:p>
@@ -19993,14 +19270,13 @@
       <w:r>
         <w:rPr>
           <w:rFonts w:eastAsia="標楷體" w:cs="標楷體"/>
-          <w:noProof/>
         </w:rPr>
         <w:lastRenderedPageBreak/>
         <w:drawing>
-          <wp:inline distT="0" distB="0" distL="0" distR="0" wp14:anchorId="743009CE" wp14:editId="24A6356A">
-            <wp:extent cx="6479540" cy="2724150"/>
-            <wp:effectExtent l="0" t="0" r="0" b="0"/>
-            <wp:docPr id="970449892" name="圖片 1"/>
+          <wp:inline distT="0" distB="0" distL="0" distR="0" wp14:anchorId="3881E475" wp14:editId="6413511E">
+            <wp:extent cx="6479540" cy="3401060"/>
+            <wp:effectExtent l="0" t="0" r="0" b="8890"/>
+            <wp:docPr id="1802354320" name="圖片 1"/>
             <wp:cNvGraphicFramePr>
               <a:graphicFrameLocks xmlns:a="http://schemas.openxmlformats.org/drawingml/2006/main" noChangeAspect="1"/>
             </wp:cNvGraphicFramePr>
@@ -20008,7 +19284,7 @@
               <a:graphicData uri="http://schemas.openxmlformats.org/drawingml/2006/picture">
                 <pic:pic xmlns:pic="http://schemas.openxmlformats.org/drawingml/2006/picture">
                   <pic:nvPicPr>
-                    <pic:cNvPr id="970449892" name=""/>
+                    <pic:cNvPr id="1802354320" name=""/>
                     <pic:cNvPicPr/>
                   </pic:nvPicPr>
                   <pic:blipFill>
@@ -20020,7 +19296,7 @@
                   <pic:spPr>
                     <a:xfrm>
                       <a:off x="0" y="0"/>
-                      <a:ext cx="6479540" cy="2724150"/>
+                      <a:ext cx="6479540" cy="3401060"/>
                     </a:xfrm>
                     <a:prstGeom prst="rect">
                       <a:avLst/>
@@ -20078,7 +19354,7 @@
         <w:ind w:firstLineChars="200" w:firstLine="560"/>
         <w:jc w:val="both"/>
         <w:rPr>
-          <w:rFonts w:eastAsia="標楷體" w:cs="標楷體"/>
+          <w:rFonts w:eastAsia="標楷體" w:cs="標楷體" w:hint="eastAsia"/>
           <w:sz w:val="28"/>
           <w:szCs w:val="28"/>
         </w:rPr>
@@ -20113,7 +19389,7 @@
           <w:sz w:val="28"/>
           <w:szCs w:val="28"/>
         </w:rPr>
-        <w:t>本系統之整體架構，使用者透過前端介面發送請求至後端</w:t>
+        <w:t>本系統之整體架構</w:t>
       </w:r>
       <w:r>
         <w:rPr>
@@ -20121,51 +19397,99 @@
           <w:sz w:val="28"/>
           <w:szCs w:val="28"/>
         </w:rPr>
+        <w:t>。</w:t>
+      </w:r>
+      <w:r>
+        <w:rPr>
+          <w:rFonts w:eastAsia="標楷體" w:cs="標楷體"/>
+          <w:sz w:val="28"/>
+          <w:szCs w:val="28"/>
+        </w:rPr>
+        <w:t>本系統採用前後端分離架構，使用者透過前端介面發送</w:t>
+      </w:r>
+      <w:r>
+        <w:rPr>
+          <w:rFonts w:eastAsia="標楷體" w:cs="標楷體"/>
+          <w:sz w:val="28"/>
+          <w:szCs w:val="28"/>
+        </w:rPr>
+        <w:t xml:space="preserve"> API </w:t>
+      </w:r>
+      <w:r>
+        <w:rPr>
+          <w:rFonts w:eastAsia="標楷體" w:cs="標楷體"/>
+          <w:sz w:val="28"/>
+          <w:szCs w:val="28"/>
+        </w:rPr>
+        <w:t>請求至後端</w:t>
+      </w:r>
+      <w:r>
+        <w:rPr>
+          <w:rFonts w:eastAsia="標楷體" w:cs="標楷體"/>
+          <w:sz w:val="28"/>
+          <w:szCs w:val="28"/>
+        </w:rPr>
         <w:t xml:space="preserve"> Flask </w:t>
       </w:r>
       <w:r>
         <w:rPr>
-          <w:rFonts w:eastAsia="標楷體" w:cs="標楷體" w:hint="eastAsia"/>
-          <w:sz w:val="28"/>
-          <w:szCs w:val="28"/>
-        </w:rPr>
-        <w:t>伺服器。後端整合資產盤點與風險評鑑功能，並內含</w:t>
-      </w:r>
-      <w:r>
-        <w:rPr>
-          <w:rFonts w:eastAsia="標楷體" w:cs="標楷體" w:hint="eastAsia"/>
-          <w:sz w:val="28"/>
-          <w:szCs w:val="28"/>
-        </w:rPr>
-        <w:t xml:space="preserve"> RAG</w:t>
-      </w:r>
-      <w:r>
-        <w:rPr>
-          <w:rFonts w:eastAsia="標楷體" w:cs="標楷體" w:hint="eastAsia"/>
-          <w:sz w:val="28"/>
-          <w:szCs w:val="28"/>
-        </w:rPr>
-        <w:t>檢索模組，於生成式</w:t>
-      </w:r>
-      <w:r>
-        <w:rPr>
-          <w:rFonts w:eastAsia="標楷體" w:cs="標楷體" w:hint="eastAsia"/>
-          <w:sz w:val="28"/>
-          <w:szCs w:val="28"/>
-        </w:rPr>
-        <w:t xml:space="preserve"> AI </w:t>
-      </w:r>
-      <w:r>
-        <w:rPr>
-          <w:rFonts w:eastAsia="標楷體" w:cs="標楷體" w:hint="eastAsia"/>
-          <w:sz w:val="28"/>
-          <w:szCs w:val="28"/>
-        </w:rPr>
-        <w:t>推論前先從本地</w:t>
-      </w:r>
-      <w:r>
-        <w:rPr>
-          <w:rFonts w:eastAsia="標楷體" w:cs="標楷體" w:hint="eastAsia"/>
+          <w:rFonts w:eastAsia="標楷體" w:cs="標楷體"/>
+          <w:sz w:val="28"/>
+          <w:szCs w:val="28"/>
+        </w:rPr>
+        <w:t>伺服器，由後端統一協調資產盤點與風險評鑑相關模組進行處理。在進行</w:t>
+      </w:r>
+      <w:r>
+        <w:rPr>
+          <w:rFonts w:eastAsia="標楷體" w:cs="標楷體"/>
+          <w:sz w:val="28"/>
+          <w:szCs w:val="28"/>
+        </w:rPr>
+        <w:t xml:space="preserve"> Gemini API </w:t>
+      </w:r>
+      <w:r>
+        <w:rPr>
+          <w:rFonts w:eastAsia="標楷體" w:cs="標楷體"/>
+          <w:sz w:val="28"/>
+          <w:szCs w:val="28"/>
+        </w:rPr>
+        <w:t>呼叫前，系統於後端導入雙重資料保護與知識增強機制。首先透過「去識別化防護層」對資產描述及敏感資訊進行遮罩處理，以確保資料隱私與安全性。接著啟動「</w:t>
+      </w:r>
+      <w:r>
+        <w:rPr>
+          <w:rFonts w:eastAsia="標楷體" w:cs="標楷體"/>
+          <w:sz w:val="28"/>
+          <w:szCs w:val="28"/>
+        </w:rPr>
+        <w:t xml:space="preserve">RAG </w:t>
+      </w:r>
+      <w:r>
+        <w:rPr>
+          <w:rFonts w:eastAsia="標楷體" w:cs="標楷體"/>
+          <w:sz w:val="28"/>
+          <w:szCs w:val="28"/>
+        </w:rPr>
+        <w:t>檢索模組」，透過</w:t>
+      </w:r>
+      <w:r>
+        <w:rPr>
+          <w:rFonts w:eastAsia="標楷體" w:cs="標楷體"/>
+          <w:sz w:val="28"/>
+          <w:szCs w:val="28"/>
+        </w:rPr>
+        <w:t xml:space="preserve"> Supabase </w:t>
+      </w:r>
+      <w:r>
+        <w:rPr>
+          <w:rFonts w:eastAsia="標楷體" w:cs="標楷體"/>
+          <w:sz w:val="28"/>
+          <w:szCs w:val="28"/>
+        </w:rPr>
+        <w:t>向量資料庫進行語意相似度檢索，其資料來源包含定期更新之</w:t>
+      </w:r>
+      <w:r>
+        <w:rPr>
+          <w:rFonts w:eastAsia="標楷體" w:cs="標楷體"/>
           <w:sz w:val="28"/>
           <w:szCs w:val="28"/>
         </w:rPr>
@@ -20173,61 +19497,43 @@
       </w:r>
       <w:r>
         <w:rPr>
-          <w:rFonts w:eastAsia="標楷體" w:cs="標楷體" w:hint="eastAsia"/>
-          <w:sz w:val="28"/>
-          <w:szCs w:val="28"/>
-        </w:rPr>
-        <w:t>知識庫檢索</w:t>
-      </w:r>
-      <w:proofErr w:type="gramStart"/>
-      <w:r>
-        <w:rPr>
-          <w:rFonts w:eastAsia="標楷體" w:cs="標楷體" w:hint="eastAsia"/>
-          <w:sz w:val="28"/>
-          <w:szCs w:val="28"/>
-        </w:rPr>
-        <w:t>相關資安漏洞</w:t>
-      </w:r>
-      <w:proofErr w:type="gramEnd"/>
-      <w:r>
-        <w:rPr>
-          <w:rFonts w:eastAsia="標楷體" w:cs="標楷體" w:hint="eastAsia"/>
-          <w:sz w:val="28"/>
-          <w:szCs w:val="28"/>
-        </w:rPr>
-        <w:t>資訊。</w:t>
-      </w:r>
-      <w:r>
-        <w:rPr>
-          <w:rFonts w:eastAsia="標楷體" w:cs="標楷體" w:hint="eastAsia"/>
-          <w:sz w:val="28"/>
-          <w:szCs w:val="28"/>
-        </w:rPr>
-        <w:t xml:space="preserve">CVE </w:t>
-      </w:r>
-      <w:r>
-        <w:rPr>
-          <w:rFonts w:eastAsia="標楷體" w:cs="標楷體" w:hint="eastAsia"/>
-          <w:sz w:val="28"/>
-          <w:szCs w:val="28"/>
-        </w:rPr>
-        <w:t>知識庫資料來源為公開漏洞資料庫，並透過排程機制定期更新，以確保資料之即時性與正確性。最終將檢索結果與使用者輸入資料一併提供給</w:t>
-      </w:r>
-      <w:r>
-        <w:rPr>
-          <w:rFonts w:eastAsia="標楷體" w:cs="標楷體" w:hint="eastAsia"/>
-          <w:sz w:val="28"/>
-          <w:szCs w:val="28"/>
-        </w:rPr>
-        <w:t xml:space="preserve"> Gemini </w:t>
-      </w:r>
-      <w:r>
-        <w:rPr>
-          <w:rFonts w:eastAsia="標楷體" w:cs="標楷體" w:hint="eastAsia"/>
-          <w:sz w:val="28"/>
-          <w:szCs w:val="28"/>
-        </w:rPr>
-        <w:t>模型進行分析，並將結果回傳至前端與資料庫儲存。</w:t>
+          <w:rFonts w:eastAsia="標楷體" w:cs="標楷體"/>
+          <w:sz w:val="28"/>
+          <w:szCs w:val="28"/>
+        </w:rPr>
+        <w:t>弱點資訊與</w:t>
+      </w:r>
+      <w:r>
+        <w:rPr>
+          <w:rFonts w:eastAsia="標楷體" w:cs="標楷體"/>
+          <w:sz w:val="28"/>
+          <w:szCs w:val="28"/>
+        </w:rPr>
+        <w:t xml:space="preserve"> ISO 27002 </w:t>
+      </w:r>
+      <w:r>
+        <w:rPr>
+          <w:rFonts w:eastAsia="標楷體" w:cs="標楷體"/>
+          <w:sz w:val="28"/>
+          <w:szCs w:val="28"/>
+        </w:rPr>
+        <w:t>資安控制規範，以提供模型更完整之資安背景知識。最終，系統將去識別化後之輸入資料與檢索結果一併輸入至</w:t>
+      </w:r>
+      <w:r>
+        <w:rPr>
+          <w:rFonts w:eastAsia="標楷體" w:cs="標楷體"/>
+          <w:sz w:val="28"/>
+          <w:szCs w:val="28"/>
+        </w:rPr>
+        <w:t xml:space="preserve"> Gemini API</w:t>
+      </w:r>
+      <w:r>
+        <w:rPr>
+          <w:rFonts w:eastAsia="標楷體" w:cs="標楷體"/>
+          <w:sz w:val="28"/>
+          <w:szCs w:val="28"/>
+        </w:rPr>
+        <w:t>，以生成具備情境脈絡與資安依據之改善建議。</w:t>
       </w:r>
     </w:p>
     <w:p>
@@ -20253,7 +19559,7 @@
         </w:rPr>
       </w:pPr>
       <w:bookmarkStart w:id="26" w:name="_Toc230987411"/>
-      <w:bookmarkStart w:id="27" w:name="_Toc231221032"/>
+      <w:bookmarkStart w:id="27" w:name="_Toc231246534"/>
       <w:r>
         <w:rPr>
           <w:rFonts w:eastAsia="標楷體" w:cs="標楷體"/>
@@ -20357,7 +19663,6 @@
         </w:rPr>
         <w:t>後端框架與</w:t>
       </w:r>
-      <w:proofErr w:type="spellStart"/>
       <w:r>
         <w:rPr>
           <w:rFonts w:eastAsia="標楷體" w:cs="標楷體"/>
@@ -20366,7 +19671,6 @@
         </w:rPr>
         <w:t>Supabase</w:t>
       </w:r>
-      <w:proofErr w:type="spellEnd"/>
       <w:r>
         <w:rPr>
           <w:rFonts w:eastAsia="標楷體" w:cs="標楷體"/>
@@ -20381,25 +19685,16 @@
           <w:sz w:val="28"/>
           <w:szCs w:val="28"/>
         </w:rPr>
-        <w:t>，建置一套完整</w:t>
-      </w:r>
-      <w:proofErr w:type="gramStart"/>
-      <w:r>
-        <w:rPr>
-          <w:rFonts w:eastAsia="標楷體" w:cs="標楷體"/>
-          <w:sz w:val="28"/>
-          <w:szCs w:val="28"/>
-        </w:rPr>
-        <w:t>的資安風險</w:t>
-      </w:r>
-      <w:proofErr w:type="gramEnd"/>
-      <w:r>
-        <w:rPr>
-          <w:rFonts w:eastAsia="標楷體" w:cs="標楷體"/>
-          <w:sz w:val="28"/>
-          <w:szCs w:val="28"/>
-        </w:rPr>
-        <w:t>評估平台。考量現今使用者多透過不同裝置進行操作，本系統設計為跨平台網頁應用，支援電腦與行動裝置瀏覽器，</w:t>
+        <w:t>，建置一套完整的資安風險評</w:t>
+      </w:r>
+      <w:r>
+        <w:rPr>
+          <w:rFonts w:eastAsia="標楷體" w:cs="標楷體"/>
+          <w:sz w:val="28"/>
+          <w:szCs w:val="28"/>
+        </w:rPr>
+        <w:lastRenderedPageBreak/>
+        <w:t>估平台。考量現今使用者多透過不同裝置進行操作，本系統設計為跨平台網頁應用，支援電腦與行動裝置瀏覽器，</w:t>
       </w:r>
       <w:r>
         <w:rPr>
@@ -20439,27 +19734,8 @@
           <w:sz w:val="28"/>
           <w:szCs w:val="28"/>
         </w:rPr>
-        <w:t>。</w:t>
-      </w:r>
-      <w:proofErr w:type="gramStart"/>
-      <w:r>
-        <w:rPr>
-          <w:rFonts w:eastAsia="標楷體" w:cs="標楷體"/>
-          <w:sz w:val="28"/>
-          <w:szCs w:val="28"/>
-        </w:rPr>
-        <w:t>此外，</w:t>
-      </w:r>
-      <w:proofErr w:type="gramEnd"/>
-      <w:r>
-        <w:rPr>
-          <w:rFonts w:eastAsia="標楷體" w:cs="標楷體"/>
-          <w:sz w:val="28"/>
-          <w:szCs w:val="28"/>
-        </w:rPr>
-        <w:t>由於採用</w:t>
-      </w:r>
-      <w:proofErr w:type="spellStart"/>
+        <w:t>。此外，由於採用</w:t>
+      </w:r>
       <w:r>
         <w:rPr>
           <w:rFonts w:eastAsia="標楷體" w:cs="標楷體"/>
@@ -20468,7 +19744,6 @@
         </w:rPr>
         <w:t>Supabase</w:t>
       </w:r>
-      <w:proofErr w:type="spellEnd"/>
       <w:r>
         <w:rPr>
           <w:rFonts w:eastAsia="標楷體" w:cs="標楷體"/>
@@ -20506,7 +19781,6 @@
           <w:szCs w:val="28"/>
           <w14:ligatures w14:val="none"/>
         </w:rPr>
-        <w:lastRenderedPageBreak/>
         <w:t>表</w:t>
       </w:r>
       <w:r>
@@ -20837,14 +20111,12 @@
                 <w:rFonts w:eastAsia="標楷體" w:cs="標楷體"/>
               </w:rPr>
             </w:pPr>
-            <w:proofErr w:type="spellStart"/>
             <w:r>
               <w:rPr>
                 <w:rFonts w:eastAsia="標楷體" w:cs="標楷體"/>
               </w:rPr>
               <w:t>Supabase</w:t>
             </w:r>
-            <w:proofErr w:type="spellEnd"/>
             <w:r>
               <w:rPr>
                 <w:rFonts w:eastAsia="標楷體" w:cs="標楷體"/>
@@ -21649,7 +20921,7 @@
         </w:rPr>
       </w:pPr>
       <w:bookmarkStart w:id="28" w:name="_Toc230987412"/>
-      <w:bookmarkStart w:id="29" w:name="_Toc231221033"/>
+      <w:bookmarkStart w:id="29" w:name="_Toc231246535"/>
       <w:r>
         <w:rPr>
           <w:rFonts w:eastAsia="標楷體" w:cs="標楷體"/>
@@ -21688,7 +20960,6 @@
         </w:rPr>
         <w:t>以下列出本系統於開發「</w:t>
       </w:r>
-      <w:proofErr w:type="spellStart"/>
       <w:r>
         <w:rPr>
           <w:rFonts w:eastAsia="標楷體" w:cs="標楷體"/>
@@ -21697,7 +20968,6 @@
         </w:rPr>
         <w:t>RiskGenie</w:t>
       </w:r>
-      <w:proofErr w:type="spellEnd"/>
       <w:r>
         <w:rPr>
           <w:rFonts w:eastAsia="標楷體" w:cs="標楷體"/>
@@ -21764,6 +21034,7 @@
           <w:sz w:val="28"/>
           <w:szCs w:val="28"/>
         </w:rPr>
+        <w:lastRenderedPageBreak/>
         <w:t>Python</w:t>
       </w:r>
       <w:r>
@@ -21886,17 +21157,14 @@
           <w:szCs w:val="28"/>
         </w:rPr>
       </w:pPr>
-      <w:proofErr w:type="spellStart"/>
-      <w:r>
-        <w:rPr>
-          <w:rFonts w:eastAsia="標楷體" w:cs="標楷體"/>
-          <w:sz w:val="28"/>
-          <w:szCs w:val="28"/>
-        </w:rPr>
-        <w:lastRenderedPageBreak/>
+      <w:r>
+        <w:rPr>
+          <w:rFonts w:eastAsia="標楷體" w:cs="標楷體"/>
+          <w:sz w:val="28"/>
+          <w:szCs w:val="28"/>
+        </w:rPr>
         <w:t>Supabase</w:t>
       </w:r>
-      <w:proofErr w:type="spellEnd"/>
       <w:r>
         <w:rPr>
           <w:rFonts w:eastAsia="標楷體" w:cs="標楷體"/>
@@ -22015,25 +21283,7 @@
           <w:sz w:val="28"/>
           <w:szCs w:val="28"/>
         </w:rPr>
-        <w:t>生成式人工智慧模型：用於風險分析與建議生成，以提升分析效率與決策品質，並於資料傳送前進行敏感資訊去識別化處理，以降低敏感資料外</w:t>
-      </w:r>
-      <w:proofErr w:type="gramStart"/>
-      <w:r>
-        <w:rPr>
-          <w:rFonts w:eastAsia="標楷體" w:cs="標楷體"/>
-          <w:sz w:val="28"/>
-          <w:szCs w:val="28"/>
-        </w:rPr>
-        <w:t>洩</w:t>
-      </w:r>
-      <w:proofErr w:type="gramEnd"/>
-      <w:r>
-        <w:rPr>
-          <w:rFonts w:eastAsia="標楷體" w:cs="標楷體"/>
-          <w:sz w:val="28"/>
-          <w:szCs w:val="28"/>
-        </w:rPr>
-        <w:t>風險並提升資料安全性。</w:t>
+        <w:t>生成式人工智慧模型：用於風險分析與建議生成，以提升分析效率與決策品質，並於資料傳送前進行敏感資訊去識別化處理，以降低敏感資料外洩風險並提升資料安全性。</w:t>
       </w:r>
     </w:p>
     <w:p>
@@ -22105,25 +21355,23 @@
           <w:sz w:val="28"/>
           <w:szCs w:val="28"/>
         </w:rPr>
-        <w:t>）技術，從</w:t>
-      </w:r>
-      <w:proofErr w:type="gramStart"/>
+        <w:t>）技術，從本地資安知識庫中擷取與使用者資產相關之資訊，並將檢索結果作為</w:t>
+      </w:r>
       <w:r>
         <w:rPr>
           <w:rFonts w:eastAsia="標楷體" w:cs="標楷體" w:hint="eastAsia"/>
           <w:sz w:val="28"/>
           <w:szCs w:val="28"/>
         </w:rPr>
-        <w:t>本地資安</w:t>
-      </w:r>
-      <w:proofErr w:type="gramEnd"/>
+        <w:t xml:space="preserve"> Gemini </w:t>
+      </w:r>
       <w:r>
         <w:rPr>
           <w:rFonts w:eastAsia="標楷體" w:cs="標楷體" w:hint="eastAsia"/>
           <w:sz w:val="28"/>
           <w:szCs w:val="28"/>
         </w:rPr>
-        <w:t>知識庫中擷取與使用者資產相關之資訊，並將檢索結果作為</w:t>
+        <w:t>模型之額外上下文資訊，以提升分析準確性。該知識庫內容包含定期更新之</w:t>
       </w:r>
       <w:r>
         <w:rPr>
@@ -22131,7 +21379,7 @@
           <w:sz w:val="28"/>
           <w:szCs w:val="28"/>
         </w:rPr>
-        <w:t xml:space="preserve"> Gemini </w:t>
+        <w:t xml:space="preserve"> CVE</w:t>
       </w:r>
       <w:r>
         <w:rPr>
@@ -22139,59 +21387,7 @@
           <w:sz w:val="28"/>
           <w:szCs w:val="28"/>
         </w:rPr>
-        <w:t>模型之額外上下文資訊，以提升分析準確性。該知識庫內容包含定期更新之</w:t>
-      </w:r>
-      <w:r>
-        <w:rPr>
-          <w:rFonts w:eastAsia="標楷體" w:cs="標楷體" w:hint="eastAsia"/>
-          <w:sz w:val="28"/>
-          <w:szCs w:val="28"/>
-        </w:rPr>
-        <w:t xml:space="preserve"> CVE</w:t>
-      </w:r>
-      <w:r>
-        <w:rPr>
-          <w:rFonts w:eastAsia="標楷體" w:cs="標楷體" w:hint="eastAsia"/>
-          <w:sz w:val="28"/>
-          <w:szCs w:val="28"/>
-        </w:rPr>
-        <w:t>漏洞資料與</w:t>
-      </w:r>
-      <w:proofErr w:type="gramStart"/>
-      <w:r>
-        <w:rPr>
-          <w:rFonts w:eastAsia="標楷體" w:cs="標楷體" w:hint="eastAsia"/>
-          <w:sz w:val="28"/>
-          <w:szCs w:val="28"/>
-        </w:rPr>
-        <w:t>相關資安規範</w:t>
-      </w:r>
-      <w:proofErr w:type="gramEnd"/>
-      <w:r>
-        <w:rPr>
-          <w:rFonts w:eastAsia="標楷體" w:cs="標楷體" w:hint="eastAsia"/>
-          <w:sz w:val="28"/>
-          <w:szCs w:val="28"/>
-        </w:rPr>
-        <w:t>，使系統能反映</w:t>
-      </w:r>
-      <w:proofErr w:type="gramStart"/>
-      <w:r>
-        <w:rPr>
-          <w:rFonts w:eastAsia="標楷體" w:cs="標楷體" w:hint="eastAsia"/>
-          <w:sz w:val="28"/>
-          <w:szCs w:val="28"/>
-        </w:rPr>
-        <w:t>最新資安威脅</w:t>
-      </w:r>
-      <w:proofErr w:type="gramEnd"/>
-      <w:r>
-        <w:rPr>
-          <w:rFonts w:eastAsia="標楷體" w:cs="標楷體" w:hint="eastAsia"/>
-          <w:sz w:val="28"/>
-          <w:szCs w:val="28"/>
-        </w:rPr>
-        <w:t>情境。透過結合檢索資料與生成式</w:t>
+        <w:t>漏洞資料與相關資安規範，使系統能反映最新資安威脅情境。透過結合檢索資料與生成式</w:t>
       </w:r>
       <w:r>
         <w:rPr>
@@ -22231,6 +21427,7 @@
           <w:sz w:val="28"/>
           <w:szCs w:val="28"/>
         </w:rPr>
+        <w:lastRenderedPageBreak/>
         <w:t>Visual Studio Code</w:t>
       </w:r>
       <w:r>
@@ -22239,25 +21436,7 @@
           <w:sz w:val="28"/>
           <w:szCs w:val="28"/>
         </w:rPr>
-        <w:t>：為</w:t>
-      </w:r>
-      <w:proofErr w:type="gramStart"/>
-      <w:r>
-        <w:rPr>
-          <w:rFonts w:eastAsia="標楷體" w:cs="標楷體"/>
-          <w:sz w:val="28"/>
-          <w:szCs w:val="28"/>
-        </w:rPr>
-        <w:t>輕量且功能</w:t>
-      </w:r>
-      <w:proofErr w:type="gramEnd"/>
-      <w:r>
-        <w:rPr>
-          <w:rFonts w:eastAsia="標楷體" w:cs="標楷體"/>
-          <w:sz w:val="28"/>
-          <w:szCs w:val="28"/>
-        </w:rPr>
-        <w:t>完整之開發工具，支援多種程式語言與除錯功能，並可透過擴充套件提升開發效率，是本系統主要開發環境。</w:t>
+        <w:t>：為輕量且功能完整之開發工具，支援多種程式語言與除錯功能，並可透過擴充套件提升開發效率，是本系統主要開發環境。</w:t>
       </w:r>
     </w:p>
     <w:p>
@@ -22401,25 +21580,7 @@
           <w:sz w:val="28"/>
           <w:szCs w:val="28"/>
         </w:rPr>
-        <w:t>設計原則：作為前後端資料傳輸之設計依據，使系統架構</w:t>
-      </w:r>
-      <w:proofErr w:type="gramStart"/>
-      <w:r>
-        <w:rPr>
-          <w:rFonts w:eastAsia="標楷體" w:cs="標楷體"/>
-          <w:sz w:val="28"/>
-          <w:szCs w:val="28"/>
-        </w:rPr>
-        <w:t>清晰，</w:t>
-      </w:r>
-      <w:proofErr w:type="gramEnd"/>
-      <w:r>
-        <w:rPr>
-          <w:rFonts w:eastAsia="標楷體" w:cs="標楷體"/>
-          <w:sz w:val="28"/>
-          <w:szCs w:val="28"/>
-        </w:rPr>
-        <w:t>並提升系統之擴展性與維護性。</w:t>
+        <w:t>設計原則：作為前後端資料傳輸之設計依據，使系統架構清晰，並提升系統之擴展性與維護性。</w:t>
       </w:r>
     </w:p>
     <w:p>
@@ -22665,14 +21826,12 @@
               </w:rPr>
               <w:t>、</w:t>
             </w:r>
-            <w:proofErr w:type="spellStart"/>
             <w:r>
               <w:rPr>
                 <w:rFonts w:eastAsia="標楷體" w:cs="標楷體"/>
               </w:rPr>
               <w:t>Supabase</w:t>
             </w:r>
-            <w:proofErr w:type="spellEnd"/>
           </w:p>
         </w:tc>
       </w:tr>
@@ -22914,14 +22073,12 @@
               </w:rPr>
               <w:t>、</w:t>
             </w:r>
-            <w:proofErr w:type="spellStart"/>
             <w:r>
               <w:rPr>
                 <w:rFonts w:eastAsia="標楷體" w:cs="標楷體"/>
               </w:rPr>
               <w:t>Supabase</w:t>
             </w:r>
-            <w:proofErr w:type="spellEnd"/>
             <w:r>
               <w:rPr>
                 <w:rFonts w:eastAsia="標楷體" w:cs="標楷體"/>
@@ -23501,7 +22658,7 @@
           <w:szCs w:val="36"/>
         </w:rPr>
       </w:pPr>
-      <w:bookmarkStart w:id="30" w:name="_Toc231221034"/>
+      <w:bookmarkStart w:id="30" w:name="_Toc231246536"/>
       <w:r>
         <w:rPr>
           <w:rFonts w:eastAsia="標楷體" w:cs="標楷體"/>
@@ -23564,7 +22721,7 @@
           <w:szCs w:val="32"/>
         </w:rPr>
       </w:pPr>
-      <w:bookmarkStart w:id="31" w:name="_Toc231221035"/>
+      <w:bookmarkStart w:id="31" w:name="_Toc231246537"/>
       <w:r>
         <w:rPr>
           <w:rFonts w:eastAsia="標楷體" w:cs="標楷體"/>
@@ -23704,7 +22861,7 @@
           <w:szCs w:val="32"/>
         </w:rPr>
       </w:pPr>
-      <w:bookmarkStart w:id="32" w:name="_Toc231221036"/>
+      <w:bookmarkStart w:id="32" w:name="_Toc231246538"/>
       <w:r>
         <w:rPr>
           <w:rFonts w:eastAsia="標楷體" w:cs="標楷體"/>
@@ -23910,16 +23067,45 @@
               <w:rPr>
                 <w:rFonts w:eastAsia="標楷體" w:hint="eastAsia"/>
               </w:rPr>
-              <w:t>林紀</w:t>
-            </w:r>
-            <w:proofErr w:type="gramStart"/>
+              <w:t>林紀媗</w:t>
+            </w:r>
+          </w:p>
+        </w:tc>
+        <w:tc>
+          <w:tcPr>
+            <w:tcW w:w="671" w:type="pct"/>
+          </w:tcPr>
+          <w:p>
+            <w:pPr>
+              <w:jc w:val="center"/>
+              <w:rPr>
+                <w:rFonts w:eastAsia="標楷體"/>
+                <w:szCs w:val="22"/>
+              </w:rPr>
+            </w:pPr>
+            <w:r>
+              <w:rPr>
+                <w:rFonts w:eastAsia="標楷體"/>
+                <w:szCs w:val="22"/>
+              </w:rPr>
+              <w:t>11436010</w:t>
+            </w:r>
+          </w:p>
+          <w:p>
+            <w:pPr>
+              <w:jc w:val="center"/>
+              <w:rPr>
+                <w:rFonts w:eastAsia="標楷體"/>
+                <w:szCs w:val="22"/>
+              </w:rPr>
+            </w:pPr>
             <w:r>
               <w:rPr>
                 <w:rFonts w:eastAsia="標楷體" w:hint="eastAsia"/>
-              </w:rPr>
-              <w:t>媗</w:t>
-            </w:r>
-            <w:proofErr w:type="gramEnd"/>
+                <w:szCs w:val="22"/>
+              </w:rPr>
+              <w:t>李昕縈</w:t>
+            </w:r>
           </w:p>
         </w:tc>
         <w:tc>
@@ -23931,15 +23117,13 @@
               <w:jc w:val="center"/>
               <w:rPr>
                 <w:rFonts w:eastAsia="標楷體"/>
-                <w:szCs w:val="22"/>
               </w:rPr>
             </w:pPr>
             <w:r>
               <w:rPr>
                 <w:rFonts w:eastAsia="標楷體"/>
-                <w:szCs w:val="22"/>
-              </w:rPr>
-              <w:t>11436010</w:t>
+              </w:rPr>
+              <w:t>11436017</w:t>
             </w:r>
           </w:p>
           <w:p>
@@ -23953,107 +23137,46 @@
             <w:r>
               <w:rPr>
                 <w:rFonts w:eastAsia="標楷體" w:hint="eastAsia"/>
-                <w:szCs w:val="22"/>
-              </w:rPr>
-              <w:t>李昕</w:t>
-            </w:r>
-            <w:proofErr w:type="gramStart"/>
+              </w:rPr>
+              <w:t>顏珮倪</w:t>
+            </w:r>
+          </w:p>
+        </w:tc>
+        <w:tc>
+          <w:tcPr>
+            <w:tcW w:w="667" w:type="pct"/>
+          </w:tcPr>
+          <w:p>
+            <w:pPr>
+              <w:jc w:val="center"/>
+              <w:rPr>
+                <w:rFonts w:eastAsia="標楷體"/>
+                <w:szCs w:val="22"/>
+              </w:rPr>
+            </w:pPr>
+            <w:r>
+              <w:rPr>
+                <w:rFonts w:eastAsia="標楷體"/>
+                <w:szCs w:val="22"/>
+              </w:rPr>
+              <w:t>11436021</w:t>
+            </w:r>
+          </w:p>
+          <w:p>
+            <w:pPr>
+              <w:jc w:val="center"/>
+              <w:rPr>
+                <w:rFonts w:eastAsia="標楷體"/>
+                <w:szCs w:val="22"/>
+              </w:rPr>
+            </w:pPr>
             <w:r>
               <w:rPr>
                 <w:rFonts w:eastAsia="標楷體" w:hint="eastAsia"/>
                 <w:szCs w:val="22"/>
               </w:rPr>
-              <w:t>縈</w:t>
-            </w:r>
-            <w:proofErr w:type="gramEnd"/>
-          </w:p>
-        </w:tc>
-        <w:tc>
-          <w:tcPr>
-            <w:tcW w:w="671" w:type="pct"/>
-          </w:tcPr>
-          <w:p>
-            <w:pPr>
-              <w:jc w:val="center"/>
-              <w:rPr>
-                <w:rFonts w:eastAsia="標楷體"/>
-              </w:rPr>
-            </w:pPr>
-            <w:r>
-              <w:rPr>
-                <w:rFonts w:eastAsia="標楷體"/>
-              </w:rPr>
-              <w:t>11436017</w:t>
-            </w:r>
-          </w:p>
-          <w:p>
-            <w:pPr>
-              <w:jc w:val="center"/>
-              <w:rPr>
-                <w:rFonts w:eastAsia="標楷體"/>
-                <w:szCs w:val="22"/>
-              </w:rPr>
-            </w:pPr>
-            <w:r>
-              <w:rPr>
-                <w:rFonts w:eastAsia="標楷體" w:hint="eastAsia"/>
-              </w:rPr>
-              <w:t>顏</w:t>
-            </w:r>
-            <w:proofErr w:type="gramStart"/>
-            <w:r>
-              <w:rPr>
-                <w:rFonts w:eastAsia="標楷體" w:hint="eastAsia"/>
-              </w:rPr>
-              <w:t>珮倪</w:t>
-            </w:r>
-            <w:proofErr w:type="gramEnd"/>
-          </w:p>
-        </w:tc>
-        <w:tc>
-          <w:tcPr>
-            <w:tcW w:w="667" w:type="pct"/>
-          </w:tcPr>
-          <w:p>
-            <w:pPr>
-              <w:jc w:val="center"/>
-              <w:rPr>
-                <w:rFonts w:eastAsia="標楷體"/>
-                <w:szCs w:val="22"/>
-              </w:rPr>
-            </w:pPr>
-            <w:r>
-              <w:rPr>
-                <w:rFonts w:eastAsia="標楷體"/>
-                <w:szCs w:val="22"/>
-              </w:rPr>
-              <w:t>11436021</w:t>
-            </w:r>
-          </w:p>
-          <w:p>
-            <w:pPr>
-              <w:jc w:val="center"/>
-              <w:rPr>
-                <w:rFonts w:eastAsia="標楷體"/>
-                <w:szCs w:val="22"/>
-              </w:rPr>
-            </w:pPr>
-            <w:r>
-              <w:rPr>
-                <w:rFonts w:eastAsia="標楷體" w:hint="eastAsia"/>
-                <w:szCs w:val="22"/>
-              </w:rPr>
-              <w:t>黃翊</w:t>
-            </w:r>
-            <w:proofErr w:type="gramStart"/>
-            <w:r>
-              <w:rPr>
-                <w:rFonts w:eastAsia="標楷體" w:hint="eastAsia"/>
-                <w:szCs w:val="22"/>
-              </w:rPr>
-              <w:t>甄</w:t>
-            </w:r>
-            <w:proofErr w:type="gramEnd"/>
+              <w:t>黃翊甄</w:t>
+            </w:r>
           </w:p>
         </w:tc>
         <w:tc>
@@ -29542,17 +28665,8 @@
                 <w:rFonts w:eastAsia="標楷體" w:hint="eastAsia"/>
                 <w:szCs w:val="22"/>
               </w:rPr>
-              <w:t>顏</w:t>
-            </w:r>
-            <w:proofErr w:type="gramStart"/>
-            <w:r>
-              <w:rPr>
-                <w:rFonts w:eastAsia="標楷體" w:hint="eastAsia"/>
-                <w:szCs w:val="22"/>
-              </w:rPr>
-              <w:t>珮倪</w:t>
-            </w:r>
-            <w:proofErr w:type="gramEnd"/>
+              <w:t>顏珮倪</w:t>
+            </w:r>
           </w:p>
         </w:tc>
         <w:tc>
@@ -29752,17 +28866,8 @@
                 <w:rFonts w:eastAsia="標楷體" w:hint="eastAsia"/>
                 <w:szCs w:val="22"/>
               </w:rPr>
-              <w:t>林紀</w:t>
-            </w:r>
-            <w:proofErr w:type="gramStart"/>
-            <w:r>
-              <w:rPr>
-                <w:rFonts w:eastAsia="標楷體" w:hint="eastAsia"/>
-                <w:szCs w:val="22"/>
-              </w:rPr>
-              <w:t>媗</w:t>
-            </w:r>
-            <w:proofErr w:type="gramEnd"/>
+              <w:t>林紀媗</w:t>
+            </w:r>
           </w:p>
         </w:tc>
         <w:tc>
@@ -29980,17 +29085,8 @@
                 <w:rFonts w:eastAsia="標楷體" w:hint="eastAsia"/>
                 <w:szCs w:val="22"/>
               </w:rPr>
-              <w:t>李昕</w:t>
-            </w:r>
-            <w:proofErr w:type="gramStart"/>
-            <w:r>
-              <w:rPr>
-                <w:rFonts w:eastAsia="標楷體" w:hint="eastAsia"/>
-                <w:szCs w:val="22"/>
-              </w:rPr>
-              <w:t>縈</w:t>
-            </w:r>
-            <w:proofErr w:type="gramEnd"/>
+              <w:t>李昕縈</w:t>
+            </w:r>
           </w:p>
         </w:tc>
         <w:tc>
@@ -30176,17 +29272,8 @@
                 <w:rFonts w:eastAsia="標楷體" w:hint="eastAsia"/>
                 <w:szCs w:val="22"/>
               </w:rPr>
-              <w:t>黃翊</w:t>
-            </w:r>
-            <w:proofErr w:type="gramStart"/>
-            <w:r>
-              <w:rPr>
-                <w:rFonts w:eastAsia="標楷體" w:hint="eastAsia"/>
-                <w:szCs w:val="22"/>
-              </w:rPr>
-              <w:t>甄</w:t>
-            </w:r>
-            <w:proofErr w:type="gramEnd"/>
+              <w:t>黃翊甄</w:t>
+            </w:r>
           </w:p>
         </w:tc>
         <w:tc>
@@ -30619,7 +29706,7 @@
       <w:pPr>
         <w:outlineLvl w:val="1"/>
       </w:pPr>
-      <w:bookmarkStart w:id="33" w:name="_Toc231221037"/>
+      <w:bookmarkStart w:id="33" w:name="_Toc231246539"/>
       <w:r>
         <w:rPr>
           <w:rFonts w:eastAsia="標楷體" w:cs="標楷體"/>
@@ -30821,7 +29908,7 @@
           <w:szCs w:val="36"/>
         </w:rPr>
       </w:pPr>
-      <w:bookmarkStart w:id="34" w:name="_Toc231221038"/>
+      <w:bookmarkStart w:id="34" w:name="_Toc231246540"/>
       <w:r>
         <w:rPr>
           <w:rFonts w:eastAsia="標楷體" w:cs="標楷體"/>
@@ -30899,51 +29986,15 @@
           <w:sz w:val="28"/>
           <w:szCs w:val="28"/>
         </w:rPr>
-        <w:t xml:space="preserve"> </w:t>
-      </w:r>
-      <w:proofErr w:type="spellStart"/>
-      <w:r>
-        <w:rPr>
-          <w:rFonts w:eastAsia="標楷體" w:cs="標楷體"/>
-          <w:sz w:val="28"/>
-          <w:szCs w:val="28"/>
-        </w:rPr>
-        <w:t>RiskGenie</w:t>
-      </w:r>
-      <w:proofErr w:type="spellEnd"/>
-      <w:r>
-        <w:rPr>
-          <w:rFonts w:eastAsia="標楷體" w:cs="標楷體"/>
-          <w:sz w:val="28"/>
-          <w:szCs w:val="28"/>
-        </w:rPr>
-        <w:t xml:space="preserve"> </w:t>
-      </w:r>
-      <w:r>
-        <w:rPr>
-          <w:rFonts w:eastAsia="標楷體" w:cs="標楷體"/>
-          <w:sz w:val="28"/>
-          <w:szCs w:val="28"/>
-        </w:rPr>
-        <w:t>評評理之功能需求、非功能需求與使用個案模型。本系統使用者包含一般使用者、</w:t>
-      </w:r>
-      <w:proofErr w:type="gramStart"/>
-      <w:r>
-        <w:rPr>
-          <w:rFonts w:eastAsia="標楷體" w:cs="標楷體"/>
-          <w:sz w:val="28"/>
-          <w:szCs w:val="28"/>
-        </w:rPr>
-        <w:t>資安管理員</w:t>
-      </w:r>
-      <w:proofErr w:type="gramEnd"/>
-      <w:r>
-        <w:rPr>
-          <w:rFonts w:eastAsia="標楷體" w:cs="標楷體"/>
-          <w:sz w:val="28"/>
-          <w:szCs w:val="28"/>
-        </w:rPr>
-        <w:t>／高階主管及系統管理員；各項需求以資訊資產盤點、風險評鑑與</w:t>
+        <w:t xml:space="preserve"> RiskGenie </w:t>
+      </w:r>
+      <w:r>
+        <w:rPr>
+          <w:rFonts w:eastAsia="標楷體" w:cs="標楷體"/>
+          <w:sz w:val="28"/>
+          <w:szCs w:val="28"/>
+        </w:rPr>
+        <w:t>評評理之功能需求、非功能需求與使用個案模型。本系統使用者包含一般使用者、資安管理員／高階主管及系統管理員；各項需求以資訊資產盤點、風險評鑑與</w:t>
       </w:r>
       <w:r>
         <w:rPr>
@@ -30982,7 +30033,7 @@
           <w:szCs w:val="32"/>
         </w:rPr>
       </w:pPr>
-      <w:bookmarkStart w:id="35" w:name="_Toc231221039"/>
+      <w:bookmarkStart w:id="35" w:name="_Toc231246541"/>
       <w:r>
         <w:rPr>
           <w:rFonts w:eastAsia="標楷體" w:cs="標楷體"/>
@@ -32231,14 +31282,12 @@
                 <w:rFonts w:eastAsia="標楷體" w:cs="標楷體"/>
               </w:rPr>
             </w:pPr>
-            <w:proofErr w:type="gramStart"/>
             <w:r>
               <w:rPr>
                 <w:rFonts w:eastAsia="標楷體" w:cs="標楷體"/>
               </w:rPr>
               <w:t>資安管理員</w:t>
             </w:r>
-            <w:proofErr w:type="gramEnd"/>
             <w:r>
               <w:rPr>
                 <w:rFonts w:eastAsia="標楷體" w:cs="標楷體" w:hint="eastAsia"/>
@@ -33378,7 +32427,7 @@
           <w:szCs w:val="32"/>
         </w:rPr>
       </w:pPr>
-      <w:bookmarkStart w:id="36" w:name="_Toc231221040"/>
+      <w:bookmarkStart w:id="36" w:name="_Toc231246542"/>
       <w:r>
         <w:rPr>
           <w:rFonts w:eastAsia="標楷體" w:cs="標楷體"/>
@@ -35103,7 +34152,7 @@
         </w:rPr>
       </w:pPr>
       <w:bookmarkStart w:id="38" w:name="_Toc230987421"/>
-      <w:bookmarkStart w:id="39" w:name="_Toc231221041"/>
+      <w:bookmarkStart w:id="39" w:name="_Toc231246543"/>
       <w:r>
         <w:rPr>
           <w:rFonts w:eastAsia="標楷體" w:cs="標楷體"/>
@@ -35250,7 +34299,7 @@
         </w:rPr>
       </w:pPr>
       <w:bookmarkStart w:id="40" w:name="_Toc230987422"/>
-      <w:bookmarkStart w:id="41" w:name="_Toc231221042"/>
+      <w:bookmarkStart w:id="41" w:name="_Toc231246544"/>
       <w:r>
         <w:rPr>
           <w:rFonts w:eastAsia="標楷體" w:cs="標楷體"/>
@@ -35316,7 +34365,7 @@
         </w:rPr>
       </w:pPr>
       <w:bookmarkStart w:id="42" w:name="_Toc230987423"/>
-      <w:bookmarkStart w:id="43" w:name="_Toc231221043"/>
+      <w:bookmarkStart w:id="43" w:name="_Toc231246545"/>
       <w:r>
         <w:rPr>
           <w:rFonts w:eastAsia="標楷體" w:cs="標楷體"/>
@@ -36903,7 +35952,7 @@
         </w:rPr>
       </w:pPr>
       <w:bookmarkStart w:id="44" w:name="_Toc230987424"/>
-      <w:bookmarkStart w:id="45" w:name="_Toc231221044"/>
+      <w:bookmarkStart w:id="45" w:name="_Toc231246546"/>
       <w:r>
         <w:rPr>
           <w:rFonts w:eastAsia="標楷體" w:cs="標楷體"/>
@@ -37066,7 +36115,7 @@
         </w:rPr>
       </w:pPr>
       <w:bookmarkStart w:id="46" w:name="_Toc230987425"/>
-      <w:bookmarkStart w:id="47" w:name="_Toc231221045"/>
+      <w:bookmarkStart w:id="47" w:name="_Toc231246547"/>
       <w:r>
         <w:rPr>
           <w:rFonts w:eastAsia="標楷體" w:cs="標楷體"/>
@@ -37130,6 +36179,7 @@
         </w:rPr>
       </w:pPr>
       <w:bookmarkStart w:id="48" w:name="_Toc230987428"/>
+      <w:bookmarkStart w:id="49" w:name="_Toc231246548"/>
       <w:r>
         <w:rPr>
           <w:rFonts w:eastAsia="標楷體" w:hint="eastAsia"/>
@@ -37158,6 +36208,7 @@
         </w:rPr>
         <w:t>佈署圖</w:t>
       </w:r>
+      <w:bookmarkEnd w:id="49"/>
     </w:p>
     <w:p>
       <w:pPr>
@@ -37289,6 +36340,7 @@
           <w:sz w:val="32"/>
         </w:rPr>
       </w:pPr>
+      <w:bookmarkStart w:id="50" w:name="_Toc231246549"/>
       <w:r>
         <w:rPr>
           <w:rFonts w:eastAsia="標楷體" w:hint="eastAsia"/>
@@ -37317,6 +36369,7 @@
         </w:rPr>
         <w:t>套件圖</w:t>
       </w:r>
+      <w:bookmarkEnd w:id="50"/>
     </w:p>
     <w:p>
       <w:pPr>
@@ -37615,7 +36668,7 @@
           <w:szCs w:val="32"/>
         </w:rPr>
       </w:pPr>
-      <w:bookmarkStart w:id="49" w:name="_Toc231221046"/>
+      <w:bookmarkStart w:id="51" w:name="_Toc231246550"/>
       <w:r>
         <w:rPr>
           <w:rFonts w:eastAsia="標楷體" w:cs="標楷體"/>
@@ -37634,7 +36687,7 @@
         <w:t>元件圖</w:t>
       </w:r>
       <w:bookmarkEnd w:id="48"/>
-      <w:bookmarkEnd w:id="49"/>
+      <w:bookmarkEnd w:id="51"/>
     </w:p>
     <w:p>
       <w:pPr>
@@ -37751,8 +36804,8 @@
           <w:szCs w:val="32"/>
         </w:rPr>
       </w:pPr>
-      <w:bookmarkStart w:id="50" w:name="_Toc230987429"/>
-      <w:bookmarkStart w:id="51" w:name="_Toc231221047"/>
+      <w:bookmarkStart w:id="52" w:name="_Toc230987429"/>
+      <w:bookmarkStart w:id="53" w:name="_Toc231246551"/>
       <w:r>
         <w:rPr>
           <w:rFonts w:eastAsia="標楷體" w:cs="標楷體"/>
@@ -37762,7 +36815,6 @@
         <w:lastRenderedPageBreak/>
         <w:t xml:space="preserve">7-4 </w:t>
       </w:r>
-      <w:proofErr w:type="gramStart"/>
       <w:r>
         <w:rPr>
           <w:rFonts w:eastAsia="標楷體" w:cs="標楷體"/>
@@ -37779,7 +36831,6 @@
         </w:rPr>
         <w:t>與</w:t>
       </w:r>
-      <w:proofErr w:type="gramEnd"/>
       <w:r>
         <w:rPr>
           <w:rFonts w:eastAsia="標楷體" w:cs="標楷體"/>
@@ -37788,8 +36839,8 @@
         </w:rPr>
         <w:t>時序圖</w:t>
       </w:r>
-      <w:bookmarkEnd w:id="50"/>
-      <w:bookmarkEnd w:id="51"/>
+      <w:bookmarkEnd w:id="52"/>
+      <w:bookmarkEnd w:id="53"/>
     </w:p>
     <w:p>
       <w:pPr>
@@ -37985,8 +37036,8 @@
           <w:color w:val="000000" w:themeColor="text1"/>
         </w:rPr>
       </w:pPr>
-      <w:bookmarkStart w:id="52" w:name="_Toc230987430"/>
-      <w:bookmarkStart w:id="53" w:name="_Toc231221048"/>
+      <w:bookmarkStart w:id="54" w:name="_Toc230987430"/>
+      <w:bookmarkStart w:id="55" w:name="_Toc231246552"/>
       <w:r>
         <w:rPr>
           <w:rFonts w:eastAsia="標楷體" w:cs="標楷體"/>
@@ -38038,7 +37089,7 @@
         </w:rPr>
         <w:t>資料庫設計</w:t>
       </w:r>
-      <w:bookmarkEnd w:id="52"/>
+      <w:bookmarkEnd w:id="54"/>
       <w:r>
         <w:rPr>
           <w:rFonts w:eastAsia="標楷體"/>
@@ -38094,7 +37145,7 @@
           </wp:anchor>
         </w:drawing>
       </w:r>
-      <w:bookmarkEnd w:id="53"/>
+      <w:bookmarkEnd w:id="55"/>
     </w:p>
     <w:p>
       <w:pPr>
@@ -38108,7 +37159,7 @@
           <w:szCs w:val="32"/>
         </w:rPr>
       </w:pPr>
-      <w:bookmarkStart w:id="54" w:name="_Toc231221049"/>
+      <w:bookmarkStart w:id="56" w:name="_Toc231246553"/>
       <w:r>
         <w:rPr>
           <w:rFonts w:eastAsia="標楷體" w:cs="標楷體"/>
@@ -38145,7 +37196,7 @@
         </w:rPr>
         <w:t>）</w:t>
       </w:r>
-      <w:bookmarkEnd w:id="54"/>
+      <w:bookmarkEnd w:id="56"/>
     </w:p>
     <w:p>
       <w:pPr>
@@ -38225,7 +37276,7 @@
           <w:szCs w:val="28"/>
         </w:rPr>
       </w:pPr>
-      <w:bookmarkStart w:id="55" w:name="_Hlk231221844"/>
+      <w:bookmarkStart w:id="57" w:name="_Hlk231221844"/>
       <w:r>
         <w:rPr>
           <w:rFonts w:eastAsia="標楷體" w:cs="標楷體" w:hint="eastAsia"/>
@@ -38302,8 +37353,8 @@
           <w:szCs w:val="32"/>
         </w:rPr>
       </w:pPr>
-      <w:bookmarkStart w:id="56" w:name="_Toc231221050"/>
-      <w:bookmarkEnd w:id="55"/>
+      <w:bookmarkStart w:id="58" w:name="_Toc231246554"/>
+      <w:bookmarkEnd w:id="57"/>
       <w:r>
         <w:rPr>
           <w:rFonts w:eastAsia="標楷體" w:cs="標楷體"/>
@@ -38332,7 +37383,7 @@
         </w:rPr>
         <w:t xml:space="preserve"> Meta Data</w:t>
       </w:r>
-      <w:bookmarkEnd w:id="56"/>
+      <w:bookmarkEnd w:id="58"/>
     </w:p>
     <w:p>
       <w:pPr>
@@ -38685,7 +37736,6 @@
                 <w:kern w:val="0"/>
               </w:rPr>
             </w:pPr>
-            <w:proofErr w:type="spellStart"/>
             <w:r>
               <w:rPr>
                 <w:rFonts w:eastAsia="標楷體" w:cs="新細明體"/>
@@ -38693,7 +37743,6 @@
               </w:rPr>
               <w:t>company_name</w:t>
             </w:r>
-            <w:proofErr w:type="spellEnd"/>
           </w:p>
         </w:tc>
         <w:tc>
@@ -38792,7 +37841,6 @@
                 <w:kern w:val="0"/>
               </w:rPr>
             </w:pPr>
-            <w:proofErr w:type="spellStart"/>
             <w:r>
               <w:rPr>
                 <w:rFonts w:eastAsia="標楷體" w:cs="新細明體"/>
@@ -38800,7 +37848,6 @@
               </w:rPr>
               <w:t>created_at</w:t>
             </w:r>
-            <w:proofErr w:type="spellEnd"/>
           </w:p>
         </w:tc>
         <w:tc>
@@ -38816,7 +37863,6 @@
                 <w:kern w:val="0"/>
               </w:rPr>
             </w:pPr>
-            <w:proofErr w:type="spellStart"/>
             <w:r>
               <w:rPr>
                 <w:rFonts w:eastAsia="標楷體" w:cs="新細明體"/>
@@ -38824,7 +37870,6 @@
               </w:rPr>
               <w:t>timestamptz</w:t>
             </w:r>
-            <w:proofErr w:type="spellEnd"/>
           </w:p>
         </w:tc>
         <w:tc>
@@ -39264,7 +38309,6 @@
                 <w:kern w:val="0"/>
               </w:rPr>
             </w:pPr>
-            <w:proofErr w:type="spellStart"/>
             <w:r>
               <w:rPr>
                 <w:rFonts w:eastAsia="標楷體" w:cs="新細明體"/>
@@ -39272,7 +38316,6 @@
               </w:rPr>
               <w:t>company_id</w:t>
             </w:r>
-            <w:proofErr w:type="spellEnd"/>
           </w:p>
         </w:tc>
         <w:tc>
@@ -39306,7 +38349,7 @@
             <w:pPr>
               <w:widowControl/>
               <w:rPr>
-                <w:rFonts w:eastAsia="標楷體" w:cs="新細明體" w:hint="eastAsia"/>
+                <w:rFonts w:eastAsia="標楷體" w:cs="新細明體"/>
                 <w:kern w:val="0"/>
               </w:rPr>
             </w:pPr>
@@ -39385,7 +38428,6 @@
                 <w:kern w:val="0"/>
               </w:rPr>
             </w:pPr>
-            <w:proofErr w:type="spellStart"/>
             <w:r>
               <w:rPr>
                 <w:rFonts w:eastAsia="標楷體" w:cs="新細明體"/>
@@ -39393,7 +38435,6 @@
               </w:rPr>
               <w:t>department_name</w:t>
             </w:r>
-            <w:proofErr w:type="spellEnd"/>
           </w:p>
         </w:tc>
         <w:tc>
@@ -39749,7 +38790,6 @@
                 <w:kern w:val="0"/>
               </w:rPr>
             </w:pPr>
-            <w:proofErr w:type="spellStart"/>
             <w:r>
               <w:rPr>
                 <w:rFonts w:eastAsia="標楷體" w:cs="新細明體" w:hint="eastAsia"/>
@@ -39764,7 +38804,6 @@
               </w:rPr>
               <w:t>uid</w:t>
             </w:r>
-            <w:proofErr w:type="spellEnd"/>
           </w:p>
         </w:tc>
         <w:tc>
@@ -39855,7 +38894,6 @@
                 <w:kern w:val="0"/>
               </w:rPr>
             </w:pPr>
-            <w:proofErr w:type="spellStart"/>
             <w:r>
               <w:rPr>
                 <w:rFonts w:eastAsia="標楷體" w:cs="新細明體" w:hint="eastAsia"/>
@@ -39870,7 +38908,6 @@
               </w:rPr>
               <w:t>ole_name</w:t>
             </w:r>
-            <w:proofErr w:type="spellEnd"/>
           </w:p>
         </w:tc>
         <w:tc>
@@ -40404,7 +39441,6 @@
                 <w:kern w:val="0"/>
               </w:rPr>
             </w:pPr>
-            <w:proofErr w:type="spellStart"/>
             <w:r>
               <w:rPr>
                 <w:rFonts w:eastAsia="標楷體" w:cs="新細明體"/>
@@ -40412,7 +39448,6 @@
               </w:rPr>
               <w:t>uuid</w:t>
             </w:r>
-            <w:proofErr w:type="spellEnd"/>
           </w:p>
         </w:tc>
         <w:tc>
@@ -40648,7 +39683,7 @@
             <w:pPr>
               <w:widowControl/>
               <w:rPr>
-                <w:rFonts w:eastAsia="標楷體" w:cs="新細明體" w:hint="eastAsia"/>
+                <w:rFonts w:eastAsia="標楷體" w:cs="新細明體"/>
                 <w:kern w:val="0"/>
               </w:rPr>
             </w:pPr>
@@ -40720,7 +39755,6 @@
                 <w:kern w:val="0"/>
               </w:rPr>
             </w:pPr>
-            <w:proofErr w:type="spellStart"/>
             <w:r>
               <w:rPr>
                 <w:rFonts w:eastAsia="標楷體" w:cs="新細明體"/>
@@ -40728,7 +39762,6 @@
               </w:rPr>
               <w:t>role_id</w:t>
             </w:r>
-            <w:proofErr w:type="spellEnd"/>
           </w:p>
         </w:tc>
         <w:tc>
@@ -40744,7 +39777,6 @@
                 <w:kern w:val="0"/>
               </w:rPr>
             </w:pPr>
-            <w:proofErr w:type="spellStart"/>
             <w:r>
               <w:rPr>
                 <w:rFonts w:eastAsia="標楷體" w:cs="新細明體"/>
@@ -40752,7 +39784,6 @@
               </w:rPr>
               <w:t>uuid</w:t>
             </w:r>
-            <w:proofErr w:type="spellEnd"/>
           </w:p>
         </w:tc>
         <w:tc>
@@ -40833,14 +39864,12 @@
                 <w:kern w:val="0"/>
               </w:rPr>
             </w:pPr>
-            <w:proofErr w:type="spellStart"/>
             <w:r>
               <w:rPr>
                 <w:rFonts w:eastAsia="標楷體"/>
               </w:rPr>
               <w:t>company_id</w:t>
             </w:r>
-            <w:proofErr w:type="spellEnd"/>
           </w:p>
         </w:tc>
         <w:tc>
@@ -41334,7 +40363,6 @@
                 <w:kern w:val="0"/>
               </w:rPr>
             </w:pPr>
-            <w:proofErr w:type="spellStart"/>
             <w:r>
               <w:rPr>
                 <w:rFonts w:eastAsia="標楷體" w:cs="新細明體"/>
@@ -41342,7 +40370,6 @@
               </w:rPr>
               <w:t>asset_id_code</w:t>
             </w:r>
-            <w:proofErr w:type="spellEnd"/>
           </w:p>
         </w:tc>
         <w:tc>
@@ -41448,7 +40475,6 @@
                 <w:kern w:val="0"/>
               </w:rPr>
             </w:pPr>
-            <w:proofErr w:type="spellStart"/>
             <w:r>
               <w:rPr>
                 <w:rFonts w:eastAsia="標楷體" w:cs="新細明體"/>
@@ -41457,7 +40483,6 @@
               <w:lastRenderedPageBreak/>
               <w:t>asset_name</w:t>
             </w:r>
-            <w:proofErr w:type="spellEnd"/>
           </w:p>
         </w:tc>
         <w:tc>
@@ -41556,7 +40581,6 @@
                 <w:kern w:val="0"/>
               </w:rPr>
             </w:pPr>
-            <w:proofErr w:type="spellStart"/>
             <w:r>
               <w:rPr>
                 <w:rFonts w:eastAsia="標楷體" w:cs="新細明體"/>
@@ -41564,7 +40588,6 @@
               </w:rPr>
               <w:t>asset_type</w:t>
             </w:r>
-            <w:proofErr w:type="spellEnd"/>
           </w:p>
         </w:tc>
         <w:tc>
@@ -41768,7 +40791,6 @@
                 <w:kern w:val="0"/>
               </w:rPr>
             </w:pPr>
-            <w:proofErr w:type="spellStart"/>
             <w:r>
               <w:rPr>
                 <w:rFonts w:eastAsia="標楷體" w:cs="新細明體"/>
@@ -41776,7 +40798,6 @@
               </w:rPr>
               <w:t>data_type</w:t>
             </w:r>
-            <w:proofErr w:type="spellEnd"/>
           </w:p>
         </w:tc>
         <w:tc>
@@ -41980,7 +41001,6 @@
                 <w:kern w:val="0"/>
               </w:rPr>
             </w:pPr>
-            <w:proofErr w:type="spellStart"/>
             <w:r>
               <w:rPr>
                 <w:rFonts w:eastAsia="標楷體" w:cs="新細明體"/>
@@ -41988,7 +41008,6 @@
               </w:rPr>
               <w:t>system_dependency</w:t>
             </w:r>
-            <w:proofErr w:type="spellEnd"/>
           </w:p>
         </w:tc>
         <w:tc>
@@ -42402,7 +41421,6 @@
                 <w:kern w:val="0"/>
               </w:rPr>
             </w:pPr>
-            <w:proofErr w:type="spellStart"/>
             <w:r>
               <w:rPr>
                 <w:rFonts w:eastAsia="標楷體" w:cs="新細明體"/>
@@ -42410,7 +41428,6 @@
               </w:rPr>
               <w:t>threat_level</w:t>
             </w:r>
-            <w:proofErr w:type="spellEnd"/>
           </w:p>
         </w:tc>
         <w:tc>
@@ -42509,7 +41526,6 @@
                 <w:kern w:val="0"/>
               </w:rPr>
             </w:pPr>
-            <w:proofErr w:type="spellStart"/>
             <w:r>
               <w:rPr>
                 <w:rFonts w:eastAsia="標楷體" w:cs="新細明體"/>
@@ -42517,7 +41533,6 @@
               </w:rPr>
               <w:t>created_at</w:t>
             </w:r>
-            <w:proofErr w:type="spellEnd"/>
           </w:p>
         </w:tc>
         <w:tc>
@@ -42533,7 +41548,6 @@
                 <w:kern w:val="0"/>
               </w:rPr>
             </w:pPr>
-            <w:proofErr w:type="spellStart"/>
             <w:r>
               <w:rPr>
                 <w:rFonts w:eastAsia="標楷體" w:cs="新細明體"/>
@@ -42541,7 +41555,6 @@
               </w:rPr>
               <w:t>timestamptz</w:t>
             </w:r>
-            <w:proofErr w:type="spellEnd"/>
           </w:p>
         </w:tc>
         <w:tc>
@@ -42625,7 +41638,6 @@
                 <w:kern w:val="0"/>
               </w:rPr>
             </w:pPr>
-            <w:proofErr w:type="spellStart"/>
             <w:r>
               <w:rPr>
                 <w:rFonts w:eastAsia="標楷體" w:cs="新細明體"/>
@@ -42633,7 +41645,6 @@
               </w:rPr>
               <w:t>original_label</w:t>
             </w:r>
-            <w:proofErr w:type="spellEnd"/>
           </w:p>
         </w:tc>
         <w:tc>
@@ -42732,7 +41743,6 @@
                 <w:kern w:val="0"/>
               </w:rPr>
             </w:pPr>
-            <w:proofErr w:type="spellStart"/>
             <w:r>
               <w:rPr>
                 <w:rFonts w:eastAsia="標楷體" w:cs="新細明體"/>
@@ -42740,7 +41750,6 @@
               </w:rPr>
               <w:t>company_id</w:t>
             </w:r>
-            <w:proofErr w:type="spellEnd"/>
           </w:p>
         </w:tc>
         <w:tc>
@@ -42853,7 +41862,6 @@
                 <w:kern w:val="0"/>
               </w:rPr>
             </w:pPr>
-            <w:proofErr w:type="spellStart"/>
             <w:r>
               <w:rPr>
                 <w:rFonts w:eastAsia="標楷體" w:cs="新細明體"/>
@@ -42861,7 +41869,6 @@
               </w:rPr>
               <w:t>department_id</w:t>
             </w:r>
-            <w:proofErr w:type="spellEnd"/>
           </w:p>
         </w:tc>
         <w:tc>
@@ -42974,7 +41981,6 @@
                 <w:kern w:val="0"/>
               </w:rPr>
             </w:pPr>
-            <w:proofErr w:type="spellStart"/>
             <w:r>
               <w:rPr>
                 <w:rFonts w:eastAsia="標楷體" w:cs="新細明體"/>
@@ -42982,7 +41988,6 @@
               </w:rPr>
               <w:t>asset_owner</w:t>
             </w:r>
-            <w:proofErr w:type="spellEnd"/>
           </w:p>
         </w:tc>
         <w:tc>
@@ -43428,7 +42433,6 @@
                 <w:kern w:val="0"/>
               </w:rPr>
             </w:pPr>
-            <w:proofErr w:type="spellStart"/>
             <w:r>
               <w:rPr>
                 <w:rFonts w:eastAsia="標楷體" w:cs="新細明體"/>
@@ -43436,7 +42440,6 @@
               </w:rPr>
               <w:t>cve_id</w:t>
             </w:r>
-            <w:proofErr w:type="spellEnd"/>
           </w:p>
         </w:tc>
         <w:tc>
@@ -43549,7 +42552,6 @@
                 <w:kern w:val="0"/>
               </w:rPr>
             </w:pPr>
-            <w:proofErr w:type="spellStart"/>
             <w:r>
               <w:rPr>
                 <w:rFonts w:eastAsia="標楷體" w:cs="新細明體"/>
@@ -43557,7 +42559,6 @@
               </w:rPr>
               <w:t>cvss_score</w:t>
             </w:r>
-            <w:proofErr w:type="spellEnd"/>
           </w:p>
         </w:tc>
         <w:tc>
@@ -43873,7 +42874,6 @@
                 <w:kern w:val="0"/>
               </w:rPr>
             </w:pPr>
-            <w:proofErr w:type="spellStart"/>
             <w:r>
               <w:rPr>
                 <w:rFonts w:eastAsia="標楷體" w:cs="新細明體"/>
@@ -43881,7 +42881,6 @@
               </w:rPr>
               <w:t>published_date</w:t>
             </w:r>
-            <w:proofErr w:type="spellEnd"/>
           </w:p>
         </w:tc>
         <w:tc>
@@ -43980,7 +42979,6 @@
                 <w:kern w:val="0"/>
               </w:rPr>
             </w:pPr>
-            <w:proofErr w:type="spellStart"/>
             <w:r>
               <w:rPr>
                 <w:rFonts w:eastAsia="標楷體" w:cs="新細明體"/>
@@ -43988,7 +42986,6 @@
               </w:rPr>
               <w:t>created_at</w:t>
             </w:r>
-            <w:proofErr w:type="spellEnd"/>
           </w:p>
         </w:tc>
         <w:tc>
@@ -44004,7 +43001,6 @@
                 <w:kern w:val="0"/>
               </w:rPr>
             </w:pPr>
-            <w:proofErr w:type="spellStart"/>
             <w:r>
               <w:rPr>
                 <w:rFonts w:eastAsia="標楷體" w:cs="新細明體"/>
@@ -44012,7 +43008,6 @@
               </w:rPr>
               <w:t>timestamptz</w:t>
             </w:r>
-            <w:proofErr w:type="spellEnd"/>
           </w:p>
         </w:tc>
         <w:tc>
@@ -44140,7 +43135,6 @@
         </w:rPr>
         <w:t xml:space="preserve"> </w:t>
       </w:r>
-      <w:proofErr w:type="spellStart"/>
       <w:r>
         <w:rPr>
           <w:rFonts w:eastAsia="標楷體" w:cs="標楷體" w:hint="eastAsia"/>
@@ -44148,17 +43142,7 @@
           <w:sz w:val="28"/>
           <w:szCs w:val="28"/>
         </w:rPr>
-        <w:t>risk_assessments</w:t>
-      </w:r>
-      <w:proofErr w:type="spellEnd"/>
-      <w:r>
-        <w:rPr>
-          <w:rFonts w:eastAsia="標楷體" w:cs="標楷體" w:hint="eastAsia"/>
-          <w:color w:val="000000" w:themeColor="text1"/>
-          <w:sz w:val="28"/>
-          <w:szCs w:val="28"/>
-        </w:rPr>
-        <w:t xml:space="preserve"> (AI </w:t>
+        <w:t xml:space="preserve">risk_assessments (AI </w:t>
       </w:r>
       <w:r>
         <w:rPr>
@@ -44455,7 +43439,6 @@
                 <w:kern w:val="0"/>
               </w:rPr>
             </w:pPr>
-            <w:proofErr w:type="spellStart"/>
             <w:r>
               <w:rPr>
                 <w:rFonts w:eastAsia="標楷體" w:cs="新細明體"/>
@@ -44463,7 +43446,6 @@
               </w:rPr>
               <w:t>threat_description</w:t>
             </w:r>
-            <w:proofErr w:type="spellEnd"/>
           </w:p>
         </w:tc>
         <w:tc>
@@ -44562,7 +43544,6 @@
                 <w:kern w:val="0"/>
               </w:rPr>
             </w:pPr>
-            <w:proofErr w:type="spellStart"/>
             <w:r>
               <w:rPr>
                 <w:rFonts w:eastAsia="標楷體" w:cs="新細明體"/>
@@ -44570,7 +43551,6 @@
               </w:rPr>
               <w:t>vulnerability_description</w:t>
             </w:r>
-            <w:proofErr w:type="spellEnd"/>
           </w:p>
         </w:tc>
         <w:tc>
@@ -44669,7 +43649,6 @@
                 <w:kern w:val="0"/>
               </w:rPr>
             </w:pPr>
-            <w:proofErr w:type="spellStart"/>
             <w:r>
               <w:rPr>
                 <w:rFonts w:eastAsia="標楷體" w:cs="新細明體"/>
@@ -44677,7 +43656,6 @@
               </w:rPr>
               <w:t>risk_score</w:t>
             </w:r>
-            <w:proofErr w:type="spellEnd"/>
           </w:p>
         </w:tc>
         <w:tc>
@@ -44776,7 +43754,6 @@
                 <w:kern w:val="0"/>
               </w:rPr>
             </w:pPr>
-            <w:proofErr w:type="spellStart"/>
             <w:r>
               <w:rPr>
                 <w:rFonts w:eastAsia="標楷體" w:cs="新細明體"/>
@@ -44784,7 +43761,6 @@
               </w:rPr>
               <w:t>ai_suggestion</w:t>
             </w:r>
-            <w:proofErr w:type="spellEnd"/>
           </w:p>
         </w:tc>
         <w:tc>
@@ -44995,7 +43971,6 @@
                 <w:kern w:val="0"/>
               </w:rPr>
             </w:pPr>
-            <w:proofErr w:type="spellStart"/>
             <w:r>
               <w:rPr>
                 <w:rFonts w:eastAsia="標楷體" w:cs="新細明體"/>
@@ -45003,7 +43978,6 @@
               </w:rPr>
               <w:t>uploaded_by</w:t>
             </w:r>
-            <w:proofErr w:type="spellEnd"/>
           </w:p>
         </w:tc>
         <w:tc>
@@ -45019,7 +43993,6 @@
                 <w:kern w:val="0"/>
               </w:rPr>
             </w:pPr>
-            <w:proofErr w:type="spellStart"/>
             <w:r>
               <w:rPr>
                 <w:rFonts w:eastAsia="標楷體" w:cs="新細明體"/>
@@ -45027,7 +44000,6 @@
               </w:rPr>
               <w:t>uuid</w:t>
             </w:r>
-            <w:proofErr w:type="spellEnd"/>
           </w:p>
         </w:tc>
         <w:tc>
@@ -45039,7 +44011,7 @@
             <w:pPr>
               <w:widowControl/>
               <w:rPr>
-                <w:rFonts w:eastAsia="標楷體" w:cs="新細明體" w:hint="eastAsia"/>
+                <w:rFonts w:eastAsia="標楷體" w:cs="新細明體"/>
                 <w:kern w:val="0"/>
               </w:rPr>
             </w:pPr>
@@ -45065,7 +44037,6 @@
                 <w:kern w:val="0"/>
               </w:rPr>
             </w:pPr>
-            <w:proofErr w:type="gramStart"/>
             <w:r>
               <w:rPr>
                 <w:rFonts w:eastAsia="標楷體" w:cs="新細明體"/>
@@ -45073,7 +44044,6 @@
               </w:rPr>
               <w:t>上傳者</w:t>
             </w:r>
-            <w:proofErr w:type="gramEnd"/>
           </w:p>
         </w:tc>
         <w:tc>
@@ -45113,7 +44083,6 @@
                 <w:kern w:val="0"/>
               </w:rPr>
             </w:pPr>
-            <w:proofErr w:type="spellStart"/>
             <w:r>
               <w:rPr>
                 <w:rFonts w:eastAsia="標楷體" w:cs="新細明體"/>
@@ -45121,7 +44090,6 @@
               </w:rPr>
               <w:t>asset_id</w:t>
             </w:r>
-            <w:proofErr w:type="spellEnd"/>
           </w:p>
         </w:tc>
         <w:tc>
@@ -45155,7 +44123,7 @@
             <w:pPr>
               <w:widowControl/>
               <w:rPr>
-                <w:rFonts w:eastAsia="標楷體" w:cs="新細明體" w:hint="eastAsia"/>
+                <w:rFonts w:eastAsia="標楷體" w:cs="新細明體"/>
                 <w:kern w:val="0"/>
               </w:rPr>
             </w:pPr>
@@ -45234,7 +44202,6 @@
                 <w:kern w:val="0"/>
               </w:rPr>
             </w:pPr>
-            <w:proofErr w:type="spellStart"/>
             <w:r>
               <w:rPr>
                 <w:rFonts w:eastAsia="標楷體" w:cs="新細明體"/>
@@ -45243,7 +44210,6 @@
               <w:lastRenderedPageBreak/>
               <w:t>vulnerability_id</w:t>
             </w:r>
-            <w:proofErr w:type="spellEnd"/>
           </w:p>
         </w:tc>
         <w:tc>
@@ -45356,7 +44322,6 @@
                 <w:kern w:val="0"/>
               </w:rPr>
             </w:pPr>
-            <w:proofErr w:type="spellStart"/>
             <w:r>
               <w:rPr>
                 <w:rFonts w:eastAsia="標楷體" w:cs="新細明體"/>
@@ -45364,7 +44329,6 @@
               </w:rPr>
               <w:t>created_at</w:t>
             </w:r>
-            <w:proofErr w:type="spellEnd"/>
           </w:p>
         </w:tc>
         <w:tc>
@@ -45380,7 +44344,6 @@
                 <w:kern w:val="0"/>
               </w:rPr>
             </w:pPr>
-            <w:proofErr w:type="spellStart"/>
             <w:r>
               <w:rPr>
                 <w:rFonts w:eastAsia="標楷體" w:cs="新細明體"/>
@@ -45388,7 +44351,6 @@
               </w:rPr>
               <w:t>timestamptz</w:t>
             </w:r>
-            <w:proofErr w:type="spellEnd"/>
           </w:p>
         </w:tc>
         <w:tc>
@@ -45516,7 +44478,6 @@
         </w:rPr>
         <w:t xml:space="preserve"> </w:t>
       </w:r>
-      <w:proofErr w:type="spellStart"/>
       <w:r>
         <w:rPr>
           <w:rFonts w:eastAsia="標楷體" w:cs="標楷體" w:hint="eastAsia"/>
@@ -45524,17 +44485,7 @@
           <w:sz w:val="28"/>
           <w:szCs w:val="28"/>
         </w:rPr>
-        <w:t>audit_logs</w:t>
-      </w:r>
-      <w:proofErr w:type="spellEnd"/>
-      <w:r>
-        <w:rPr>
-          <w:rFonts w:eastAsia="標楷體" w:cs="標楷體" w:hint="eastAsia"/>
-          <w:color w:val="000000" w:themeColor="text1"/>
-          <w:sz w:val="28"/>
-          <w:szCs w:val="28"/>
-        </w:rPr>
-        <w:t xml:space="preserve"> (</w:t>
+        <w:t>audit_logs (</w:t>
       </w:r>
       <w:r>
         <w:rPr>
@@ -45830,7 +44781,6 @@
                 <w:color w:val="000000"/>
               </w:rPr>
             </w:pPr>
-            <w:proofErr w:type="spellStart"/>
             <w:r>
               <w:rPr>
                 <w:rFonts w:eastAsia="標楷體" w:hint="eastAsia"/>
@@ -45838,7 +44788,6 @@
               </w:rPr>
               <w:t>user_id</w:t>
             </w:r>
-            <w:proofErr w:type="spellEnd"/>
           </w:p>
         </w:tc>
         <w:tc>
@@ -45854,7 +44803,6 @@
                 <w:kern w:val="0"/>
               </w:rPr>
             </w:pPr>
-            <w:proofErr w:type="spellStart"/>
             <w:r>
               <w:rPr>
                 <w:rFonts w:eastAsia="標楷體" w:cs="新細明體"/>
@@ -45862,7 +44810,6 @@
               </w:rPr>
               <w:t>uuid</w:t>
             </w:r>
-            <w:proofErr w:type="spellEnd"/>
           </w:p>
         </w:tc>
         <w:tc>
@@ -45874,7 +44821,7 @@
             <w:pPr>
               <w:widowControl/>
               <w:rPr>
-                <w:rFonts w:eastAsia="標楷體" w:cs="新細明體" w:hint="eastAsia"/>
+                <w:rFonts w:eastAsia="標楷體" w:cs="新細明體"/>
                 <w:kern w:val="0"/>
               </w:rPr>
             </w:pPr>
@@ -45945,7 +44892,6 @@
                 <w:kern w:val="0"/>
               </w:rPr>
             </w:pPr>
-            <w:bookmarkStart w:id="57" w:name="_GoBack" w:colFirst="1" w:colLast="1"/>
             <w:r>
               <w:rPr>
                 <w:rFonts w:eastAsia="標楷體" w:cs="新細明體"/>
@@ -45986,7 +44932,7 @@
             <w:pPr>
               <w:widowControl/>
               <w:rPr>
-                <w:rFonts w:eastAsia="標楷體" w:cs="新細明體" w:hint="eastAsia"/>
+                <w:rFonts w:eastAsia="標楷體" w:cs="新細明體"/>
                 <w:kern w:val="0"/>
               </w:rPr>
             </w:pPr>
@@ -46043,7 +44989,6 @@
           </w:p>
         </w:tc>
       </w:tr>
-      <w:bookmarkEnd w:id="57"/>
       <w:tr>
         <w:tc>
           <w:tcPr>
@@ -46058,7 +45003,6 @@
                 <w:kern w:val="0"/>
               </w:rPr>
             </w:pPr>
-            <w:proofErr w:type="spellStart"/>
             <w:r>
               <w:rPr>
                 <w:rFonts w:eastAsia="標楷體" w:cs="新細明體"/>
@@ -46066,7 +45010,6 @@
               </w:rPr>
               <w:t>asset_id</w:t>
             </w:r>
-            <w:proofErr w:type="spellEnd"/>
           </w:p>
         </w:tc>
         <w:tc>
@@ -46187,7 +45130,6 @@
                 <w:kern w:val="0"/>
               </w:rPr>
             </w:pPr>
-            <w:proofErr w:type="spellStart"/>
             <w:r>
               <w:rPr>
                 <w:rFonts w:eastAsia="標楷體" w:cs="新細明體"/>
@@ -46195,7 +45137,6 @@
               </w:rPr>
               <w:t>log_time</w:t>
             </w:r>
-            <w:proofErr w:type="spellEnd"/>
           </w:p>
         </w:tc>
         <w:tc>
@@ -46211,7 +45152,6 @@
                 <w:kern w:val="0"/>
               </w:rPr>
             </w:pPr>
-            <w:proofErr w:type="spellStart"/>
             <w:r>
               <w:rPr>
                 <w:rFonts w:eastAsia="標楷體" w:cs="新細明體"/>
@@ -46219,7 +45159,6 @@
               </w:rPr>
               <w:t>timestamptz</w:t>
             </w:r>
-            <w:proofErr w:type="spellEnd"/>
           </w:p>
         </w:tc>
         <w:tc>
@@ -46302,7 +45241,6 @@
                 <w:kern w:val="0"/>
               </w:rPr>
             </w:pPr>
-            <w:proofErr w:type="spellStart"/>
             <w:r>
               <w:rPr>
                 <w:rFonts w:eastAsia="標楷體" w:cs="新細明體"/>
@@ -46310,7 +45248,6 @@
               </w:rPr>
               <w:t>ip_address</w:t>
             </w:r>
-            <w:proofErr w:type="spellEnd"/>
           </w:p>
         </w:tc>
         <w:tc>
@@ -46325,7 +45262,6 @@
                 <w:kern w:val="0"/>
               </w:rPr>
             </w:pPr>
-            <w:proofErr w:type="spellStart"/>
             <w:r>
               <w:rPr>
                 <w:rFonts w:eastAsia="標楷體" w:cs="新細明體"/>
@@ -46333,7 +45269,6 @@
               </w:rPr>
               <w:t>inet</w:t>
             </w:r>
-            <w:proofErr w:type="spellEnd"/>
           </w:p>
         </w:tc>
         <w:tc>
@@ -46590,9 +45525,8 @@
           <w:sz w:val="28"/>
           <w:szCs w:val="28"/>
         </w:rPr>
-        <w:t xml:space="preserve"> </w:t>
-      </w:r>
-      <w:proofErr w:type="spellStart"/>
+        <w:t xml:space="preserve"> departments.company_id</w:t>
+      </w:r>
       <w:r>
         <w:rPr>
           <w:rFonts w:eastAsia="標楷體" w:cs="標楷體" w:hint="eastAsia"/>
@@ -46600,10 +45534,8 @@
           <w:sz w:val="28"/>
           <w:szCs w:val="28"/>
         </w:rPr>
-        <w:t>departments.company_id</w:t>
-      </w:r>
-      <w:proofErr w:type="spellEnd"/>
-      <w:proofErr w:type="gramStart"/>
+        <w:t>（</w:t>
+      </w:r>
       <w:r>
         <w:rPr>
           <w:rFonts w:eastAsia="標楷體" w:cs="標楷體" w:hint="eastAsia"/>
@@ -46611,9 +45543,8 @@
           <w:sz w:val="28"/>
           <w:szCs w:val="28"/>
         </w:rPr>
-        <w:t>（</w:t>
-      </w:r>
-      <w:proofErr w:type="gramEnd"/>
+        <w:t>1:N</w:t>
+      </w:r>
       <w:r>
         <w:rPr>
           <w:rFonts w:eastAsia="標楷體" w:cs="標楷體" w:hint="eastAsia"/>
@@ -46621,19 +45552,8 @@
           <w:sz w:val="28"/>
           <w:szCs w:val="28"/>
         </w:rPr>
-        <w:t>1:N</w:t>
-      </w:r>
-      <w:proofErr w:type="gramStart"/>
-      <w:r>
-        <w:rPr>
-          <w:rFonts w:eastAsia="標楷體" w:cs="標楷體" w:hint="eastAsia"/>
-          <w:color w:val="000000" w:themeColor="text1"/>
-          <w:sz w:val="28"/>
-          <w:szCs w:val="28"/>
-        </w:rPr>
         <w:t>）</w:t>
       </w:r>
-      <w:proofErr w:type="gramEnd"/>
       <w:r>
         <w:rPr>
           <w:rFonts w:eastAsia="標楷體" w:cs="標楷體" w:hint="eastAsia"/>
@@ -46685,9 +45605,8 @@
           <w:sz w:val="28"/>
           <w:szCs w:val="28"/>
         </w:rPr>
-        <w:t xml:space="preserve"> </w:t>
-      </w:r>
-      <w:proofErr w:type="spellStart"/>
+        <w:t xml:space="preserve"> users.company_id</w:t>
+      </w:r>
       <w:r>
         <w:rPr>
           <w:rFonts w:eastAsia="標楷體" w:cs="標楷體" w:hint="eastAsia"/>
@@ -46695,10 +45614,8 @@
           <w:sz w:val="28"/>
           <w:szCs w:val="28"/>
         </w:rPr>
-        <w:t>users.company_id</w:t>
-      </w:r>
-      <w:proofErr w:type="spellEnd"/>
-      <w:proofErr w:type="gramStart"/>
+        <w:t>（</w:t>
+      </w:r>
       <w:r>
         <w:rPr>
           <w:rFonts w:eastAsia="標楷體" w:cs="標楷體" w:hint="eastAsia"/>
@@ -46706,9 +45623,8 @@
           <w:sz w:val="28"/>
           <w:szCs w:val="28"/>
         </w:rPr>
-        <w:t>（</w:t>
-      </w:r>
-      <w:proofErr w:type="gramEnd"/>
+        <w:t>1:N</w:t>
+      </w:r>
       <w:r>
         <w:rPr>
           <w:rFonts w:eastAsia="標楷體" w:cs="標楷體" w:hint="eastAsia"/>
@@ -46716,19 +45632,8 @@
           <w:sz w:val="28"/>
           <w:szCs w:val="28"/>
         </w:rPr>
-        <w:t>1:N</w:t>
-      </w:r>
-      <w:proofErr w:type="gramStart"/>
-      <w:r>
-        <w:rPr>
-          <w:rFonts w:eastAsia="標楷體" w:cs="標楷體" w:hint="eastAsia"/>
-          <w:color w:val="000000" w:themeColor="text1"/>
-          <w:sz w:val="28"/>
-          <w:szCs w:val="28"/>
-        </w:rPr>
         <w:t>）</w:t>
       </w:r>
-      <w:proofErr w:type="gramEnd"/>
       <w:r>
         <w:rPr>
           <w:rFonts w:eastAsia="標楷體" w:cs="標楷體" w:hint="eastAsia"/>
@@ -46780,9 +45685,8 @@
           <w:sz w:val="28"/>
           <w:szCs w:val="28"/>
         </w:rPr>
-        <w:t xml:space="preserve"> </w:t>
-      </w:r>
-      <w:proofErr w:type="spellStart"/>
+        <w:t xml:space="preserve"> users.role_id</w:t>
+      </w:r>
       <w:r>
         <w:rPr>
           <w:rFonts w:eastAsia="標楷體" w:cs="標楷體" w:hint="eastAsia"/>
@@ -46790,10 +45694,8 @@
           <w:sz w:val="28"/>
           <w:szCs w:val="28"/>
         </w:rPr>
-        <w:t>users.role_id</w:t>
-      </w:r>
-      <w:proofErr w:type="spellEnd"/>
-      <w:proofErr w:type="gramStart"/>
+        <w:t>（</w:t>
+      </w:r>
       <w:r>
         <w:rPr>
           <w:rFonts w:eastAsia="標楷體" w:cs="標楷體" w:hint="eastAsia"/>
@@ -46801,9 +45703,8 @@
           <w:sz w:val="28"/>
           <w:szCs w:val="28"/>
         </w:rPr>
-        <w:t>（</w:t>
-      </w:r>
-      <w:proofErr w:type="gramEnd"/>
+        <w:t>1:N</w:t>
+      </w:r>
       <w:r>
         <w:rPr>
           <w:rFonts w:eastAsia="標楷體" w:cs="標楷體" w:hint="eastAsia"/>
@@ -46811,19 +45712,8 @@
           <w:sz w:val="28"/>
           <w:szCs w:val="28"/>
         </w:rPr>
-        <w:t>1:N</w:t>
-      </w:r>
-      <w:proofErr w:type="gramStart"/>
-      <w:r>
-        <w:rPr>
-          <w:rFonts w:eastAsia="標楷體" w:cs="標楷體" w:hint="eastAsia"/>
-          <w:color w:val="000000" w:themeColor="text1"/>
-          <w:sz w:val="28"/>
-          <w:szCs w:val="28"/>
-        </w:rPr>
         <w:t>）</w:t>
       </w:r>
-      <w:proofErr w:type="gramEnd"/>
       <w:r>
         <w:rPr>
           <w:rFonts w:eastAsia="標楷體" w:cs="標楷體" w:hint="eastAsia"/>
@@ -46896,9 +45786,8 @@
           <w:sz w:val="28"/>
           <w:szCs w:val="28"/>
         </w:rPr>
-        <w:t xml:space="preserve"> </w:t>
-      </w:r>
-      <w:proofErr w:type="spellStart"/>
+        <w:t xml:space="preserve"> assets.company_id</w:t>
+      </w:r>
       <w:r>
         <w:rPr>
           <w:rFonts w:eastAsia="標楷體" w:cs="標楷體" w:hint="eastAsia"/>
@@ -46906,10 +45795,8 @@
           <w:sz w:val="28"/>
           <w:szCs w:val="28"/>
         </w:rPr>
-        <w:t>assets.company_id</w:t>
-      </w:r>
-      <w:proofErr w:type="spellEnd"/>
-      <w:proofErr w:type="gramStart"/>
+        <w:t>（</w:t>
+      </w:r>
       <w:r>
         <w:rPr>
           <w:rFonts w:eastAsia="標楷體" w:cs="標楷體" w:hint="eastAsia"/>
@@ -46917,9 +45804,8 @@
           <w:sz w:val="28"/>
           <w:szCs w:val="28"/>
         </w:rPr>
-        <w:t>（</w:t>
-      </w:r>
-      <w:proofErr w:type="gramEnd"/>
+        <w:t>1:N</w:t>
+      </w:r>
       <w:r>
         <w:rPr>
           <w:rFonts w:eastAsia="標楷體" w:cs="標楷體" w:hint="eastAsia"/>
@@ -46927,19 +45813,8 @@
           <w:sz w:val="28"/>
           <w:szCs w:val="28"/>
         </w:rPr>
-        <w:t>1:N</w:t>
-      </w:r>
-      <w:proofErr w:type="gramStart"/>
-      <w:r>
-        <w:rPr>
-          <w:rFonts w:eastAsia="標楷體" w:cs="標楷體" w:hint="eastAsia"/>
-          <w:color w:val="000000" w:themeColor="text1"/>
-          <w:sz w:val="28"/>
-          <w:szCs w:val="28"/>
-        </w:rPr>
         <w:t>）</w:t>
       </w:r>
-      <w:proofErr w:type="gramEnd"/>
       <w:r>
         <w:rPr>
           <w:rFonts w:eastAsia="標楷體" w:cs="標楷體" w:hint="eastAsia"/>
@@ -46991,9 +45866,8 @@
           <w:sz w:val="28"/>
           <w:szCs w:val="28"/>
         </w:rPr>
-        <w:t xml:space="preserve"> </w:t>
-      </w:r>
-      <w:proofErr w:type="spellStart"/>
+        <w:t xml:space="preserve"> assets.department_id</w:t>
+      </w:r>
       <w:r>
         <w:rPr>
           <w:rFonts w:eastAsia="標楷體" w:cs="標楷體" w:hint="eastAsia"/>
@@ -47001,10 +45875,8 @@
           <w:sz w:val="28"/>
           <w:szCs w:val="28"/>
         </w:rPr>
-        <w:t>assets.department_id</w:t>
-      </w:r>
-      <w:proofErr w:type="spellEnd"/>
-      <w:proofErr w:type="gramStart"/>
+        <w:t>（</w:t>
+      </w:r>
       <w:r>
         <w:rPr>
           <w:rFonts w:eastAsia="標楷體" w:cs="標楷體" w:hint="eastAsia"/>
@@ -47012,9 +45884,8 @@
           <w:sz w:val="28"/>
           <w:szCs w:val="28"/>
         </w:rPr>
-        <w:t>（</w:t>
-      </w:r>
-      <w:proofErr w:type="gramEnd"/>
+        <w:t>1:N</w:t>
+      </w:r>
       <w:r>
         <w:rPr>
           <w:rFonts w:eastAsia="標楷體" w:cs="標楷體" w:hint="eastAsia"/>
@@ -47022,19 +45893,8 @@
           <w:sz w:val="28"/>
           <w:szCs w:val="28"/>
         </w:rPr>
-        <w:t>1:N</w:t>
-      </w:r>
-      <w:proofErr w:type="gramStart"/>
-      <w:r>
-        <w:rPr>
-          <w:rFonts w:eastAsia="標楷體" w:cs="標楷體" w:hint="eastAsia"/>
-          <w:color w:val="000000" w:themeColor="text1"/>
-          <w:sz w:val="28"/>
-          <w:szCs w:val="28"/>
-        </w:rPr>
         <w:t>）</w:t>
       </w:r>
-      <w:proofErr w:type="gramEnd"/>
       <w:r>
         <w:rPr>
           <w:rFonts w:eastAsia="標楷體" w:cs="標楷體" w:hint="eastAsia"/>
@@ -47107,9 +45967,8 @@
           <w:sz w:val="28"/>
           <w:szCs w:val="28"/>
         </w:rPr>
-        <w:t xml:space="preserve"> </w:t>
-      </w:r>
-      <w:proofErr w:type="spellStart"/>
+        <w:t xml:space="preserve"> risk_assessments.uploaded_by</w:t>
+      </w:r>
       <w:r>
         <w:rPr>
           <w:rFonts w:eastAsia="標楷體" w:cs="標楷體" w:hint="eastAsia"/>
@@ -47117,10 +45976,8 @@
           <w:sz w:val="28"/>
           <w:szCs w:val="28"/>
         </w:rPr>
-        <w:t>risk_assessments.uploaded_by</w:t>
-      </w:r>
-      <w:proofErr w:type="spellEnd"/>
-      <w:proofErr w:type="gramStart"/>
+        <w:t>（</w:t>
+      </w:r>
       <w:r>
         <w:rPr>
           <w:rFonts w:eastAsia="標楷體" w:cs="標楷體" w:hint="eastAsia"/>
@@ -47128,9 +45985,8 @@
           <w:sz w:val="28"/>
           <w:szCs w:val="28"/>
         </w:rPr>
-        <w:t>（</w:t>
-      </w:r>
-      <w:proofErr w:type="gramEnd"/>
+        <w:t>1:N</w:t>
+      </w:r>
       <w:r>
         <w:rPr>
           <w:rFonts w:eastAsia="標楷體" w:cs="標楷體" w:hint="eastAsia"/>
@@ -47138,19 +45994,8 @@
           <w:sz w:val="28"/>
           <w:szCs w:val="28"/>
         </w:rPr>
-        <w:t>1:N</w:t>
-      </w:r>
-      <w:proofErr w:type="gramStart"/>
-      <w:r>
-        <w:rPr>
-          <w:rFonts w:eastAsia="標楷體" w:cs="標楷體" w:hint="eastAsia"/>
-          <w:color w:val="000000" w:themeColor="text1"/>
-          <w:sz w:val="28"/>
-          <w:szCs w:val="28"/>
-        </w:rPr>
         <w:t>）</w:t>
       </w:r>
-      <w:proofErr w:type="gramEnd"/>
       <w:r>
         <w:rPr>
           <w:rFonts w:eastAsia="標楷體" w:cs="標楷體" w:hint="eastAsia"/>
@@ -47202,9 +46047,8 @@
           <w:sz w:val="28"/>
           <w:szCs w:val="28"/>
         </w:rPr>
-        <w:t xml:space="preserve"> </w:t>
-      </w:r>
-      <w:proofErr w:type="spellStart"/>
+        <w:t xml:space="preserve"> risk_assessments.asset_id</w:t>
+      </w:r>
       <w:r>
         <w:rPr>
           <w:rFonts w:eastAsia="標楷體" w:cs="標楷體" w:hint="eastAsia"/>
@@ -47212,10 +46056,8 @@
           <w:sz w:val="28"/>
           <w:szCs w:val="28"/>
         </w:rPr>
-        <w:t>risk_assessments.asset_id</w:t>
-      </w:r>
-      <w:proofErr w:type="spellEnd"/>
-      <w:proofErr w:type="gramStart"/>
+        <w:t>（</w:t>
+      </w:r>
       <w:r>
         <w:rPr>
           <w:rFonts w:eastAsia="標楷體" w:cs="標楷體" w:hint="eastAsia"/>
@@ -47223,9 +46065,8 @@
           <w:sz w:val="28"/>
           <w:szCs w:val="28"/>
         </w:rPr>
-        <w:t>（</w:t>
-      </w:r>
-      <w:proofErr w:type="gramEnd"/>
+        <w:t>1:N</w:t>
+      </w:r>
       <w:r>
         <w:rPr>
           <w:rFonts w:eastAsia="標楷體" w:cs="標楷體" w:hint="eastAsia"/>
@@ -47233,19 +46074,8 @@
           <w:sz w:val="28"/>
           <w:szCs w:val="28"/>
         </w:rPr>
-        <w:t>1:N</w:t>
-      </w:r>
-      <w:proofErr w:type="gramStart"/>
-      <w:r>
-        <w:rPr>
-          <w:rFonts w:eastAsia="標楷體" w:cs="標楷體" w:hint="eastAsia"/>
-          <w:color w:val="000000" w:themeColor="text1"/>
-          <w:sz w:val="28"/>
-          <w:szCs w:val="28"/>
-        </w:rPr>
         <w:t>）</w:t>
       </w:r>
-      <w:proofErr w:type="gramEnd"/>
       <w:r>
         <w:rPr>
           <w:rFonts w:eastAsia="標楷體" w:cs="標楷體" w:hint="eastAsia"/>
@@ -47297,9 +46127,8 @@
           <w:sz w:val="28"/>
           <w:szCs w:val="28"/>
         </w:rPr>
-        <w:t xml:space="preserve"> </w:t>
-      </w:r>
-      <w:proofErr w:type="spellStart"/>
+        <w:t xml:space="preserve"> risk_assessments.vulnerability_id</w:t>
+      </w:r>
       <w:r>
         <w:rPr>
           <w:rFonts w:eastAsia="標楷體" w:cs="標楷體" w:hint="eastAsia"/>
@@ -47307,10 +46136,8 @@
           <w:sz w:val="28"/>
           <w:szCs w:val="28"/>
         </w:rPr>
-        <w:t>risk_assessments.vulnerability_id</w:t>
-      </w:r>
-      <w:proofErr w:type="spellEnd"/>
-      <w:proofErr w:type="gramStart"/>
+        <w:t>（</w:t>
+      </w:r>
       <w:r>
         <w:rPr>
           <w:rFonts w:eastAsia="標楷體" w:cs="標楷體" w:hint="eastAsia"/>
@@ -47318,9 +46145,8 @@
           <w:sz w:val="28"/>
           <w:szCs w:val="28"/>
         </w:rPr>
-        <w:t>（</w:t>
-      </w:r>
-      <w:proofErr w:type="gramEnd"/>
+        <w:t>1:N</w:t>
+      </w:r>
       <w:r>
         <w:rPr>
           <w:rFonts w:eastAsia="標楷體" w:cs="標楷體" w:hint="eastAsia"/>
@@ -47328,19 +46154,8 @@
           <w:sz w:val="28"/>
           <w:szCs w:val="28"/>
         </w:rPr>
-        <w:t>1:N</w:t>
-      </w:r>
-      <w:proofErr w:type="gramStart"/>
-      <w:r>
-        <w:rPr>
-          <w:rFonts w:eastAsia="標楷體" w:cs="標楷體" w:hint="eastAsia"/>
-          <w:color w:val="000000" w:themeColor="text1"/>
-          <w:sz w:val="28"/>
-          <w:szCs w:val="28"/>
-        </w:rPr>
         <w:t>）</w:t>
       </w:r>
-      <w:proofErr w:type="gramEnd"/>
       <w:r>
         <w:rPr>
           <w:rFonts w:eastAsia="標楷體" w:cs="標楷體" w:hint="eastAsia"/>
@@ -47413,9 +46228,8 @@
           <w:sz w:val="28"/>
           <w:szCs w:val="28"/>
         </w:rPr>
-        <w:t xml:space="preserve"> </w:t>
-      </w:r>
-      <w:proofErr w:type="spellStart"/>
+        <w:t xml:space="preserve"> audit_logs.user_id</w:t>
+      </w:r>
       <w:r>
         <w:rPr>
           <w:rFonts w:eastAsia="標楷體" w:cs="標楷體" w:hint="eastAsia"/>
@@ -47423,10 +46237,8 @@
           <w:sz w:val="28"/>
           <w:szCs w:val="28"/>
         </w:rPr>
-        <w:t>audit_logs.user_id</w:t>
-      </w:r>
-      <w:proofErr w:type="spellEnd"/>
-      <w:proofErr w:type="gramStart"/>
+        <w:t>（</w:t>
+      </w:r>
       <w:r>
         <w:rPr>
           <w:rFonts w:eastAsia="標楷體" w:cs="標楷體" w:hint="eastAsia"/>
@@ -47434,9 +46246,8 @@
           <w:sz w:val="28"/>
           <w:szCs w:val="28"/>
         </w:rPr>
-        <w:t>（</w:t>
-      </w:r>
-      <w:proofErr w:type="gramEnd"/>
+        <w:t>1:N</w:t>
+      </w:r>
       <w:r>
         <w:rPr>
           <w:rFonts w:eastAsia="標楷體" w:cs="標楷體" w:hint="eastAsia"/>
@@ -47444,19 +46255,8 @@
           <w:sz w:val="28"/>
           <w:szCs w:val="28"/>
         </w:rPr>
-        <w:t>1:N</w:t>
-      </w:r>
-      <w:proofErr w:type="gramStart"/>
-      <w:r>
-        <w:rPr>
-          <w:rFonts w:eastAsia="標楷體" w:cs="標楷體" w:hint="eastAsia"/>
-          <w:color w:val="000000" w:themeColor="text1"/>
-          <w:sz w:val="28"/>
-          <w:szCs w:val="28"/>
-        </w:rPr>
         <w:t>）</w:t>
       </w:r>
-      <w:proofErr w:type="gramEnd"/>
       <w:r>
         <w:rPr>
           <w:rFonts w:eastAsia="標楷體" w:cs="標楷體" w:hint="eastAsia"/>
@@ -47509,9 +46309,8 @@
           <w:sz w:val="28"/>
           <w:szCs w:val="28"/>
         </w:rPr>
-        <w:t xml:space="preserve"> </w:t>
-      </w:r>
-      <w:proofErr w:type="spellStart"/>
+        <w:t xml:space="preserve"> audit_logs.asset_id</w:t>
+      </w:r>
       <w:r>
         <w:rPr>
           <w:rFonts w:eastAsia="標楷體" w:cs="標楷體" w:hint="eastAsia"/>
@@ -47519,10 +46318,8 @@
           <w:sz w:val="28"/>
           <w:szCs w:val="28"/>
         </w:rPr>
-        <w:t>audit_logs.asset_id</w:t>
-      </w:r>
-      <w:proofErr w:type="spellEnd"/>
-      <w:proofErr w:type="gramStart"/>
+        <w:t>（</w:t>
+      </w:r>
       <w:r>
         <w:rPr>
           <w:rFonts w:eastAsia="標楷體" w:cs="標楷體" w:hint="eastAsia"/>
@@ -47530,9 +46327,8 @@
           <w:sz w:val="28"/>
           <w:szCs w:val="28"/>
         </w:rPr>
-        <w:t>（</w:t>
-      </w:r>
-      <w:proofErr w:type="gramEnd"/>
+        <w:t>1:N</w:t>
+      </w:r>
       <w:r>
         <w:rPr>
           <w:rFonts w:eastAsia="標楷體" w:cs="標楷體" w:hint="eastAsia"/>
@@ -47540,19 +46336,8 @@
           <w:sz w:val="28"/>
           <w:szCs w:val="28"/>
         </w:rPr>
-        <w:t>1:N</w:t>
-      </w:r>
-      <w:proofErr w:type="gramStart"/>
-      <w:r>
-        <w:rPr>
-          <w:rFonts w:eastAsia="標楷體" w:cs="標楷體" w:hint="eastAsia"/>
-          <w:color w:val="000000" w:themeColor="text1"/>
-          <w:sz w:val="28"/>
-          <w:szCs w:val="28"/>
-        </w:rPr>
         <w:t>）</w:t>
       </w:r>
-      <w:proofErr w:type="gramEnd"/>
       <w:r>
         <w:rPr>
           <w:rFonts w:eastAsia="標楷體" w:cs="標楷體" w:hint="eastAsia"/>
@@ -47583,9 +46368,8 @@
           <w:sz w:val="28"/>
           <w:szCs w:val="28"/>
         </w:rPr>
-        <w:t>本本專題旨在建置一套基於資產導向</w:t>
-      </w:r>
-      <w:proofErr w:type="gramStart"/>
+        <w:t>本本專題旨在建置一套基於資產導向之資安風險管理系統，透過</w:t>
+      </w:r>
       <w:r>
         <w:rPr>
           <w:rFonts w:eastAsia="標楷體" w:cs="標楷體" w:hint="eastAsia"/>
@@ -47593,9 +46377,8 @@
           <w:sz w:val="28"/>
           <w:szCs w:val="28"/>
         </w:rPr>
-        <w:t>之資安風險</w:t>
-      </w:r>
-      <w:proofErr w:type="gramEnd"/>
+        <w:t xml:space="preserve"> Supabase </w:t>
+      </w:r>
       <w:r>
         <w:rPr>
           <w:rFonts w:eastAsia="標楷體" w:cs="標楷體" w:hint="eastAsia"/>
@@ -47603,7 +46386,7 @@
           <w:sz w:val="28"/>
           <w:szCs w:val="28"/>
         </w:rPr>
-        <w:t>管理系統，透過</w:t>
+        <w:t>建立關聯式資料庫架構，整合資產管理、弱點資訊與風險評估流程，以提升組織對資訊資產之可視性與風險掌握能力。系統以</w:t>
       </w:r>
       <w:r>
         <w:rPr>
@@ -47612,9 +46395,8 @@
           <w:sz w:val="28"/>
           <w:szCs w:val="28"/>
         </w:rPr>
-        <w:t xml:space="preserve"> </w:t>
-      </w:r>
-      <w:proofErr w:type="spellStart"/>
+        <w:t xml:space="preserve"> assets </w:t>
+      </w:r>
       <w:r>
         <w:rPr>
           <w:rFonts w:eastAsia="標楷體" w:cs="標楷體" w:hint="eastAsia"/>
@@ -47622,9 +46404,8 @@
           <w:sz w:val="28"/>
           <w:szCs w:val="28"/>
         </w:rPr>
-        <w:t>Supabase</w:t>
-      </w:r>
-      <w:proofErr w:type="spellEnd"/>
+        <w:t>作為核心資料表，串聯</w:t>
+      </w:r>
       <w:r>
         <w:rPr>
           <w:rFonts w:eastAsia="標楷體" w:cs="標楷體" w:hint="eastAsia"/>
@@ -47632,7 +46413,7 @@
           <w:sz w:val="28"/>
           <w:szCs w:val="28"/>
         </w:rPr>
-        <w:t xml:space="preserve"> </w:t>
+        <w:t xml:space="preserve"> vulnerabilities </w:t>
       </w:r>
       <w:r>
         <w:rPr>
@@ -47641,9 +46422,8 @@
           <w:sz w:val="28"/>
           <w:szCs w:val="28"/>
         </w:rPr>
-        <w:t>建立關聯式資料庫架構，整合資產管理、弱點資訊與風險評估流程，以提升組織對資訊資產之</w:t>
-      </w:r>
-      <w:proofErr w:type="gramStart"/>
+        <w:t>與</w:t>
+      </w:r>
       <w:r>
         <w:rPr>
           <w:rFonts w:eastAsia="標楷體" w:cs="標楷體" w:hint="eastAsia"/>
@@ -47651,74 +46431,8 @@
           <w:sz w:val="28"/>
           <w:szCs w:val="28"/>
         </w:rPr>
-        <w:t>可視性與</w:t>
-      </w:r>
-      <w:proofErr w:type="gramEnd"/>
-      <w:r>
-        <w:rPr>
-          <w:rFonts w:eastAsia="標楷體" w:cs="標楷體" w:hint="eastAsia"/>
-          <w:color w:val="000000" w:themeColor="text1"/>
-          <w:sz w:val="28"/>
-          <w:szCs w:val="28"/>
-        </w:rPr>
-        <w:t>風險掌握能力。系統以</w:t>
-      </w:r>
-      <w:r>
-        <w:rPr>
-          <w:rFonts w:eastAsia="標楷體" w:cs="標楷體" w:hint="eastAsia"/>
-          <w:color w:val="000000" w:themeColor="text1"/>
-          <w:sz w:val="28"/>
-          <w:szCs w:val="28"/>
-        </w:rPr>
-        <w:t xml:space="preserve"> assets </w:t>
-      </w:r>
-      <w:r>
-        <w:rPr>
-          <w:rFonts w:eastAsia="標楷體" w:cs="標楷體" w:hint="eastAsia"/>
-          <w:color w:val="000000" w:themeColor="text1"/>
-          <w:sz w:val="28"/>
-          <w:szCs w:val="28"/>
-        </w:rPr>
-        <w:t>作為核心資料表，串聯</w:t>
-      </w:r>
-      <w:r>
-        <w:rPr>
-          <w:rFonts w:eastAsia="標楷體" w:cs="標楷體" w:hint="eastAsia"/>
-          <w:color w:val="000000" w:themeColor="text1"/>
-          <w:sz w:val="28"/>
-          <w:szCs w:val="28"/>
-        </w:rPr>
-        <w:t xml:space="preserve"> vulnerabilities </w:t>
-      </w:r>
-      <w:r>
-        <w:rPr>
-          <w:rFonts w:eastAsia="標楷體" w:cs="標楷體" w:hint="eastAsia"/>
-          <w:color w:val="000000" w:themeColor="text1"/>
-          <w:sz w:val="28"/>
-          <w:szCs w:val="28"/>
-        </w:rPr>
-        <w:t>與</w:t>
-      </w:r>
-      <w:r>
-        <w:rPr>
-          <w:rFonts w:eastAsia="標楷體" w:cs="標楷體" w:hint="eastAsia"/>
-          <w:color w:val="000000" w:themeColor="text1"/>
-          <w:sz w:val="28"/>
-          <w:szCs w:val="28"/>
-        </w:rPr>
-        <w:t xml:space="preserve"> </w:t>
-      </w:r>
-      <w:proofErr w:type="spellStart"/>
-      <w:r>
-        <w:rPr>
-          <w:rFonts w:eastAsia="標楷體" w:cs="標楷體" w:hint="eastAsia"/>
-          <w:color w:val="000000" w:themeColor="text1"/>
-          <w:sz w:val="28"/>
-          <w:szCs w:val="28"/>
-        </w:rPr>
-        <w:t>risk_assessments</w:t>
-      </w:r>
-      <w:proofErr w:type="spellEnd"/>
+        <w:t xml:space="preserve"> risk_assessments</w:t>
+      </w:r>
       <w:r>
         <w:rPr>
           <w:rFonts w:eastAsia="標楷體" w:cs="標楷體" w:hint="eastAsia"/>
@@ -47742,7 +46456,6 @@
           <w:szCs w:val="28"/>
         </w:rPr>
       </w:pPr>
-      <w:proofErr w:type="gramStart"/>
       <w:r>
         <w:rPr>
           <w:rFonts w:eastAsia="標楷體" w:cs="標楷體" w:hint="eastAsia"/>
@@ -47750,9 +46463,8 @@
           <w:sz w:val="28"/>
           <w:szCs w:val="28"/>
         </w:rPr>
-        <w:t>此外，</w:t>
-      </w:r>
-      <w:proofErr w:type="gramEnd"/>
+        <w:t>此外，系統透過</w:t>
+      </w:r>
       <w:r>
         <w:rPr>
           <w:rFonts w:eastAsia="標楷體" w:cs="標楷體" w:hint="eastAsia"/>
@@ -47760,7 +46472,7 @@
           <w:sz w:val="28"/>
           <w:szCs w:val="28"/>
         </w:rPr>
-        <w:t>系統透過</w:t>
+        <w:t xml:space="preserve"> users </w:t>
       </w:r>
       <w:r>
         <w:rPr>
@@ -47769,7 +46481,7 @@
           <w:sz w:val="28"/>
           <w:szCs w:val="28"/>
         </w:rPr>
-        <w:t xml:space="preserve"> users </w:t>
+        <w:t>表實現使用者身分識別與基本權限控管機制，確保資料存取之安全性與一致性；</w:t>
       </w:r>
       <w:r>
         <w:rPr>
@@ -47778,9 +46490,8 @@
           <w:sz w:val="28"/>
           <w:szCs w:val="28"/>
         </w:rPr>
-        <w:t>表實現使用者身分識別與基本權限控管機制，確保資料存取之安全性與一致性；</w:t>
-      </w:r>
-      <w:proofErr w:type="spellStart"/>
+        <w:t xml:space="preserve">audit_logs </w:t>
+      </w:r>
       <w:r>
         <w:rPr>
           <w:rFonts w:eastAsia="標楷體" w:cs="標楷體" w:hint="eastAsia"/>
@@ -47788,46 +46499,7 @@
           <w:sz w:val="28"/>
           <w:szCs w:val="28"/>
         </w:rPr>
-        <w:t>audit_logs</w:t>
-      </w:r>
-      <w:proofErr w:type="spellEnd"/>
-      <w:r>
-        <w:rPr>
-          <w:rFonts w:eastAsia="標楷體" w:cs="標楷體" w:hint="eastAsia"/>
-          <w:color w:val="000000" w:themeColor="text1"/>
-          <w:sz w:val="28"/>
-          <w:szCs w:val="28"/>
-        </w:rPr>
-        <w:t xml:space="preserve"> </w:t>
-      </w:r>
-      <w:r>
-        <w:rPr>
-          <w:rFonts w:eastAsia="標楷體" w:cs="標楷體" w:hint="eastAsia"/>
-          <w:color w:val="000000" w:themeColor="text1"/>
-          <w:sz w:val="28"/>
-          <w:szCs w:val="28"/>
-        </w:rPr>
-        <w:t>則負責記錄所有關鍵操作行為，提供完整的稽核追蹤能力，以支援後續的安全審查與管理需求。整體資料庫設計遵循關聯式資料庫正規化原則，所有</w:t>
-      </w:r>
-      <w:proofErr w:type="gramStart"/>
-      <w:r>
-        <w:rPr>
-          <w:rFonts w:eastAsia="標楷體" w:cs="標楷體" w:hint="eastAsia"/>
-          <w:color w:val="000000" w:themeColor="text1"/>
-          <w:sz w:val="28"/>
-          <w:szCs w:val="28"/>
-        </w:rPr>
-        <w:t>外鍵皆</w:t>
-      </w:r>
-      <w:proofErr w:type="gramEnd"/>
-      <w:r>
-        <w:rPr>
-          <w:rFonts w:eastAsia="標楷體" w:cs="標楷體" w:hint="eastAsia"/>
-          <w:color w:val="000000" w:themeColor="text1"/>
-          <w:sz w:val="28"/>
-          <w:szCs w:val="28"/>
-        </w:rPr>
-        <w:t>指向主鍵（</w:t>
+        <w:t>則負責記錄所有關鍵操作行為，提供完整的稽核追蹤能力，以支援後續的安全審查與管理需求。整體資料庫設計遵循關聯式資料庫正規化原則，所有外鍵皆指向主鍵（</w:t>
       </w:r>
       <w:r>
         <w:rPr>
@@ -47923,7 +46595,7 @@
           <w:szCs w:val="36"/>
         </w:rPr>
       </w:pPr>
-      <w:bookmarkStart w:id="58" w:name="_Toc231221051"/>
+      <w:bookmarkStart w:id="59" w:name="_Toc231246555"/>
       <w:r>
         <w:rPr>
           <w:rFonts w:eastAsia="標楷體" w:cs="標楷體" w:hint="eastAsia"/>
@@ -47970,7 +46642,7 @@
         </w:rPr>
         <w:t>參考資料</w:t>
       </w:r>
-      <w:bookmarkEnd w:id="58"/>
+      <w:bookmarkEnd w:id="59"/>
     </w:p>
     <w:p>
       <w:pPr>
@@ -48840,18 +47512,8 @@
           <w:sz w:val="28"/>
           <w:szCs w:val="22"/>
         </w:rPr>
-        <w:t>認證流程導</w:t>
-      </w:r>
-      <w:proofErr w:type="gramStart"/>
-      <w:r>
-        <w:rPr>
-          <w:rFonts w:eastAsia="標楷體"/>
-          <w:sz w:val="28"/>
-          <w:szCs w:val="22"/>
-        </w:rPr>
-        <w:t>覽</w:t>
-      </w:r>
-      <w:proofErr w:type="gramEnd"/>
+        <w:t>認證流程導覽</w:t>
+      </w:r>
     </w:p>
     <w:p>
       <w:pPr>
@@ -49062,25 +47724,7 @@
           <w:sz w:val="28"/>
           <w:szCs w:val="22"/>
         </w:rPr>
-        <w:t>檢索增強生成與微調大語言模型</w:t>
-      </w:r>
-      <w:proofErr w:type="gramStart"/>
-      <w:r>
-        <w:rPr>
-          <w:rFonts w:eastAsia="標楷體"/>
-          <w:sz w:val="28"/>
-          <w:szCs w:val="22"/>
-        </w:rPr>
-        <w:t>於資安管理</w:t>
-      </w:r>
-      <w:proofErr w:type="gramEnd"/>
-      <w:r>
-        <w:rPr>
-          <w:rFonts w:eastAsia="標楷體"/>
-          <w:sz w:val="28"/>
-          <w:szCs w:val="22"/>
-        </w:rPr>
-        <w:t>應用之研究</w:t>
+        <w:t>檢索增強生成與微調大語言模型於資安管理應用之研究</w:t>
       </w:r>
       <w:r>
         <w:rPr>
@@ -49115,7 +47759,7 @@
 </file>
 
 <file path=word/endnotes.xml><?xml version="1.0" encoding="utf-8"?>
-<w:endnotes xmlns:wpc="http://schemas.microsoft.com/office/word/2010/wordprocessingCanvas" xmlns:cx="http://schemas.microsoft.com/office/drawing/2014/chartex" xmlns:mc="http://schemas.openxmlformats.org/markup-compatibility/2006" xmlns:o="urn:schemas-microsoft-com:office:office" xmlns:r="http://schemas.openxmlformats.org/officeDocument/2006/relationships" xmlns:m="http://schemas.openxmlformats.org/officeDocument/2006/math" xmlns:v="urn:schemas-microsoft-com:vml" xmlns:wp14="http://schemas.microsoft.com/office/word/2010/wordprocessingDrawing" xmlns:wp="http://schemas.openxmlformats.org/drawingml/2006/wordprocessingDrawing" xmlns:w10="urn:schemas-microsoft-com:office:word" xmlns:w="http://schemas.openxmlformats.org/wordprocessingml/2006/main" xmlns:w14="http://schemas.microsoft.com/office/word/2010/wordml" xmlns:w15="http://schemas.microsoft.com/office/word/2012/wordml" xmlns:w16se="http://schemas.microsoft.com/office/word/2015/wordml/symex" xmlns:wpg="http://schemas.microsoft.com/office/word/2010/wordprocessingGroup" xmlns:wpi="http://schemas.microsoft.com/office/word/2010/wordprocessingInk" xmlns:wne="http://schemas.microsoft.com/office/word/2006/wordml" xmlns:wps="http://schemas.microsoft.com/office/word/2010/wordprocessingShape" mc:Ignorable="w14 w15 w16se wp14">
+<w:endnotes xmlns:wpc="http://schemas.microsoft.com/office/word/2010/wordprocessingCanvas" xmlns:cx="http://schemas.microsoft.com/office/drawing/2014/chartex" xmlns:cx1="http://schemas.microsoft.com/office/drawing/2015/9/8/chartex" xmlns:cx2="http://schemas.microsoft.com/office/drawing/2015/10/21/chartex" xmlns:cx3="http://schemas.microsoft.com/office/drawing/2016/5/9/chartex" xmlns:cx4="http://schemas.microsoft.com/office/drawing/2016/5/10/chartex" xmlns:cx5="http://schemas.microsoft.com/office/drawing/2016/5/11/chartex" xmlns:cx6="http://schemas.microsoft.com/office/drawing/2016/5/12/chartex" xmlns:cx7="http://schemas.microsoft.com/office/drawing/2016/5/13/chartex" xmlns:cx8="http://schemas.microsoft.com/office/drawing/2016/5/14/chartex" xmlns:mc="http://schemas.openxmlformats.org/markup-compatibility/2006" xmlns:aink="http://schemas.microsoft.com/office/drawing/2016/ink" xmlns:am3d="http://schemas.microsoft.com/office/drawing/2017/model3d" xmlns:o="urn:schemas-microsoft-com:office:office" xmlns:oel="http://schemas.microsoft.com/office/2019/extlst" xmlns:r="http://schemas.openxmlformats.org/officeDocument/2006/relationships" xmlns:m="http://schemas.openxmlformats.org/officeDocument/2006/math" xmlns:v="urn:schemas-microsoft-com:vml" xmlns:wp14="http://schemas.microsoft.com/office/word/2010/wordprocessingDrawing" xmlns:wp="http://schemas.openxmlformats.org/drawingml/2006/wordprocessingDrawing" xmlns:w10="urn:schemas-microsoft-com:office:word" xmlns:w="http://schemas.openxmlformats.org/wordprocessingml/2006/main" xmlns:w14="http://schemas.microsoft.com/office/word/2010/wordml" xmlns:w15="http://schemas.microsoft.com/office/word/2012/wordml" xmlns:w16cex="http://schemas.microsoft.com/office/word/2018/wordml/cex" xmlns:w16cid="http://schemas.microsoft.com/office/word/2016/wordml/cid" xmlns:w16="http://schemas.microsoft.com/office/word/2018/wordml" xmlns:w16du="http://schemas.microsoft.com/office/word/2023/wordml/word16du" xmlns:w16sdtdh="http://schemas.microsoft.com/office/word/2020/wordml/sdtdatahash" xmlns:w16sdtfl="http://schemas.microsoft.com/office/word/2024/wordml/sdtformatlock" xmlns:w16se="http://schemas.microsoft.com/office/word/2015/wordml/symex" xmlns:wpg="http://schemas.microsoft.com/office/word/2010/wordprocessingGroup" xmlns:wpi="http://schemas.microsoft.com/office/word/2010/wordprocessingInk" xmlns:wne="http://schemas.microsoft.com/office/word/2006/wordml" xmlns:wps="http://schemas.microsoft.com/office/word/2010/wordprocessingShape" mc:Ignorable="w14 w15 w16se w16cid w16 w16cex w16sdtdh w16sdtfl w16du wp14">
   <w:endnote w:type="separator" w:id="-1">
     <w:p>
       <w:r>
@@ -49134,7 +47778,7 @@
 </file>
 
 <file path=word/footer1.xml><?xml version="1.0" encoding="utf-8"?>
-<w:ftr xmlns:wpc="http://schemas.microsoft.com/office/word/2010/wordprocessingCanvas" xmlns:cx="http://schemas.microsoft.com/office/drawing/2014/chartex" xmlns:mc="http://schemas.openxmlformats.org/markup-compatibility/2006" xmlns:o="urn:schemas-microsoft-com:office:office" xmlns:r="http://schemas.openxmlformats.org/officeDocument/2006/relationships" xmlns:m="http://schemas.openxmlformats.org/officeDocument/2006/math" xmlns:v="urn:schemas-microsoft-com:vml" xmlns:wp14="http://schemas.microsoft.com/office/word/2010/wordprocessingDrawing" xmlns:wp="http://schemas.openxmlformats.org/drawingml/2006/wordprocessingDrawing" xmlns:w10="urn:schemas-microsoft-com:office:word" xmlns:w="http://schemas.openxmlformats.org/wordprocessingml/2006/main" xmlns:w14="http://schemas.microsoft.com/office/word/2010/wordml" xmlns:w15="http://schemas.microsoft.com/office/word/2012/wordml" xmlns:w16se="http://schemas.microsoft.com/office/word/2015/wordml/symex" xmlns:wpg="http://schemas.microsoft.com/office/word/2010/wordprocessingGroup" xmlns:wpi="http://schemas.microsoft.com/office/word/2010/wordprocessingInk" xmlns:wne="http://schemas.microsoft.com/office/word/2006/wordml" xmlns:wps="http://schemas.microsoft.com/office/word/2010/wordprocessingShape" mc:Ignorable="w14 w15 w16se wp14">
+<w:ftr xmlns:wpc="http://schemas.microsoft.com/office/word/2010/wordprocessingCanvas" xmlns:cx="http://schemas.microsoft.com/office/drawing/2014/chartex" xmlns:cx1="http://schemas.microsoft.com/office/drawing/2015/9/8/chartex" xmlns:cx2="http://schemas.microsoft.com/office/drawing/2015/10/21/chartex" xmlns:cx3="http://schemas.microsoft.com/office/drawing/2016/5/9/chartex" xmlns:cx4="http://schemas.microsoft.com/office/drawing/2016/5/10/chartex" xmlns:cx5="http://schemas.microsoft.com/office/drawing/2016/5/11/chartex" xmlns:cx6="http://schemas.microsoft.com/office/drawing/2016/5/12/chartex" xmlns:cx7="http://schemas.microsoft.com/office/drawing/2016/5/13/chartex" xmlns:cx8="http://schemas.microsoft.com/office/drawing/2016/5/14/chartex" xmlns:mc="http://schemas.openxmlformats.org/markup-compatibility/2006" xmlns:aink="http://schemas.microsoft.com/office/drawing/2016/ink" xmlns:am3d="http://schemas.microsoft.com/office/drawing/2017/model3d" xmlns:o="urn:schemas-microsoft-com:office:office" xmlns:oel="http://schemas.microsoft.com/office/2019/extlst" xmlns:r="http://schemas.openxmlformats.org/officeDocument/2006/relationships" xmlns:m="http://schemas.openxmlformats.org/officeDocument/2006/math" xmlns:v="urn:schemas-microsoft-com:vml" xmlns:wp14="http://schemas.microsoft.com/office/word/2010/wordprocessingDrawing" xmlns:wp="http://schemas.openxmlformats.org/drawingml/2006/wordprocessingDrawing" xmlns:w10="urn:schemas-microsoft-com:office:word" xmlns:w="http://schemas.openxmlformats.org/wordprocessingml/2006/main" xmlns:w14="http://schemas.microsoft.com/office/word/2010/wordml" xmlns:w15="http://schemas.microsoft.com/office/word/2012/wordml" xmlns:w16cex="http://schemas.microsoft.com/office/word/2018/wordml/cex" xmlns:w16cid="http://schemas.microsoft.com/office/word/2016/wordml/cid" xmlns:w16="http://schemas.microsoft.com/office/word/2018/wordml" xmlns:w16du="http://schemas.microsoft.com/office/word/2023/wordml/word16du" xmlns:w16sdtdh="http://schemas.microsoft.com/office/word/2020/wordml/sdtdatahash" xmlns:w16sdtfl="http://schemas.microsoft.com/office/word/2024/wordml/sdtformatlock" xmlns:w16se="http://schemas.microsoft.com/office/word/2015/wordml/symex" xmlns:wpg="http://schemas.microsoft.com/office/word/2010/wordprocessingGroup" xmlns:wpi="http://schemas.microsoft.com/office/word/2010/wordprocessingInk" xmlns:wne="http://schemas.microsoft.com/office/word/2006/wordml" xmlns:wps="http://schemas.microsoft.com/office/word/2010/wordprocessingShape" mc:Ignorable="w14 w15 w16se w16cid w16 w16cex w16sdtdh w16sdtfl w16du wp14">
   <w:p>
     <w:pPr>
       <w:pStyle w:val="af2"/>
@@ -49145,7 +47789,7 @@
 </file>
 
 <file path=word/footer2.xml><?xml version="1.0" encoding="utf-8"?>
-<w:ftr xmlns:wpc="http://schemas.microsoft.com/office/word/2010/wordprocessingCanvas" xmlns:cx="http://schemas.microsoft.com/office/drawing/2014/chartex" xmlns:mc="http://schemas.openxmlformats.org/markup-compatibility/2006" xmlns:o="urn:schemas-microsoft-com:office:office" xmlns:r="http://schemas.openxmlformats.org/officeDocument/2006/relationships" xmlns:m="http://schemas.openxmlformats.org/officeDocument/2006/math" xmlns:v="urn:schemas-microsoft-com:vml" xmlns:wp14="http://schemas.microsoft.com/office/word/2010/wordprocessingDrawing" xmlns:wp="http://schemas.openxmlformats.org/drawingml/2006/wordprocessingDrawing" xmlns:w10="urn:schemas-microsoft-com:office:word" xmlns:w="http://schemas.openxmlformats.org/wordprocessingml/2006/main" xmlns:w14="http://schemas.microsoft.com/office/word/2010/wordml" xmlns:w15="http://schemas.microsoft.com/office/word/2012/wordml" xmlns:w16se="http://schemas.microsoft.com/office/word/2015/wordml/symex" xmlns:wpg="http://schemas.microsoft.com/office/word/2010/wordprocessingGroup" xmlns:wpi="http://schemas.microsoft.com/office/word/2010/wordprocessingInk" xmlns:wne="http://schemas.microsoft.com/office/word/2006/wordml" xmlns:wps="http://schemas.microsoft.com/office/word/2010/wordprocessingShape" mc:Ignorable="w14 w15 w16se wp14">
+<w:ftr xmlns:wpc="http://schemas.microsoft.com/office/word/2010/wordprocessingCanvas" xmlns:cx="http://schemas.microsoft.com/office/drawing/2014/chartex" xmlns:cx1="http://schemas.microsoft.com/office/drawing/2015/9/8/chartex" xmlns:cx2="http://schemas.microsoft.com/office/drawing/2015/10/21/chartex" xmlns:cx3="http://schemas.microsoft.com/office/drawing/2016/5/9/chartex" xmlns:cx4="http://schemas.microsoft.com/office/drawing/2016/5/10/chartex" xmlns:cx5="http://schemas.microsoft.com/office/drawing/2016/5/11/chartex" xmlns:cx6="http://schemas.microsoft.com/office/drawing/2016/5/12/chartex" xmlns:cx7="http://schemas.microsoft.com/office/drawing/2016/5/13/chartex" xmlns:cx8="http://schemas.microsoft.com/office/drawing/2016/5/14/chartex" xmlns:mc="http://schemas.openxmlformats.org/markup-compatibility/2006" xmlns:aink="http://schemas.microsoft.com/office/drawing/2016/ink" xmlns:am3d="http://schemas.microsoft.com/office/drawing/2017/model3d" xmlns:o="urn:schemas-microsoft-com:office:office" xmlns:oel="http://schemas.microsoft.com/office/2019/extlst" xmlns:r="http://schemas.openxmlformats.org/officeDocument/2006/relationships" xmlns:m="http://schemas.openxmlformats.org/officeDocument/2006/math" xmlns:v="urn:schemas-microsoft-com:vml" xmlns:wp14="http://schemas.microsoft.com/office/word/2010/wordprocessingDrawing" xmlns:wp="http://schemas.openxmlformats.org/drawingml/2006/wordprocessingDrawing" xmlns:w10="urn:schemas-microsoft-com:office:word" xmlns:w="http://schemas.openxmlformats.org/wordprocessingml/2006/main" xmlns:w14="http://schemas.microsoft.com/office/word/2010/wordml" xmlns:w15="http://schemas.microsoft.com/office/word/2012/wordml" xmlns:w16cex="http://schemas.microsoft.com/office/word/2018/wordml/cex" xmlns:w16cid="http://schemas.microsoft.com/office/word/2016/wordml/cid" xmlns:w16="http://schemas.microsoft.com/office/word/2018/wordml" xmlns:w16du="http://schemas.microsoft.com/office/word/2023/wordml/word16du" xmlns:w16sdtdh="http://schemas.microsoft.com/office/word/2020/wordml/sdtdatahash" xmlns:w16sdtfl="http://schemas.microsoft.com/office/word/2024/wordml/sdtformatlock" xmlns:w16se="http://schemas.microsoft.com/office/word/2015/wordml/symex" xmlns:wpg="http://schemas.microsoft.com/office/word/2010/wordprocessingGroup" xmlns:wpi="http://schemas.microsoft.com/office/word/2010/wordprocessingInk" xmlns:wne="http://schemas.microsoft.com/office/word/2006/wordml" xmlns:wps="http://schemas.microsoft.com/office/word/2010/wordprocessingShape" mc:Ignorable="w14 w15 w16se w16cid w16 w16cex w16sdtdh w16sdtfl w16du wp14">
   <w:p>
     <w:pPr>
       <w:pStyle w:val="af2"/>
@@ -49175,7 +47819,7 @@
 </file>
 
 <file path=word/footnotes.xml><?xml version="1.0" encoding="utf-8"?>
-<w:footnotes xmlns:wpc="http://schemas.microsoft.com/office/word/2010/wordprocessingCanvas" xmlns:cx="http://schemas.microsoft.com/office/drawing/2014/chartex" xmlns:mc="http://schemas.openxmlformats.org/markup-compatibility/2006" xmlns:o="urn:schemas-microsoft-com:office:office" xmlns:r="http://schemas.openxmlformats.org/officeDocument/2006/relationships" xmlns:m="http://schemas.openxmlformats.org/officeDocument/2006/math" xmlns:v="urn:schemas-microsoft-com:vml" xmlns:wp14="http://schemas.microsoft.com/office/word/2010/wordprocessingDrawing" xmlns:wp="http://schemas.openxmlformats.org/drawingml/2006/wordprocessingDrawing" xmlns:w10="urn:schemas-microsoft-com:office:word" xmlns:w="http://schemas.openxmlformats.org/wordprocessingml/2006/main" xmlns:w14="http://schemas.microsoft.com/office/word/2010/wordml" xmlns:w15="http://schemas.microsoft.com/office/word/2012/wordml" xmlns:w16se="http://schemas.microsoft.com/office/word/2015/wordml/symex" xmlns:wpg="http://schemas.microsoft.com/office/word/2010/wordprocessingGroup" xmlns:wpi="http://schemas.microsoft.com/office/word/2010/wordprocessingInk" xmlns:wne="http://schemas.microsoft.com/office/word/2006/wordml" xmlns:wps="http://schemas.microsoft.com/office/word/2010/wordprocessingShape" mc:Ignorable="w14 w15 w16se wp14">
+<w:footnotes xmlns:wpc="http://schemas.microsoft.com/office/word/2010/wordprocessingCanvas" xmlns:cx="http://schemas.microsoft.com/office/drawing/2014/chartex" xmlns:cx1="http://schemas.microsoft.com/office/drawing/2015/9/8/chartex" xmlns:cx2="http://schemas.microsoft.com/office/drawing/2015/10/21/chartex" xmlns:cx3="http://schemas.microsoft.com/office/drawing/2016/5/9/chartex" xmlns:cx4="http://schemas.microsoft.com/office/drawing/2016/5/10/chartex" xmlns:cx5="http://schemas.microsoft.com/office/drawing/2016/5/11/chartex" xmlns:cx6="http://schemas.microsoft.com/office/drawing/2016/5/12/chartex" xmlns:cx7="http://schemas.microsoft.com/office/drawing/2016/5/13/chartex" xmlns:cx8="http://schemas.microsoft.com/office/drawing/2016/5/14/chartex" xmlns:mc="http://schemas.openxmlformats.org/markup-compatibility/2006" xmlns:aink="http://schemas.microsoft.com/office/drawing/2016/ink" xmlns:am3d="http://schemas.microsoft.com/office/drawing/2017/model3d" xmlns:o="urn:schemas-microsoft-com:office:office" xmlns:oel="http://schemas.microsoft.com/office/2019/extlst" xmlns:r="http://schemas.openxmlformats.org/officeDocument/2006/relationships" xmlns:m="http://schemas.openxmlformats.org/officeDocument/2006/math" xmlns:v="urn:schemas-microsoft-com:vml" xmlns:wp14="http://schemas.microsoft.com/office/word/2010/wordprocessingDrawing" xmlns:wp="http://schemas.openxmlformats.org/drawingml/2006/wordprocessingDrawing" xmlns:w10="urn:schemas-microsoft-com:office:word" xmlns:w="http://schemas.openxmlformats.org/wordprocessingml/2006/main" xmlns:w14="http://schemas.microsoft.com/office/word/2010/wordml" xmlns:w15="http://schemas.microsoft.com/office/word/2012/wordml" xmlns:w16cex="http://schemas.microsoft.com/office/word/2018/wordml/cex" xmlns:w16cid="http://schemas.microsoft.com/office/word/2016/wordml/cid" xmlns:w16="http://schemas.microsoft.com/office/word/2018/wordml" xmlns:w16du="http://schemas.microsoft.com/office/word/2023/wordml/word16du" xmlns:w16sdtdh="http://schemas.microsoft.com/office/word/2020/wordml/sdtdatahash" xmlns:w16sdtfl="http://schemas.microsoft.com/office/word/2024/wordml/sdtformatlock" xmlns:w16se="http://schemas.microsoft.com/office/word/2015/wordml/symex" xmlns:wpg="http://schemas.microsoft.com/office/word/2010/wordprocessingGroup" xmlns:wpi="http://schemas.microsoft.com/office/word/2010/wordprocessingInk" xmlns:wne="http://schemas.microsoft.com/office/word/2006/wordml" xmlns:wps="http://schemas.microsoft.com/office/word/2010/wordprocessingShape" mc:Ignorable="w14 w15 w16se w16cid w16 w16cex w16sdtdh w16sdtfl w16du wp14">
   <w:footnote w:type="separator" w:id="-1">
     <w:p>
       <w:r>
@@ -49194,7 +47838,7 @@
 </file>
 
 <file path=word/numbering.xml><?xml version="1.0" encoding="utf-8"?>
-<w:numbering xmlns:wpc="http://schemas.microsoft.com/office/word/2010/wordprocessingCanvas" xmlns:cx="http://schemas.microsoft.com/office/drawing/2014/chartex" xmlns:mc="http://schemas.openxmlformats.org/markup-compatibility/2006" xmlns:o="urn:schemas-microsoft-com:office:office" xmlns:r="http://schemas.openxmlformats.org/officeDocument/2006/relationships" xmlns:m="http://schemas.openxmlformats.org/officeDocument/2006/math" xmlns:v="urn:schemas-microsoft-com:vml" xmlns:wp14="http://schemas.microsoft.com/office/word/2010/wordprocessingDrawing" xmlns:wp="http://schemas.openxmlformats.org/drawingml/2006/wordprocessingDrawing" xmlns:w10="urn:schemas-microsoft-com:office:word" xmlns:w="http://schemas.openxmlformats.org/wordprocessingml/2006/main" xmlns:w14="http://schemas.microsoft.com/office/word/2010/wordml" xmlns:w15="http://schemas.microsoft.com/office/word/2012/wordml" xmlns:w16se="http://schemas.microsoft.com/office/word/2015/wordml/symex" xmlns:wpg="http://schemas.microsoft.com/office/word/2010/wordprocessingGroup" xmlns:wpi="http://schemas.microsoft.com/office/word/2010/wordprocessingInk" xmlns:wne="http://schemas.microsoft.com/office/word/2006/wordml" xmlns:wps="http://schemas.microsoft.com/office/word/2010/wordprocessingShape" mc:Ignorable="w14 w15 w16se wp14">
+<w:numbering xmlns:wpc="http://schemas.microsoft.com/office/word/2010/wordprocessingCanvas" xmlns:cx="http://schemas.microsoft.com/office/drawing/2014/chartex" xmlns:cx1="http://schemas.microsoft.com/office/drawing/2015/9/8/chartex" xmlns:cx2="http://schemas.microsoft.com/office/drawing/2015/10/21/chartex" xmlns:cx3="http://schemas.microsoft.com/office/drawing/2016/5/9/chartex" xmlns:cx4="http://schemas.microsoft.com/office/drawing/2016/5/10/chartex" xmlns:cx5="http://schemas.microsoft.com/office/drawing/2016/5/11/chartex" xmlns:cx6="http://schemas.microsoft.com/office/drawing/2016/5/12/chartex" xmlns:cx7="http://schemas.microsoft.com/office/drawing/2016/5/13/chartex" xmlns:cx8="http://schemas.microsoft.com/office/drawing/2016/5/14/chartex" xmlns:mc="http://schemas.openxmlformats.org/markup-compatibility/2006" xmlns:aink="http://schemas.microsoft.com/office/drawing/2016/ink" xmlns:am3d="http://schemas.microsoft.com/office/drawing/2017/model3d" xmlns:o="urn:schemas-microsoft-com:office:office" xmlns:oel="http://schemas.microsoft.com/office/2019/extlst" xmlns:r="http://schemas.openxmlformats.org/officeDocument/2006/relationships" xmlns:m="http://schemas.openxmlformats.org/officeDocument/2006/math" xmlns:v="urn:schemas-microsoft-com:vml" xmlns:wp14="http://schemas.microsoft.com/office/word/2010/wordprocessingDrawing" xmlns:wp="http://schemas.openxmlformats.org/drawingml/2006/wordprocessingDrawing" xmlns:w10="urn:schemas-microsoft-com:office:word" xmlns:w="http://schemas.openxmlformats.org/wordprocessingml/2006/main" xmlns:w14="http://schemas.microsoft.com/office/word/2010/wordml" xmlns:w15="http://schemas.microsoft.com/office/word/2012/wordml" xmlns:w16cex="http://schemas.microsoft.com/office/word/2018/wordml/cex" xmlns:w16cid="http://schemas.microsoft.com/office/word/2016/wordml/cid" xmlns:w16="http://schemas.microsoft.com/office/word/2018/wordml" xmlns:w16du="http://schemas.microsoft.com/office/word/2023/wordml/word16du" xmlns:w16sdtdh="http://schemas.microsoft.com/office/word/2020/wordml/sdtdatahash" xmlns:w16sdtfl="http://schemas.microsoft.com/office/word/2024/wordml/sdtformatlock" xmlns:w16se="http://schemas.microsoft.com/office/word/2015/wordml/symex" xmlns:wpg="http://schemas.microsoft.com/office/word/2010/wordprocessingGroup" xmlns:wpi="http://schemas.microsoft.com/office/word/2010/wordprocessingInk" xmlns:wne="http://schemas.microsoft.com/office/word/2006/wordml" xmlns:wps="http://schemas.microsoft.com/office/word/2010/wordprocessingShape" mc:Ignorable="w14 w15 w16se w16cid w16 w16cex w16sdtdh w16sdtfl w16du wp14">
   <w:abstractNum w:abstractNumId="0" w15:restartNumberingAfterBreak="0">
     <w:nsid w:val="0780EEE5"/>
     <w:multiLevelType w:val="hybridMultilevel"/>
@@ -53568,40 +52212,40 @@
       </w:rPr>
     </w:lvl>
   </w:abstractNum>
-  <w:num w:numId="1">
+  <w:num w:numId="1" w16cid:durableId="741487603">
     <w:abstractNumId w:val="37"/>
   </w:num>
-  <w:num w:numId="2">
+  <w:num w:numId="2" w16cid:durableId="1209339467">
     <w:abstractNumId w:val="9"/>
   </w:num>
-  <w:num w:numId="3">
+  <w:num w:numId="3" w16cid:durableId="381563437">
     <w:abstractNumId w:val="14"/>
   </w:num>
-  <w:num w:numId="4">
+  <w:num w:numId="4" w16cid:durableId="1996958060">
     <w:abstractNumId w:val="17"/>
   </w:num>
-  <w:num w:numId="5">
+  <w:num w:numId="5" w16cid:durableId="1049112354">
     <w:abstractNumId w:val="0"/>
   </w:num>
-  <w:num w:numId="6">
+  <w:num w:numId="6" w16cid:durableId="1460150501">
     <w:abstractNumId w:val="36"/>
   </w:num>
-  <w:num w:numId="7">
+  <w:num w:numId="7" w16cid:durableId="550922882">
     <w:abstractNumId w:val="24"/>
   </w:num>
-  <w:num w:numId="8">
+  <w:num w:numId="8" w16cid:durableId="1507793420">
     <w:abstractNumId w:val="30"/>
   </w:num>
-  <w:num w:numId="9">
+  <w:num w:numId="9" w16cid:durableId="829708556">
     <w:abstractNumId w:val="22"/>
   </w:num>
-  <w:num w:numId="10">
+  <w:num w:numId="10" w16cid:durableId="1779447390">
     <w:abstractNumId w:val="18"/>
   </w:num>
-  <w:num w:numId="11">
+  <w:num w:numId="11" w16cid:durableId="379520793">
     <w:abstractNumId w:val="33"/>
   </w:num>
-  <w:num w:numId="12">
+  <w:num w:numId="12" w16cid:durableId="1117484106">
     <w:abstractNumId w:val="6"/>
     <w:lvlOverride w:ilvl="0">
       <w:startOverride w:val="1"/>
@@ -53631,97 +52275,97 @@
       <w:startOverride w:val="1"/>
     </w:lvlOverride>
   </w:num>
-  <w:num w:numId="13">
+  <w:num w:numId="13" w16cid:durableId="1968927746">
     <w:abstractNumId w:val="4"/>
   </w:num>
-  <w:num w:numId="14">
+  <w:num w:numId="14" w16cid:durableId="96024173">
     <w:abstractNumId w:val="39"/>
   </w:num>
-  <w:num w:numId="15">
+  <w:num w:numId="15" w16cid:durableId="1809586538">
     <w:abstractNumId w:val="19"/>
   </w:num>
-  <w:num w:numId="16">
+  <w:num w:numId="16" w16cid:durableId="140537656">
     <w:abstractNumId w:val="28"/>
   </w:num>
-  <w:num w:numId="17">
+  <w:num w:numId="17" w16cid:durableId="2013070182">
     <w:abstractNumId w:val="34"/>
   </w:num>
-  <w:num w:numId="18">
+  <w:num w:numId="18" w16cid:durableId="177934717">
     <w:abstractNumId w:val="31"/>
   </w:num>
-  <w:num w:numId="19">
+  <w:num w:numId="19" w16cid:durableId="935135199">
     <w:abstractNumId w:val="21"/>
   </w:num>
-  <w:num w:numId="20">
+  <w:num w:numId="20" w16cid:durableId="1038891648">
     <w:abstractNumId w:val="1"/>
   </w:num>
-  <w:num w:numId="21">
+  <w:num w:numId="21" w16cid:durableId="1453327629">
     <w:abstractNumId w:val="7"/>
   </w:num>
-  <w:num w:numId="22">
+  <w:num w:numId="22" w16cid:durableId="912356503">
     <w:abstractNumId w:val="41"/>
   </w:num>
-  <w:num w:numId="23">
+  <w:num w:numId="23" w16cid:durableId="693961569">
     <w:abstractNumId w:val="20"/>
   </w:num>
-  <w:num w:numId="24">
+  <w:num w:numId="24" w16cid:durableId="162866547">
     <w:abstractNumId w:val="40"/>
   </w:num>
-  <w:num w:numId="25">
+  <w:num w:numId="25" w16cid:durableId="1092359752">
     <w:abstractNumId w:val="6"/>
   </w:num>
-  <w:num w:numId="26">
+  <w:num w:numId="26" w16cid:durableId="1004891598">
     <w:abstractNumId w:val="3"/>
   </w:num>
-  <w:num w:numId="27">
+  <w:num w:numId="27" w16cid:durableId="1935556114">
     <w:abstractNumId w:val="23"/>
   </w:num>
-  <w:num w:numId="28">
+  <w:num w:numId="28" w16cid:durableId="1641302609">
     <w:abstractNumId w:val="29"/>
   </w:num>
-  <w:num w:numId="29">
+  <w:num w:numId="29" w16cid:durableId="139688438">
     <w:abstractNumId w:val="25"/>
   </w:num>
-  <w:num w:numId="30">
+  <w:num w:numId="30" w16cid:durableId="999771345">
     <w:abstractNumId w:val="13"/>
   </w:num>
-  <w:num w:numId="31">
+  <w:num w:numId="31" w16cid:durableId="550775692">
     <w:abstractNumId w:val="26"/>
   </w:num>
-  <w:num w:numId="32">
+  <w:num w:numId="32" w16cid:durableId="1670328098">
     <w:abstractNumId w:val="2"/>
   </w:num>
-  <w:num w:numId="33">
+  <w:num w:numId="33" w16cid:durableId="1019813542">
     <w:abstractNumId w:val="8"/>
   </w:num>
-  <w:num w:numId="34">
+  <w:num w:numId="34" w16cid:durableId="1849707198">
     <w:abstractNumId w:val="27"/>
   </w:num>
-  <w:num w:numId="35">
+  <w:num w:numId="35" w16cid:durableId="888608741">
     <w:abstractNumId w:val="5"/>
   </w:num>
-  <w:num w:numId="36">
+  <w:num w:numId="36" w16cid:durableId="1933050249">
     <w:abstractNumId w:val="38"/>
   </w:num>
-  <w:num w:numId="37">
+  <w:num w:numId="37" w16cid:durableId="1502769446">
     <w:abstractNumId w:val="16"/>
   </w:num>
-  <w:num w:numId="38">
+  <w:num w:numId="38" w16cid:durableId="680471197">
     <w:abstractNumId w:val="15"/>
   </w:num>
-  <w:num w:numId="39">
+  <w:num w:numId="39" w16cid:durableId="951012006">
     <w:abstractNumId w:val="35"/>
   </w:num>
-  <w:num w:numId="40">
+  <w:num w:numId="40" w16cid:durableId="1580406570">
     <w:abstractNumId w:val="12"/>
   </w:num>
-  <w:num w:numId="41">
+  <w:num w:numId="41" w16cid:durableId="863129228">
     <w:abstractNumId w:val="32"/>
   </w:num>
-  <w:num w:numId="42">
+  <w:num w:numId="42" w16cid:durableId="275334618">
     <w:abstractNumId w:val="11"/>
   </w:num>
-  <w:num w:numId="43">
+  <w:num w:numId="43" w16cid:durableId="482742343">
     <w:abstractNumId w:val="10"/>
   </w:num>
   <w:numIdMacAtCleanup w:val="19"/>
@@ -53729,7 +52373,7 @@
 </file>
 
 <file path=word/styles.xml><?xml version="1.0" encoding="utf-8"?>
-<w:styles xmlns:mc="http://schemas.openxmlformats.org/markup-compatibility/2006" xmlns:r="http://schemas.openxmlformats.org/officeDocument/2006/relationships" xmlns:w="http://schemas.openxmlformats.org/wordprocessingml/2006/main" xmlns:w14="http://schemas.microsoft.com/office/word/2010/wordml" xmlns:w15="http://schemas.microsoft.com/office/word/2012/wordml" xmlns:w16se="http://schemas.microsoft.com/office/word/2015/wordml/symex" mc:Ignorable="w14 w15 w16se">
+<w:styles xmlns:mc="http://schemas.openxmlformats.org/markup-compatibility/2006" xmlns:r="http://schemas.openxmlformats.org/officeDocument/2006/relationships" xmlns:w="http://schemas.openxmlformats.org/wordprocessingml/2006/main" xmlns:w14="http://schemas.microsoft.com/office/word/2010/wordml" xmlns:w15="http://schemas.microsoft.com/office/word/2012/wordml" xmlns:w16cex="http://schemas.microsoft.com/office/word/2018/wordml/cex" xmlns:w16cid="http://schemas.microsoft.com/office/word/2016/wordml/cid" xmlns:w16="http://schemas.microsoft.com/office/word/2018/wordml" xmlns:w16du="http://schemas.microsoft.com/office/word/2023/wordml/word16du" xmlns:w16sdtdh="http://schemas.microsoft.com/office/word/2020/wordml/sdtdatahash" xmlns:w16sdtfl="http://schemas.microsoft.com/office/word/2024/wordml/sdtformatlock" xmlns:w16se="http://schemas.microsoft.com/office/word/2015/wordml/symex" mc:Ignorable="w14 w15 w16se w16cid w16 w16cex w16sdtdh w16sdtfl w16du">
   <w:docDefaults>
     <w:rPrDefault>
       <w:rPr>
@@ -53747,7 +52391,7 @@
       </w:pPr>
     </w:pPrDefault>
   </w:docDefaults>
-  <w:latentStyles w:defLockedState="0" w:defUIPriority="99" w:defSemiHidden="0" w:defUnhideWhenUsed="0" w:defQFormat="0" w:count="371">
+  <w:latentStyles w:defLockedState="0" w:defUIPriority="99" w:defSemiHidden="0" w:defUnhideWhenUsed="0" w:defQFormat="0" w:count="376">
     <w:lsdException w:name="Normal" w:uiPriority="0" w:qFormat="1"/>
     <w:lsdException w:name="heading 1" w:uiPriority="0" w:qFormat="1"/>
     <w:lsdException w:name="heading 2" w:semiHidden="1" w:uiPriority="0" w:unhideWhenUsed="1" w:qFormat="1"/>
@@ -54119,6 +52763,11 @@
     <w:lsdException w:name="List Table 5 Dark Accent 6" w:uiPriority="50"/>
     <w:lsdException w:name="List Table 6 Colorful Accent 6" w:uiPriority="51"/>
     <w:lsdException w:name="List Table 7 Colorful Accent 6" w:uiPriority="52"/>
+    <w:lsdException w:name="Mention" w:semiHidden="1" w:unhideWhenUsed="1"/>
+    <w:lsdException w:name="Smart Hyperlink" w:semiHidden="1" w:unhideWhenUsed="1"/>
+    <w:lsdException w:name="Hashtag" w:semiHidden="1" w:unhideWhenUsed="1"/>
+    <w:lsdException w:name="Unresolved Mention" w:semiHidden="1" w:unhideWhenUsed="1"/>
+    <w:lsdException w:name="Smart Link" w:semiHidden="1" w:unhideWhenUsed="1"/>
   </w:latentStyles>
   <w:style w:type="paragraph" w:default="1" w:styleId="a0">
     <w:name w:val="Normal"/>
@@ -54317,7 +52966,6 @@
   <w:style w:type="character" w:default="1" w:styleId="a1">
     <w:name w:val="Default Paragraph Font"/>
     <w:uiPriority w:val="1"/>
-    <w:semiHidden/>
     <w:unhideWhenUsed/>
   </w:style>
   <w:style w:type="table" w:default="1" w:styleId="a2">
@@ -54849,8 +53497,8 @@
       <w:ind w:leftChars="400" w:left="400" w:hangingChars="200" w:hanging="200"/>
     </w:pPr>
   </w:style>
-  <w:style w:type="character" w:customStyle="1" w:styleId="UnresolvedMention">
-    <w:name w:val="Unresolved Mention"/>
+  <w:style w:type="character" w:customStyle="1" w:styleId="12">
+    <w:name w:val="未解析的提及1"/>
     <w:basedOn w:val="a1"/>
     <w:uiPriority w:val="99"/>
     <w:semiHidden/>
@@ -54879,7 +53527,7 @@
       </w:tblBorders>
     </w:tblPr>
   </w:style>
-  <w:style w:type="table" w:styleId="12">
+  <w:style w:type="table" w:styleId="13">
     <w:name w:val="Plain Table 1"/>
     <w:basedOn w:val="a2"/>
     <w:uiPriority w:val="41"/>
@@ -54948,6 +53596,14 @@
         <w:shd w:val="clear" w:color="auto" w:fill="F2F2F2" w:themeFill="background1" w:themeFillShade="F2"/>
       </w:tcPr>
     </w:tblStylePr>
+  </w:style>
+  <w:style w:type="paragraph" w:styleId="Web">
+    <w:name w:val="Normal (Web)"/>
+    <w:basedOn w:val="a0"/>
+    <w:uiPriority w:val="99"/>
+    <w:semiHidden/>
+    <w:unhideWhenUsed/>
+    <w:rsid w:val="0012418D"/>
   </w:style>
 </w:styles>
 </file>

--- a/文件/系統手冊.docx
+++ b/文件/系統手冊.docx
@@ -385,6 +385,7 @@
         </w:rPr>
         <w:t>目：</w:t>
       </w:r>
+      <w:proofErr w:type="spellStart"/>
       <w:r>
         <w:rPr>
           <w:rFonts w:eastAsia="標楷體" w:hint="eastAsia"/>
@@ -394,6 +395,7 @@
         </w:rPr>
         <w:t>RiskGenie</w:t>
       </w:r>
+      <w:proofErr w:type="spellEnd"/>
       <w:r>
         <w:rPr>
           <w:rFonts w:eastAsia="標楷體" w:hint="eastAsia"/>
@@ -8980,6 +8982,7 @@
         </w:rPr>
         <w:t>本專題旨在開發一套名為「</w:t>
       </w:r>
+      <w:proofErr w:type="spellStart"/>
       <w:r>
         <w:rPr>
           <w:rFonts w:eastAsia="標楷體" w:cs="標楷體"/>
@@ -8988,6 +8991,7 @@
         </w:rPr>
         <w:t>RiskGenie</w:t>
       </w:r>
+      <w:proofErr w:type="spellEnd"/>
       <w:r>
         <w:rPr>
           <w:rFonts w:eastAsia="標楷體" w:cs="標楷體"/>
@@ -10011,6 +10015,7 @@
         </w:rPr>
         <w:t>、</w:t>
       </w:r>
+      <w:proofErr w:type="spellStart"/>
       <w:r>
         <w:rPr>
           <w:rFonts w:eastAsia="標楷體" w:cs="標楷體" w:hint="eastAsia"/>
@@ -10018,8 +10023,9 @@
           <w:sz w:val="28"/>
           <w:szCs w:val="28"/>
         </w:rPr>
-        <w:t xml:space="preserve">Secorion </w:t>
-      </w:r>
+        <w:t>Secorion</w:t>
+      </w:r>
+      <w:proofErr w:type="spellEnd"/>
       <w:r>
         <w:rPr>
           <w:rFonts w:eastAsia="標楷體" w:cs="標楷體" w:hint="eastAsia"/>
@@ -10027,7 +10033,7 @@
           <w:sz w:val="28"/>
           <w:szCs w:val="28"/>
         </w:rPr>
-        <w:t>等既有合規平台覆蓋。我們挑的不是與它們正面對撞</w:t>
+        <w:t xml:space="preserve"> </w:t>
       </w:r>
       <w:r>
         <w:rPr>
@@ -10036,7 +10042,7 @@
           <w:sz w:val="28"/>
           <w:szCs w:val="28"/>
         </w:rPr>
-        <w:t>，</w:t>
+        <w:t>等既有合規平台覆蓋。我們挑的不是與它們正面對撞</w:t>
       </w:r>
       <w:r>
         <w:rPr>
@@ -10045,7 +10051,7 @@
           <w:sz w:val="28"/>
           <w:szCs w:val="28"/>
         </w:rPr>
-        <w:t>而是「買不起合規平台又必須做</w:t>
+        <w:t>，</w:t>
       </w:r>
       <w:r>
         <w:rPr>
@@ -10054,7 +10060,7 @@
           <w:sz w:val="28"/>
           <w:szCs w:val="28"/>
         </w:rPr>
-        <w:t xml:space="preserve"> ISMS</w:t>
+        <w:t>而是「買不起合規平台又必須做</w:t>
       </w:r>
       <w:r>
         <w:rPr>
@@ -10063,7 +10069,7 @@
           <w:sz w:val="28"/>
           <w:szCs w:val="28"/>
         </w:rPr>
-        <w:t>」這塊</w:t>
+        <w:t xml:space="preserve"> ISMS</w:t>
       </w:r>
       <w:r>
         <w:rPr>
@@ -10072,7 +10078,7 @@
           <w:sz w:val="28"/>
           <w:szCs w:val="28"/>
         </w:rPr>
-        <w:t>：</w:t>
+        <w:t>」這塊</w:t>
       </w:r>
       <w:r>
         <w:rPr>
@@ -10081,7 +10087,7 @@
           <w:sz w:val="28"/>
           <w:szCs w:val="28"/>
         </w:rPr>
-        <w:t>中小企業、學校、地方公部門。這正是</w:t>
+        <w:t>：</w:t>
       </w:r>
       <w:r>
         <w:rPr>
@@ -10090,7 +10096,36 @@
           <w:sz w:val="28"/>
           <w:szCs w:val="28"/>
         </w:rPr>
-        <w:t xml:space="preserve"> RiskGenie </w:t>
+        <w:t>中小企業、學校、地方公部門。這正是</w:t>
+      </w:r>
+      <w:r>
+        <w:rPr>
+          <w:rFonts w:eastAsia="標楷體" w:cs="標楷體" w:hint="eastAsia"/>
+          <w:color w:val="000000" w:themeColor="text1"/>
+          <w:sz w:val="28"/>
+          <w:szCs w:val="28"/>
+        </w:rPr>
+        <w:t xml:space="preserve"> </w:t>
+      </w:r>
+      <w:proofErr w:type="spellStart"/>
+      <w:r>
+        <w:rPr>
+          <w:rFonts w:eastAsia="標楷體" w:cs="標楷體" w:hint="eastAsia"/>
+          <w:color w:val="000000" w:themeColor="text1"/>
+          <w:sz w:val="28"/>
+          <w:szCs w:val="28"/>
+        </w:rPr>
+        <w:t>RiskGenie</w:t>
+      </w:r>
+      <w:proofErr w:type="spellEnd"/>
+      <w:r>
+        <w:rPr>
+          <w:rFonts w:eastAsia="標楷體" w:cs="標楷體" w:hint="eastAsia"/>
+          <w:color w:val="000000" w:themeColor="text1"/>
+          <w:sz w:val="28"/>
+          <w:szCs w:val="28"/>
+        </w:rPr>
+        <w:t xml:space="preserve"> </w:t>
       </w:r>
       <w:r>
         <w:rPr>
@@ -12144,11 +12179,19 @@
                 <w:rFonts w:eastAsia="標楷體"/>
               </w:rPr>
             </w:pPr>
+            <w:proofErr w:type="spellStart"/>
             <w:r>
               <w:rPr>
                 <w:rFonts w:eastAsia="標楷體"/>
               </w:rPr>
-              <w:t>Supabase Free Tier(500 MB)</w:t>
+              <w:t>Supabase</w:t>
+            </w:r>
+            <w:proofErr w:type="spellEnd"/>
+            <w:r>
+              <w:rPr>
+                <w:rFonts w:eastAsia="標楷體"/>
+              </w:rPr>
+              <w:t xml:space="preserve"> Free Tier(500 MB)</w:t>
             </w:r>
           </w:p>
         </w:tc>
@@ -13755,7 +13798,6 @@
     </w:p>
     <w:p>
       <w:pPr>
-        <w:spacing w:before="280" w:after="140"/>
         <w:rPr>
           <w:rFonts w:eastAsia="標楷體" w:cs="標楷體"/>
           <w:color w:val="000000" w:themeColor="text1"/>
@@ -13784,7 +13826,6 @@
     </w:p>
     <w:p>
       <w:pPr>
-        <w:spacing w:after="120" w:line="320" w:lineRule="auto"/>
         <w:rPr>
           <w:rFonts w:eastAsia="標楷體" w:cs="標楷體"/>
           <w:color w:val="000000" w:themeColor="text1"/>
@@ -13885,7 +13926,6 @@
     </w:p>
     <w:p>
       <w:pPr>
-        <w:spacing w:before="160" w:after="80"/>
         <w:jc w:val="center"/>
         <w:rPr>
           <w:rFonts w:eastAsia="標楷體" w:cs="標楷體"/>
@@ -14075,7 +14115,21 @@
               <w:rPr>
                 <w:rFonts w:eastAsia="標楷體" w:cs="標楷體"/>
               </w:rPr>
-              <w:t xml:space="preserve"> RiskGenie </w:t>
+              <w:t xml:space="preserve"> </w:t>
+            </w:r>
+            <w:proofErr w:type="spellStart"/>
+            <w:r>
+              <w:rPr>
+                <w:rFonts w:eastAsia="標楷體" w:cs="標楷體"/>
+              </w:rPr>
+              <w:t>RiskGenie</w:t>
+            </w:r>
+            <w:proofErr w:type="spellEnd"/>
+            <w:r>
+              <w:rPr>
+                <w:rFonts w:eastAsia="標楷體" w:cs="標楷體"/>
+              </w:rPr>
+              <w:t xml:space="preserve"> </w:t>
             </w:r>
             <w:r>
               <w:rPr>
@@ -15322,7 +15376,6 @@
     </w:tbl>
     <w:p>
       <w:pPr>
-        <w:spacing w:before="280" w:after="140"/>
         <w:rPr>
           <w:rFonts w:eastAsia="標楷體" w:cs="標楷體"/>
           <w:color w:val="000000" w:themeColor="text1"/>
@@ -15330,28 +15383,37 @@
           <w:szCs w:val="28"/>
         </w:rPr>
       </w:pPr>
-      <w:r>
-        <w:rPr>
-          <w:rFonts w:eastAsia="標楷體" w:cs="標楷體"/>
-          <w:color w:val="000000" w:themeColor="text1"/>
-          <w:sz w:val="28"/>
-          <w:szCs w:val="28"/>
-        </w:rPr>
-        <w:t>二、目標市場</w:t>
-      </w:r>
-      <w:r>
-        <w:rPr>
-          <w:rFonts w:eastAsia="標楷體" w:cs="標楷體"/>
-          <w:color w:val="000000" w:themeColor="text1"/>
-          <w:sz w:val="28"/>
-          <w:szCs w:val="28"/>
-        </w:rPr>
-        <w:t>(Targeting)</w:t>
-      </w:r>
     </w:p>
     <w:p>
       <w:pPr>
-        <w:spacing w:after="120" w:line="320" w:lineRule="auto"/>
+        <w:rPr>
+          <w:rFonts w:eastAsia="標楷體" w:cs="標楷體"/>
+          <w:color w:val="000000" w:themeColor="text1"/>
+          <w:sz w:val="28"/>
+          <w:szCs w:val="28"/>
+        </w:rPr>
+      </w:pPr>
+      <w:r>
+        <w:rPr>
+          <w:rFonts w:eastAsia="標楷體" w:cs="標楷體"/>
+          <w:color w:val="000000" w:themeColor="text1"/>
+          <w:sz w:val="28"/>
+          <w:szCs w:val="28"/>
+        </w:rPr>
+        <w:t>二、目標市場</w:t>
+      </w:r>
+      <w:r>
+        <w:rPr>
+          <w:rFonts w:eastAsia="標楷體" w:cs="標楷體"/>
+          <w:color w:val="000000" w:themeColor="text1"/>
+          <w:sz w:val="28"/>
+          <w:szCs w:val="28"/>
+        </w:rPr>
+        <w:t>(Targeting)</w:t>
+      </w:r>
+    </w:p>
+    <w:p>
+      <w:pPr>
         <w:rPr>
           <w:rFonts w:eastAsia="標楷體" w:cs="標楷體"/>
           <w:color w:val="000000" w:themeColor="text1"/>
@@ -15416,7 +15478,6 @@
     </w:p>
     <w:p>
       <w:pPr>
-        <w:spacing w:after="120" w:line="320" w:lineRule="auto"/>
         <w:rPr>
           <w:rFonts w:eastAsia="標楷體" w:cs="標楷體"/>
           <w:color w:val="000000" w:themeColor="text1"/>
@@ -15472,7 +15533,6 @@
     </w:p>
     <w:p>
       <w:pPr>
-        <w:spacing w:after="120" w:line="320" w:lineRule="auto"/>
         <w:rPr>
           <w:rFonts w:eastAsia="標楷體" w:cs="標楷體"/>
           <w:color w:val="000000" w:themeColor="text1"/>
@@ -15546,7 +15606,6 @@
     </w:p>
     <w:p>
       <w:pPr>
-        <w:spacing w:after="120" w:line="320" w:lineRule="auto"/>
         <w:rPr>
           <w:rFonts w:eastAsia="標楷體" w:cs="標楷體"/>
           <w:color w:val="000000" w:themeColor="text1"/>
@@ -15611,7 +15670,7 @@
     </w:p>
     <w:p>
       <w:pPr>
-        <w:spacing w:after="120" w:line="320" w:lineRule="auto"/>
+        <w:jc w:val="both"/>
         <w:rPr>
           <w:rFonts w:eastAsia="標楷體" w:cs="標楷體"/>
           <w:color w:val="000000" w:themeColor="text1"/>
@@ -15619,10 +15678,108 @@
           <w:szCs w:val="28"/>
         </w:rPr>
       </w:pPr>
+      <w:r>
+        <w:rPr>
+          <w:rFonts w:eastAsia="標楷體" w:cs="標楷體"/>
+          <w:color w:val="000000" w:themeColor="text1"/>
+          <w:sz w:val="28"/>
+          <w:szCs w:val="28"/>
+        </w:rPr>
+        <w:t>中長期擴張</w:t>
+      </w:r>
+      <w:r>
+        <w:rPr>
+          <w:rFonts w:eastAsia="標楷體" w:cs="標楷體" w:hint="eastAsia"/>
+          <w:color w:val="000000" w:themeColor="text1"/>
+          <w:sz w:val="28"/>
+          <w:szCs w:val="28"/>
+        </w:rPr>
+        <w:t>：</w:t>
+      </w:r>
+      <w:r>
+        <w:rPr>
+          <w:rFonts w:eastAsia="標楷體" w:cs="標楷體"/>
+          <w:color w:val="000000" w:themeColor="text1"/>
+          <w:sz w:val="28"/>
+          <w:szCs w:val="28"/>
+        </w:rPr>
+        <w:t>資安顧問公司</w:t>
+      </w:r>
+      <w:r>
+        <w:rPr>
+          <w:rFonts w:eastAsia="標楷體" w:cs="標楷體"/>
+          <w:color w:val="000000" w:themeColor="text1"/>
+          <w:sz w:val="28"/>
+          <w:szCs w:val="28"/>
+        </w:rPr>
+        <w:t>(</w:t>
+      </w:r>
+      <w:r>
+        <w:rPr>
+          <w:rFonts w:eastAsia="標楷體" w:cs="標楷體"/>
+          <w:color w:val="000000" w:themeColor="text1"/>
+          <w:sz w:val="28"/>
+          <w:szCs w:val="28"/>
+        </w:rPr>
+        <w:t>作為通路放大器</w:t>
+      </w:r>
+      <w:r>
+        <w:rPr>
+          <w:rFonts w:eastAsia="標楷體" w:cs="標楷體"/>
+          <w:color w:val="000000" w:themeColor="text1"/>
+          <w:sz w:val="28"/>
+          <w:szCs w:val="28"/>
+        </w:rPr>
+        <w:t>,</w:t>
+      </w:r>
+      <w:r>
+        <w:rPr>
+          <w:rFonts w:eastAsia="標楷體" w:cs="標楷體"/>
+          <w:color w:val="000000" w:themeColor="text1"/>
+          <w:sz w:val="28"/>
+          <w:szCs w:val="28"/>
+        </w:rPr>
+        <w:t>而非直接客戶</w:t>
+      </w:r>
+      <w:r>
+        <w:rPr>
+          <w:rFonts w:eastAsia="標楷體" w:cs="標楷體"/>
+          <w:color w:val="000000" w:themeColor="text1"/>
+          <w:sz w:val="28"/>
+          <w:szCs w:val="28"/>
+        </w:rPr>
+        <w:t>)</w:t>
+      </w:r>
+      <w:r>
+        <w:rPr>
+          <w:rFonts w:eastAsia="標楷體" w:cs="標楷體"/>
+          <w:color w:val="000000" w:themeColor="text1"/>
+          <w:sz w:val="28"/>
+          <w:szCs w:val="28"/>
+        </w:rPr>
+        <w:t>、以及中大型企業的進階版需求。金融與醫療因法規門檻與信任建立成本過高</w:t>
+      </w:r>
+      <w:r>
+        <w:rPr>
+          <w:rFonts w:eastAsia="標楷體" w:cs="標楷體" w:hint="eastAsia"/>
+          <w:color w:val="000000" w:themeColor="text1"/>
+          <w:sz w:val="28"/>
+          <w:szCs w:val="28"/>
+        </w:rPr>
+        <w:t>，</w:t>
+      </w:r>
+      <w:r>
+        <w:rPr>
+          <w:rFonts w:eastAsia="標楷體" w:cs="標楷體"/>
+          <w:color w:val="000000" w:themeColor="text1"/>
+          <w:sz w:val="28"/>
+          <w:szCs w:val="28"/>
+        </w:rPr>
+        <w:t>本專題期程內不主動切入。</w:t>
+      </w:r>
     </w:p>
     <w:p>
       <w:pPr>
-        <w:spacing w:after="120" w:line="320" w:lineRule="auto"/>
         <w:jc w:val="both"/>
         <w:rPr>
           <w:rFonts w:eastAsia="標楷體" w:cs="標楷體"/>
@@ -15631,105 +15788,6 @@
           <w:szCs w:val="28"/>
         </w:rPr>
       </w:pPr>
-      <w:r>
-        <w:rPr>
-          <w:rFonts w:eastAsia="標楷體" w:cs="標楷體"/>
-          <w:color w:val="000000" w:themeColor="text1"/>
-          <w:sz w:val="28"/>
-          <w:szCs w:val="28"/>
-        </w:rPr>
-        <w:t>中長期擴張</w:t>
-      </w:r>
-      <w:r>
-        <w:rPr>
-          <w:rFonts w:eastAsia="標楷體" w:cs="標楷體" w:hint="eastAsia"/>
-          <w:color w:val="000000" w:themeColor="text1"/>
-          <w:sz w:val="28"/>
-          <w:szCs w:val="28"/>
-        </w:rPr>
-        <w:t>：</w:t>
-      </w:r>
-      <w:r>
-        <w:rPr>
-          <w:rFonts w:eastAsia="標楷體" w:cs="標楷體"/>
-          <w:color w:val="000000" w:themeColor="text1"/>
-          <w:sz w:val="28"/>
-          <w:szCs w:val="28"/>
-        </w:rPr>
-        <w:t>資安顧問公司</w:t>
-      </w:r>
-      <w:r>
-        <w:rPr>
-          <w:rFonts w:eastAsia="標楷體" w:cs="標楷體"/>
-          <w:color w:val="000000" w:themeColor="text1"/>
-          <w:sz w:val="28"/>
-          <w:szCs w:val="28"/>
-        </w:rPr>
-        <w:t>(</w:t>
-      </w:r>
-      <w:r>
-        <w:rPr>
-          <w:rFonts w:eastAsia="標楷體" w:cs="標楷體"/>
-          <w:color w:val="000000" w:themeColor="text1"/>
-          <w:sz w:val="28"/>
-          <w:szCs w:val="28"/>
-        </w:rPr>
-        <w:t>作為通路放大器</w:t>
-      </w:r>
-      <w:r>
-        <w:rPr>
-          <w:rFonts w:eastAsia="標楷體" w:cs="標楷體"/>
-          <w:color w:val="000000" w:themeColor="text1"/>
-          <w:sz w:val="28"/>
-          <w:szCs w:val="28"/>
-        </w:rPr>
-        <w:t>,</w:t>
-      </w:r>
-      <w:r>
-        <w:rPr>
-          <w:rFonts w:eastAsia="標楷體" w:cs="標楷體"/>
-          <w:color w:val="000000" w:themeColor="text1"/>
-          <w:sz w:val="28"/>
-          <w:szCs w:val="28"/>
-        </w:rPr>
-        <w:t>而非直接客戶</w:t>
-      </w:r>
-      <w:r>
-        <w:rPr>
-          <w:rFonts w:eastAsia="標楷體" w:cs="標楷體"/>
-          <w:color w:val="000000" w:themeColor="text1"/>
-          <w:sz w:val="28"/>
-          <w:szCs w:val="28"/>
-        </w:rPr>
-        <w:t>)</w:t>
-      </w:r>
-      <w:r>
-        <w:rPr>
-          <w:rFonts w:eastAsia="標楷體" w:cs="標楷體"/>
-          <w:color w:val="000000" w:themeColor="text1"/>
-          <w:sz w:val="28"/>
-          <w:szCs w:val="28"/>
-        </w:rPr>
-        <w:t>、以及中大型企業的進階版需求。金融與醫療因法規門檻與信任建立成本過高</w:t>
-      </w:r>
-      <w:r>
-        <w:rPr>
-          <w:rFonts w:eastAsia="標楷體" w:cs="標楷體" w:hint="eastAsia"/>
-          <w:color w:val="000000" w:themeColor="text1"/>
-          <w:sz w:val="28"/>
-          <w:szCs w:val="28"/>
-        </w:rPr>
-        <w:t>，</w:t>
-      </w:r>
-      <w:r>
-        <w:rPr>
-          <w:rFonts w:eastAsia="標楷體" w:cs="標楷體"/>
-          <w:color w:val="000000" w:themeColor="text1"/>
-          <w:sz w:val="28"/>
-          <w:szCs w:val="28"/>
-        </w:rPr>
-        <w:t>本專題期程內不主動切入。</w:t>
-      </w:r>
     </w:p>
     <w:p>
       <w:pPr>
@@ -16274,7 +16332,21 @@
               <w:rPr>
                 <w:rFonts w:eastAsia="標楷體" w:cs="標楷體" w:hint="eastAsia"/>
               </w:rPr>
-              <w:t xml:space="preserve"> cia_delta,</w:t>
+              <w:t xml:space="preserve"> </w:t>
+            </w:r>
+            <w:proofErr w:type="spellStart"/>
+            <w:r>
+              <w:rPr>
+                <w:rFonts w:eastAsia="標楷體" w:cs="標楷體" w:hint="eastAsia"/>
+              </w:rPr>
+              <w:t>cia_delta</w:t>
+            </w:r>
+            <w:proofErr w:type="spellEnd"/>
+            <w:r>
+              <w:rPr>
+                <w:rFonts w:eastAsia="標楷體" w:cs="標楷體" w:hint="eastAsia"/>
+              </w:rPr>
+              <w:t>,</w:t>
             </w:r>
             <w:r>
               <w:rPr>
@@ -16723,11 +16795,19 @@
               </w:rPr>
               <w:t>、</w:t>
             </w:r>
+            <w:proofErr w:type="spellStart"/>
             <w:r>
               <w:rPr>
                 <w:rFonts w:eastAsia="標楷體" w:cs="標楷體" w:hint="eastAsia"/>
               </w:rPr>
-              <w:t xml:space="preserve">Secorion </w:t>
+              <w:t>Secorion</w:t>
+            </w:r>
+            <w:proofErr w:type="spellEnd"/>
+            <w:r>
+              <w:rPr>
+                <w:rFonts w:eastAsia="標楷體" w:cs="標楷體" w:hint="eastAsia"/>
+              </w:rPr>
+              <w:t xml:space="preserve"> </w:t>
             </w:r>
             <w:r>
               <w:rPr>
@@ -17475,11 +17555,19 @@
                 <w:rFonts w:ascii="標楷體" w:eastAsia="標楷體" w:hAnsi="標楷體" w:cs="標楷體"/>
               </w:rPr>
             </w:pPr>
+            <w:proofErr w:type="spellStart"/>
             <w:r>
               <w:rPr>
                 <w:rFonts w:ascii="標楷體" w:eastAsia="標楷體" w:hAnsi="標楷體" w:cs="標楷體"/>
               </w:rPr>
-              <w:t>RiskGenie 評評理</w:t>
+              <w:t>RiskGenie</w:t>
+            </w:r>
+            <w:proofErr w:type="spellEnd"/>
+            <w:r>
+              <w:rPr>
+                <w:rFonts w:ascii="標楷體" w:eastAsia="標楷體" w:hAnsi="標楷體" w:cs="標楷體"/>
+              </w:rPr>
+              <w:t xml:space="preserve"> 評評理</w:t>
             </w:r>
           </w:p>
         </w:tc>
@@ -17539,11 +17627,19 @@
                 <w:rFonts w:ascii="標楷體" w:eastAsia="標楷體" w:hAnsi="標楷體" w:cs="標楷體"/>
               </w:rPr>
             </w:pPr>
+            <w:proofErr w:type="spellStart"/>
             <w:r>
               <w:rPr>
                 <w:rFonts w:ascii="標楷體" w:eastAsia="標楷體" w:hAnsi="標楷體" w:cs="標楷體"/>
               </w:rPr>
-              <w:t>Secorion 資安合規</w:t>
+              <w:t>Secorion</w:t>
+            </w:r>
+            <w:proofErr w:type="spellEnd"/>
+            <w:r>
+              <w:rPr>
+                <w:rFonts w:ascii="標楷體" w:eastAsia="標楷體" w:hAnsi="標楷體" w:cs="標楷體"/>
+              </w:rPr>
+              <w:t xml:space="preserve"> 資安合規</w:t>
             </w:r>
           </w:p>
         </w:tc>
@@ -18582,13 +18678,23 @@
         </w:rPr>
         <w:t>：</w:t>
       </w:r>
+      <w:proofErr w:type="spellStart"/>
       <w:r>
         <w:rPr>
           <w:rFonts w:eastAsia="標楷體" w:cs="標楷體" w:hint="eastAsia"/>
           <w:sz w:val="28"/>
           <w:szCs w:val="28"/>
         </w:rPr>
-        <w:t xml:space="preserve">RiskGenie </w:t>
+        <w:t>RiskGenie</w:t>
+      </w:r>
+      <w:proofErr w:type="spellEnd"/>
+      <w:r>
+        <w:rPr>
+          <w:rFonts w:eastAsia="標楷體" w:cs="標楷體" w:hint="eastAsia"/>
+          <w:sz w:val="28"/>
+          <w:szCs w:val="28"/>
+        </w:rPr>
+        <w:t xml:space="preserve"> </w:t>
       </w:r>
       <w:r>
         <w:rPr>
@@ -19198,7 +19304,25 @@
           <w:sz w:val="28"/>
           <w:szCs w:val="28"/>
         </w:rPr>
-        <w:t xml:space="preserve"> Supabase </w:t>
+        <w:t xml:space="preserve"> </w:t>
+      </w:r>
+      <w:proofErr w:type="spellStart"/>
+      <w:r>
+        <w:rPr>
+          <w:rFonts w:eastAsia="標楷體" w:cs="標楷體" w:hint="eastAsia"/>
+          <w:sz w:val="28"/>
+          <w:szCs w:val="28"/>
+        </w:rPr>
+        <w:t>Supabase</w:t>
+      </w:r>
+      <w:proofErr w:type="spellEnd"/>
+      <w:r>
+        <w:rPr>
+          <w:rFonts w:eastAsia="標楷體" w:cs="標楷體" w:hint="eastAsia"/>
+          <w:sz w:val="28"/>
+          <w:szCs w:val="28"/>
+        </w:rPr>
+        <w:t xml:space="preserve"> </w:t>
       </w:r>
       <w:r>
         <w:rPr>
@@ -19270,6 +19394,7 @@
       <w:r>
         <w:rPr>
           <w:rFonts w:eastAsia="標楷體" w:cs="標楷體"/>
+          <w:noProof/>
         </w:rPr>
         <w:lastRenderedPageBreak/>
         <w:drawing>
@@ -19354,34 +19479,42 @@
         <w:ind w:firstLineChars="200" w:firstLine="560"/>
         <w:jc w:val="both"/>
         <w:rPr>
+          <w:rFonts w:eastAsia="標楷體" w:cs="標楷體"/>
+          <w:sz w:val="28"/>
+          <w:szCs w:val="28"/>
+        </w:rPr>
+      </w:pPr>
+      <w:r>
+        <w:rPr>
+          <w:rFonts w:eastAsia="標楷體" w:cs="標楷體"/>
+          <w:sz w:val="28"/>
+          <w:szCs w:val="28"/>
+        </w:rPr>
+        <w:t>圖</w:t>
+      </w:r>
+      <w:r>
+        <w:rPr>
+          <w:rFonts w:eastAsia="標楷體" w:cs="標楷體"/>
+          <w:sz w:val="28"/>
+          <w:szCs w:val="28"/>
+        </w:rPr>
+        <w:t xml:space="preserve"> 3-1-1 </w:t>
+      </w:r>
+      <w:r>
+        <w:rPr>
+          <w:rFonts w:eastAsia="標楷體" w:cs="標楷體"/>
+          <w:sz w:val="28"/>
+          <w:szCs w:val="28"/>
+        </w:rPr>
+        <w:t>顯示</w:t>
+      </w:r>
+      <w:r>
+        <w:rPr>
           <w:rFonts w:eastAsia="標楷體" w:cs="標楷體" w:hint="eastAsia"/>
           <w:sz w:val="28"/>
           <w:szCs w:val="28"/>
         </w:rPr>
-      </w:pPr>
-      <w:r>
-        <w:rPr>
-          <w:rFonts w:eastAsia="標楷體" w:cs="標楷體"/>
-          <w:sz w:val="28"/>
-          <w:szCs w:val="28"/>
-        </w:rPr>
-        <w:t>圖</w:t>
-      </w:r>
-      <w:r>
-        <w:rPr>
-          <w:rFonts w:eastAsia="標楷體" w:cs="標楷體"/>
-          <w:sz w:val="28"/>
-          <w:szCs w:val="28"/>
-        </w:rPr>
-        <w:t xml:space="preserve"> 3-1-1 </w:t>
-      </w:r>
-      <w:r>
-        <w:rPr>
-          <w:rFonts w:eastAsia="標楷體" w:cs="標楷體"/>
-          <w:sz w:val="28"/>
-          <w:szCs w:val="28"/>
-        </w:rPr>
-        <w:t>顯示</w:t>
+        <w:t>本系統之整體架構</w:t>
       </w:r>
       <w:r>
         <w:rPr>
@@ -19389,14 +19522,6 @@
           <w:sz w:val="28"/>
           <w:szCs w:val="28"/>
         </w:rPr>
-        <w:t>本系統之整體架構</w:t>
-      </w:r>
-      <w:r>
-        <w:rPr>
-          <w:rFonts w:eastAsia="標楷體" w:cs="標楷體" w:hint="eastAsia"/>
-          <w:sz w:val="28"/>
-          <w:szCs w:val="28"/>
-        </w:rPr>
         <w:t>。</w:t>
       </w:r>
       <w:r>
@@ -19477,7 +19602,25 @@
           <w:sz w:val="28"/>
           <w:szCs w:val="28"/>
         </w:rPr>
-        <w:t xml:space="preserve"> Supabase </w:t>
+        <w:t xml:space="preserve"> </w:t>
+      </w:r>
+      <w:proofErr w:type="spellStart"/>
+      <w:r>
+        <w:rPr>
+          <w:rFonts w:eastAsia="標楷體" w:cs="標楷體"/>
+          <w:sz w:val="28"/>
+          <w:szCs w:val="28"/>
+        </w:rPr>
+        <w:t>Supabase</w:t>
+      </w:r>
+      <w:proofErr w:type="spellEnd"/>
+      <w:r>
+        <w:rPr>
+          <w:rFonts w:eastAsia="標楷體" w:cs="標楷體"/>
+          <w:sz w:val="28"/>
+          <w:szCs w:val="28"/>
+        </w:rPr>
+        <w:t xml:space="preserve"> </w:t>
       </w:r>
       <w:r>
         <w:rPr>
@@ -19663,6 +19806,7 @@
         </w:rPr>
         <w:t>後端框架與</w:t>
       </w:r>
+      <w:proofErr w:type="spellStart"/>
       <w:r>
         <w:rPr>
           <w:rFonts w:eastAsia="標楷體" w:cs="標楷體"/>
@@ -19671,6 +19815,7 @@
         </w:rPr>
         <w:t>Supabase</w:t>
       </w:r>
+      <w:proofErr w:type="spellEnd"/>
       <w:r>
         <w:rPr>
           <w:rFonts w:eastAsia="標楷體" w:cs="標楷體"/>
@@ -19736,6 +19881,7 @@
         </w:rPr>
         <w:t>。此外，由於採用</w:t>
       </w:r>
+      <w:proofErr w:type="spellStart"/>
       <w:r>
         <w:rPr>
           <w:rFonts w:eastAsia="標楷體" w:cs="標楷體"/>
@@ -19744,6 +19890,7 @@
         </w:rPr>
         <w:t>Supabase</w:t>
       </w:r>
+      <w:proofErr w:type="spellEnd"/>
       <w:r>
         <w:rPr>
           <w:rFonts w:eastAsia="標楷體" w:cs="標楷體"/>
@@ -20111,12 +20258,14 @@
                 <w:rFonts w:eastAsia="標楷體" w:cs="標楷體"/>
               </w:rPr>
             </w:pPr>
+            <w:proofErr w:type="spellStart"/>
             <w:r>
               <w:rPr>
                 <w:rFonts w:eastAsia="標楷體" w:cs="標楷體"/>
               </w:rPr>
               <w:t>Supabase</w:t>
             </w:r>
+            <w:proofErr w:type="spellEnd"/>
             <w:r>
               <w:rPr>
                 <w:rFonts w:eastAsia="標楷體" w:cs="標楷體"/>
@@ -20960,6 +21109,7 @@
         </w:rPr>
         <w:t>以下列出本系統於開發「</w:t>
       </w:r>
+      <w:proofErr w:type="spellStart"/>
       <w:r>
         <w:rPr>
           <w:rFonts w:eastAsia="標楷體" w:cs="標楷體"/>
@@ -20968,6 +21118,7 @@
         </w:rPr>
         <w:t>RiskGenie</w:t>
       </w:r>
+      <w:proofErr w:type="spellEnd"/>
       <w:r>
         <w:rPr>
           <w:rFonts w:eastAsia="標楷體" w:cs="標楷體"/>
@@ -21157,6 +21308,7 @@
           <w:szCs w:val="28"/>
         </w:rPr>
       </w:pPr>
+      <w:proofErr w:type="spellStart"/>
       <w:r>
         <w:rPr>
           <w:rFonts w:eastAsia="標楷體" w:cs="標楷體"/>
@@ -21165,6 +21317,7 @@
         </w:rPr>
         <w:t>Supabase</w:t>
       </w:r>
+      <w:proofErr w:type="spellEnd"/>
       <w:r>
         <w:rPr>
           <w:rFonts w:eastAsia="標楷體" w:cs="標楷體"/>
@@ -21826,12 +21979,14 @@
               </w:rPr>
               <w:t>、</w:t>
             </w:r>
+            <w:proofErr w:type="spellStart"/>
             <w:r>
               <w:rPr>
                 <w:rFonts w:eastAsia="標楷體" w:cs="標楷體"/>
               </w:rPr>
               <w:t>Supabase</w:t>
             </w:r>
+            <w:proofErr w:type="spellEnd"/>
           </w:p>
         </w:tc>
       </w:tr>
@@ -22073,12 +22228,14 @@
               </w:rPr>
               <w:t>、</w:t>
             </w:r>
+            <w:proofErr w:type="spellStart"/>
             <w:r>
               <w:rPr>
                 <w:rFonts w:eastAsia="標楷體" w:cs="標楷體"/>
               </w:rPr>
               <w:t>Supabase</w:t>
             </w:r>
+            <w:proofErr w:type="spellEnd"/>
             <w:r>
               <w:rPr>
                 <w:rFonts w:eastAsia="標楷體" w:cs="標楷體"/>
@@ -26852,6 +27009,12 @@
                 <w:szCs w:val="22"/>
               </w:rPr>
             </w:pPr>
+            <w:r>
+              <w:rPr>
+                <w:rFonts w:ascii="新細明體" w:hAnsi="新細明體" w:cs="新細明體" w:hint="eastAsia"/>
+              </w:rPr>
+              <w:t>〇</w:t>
+            </w:r>
           </w:p>
         </w:tc>
         <w:tc>
@@ -27117,6 +27280,12 @@
                 <w:szCs w:val="22"/>
               </w:rPr>
             </w:pPr>
+            <w:r>
+              <w:rPr>
+                <w:rFonts w:ascii="新細明體" w:hAnsi="新細明體" w:cs="新細明體" w:hint="eastAsia"/>
+              </w:rPr>
+              <w:t>〇</w:t>
+            </w:r>
           </w:p>
         </w:tc>
         <w:tc>
@@ -29986,7 +30155,25 @@
           <w:sz w:val="28"/>
           <w:szCs w:val="28"/>
         </w:rPr>
-        <w:t xml:space="preserve"> RiskGenie </w:t>
+        <w:t xml:space="preserve"> </w:t>
+      </w:r>
+      <w:proofErr w:type="spellStart"/>
+      <w:r>
+        <w:rPr>
+          <w:rFonts w:eastAsia="標楷體" w:cs="標楷體"/>
+          <w:sz w:val="28"/>
+          <w:szCs w:val="28"/>
+        </w:rPr>
+        <w:t>RiskGenie</w:t>
+      </w:r>
+      <w:proofErr w:type="spellEnd"/>
+      <w:r>
+        <w:rPr>
+          <w:rFonts w:eastAsia="標楷體" w:cs="標楷體"/>
+          <w:sz w:val="28"/>
+          <w:szCs w:val="28"/>
+        </w:rPr>
+        <w:t xml:space="preserve"> </w:t>
       </w:r>
       <w:r>
         <w:rPr>
@@ -36178,8 +36365,8 @@
           <w:sz w:val="32"/>
         </w:rPr>
       </w:pPr>
-      <w:bookmarkStart w:id="48" w:name="_Toc230987428"/>
-      <w:bookmarkStart w:id="49" w:name="_Toc231246548"/>
+      <w:bookmarkStart w:id="48" w:name="_Toc231246548"/>
+      <w:bookmarkStart w:id="49" w:name="_Toc230987428"/>
       <w:r>
         <w:rPr>
           <w:rFonts w:eastAsia="標楷體" w:hint="eastAsia"/>
@@ -36208,7 +36395,7 @@
         </w:rPr>
         <w:t>佈署圖</w:t>
       </w:r>
-      <w:bookmarkEnd w:id="49"/>
+      <w:bookmarkEnd w:id="48"/>
     </w:p>
     <w:p>
       <w:pPr>
@@ -36686,7 +36873,7 @@
         </w:rPr>
         <w:t>元件圖</w:t>
       </w:r>
-      <w:bookmarkEnd w:id="48"/>
+      <w:bookmarkEnd w:id="49"/>
       <w:bookmarkEnd w:id="51"/>
     </w:p>
     <w:p>
@@ -37736,6 +37923,7 @@
                 <w:kern w:val="0"/>
               </w:rPr>
             </w:pPr>
+            <w:proofErr w:type="spellStart"/>
             <w:r>
               <w:rPr>
                 <w:rFonts w:eastAsia="標楷體" w:cs="新細明體"/>
@@ -37743,6 +37931,7 @@
               </w:rPr>
               <w:t>company_name</w:t>
             </w:r>
+            <w:proofErr w:type="spellEnd"/>
           </w:p>
         </w:tc>
         <w:tc>
@@ -37841,6 +38030,7 @@
                 <w:kern w:val="0"/>
               </w:rPr>
             </w:pPr>
+            <w:proofErr w:type="spellStart"/>
             <w:r>
               <w:rPr>
                 <w:rFonts w:eastAsia="標楷體" w:cs="新細明體"/>
@@ -37848,6 +38038,7 @@
               </w:rPr>
               <w:t>created_at</w:t>
             </w:r>
+            <w:proofErr w:type="spellEnd"/>
           </w:p>
         </w:tc>
         <w:tc>
@@ -37863,6 +38054,7 @@
                 <w:kern w:val="0"/>
               </w:rPr>
             </w:pPr>
+            <w:proofErr w:type="spellStart"/>
             <w:r>
               <w:rPr>
                 <w:rFonts w:eastAsia="標楷體" w:cs="新細明體"/>
@@ -37870,6 +38062,7 @@
               </w:rPr>
               <w:t>timestamptz</w:t>
             </w:r>
+            <w:proofErr w:type="spellEnd"/>
           </w:p>
         </w:tc>
         <w:tc>
@@ -38309,6 +38502,7 @@
                 <w:kern w:val="0"/>
               </w:rPr>
             </w:pPr>
+            <w:proofErr w:type="spellStart"/>
             <w:r>
               <w:rPr>
                 <w:rFonts w:eastAsia="標楷體" w:cs="新細明體"/>
@@ -38316,6 +38510,7 @@
               </w:rPr>
               <w:t>company_id</w:t>
             </w:r>
+            <w:proofErr w:type="spellEnd"/>
           </w:p>
         </w:tc>
         <w:tc>
@@ -38428,6 +38623,7 @@
                 <w:kern w:val="0"/>
               </w:rPr>
             </w:pPr>
+            <w:proofErr w:type="spellStart"/>
             <w:r>
               <w:rPr>
                 <w:rFonts w:eastAsia="標楷體" w:cs="新細明體"/>
@@ -38435,6 +38631,7 @@
               </w:rPr>
               <w:t>department_name</w:t>
             </w:r>
+            <w:proofErr w:type="spellEnd"/>
           </w:p>
         </w:tc>
         <w:tc>
@@ -38790,6 +38987,7 @@
                 <w:kern w:val="0"/>
               </w:rPr>
             </w:pPr>
+            <w:proofErr w:type="spellStart"/>
             <w:r>
               <w:rPr>
                 <w:rFonts w:eastAsia="標楷體" w:cs="新細明體" w:hint="eastAsia"/>
@@ -38804,6 +39002,7 @@
               </w:rPr>
               <w:t>uid</w:t>
             </w:r>
+            <w:proofErr w:type="spellEnd"/>
           </w:p>
         </w:tc>
         <w:tc>
@@ -38894,6 +39093,7 @@
                 <w:kern w:val="0"/>
               </w:rPr>
             </w:pPr>
+            <w:proofErr w:type="spellStart"/>
             <w:r>
               <w:rPr>
                 <w:rFonts w:eastAsia="標楷體" w:cs="新細明體" w:hint="eastAsia"/>
@@ -38908,6 +39108,7 @@
               </w:rPr>
               <w:t>ole_name</w:t>
             </w:r>
+            <w:proofErr w:type="spellEnd"/>
           </w:p>
         </w:tc>
         <w:tc>
@@ -39441,6 +39642,7 @@
                 <w:kern w:val="0"/>
               </w:rPr>
             </w:pPr>
+            <w:proofErr w:type="spellStart"/>
             <w:r>
               <w:rPr>
                 <w:rFonts w:eastAsia="標楷體" w:cs="新細明體"/>
@@ -39448,6 +39650,7 @@
               </w:rPr>
               <w:t>uuid</w:t>
             </w:r>
+            <w:proofErr w:type="spellEnd"/>
           </w:p>
         </w:tc>
         <w:tc>
@@ -39755,6 +39958,7 @@
                 <w:kern w:val="0"/>
               </w:rPr>
             </w:pPr>
+            <w:proofErr w:type="spellStart"/>
             <w:r>
               <w:rPr>
                 <w:rFonts w:eastAsia="標楷體" w:cs="新細明體"/>
@@ -39762,6 +39966,7 @@
               </w:rPr>
               <w:t>role_id</w:t>
             </w:r>
+            <w:proofErr w:type="spellEnd"/>
           </w:p>
         </w:tc>
         <w:tc>
@@ -39777,6 +39982,7 @@
                 <w:kern w:val="0"/>
               </w:rPr>
             </w:pPr>
+            <w:proofErr w:type="spellStart"/>
             <w:r>
               <w:rPr>
                 <w:rFonts w:eastAsia="標楷體" w:cs="新細明體"/>
@@ -39784,6 +39990,7 @@
               </w:rPr>
               <w:t>uuid</w:t>
             </w:r>
+            <w:proofErr w:type="spellEnd"/>
           </w:p>
         </w:tc>
         <w:tc>
@@ -39864,12 +40071,14 @@
                 <w:kern w:val="0"/>
               </w:rPr>
             </w:pPr>
+            <w:proofErr w:type="spellStart"/>
             <w:r>
               <w:rPr>
                 <w:rFonts w:eastAsia="標楷體"/>
               </w:rPr>
               <w:t>company_id</w:t>
             </w:r>
+            <w:proofErr w:type="spellEnd"/>
           </w:p>
         </w:tc>
         <w:tc>
@@ -40363,6 +40572,7 @@
                 <w:kern w:val="0"/>
               </w:rPr>
             </w:pPr>
+            <w:proofErr w:type="spellStart"/>
             <w:r>
               <w:rPr>
                 <w:rFonts w:eastAsia="標楷體" w:cs="新細明體"/>
@@ -40370,6 +40580,7 @@
               </w:rPr>
               <w:t>asset_id_code</w:t>
             </w:r>
+            <w:proofErr w:type="spellEnd"/>
           </w:p>
         </w:tc>
         <w:tc>
@@ -40475,6 +40686,7 @@
                 <w:kern w:val="0"/>
               </w:rPr>
             </w:pPr>
+            <w:proofErr w:type="spellStart"/>
             <w:r>
               <w:rPr>
                 <w:rFonts w:eastAsia="標楷體" w:cs="新細明體"/>
@@ -40483,6 +40695,7 @@
               <w:lastRenderedPageBreak/>
               <w:t>asset_name</w:t>
             </w:r>
+            <w:proofErr w:type="spellEnd"/>
           </w:p>
         </w:tc>
         <w:tc>
@@ -40581,6 +40794,7 @@
                 <w:kern w:val="0"/>
               </w:rPr>
             </w:pPr>
+            <w:proofErr w:type="spellStart"/>
             <w:r>
               <w:rPr>
                 <w:rFonts w:eastAsia="標楷體" w:cs="新細明體"/>
@@ -40588,6 +40802,7 @@
               </w:rPr>
               <w:t>asset_type</w:t>
             </w:r>
+            <w:proofErr w:type="spellEnd"/>
           </w:p>
         </w:tc>
         <w:tc>
@@ -40791,6 +41006,7 @@
                 <w:kern w:val="0"/>
               </w:rPr>
             </w:pPr>
+            <w:proofErr w:type="spellStart"/>
             <w:r>
               <w:rPr>
                 <w:rFonts w:eastAsia="標楷體" w:cs="新細明體"/>
@@ -40798,6 +41014,7 @@
               </w:rPr>
               <w:t>data_type</w:t>
             </w:r>
+            <w:proofErr w:type="spellEnd"/>
           </w:p>
         </w:tc>
         <w:tc>
@@ -41001,6 +41218,7 @@
                 <w:kern w:val="0"/>
               </w:rPr>
             </w:pPr>
+            <w:proofErr w:type="spellStart"/>
             <w:r>
               <w:rPr>
                 <w:rFonts w:eastAsia="標楷體" w:cs="新細明體"/>
@@ -41008,6 +41226,7 @@
               </w:rPr>
               <w:t>system_dependency</w:t>
             </w:r>
+            <w:proofErr w:type="spellEnd"/>
           </w:p>
         </w:tc>
         <w:tc>
@@ -41421,6 +41640,7 @@
                 <w:kern w:val="0"/>
               </w:rPr>
             </w:pPr>
+            <w:proofErr w:type="spellStart"/>
             <w:r>
               <w:rPr>
                 <w:rFonts w:eastAsia="標楷體" w:cs="新細明體"/>
@@ -41428,6 +41648,7 @@
               </w:rPr>
               <w:t>threat_level</w:t>
             </w:r>
+            <w:proofErr w:type="spellEnd"/>
           </w:p>
         </w:tc>
         <w:tc>
@@ -41526,6 +41747,7 @@
                 <w:kern w:val="0"/>
               </w:rPr>
             </w:pPr>
+            <w:proofErr w:type="spellStart"/>
             <w:r>
               <w:rPr>
                 <w:rFonts w:eastAsia="標楷體" w:cs="新細明體"/>
@@ -41533,6 +41755,7 @@
               </w:rPr>
               <w:t>created_at</w:t>
             </w:r>
+            <w:proofErr w:type="spellEnd"/>
           </w:p>
         </w:tc>
         <w:tc>
@@ -41548,6 +41771,7 @@
                 <w:kern w:val="0"/>
               </w:rPr>
             </w:pPr>
+            <w:proofErr w:type="spellStart"/>
             <w:r>
               <w:rPr>
                 <w:rFonts w:eastAsia="標楷體" w:cs="新細明體"/>
@@ -41555,6 +41779,7 @@
               </w:rPr>
               <w:t>timestamptz</w:t>
             </w:r>
+            <w:proofErr w:type="spellEnd"/>
           </w:p>
         </w:tc>
         <w:tc>
@@ -41638,6 +41863,7 @@
                 <w:kern w:val="0"/>
               </w:rPr>
             </w:pPr>
+            <w:proofErr w:type="spellStart"/>
             <w:r>
               <w:rPr>
                 <w:rFonts w:eastAsia="標楷體" w:cs="新細明體"/>
@@ -41645,6 +41871,7 @@
               </w:rPr>
               <w:t>original_label</w:t>
             </w:r>
+            <w:proofErr w:type="spellEnd"/>
           </w:p>
         </w:tc>
         <w:tc>
@@ -41743,6 +41970,7 @@
                 <w:kern w:val="0"/>
               </w:rPr>
             </w:pPr>
+            <w:proofErr w:type="spellStart"/>
             <w:r>
               <w:rPr>
                 <w:rFonts w:eastAsia="標楷體" w:cs="新細明體"/>
@@ -41750,6 +41978,7 @@
               </w:rPr>
               <w:t>company_id</w:t>
             </w:r>
+            <w:proofErr w:type="spellEnd"/>
           </w:p>
         </w:tc>
         <w:tc>
@@ -41862,6 +42091,7 @@
                 <w:kern w:val="0"/>
               </w:rPr>
             </w:pPr>
+            <w:proofErr w:type="spellStart"/>
             <w:r>
               <w:rPr>
                 <w:rFonts w:eastAsia="標楷體" w:cs="新細明體"/>
@@ -41869,6 +42099,7 @@
               </w:rPr>
               <w:t>department_id</w:t>
             </w:r>
+            <w:proofErr w:type="spellEnd"/>
           </w:p>
         </w:tc>
         <w:tc>
@@ -41981,6 +42212,7 @@
                 <w:kern w:val="0"/>
               </w:rPr>
             </w:pPr>
+            <w:proofErr w:type="spellStart"/>
             <w:r>
               <w:rPr>
                 <w:rFonts w:eastAsia="標楷體" w:cs="新細明體"/>
@@ -41988,6 +42220,7 @@
               </w:rPr>
               <w:t>asset_owner</w:t>
             </w:r>
+            <w:proofErr w:type="spellEnd"/>
           </w:p>
         </w:tc>
         <w:tc>
@@ -42433,6 +42666,7 @@
                 <w:kern w:val="0"/>
               </w:rPr>
             </w:pPr>
+            <w:proofErr w:type="spellStart"/>
             <w:r>
               <w:rPr>
                 <w:rFonts w:eastAsia="標楷體" w:cs="新細明體"/>
@@ -42440,6 +42674,7 @@
               </w:rPr>
               <w:t>cve_id</w:t>
             </w:r>
+            <w:proofErr w:type="spellEnd"/>
           </w:p>
         </w:tc>
         <w:tc>
@@ -42552,6 +42787,7 @@
                 <w:kern w:val="0"/>
               </w:rPr>
             </w:pPr>
+            <w:proofErr w:type="spellStart"/>
             <w:r>
               <w:rPr>
                 <w:rFonts w:eastAsia="標楷體" w:cs="新細明體"/>
@@ -42559,6 +42795,7 @@
               </w:rPr>
               <w:t>cvss_score</w:t>
             </w:r>
+            <w:proofErr w:type="spellEnd"/>
           </w:p>
         </w:tc>
         <w:tc>
@@ -42874,6 +43111,7 @@
                 <w:kern w:val="0"/>
               </w:rPr>
             </w:pPr>
+            <w:proofErr w:type="spellStart"/>
             <w:r>
               <w:rPr>
                 <w:rFonts w:eastAsia="標楷體" w:cs="新細明體"/>
@@ -42881,6 +43119,7 @@
               </w:rPr>
               <w:t>published_date</w:t>
             </w:r>
+            <w:proofErr w:type="spellEnd"/>
           </w:p>
         </w:tc>
         <w:tc>
@@ -42979,6 +43218,7 @@
                 <w:kern w:val="0"/>
               </w:rPr>
             </w:pPr>
+            <w:proofErr w:type="spellStart"/>
             <w:r>
               <w:rPr>
                 <w:rFonts w:eastAsia="標楷體" w:cs="新細明體"/>
@@ -42986,6 +43226,7 @@
               </w:rPr>
               <w:t>created_at</w:t>
             </w:r>
+            <w:proofErr w:type="spellEnd"/>
           </w:p>
         </w:tc>
         <w:tc>
@@ -43001,6 +43242,7 @@
                 <w:kern w:val="0"/>
               </w:rPr>
             </w:pPr>
+            <w:proofErr w:type="spellStart"/>
             <w:r>
               <w:rPr>
                 <w:rFonts w:eastAsia="標楷體" w:cs="新細明體"/>
@@ -43008,6 +43250,7 @@
               </w:rPr>
               <w:t>timestamptz</w:t>
             </w:r>
+            <w:proofErr w:type="spellEnd"/>
           </w:p>
         </w:tc>
         <w:tc>
@@ -43135,6 +43378,7 @@
         </w:rPr>
         <w:t xml:space="preserve"> </w:t>
       </w:r>
+      <w:proofErr w:type="spellStart"/>
       <w:r>
         <w:rPr>
           <w:rFonts w:eastAsia="標楷體" w:cs="標楷體" w:hint="eastAsia"/>
@@ -43142,7 +43386,17 @@
           <w:sz w:val="28"/>
           <w:szCs w:val="28"/>
         </w:rPr>
-        <w:t xml:space="preserve">risk_assessments (AI </w:t>
+        <w:t>risk_assessments</w:t>
+      </w:r>
+      <w:proofErr w:type="spellEnd"/>
+      <w:r>
+        <w:rPr>
+          <w:rFonts w:eastAsia="標楷體" w:cs="標楷體" w:hint="eastAsia"/>
+          <w:color w:val="000000" w:themeColor="text1"/>
+          <w:sz w:val="28"/>
+          <w:szCs w:val="28"/>
+        </w:rPr>
+        <w:t xml:space="preserve"> (AI </w:t>
       </w:r>
       <w:r>
         <w:rPr>
@@ -43439,6 +43693,7 @@
                 <w:kern w:val="0"/>
               </w:rPr>
             </w:pPr>
+            <w:proofErr w:type="spellStart"/>
             <w:r>
               <w:rPr>
                 <w:rFonts w:eastAsia="標楷體" w:cs="新細明體"/>
@@ -43446,6 +43701,7 @@
               </w:rPr>
               <w:t>threat_description</w:t>
             </w:r>
+            <w:proofErr w:type="spellEnd"/>
           </w:p>
         </w:tc>
         <w:tc>
@@ -43544,6 +43800,7 @@
                 <w:kern w:val="0"/>
               </w:rPr>
             </w:pPr>
+            <w:proofErr w:type="spellStart"/>
             <w:r>
               <w:rPr>
                 <w:rFonts w:eastAsia="標楷體" w:cs="新細明體"/>
@@ -43551,6 +43808,7 @@
               </w:rPr>
               <w:t>vulnerability_description</w:t>
             </w:r>
+            <w:proofErr w:type="spellEnd"/>
           </w:p>
         </w:tc>
         <w:tc>
@@ -43649,6 +43907,7 @@
                 <w:kern w:val="0"/>
               </w:rPr>
             </w:pPr>
+            <w:proofErr w:type="spellStart"/>
             <w:r>
               <w:rPr>
                 <w:rFonts w:eastAsia="標楷體" w:cs="新細明體"/>
@@ -43656,6 +43915,7 @@
               </w:rPr>
               <w:t>risk_score</w:t>
             </w:r>
+            <w:proofErr w:type="spellEnd"/>
           </w:p>
         </w:tc>
         <w:tc>
@@ -43754,6 +44014,7 @@
                 <w:kern w:val="0"/>
               </w:rPr>
             </w:pPr>
+            <w:proofErr w:type="spellStart"/>
             <w:r>
               <w:rPr>
                 <w:rFonts w:eastAsia="標楷體" w:cs="新細明體"/>
@@ -43761,6 +44022,7 @@
               </w:rPr>
               <w:t>ai_suggestion</w:t>
             </w:r>
+            <w:proofErr w:type="spellEnd"/>
           </w:p>
         </w:tc>
         <w:tc>
@@ -43971,6 +44233,7 @@
                 <w:kern w:val="0"/>
               </w:rPr>
             </w:pPr>
+            <w:proofErr w:type="spellStart"/>
             <w:r>
               <w:rPr>
                 <w:rFonts w:eastAsia="標楷體" w:cs="新細明體"/>
@@ -43978,6 +44241,7 @@
               </w:rPr>
               <w:t>uploaded_by</w:t>
             </w:r>
+            <w:proofErr w:type="spellEnd"/>
           </w:p>
         </w:tc>
         <w:tc>
@@ -43993,6 +44257,7 @@
                 <w:kern w:val="0"/>
               </w:rPr>
             </w:pPr>
+            <w:proofErr w:type="spellStart"/>
             <w:r>
               <w:rPr>
                 <w:rFonts w:eastAsia="標楷體" w:cs="新細明體"/>
@@ -44000,6 +44265,7 @@
               </w:rPr>
               <w:t>uuid</w:t>
             </w:r>
+            <w:proofErr w:type="spellEnd"/>
           </w:p>
         </w:tc>
         <w:tc>
@@ -44083,6 +44349,7 @@
                 <w:kern w:val="0"/>
               </w:rPr>
             </w:pPr>
+            <w:proofErr w:type="spellStart"/>
             <w:r>
               <w:rPr>
                 <w:rFonts w:eastAsia="標楷體" w:cs="新細明體"/>
@@ -44090,6 +44357,7 @@
               </w:rPr>
               <w:t>asset_id</w:t>
             </w:r>
+            <w:proofErr w:type="spellEnd"/>
           </w:p>
         </w:tc>
         <w:tc>
@@ -44202,6 +44470,7 @@
                 <w:kern w:val="0"/>
               </w:rPr>
             </w:pPr>
+            <w:proofErr w:type="spellStart"/>
             <w:r>
               <w:rPr>
                 <w:rFonts w:eastAsia="標楷體" w:cs="新細明體"/>
@@ -44210,6 +44479,7 @@
               <w:lastRenderedPageBreak/>
               <w:t>vulnerability_id</w:t>
             </w:r>
+            <w:proofErr w:type="spellEnd"/>
           </w:p>
         </w:tc>
         <w:tc>
@@ -44322,6 +44592,7 @@
                 <w:kern w:val="0"/>
               </w:rPr>
             </w:pPr>
+            <w:proofErr w:type="spellStart"/>
             <w:r>
               <w:rPr>
                 <w:rFonts w:eastAsia="標楷體" w:cs="新細明體"/>
@@ -44329,6 +44600,7 @@
               </w:rPr>
               <w:t>created_at</w:t>
             </w:r>
+            <w:proofErr w:type="spellEnd"/>
           </w:p>
         </w:tc>
         <w:tc>
@@ -44344,6 +44616,7 @@
                 <w:kern w:val="0"/>
               </w:rPr>
             </w:pPr>
+            <w:proofErr w:type="spellStart"/>
             <w:r>
               <w:rPr>
                 <w:rFonts w:eastAsia="標楷體" w:cs="新細明體"/>
@@ -44351,6 +44624,7 @@
               </w:rPr>
               <w:t>timestamptz</w:t>
             </w:r>
+            <w:proofErr w:type="spellEnd"/>
           </w:p>
         </w:tc>
         <w:tc>
@@ -44478,6 +44752,7 @@
         </w:rPr>
         <w:t xml:space="preserve"> </w:t>
       </w:r>
+      <w:proofErr w:type="spellStart"/>
       <w:r>
         <w:rPr>
           <w:rFonts w:eastAsia="標楷體" w:cs="標楷體" w:hint="eastAsia"/>
@@ -44485,7 +44760,17 @@
           <w:sz w:val="28"/>
           <w:szCs w:val="28"/>
         </w:rPr>
-        <w:t>audit_logs (</w:t>
+        <w:t>audit_logs</w:t>
+      </w:r>
+      <w:proofErr w:type="spellEnd"/>
+      <w:r>
+        <w:rPr>
+          <w:rFonts w:eastAsia="標楷體" w:cs="標楷體" w:hint="eastAsia"/>
+          <w:color w:val="000000" w:themeColor="text1"/>
+          <w:sz w:val="28"/>
+          <w:szCs w:val="28"/>
+        </w:rPr>
+        <w:t xml:space="preserve"> (</w:t>
       </w:r>
       <w:r>
         <w:rPr>
@@ -44781,6 +45066,7 @@
                 <w:color w:val="000000"/>
               </w:rPr>
             </w:pPr>
+            <w:proofErr w:type="spellStart"/>
             <w:r>
               <w:rPr>
                 <w:rFonts w:eastAsia="標楷體" w:hint="eastAsia"/>
@@ -44788,6 +45074,7 @@
               </w:rPr>
               <w:t>user_id</w:t>
             </w:r>
+            <w:proofErr w:type="spellEnd"/>
           </w:p>
         </w:tc>
         <w:tc>
@@ -44803,6 +45090,7 @@
                 <w:kern w:val="0"/>
               </w:rPr>
             </w:pPr>
+            <w:proofErr w:type="spellStart"/>
             <w:r>
               <w:rPr>
                 <w:rFonts w:eastAsia="標楷體" w:cs="新細明體"/>
@@ -44810,6 +45098,7 @@
               </w:rPr>
               <w:t>uuid</w:t>
             </w:r>
+            <w:proofErr w:type="spellEnd"/>
           </w:p>
         </w:tc>
         <w:tc>
@@ -45003,6 +45292,7 @@
                 <w:kern w:val="0"/>
               </w:rPr>
             </w:pPr>
+            <w:proofErr w:type="spellStart"/>
             <w:r>
               <w:rPr>
                 <w:rFonts w:eastAsia="標楷體" w:cs="新細明體"/>
@@ -45010,6 +45300,7 @@
               </w:rPr>
               <w:t>asset_id</w:t>
             </w:r>
+            <w:proofErr w:type="spellEnd"/>
           </w:p>
         </w:tc>
         <w:tc>
@@ -45130,6 +45421,7 @@
                 <w:kern w:val="0"/>
               </w:rPr>
             </w:pPr>
+            <w:proofErr w:type="spellStart"/>
             <w:r>
               <w:rPr>
                 <w:rFonts w:eastAsia="標楷體" w:cs="新細明體"/>
@@ -45137,6 +45429,7 @@
               </w:rPr>
               <w:t>log_time</w:t>
             </w:r>
+            <w:proofErr w:type="spellEnd"/>
           </w:p>
         </w:tc>
         <w:tc>
@@ -45152,6 +45445,7 @@
                 <w:kern w:val="0"/>
               </w:rPr>
             </w:pPr>
+            <w:proofErr w:type="spellStart"/>
             <w:r>
               <w:rPr>
                 <w:rFonts w:eastAsia="標楷體" w:cs="新細明體"/>
@@ -45159,6 +45453,7 @@
               </w:rPr>
               <w:t>timestamptz</w:t>
             </w:r>
+            <w:proofErr w:type="spellEnd"/>
           </w:p>
         </w:tc>
         <w:tc>
@@ -45241,6 +45536,7 @@
                 <w:kern w:val="0"/>
               </w:rPr>
             </w:pPr>
+            <w:proofErr w:type="spellStart"/>
             <w:r>
               <w:rPr>
                 <w:rFonts w:eastAsia="標楷體" w:cs="新細明體"/>
@@ -45248,6 +45544,7 @@
               </w:rPr>
               <w:t>ip_address</w:t>
             </w:r>
+            <w:proofErr w:type="spellEnd"/>
           </w:p>
         </w:tc>
         <w:tc>
@@ -45262,6 +45559,7 @@
                 <w:kern w:val="0"/>
               </w:rPr>
             </w:pPr>
+            <w:proofErr w:type="spellStart"/>
             <w:r>
               <w:rPr>
                 <w:rFonts w:eastAsia="標楷體" w:cs="新細明體"/>
@@ -45269,6 +45567,7 @@
               </w:rPr>
               <w:t>inet</w:t>
             </w:r>
+            <w:proofErr w:type="spellEnd"/>
           </w:p>
         </w:tc>
         <w:tc>
@@ -45525,8 +45824,19 @@
           <w:sz w:val="28"/>
           <w:szCs w:val="28"/>
         </w:rPr>
-        <w:t xml:space="preserve"> departments.company_id</w:t>
-      </w:r>
+        <w:t xml:space="preserve"> </w:t>
+      </w:r>
+      <w:proofErr w:type="spellStart"/>
+      <w:r>
+        <w:rPr>
+          <w:rFonts w:eastAsia="標楷體" w:cs="標楷體" w:hint="eastAsia"/>
+          <w:color w:val="000000" w:themeColor="text1"/>
+          <w:sz w:val="28"/>
+          <w:szCs w:val="28"/>
+        </w:rPr>
+        <w:t>departments.company_id</w:t>
+      </w:r>
+      <w:proofErr w:type="spellEnd"/>
       <w:r>
         <w:rPr>
           <w:rFonts w:eastAsia="標楷體" w:cs="標楷體" w:hint="eastAsia"/>
@@ -45605,8 +45915,19 @@
           <w:sz w:val="28"/>
           <w:szCs w:val="28"/>
         </w:rPr>
-        <w:t xml:space="preserve"> users.company_id</w:t>
-      </w:r>
+        <w:t xml:space="preserve"> </w:t>
+      </w:r>
+      <w:proofErr w:type="spellStart"/>
+      <w:r>
+        <w:rPr>
+          <w:rFonts w:eastAsia="標楷體" w:cs="標楷體" w:hint="eastAsia"/>
+          <w:color w:val="000000" w:themeColor="text1"/>
+          <w:sz w:val="28"/>
+          <w:szCs w:val="28"/>
+        </w:rPr>
+        <w:t>users.company_id</w:t>
+      </w:r>
+      <w:proofErr w:type="spellEnd"/>
       <w:r>
         <w:rPr>
           <w:rFonts w:eastAsia="標楷體" w:cs="標楷體" w:hint="eastAsia"/>
@@ -45685,8 +46006,19 @@
           <w:sz w:val="28"/>
           <w:szCs w:val="28"/>
         </w:rPr>
-        <w:t xml:space="preserve"> users.role_id</w:t>
-      </w:r>
+        <w:t xml:space="preserve"> </w:t>
+      </w:r>
+      <w:proofErr w:type="spellStart"/>
+      <w:r>
+        <w:rPr>
+          <w:rFonts w:eastAsia="標楷體" w:cs="標楷體" w:hint="eastAsia"/>
+          <w:color w:val="000000" w:themeColor="text1"/>
+          <w:sz w:val="28"/>
+          <w:szCs w:val="28"/>
+        </w:rPr>
+        <w:t>users.role_id</w:t>
+      </w:r>
+      <w:proofErr w:type="spellEnd"/>
       <w:r>
         <w:rPr>
           <w:rFonts w:eastAsia="標楷體" w:cs="標楷體" w:hint="eastAsia"/>
@@ -45786,8 +46118,19 @@
           <w:sz w:val="28"/>
           <w:szCs w:val="28"/>
         </w:rPr>
-        <w:t xml:space="preserve"> assets.company_id</w:t>
-      </w:r>
+        <w:t xml:space="preserve"> </w:t>
+      </w:r>
+      <w:proofErr w:type="spellStart"/>
+      <w:r>
+        <w:rPr>
+          <w:rFonts w:eastAsia="標楷體" w:cs="標楷體" w:hint="eastAsia"/>
+          <w:color w:val="000000" w:themeColor="text1"/>
+          <w:sz w:val="28"/>
+          <w:szCs w:val="28"/>
+        </w:rPr>
+        <w:t>assets.company_id</w:t>
+      </w:r>
+      <w:proofErr w:type="spellEnd"/>
       <w:r>
         <w:rPr>
           <w:rFonts w:eastAsia="標楷體" w:cs="標楷體" w:hint="eastAsia"/>
@@ -45866,8 +46209,19 @@
           <w:sz w:val="28"/>
           <w:szCs w:val="28"/>
         </w:rPr>
-        <w:t xml:space="preserve"> assets.department_id</w:t>
-      </w:r>
+        <w:t xml:space="preserve"> </w:t>
+      </w:r>
+      <w:proofErr w:type="spellStart"/>
+      <w:r>
+        <w:rPr>
+          <w:rFonts w:eastAsia="標楷體" w:cs="標楷體" w:hint="eastAsia"/>
+          <w:color w:val="000000" w:themeColor="text1"/>
+          <w:sz w:val="28"/>
+          <w:szCs w:val="28"/>
+        </w:rPr>
+        <w:t>assets.department_id</w:t>
+      </w:r>
+      <w:proofErr w:type="spellEnd"/>
       <w:r>
         <w:rPr>
           <w:rFonts w:eastAsia="標楷體" w:cs="標楷體" w:hint="eastAsia"/>
@@ -45967,8 +46321,19 @@
           <w:sz w:val="28"/>
           <w:szCs w:val="28"/>
         </w:rPr>
-        <w:t xml:space="preserve"> risk_assessments.uploaded_by</w:t>
-      </w:r>
+        <w:t xml:space="preserve"> </w:t>
+      </w:r>
+      <w:proofErr w:type="spellStart"/>
+      <w:r>
+        <w:rPr>
+          <w:rFonts w:eastAsia="標楷體" w:cs="標楷體" w:hint="eastAsia"/>
+          <w:color w:val="000000" w:themeColor="text1"/>
+          <w:sz w:val="28"/>
+          <w:szCs w:val="28"/>
+        </w:rPr>
+        <w:t>risk_assessments.uploaded_by</w:t>
+      </w:r>
+      <w:proofErr w:type="spellEnd"/>
       <w:r>
         <w:rPr>
           <w:rFonts w:eastAsia="標楷體" w:cs="標楷體" w:hint="eastAsia"/>
@@ -46047,8 +46412,19 @@
           <w:sz w:val="28"/>
           <w:szCs w:val="28"/>
         </w:rPr>
-        <w:t xml:space="preserve"> risk_assessments.asset_id</w:t>
-      </w:r>
+        <w:t xml:space="preserve"> </w:t>
+      </w:r>
+      <w:proofErr w:type="spellStart"/>
+      <w:r>
+        <w:rPr>
+          <w:rFonts w:eastAsia="標楷體" w:cs="標楷體" w:hint="eastAsia"/>
+          <w:color w:val="000000" w:themeColor="text1"/>
+          <w:sz w:val="28"/>
+          <w:szCs w:val="28"/>
+        </w:rPr>
+        <w:t>risk_assessments.asset_id</w:t>
+      </w:r>
+      <w:proofErr w:type="spellEnd"/>
       <w:r>
         <w:rPr>
           <w:rFonts w:eastAsia="標楷體" w:cs="標楷體" w:hint="eastAsia"/>
@@ -46127,8 +46503,19 @@
           <w:sz w:val="28"/>
           <w:szCs w:val="28"/>
         </w:rPr>
-        <w:t xml:space="preserve"> risk_assessments.vulnerability_id</w:t>
-      </w:r>
+        <w:t xml:space="preserve"> </w:t>
+      </w:r>
+      <w:proofErr w:type="spellStart"/>
+      <w:r>
+        <w:rPr>
+          <w:rFonts w:eastAsia="標楷體" w:cs="標楷體" w:hint="eastAsia"/>
+          <w:color w:val="000000" w:themeColor="text1"/>
+          <w:sz w:val="28"/>
+          <w:szCs w:val="28"/>
+        </w:rPr>
+        <w:t>risk_assessments.vulnerability_id</w:t>
+      </w:r>
+      <w:proofErr w:type="spellEnd"/>
       <w:r>
         <w:rPr>
           <w:rFonts w:eastAsia="標楷體" w:cs="標楷體" w:hint="eastAsia"/>
@@ -46228,8 +46615,19 @@
           <w:sz w:val="28"/>
           <w:szCs w:val="28"/>
         </w:rPr>
-        <w:t xml:space="preserve"> audit_logs.user_id</w:t>
-      </w:r>
+        <w:t xml:space="preserve"> </w:t>
+      </w:r>
+      <w:proofErr w:type="spellStart"/>
+      <w:r>
+        <w:rPr>
+          <w:rFonts w:eastAsia="標楷體" w:cs="標楷體" w:hint="eastAsia"/>
+          <w:color w:val="000000" w:themeColor="text1"/>
+          <w:sz w:val="28"/>
+          <w:szCs w:val="28"/>
+        </w:rPr>
+        <w:t>audit_logs.user_id</w:t>
+      </w:r>
+      <w:proofErr w:type="spellEnd"/>
       <w:r>
         <w:rPr>
           <w:rFonts w:eastAsia="標楷體" w:cs="標楷體" w:hint="eastAsia"/>
@@ -46309,8 +46707,19 @@
           <w:sz w:val="28"/>
           <w:szCs w:val="28"/>
         </w:rPr>
-        <w:t xml:space="preserve"> audit_logs.asset_id</w:t>
-      </w:r>
+        <w:t xml:space="preserve"> </w:t>
+      </w:r>
+      <w:proofErr w:type="spellStart"/>
+      <w:r>
+        <w:rPr>
+          <w:rFonts w:eastAsia="標楷體" w:cs="標楷體" w:hint="eastAsia"/>
+          <w:color w:val="000000" w:themeColor="text1"/>
+          <w:sz w:val="28"/>
+          <w:szCs w:val="28"/>
+        </w:rPr>
+        <w:t>audit_logs.asset_id</w:t>
+      </w:r>
+      <w:proofErr w:type="spellEnd"/>
       <w:r>
         <w:rPr>
           <w:rFonts w:eastAsia="標楷體" w:cs="標楷體" w:hint="eastAsia"/>
@@ -46377,8 +46786,9 @@
           <w:sz w:val="28"/>
           <w:szCs w:val="28"/>
         </w:rPr>
-        <w:t xml:space="preserve"> Supabase </w:t>
-      </w:r>
+        <w:t xml:space="preserve"> </w:t>
+      </w:r>
+      <w:proofErr w:type="spellStart"/>
       <w:r>
         <w:rPr>
           <w:rFonts w:eastAsia="標楷體" w:cs="標楷體" w:hint="eastAsia"/>
@@ -46386,8 +46796,9 @@
           <w:sz w:val="28"/>
           <w:szCs w:val="28"/>
         </w:rPr>
-        <w:t>建立關聯式資料庫架構，整合資產管理、弱點資訊與風險評估流程，以提升組織對資訊資產之可視性與風險掌握能力。系統以</w:t>
-      </w:r>
+        <w:t>Supabase</w:t>
+      </w:r>
+      <w:proofErr w:type="spellEnd"/>
       <w:r>
         <w:rPr>
           <w:rFonts w:eastAsia="標楷體" w:cs="標楷體" w:hint="eastAsia"/>
@@ -46395,7 +46806,7 @@
           <w:sz w:val="28"/>
           <w:szCs w:val="28"/>
         </w:rPr>
-        <w:t xml:space="preserve"> assets </w:t>
+        <w:t xml:space="preserve"> </w:t>
       </w:r>
       <w:r>
         <w:rPr>
@@ -46404,7 +46815,7 @@
           <w:sz w:val="28"/>
           <w:szCs w:val="28"/>
         </w:rPr>
-        <w:t>作為核心資料表，串聯</w:t>
+        <w:t>建立關聯式資料庫架構，整合資產管理、弱點資訊與風險評估流程，以提升組織對資訊資產之可視性與風險掌握能力。系統以</w:t>
       </w:r>
       <w:r>
         <w:rPr>
@@ -46413,7 +46824,7 @@
           <w:sz w:val="28"/>
           <w:szCs w:val="28"/>
         </w:rPr>
-        <w:t xml:space="preserve"> vulnerabilities </w:t>
+        <w:t xml:space="preserve"> assets </w:t>
       </w:r>
       <w:r>
         <w:rPr>
@@ -46422,7 +46833,7 @@
           <w:sz w:val="28"/>
           <w:szCs w:val="28"/>
         </w:rPr>
-        <w:t>與</w:t>
+        <w:t>作為核心資料表，串聯</w:t>
       </w:r>
       <w:r>
         <w:rPr>
@@ -46431,8 +46842,37 @@
           <w:sz w:val="28"/>
           <w:szCs w:val="28"/>
         </w:rPr>
-        <w:t xml:space="preserve"> risk_assessments</w:t>
-      </w:r>
+        <w:t xml:space="preserve"> vulnerabilities </w:t>
+      </w:r>
+      <w:r>
+        <w:rPr>
+          <w:rFonts w:eastAsia="標楷體" w:cs="標楷體" w:hint="eastAsia"/>
+          <w:color w:val="000000" w:themeColor="text1"/>
+          <w:sz w:val="28"/>
+          <w:szCs w:val="28"/>
+        </w:rPr>
+        <w:t>與</w:t>
+      </w:r>
+      <w:r>
+        <w:rPr>
+          <w:rFonts w:eastAsia="標楷體" w:cs="標楷體" w:hint="eastAsia"/>
+          <w:color w:val="000000" w:themeColor="text1"/>
+          <w:sz w:val="28"/>
+          <w:szCs w:val="28"/>
+        </w:rPr>
+        <w:t xml:space="preserve"> </w:t>
+      </w:r>
+      <w:proofErr w:type="spellStart"/>
+      <w:r>
+        <w:rPr>
+          <w:rFonts w:eastAsia="標楷體" w:cs="標楷體" w:hint="eastAsia"/>
+          <w:color w:val="000000" w:themeColor="text1"/>
+          <w:sz w:val="28"/>
+          <w:szCs w:val="28"/>
+        </w:rPr>
+        <w:t>risk_assessments</w:t>
+      </w:r>
+      <w:proofErr w:type="spellEnd"/>
       <w:r>
         <w:rPr>
           <w:rFonts w:eastAsia="標楷體" w:cs="標楷體" w:hint="eastAsia"/>
@@ -46483,6 +46923,7 @@
         </w:rPr>
         <w:t>表實現使用者身分識別與基本權限控管機制，確保資料存取之安全性與一致性；</w:t>
       </w:r>
+      <w:proofErr w:type="spellStart"/>
       <w:r>
         <w:rPr>
           <w:rFonts w:eastAsia="標楷體" w:cs="標楷體" w:hint="eastAsia"/>
@@ -46490,7 +46931,17 @@
           <w:sz w:val="28"/>
           <w:szCs w:val="28"/>
         </w:rPr>
-        <w:t xml:space="preserve">audit_logs </w:t>
+        <w:t>audit_logs</w:t>
+      </w:r>
+      <w:proofErr w:type="spellEnd"/>
+      <w:r>
+        <w:rPr>
+          <w:rFonts w:eastAsia="標楷體" w:cs="標楷體" w:hint="eastAsia"/>
+          <w:color w:val="000000" w:themeColor="text1"/>
+          <w:sz w:val="28"/>
+          <w:szCs w:val="28"/>
+        </w:rPr>
+        <w:t xml:space="preserve"> </w:t>
       </w:r>
       <w:r>
         <w:rPr>
@@ -52966,6 +53417,7 @@
   <w:style w:type="character" w:default="1" w:styleId="a1">
     <w:name w:val="Default Paragraph Font"/>
     <w:uiPriority w:val="1"/>
+    <w:semiHidden/>
     <w:unhideWhenUsed/>
   </w:style>
   <w:style w:type="table" w:default="1" w:styleId="a2">

--- a/文件/系統手冊.docx
+++ b/文件/系統手冊.docx
@@ -16,7 +16,23 @@
           <w:rFonts w:eastAsia="標楷體" w:hint="eastAsia"/>
           <w:sz w:val="72"/>
         </w:rPr>
-        <w:t>國立臺北商業大學</w:t>
+        <w:t>國立</w:t>
+      </w:r>
+      <w:proofErr w:type="gramStart"/>
+      <w:r>
+        <w:rPr>
+          <w:rFonts w:eastAsia="標楷體" w:hint="eastAsia"/>
+          <w:sz w:val="72"/>
+        </w:rPr>
+        <w:t>臺</w:t>
+      </w:r>
+      <w:proofErr w:type="gramEnd"/>
+      <w:r>
+        <w:rPr>
+          <w:rFonts w:eastAsia="標楷體" w:hint="eastAsia"/>
+          <w:sz w:val="72"/>
+        </w:rPr>
+        <w:t>北商業大學</w:t>
       </w:r>
     </w:p>
     <w:p>
@@ -114,6 +130,7 @@
         </w:rPr>
         <w:t>115</w:t>
       </w:r>
+      <w:proofErr w:type="gramStart"/>
       <w:r>
         <w:rPr>
           <w:rFonts w:eastAsia="標楷體" w:cs="Arial"/>
@@ -121,6 +138,7 @@
         </w:rPr>
         <w:t>’</w:t>
       </w:r>
+      <w:proofErr w:type="gramEnd"/>
       <w:r>
         <w:rPr>
           <w:rFonts w:eastAsia="標楷體" w:hint="eastAsia"/>
@@ -485,8 +503,19 @@
           <w:bCs/>
           <w:sz w:val="40"/>
         </w:rPr>
-        <w:t>顏珮倪</w:t>
-      </w:r>
+        <w:t>顏</w:t>
+      </w:r>
+      <w:proofErr w:type="gramStart"/>
+      <w:r>
+        <w:rPr>
+          <w:rFonts w:eastAsia="標楷體" w:hint="eastAsia"/>
+          <w:b/>
+          <w:bCs/>
+          <w:sz w:val="40"/>
+        </w:rPr>
+        <w:t>珮倪</w:t>
+      </w:r>
+      <w:proofErr w:type="gramEnd"/>
     </w:p>
     <w:p>
       <w:pPr>
@@ -544,8 +573,9 @@
           <w:bCs/>
           <w:sz w:val="40"/>
         </w:rPr>
-        <w:t>林紀媗</w:t>
-      </w:r>
+        <w:t>林紀</w:t>
+      </w:r>
+      <w:proofErr w:type="gramStart"/>
       <w:r>
         <w:rPr>
           <w:rFonts w:eastAsia="標楷體" w:hint="eastAsia"/>
@@ -553,8 +583,9 @@
           <w:bCs/>
           <w:sz w:val="40"/>
         </w:rPr>
-        <w:t xml:space="preserve"> 11436010</w:t>
-      </w:r>
+        <w:t>媗</w:t>
+      </w:r>
+      <w:proofErr w:type="gramEnd"/>
       <w:r>
         <w:rPr>
           <w:rFonts w:eastAsia="標楷體" w:hint="eastAsia"/>
@@ -562,8 +593,28 @@
           <w:bCs/>
           <w:sz w:val="40"/>
         </w:rPr>
-        <w:t>李昕縈</w:t>
-      </w:r>
+        <w:t xml:space="preserve"> 11436010</w:t>
+      </w:r>
+      <w:r>
+        <w:rPr>
+          <w:rFonts w:eastAsia="標楷體" w:hint="eastAsia"/>
+          <w:b/>
+          <w:bCs/>
+          <w:sz w:val="40"/>
+        </w:rPr>
+        <w:t>李昕</w:t>
+      </w:r>
+      <w:proofErr w:type="gramStart"/>
+      <w:r>
+        <w:rPr>
+          <w:rFonts w:eastAsia="標楷體" w:hint="eastAsia"/>
+          <w:b/>
+          <w:bCs/>
+          <w:sz w:val="40"/>
+        </w:rPr>
+        <w:t>縈</w:t>
+      </w:r>
+      <w:proofErr w:type="gramEnd"/>
     </w:p>
     <w:p>
       <w:pPr>
@@ -594,8 +645,19 @@
           <w:bCs/>
           <w:sz w:val="40"/>
         </w:rPr>
-        <w:t>黃翊甄</w:t>
-      </w:r>
+        <w:t>黃翊</w:t>
+      </w:r>
+      <w:proofErr w:type="gramStart"/>
+      <w:r>
+        <w:rPr>
+          <w:rFonts w:eastAsia="標楷體" w:hint="eastAsia"/>
+          <w:b/>
+          <w:bCs/>
+          <w:sz w:val="40"/>
+        </w:rPr>
+        <w:t>甄</w:t>
+      </w:r>
+      <w:proofErr w:type="gramEnd"/>
       <w:r>
         <w:rPr>
           <w:rFonts w:eastAsia="標楷體" w:hint="eastAsia"/>
@@ -841,49 +903,29 @@
         <w:pStyle w:val="11"/>
         <w:rPr>
           <w:rFonts w:asciiTheme="minorHAnsi" w:eastAsiaTheme="minorEastAsia" w:hAnsiTheme="minorHAnsi" w:cstheme="minorBidi"/>
-          <w:b w:val="0"/>
-          <w:bCs w:val="0"/>
-          <w:sz w:val="32"/>
-          <w:szCs w:val="32"/>
           <w14:ligatures w14:val="standardContextual"/>
         </w:rPr>
       </w:pPr>
       <w:r>
-        <w:rPr>
-          <w:sz w:val="32"/>
-          <w:szCs w:val="32"/>
-        </w:rPr>
         <w:fldChar w:fldCharType="begin"/>
       </w:r>
       <w:r>
-        <w:rPr>
-          <w:sz w:val="32"/>
-          <w:szCs w:val="32"/>
-        </w:rPr>
         <w:instrText xml:space="preserve"> TOC \o "1-3" \h \z \u </w:instrText>
       </w:r>
       <w:r>
-        <w:rPr>
-          <w:sz w:val="32"/>
-          <w:szCs w:val="32"/>
-        </w:rPr>
         <w:fldChar w:fldCharType="separate"/>
       </w:r>
-      <w:hyperlink w:anchor="_Toc231246522" w:history="1">
+      <w:hyperlink w:anchor="_Toc231248441" w:history="1">
         <w:r>
           <w:rPr>
             <w:rStyle w:val="af6"/>
             <w:rFonts w:hint="eastAsia"/>
-            <w:sz w:val="32"/>
-            <w:szCs w:val="32"/>
           </w:rPr>
           <w:t>第</w:t>
         </w:r>
         <w:r>
           <w:rPr>
             <w:rStyle w:val="af6"/>
-            <w:sz w:val="32"/>
-            <w:szCs w:val="32"/>
           </w:rPr>
           <w:t>1</w:t>
         </w:r>
@@ -891,16 +933,12 @@
           <w:rPr>
             <w:rStyle w:val="af6"/>
             <w:rFonts w:hint="eastAsia"/>
-            <w:sz w:val="32"/>
-            <w:szCs w:val="32"/>
           </w:rPr>
           <w:t>章</w:t>
         </w:r>
         <w:r>
           <w:rPr>
             <w:rStyle w:val="af6"/>
-            <w:sz w:val="32"/>
-            <w:szCs w:val="32"/>
           </w:rPr>
           <w:t xml:space="preserve"> </w:t>
         </w:r>
@@ -908,63 +946,47 @@
           <w:rPr>
             <w:rStyle w:val="af6"/>
             <w:rFonts w:hint="eastAsia"/>
-            <w:sz w:val="32"/>
-            <w:szCs w:val="32"/>
           </w:rPr>
           <w:t>前言</w:t>
         </w:r>
         <w:r>
           <w:rPr>
             <w:webHidden/>
-            <w:sz w:val="32"/>
-            <w:szCs w:val="32"/>
           </w:rPr>
           <w:tab/>
         </w:r>
         <w:r>
           <w:rPr>
             <w:webHidden/>
-            <w:sz w:val="32"/>
-            <w:szCs w:val="32"/>
           </w:rPr>
           <w:fldChar w:fldCharType="begin"/>
         </w:r>
         <w:r>
           <w:rPr>
             <w:webHidden/>
-            <w:sz w:val="32"/>
-            <w:szCs w:val="32"/>
-          </w:rPr>
-          <w:instrText xml:space="preserve"> PAGEREF _Toc231246522 \h </w:instrText>
+          </w:rPr>
+          <w:instrText xml:space="preserve"> PAGEREF _Toc231248441 \h </w:instrText>
         </w:r>
         <w:r>
           <w:rPr>
             <w:webHidden/>
-            <w:sz w:val="32"/>
-            <w:szCs w:val="32"/>
           </w:rPr>
         </w:r>
         <w:r>
           <w:rPr>
             <w:webHidden/>
-            <w:sz w:val="32"/>
-            <w:szCs w:val="32"/>
           </w:rPr>
           <w:fldChar w:fldCharType="separate"/>
         </w:r>
         <w:r>
           <w:rPr>
             <w:webHidden/>
-            <w:sz w:val="32"/>
-            <w:szCs w:val="32"/>
           </w:rPr>
           <w:t>1</w:t>
         </w:r>
         <w:r>
           <w:rPr>
             <w:webHidden/>
-            <w:sz w:val="32"/>
-            <w:szCs w:val="32"/>
           </w:rPr>
           <w:fldChar w:fldCharType="end"/>
         </w:r>
@@ -981,7 +1003,7 @@
           <w14:ligatures w14:val="standardContextual"/>
         </w:rPr>
       </w:pPr>
-      <w:hyperlink w:anchor="_Toc231246523" w:history="1">
+      <w:hyperlink w:anchor="_Toc231248442" w:history="1">
         <w:r>
           <w:rPr>
             <w:rStyle w:val="af6"/>
@@ -1022,7 +1044,7 @@
             <w:bCs w:val="0"/>
             <w:webHidden/>
           </w:rPr>
-          <w:instrText xml:space="preserve"> PAGEREF _Toc231246523 \h </w:instrText>
+          <w:instrText xml:space="preserve"> PAGEREF _Toc231248442 \h </w:instrText>
         </w:r>
         <w:r>
           <w:rPr>
@@ -1068,7 +1090,7 @@
           <w14:ligatures w14:val="standardContextual"/>
         </w:rPr>
       </w:pPr>
-      <w:hyperlink w:anchor="_Toc231246524" w:history="1">
+      <w:hyperlink w:anchor="_Toc231248443" w:history="1">
         <w:r>
           <w:rPr>
             <w:rStyle w:val="af6"/>
@@ -1109,7 +1131,7 @@
             <w:bCs w:val="0"/>
             <w:webHidden/>
           </w:rPr>
-          <w:instrText xml:space="preserve"> PAGEREF _Toc231246524 \h </w:instrText>
+          <w:instrText xml:space="preserve"> PAGEREF _Toc231248443 \h </w:instrText>
         </w:r>
         <w:r>
           <w:rPr>
@@ -1155,7 +1177,7 @@
           <w14:ligatures w14:val="standardContextual"/>
         </w:rPr>
       </w:pPr>
-      <w:hyperlink w:anchor="_Toc231246525" w:history="1">
+      <w:hyperlink w:anchor="_Toc231248444" w:history="1">
         <w:r>
           <w:rPr>
             <w:rStyle w:val="af6"/>
@@ -1196,7 +1218,7 @@
             <w:bCs w:val="0"/>
             <w:webHidden/>
           </w:rPr>
-          <w:instrText xml:space="preserve"> PAGEREF _Toc231246525 \h </w:instrText>
+          <w:instrText xml:space="preserve"> PAGEREF _Toc231248444 \h </w:instrText>
         </w:r>
         <w:r>
           <w:rPr>
@@ -1242,7 +1264,7 @@
           <w14:ligatures w14:val="standardContextual"/>
         </w:rPr>
       </w:pPr>
-      <w:hyperlink w:anchor="_Toc231246526" w:history="1">
+      <w:hyperlink w:anchor="_Toc231248445" w:history="1">
         <w:r>
           <w:rPr>
             <w:rStyle w:val="af6"/>
@@ -1283,7 +1305,7 @@
             <w:bCs w:val="0"/>
             <w:webHidden/>
           </w:rPr>
-          <w:instrText xml:space="preserve"> PAGEREF _Toc231246526 \h </w:instrText>
+          <w:instrText xml:space="preserve"> PAGEREF _Toc231248445 \h </w:instrText>
         </w:r>
         <w:r>
           <w:rPr>
@@ -1323,111 +1345,81 @@
         <w:pStyle w:val="11"/>
         <w:rPr>
           <w:rFonts w:asciiTheme="minorHAnsi" w:eastAsiaTheme="minorEastAsia" w:hAnsiTheme="minorHAnsi" w:cstheme="minorBidi"/>
-          <w:b w:val="0"/>
-          <w:bCs w:val="0"/>
-          <w:sz w:val="32"/>
-          <w:szCs w:val="32"/>
           <w14:ligatures w14:val="standardContextual"/>
         </w:rPr>
       </w:pPr>
-      <w:hyperlink w:anchor="_Toc231246527" w:history="1">
+      <w:hyperlink w:anchor="_Toc231248446" w:history="1">
         <w:r>
           <w:rPr>
             <w:rStyle w:val="af6"/>
-            <w:rFonts w:cs="標楷體" w:hint="eastAsia"/>
-            <w:sz w:val="32"/>
-            <w:szCs w:val="32"/>
+            <w:rFonts w:hint="eastAsia"/>
           </w:rPr>
           <w:t>第</w:t>
         </w:r>
         <w:r>
           <w:rPr>
             <w:rStyle w:val="af6"/>
-            <w:rFonts w:cs="標楷體"/>
-            <w:sz w:val="32"/>
-            <w:szCs w:val="32"/>
           </w:rPr>
           <w:t>2</w:t>
         </w:r>
         <w:r>
           <w:rPr>
             <w:rStyle w:val="af6"/>
-            <w:rFonts w:cs="標楷體" w:hint="eastAsia"/>
-            <w:sz w:val="32"/>
-            <w:szCs w:val="32"/>
+            <w:rFonts w:hint="eastAsia"/>
           </w:rPr>
           <w:t>章</w:t>
         </w:r>
         <w:r>
           <w:rPr>
             <w:rStyle w:val="af6"/>
-            <w:rFonts w:cs="標楷體"/>
-            <w:sz w:val="32"/>
-            <w:szCs w:val="32"/>
           </w:rPr>
           <w:t xml:space="preserve"> </w:t>
         </w:r>
         <w:r>
           <w:rPr>
             <w:rStyle w:val="af6"/>
-            <w:rFonts w:cs="標楷體" w:hint="eastAsia"/>
-            <w:sz w:val="32"/>
-            <w:szCs w:val="32"/>
+            <w:rFonts w:hint="eastAsia"/>
           </w:rPr>
           <w:t>營運計畫</w:t>
         </w:r>
         <w:r>
           <w:rPr>
             <w:webHidden/>
-            <w:sz w:val="32"/>
-            <w:szCs w:val="32"/>
           </w:rPr>
           <w:tab/>
         </w:r>
         <w:r>
           <w:rPr>
             <w:webHidden/>
-            <w:sz w:val="32"/>
-            <w:szCs w:val="32"/>
           </w:rPr>
           <w:fldChar w:fldCharType="begin"/>
         </w:r>
         <w:r>
           <w:rPr>
             <w:webHidden/>
-            <w:sz w:val="32"/>
-            <w:szCs w:val="32"/>
-          </w:rPr>
-          <w:instrText xml:space="preserve"> PAGEREF _Toc231246527 \h </w:instrText>
+          </w:rPr>
+          <w:instrText xml:space="preserve"> PAGEREF _Toc231248446 \h </w:instrText>
         </w:r>
         <w:r>
           <w:rPr>
             <w:webHidden/>
-            <w:sz w:val="32"/>
-            <w:szCs w:val="32"/>
           </w:rPr>
         </w:r>
         <w:r>
           <w:rPr>
             <w:webHidden/>
-            <w:sz w:val="32"/>
-            <w:szCs w:val="32"/>
           </w:rPr>
           <w:fldChar w:fldCharType="separate"/>
         </w:r>
         <w:r>
           <w:rPr>
             <w:webHidden/>
-            <w:sz w:val="32"/>
-            <w:szCs w:val="32"/>
           </w:rPr>
           <w:t>5</w:t>
         </w:r>
         <w:r>
           <w:rPr>
             <w:webHidden/>
-            <w:sz w:val="32"/>
-            <w:szCs w:val="32"/>
           </w:rPr>
           <w:fldChar w:fldCharType="end"/>
         </w:r>
@@ -1444,7 +1436,7 @@
           <w14:ligatures w14:val="standardContextual"/>
         </w:rPr>
       </w:pPr>
-      <w:hyperlink w:anchor="_Toc231246528" w:history="1">
+      <w:hyperlink w:anchor="_Toc231248447" w:history="1">
         <w:r>
           <w:rPr>
             <w:rStyle w:val="af6"/>
@@ -1485,7 +1477,7 @@
             <w:bCs w:val="0"/>
             <w:webHidden/>
           </w:rPr>
-          <w:instrText xml:space="preserve"> PAGEREF _Toc231246528 \h </w:instrText>
+          <w:instrText xml:space="preserve"> PAGEREF _Toc231248447 \h </w:instrText>
         </w:r>
         <w:r>
           <w:rPr>
@@ -1531,7 +1523,7 @@
           <w14:ligatures w14:val="standardContextual"/>
         </w:rPr>
       </w:pPr>
-      <w:hyperlink w:anchor="_Toc231246529" w:history="1">
+      <w:hyperlink w:anchor="_Toc231248448" w:history="1">
         <w:r>
           <w:rPr>
             <w:rStyle w:val="af6"/>
@@ -1572,7 +1564,7 @@
             <w:bCs w:val="0"/>
             <w:webHidden/>
           </w:rPr>
-          <w:instrText xml:space="preserve"> PAGEREF _Toc231246529 \h </w:instrText>
+          <w:instrText xml:space="preserve"> PAGEREF _Toc231248448 \h </w:instrText>
         </w:r>
         <w:r>
           <w:rPr>
@@ -1618,7 +1610,7 @@
           <w14:ligatures w14:val="standardContextual"/>
         </w:rPr>
       </w:pPr>
-      <w:hyperlink w:anchor="_Toc231246530" w:history="1">
+      <w:hyperlink w:anchor="_Toc231248449" w:history="1">
         <w:r>
           <w:rPr>
             <w:rStyle w:val="af6"/>
@@ -1668,7 +1660,7 @@
             <w:bCs w:val="0"/>
             <w:webHidden/>
           </w:rPr>
-          <w:instrText xml:space="preserve"> PAGEREF _Toc231246530 \h </w:instrText>
+          <w:instrText xml:space="preserve"> PAGEREF _Toc231248449 \h </w:instrText>
         </w:r>
         <w:r>
           <w:rPr>
@@ -1714,7 +1706,7 @@
           <w14:ligatures w14:val="standardContextual"/>
         </w:rPr>
       </w:pPr>
-      <w:hyperlink w:anchor="_Toc231246531" w:history="1">
+      <w:hyperlink w:anchor="_Toc231248450" w:history="1">
         <w:r>
           <w:rPr>
             <w:rStyle w:val="af6"/>
@@ -1764,7 +1756,7 @@
             <w:bCs w:val="0"/>
             <w:webHidden/>
           </w:rPr>
-          <w:instrText xml:space="preserve"> PAGEREF _Toc231246531 \h </w:instrText>
+          <w:instrText xml:space="preserve"> PAGEREF _Toc231248450 \h </w:instrText>
         </w:r>
         <w:r>
           <w:rPr>
@@ -1804,111 +1796,81 @@
         <w:pStyle w:val="11"/>
         <w:rPr>
           <w:rFonts w:asciiTheme="minorHAnsi" w:eastAsiaTheme="minorEastAsia" w:hAnsiTheme="minorHAnsi" w:cstheme="minorBidi"/>
-          <w:b w:val="0"/>
-          <w:bCs w:val="0"/>
-          <w:sz w:val="32"/>
-          <w:szCs w:val="32"/>
           <w14:ligatures w14:val="standardContextual"/>
         </w:rPr>
       </w:pPr>
-      <w:hyperlink w:anchor="_Toc231246532" w:history="1">
+      <w:hyperlink w:anchor="_Toc231248451" w:history="1">
         <w:r>
           <w:rPr>
             <w:rStyle w:val="af6"/>
-            <w:rFonts w:cs="標楷體" w:hint="eastAsia"/>
-            <w:sz w:val="32"/>
-            <w:szCs w:val="32"/>
+            <w:rFonts w:hint="eastAsia"/>
           </w:rPr>
           <w:t>第</w:t>
         </w:r>
         <w:r>
           <w:rPr>
             <w:rStyle w:val="af6"/>
-            <w:rFonts w:cs="標楷體"/>
-            <w:sz w:val="32"/>
-            <w:szCs w:val="32"/>
           </w:rPr>
           <w:t>3</w:t>
         </w:r>
         <w:r>
           <w:rPr>
             <w:rStyle w:val="af6"/>
-            <w:rFonts w:cs="標楷體" w:hint="eastAsia"/>
-            <w:sz w:val="32"/>
-            <w:szCs w:val="32"/>
+            <w:rFonts w:hint="eastAsia"/>
           </w:rPr>
           <w:t>章</w:t>
         </w:r>
         <w:r>
           <w:rPr>
             <w:rStyle w:val="af6"/>
-            <w:rFonts w:cs="標楷體"/>
-            <w:sz w:val="32"/>
-            <w:szCs w:val="32"/>
           </w:rPr>
           <w:t xml:space="preserve"> </w:t>
         </w:r>
         <w:r>
           <w:rPr>
             <w:rStyle w:val="af6"/>
-            <w:rFonts w:cs="標楷體" w:hint="eastAsia"/>
-            <w:sz w:val="32"/>
-            <w:szCs w:val="32"/>
+            <w:rFonts w:hint="eastAsia"/>
           </w:rPr>
           <w:t>系統架構</w:t>
         </w:r>
         <w:r>
           <w:rPr>
             <w:webHidden/>
-            <w:sz w:val="32"/>
-            <w:szCs w:val="32"/>
           </w:rPr>
           <w:tab/>
         </w:r>
         <w:r>
           <w:rPr>
             <w:webHidden/>
-            <w:sz w:val="32"/>
-            <w:szCs w:val="32"/>
           </w:rPr>
           <w:fldChar w:fldCharType="begin"/>
         </w:r>
         <w:r>
           <w:rPr>
             <w:webHidden/>
-            <w:sz w:val="32"/>
-            <w:szCs w:val="32"/>
-          </w:rPr>
-          <w:instrText xml:space="preserve"> PAGEREF _Toc231246532 \h </w:instrText>
+          </w:rPr>
+          <w:instrText xml:space="preserve"> PAGEREF _Toc231248451 \h </w:instrText>
         </w:r>
         <w:r>
           <w:rPr>
             <w:webHidden/>
-            <w:sz w:val="32"/>
-            <w:szCs w:val="32"/>
           </w:rPr>
         </w:r>
         <w:r>
           <w:rPr>
             <w:webHidden/>
-            <w:sz w:val="32"/>
-            <w:szCs w:val="32"/>
           </w:rPr>
           <w:fldChar w:fldCharType="separate"/>
         </w:r>
         <w:r>
           <w:rPr>
             <w:webHidden/>
-            <w:sz w:val="32"/>
-            <w:szCs w:val="32"/>
           </w:rPr>
           <w:t>13</w:t>
         </w:r>
         <w:r>
           <w:rPr>
             <w:webHidden/>
-            <w:sz w:val="32"/>
-            <w:szCs w:val="32"/>
           </w:rPr>
           <w:fldChar w:fldCharType="end"/>
         </w:r>
@@ -1925,7 +1887,7 @@
           <w14:ligatures w14:val="standardContextual"/>
         </w:rPr>
       </w:pPr>
-      <w:hyperlink w:anchor="_Toc231246533" w:history="1">
+      <w:hyperlink w:anchor="_Toc231248452" w:history="1">
         <w:r>
           <w:rPr>
             <w:rStyle w:val="af6"/>
@@ -1966,7 +1928,7 @@
             <w:bCs w:val="0"/>
             <w:webHidden/>
           </w:rPr>
-          <w:instrText xml:space="preserve"> PAGEREF _Toc231246533 \h </w:instrText>
+          <w:instrText xml:space="preserve"> PAGEREF _Toc231248452 \h </w:instrText>
         </w:r>
         <w:r>
           <w:rPr>
@@ -2012,7 +1974,7 @@
           <w14:ligatures w14:val="standardContextual"/>
         </w:rPr>
       </w:pPr>
-      <w:hyperlink w:anchor="_Toc231246534" w:history="1">
+      <w:hyperlink w:anchor="_Toc231248453" w:history="1">
         <w:r>
           <w:rPr>
             <w:rStyle w:val="af6"/>
@@ -2053,7 +2015,7 @@
             <w:bCs w:val="0"/>
             <w:webHidden/>
           </w:rPr>
-          <w:instrText xml:space="preserve"> PAGEREF _Toc231246534 \h </w:instrText>
+          <w:instrText xml:space="preserve"> PAGEREF _Toc231248453 \h </w:instrText>
         </w:r>
         <w:r>
           <w:rPr>
@@ -2099,7 +2061,7 @@
           <w14:ligatures w14:val="standardContextual"/>
         </w:rPr>
       </w:pPr>
-      <w:hyperlink w:anchor="_Toc231246535" w:history="1">
+      <w:hyperlink w:anchor="_Toc231248454" w:history="1">
         <w:r>
           <w:rPr>
             <w:rStyle w:val="af6"/>
@@ -2140,7 +2102,7 @@
             <w:bCs w:val="0"/>
             <w:webHidden/>
           </w:rPr>
-          <w:instrText xml:space="preserve"> PAGEREF _Toc231246535 \h </w:instrText>
+          <w:instrText xml:space="preserve"> PAGEREF _Toc231248454 \h </w:instrText>
         </w:r>
         <w:r>
           <w:rPr>
@@ -2180,111 +2142,81 @@
         <w:pStyle w:val="11"/>
         <w:rPr>
           <w:rFonts w:asciiTheme="minorHAnsi" w:eastAsiaTheme="minorEastAsia" w:hAnsiTheme="minorHAnsi" w:cstheme="minorBidi"/>
-          <w:b w:val="0"/>
-          <w:bCs w:val="0"/>
-          <w:sz w:val="32"/>
-          <w:szCs w:val="32"/>
           <w14:ligatures w14:val="standardContextual"/>
         </w:rPr>
       </w:pPr>
-      <w:hyperlink w:anchor="_Toc231246536" w:history="1">
+      <w:hyperlink w:anchor="_Toc231248455" w:history="1">
         <w:r>
           <w:rPr>
             <w:rStyle w:val="af6"/>
-            <w:rFonts w:cs="標楷體" w:hint="eastAsia"/>
-            <w:sz w:val="32"/>
-            <w:szCs w:val="32"/>
+            <w:rFonts w:hint="eastAsia"/>
           </w:rPr>
           <w:t>第</w:t>
         </w:r>
         <w:r>
           <w:rPr>
             <w:rStyle w:val="af6"/>
-            <w:rFonts w:cs="標楷體"/>
-            <w:sz w:val="32"/>
-            <w:szCs w:val="32"/>
           </w:rPr>
           <w:t>4</w:t>
         </w:r>
         <w:r>
           <w:rPr>
             <w:rStyle w:val="af6"/>
-            <w:rFonts w:cs="標楷體" w:hint="eastAsia"/>
-            <w:sz w:val="32"/>
-            <w:szCs w:val="32"/>
+            <w:rFonts w:hint="eastAsia"/>
           </w:rPr>
           <w:t>章</w:t>
         </w:r>
         <w:r>
           <w:rPr>
             <w:rStyle w:val="af6"/>
-            <w:rFonts w:cs="標楷體"/>
-            <w:sz w:val="32"/>
-            <w:szCs w:val="32"/>
           </w:rPr>
           <w:t xml:space="preserve"> </w:t>
         </w:r>
         <w:r>
           <w:rPr>
             <w:rStyle w:val="af6"/>
-            <w:rFonts w:cs="標楷體" w:hint="eastAsia"/>
-            <w:sz w:val="32"/>
-            <w:szCs w:val="32"/>
+            <w:rFonts w:hint="eastAsia"/>
           </w:rPr>
           <w:t>專案時程與組織分工</w:t>
         </w:r>
         <w:r>
           <w:rPr>
             <w:webHidden/>
-            <w:sz w:val="32"/>
-            <w:szCs w:val="32"/>
           </w:rPr>
           <w:tab/>
         </w:r>
         <w:r>
           <w:rPr>
             <w:webHidden/>
-            <w:sz w:val="32"/>
-            <w:szCs w:val="32"/>
           </w:rPr>
           <w:fldChar w:fldCharType="begin"/>
         </w:r>
         <w:r>
           <w:rPr>
             <w:webHidden/>
-            <w:sz w:val="32"/>
-            <w:szCs w:val="32"/>
-          </w:rPr>
-          <w:instrText xml:space="preserve"> PAGEREF _Toc231246536 \h </w:instrText>
+          </w:rPr>
+          <w:instrText xml:space="preserve"> PAGEREF _Toc231248455 \h </w:instrText>
         </w:r>
         <w:r>
           <w:rPr>
             <w:webHidden/>
-            <w:sz w:val="32"/>
-            <w:szCs w:val="32"/>
           </w:rPr>
         </w:r>
         <w:r>
           <w:rPr>
             <w:webHidden/>
-            <w:sz w:val="32"/>
-            <w:szCs w:val="32"/>
           </w:rPr>
           <w:fldChar w:fldCharType="separate"/>
         </w:r>
         <w:r>
           <w:rPr>
             <w:webHidden/>
-            <w:sz w:val="32"/>
-            <w:szCs w:val="32"/>
-          </w:rPr>
-          <w:t>19</w:t>
+          </w:rPr>
+          <w:t>18</w:t>
         </w:r>
         <w:r>
           <w:rPr>
             <w:webHidden/>
-            <w:sz w:val="32"/>
-            <w:szCs w:val="32"/>
           </w:rPr>
           <w:fldChar w:fldCharType="end"/>
         </w:r>
@@ -2301,7 +2233,7 @@
           <w14:ligatures w14:val="standardContextual"/>
         </w:rPr>
       </w:pPr>
-      <w:hyperlink w:anchor="_Toc231246537" w:history="1">
+      <w:hyperlink w:anchor="_Toc231248456" w:history="1">
         <w:r>
           <w:rPr>
             <w:rStyle w:val="af6"/>
@@ -2342,7 +2274,7 @@
             <w:bCs w:val="0"/>
             <w:webHidden/>
           </w:rPr>
-          <w:instrText xml:space="preserve"> PAGEREF _Toc231246537 \h </w:instrText>
+          <w:instrText xml:space="preserve"> PAGEREF _Toc231248456 \h </w:instrText>
         </w:r>
         <w:r>
           <w:rPr>
@@ -2365,7 +2297,7 @@
             <w:bCs w:val="0"/>
             <w:webHidden/>
           </w:rPr>
-          <w:t>19</w:t>
+          <w:t>18</w:t>
         </w:r>
         <w:r>
           <w:rPr>
@@ -2388,7 +2320,7 @@
           <w14:ligatures w14:val="standardContextual"/>
         </w:rPr>
       </w:pPr>
-      <w:hyperlink w:anchor="_Toc231246538" w:history="1">
+      <w:hyperlink w:anchor="_Toc231248457" w:history="1">
         <w:r>
           <w:rPr>
             <w:rStyle w:val="af6"/>
@@ -2429,7 +2361,7 @@
             <w:bCs w:val="0"/>
             <w:webHidden/>
           </w:rPr>
-          <w:instrText xml:space="preserve"> PAGEREF _Toc231246538 \h </w:instrText>
+          <w:instrText xml:space="preserve"> PAGEREF _Toc231248457 \h </w:instrText>
         </w:r>
         <w:r>
           <w:rPr>
@@ -2452,7 +2384,7 @@
             <w:bCs w:val="0"/>
             <w:webHidden/>
           </w:rPr>
-          <w:t>19</w:t>
+          <w:t>18</w:t>
         </w:r>
         <w:r>
           <w:rPr>
@@ -2475,7 +2407,7 @@
           <w14:ligatures w14:val="standardContextual"/>
         </w:rPr>
       </w:pPr>
-      <w:hyperlink w:anchor="_Toc231246539" w:history="1">
+      <w:hyperlink w:anchor="_Toc231248458" w:history="1">
         <w:r>
           <w:rPr>
             <w:rStyle w:val="af6"/>
@@ -2534,7 +2466,7 @@
             <w:bCs w:val="0"/>
             <w:webHidden/>
           </w:rPr>
-          <w:instrText xml:space="preserve"> PAGEREF _Toc231246539 \h </w:instrText>
+          <w:instrText xml:space="preserve"> PAGEREF _Toc231248458 \h </w:instrText>
         </w:r>
         <w:r>
           <w:rPr>
@@ -2557,7 +2489,7 @@
             <w:bCs w:val="0"/>
             <w:webHidden/>
           </w:rPr>
-          <w:t>22</w:t>
+          <w:t>21</w:t>
         </w:r>
         <w:r>
           <w:rPr>
@@ -2574,111 +2506,81 @@
         <w:pStyle w:val="11"/>
         <w:rPr>
           <w:rFonts w:asciiTheme="minorHAnsi" w:eastAsiaTheme="minorEastAsia" w:hAnsiTheme="minorHAnsi" w:cstheme="minorBidi"/>
-          <w:b w:val="0"/>
-          <w:bCs w:val="0"/>
-          <w:sz w:val="32"/>
-          <w:szCs w:val="32"/>
           <w14:ligatures w14:val="standardContextual"/>
         </w:rPr>
       </w:pPr>
-      <w:hyperlink w:anchor="_Toc231246540" w:history="1">
+      <w:hyperlink w:anchor="_Toc231248459" w:history="1">
         <w:r>
           <w:rPr>
             <w:rStyle w:val="af6"/>
-            <w:rFonts w:cs="標楷體" w:hint="eastAsia"/>
-            <w:sz w:val="32"/>
-            <w:szCs w:val="32"/>
+            <w:rFonts w:hint="eastAsia"/>
           </w:rPr>
           <w:t>第</w:t>
         </w:r>
         <w:r>
           <w:rPr>
             <w:rStyle w:val="af6"/>
-            <w:rFonts w:cs="標楷體"/>
-            <w:sz w:val="32"/>
-            <w:szCs w:val="32"/>
           </w:rPr>
           <w:t>5</w:t>
         </w:r>
         <w:r>
           <w:rPr>
             <w:rStyle w:val="af6"/>
-            <w:rFonts w:cs="標楷體" w:hint="eastAsia"/>
-            <w:sz w:val="32"/>
-            <w:szCs w:val="32"/>
+            <w:rFonts w:hint="eastAsia"/>
           </w:rPr>
           <w:t>章</w:t>
         </w:r>
         <w:r>
           <w:rPr>
             <w:rStyle w:val="af6"/>
-            <w:rFonts w:cs="標楷體"/>
-            <w:sz w:val="32"/>
-            <w:szCs w:val="32"/>
           </w:rPr>
           <w:t xml:space="preserve"> </w:t>
         </w:r>
         <w:r>
           <w:rPr>
             <w:rStyle w:val="af6"/>
-            <w:rFonts w:cs="標楷體" w:hint="eastAsia"/>
-            <w:sz w:val="32"/>
-            <w:szCs w:val="32"/>
+            <w:rFonts w:hint="eastAsia"/>
           </w:rPr>
           <w:t>需求模型</w:t>
         </w:r>
         <w:r>
           <w:rPr>
             <w:webHidden/>
-            <w:sz w:val="32"/>
-            <w:szCs w:val="32"/>
           </w:rPr>
           <w:tab/>
         </w:r>
         <w:r>
           <w:rPr>
             <w:webHidden/>
-            <w:sz w:val="32"/>
-            <w:szCs w:val="32"/>
           </w:rPr>
           <w:fldChar w:fldCharType="begin"/>
         </w:r>
         <w:r>
           <w:rPr>
             <w:webHidden/>
-            <w:sz w:val="32"/>
-            <w:szCs w:val="32"/>
-          </w:rPr>
-          <w:instrText xml:space="preserve"> PAGEREF _Toc231246540 \h </w:instrText>
+          </w:rPr>
+          <w:instrText xml:space="preserve"> PAGEREF _Toc231248459 \h </w:instrText>
         </w:r>
         <w:r>
           <w:rPr>
             <w:webHidden/>
-            <w:sz w:val="32"/>
-            <w:szCs w:val="32"/>
           </w:rPr>
         </w:r>
         <w:r>
           <w:rPr>
             <w:webHidden/>
-            <w:sz w:val="32"/>
-            <w:szCs w:val="32"/>
           </w:rPr>
           <w:fldChar w:fldCharType="separate"/>
         </w:r>
         <w:r>
           <w:rPr>
             <w:webHidden/>
-            <w:sz w:val="32"/>
-            <w:szCs w:val="32"/>
-          </w:rPr>
-          <w:t>23</w:t>
+          </w:rPr>
+          <w:t>22</w:t>
         </w:r>
         <w:r>
           <w:rPr>
             <w:webHidden/>
-            <w:sz w:val="32"/>
-            <w:szCs w:val="32"/>
           </w:rPr>
           <w:fldChar w:fldCharType="end"/>
         </w:r>
@@ -2695,7 +2597,7 @@
           <w14:ligatures w14:val="standardContextual"/>
         </w:rPr>
       </w:pPr>
-      <w:hyperlink w:anchor="_Toc231246541" w:history="1">
+      <w:hyperlink w:anchor="_Toc231248460" w:history="1">
         <w:r>
           <w:rPr>
             <w:rStyle w:val="af6"/>
@@ -2736,7 +2638,7 @@
             <w:bCs w:val="0"/>
             <w:webHidden/>
           </w:rPr>
-          <w:instrText xml:space="preserve"> PAGEREF _Toc231246541 \h </w:instrText>
+          <w:instrText xml:space="preserve"> PAGEREF _Toc231248460 \h </w:instrText>
         </w:r>
         <w:r>
           <w:rPr>
@@ -2759,7 +2661,7 @@
             <w:bCs w:val="0"/>
             <w:webHidden/>
           </w:rPr>
-          <w:t>23</w:t>
+          <w:t>22</w:t>
         </w:r>
         <w:r>
           <w:rPr>
@@ -2782,7 +2684,7 @@
           <w14:ligatures w14:val="standardContextual"/>
         </w:rPr>
       </w:pPr>
-      <w:hyperlink w:anchor="_Toc231246542" w:history="1">
+      <w:hyperlink w:anchor="_Toc231248461" w:history="1">
         <w:r>
           <w:rPr>
             <w:rStyle w:val="af6"/>
@@ -2823,7 +2725,7 @@
             <w:bCs w:val="0"/>
             <w:webHidden/>
           </w:rPr>
-          <w:instrText xml:space="preserve"> PAGEREF _Toc231246542 \h </w:instrText>
+          <w:instrText xml:space="preserve"> PAGEREF _Toc231248461 \h </w:instrText>
         </w:r>
         <w:r>
           <w:rPr>
@@ -2846,7 +2748,7 @@
             <w:bCs w:val="0"/>
             <w:webHidden/>
           </w:rPr>
-          <w:t>25</w:t>
+          <w:t>24</w:t>
         </w:r>
         <w:r>
           <w:rPr>
@@ -2869,7 +2771,7 @@
           <w14:ligatures w14:val="standardContextual"/>
         </w:rPr>
       </w:pPr>
-      <w:hyperlink w:anchor="_Toc231246543" w:history="1">
+      <w:hyperlink w:anchor="_Toc231248462" w:history="1">
         <w:r>
           <w:rPr>
             <w:rStyle w:val="af6"/>
@@ -2877,7 +2779,7 @@
             <w:b w:val="0"/>
             <w:bCs w:val="0"/>
           </w:rPr>
-          <w:t xml:space="preserve">5-4 </w:t>
+          <w:t xml:space="preserve">5-3 </w:t>
         </w:r>
         <w:r>
           <w:rPr>
@@ -2886,7 +2788,7 @@
             <w:b w:val="0"/>
             <w:bCs w:val="0"/>
           </w:rPr>
-          <w:t>分析類別圖</w:t>
+          <w:t>活動圖</w:t>
         </w:r>
         <w:r>
           <w:rPr>
@@ -2910,7 +2812,7 @@
             <w:bCs w:val="0"/>
             <w:webHidden/>
           </w:rPr>
-          <w:instrText xml:space="preserve"> PAGEREF _Toc231246543 \h </w:instrText>
+          <w:instrText xml:space="preserve"> PAGEREF _Toc231248462 \h </w:instrText>
         </w:r>
         <w:r>
           <w:rPr>
@@ -2933,128 +2835,13 @@
             <w:bCs w:val="0"/>
             <w:webHidden/>
           </w:rPr>
-          <w:t>39</w:t>
+          <w:t>25</w:t>
         </w:r>
         <w:r>
           <w:rPr>
             <w:b w:val="0"/>
             <w:bCs w:val="0"/>
             <w:webHidden/>
-          </w:rPr>
-          <w:fldChar w:fldCharType="end"/>
-        </w:r>
-      </w:hyperlink>
-    </w:p>
-    <w:p>
-      <w:pPr>
-        <w:pStyle w:val="11"/>
-        <w:rPr>
-          <w:rFonts w:asciiTheme="minorHAnsi" w:eastAsiaTheme="minorEastAsia" w:hAnsiTheme="minorHAnsi" w:cstheme="minorBidi"/>
-          <w:b w:val="0"/>
-          <w:bCs w:val="0"/>
-          <w:sz w:val="32"/>
-          <w:szCs w:val="32"/>
-          <w14:ligatures w14:val="standardContextual"/>
-        </w:rPr>
-      </w:pPr>
-      <w:hyperlink w:anchor="_Toc231246544" w:history="1">
-        <w:r>
-          <w:rPr>
-            <w:rStyle w:val="af6"/>
-            <w:rFonts w:cs="標楷體" w:hint="eastAsia"/>
-            <w:sz w:val="32"/>
-            <w:szCs w:val="32"/>
-          </w:rPr>
-          <w:t>第</w:t>
-        </w:r>
-        <w:r>
-          <w:rPr>
-            <w:rStyle w:val="af6"/>
-            <w:rFonts w:cs="標楷體"/>
-            <w:sz w:val="32"/>
-            <w:szCs w:val="32"/>
-          </w:rPr>
-          <w:t>6</w:t>
-        </w:r>
-        <w:r>
-          <w:rPr>
-            <w:rStyle w:val="af6"/>
-            <w:rFonts w:cs="標楷體" w:hint="eastAsia"/>
-            <w:sz w:val="32"/>
-            <w:szCs w:val="32"/>
-          </w:rPr>
-          <w:t>章</w:t>
-        </w:r>
-        <w:r>
-          <w:rPr>
-            <w:rStyle w:val="af6"/>
-            <w:rFonts w:cs="標楷體"/>
-            <w:sz w:val="32"/>
-            <w:szCs w:val="32"/>
-          </w:rPr>
-          <w:t xml:space="preserve"> </w:t>
-        </w:r>
-        <w:r>
-          <w:rPr>
-            <w:rStyle w:val="af6"/>
-            <w:rFonts w:cs="標楷體" w:hint="eastAsia"/>
-            <w:sz w:val="32"/>
-            <w:szCs w:val="32"/>
-          </w:rPr>
-          <w:t>設計模型</w:t>
-        </w:r>
-        <w:r>
-          <w:rPr>
-            <w:webHidden/>
-            <w:sz w:val="32"/>
-            <w:szCs w:val="32"/>
-          </w:rPr>
-          <w:tab/>
-        </w:r>
-        <w:r>
-          <w:rPr>
-            <w:webHidden/>
-            <w:sz w:val="32"/>
-            <w:szCs w:val="32"/>
-          </w:rPr>
-          <w:fldChar w:fldCharType="begin"/>
-        </w:r>
-        <w:r>
-          <w:rPr>
-            <w:webHidden/>
-            <w:sz w:val="32"/>
-            <w:szCs w:val="32"/>
-          </w:rPr>
-          <w:instrText xml:space="preserve"> PAGEREF _Toc231246544 \h </w:instrText>
-        </w:r>
-        <w:r>
-          <w:rPr>
-            <w:webHidden/>
-            <w:sz w:val="32"/>
-            <w:szCs w:val="32"/>
-          </w:rPr>
-        </w:r>
-        <w:r>
-          <w:rPr>
-            <w:webHidden/>
-            <w:sz w:val="32"/>
-            <w:szCs w:val="32"/>
-          </w:rPr>
-          <w:fldChar w:fldCharType="separate"/>
-        </w:r>
-        <w:r>
-          <w:rPr>
-            <w:webHidden/>
-            <w:sz w:val="32"/>
-            <w:szCs w:val="32"/>
-          </w:rPr>
-          <w:t>40</w:t>
-        </w:r>
-        <w:r>
-          <w:rPr>
-            <w:webHidden/>
-            <w:sz w:val="32"/>
-            <w:szCs w:val="32"/>
           </w:rPr>
           <w:fldChar w:fldCharType="end"/>
         </w:r>
@@ -3071,7 +2858,7 @@
           <w14:ligatures w14:val="standardContextual"/>
         </w:rPr>
       </w:pPr>
-      <w:hyperlink w:anchor="_Toc231246545" w:history="1">
+      <w:hyperlink w:anchor="_Toc231248463" w:history="1">
         <w:r>
           <w:rPr>
             <w:rStyle w:val="af6"/>
@@ -3079,7 +2866,7 @@
             <w:b w:val="0"/>
             <w:bCs w:val="0"/>
           </w:rPr>
-          <w:t xml:space="preserve">6-1 </w:t>
+          <w:t xml:space="preserve">5-4 </w:t>
         </w:r>
         <w:r>
           <w:rPr>
@@ -3088,7 +2875,7 @@
             <w:b w:val="0"/>
             <w:bCs w:val="0"/>
           </w:rPr>
-          <w:t>循序圖</w:t>
+          <w:t>分析類別圖</w:t>
         </w:r>
         <w:r>
           <w:rPr>
@@ -3112,7 +2899,7 @@
             <w:bCs w:val="0"/>
             <w:webHidden/>
           </w:rPr>
-          <w:instrText xml:space="preserve"> PAGEREF _Toc231246545 \h </w:instrText>
+          <w:instrText xml:space="preserve"> PAGEREF _Toc231248463 \h </w:instrText>
         </w:r>
         <w:r>
           <w:rPr>
@@ -3135,12 +2922,97 @@
             <w:bCs w:val="0"/>
             <w:webHidden/>
           </w:rPr>
-          <w:t>40</w:t>
+          <w:t>38</w:t>
         </w:r>
         <w:r>
           <w:rPr>
             <w:b w:val="0"/>
             <w:bCs w:val="0"/>
+            <w:webHidden/>
+          </w:rPr>
+          <w:fldChar w:fldCharType="end"/>
+        </w:r>
+      </w:hyperlink>
+    </w:p>
+    <w:p>
+      <w:pPr>
+        <w:pStyle w:val="11"/>
+        <w:rPr>
+          <w:rFonts w:asciiTheme="minorHAnsi" w:eastAsiaTheme="minorEastAsia" w:hAnsiTheme="minorHAnsi" w:cstheme="minorBidi"/>
+          <w14:ligatures w14:val="standardContextual"/>
+        </w:rPr>
+      </w:pPr>
+      <w:hyperlink w:anchor="_Toc231248464" w:history="1">
+        <w:r>
+          <w:rPr>
+            <w:rStyle w:val="af6"/>
+            <w:rFonts w:hint="eastAsia"/>
+          </w:rPr>
+          <w:t>第</w:t>
+        </w:r>
+        <w:r>
+          <w:rPr>
+            <w:rStyle w:val="af6"/>
+          </w:rPr>
+          <w:t>6</w:t>
+        </w:r>
+        <w:r>
+          <w:rPr>
+            <w:rStyle w:val="af6"/>
+            <w:rFonts w:hint="eastAsia"/>
+          </w:rPr>
+          <w:t>章</w:t>
+        </w:r>
+        <w:r>
+          <w:rPr>
+            <w:rStyle w:val="af6"/>
+          </w:rPr>
+          <w:t xml:space="preserve"> </w:t>
+        </w:r>
+        <w:r>
+          <w:rPr>
+            <w:rStyle w:val="af6"/>
+            <w:rFonts w:hint="eastAsia"/>
+          </w:rPr>
+          <w:t>設計模型</w:t>
+        </w:r>
+        <w:r>
+          <w:rPr>
+            <w:webHidden/>
+          </w:rPr>
+          <w:tab/>
+        </w:r>
+        <w:r>
+          <w:rPr>
+            <w:webHidden/>
+          </w:rPr>
+          <w:fldChar w:fldCharType="begin"/>
+        </w:r>
+        <w:r>
+          <w:rPr>
+            <w:webHidden/>
+          </w:rPr>
+          <w:instrText xml:space="preserve"> PAGEREF _Toc231248464 \h </w:instrText>
+        </w:r>
+        <w:r>
+          <w:rPr>
+            <w:webHidden/>
+          </w:rPr>
+        </w:r>
+        <w:r>
+          <w:rPr>
+            <w:webHidden/>
+          </w:rPr>
+          <w:fldChar w:fldCharType="separate"/>
+        </w:r>
+        <w:r>
+          <w:rPr>
+            <w:webHidden/>
+          </w:rPr>
+          <w:t>39</w:t>
+        </w:r>
+        <w:r>
+          <w:rPr>
             <w:webHidden/>
           </w:rPr>
           <w:fldChar w:fldCharType="end"/>
@@ -3158,7 +3030,7 @@
           <w14:ligatures w14:val="standardContextual"/>
         </w:rPr>
       </w:pPr>
-      <w:hyperlink w:anchor="_Toc231246546" w:history="1">
+      <w:hyperlink w:anchor="_Toc231248465" w:history="1">
         <w:r>
           <w:rPr>
             <w:rStyle w:val="af6"/>
@@ -3166,7 +3038,7 @@
             <w:b w:val="0"/>
             <w:bCs w:val="0"/>
           </w:rPr>
-          <w:t xml:space="preserve">6-2 </w:t>
+          <w:t xml:space="preserve">6-1 </w:t>
         </w:r>
         <w:r>
           <w:rPr>
@@ -3175,7 +3047,7 @@
             <w:b w:val="0"/>
             <w:bCs w:val="0"/>
           </w:rPr>
-          <w:t>設計類別圖</w:t>
+          <w:t>循序圖</w:t>
         </w:r>
         <w:r>
           <w:rPr>
@@ -3199,7 +3071,7 @@
             <w:bCs w:val="0"/>
             <w:webHidden/>
           </w:rPr>
-          <w:instrText xml:space="preserve"> PAGEREF _Toc231246546 \h </w:instrText>
+          <w:instrText xml:space="preserve"> PAGEREF _Toc231248465 \h </w:instrText>
         </w:r>
         <w:r>
           <w:rPr>
@@ -3222,128 +3094,13 @@
             <w:bCs w:val="0"/>
             <w:webHidden/>
           </w:rPr>
-          <w:t>48</w:t>
+          <w:t>39</w:t>
         </w:r>
         <w:r>
           <w:rPr>
             <w:b w:val="0"/>
             <w:bCs w:val="0"/>
             <w:webHidden/>
-          </w:rPr>
-          <w:fldChar w:fldCharType="end"/>
-        </w:r>
-      </w:hyperlink>
-    </w:p>
-    <w:p>
-      <w:pPr>
-        <w:pStyle w:val="11"/>
-        <w:rPr>
-          <w:rFonts w:asciiTheme="minorHAnsi" w:eastAsiaTheme="minorEastAsia" w:hAnsiTheme="minorHAnsi" w:cstheme="minorBidi"/>
-          <w:b w:val="0"/>
-          <w:bCs w:val="0"/>
-          <w:sz w:val="32"/>
-          <w:szCs w:val="32"/>
-          <w14:ligatures w14:val="standardContextual"/>
-        </w:rPr>
-      </w:pPr>
-      <w:hyperlink w:anchor="_Toc231246547" w:history="1">
-        <w:r>
-          <w:rPr>
-            <w:rStyle w:val="af6"/>
-            <w:rFonts w:cs="標楷體" w:hint="eastAsia"/>
-            <w:sz w:val="32"/>
-            <w:szCs w:val="32"/>
-          </w:rPr>
-          <w:t>第</w:t>
-        </w:r>
-        <w:r>
-          <w:rPr>
-            <w:rStyle w:val="af6"/>
-            <w:rFonts w:cs="標楷體"/>
-            <w:sz w:val="32"/>
-            <w:szCs w:val="32"/>
-          </w:rPr>
-          <w:t>7</w:t>
-        </w:r>
-        <w:r>
-          <w:rPr>
-            <w:rStyle w:val="af6"/>
-            <w:rFonts w:cs="標楷體" w:hint="eastAsia"/>
-            <w:sz w:val="32"/>
-            <w:szCs w:val="32"/>
-          </w:rPr>
-          <w:t>章</w:t>
-        </w:r>
-        <w:r>
-          <w:rPr>
-            <w:rStyle w:val="af6"/>
-            <w:rFonts w:cs="標楷體"/>
-            <w:sz w:val="32"/>
-            <w:szCs w:val="32"/>
-          </w:rPr>
-          <w:t xml:space="preserve"> </w:t>
-        </w:r>
-        <w:r>
-          <w:rPr>
-            <w:rStyle w:val="af6"/>
-            <w:rFonts w:cs="標楷體" w:hint="eastAsia"/>
-            <w:sz w:val="32"/>
-            <w:szCs w:val="32"/>
-          </w:rPr>
-          <w:t>實作模型</w:t>
-        </w:r>
-        <w:r>
-          <w:rPr>
-            <w:webHidden/>
-            <w:sz w:val="32"/>
-            <w:szCs w:val="32"/>
-          </w:rPr>
-          <w:tab/>
-        </w:r>
-        <w:r>
-          <w:rPr>
-            <w:webHidden/>
-            <w:sz w:val="32"/>
-            <w:szCs w:val="32"/>
-          </w:rPr>
-          <w:fldChar w:fldCharType="begin"/>
-        </w:r>
-        <w:r>
-          <w:rPr>
-            <w:webHidden/>
-            <w:sz w:val="32"/>
-            <w:szCs w:val="32"/>
-          </w:rPr>
-          <w:instrText xml:space="preserve"> PAGEREF _Toc231246547 \h </w:instrText>
-        </w:r>
-        <w:r>
-          <w:rPr>
-            <w:webHidden/>
-            <w:sz w:val="32"/>
-            <w:szCs w:val="32"/>
-          </w:rPr>
-        </w:r>
-        <w:r>
-          <w:rPr>
-            <w:webHidden/>
-            <w:sz w:val="32"/>
-            <w:szCs w:val="32"/>
-          </w:rPr>
-          <w:fldChar w:fldCharType="separate"/>
-        </w:r>
-        <w:r>
-          <w:rPr>
-            <w:webHidden/>
-            <w:sz w:val="32"/>
-            <w:szCs w:val="32"/>
-          </w:rPr>
-          <w:t>49</w:t>
-        </w:r>
-        <w:r>
-          <w:rPr>
-            <w:webHidden/>
-            <w:sz w:val="32"/>
-            <w:szCs w:val="32"/>
           </w:rPr>
           <w:fldChar w:fldCharType="end"/>
         </w:r>
@@ -3360,23 +3117,24 @@
           <w14:ligatures w14:val="standardContextual"/>
         </w:rPr>
       </w:pPr>
-      <w:hyperlink w:anchor="_Toc231246548" w:history="1">
+      <w:hyperlink w:anchor="_Toc231248466" w:history="1">
         <w:r>
           <w:rPr>
             <w:rStyle w:val="af6"/>
+            <w:rFonts w:cs="標楷體"/>
             <w:b w:val="0"/>
             <w:bCs w:val="0"/>
           </w:rPr>
-          <w:t>7-1</w:t>
+          <w:t xml:space="preserve">6-2 </w:t>
         </w:r>
         <w:r>
           <w:rPr>
             <w:rStyle w:val="af6"/>
-            <w:rFonts w:hint="eastAsia"/>
+            <w:rFonts w:cs="標楷體" w:hint="eastAsia"/>
             <w:b w:val="0"/>
             <w:bCs w:val="0"/>
           </w:rPr>
-          <w:t>佈署圖</w:t>
+          <w:t>設計類別圖</w:t>
         </w:r>
         <w:r>
           <w:rPr>
@@ -3400,7 +3158,7 @@
             <w:bCs w:val="0"/>
             <w:webHidden/>
           </w:rPr>
-          <w:instrText xml:space="preserve"> PAGEREF _Toc231246548 \h </w:instrText>
+          <w:instrText xml:space="preserve"> PAGEREF _Toc231248466 \h </w:instrText>
         </w:r>
         <w:r>
           <w:rPr>
@@ -3423,12 +3181,97 @@
             <w:bCs w:val="0"/>
             <w:webHidden/>
           </w:rPr>
-          <w:t>49</w:t>
+          <w:t>47</w:t>
         </w:r>
         <w:r>
           <w:rPr>
             <w:b w:val="0"/>
             <w:bCs w:val="0"/>
+            <w:webHidden/>
+          </w:rPr>
+          <w:fldChar w:fldCharType="end"/>
+        </w:r>
+      </w:hyperlink>
+    </w:p>
+    <w:p>
+      <w:pPr>
+        <w:pStyle w:val="11"/>
+        <w:rPr>
+          <w:rFonts w:asciiTheme="minorHAnsi" w:eastAsiaTheme="minorEastAsia" w:hAnsiTheme="minorHAnsi" w:cstheme="minorBidi"/>
+          <w14:ligatures w14:val="standardContextual"/>
+        </w:rPr>
+      </w:pPr>
+      <w:hyperlink w:anchor="_Toc231248467" w:history="1">
+        <w:r>
+          <w:rPr>
+            <w:rStyle w:val="af6"/>
+            <w:rFonts w:hint="eastAsia"/>
+          </w:rPr>
+          <w:t>第</w:t>
+        </w:r>
+        <w:r>
+          <w:rPr>
+            <w:rStyle w:val="af6"/>
+          </w:rPr>
+          <w:t>7</w:t>
+        </w:r>
+        <w:r>
+          <w:rPr>
+            <w:rStyle w:val="af6"/>
+            <w:rFonts w:hint="eastAsia"/>
+          </w:rPr>
+          <w:t>章</w:t>
+        </w:r>
+        <w:r>
+          <w:rPr>
+            <w:rStyle w:val="af6"/>
+          </w:rPr>
+          <w:t xml:space="preserve"> </w:t>
+        </w:r>
+        <w:r>
+          <w:rPr>
+            <w:rStyle w:val="af6"/>
+            <w:rFonts w:hint="eastAsia"/>
+          </w:rPr>
+          <w:t>實作模型</w:t>
+        </w:r>
+        <w:r>
+          <w:rPr>
+            <w:webHidden/>
+          </w:rPr>
+          <w:tab/>
+        </w:r>
+        <w:r>
+          <w:rPr>
+            <w:webHidden/>
+          </w:rPr>
+          <w:fldChar w:fldCharType="begin"/>
+        </w:r>
+        <w:r>
+          <w:rPr>
+            <w:webHidden/>
+          </w:rPr>
+          <w:instrText xml:space="preserve"> PAGEREF _Toc231248467 \h </w:instrText>
+        </w:r>
+        <w:r>
+          <w:rPr>
+            <w:webHidden/>
+          </w:rPr>
+        </w:r>
+        <w:r>
+          <w:rPr>
+            <w:webHidden/>
+          </w:rPr>
+          <w:fldChar w:fldCharType="separate"/>
+        </w:r>
+        <w:r>
+          <w:rPr>
+            <w:webHidden/>
+          </w:rPr>
+          <w:t>48</w:t>
+        </w:r>
+        <w:r>
+          <w:rPr>
             <w:webHidden/>
           </w:rPr>
           <w:fldChar w:fldCharType="end"/>
@@ -3446,14 +3289,14 @@
           <w14:ligatures w14:val="standardContextual"/>
         </w:rPr>
       </w:pPr>
-      <w:hyperlink w:anchor="_Toc231246549" w:history="1">
+      <w:hyperlink w:anchor="_Toc231248468" w:history="1">
         <w:r>
           <w:rPr>
             <w:rStyle w:val="af6"/>
             <w:b w:val="0"/>
             <w:bCs w:val="0"/>
           </w:rPr>
-          <w:t>7-2</w:t>
+          <w:t>7-1</w:t>
         </w:r>
         <w:r>
           <w:rPr>
@@ -3462,7 +3305,7 @@
             <w:b w:val="0"/>
             <w:bCs w:val="0"/>
           </w:rPr>
-          <w:t>套件圖</w:t>
+          <w:t>佈署圖</w:t>
         </w:r>
         <w:r>
           <w:rPr>
@@ -3486,7 +3329,7 @@
             <w:bCs w:val="0"/>
             <w:webHidden/>
           </w:rPr>
-          <w:instrText xml:space="preserve"> PAGEREF _Toc231246549 \h </w:instrText>
+          <w:instrText xml:space="preserve"> PAGEREF _Toc231248468 \h </w:instrText>
         </w:r>
         <w:r>
           <w:rPr>
@@ -3509,7 +3352,7 @@
             <w:bCs w:val="0"/>
             <w:webHidden/>
           </w:rPr>
-          <w:t>49</w:t>
+          <w:t>48</w:t>
         </w:r>
         <w:r>
           <w:rPr>
@@ -3532,24 +3375,23 @@
           <w14:ligatures w14:val="standardContextual"/>
         </w:rPr>
       </w:pPr>
-      <w:hyperlink w:anchor="_Toc231246550" w:history="1">
+      <w:hyperlink w:anchor="_Toc231248469" w:history="1">
         <w:r>
           <w:rPr>
             <w:rStyle w:val="af6"/>
-            <w:rFonts w:cs="標楷體"/>
             <w:b w:val="0"/>
             <w:bCs w:val="0"/>
           </w:rPr>
-          <w:t xml:space="preserve">7-3 </w:t>
+          <w:t>7-2</w:t>
         </w:r>
         <w:r>
           <w:rPr>
             <w:rStyle w:val="af6"/>
-            <w:rFonts w:cs="標楷體" w:hint="eastAsia"/>
+            <w:rFonts w:hint="eastAsia"/>
             <w:b w:val="0"/>
             <w:bCs w:val="0"/>
           </w:rPr>
-          <w:t>元件圖</w:t>
+          <w:t>套件圖</w:t>
         </w:r>
         <w:r>
           <w:rPr>
@@ -3573,7 +3415,7 @@
             <w:bCs w:val="0"/>
             <w:webHidden/>
           </w:rPr>
-          <w:instrText xml:space="preserve"> PAGEREF _Toc231246550 \h </w:instrText>
+          <w:instrText xml:space="preserve"> PAGEREF _Toc231248469 \h </w:instrText>
         </w:r>
         <w:r>
           <w:rPr>
@@ -3596,7 +3438,7 @@
             <w:bCs w:val="0"/>
             <w:webHidden/>
           </w:rPr>
-          <w:t>50</w:t>
+          <w:t>48</w:t>
         </w:r>
         <w:r>
           <w:rPr>
@@ -3619,7 +3461,7 @@
           <w14:ligatures w14:val="standardContextual"/>
         </w:rPr>
       </w:pPr>
-      <w:hyperlink w:anchor="_Toc231246551" w:history="1">
+      <w:hyperlink w:anchor="_Toc231248470" w:history="1">
         <w:r>
           <w:rPr>
             <w:rStyle w:val="af6"/>
@@ -3627,7 +3469,7 @@
             <w:b w:val="0"/>
             <w:bCs w:val="0"/>
           </w:rPr>
-          <w:t xml:space="preserve">7-4 </w:t>
+          <w:t xml:space="preserve">7-3 </w:t>
         </w:r>
         <w:r>
           <w:rPr>
@@ -3636,7 +3478,7 @@
             <w:b w:val="0"/>
             <w:bCs w:val="0"/>
           </w:rPr>
-          <w:t>狀態機圖與時序圖</w:t>
+          <w:t>元件圖</w:t>
         </w:r>
         <w:r>
           <w:rPr>
@@ -3660,7 +3502,7 @@
             <w:bCs w:val="0"/>
             <w:webHidden/>
           </w:rPr>
-          <w:instrText xml:space="preserve"> PAGEREF _Toc231246551 \h </w:instrText>
+          <w:instrText xml:space="preserve"> PAGEREF _Toc231248470 \h </w:instrText>
         </w:r>
         <w:r>
           <w:rPr>
@@ -3683,128 +3525,13 @@
             <w:bCs w:val="0"/>
             <w:webHidden/>
           </w:rPr>
-          <w:t>51</w:t>
+          <w:t>49</w:t>
         </w:r>
         <w:r>
           <w:rPr>
             <w:b w:val="0"/>
             <w:bCs w:val="0"/>
             <w:webHidden/>
-          </w:rPr>
-          <w:fldChar w:fldCharType="end"/>
-        </w:r>
-      </w:hyperlink>
-    </w:p>
-    <w:p>
-      <w:pPr>
-        <w:pStyle w:val="11"/>
-        <w:rPr>
-          <w:rFonts w:asciiTheme="minorHAnsi" w:eastAsiaTheme="minorEastAsia" w:hAnsiTheme="minorHAnsi" w:cstheme="minorBidi"/>
-          <w:b w:val="0"/>
-          <w:bCs w:val="0"/>
-          <w:sz w:val="32"/>
-          <w:szCs w:val="32"/>
-          <w14:ligatures w14:val="standardContextual"/>
-        </w:rPr>
-      </w:pPr>
-      <w:hyperlink w:anchor="_Toc231246552" w:history="1">
-        <w:r>
-          <w:rPr>
-            <w:rStyle w:val="af6"/>
-            <w:rFonts w:cs="標楷體" w:hint="eastAsia"/>
-            <w:sz w:val="32"/>
-            <w:szCs w:val="32"/>
-          </w:rPr>
-          <w:t>第</w:t>
-        </w:r>
-        <w:r>
-          <w:rPr>
-            <w:rStyle w:val="af6"/>
-            <w:rFonts w:cs="標楷體"/>
-            <w:sz w:val="32"/>
-            <w:szCs w:val="32"/>
-          </w:rPr>
-          <w:t>8</w:t>
-        </w:r>
-        <w:r>
-          <w:rPr>
-            <w:rStyle w:val="af6"/>
-            <w:rFonts w:cs="標楷體" w:hint="eastAsia"/>
-            <w:sz w:val="32"/>
-            <w:szCs w:val="32"/>
-          </w:rPr>
-          <w:t>章</w:t>
-        </w:r>
-        <w:r>
-          <w:rPr>
-            <w:rStyle w:val="af6"/>
-            <w:rFonts w:cs="標楷體"/>
-            <w:sz w:val="32"/>
-            <w:szCs w:val="32"/>
-          </w:rPr>
-          <w:t xml:space="preserve"> </w:t>
-        </w:r>
-        <w:r>
-          <w:rPr>
-            <w:rStyle w:val="af6"/>
-            <w:rFonts w:cs="標楷體" w:hint="eastAsia"/>
-            <w:sz w:val="32"/>
-            <w:szCs w:val="32"/>
-          </w:rPr>
-          <w:t>資料庫設計</w:t>
-        </w:r>
-        <w:r>
-          <w:rPr>
-            <w:webHidden/>
-            <w:sz w:val="32"/>
-            <w:szCs w:val="32"/>
-          </w:rPr>
-          <w:tab/>
-        </w:r>
-        <w:r>
-          <w:rPr>
-            <w:webHidden/>
-            <w:sz w:val="32"/>
-            <w:szCs w:val="32"/>
-          </w:rPr>
-          <w:fldChar w:fldCharType="begin"/>
-        </w:r>
-        <w:r>
-          <w:rPr>
-            <w:webHidden/>
-            <w:sz w:val="32"/>
-            <w:szCs w:val="32"/>
-          </w:rPr>
-          <w:instrText xml:space="preserve"> PAGEREF _Toc231246552 \h </w:instrText>
-        </w:r>
-        <w:r>
-          <w:rPr>
-            <w:webHidden/>
-            <w:sz w:val="32"/>
-            <w:szCs w:val="32"/>
-          </w:rPr>
-        </w:r>
-        <w:r>
-          <w:rPr>
-            <w:webHidden/>
-            <w:sz w:val="32"/>
-            <w:szCs w:val="32"/>
-          </w:rPr>
-          <w:fldChar w:fldCharType="separate"/>
-        </w:r>
-        <w:r>
-          <w:rPr>
-            <w:webHidden/>
-            <w:sz w:val="32"/>
-            <w:szCs w:val="32"/>
-          </w:rPr>
-          <w:t>52</w:t>
-        </w:r>
-        <w:r>
-          <w:rPr>
-            <w:webHidden/>
-            <w:sz w:val="32"/>
-            <w:szCs w:val="32"/>
           </w:rPr>
           <w:fldChar w:fldCharType="end"/>
         </w:r>
@@ -3821,7 +3548,7 @@
           <w14:ligatures w14:val="standardContextual"/>
         </w:rPr>
       </w:pPr>
-      <w:hyperlink w:anchor="_Toc231246553" w:history="1">
+      <w:hyperlink w:anchor="_Toc231248471" w:history="1">
         <w:r>
           <w:rPr>
             <w:rStyle w:val="af6"/>
@@ -3829,7 +3556,7 @@
             <w:b w:val="0"/>
             <w:bCs w:val="0"/>
           </w:rPr>
-          <w:t xml:space="preserve">8-1 </w:t>
+          <w:t xml:space="preserve">7-4 </w:t>
         </w:r>
         <w:r>
           <w:rPr>
@@ -3838,25 +3565,7 @@
             <w:b w:val="0"/>
             <w:bCs w:val="0"/>
           </w:rPr>
-          <w:t>資料庫關聯表（參考關係與限制</w:t>
-        </w:r>
-        <w:r>
-          <w:rPr>
-            <w:rStyle w:val="af6"/>
-            <w:rFonts w:cs="標楷體"/>
-            <w:b w:val="0"/>
-            <w:bCs w:val="0"/>
-          </w:rPr>
-          <w:t xml:space="preserve"> Constraints</w:t>
-        </w:r>
-        <w:r>
-          <w:rPr>
-            <w:rStyle w:val="af6"/>
-            <w:rFonts w:cs="標楷體" w:hint="eastAsia"/>
-            <w:b w:val="0"/>
-            <w:bCs w:val="0"/>
-          </w:rPr>
-          <w:t>）</w:t>
+          <w:t>狀態機圖與時序圖</w:t>
         </w:r>
         <w:r>
           <w:rPr>
@@ -3880,7 +3589,7 @@
             <w:bCs w:val="0"/>
             <w:webHidden/>
           </w:rPr>
-          <w:instrText xml:space="preserve"> PAGEREF _Toc231246553 \h </w:instrText>
+          <w:instrText xml:space="preserve"> PAGEREF _Toc231248471 \h </w:instrText>
         </w:r>
         <w:r>
           <w:rPr>
@@ -3903,12 +3612,97 @@
             <w:bCs w:val="0"/>
             <w:webHidden/>
           </w:rPr>
-          <w:t>52</w:t>
+          <w:t>50</w:t>
         </w:r>
         <w:r>
           <w:rPr>
             <w:b w:val="0"/>
             <w:bCs w:val="0"/>
+            <w:webHidden/>
+          </w:rPr>
+          <w:fldChar w:fldCharType="end"/>
+        </w:r>
+      </w:hyperlink>
+    </w:p>
+    <w:p>
+      <w:pPr>
+        <w:pStyle w:val="11"/>
+        <w:rPr>
+          <w:rFonts w:asciiTheme="minorHAnsi" w:eastAsiaTheme="minorEastAsia" w:hAnsiTheme="minorHAnsi" w:cstheme="minorBidi"/>
+          <w14:ligatures w14:val="standardContextual"/>
+        </w:rPr>
+      </w:pPr>
+      <w:hyperlink w:anchor="_Toc231248472" w:history="1">
+        <w:r>
+          <w:rPr>
+            <w:rStyle w:val="af6"/>
+            <w:rFonts w:hint="eastAsia"/>
+          </w:rPr>
+          <w:t>第</w:t>
+        </w:r>
+        <w:r>
+          <w:rPr>
+            <w:rStyle w:val="af6"/>
+          </w:rPr>
+          <w:t>8</w:t>
+        </w:r>
+        <w:r>
+          <w:rPr>
+            <w:rStyle w:val="af6"/>
+            <w:rFonts w:hint="eastAsia"/>
+          </w:rPr>
+          <w:t>章</w:t>
+        </w:r>
+        <w:r>
+          <w:rPr>
+            <w:rStyle w:val="af6"/>
+          </w:rPr>
+          <w:t xml:space="preserve"> </w:t>
+        </w:r>
+        <w:r>
+          <w:rPr>
+            <w:rStyle w:val="af6"/>
+            <w:rFonts w:hint="eastAsia"/>
+          </w:rPr>
+          <w:t>資料庫設計</w:t>
+        </w:r>
+        <w:r>
+          <w:rPr>
+            <w:webHidden/>
+          </w:rPr>
+          <w:tab/>
+        </w:r>
+        <w:r>
+          <w:rPr>
+            <w:webHidden/>
+          </w:rPr>
+          <w:fldChar w:fldCharType="begin"/>
+        </w:r>
+        <w:r>
+          <w:rPr>
+            <w:webHidden/>
+          </w:rPr>
+          <w:instrText xml:space="preserve"> PAGEREF _Toc231248472 \h </w:instrText>
+        </w:r>
+        <w:r>
+          <w:rPr>
+            <w:webHidden/>
+          </w:rPr>
+        </w:r>
+        <w:r>
+          <w:rPr>
+            <w:webHidden/>
+          </w:rPr>
+          <w:fldChar w:fldCharType="separate"/>
+        </w:r>
+        <w:r>
+          <w:rPr>
+            <w:webHidden/>
+          </w:rPr>
+          <w:t>51</w:t>
+        </w:r>
+        <w:r>
+          <w:rPr>
             <w:webHidden/>
           </w:rPr>
           <w:fldChar w:fldCharType="end"/>
@@ -3926,7 +3720,7 @@
           <w14:ligatures w14:val="standardContextual"/>
         </w:rPr>
       </w:pPr>
-      <w:hyperlink w:anchor="_Toc231246554" w:history="1">
+      <w:hyperlink w:anchor="_Toc231248473" w:history="1">
         <w:r>
           <w:rPr>
             <w:rStyle w:val="af6"/>
@@ -3934,7 +3728,7 @@
             <w:b w:val="0"/>
             <w:bCs w:val="0"/>
           </w:rPr>
-          <w:t xml:space="preserve">8-2 </w:t>
+          <w:t xml:space="preserve">8-1 </w:t>
         </w:r>
         <w:r>
           <w:rPr>
@@ -3943,7 +3737,7 @@
             <w:b w:val="0"/>
             <w:bCs w:val="0"/>
           </w:rPr>
-          <w:t>表格及其</w:t>
+          <w:t>資料庫關聯表（參考關係與限制</w:t>
         </w:r>
         <w:r>
           <w:rPr>
@@ -3952,7 +3746,16 @@
             <w:b w:val="0"/>
             <w:bCs w:val="0"/>
           </w:rPr>
-          <w:t xml:space="preserve"> Meta Data</w:t>
+          <w:t xml:space="preserve"> Constraints</w:t>
+        </w:r>
+        <w:r>
+          <w:rPr>
+            <w:rStyle w:val="af6"/>
+            <w:rFonts w:cs="標楷體" w:hint="eastAsia"/>
+            <w:b w:val="0"/>
+            <w:bCs w:val="0"/>
+          </w:rPr>
+          <w:t>）</w:t>
         </w:r>
         <w:r>
           <w:rPr>
@@ -3976,7 +3779,7 @@
             <w:bCs w:val="0"/>
             <w:webHidden/>
           </w:rPr>
-          <w:instrText xml:space="preserve"> PAGEREF _Toc231246554 \h </w:instrText>
+          <w:instrText xml:space="preserve"> PAGEREF _Toc231248473 \h </w:instrText>
         </w:r>
         <w:r>
           <w:rPr>
@@ -3999,7 +3802,7 @@
             <w:bCs w:val="0"/>
             <w:webHidden/>
           </w:rPr>
-          <w:t>53</w:t>
+          <w:t>51</w:t>
         </w:r>
         <w:r>
           <w:rPr>
@@ -4013,114 +3816,180 @@
     </w:p>
     <w:p>
       <w:pPr>
-        <w:pStyle w:val="11"/>
+        <w:pStyle w:val="21"/>
         <w:rPr>
           <w:rFonts w:asciiTheme="minorHAnsi" w:eastAsiaTheme="minorEastAsia" w:hAnsiTheme="minorHAnsi" w:cstheme="minorBidi"/>
           <w:b w:val="0"/>
           <w:bCs w:val="0"/>
-          <w:sz w:val="32"/>
-          <w:szCs w:val="32"/>
+          <w:kern w:val="2"/>
           <w14:ligatures w14:val="standardContextual"/>
         </w:rPr>
       </w:pPr>
-      <w:hyperlink w:anchor="_Toc231246555" w:history="1">
+      <w:hyperlink w:anchor="_Toc231248474" w:history="1">
+        <w:r>
+          <w:rPr>
+            <w:rStyle w:val="af6"/>
+            <w:rFonts w:cs="標楷體"/>
+            <w:b w:val="0"/>
+            <w:bCs w:val="0"/>
+          </w:rPr>
+          <w:t xml:space="preserve">8-2 </w:t>
+        </w:r>
         <w:r>
           <w:rPr>
             <w:rStyle w:val="af6"/>
             <w:rFonts w:cs="標楷體" w:hint="eastAsia"/>
-            <w:sz w:val="32"/>
-            <w:szCs w:val="32"/>
-          </w:rPr>
-          <w:t>第</w:t>
+            <w:b w:val="0"/>
+            <w:bCs w:val="0"/>
+          </w:rPr>
+          <w:t>表格及其</w:t>
         </w:r>
         <w:r>
           <w:rPr>
             <w:rStyle w:val="af6"/>
             <w:rFonts w:cs="標楷體"/>
-            <w:sz w:val="32"/>
-            <w:szCs w:val="32"/>
+            <w:b w:val="0"/>
+            <w:bCs w:val="0"/>
+          </w:rPr>
+          <w:t xml:space="preserve"> Meta Data</w:t>
+        </w:r>
+        <w:r>
+          <w:rPr>
+            <w:b w:val="0"/>
+            <w:bCs w:val="0"/>
+            <w:webHidden/>
+          </w:rPr>
+          <w:tab/>
+        </w:r>
+        <w:r>
+          <w:rPr>
+            <w:b w:val="0"/>
+            <w:bCs w:val="0"/>
+            <w:webHidden/>
+          </w:rPr>
+          <w:fldChar w:fldCharType="begin"/>
+        </w:r>
+        <w:r>
+          <w:rPr>
+            <w:b w:val="0"/>
+            <w:bCs w:val="0"/>
+            <w:webHidden/>
+          </w:rPr>
+          <w:instrText xml:space="preserve"> PAGEREF _Toc231248474 \h </w:instrText>
+        </w:r>
+        <w:r>
+          <w:rPr>
+            <w:b w:val="0"/>
+            <w:bCs w:val="0"/>
+            <w:webHidden/>
+          </w:rPr>
+        </w:r>
+        <w:r>
+          <w:rPr>
+            <w:b w:val="0"/>
+            <w:bCs w:val="0"/>
+            <w:webHidden/>
+          </w:rPr>
+          <w:fldChar w:fldCharType="separate"/>
+        </w:r>
+        <w:r>
+          <w:rPr>
+            <w:b w:val="0"/>
+            <w:bCs w:val="0"/>
+            <w:webHidden/>
+          </w:rPr>
+          <w:t>52</w:t>
+        </w:r>
+        <w:r>
+          <w:rPr>
+            <w:b w:val="0"/>
+            <w:bCs w:val="0"/>
+            <w:webHidden/>
+          </w:rPr>
+          <w:fldChar w:fldCharType="end"/>
+        </w:r>
+      </w:hyperlink>
+    </w:p>
+    <w:p>
+      <w:pPr>
+        <w:pStyle w:val="11"/>
+        <w:rPr>
+          <w:rFonts w:asciiTheme="minorHAnsi" w:eastAsiaTheme="minorEastAsia" w:hAnsiTheme="minorHAnsi" w:cstheme="minorBidi"/>
+          <w14:ligatures w14:val="standardContextual"/>
+        </w:rPr>
+      </w:pPr>
+      <w:hyperlink w:anchor="_Toc231248475" w:history="1">
+        <w:r>
+          <w:rPr>
+            <w:rStyle w:val="af6"/>
+            <w:rFonts w:hint="eastAsia"/>
+          </w:rPr>
+          <w:t>第</w:t>
+        </w:r>
+        <w:r>
+          <w:rPr>
+            <w:rStyle w:val="af6"/>
           </w:rPr>
           <w:t>14</w:t>
         </w:r>
         <w:r>
           <w:rPr>
             <w:rStyle w:val="af6"/>
-            <w:rFonts w:cs="標楷體" w:hint="eastAsia"/>
-            <w:sz w:val="32"/>
-            <w:szCs w:val="32"/>
+            <w:rFonts w:hint="eastAsia"/>
           </w:rPr>
           <w:t>章</w:t>
         </w:r>
         <w:r>
           <w:rPr>
             <w:rStyle w:val="af6"/>
-            <w:rFonts w:cs="標楷體"/>
-            <w:sz w:val="32"/>
-            <w:szCs w:val="32"/>
           </w:rPr>
           <w:t xml:space="preserve"> </w:t>
         </w:r>
         <w:r>
           <w:rPr>
             <w:rStyle w:val="af6"/>
-            <w:rFonts w:cs="標楷體" w:hint="eastAsia"/>
-            <w:sz w:val="32"/>
-            <w:szCs w:val="32"/>
+            <w:rFonts w:hint="eastAsia"/>
           </w:rPr>
           <w:t>參考資料</w:t>
         </w:r>
         <w:r>
           <w:rPr>
             <w:webHidden/>
-            <w:sz w:val="32"/>
-            <w:szCs w:val="32"/>
           </w:rPr>
           <w:tab/>
         </w:r>
         <w:r>
           <w:rPr>
             <w:webHidden/>
-            <w:sz w:val="32"/>
-            <w:szCs w:val="32"/>
           </w:rPr>
           <w:fldChar w:fldCharType="begin"/>
         </w:r>
         <w:r>
           <w:rPr>
             <w:webHidden/>
-            <w:sz w:val="32"/>
-            <w:szCs w:val="32"/>
-          </w:rPr>
-          <w:instrText xml:space="preserve"> PAGEREF _Toc231246555 \h </w:instrText>
+          </w:rPr>
+          <w:instrText xml:space="preserve"> PAGEREF _Toc231248475 \h </w:instrText>
         </w:r>
         <w:r>
           <w:rPr>
             <w:webHidden/>
-            <w:sz w:val="32"/>
-            <w:szCs w:val="32"/>
           </w:rPr>
         </w:r>
         <w:r>
           <w:rPr>
             <w:webHidden/>
-            <w:sz w:val="32"/>
-            <w:szCs w:val="32"/>
           </w:rPr>
           <w:fldChar w:fldCharType="separate"/>
         </w:r>
         <w:r>
           <w:rPr>
             <w:webHidden/>
-            <w:sz w:val="32"/>
-            <w:szCs w:val="32"/>
-          </w:rPr>
-          <w:t>57</w:t>
+          </w:rPr>
+          <w:t>56</w:t>
         </w:r>
         <w:r>
           <w:rPr>
             <w:webHidden/>
-            <w:sz w:val="32"/>
-            <w:szCs w:val="32"/>
           </w:rPr>
           <w:fldChar w:fldCharType="end"/>
         </w:r>
@@ -4289,14 +4158,7 @@
             <w:rFonts w:hint="eastAsia"/>
             <w:webHidden/>
           </w:rPr>
-          <w:t>1</w:t>
-        </w:r>
-        <w:r>
-          <w:rPr>
-            <w:rFonts w:hint="eastAsia"/>
-            <w:webHidden/>
-          </w:rPr>
-          <w:t>9</w:t>
+          <w:t>18</w:t>
         </w:r>
       </w:hyperlink>
     </w:p>
@@ -4349,14 +4211,7 @@
             <w:rFonts w:hint="eastAsia"/>
             <w:webHidden/>
           </w:rPr>
-          <w:t>2</w:t>
-        </w:r>
-        <w:r>
-          <w:rPr>
-            <w:rFonts w:hint="eastAsia"/>
-            <w:webHidden/>
-          </w:rPr>
-          <w:t>2</w:t>
+          <w:t>21</w:t>
         </w:r>
       </w:hyperlink>
     </w:p>
@@ -4409,14 +4264,7 @@
             <w:rFonts w:hint="eastAsia"/>
             <w:webHidden/>
           </w:rPr>
-          <w:t>2</w:t>
-        </w:r>
-        <w:r>
-          <w:rPr>
-            <w:rFonts w:hint="eastAsia"/>
-            <w:webHidden/>
-          </w:rPr>
-          <w:t>5</w:t>
+          <w:t>24</w:t>
         </w:r>
       </w:hyperlink>
     </w:p>
@@ -4469,14 +4317,7 @@
             <w:rFonts w:hint="eastAsia"/>
             <w:webHidden/>
           </w:rPr>
-          <w:t>2</w:t>
-        </w:r>
-        <w:r>
-          <w:rPr>
-            <w:rFonts w:hint="eastAsia"/>
-            <w:webHidden/>
-          </w:rPr>
-          <w:t>6</w:t>
+          <w:t>25</w:t>
         </w:r>
       </w:hyperlink>
     </w:p>
@@ -4529,14 +4370,7 @@
             <w:rFonts w:hint="eastAsia"/>
             <w:webHidden/>
           </w:rPr>
-          <w:t>2</w:t>
-        </w:r>
-        <w:r>
-          <w:rPr>
-            <w:rFonts w:hint="eastAsia"/>
-            <w:webHidden/>
-          </w:rPr>
-          <w:t>7</w:t>
+          <w:t>26</w:t>
         </w:r>
       </w:hyperlink>
     </w:p>
@@ -4589,14 +4423,7 @@
             <w:rFonts w:hint="eastAsia"/>
             <w:webHidden/>
           </w:rPr>
-          <w:t>2</w:t>
-        </w:r>
-        <w:r>
-          <w:rPr>
-            <w:rFonts w:hint="eastAsia"/>
-            <w:webHidden/>
-          </w:rPr>
-          <w:t>8</w:t>
+          <w:t>27</w:t>
         </w:r>
       </w:hyperlink>
     </w:p>
@@ -4649,14 +4476,7 @@
             <w:rFonts w:hint="eastAsia"/>
             <w:webHidden/>
           </w:rPr>
-          <w:t>2</w:t>
-        </w:r>
-        <w:r>
-          <w:rPr>
-            <w:rFonts w:hint="eastAsia"/>
-            <w:webHidden/>
-          </w:rPr>
-          <w:t>9</w:t>
+          <w:t>28</w:t>
         </w:r>
       </w:hyperlink>
     </w:p>
@@ -4709,7 +4529,7 @@
             <w:rFonts w:hint="eastAsia"/>
             <w:webHidden/>
           </w:rPr>
-          <w:t>30</w:t>
+          <w:t>29</w:t>
         </w:r>
       </w:hyperlink>
     </w:p>
@@ -4784,14 +4604,7 @@
             <w:rFonts w:hint="eastAsia"/>
             <w:webHidden/>
           </w:rPr>
-          <w:t>3</w:t>
-        </w:r>
-        <w:r>
-          <w:rPr>
-            <w:rFonts w:hint="eastAsia"/>
-            <w:webHidden/>
-          </w:rPr>
-          <w:t>1</w:t>
+          <w:t>30</w:t>
         </w:r>
       </w:hyperlink>
     </w:p>
@@ -4844,14 +4657,7 @@
             <w:rFonts w:hint="eastAsia"/>
             <w:webHidden/>
           </w:rPr>
-          <w:t>3</w:t>
-        </w:r>
-        <w:r>
-          <w:rPr>
-            <w:rFonts w:hint="eastAsia"/>
-            <w:webHidden/>
-          </w:rPr>
-          <w:t>2</w:t>
+          <w:t>31</w:t>
         </w:r>
       </w:hyperlink>
     </w:p>
@@ -4926,14 +4732,7 @@
             <w:rFonts w:hint="eastAsia"/>
             <w:webHidden/>
           </w:rPr>
-          <w:t>3</w:t>
-        </w:r>
-        <w:r>
-          <w:rPr>
-            <w:rFonts w:hint="eastAsia"/>
-            <w:webHidden/>
-          </w:rPr>
-          <w:t>3</w:t>
+          <w:t>32</w:t>
         </w:r>
       </w:hyperlink>
     </w:p>
@@ -4986,14 +4785,7 @@
             <w:rFonts w:hint="eastAsia"/>
             <w:webHidden/>
           </w:rPr>
-          <w:t>3</w:t>
-        </w:r>
-        <w:r>
-          <w:rPr>
-            <w:rFonts w:hint="eastAsia"/>
-            <w:webHidden/>
-          </w:rPr>
-          <w:t>4</w:t>
+          <w:t>33</w:t>
         </w:r>
       </w:hyperlink>
     </w:p>
@@ -5046,14 +4838,7 @@
             <w:rFonts w:hint="eastAsia"/>
             <w:webHidden/>
           </w:rPr>
-          <w:t>3</w:t>
-        </w:r>
-        <w:r>
-          <w:rPr>
-            <w:rFonts w:hint="eastAsia"/>
-            <w:webHidden/>
-          </w:rPr>
-          <w:t>5</w:t>
+          <w:t>34</w:t>
         </w:r>
       </w:hyperlink>
     </w:p>
@@ -5106,14 +4891,7 @@
             <w:rFonts w:hint="eastAsia"/>
             <w:webHidden/>
           </w:rPr>
-          <w:t>3</w:t>
-        </w:r>
-        <w:r>
-          <w:rPr>
-            <w:rFonts w:hint="eastAsia"/>
-            <w:webHidden/>
-          </w:rPr>
-          <w:t>6</w:t>
+          <w:t>35</w:t>
         </w:r>
       </w:hyperlink>
     </w:p>
@@ -5166,14 +4944,7 @@
             <w:rFonts w:hint="eastAsia"/>
             <w:webHidden/>
           </w:rPr>
-          <w:t>3</w:t>
-        </w:r>
-        <w:r>
-          <w:rPr>
-            <w:rFonts w:hint="eastAsia"/>
-            <w:webHidden/>
-          </w:rPr>
-          <w:t>7</w:t>
+          <w:t>36</w:t>
         </w:r>
       </w:hyperlink>
     </w:p>
@@ -5226,14 +4997,7 @@
             <w:rFonts w:hint="eastAsia"/>
             <w:webHidden/>
           </w:rPr>
-          <w:t>3</w:t>
-        </w:r>
-        <w:r>
-          <w:rPr>
-            <w:rFonts w:hint="eastAsia"/>
-            <w:webHidden/>
-          </w:rPr>
-          <w:t>8</w:t>
+          <w:t>37</w:t>
         </w:r>
       </w:hyperlink>
     </w:p>
@@ -5286,14 +5050,7 @@
             <w:rFonts w:hint="eastAsia"/>
             <w:webHidden/>
           </w:rPr>
-          <w:t>3</w:t>
-        </w:r>
-        <w:r>
-          <w:rPr>
-            <w:rFonts w:hint="eastAsia"/>
-            <w:webHidden/>
-          </w:rPr>
-          <w:t>9</w:t>
+          <w:t>38</w:t>
         </w:r>
       </w:hyperlink>
     </w:p>
@@ -5346,7 +5103,7 @@
             <w:rFonts w:hint="eastAsia"/>
             <w:webHidden/>
           </w:rPr>
-          <w:t>40</w:t>
+          <w:t>39</w:t>
         </w:r>
       </w:hyperlink>
     </w:p>
@@ -5399,14 +5156,7 @@
             <w:rFonts w:hint="eastAsia"/>
             <w:webHidden/>
           </w:rPr>
-          <w:t>4</w:t>
-        </w:r>
-        <w:r>
-          <w:rPr>
-            <w:rFonts w:hint="eastAsia"/>
-            <w:webHidden/>
-          </w:rPr>
-          <w:t>1</w:t>
+          <w:t>40</w:t>
         </w:r>
       </w:hyperlink>
     </w:p>
@@ -5459,14 +5209,7 @@
             <w:rFonts w:hint="eastAsia"/>
             <w:webHidden/>
           </w:rPr>
-          <w:t>4</w:t>
-        </w:r>
-        <w:r>
-          <w:rPr>
-            <w:rFonts w:hint="eastAsia"/>
-            <w:webHidden/>
-          </w:rPr>
-          <w:t>1</w:t>
+          <w:t>40</w:t>
         </w:r>
       </w:hyperlink>
     </w:p>
@@ -5519,14 +5262,7 @@
             <w:rFonts w:hint="eastAsia"/>
             <w:webHidden/>
           </w:rPr>
-          <w:t>4</w:t>
-        </w:r>
-        <w:r>
-          <w:rPr>
-            <w:rFonts w:hint="eastAsia"/>
-            <w:webHidden/>
-          </w:rPr>
-          <w:t>2</w:t>
+          <w:t>41</w:t>
         </w:r>
       </w:hyperlink>
     </w:p>
@@ -5579,14 +5315,7 @@
             <w:rFonts w:hint="eastAsia"/>
             <w:webHidden/>
           </w:rPr>
-          <w:t>4</w:t>
-        </w:r>
-        <w:r>
-          <w:rPr>
-            <w:rFonts w:hint="eastAsia"/>
-            <w:webHidden/>
-          </w:rPr>
-          <w:t>2</w:t>
+          <w:t>41</w:t>
         </w:r>
       </w:hyperlink>
     </w:p>
@@ -5661,14 +5390,7 @@
             <w:rFonts w:hint="eastAsia"/>
             <w:webHidden/>
           </w:rPr>
-          <w:t>4</w:t>
-        </w:r>
-        <w:r>
-          <w:rPr>
-            <w:rFonts w:hint="eastAsia"/>
-            <w:webHidden/>
-          </w:rPr>
-          <w:t>3</w:t>
+          <w:t>42</w:t>
         </w:r>
       </w:hyperlink>
     </w:p>
@@ -5721,14 +5443,7 @@
             <w:rFonts w:hint="eastAsia"/>
             <w:webHidden/>
           </w:rPr>
-          <w:t>4</w:t>
-        </w:r>
-        <w:r>
-          <w:rPr>
-            <w:rFonts w:hint="eastAsia"/>
-            <w:webHidden/>
-          </w:rPr>
-          <w:t>4</w:t>
+          <w:t>43</w:t>
         </w:r>
       </w:hyperlink>
     </w:p>
@@ -5803,14 +5518,7 @@
             <w:rFonts w:hint="eastAsia"/>
             <w:webHidden/>
           </w:rPr>
-          <w:t>4</w:t>
-        </w:r>
-        <w:r>
-          <w:rPr>
-            <w:rFonts w:hint="eastAsia"/>
-            <w:webHidden/>
-          </w:rPr>
-          <w:t>5</w:t>
+          <w:t>44</w:t>
         </w:r>
       </w:hyperlink>
     </w:p>
@@ -5863,14 +5571,7 @@
             <w:rFonts w:hint="eastAsia"/>
             <w:webHidden/>
           </w:rPr>
-          <w:t>4</w:t>
-        </w:r>
-        <w:r>
-          <w:rPr>
-            <w:rFonts w:hint="eastAsia"/>
-            <w:webHidden/>
-          </w:rPr>
-          <w:t>5</w:t>
+          <w:t>44</w:t>
         </w:r>
       </w:hyperlink>
     </w:p>
@@ -5923,14 +5624,7 @@
             <w:rFonts w:hint="eastAsia"/>
             <w:webHidden/>
           </w:rPr>
-          <w:t>4</w:t>
-        </w:r>
-        <w:r>
-          <w:rPr>
-            <w:rFonts w:hint="eastAsia"/>
-            <w:webHidden/>
-          </w:rPr>
-          <w:t>6</w:t>
+          <w:t>45</w:t>
         </w:r>
       </w:hyperlink>
     </w:p>
@@ -5983,14 +5677,7 @@
             <w:rFonts w:hint="eastAsia"/>
             <w:webHidden/>
           </w:rPr>
-          <w:t>4</w:t>
-        </w:r>
-        <w:r>
-          <w:rPr>
-            <w:rFonts w:hint="eastAsia"/>
-            <w:webHidden/>
-          </w:rPr>
-          <w:t>6</w:t>
+          <w:t>45</w:t>
         </w:r>
       </w:hyperlink>
     </w:p>
@@ -6065,14 +5752,7 @@
             <w:rFonts w:hint="eastAsia"/>
             <w:webHidden/>
           </w:rPr>
-          <w:t>4</w:t>
-        </w:r>
-        <w:r>
-          <w:rPr>
-            <w:rFonts w:hint="eastAsia"/>
-            <w:webHidden/>
-          </w:rPr>
-          <w:t>7</w:t>
+          <w:t>45</w:t>
         </w:r>
       </w:hyperlink>
     </w:p>
@@ -6125,14 +5805,7 @@
             <w:rFonts w:hint="eastAsia"/>
             <w:webHidden/>
           </w:rPr>
-          <w:t>4</w:t>
-        </w:r>
-        <w:r>
-          <w:rPr>
-            <w:rFonts w:hint="eastAsia"/>
-            <w:webHidden/>
-          </w:rPr>
-          <w:t>7</w:t>
+          <w:t>46</w:t>
         </w:r>
       </w:hyperlink>
     </w:p>
@@ -6196,14 +5869,7 @@
             <w:rFonts w:hint="eastAsia"/>
             <w:webHidden/>
           </w:rPr>
-          <w:t>4</w:t>
-        </w:r>
-        <w:r>
-          <w:rPr>
-            <w:rFonts w:hint="eastAsia"/>
-            <w:webHidden/>
-          </w:rPr>
-          <w:t>8</w:t>
+          <w:t>47</w:t>
         </w:r>
       </w:hyperlink>
     </w:p>
@@ -6256,14 +5922,7 @@
             <w:rFonts w:hint="eastAsia"/>
             <w:webHidden/>
           </w:rPr>
-          <w:t>4</w:t>
-        </w:r>
-        <w:r>
-          <w:rPr>
-            <w:rFonts w:hint="eastAsia"/>
-            <w:webHidden/>
-          </w:rPr>
-          <w:t>9</w:t>
+          <w:t>48</w:t>
         </w:r>
       </w:hyperlink>
     </w:p>
@@ -6316,14 +5975,7 @@
             <w:rFonts w:hint="eastAsia"/>
             <w:webHidden/>
           </w:rPr>
-          <w:t>4</w:t>
-        </w:r>
-        <w:r>
-          <w:rPr>
-            <w:rFonts w:hint="eastAsia"/>
-            <w:webHidden/>
-          </w:rPr>
-          <w:t>9</w:t>
+          <w:t>48</w:t>
         </w:r>
       </w:hyperlink>
     </w:p>
@@ -6376,14 +6028,7 @@
             <w:rFonts w:hint="eastAsia"/>
             <w:webHidden/>
           </w:rPr>
-          <w:t>4</w:t>
-        </w:r>
-        <w:r>
-          <w:rPr>
-            <w:rFonts w:hint="eastAsia"/>
-            <w:webHidden/>
-          </w:rPr>
-          <w:t>9</w:t>
+          <w:t>48</w:t>
         </w:r>
       </w:hyperlink>
     </w:p>
@@ -6440,7 +6085,7 @@
             <w:rFonts w:hint="eastAsia"/>
             <w:webHidden/>
           </w:rPr>
-          <w:t>50</w:t>
+          <w:t>49</w:t>
         </w:r>
       </w:hyperlink>
     </w:p>
@@ -6493,14 +6138,7 @@
             <w:rFonts w:hint="eastAsia"/>
             <w:webHidden/>
           </w:rPr>
-          <w:t>5</w:t>
-        </w:r>
-        <w:r>
-          <w:rPr>
-            <w:rFonts w:hint="eastAsia"/>
-            <w:webHidden/>
-          </w:rPr>
-          <w:t>1</w:t>
+          <w:t>50</w:t>
         </w:r>
       </w:hyperlink>
     </w:p>
@@ -6553,14 +6191,7 @@
             <w:rFonts w:hint="eastAsia"/>
             <w:webHidden/>
           </w:rPr>
-          <w:t>5</w:t>
-        </w:r>
-        <w:r>
-          <w:rPr>
-            <w:rFonts w:hint="eastAsia"/>
-            <w:webHidden/>
-          </w:rPr>
-          <w:t>1</w:t>
+          <w:t>50</w:t>
         </w:r>
       </w:hyperlink>
     </w:p>
@@ -6613,14 +6244,7 @@
             <w:rFonts w:hint="eastAsia"/>
             <w:webHidden/>
           </w:rPr>
-          <w:t>5</w:t>
-        </w:r>
-        <w:r>
-          <w:rPr>
-            <w:rFonts w:hint="eastAsia"/>
-            <w:webHidden/>
-          </w:rPr>
-          <w:t>2</w:t>
+          <w:t>51</w:t>
         </w:r>
       </w:hyperlink>
     </w:p>
@@ -7298,14 +6922,7 @@
             <w:rFonts w:hint="eastAsia"/>
             <w:webHidden/>
           </w:rPr>
-          <w:t>1</w:t>
-        </w:r>
-        <w:r>
-          <w:rPr>
-            <w:rFonts w:hint="eastAsia"/>
-            <w:webHidden/>
-          </w:rPr>
-          <w:t>8</w:t>
+          <w:t>17</w:t>
         </w:r>
       </w:hyperlink>
     </w:p>
@@ -7373,14 +6990,7 @@
             <w:rFonts w:hint="eastAsia"/>
             <w:webHidden/>
           </w:rPr>
-          <w:t>1</w:t>
-        </w:r>
-        <w:r>
-          <w:rPr>
-            <w:rFonts w:hint="eastAsia"/>
-            <w:webHidden/>
-          </w:rPr>
-          <w:t>9</w:t>
+          <w:t>18</w:t>
         </w:r>
       </w:hyperlink>
     </w:p>
@@ -7444,14 +7054,7 @@
             <w:rFonts w:hint="eastAsia"/>
             <w:webHidden/>
           </w:rPr>
-          <w:t>2</w:t>
-        </w:r>
-        <w:r>
-          <w:rPr>
-            <w:rFonts w:hint="eastAsia"/>
-            <w:webHidden/>
-          </w:rPr>
-          <w:t>1</w:t>
+          <w:t>20</w:t>
         </w:r>
       </w:hyperlink>
     </w:p>
@@ -7519,14 +7122,7 @@
             <w:rFonts w:hint="eastAsia"/>
             <w:webHidden/>
           </w:rPr>
-          <w:t>2</w:t>
-        </w:r>
-        <w:r>
-          <w:rPr>
-            <w:rFonts w:hint="eastAsia"/>
-            <w:webHidden/>
-          </w:rPr>
-          <w:t>3</w:t>
+          <w:t>22</w:t>
         </w:r>
       </w:hyperlink>
     </w:p>
@@ -7590,14 +7186,7 @@
             <w:rFonts w:hint="eastAsia"/>
             <w:webHidden/>
           </w:rPr>
-          <w:t>2</w:t>
-        </w:r>
-        <w:r>
-          <w:rPr>
-            <w:rFonts w:hint="eastAsia"/>
-            <w:webHidden/>
-          </w:rPr>
-          <w:t>4</w:t>
+          <w:t>23</w:t>
         </w:r>
       </w:hyperlink>
     </w:p>
@@ -7676,14 +7265,7 @@
             <w:rFonts w:hint="eastAsia"/>
             <w:webHidden/>
           </w:rPr>
-          <w:t>5</w:t>
-        </w:r>
-        <w:r>
-          <w:rPr>
-            <w:rFonts w:hint="eastAsia"/>
-            <w:webHidden/>
-          </w:rPr>
-          <w:t>3</w:t>
+          <w:t>52</w:t>
         </w:r>
       </w:hyperlink>
     </w:p>
@@ -7747,14 +7329,7 @@
             <w:rFonts w:hint="eastAsia"/>
             <w:webHidden/>
           </w:rPr>
-          <w:t>5</w:t>
-        </w:r>
-        <w:r>
-          <w:rPr>
-            <w:rFonts w:hint="eastAsia"/>
-            <w:webHidden/>
-          </w:rPr>
-          <w:t>3</w:t>
+          <w:t>52</w:t>
         </w:r>
       </w:hyperlink>
     </w:p>
@@ -7818,14 +7393,7 @@
             <w:rFonts w:hint="eastAsia"/>
             <w:webHidden/>
           </w:rPr>
-          <w:t>5</w:t>
-        </w:r>
-        <w:r>
-          <w:rPr>
-            <w:rFonts w:hint="eastAsia"/>
-            <w:webHidden/>
-          </w:rPr>
-          <w:t>3</w:t>
+          <w:t>52</w:t>
         </w:r>
       </w:hyperlink>
     </w:p>
@@ -7889,14 +7457,7 @@
             <w:rFonts w:hint="eastAsia"/>
             <w:webHidden/>
           </w:rPr>
-          <w:t>5</w:t>
-        </w:r>
-        <w:r>
-          <w:rPr>
-            <w:rFonts w:hint="eastAsia"/>
-            <w:webHidden/>
-          </w:rPr>
-          <w:t>3</w:t>
+          <w:t>52</w:t>
         </w:r>
       </w:hyperlink>
     </w:p>
@@ -7975,14 +7536,7 @@
             <w:rFonts w:hint="eastAsia"/>
             <w:webHidden/>
           </w:rPr>
-          <w:t>5</w:t>
-        </w:r>
-        <w:r>
-          <w:rPr>
-            <w:rFonts w:hint="eastAsia"/>
-            <w:webHidden/>
-          </w:rPr>
-          <w:t>3</w:t>
+          <w:t>52</w:t>
         </w:r>
       </w:hyperlink>
     </w:p>
@@ -8061,14 +7615,7 @@
             <w:rFonts w:hint="eastAsia"/>
             <w:webHidden/>
           </w:rPr>
-          <w:t>5</w:t>
-        </w:r>
-        <w:r>
-          <w:rPr>
-            <w:rFonts w:hint="eastAsia"/>
-            <w:webHidden/>
-          </w:rPr>
-          <w:t>4</w:t>
+          <w:t>53</w:t>
         </w:r>
       </w:hyperlink>
     </w:p>
@@ -8147,14 +7694,7 @@
             <w:rFonts w:hint="eastAsia"/>
             <w:webHidden/>
           </w:rPr>
-          <w:t>5</w:t>
-        </w:r>
-        <w:r>
-          <w:rPr>
-            <w:rFonts w:hint="eastAsia"/>
-            <w:webHidden/>
-          </w:rPr>
-          <w:t>4</w:t>
+          <w:t>53</w:t>
         </w:r>
       </w:hyperlink>
     </w:p>
@@ -8233,23 +7773,9 @@
             <w:rFonts w:hint="eastAsia"/>
             <w:webHidden/>
           </w:rPr>
-          <w:t>5</w:t>
-        </w:r>
-        <w:r>
-          <w:rPr>
-            <w:rFonts w:hint="eastAsia"/>
-            <w:webHidden/>
-          </w:rPr>
-          <w:t>5</w:t>
+          <w:t>54</w:t>
         </w:r>
       </w:hyperlink>
-    </w:p>
-    <w:p>
-      <w:pPr>
-        <w:rPr>
-          <w:rFonts w:eastAsia="標楷體"/>
-        </w:rPr>
-      </w:pPr>
     </w:p>
     <w:p>
       <w:pPr>
@@ -8304,7 +7830,7 @@
         </w:rPr>
       </w:pPr>
       <w:bookmarkStart w:id="1" w:name="_Toc230987399"/>
-      <w:bookmarkStart w:id="2" w:name="_Toc231246522"/>
+      <w:bookmarkStart w:id="2" w:name="_Toc231248441"/>
       <w:bookmarkEnd w:id="0"/>
       <w:r>
         <w:rPr>
@@ -8370,7 +7896,7 @@
         </w:rPr>
       </w:pPr>
       <w:bookmarkStart w:id="3" w:name="_Toc229258889"/>
-      <w:bookmarkStart w:id="4" w:name="_Toc231246523"/>
+      <w:bookmarkStart w:id="4" w:name="_Toc231248442"/>
       <w:r>
         <w:rPr>
           <w:rFonts w:eastAsia="標楷體" w:cs="標楷體"/>
@@ -8407,7 +7933,43 @@
           <w:sz w:val="28"/>
           <w:szCs w:val="28"/>
         </w:rPr>
-        <w:t>隨著全球數位化與雲端服務的普及，資訊安全已成為組織營運不可或缺的一部分。為建立具備國際公信力的資安防護體系，許多組織選擇導入</w:t>
+        <w:t>隨著全球數位化與雲端服務的</w:t>
+      </w:r>
+      <w:proofErr w:type="gramStart"/>
+      <w:r>
+        <w:rPr>
+          <w:rFonts w:eastAsia="標楷體" w:cs="標楷體"/>
+          <w:sz w:val="28"/>
+          <w:szCs w:val="28"/>
+        </w:rPr>
+        <w:t>普及，</w:t>
+      </w:r>
+      <w:proofErr w:type="gramEnd"/>
+      <w:r>
+        <w:rPr>
+          <w:rFonts w:eastAsia="標楷體" w:cs="標楷體"/>
+          <w:sz w:val="28"/>
+          <w:szCs w:val="28"/>
+        </w:rPr>
+        <w:t>資訊安全已成為組織營運不可或缺的一部分。為建立具備國際公信力</w:t>
+      </w:r>
+      <w:proofErr w:type="gramStart"/>
+      <w:r>
+        <w:rPr>
+          <w:rFonts w:eastAsia="標楷體" w:cs="標楷體"/>
+          <w:sz w:val="28"/>
+          <w:szCs w:val="28"/>
+        </w:rPr>
+        <w:t>的資安防護</w:t>
+      </w:r>
+      <w:proofErr w:type="gramEnd"/>
+      <w:r>
+        <w:rPr>
+          <w:rFonts w:eastAsia="標楷體" w:cs="標楷體"/>
+          <w:sz w:val="28"/>
+          <w:szCs w:val="28"/>
+        </w:rPr>
+        <w:t>體系，許多組織選擇導入</w:t>
       </w:r>
       <w:r>
         <w:rPr>
@@ -8471,7 +8033,25 @@
           <w:sz w:val="28"/>
           <w:szCs w:val="28"/>
         </w:rPr>
-        <w:t>流程中，「資產盤點」與「風險評鑑」是決定資安政策成敗的關鍵前期作業。</w:t>
+        <w:t>流程中，「資產盤點」與「風險評鑑」是</w:t>
+      </w:r>
+      <w:proofErr w:type="gramStart"/>
+      <w:r>
+        <w:rPr>
+          <w:rFonts w:eastAsia="標楷體" w:cs="標楷體"/>
+          <w:sz w:val="28"/>
+          <w:szCs w:val="28"/>
+        </w:rPr>
+        <w:t>決定資安政策</w:t>
+      </w:r>
+      <w:proofErr w:type="gramEnd"/>
+      <w:r>
+        <w:rPr>
+          <w:rFonts w:eastAsia="標楷體" w:cs="標楷體"/>
+          <w:sz w:val="28"/>
+          <w:szCs w:val="28"/>
+        </w:rPr>
+        <w:t>成敗的關鍵前期作業。</w:t>
       </w:r>
     </w:p>
     <w:p>
@@ -8491,7 +8071,25 @@
           <w:sz w:val="28"/>
           <w:szCs w:val="28"/>
         </w:rPr>
-        <w:t>然而，現行的實務運作高度依賴人工填寫與主觀判斷。組織內的資安承辦人員通常需要面對成百上千筆的</w:t>
+        <w:t>然而，現行的實務運作高度依賴人工填寫與主觀判斷。組織內</w:t>
+      </w:r>
+      <w:proofErr w:type="gramStart"/>
+      <w:r>
+        <w:rPr>
+          <w:rFonts w:eastAsia="標楷體" w:cs="標楷體"/>
+          <w:sz w:val="28"/>
+          <w:szCs w:val="28"/>
+        </w:rPr>
+        <w:t>的資安承辦</w:t>
+      </w:r>
+      <w:proofErr w:type="gramEnd"/>
+      <w:r>
+        <w:rPr>
+          <w:rFonts w:eastAsia="標楷體" w:cs="標楷體"/>
+          <w:sz w:val="28"/>
+          <w:szCs w:val="28"/>
+        </w:rPr>
+        <w:t>人員通常需要面對成百上千筆的</w:t>
       </w:r>
       <w:r>
         <w:rPr>
@@ -8569,13 +8167,41 @@
           <w:szCs w:val="28"/>
         </w:rPr>
       </w:pPr>
-      <w:r>
-        <w:rPr>
-          <w:rFonts w:eastAsia="標楷體" w:cs="標楷體"/>
-          <w:sz w:val="28"/>
-          <w:szCs w:val="28"/>
-        </w:rPr>
-        <w:t>此外，面對日新月異的資安威脅與新興漏洞，人工方式導致風險評鑑往往淪為應付稽核的靜態文書作業，難以反映現實中動態的威脅環境。</w:t>
+      <w:proofErr w:type="gramStart"/>
+      <w:r>
+        <w:rPr>
+          <w:rFonts w:eastAsia="標楷體" w:cs="標楷體"/>
+          <w:sz w:val="28"/>
+          <w:szCs w:val="28"/>
+        </w:rPr>
+        <w:t>此外，</w:t>
+      </w:r>
+      <w:proofErr w:type="gramEnd"/>
+      <w:r>
+        <w:rPr>
+          <w:rFonts w:eastAsia="標楷體" w:cs="標楷體"/>
+          <w:sz w:val="28"/>
+          <w:szCs w:val="28"/>
+        </w:rPr>
+        <w:t>面對日新月異</w:t>
+      </w:r>
+      <w:proofErr w:type="gramStart"/>
+      <w:r>
+        <w:rPr>
+          <w:rFonts w:eastAsia="標楷體" w:cs="標楷體"/>
+          <w:sz w:val="28"/>
+          <w:szCs w:val="28"/>
+        </w:rPr>
+        <w:t>的資安威脅</w:t>
+      </w:r>
+      <w:proofErr w:type="gramEnd"/>
+      <w:r>
+        <w:rPr>
+          <w:rFonts w:eastAsia="標楷體" w:cs="標楷體"/>
+          <w:sz w:val="28"/>
+          <w:szCs w:val="28"/>
+        </w:rPr>
+        <w:t>與新興漏洞，人工方式導致風險評鑑往往淪為應付稽核的靜態文書作業，難以反映現實中動態的威脅環境。</w:t>
       </w:r>
     </w:p>
     <w:p>
@@ -8602,7 +8228,7 @@
         </w:rPr>
       </w:pPr>
       <w:bookmarkStart w:id="5" w:name="_Toc229258890"/>
-      <w:bookmarkStart w:id="6" w:name="_Toc231246524"/>
+      <w:bookmarkStart w:id="6" w:name="_Toc231248443"/>
       <w:r>
         <w:rPr>
           <w:rFonts w:eastAsia="標楷體" w:cs="標楷體"/>
@@ -8674,7 +8300,25 @@
           <w:sz w:val="28"/>
           <w:szCs w:val="28"/>
         </w:rPr>
-        <w:t>（一）資安承辦人員的標準不一的問題：</w:t>
+        <w:t>（一）</w:t>
+      </w:r>
+      <w:proofErr w:type="gramStart"/>
+      <w:r>
+        <w:rPr>
+          <w:rFonts w:eastAsia="標楷體" w:cs="標楷體"/>
+          <w:sz w:val="28"/>
+          <w:szCs w:val="28"/>
+        </w:rPr>
+        <w:t>資安承辦</w:t>
+      </w:r>
+      <w:proofErr w:type="gramEnd"/>
+      <w:r>
+        <w:rPr>
+          <w:rFonts w:eastAsia="標楷體" w:cs="標楷體"/>
+          <w:sz w:val="28"/>
+          <w:szCs w:val="28"/>
+        </w:rPr>
+        <w:t>人員的標準不一的問題：</w:t>
       </w:r>
     </w:p>
     <w:p>
@@ -8709,7 +8353,25 @@
           <w:sz w:val="28"/>
           <w:szCs w:val="28"/>
         </w:rPr>
-        <w:t>資產盤點表時，難以在短時間內核對資產分類的正確性，無法憑一己之力了解所有硬體設備或軟體版本的已知漏洞。這導致弱點與威脅值的評估會主觀的憑感覺填寫。</w:t>
+        <w:t>資產盤點表時，難以在短時間內核對資產分類的正確性，無法憑一己之力了解所有硬體設備或軟體版本的已知漏洞。這導致弱點與威脅值的評估會</w:t>
+      </w:r>
+      <w:proofErr w:type="gramStart"/>
+      <w:r>
+        <w:rPr>
+          <w:rFonts w:eastAsia="標楷體" w:cs="標楷體"/>
+          <w:sz w:val="28"/>
+          <w:szCs w:val="28"/>
+        </w:rPr>
+        <w:t>主觀的憑感覺</w:t>
+      </w:r>
+      <w:proofErr w:type="gramEnd"/>
+      <w:r>
+        <w:rPr>
+          <w:rFonts w:eastAsia="標楷體" w:cs="標楷體"/>
+          <w:sz w:val="28"/>
+          <w:szCs w:val="28"/>
+        </w:rPr>
+        <w:t>填寫。</w:t>
       </w:r>
     </w:p>
     <w:p>
@@ -8740,7 +8402,25 @@
           <w:szCs w:val="28"/>
         </w:rPr>
         <w:lastRenderedPageBreak/>
-        <w:t>（二）資安主管的決策困境：</w:t>
+        <w:t>（二）</w:t>
+      </w:r>
+      <w:proofErr w:type="gramStart"/>
+      <w:r>
+        <w:rPr>
+          <w:rFonts w:eastAsia="標楷體" w:cs="標楷體"/>
+          <w:sz w:val="28"/>
+          <w:szCs w:val="28"/>
+        </w:rPr>
+        <w:t>資安主管</w:t>
+      </w:r>
+      <w:proofErr w:type="gramEnd"/>
+      <w:r>
+        <w:rPr>
+          <w:rFonts w:eastAsia="標楷體" w:cs="標楷體"/>
+          <w:sz w:val="28"/>
+          <w:szCs w:val="28"/>
+        </w:rPr>
+        <w:t>的決策困境：</w:t>
       </w:r>
     </w:p>
     <w:p>
@@ -8759,7 +8439,43 @@
           <w:sz w:val="28"/>
           <w:szCs w:val="28"/>
         </w:rPr>
-        <w:t>由於傳統評鑑可能導致風險分數失真，主管無法精確掌握真正面臨的「關鍵風險項目」，造成資安預算與人力資源的錯配。</w:t>
+        <w:t>由於傳統評鑑可能導致風險分數失真，主管無法精確掌握真正面臨的「關鍵風險項目」，</w:t>
+      </w:r>
+      <w:proofErr w:type="gramStart"/>
+      <w:r>
+        <w:rPr>
+          <w:rFonts w:eastAsia="標楷體" w:cs="標楷體"/>
+          <w:sz w:val="28"/>
+          <w:szCs w:val="28"/>
+        </w:rPr>
+        <w:t>造成資安預算</w:t>
+      </w:r>
+      <w:proofErr w:type="gramEnd"/>
+      <w:r>
+        <w:rPr>
+          <w:rFonts w:eastAsia="標楷體" w:cs="標楷體"/>
+          <w:sz w:val="28"/>
+          <w:szCs w:val="28"/>
+        </w:rPr>
+        <w:t>與人力資源</w:t>
+      </w:r>
+      <w:proofErr w:type="gramStart"/>
+      <w:r>
+        <w:rPr>
+          <w:rFonts w:eastAsia="標楷體" w:cs="標楷體"/>
+          <w:sz w:val="28"/>
+          <w:szCs w:val="28"/>
+        </w:rPr>
+        <w:t>的錯配</w:t>
+      </w:r>
+      <w:proofErr w:type="gramEnd"/>
+      <w:r>
+        <w:rPr>
+          <w:rFonts w:eastAsia="標楷體" w:cs="標楷體"/>
+          <w:sz w:val="28"/>
+          <w:szCs w:val="28"/>
+        </w:rPr>
+        <w:t>。</w:t>
       </w:r>
     </w:p>
     <w:p>
@@ -8789,7 +8505,25 @@
           <w:sz w:val="28"/>
           <w:szCs w:val="28"/>
         </w:rPr>
-        <w:t>（三）隱私外洩與</w:t>
+        <w:t>（三）隱私外</w:t>
+      </w:r>
+      <w:proofErr w:type="gramStart"/>
+      <w:r>
+        <w:rPr>
+          <w:rFonts w:eastAsia="標楷體" w:cs="標楷體"/>
+          <w:sz w:val="28"/>
+          <w:szCs w:val="28"/>
+        </w:rPr>
+        <w:t>洩</w:t>
+      </w:r>
+      <w:proofErr w:type="gramEnd"/>
+      <w:r>
+        <w:rPr>
+          <w:rFonts w:eastAsia="標楷體" w:cs="標楷體"/>
+          <w:sz w:val="28"/>
+          <w:szCs w:val="28"/>
+        </w:rPr>
+        <w:t>與</w:t>
       </w:r>
       <w:r>
         <w:rPr>
@@ -8824,7 +8558,25 @@
           <w:sz w:val="28"/>
           <w:szCs w:val="28"/>
         </w:rPr>
-        <w:t>雖然引進大型語言模型能輔助分析，但資安資料極度敏感。若將包含組織名稱、內部</w:t>
+        <w:t>雖然引進大型語言模型能輔助分析，</w:t>
+      </w:r>
+      <w:proofErr w:type="gramStart"/>
+      <w:r>
+        <w:rPr>
+          <w:rFonts w:eastAsia="標楷體" w:cs="標楷體"/>
+          <w:sz w:val="28"/>
+          <w:szCs w:val="28"/>
+        </w:rPr>
+        <w:t>但資安資料</w:t>
+      </w:r>
+      <w:proofErr w:type="gramEnd"/>
+      <w:r>
+        <w:rPr>
+          <w:rFonts w:eastAsia="標楷體" w:cs="標楷體"/>
+          <w:sz w:val="28"/>
+          <w:szCs w:val="28"/>
+        </w:rPr>
+        <w:t>極度敏感。若將包含組織名稱、內部</w:t>
       </w:r>
       <w:r>
         <w:rPr>
@@ -8856,7 +8608,25 @@
           <w:sz w:val="28"/>
           <w:szCs w:val="28"/>
         </w:rPr>
-        <w:t>，將引發嚴重的資安外洩危機；且</w:t>
+        <w:t>，將引發嚴重的</w:t>
+      </w:r>
+      <w:proofErr w:type="gramStart"/>
+      <w:r>
+        <w:rPr>
+          <w:rFonts w:eastAsia="標楷體" w:cs="標楷體"/>
+          <w:sz w:val="28"/>
+          <w:szCs w:val="28"/>
+        </w:rPr>
+        <w:t>資安外洩</w:t>
+      </w:r>
+      <w:proofErr w:type="gramEnd"/>
+      <w:r>
+        <w:rPr>
+          <w:rFonts w:eastAsia="標楷體" w:cs="標楷體"/>
+          <w:sz w:val="28"/>
+          <w:szCs w:val="28"/>
+        </w:rPr>
+        <w:t>危機；且</w:t>
       </w:r>
       <w:r>
         <w:rPr>
@@ -8872,7 +8642,43 @@
           <w:sz w:val="28"/>
           <w:szCs w:val="28"/>
         </w:rPr>
-        <w:t>的「幻覺現象」可能產出錯誤的資安法規與對策建議，這在講求精確合規的資安稽核中是不被允許的。</w:t>
+        <w:t>的「幻覺現象」可能產出錯誤</w:t>
+      </w:r>
+      <w:proofErr w:type="gramStart"/>
+      <w:r>
+        <w:rPr>
+          <w:rFonts w:eastAsia="標楷體" w:cs="標楷體"/>
+          <w:sz w:val="28"/>
+          <w:szCs w:val="28"/>
+        </w:rPr>
+        <w:t>的資安法規</w:t>
+      </w:r>
+      <w:proofErr w:type="gramEnd"/>
+      <w:r>
+        <w:rPr>
+          <w:rFonts w:eastAsia="標楷體" w:cs="標楷體"/>
+          <w:sz w:val="28"/>
+          <w:szCs w:val="28"/>
+        </w:rPr>
+        <w:t>與對策建議，這在講求精確合</w:t>
+      </w:r>
+      <w:proofErr w:type="gramStart"/>
+      <w:r>
+        <w:rPr>
+          <w:rFonts w:eastAsia="標楷體" w:cs="標楷體"/>
+          <w:sz w:val="28"/>
+          <w:szCs w:val="28"/>
+        </w:rPr>
+        <w:t>規的資安稽核</w:t>
+      </w:r>
+      <w:proofErr w:type="gramEnd"/>
+      <w:r>
+        <w:rPr>
+          <w:rFonts w:eastAsia="標楷體" w:cs="標楷體"/>
+          <w:sz w:val="28"/>
+          <w:szCs w:val="28"/>
+        </w:rPr>
+        <w:t>中是不被允許的。</w:t>
       </w:r>
     </w:p>
     <w:p>
@@ -8903,8 +8709,36 @@
           <w:sz w:val="28"/>
           <w:szCs w:val="28"/>
         </w:rPr>
-        <w:t>因此，如何建構一套專注於資安面向、具備隱私防護機制，並能動態串接外部漏洞情資與</w:t>
-      </w:r>
+        <w:t>因此，如何建構一套專注</w:t>
+      </w:r>
+      <w:proofErr w:type="gramStart"/>
+      <w:r>
+        <w:rPr>
+          <w:rFonts w:eastAsia="標楷體" w:cs="標楷體"/>
+          <w:sz w:val="28"/>
+          <w:szCs w:val="28"/>
+        </w:rPr>
+        <w:t>於資安面向</w:t>
+      </w:r>
+      <w:proofErr w:type="gramEnd"/>
+      <w:r>
+        <w:rPr>
+          <w:rFonts w:eastAsia="標楷體" w:cs="標楷體"/>
+          <w:sz w:val="28"/>
+          <w:szCs w:val="28"/>
+        </w:rPr>
+        <w:t>、具備隱私防護機制，並能動態串接外部</w:t>
+      </w:r>
+      <w:proofErr w:type="gramStart"/>
+      <w:r>
+        <w:rPr>
+          <w:rFonts w:eastAsia="標楷體" w:cs="標楷體"/>
+          <w:sz w:val="28"/>
+          <w:szCs w:val="28"/>
+        </w:rPr>
+        <w:t>漏洞情資與</w:t>
+      </w:r>
+      <w:proofErr w:type="gramEnd"/>
       <w:r>
         <w:rPr>
           <w:rFonts w:eastAsia="標楷體" w:cs="標楷體"/>
@@ -8919,7 +8753,25 @@
           <w:sz w:val="28"/>
           <w:szCs w:val="28"/>
         </w:rPr>
-        <w:t>標準規範的智慧化顧問系統，成為本組的研究重點。</w:t>
+        <w:t>標準規範的智慧化顧問系統，</w:t>
+      </w:r>
+      <w:proofErr w:type="gramStart"/>
+      <w:r>
+        <w:rPr>
+          <w:rFonts w:eastAsia="標楷體" w:cs="標楷體"/>
+          <w:sz w:val="28"/>
+          <w:szCs w:val="28"/>
+        </w:rPr>
+        <w:t>成為本組的</w:t>
+      </w:r>
+      <w:proofErr w:type="gramEnd"/>
+      <w:r>
+        <w:rPr>
+          <w:rFonts w:eastAsia="標楷體" w:cs="標楷體"/>
+          <w:sz w:val="28"/>
+          <w:szCs w:val="28"/>
+        </w:rPr>
+        <w:t>研究重點。</w:t>
       </w:r>
     </w:p>
     <w:p>
@@ -8943,7 +8795,7 @@
         </w:rPr>
       </w:pPr>
       <w:bookmarkStart w:id="7" w:name="_Toc229258891"/>
-      <w:bookmarkStart w:id="8" w:name="_Toc231246525"/>
+      <w:bookmarkStart w:id="8" w:name="_Toc231248444"/>
       <w:r>
         <w:rPr>
           <w:rFonts w:eastAsia="標楷體" w:cs="標楷體"/>
@@ -9046,7 +8898,43 @@
           <w:sz w:val="28"/>
           <w:szCs w:val="28"/>
         </w:rPr>
-        <w:t>智能」與「合規規則引擎」深度結合，協助組織將原先繁瑣且主觀的人工作業，轉化為數據驅動的標準合規流程。</w:t>
+        <w:t>智能」與「合</w:t>
+      </w:r>
+      <w:proofErr w:type="gramStart"/>
+      <w:r>
+        <w:rPr>
+          <w:rFonts w:eastAsia="標楷體" w:cs="標楷體"/>
+          <w:sz w:val="28"/>
+          <w:szCs w:val="28"/>
+        </w:rPr>
+        <w:t>規</w:t>
+      </w:r>
+      <w:proofErr w:type="gramEnd"/>
+      <w:r>
+        <w:rPr>
+          <w:rFonts w:eastAsia="標楷體" w:cs="標楷體"/>
+          <w:sz w:val="28"/>
+          <w:szCs w:val="28"/>
+        </w:rPr>
+        <w:t>規則引擎」深度結合，協助組織將原先繁瑣且主觀的人工作業，轉化為數據驅動的標準合</w:t>
+      </w:r>
+      <w:proofErr w:type="gramStart"/>
+      <w:r>
+        <w:rPr>
+          <w:rFonts w:eastAsia="標楷體" w:cs="標楷體"/>
+          <w:sz w:val="28"/>
+          <w:szCs w:val="28"/>
+        </w:rPr>
+        <w:t>規</w:t>
+      </w:r>
+      <w:proofErr w:type="gramEnd"/>
+      <w:r>
+        <w:rPr>
+          <w:rFonts w:eastAsia="標楷體" w:cs="標楷體"/>
+          <w:sz w:val="28"/>
+          <w:szCs w:val="28"/>
+        </w:rPr>
+        <w:t>流程。</w:t>
       </w:r>
     </w:p>
     <w:p>
@@ -9233,7 +9121,25 @@
           <w:sz w:val="28"/>
           <w:szCs w:val="28"/>
         </w:rPr>
-        <w:t>漏洞情資至本地資料庫，將外部真實的漏洞</w:t>
+        <w:t>漏洞</w:t>
+      </w:r>
+      <w:proofErr w:type="gramStart"/>
+      <w:r>
+        <w:rPr>
+          <w:rFonts w:eastAsia="標楷體" w:cs="標楷體"/>
+          <w:sz w:val="28"/>
+          <w:szCs w:val="28"/>
+        </w:rPr>
+        <w:t>情資至</w:t>
+      </w:r>
+      <w:proofErr w:type="gramEnd"/>
+      <w:r>
+        <w:rPr>
+          <w:rFonts w:eastAsia="標楷體" w:cs="標楷體"/>
+          <w:sz w:val="28"/>
+          <w:szCs w:val="28"/>
+        </w:rPr>
+        <w:t>本地資料庫，將外部真實的漏洞</w:t>
       </w:r>
       <w:r>
         <w:rPr>
@@ -9290,7 +9196,25 @@
           <w:sz w:val="28"/>
           <w:szCs w:val="28"/>
         </w:rPr>
-        <w:t>在資料傳輸至雲端模型前，系統將自動進行隱私過濾，遮蔽具備辨識性的機構名稱與關鍵參數，在完全保障資安隱私的前提下發揮</w:t>
+        <w:t>在資料傳輸至雲端模型前，系統將自動進行隱私過濾，遮蔽具備辨識性的機構名稱與關鍵參數，在完全</w:t>
+      </w:r>
+      <w:proofErr w:type="gramStart"/>
+      <w:r>
+        <w:rPr>
+          <w:rFonts w:eastAsia="標楷體" w:cs="標楷體"/>
+          <w:sz w:val="28"/>
+          <w:szCs w:val="28"/>
+        </w:rPr>
+        <w:t>保障資安隱私</w:t>
+      </w:r>
+      <w:proofErr w:type="gramEnd"/>
+      <w:r>
+        <w:rPr>
+          <w:rFonts w:eastAsia="標楷體" w:cs="標楷體"/>
+          <w:sz w:val="28"/>
+          <w:szCs w:val="28"/>
+        </w:rPr>
+        <w:t>的前提下發揮</w:t>
       </w:r>
       <w:r>
         <w:rPr>
@@ -9357,7 +9281,25 @@
           <w:sz w:val="28"/>
           <w:szCs w:val="28"/>
         </w:rPr>
-        <w:t>技術的合規方式：</w:t>
+        <w:t>技術的合</w:t>
+      </w:r>
+      <w:proofErr w:type="gramStart"/>
+      <w:r>
+        <w:rPr>
+          <w:rFonts w:eastAsia="標楷體" w:cs="標楷體"/>
+          <w:sz w:val="28"/>
+          <w:szCs w:val="28"/>
+        </w:rPr>
+        <w:t>規</w:t>
+      </w:r>
+      <w:proofErr w:type="gramEnd"/>
+      <w:r>
+        <w:rPr>
+          <w:rFonts w:eastAsia="標楷體" w:cs="標楷體"/>
+          <w:sz w:val="28"/>
+          <w:szCs w:val="28"/>
+        </w:rPr>
+        <w:t>方式：</w:t>
       </w:r>
       <w:r>
         <w:rPr>
@@ -9421,8 +9363,18 @@
           <w:sz w:val="28"/>
           <w:szCs w:val="28"/>
         </w:rPr>
-        <w:t>幻覺，自動產出具備高度精確性與實作價值的資安改善</w:t>
-      </w:r>
+        <w:t>幻覺，自動產出具備高度精確性與實作價值</w:t>
+      </w:r>
+      <w:proofErr w:type="gramStart"/>
+      <w:r>
+        <w:rPr>
+          <w:rFonts w:eastAsia="標楷體" w:cs="標楷體"/>
+          <w:sz w:val="28"/>
+          <w:szCs w:val="28"/>
+        </w:rPr>
+        <w:t>的資安改善</w:t>
+      </w:r>
+      <w:proofErr w:type="gramEnd"/>
       <w:r>
         <w:rPr>
           <w:rFonts w:eastAsia="標楷體" w:cs="標楷體"/>
@@ -9462,7 +9414,7 @@
         </w:rPr>
       </w:pPr>
       <w:bookmarkStart w:id="9" w:name="_Toc229258892"/>
-      <w:bookmarkStart w:id="10" w:name="_Toc231246526"/>
+      <w:bookmarkStart w:id="10" w:name="_Toc231248445"/>
       <w:r>
         <w:rPr>
           <w:rFonts w:eastAsia="標楷體" w:cs="標楷體"/>
@@ -9524,7 +9476,25 @@
           <w:sz w:val="28"/>
           <w:szCs w:val="28"/>
         </w:rPr>
-        <w:t>大幅提升資安行政效率：</w:t>
+        <w:t>大幅</w:t>
+      </w:r>
+      <w:proofErr w:type="gramStart"/>
+      <w:r>
+        <w:rPr>
+          <w:rFonts w:eastAsia="標楷體" w:cs="標楷體"/>
+          <w:sz w:val="28"/>
+          <w:szCs w:val="28"/>
+        </w:rPr>
+        <w:t>提升資安行政</w:t>
+      </w:r>
+      <w:proofErr w:type="gramEnd"/>
+      <w:r>
+        <w:rPr>
+          <w:rFonts w:eastAsia="標楷體" w:cs="標楷體"/>
+          <w:sz w:val="28"/>
+          <w:szCs w:val="28"/>
+        </w:rPr>
+        <w:t>效率：</w:t>
       </w:r>
       <w:r>
         <w:rPr>
@@ -9540,7 +9510,43 @@
           <w:sz w:val="28"/>
           <w:szCs w:val="28"/>
         </w:rPr>
-        <w:t>將原本需耗時數週的資產比對與漏洞查詢工作，縮短至數分鐘內批次完成，降低資安承辦人員的行政負擔。</w:t>
+        <w:t>將原本需耗時數</w:t>
+      </w:r>
+      <w:proofErr w:type="gramStart"/>
+      <w:r>
+        <w:rPr>
+          <w:rFonts w:eastAsia="標楷體" w:cs="標楷體"/>
+          <w:sz w:val="28"/>
+          <w:szCs w:val="28"/>
+        </w:rPr>
+        <w:t>週</w:t>
+      </w:r>
+      <w:proofErr w:type="gramEnd"/>
+      <w:r>
+        <w:rPr>
+          <w:rFonts w:eastAsia="標楷體" w:cs="標楷體"/>
+          <w:sz w:val="28"/>
+          <w:szCs w:val="28"/>
+        </w:rPr>
+        <w:t>的資產比對與漏洞查詢工作，縮短至數分鐘內批次完成，</w:t>
+      </w:r>
+      <w:proofErr w:type="gramStart"/>
+      <w:r>
+        <w:rPr>
+          <w:rFonts w:eastAsia="標楷體" w:cs="標楷體"/>
+          <w:sz w:val="28"/>
+          <w:szCs w:val="28"/>
+        </w:rPr>
+        <w:t>降低資安承辦</w:t>
+      </w:r>
+      <w:proofErr w:type="gramEnd"/>
+      <w:r>
+        <w:rPr>
+          <w:rFonts w:eastAsia="標楷體" w:cs="標楷體"/>
+          <w:sz w:val="28"/>
+          <w:szCs w:val="28"/>
+        </w:rPr>
+        <w:t>人員的行政負擔。</w:t>
       </w:r>
     </w:p>
     <w:p>
@@ -9622,7 +9628,25 @@
           <w:sz w:val="28"/>
           <w:szCs w:val="28"/>
         </w:rPr>
-        <w:t>優化組織資安資源分配：</w:t>
+        <w:t>優化</w:t>
+      </w:r>
+      <w:proofErr w:type="gramStart"/>
+      <w:r>
+        <w:rPr>
+          <w:rFonts w:eastAsia="標楷體" w:cs="標楷體"/>
+          <w:sz w:val="28"/>
+          <w:szCs w:val="28"/>
+        </w:rPr>
+        <w:t>組織資安資源</w:t>
+      </w:r>
+      <w:proofErr w:type="gramEnd"/>
+      <w:r>
+        <w:rPr>
+          <w:rFonts w:eastAsia="標楷體" w:cs="標楷體"/>
+          <w:sz w:val="28"/>
+          <w:szCs w:val="28"/>
+        </w:rPr>
+        <w:t>分配：</w:t>
       </w:r>
       <w:r>
         <w:rPr>
@@ -9638,7 +9662,25 @@
           <w:sz w:val="28"/>
           <w:szCs w:val="28"/>
         </w:rPr>
-        <w:t>透過修正後的最大風險演算法，為資安主管產出準確</w:t>
+        <w:t>透過修正後的最大風險演算法，</w:t>
+      </w:r>
+      <w:proofErr w:type="gramStart"/>
+      <w:r>
+        <w:rPr>
+          <w:rFonts w:eastAsia="標楷體" w:cs="標楷體"/>
+          <w:sz w:val="28"/>
+          <w:szCs w:val="28"/>
+        </w:rPr>
+        <w:t>為資安主管</w:t>
+      </w:r>
+      <w:proofErr w:type="gramEnd"/>
+      <w:r>
+        <w:rPr>
+          <w:rFonts w:eastAsia="標楷體" w:cs="標楷體"/>
+          <w:sz w:val="28"/>
+          <w:szCs w:val="28"/>
+        </w:rPr>
+        <w:t>產出準確</w:t>
       </w:r>
       <w:r>
         <w:rPr>
@@ -9647,7 +9689,25 @@
           <w:szCs w:val="28"/>
         </w:rPr>
         <w:lastRenderedPageBreak/>
-        <w:t>的風險熱力圖與高風險分佈報告，使組織能將有限的資源精準投注在最脆弱的防護破口上。</w:t>
+        <w:t>的風險熱力圖與高風險分佈報告，使組織能將有限的資源精</w:t>
+      </w:r>
+      <w:proofErr w:type="gramStart"/>
+      <w:r>
+        <w:rPr>
+          <w:rFonts w:eastAsia="標楷體" w:cs="標楷體"/>
+          <w:sz w:val="28"/>
+          <w:szCs w:val="28"/>
+        </w:rPr>
+        <w:t>準</w:t>
+      </w:r>
+      <w:proofErr w:type="gramEnd"/>
+      <w:r>
+        <w:rPr>
+          <w:rFonts w:eastAsia="標楷體" w:cs="標楷體"/>
+          <w:sz w:val="28"/>
+          <w:szCs w:val="28"/>
+        </w:rPr>
+        <w:t>投注在最脆弱的防護破口上。</w:t>
       </w:r>
     </w:p>
     <w:p>
@@ -9670,7 +9730,43 @@
           <w:sz w:val="28"/>
           <w:szCs w:val="28"/>
         </w:rPr>
-        <w:t>提供安全、合規且具公信力的資安文件：</w:t>
+        <w:t>提供安全、合</w:t>
+      </w:r>
+      <w:proofErr w:type="gramStart"/>
+      <w:r>
+        <w:rPr>
+          <w:rFonts w:eastAsia="標楷體" w:cs="標楷體"/>
+          <w:sz w:val="28"/>
+          <w:szCs w:val="28"/>
+        </w:rPr>
+        <w:t>規</w:t>
+      </w:r>
+      <w:proofErr w:type="gramEnd"/>
+      <w:r>
+        <w:rPr>
+          <w:rFonts w:eastAsia="標楷體" w:cs="標楷體"/>
+          <w:sz w:val="28"/>
+          <w:szCs w:val="28"/>
+        </w:rPr>
+        <w:t>且具公信力</w:t>
+      </w:r>
+      <w:proofErr w:type="gramStart"/>
+      <w:r>
+        <w:rPr>
+          <w:rFonts w:eastAsia="標楷體" w:cs="標楷體"/>
+          <w:sz w:val="28"/>
+          <w:szCs w:val="28"/>
+        </w:rPr>
+        <w:t>的資安文件</w:t>
+      </w:r>
+      <w:proofErr w:type="gramEnd"/>
+      <w:r>
+        <w:rPr>
+          <w:rFonts w:eastAsia="標楷體" w:cs="標楷體"/>
+          <w:sz w:val="28"/>
+          <w:szCs w:val="28"/>
+        </w:rPr>
+        <w:t>：</w:t>
       </w:r>
       <w:r>
         <w:rPr>
@@ -9686,7 +9782,25 @@
           <w:sz w:val="28"/>
           <w:szCs w:val="28"/>
         </w:rPr>
-        <w:t>在確保機敏資料不外洩的安全框架下，產出符合國際標準的風險處理計畫書與標準作業程序（</w:t>
+        <w:t>在確保機敏資料不外</w:t>
+      </w:r>
+      <w:proofErr w:type="gramStart"/>
+      <w:r>
+        <w:rPr>
+          <w:rFonts w:eastAsia="標楷體" w:cs="標楷體"/>
+          <w:sz w:val="28"/>
+          <w:szCs w:val="28"/>
+        </w:rPr>
+        <w:t>洩</w:t>
+      </w:r>
+      <w:proofErr w:type="gramEnd"/>
+      <w:r>
+        <w:rPr>
+          <w:rFonts w:eastAsia="標楷體" w:cs="標楷體"/>
+          <w:sz w:val="28"/>
+          <w:szCs w:val="28"/>
+        </w:rPr>
+        <w:t>的安全框架下，產出符合國際標準的風險處理計畫書與標準作業程序（</w:t>
       </w:r>
       <w:r>
         <w:rPr>
@@ -9755,7 +9869,7 @@
       <w:bookmarkStart w:id="11" w:name="_Toc167696207"/>
       <w:bookmarkStart w:id="12" w:name="_Toc179739969"/>
       <w:bookmarkStart w:id="13" w:name="_Toc230987404"/>
-      <w:bookmarkStart w:id="14" w:name="_Toc231246527"/>
+      <w:bookmarkStart w:id="14" w:name="_Toc231248446"/>
       <w:r>
         <w:rPr>
           <w:rFonts w:eastAsia="標楷體" w:cs="標楷體"/>
@@ -9826,7 +9940,7 @@
           <w:szCs w:val="32"/>
         </w:rPr>
       </w:pPr>
-      <w:bookmarkStart w:id="15" w:name="_Toc231246528"/>
+      <w:bookmarkStart w:id="15" w:name="_Toc231248447"/>
       <w:r>
         <w:rPr>
           <w:rFonts w:eastAsia="標楷體" w:cs="標楷體"/>
@@ -10042,8 +10156,9 @@
           <w:sz w:val="28"/>
           <w:szCs w:val="28"/>
         </w:rPr>
-        <w:t>等既有合規平台覆蓋。我們挑的不是與它們正面對撞</w:t>
-      </w:r>
+        <w:t>等既有合</w:t>
+      </w:r>
+      <w:proofErr w:type="gramStart"/>
       <w:r>
         <w:rPr>
           <w:rFonts w:eastAsia="標楷體" w:cs="標楷體" w:hint="eastAsia"/>
@@ -10051,8 +10166,9 @@
           <w:sz w:val="28"/>
           <w:szCs w:val="28"/>
         </w:rPr>
-        <w:t>，</w:t>
-      </w:r>
+        <w:t>規</w:t>
+      </w:r>
+      <w:proofErr w:type="gramEnd"/>
       <w:r>
         <w:rPr>
           <w:rFonts w:eastAsia="標楷體" w:cs="標楷體" w:hint="eastAsia"/>
@@ -10060,7 +10176,45 @@
           <w:sz w:val="28"/>
           <w:szCs w:val="28"/>
         </w:rPr>
-        <w:t>而是「買不起合規平台又必須做</w:t>
+        <w:t>平台覆蓋。我們挑的不是與它們正面對撞</w:t>
+      </w:r>
+      <w:r>
+        <w:rPr>
+          <w:rFonts w:eastAsia="標楷體" w:cs="標楷體" w:hint="eastAsia"/>
+          <w:color w:val="000000" w:themeColor="text1"/>
+          <w:sz w:val="28"/>
+          <w:szCs w:val="28"/>
+        </w:rPr>
+        <w:t>，</w:t>
+      </w:r>
+      <w:r>
+        <w:rPr>
+          <w:rFonts w:eastAsia="標楷體" w:cs="標楷體" w:hint="eastAsia"/>
+          <w:color w:val="000000" w:themeColor="text1"/>
+          <w:sz w:val="28"/>
+          <w:szCs w:val="28"/>
+        </w:rPr>
+        <w:t>而是「買不起合</w:t>
+      </w:r>
+      <w:proofErr w:type="gramStart"/>
+      <w:r>
+        <w:rPr>
+          <w:rFonts w:eastAsia="標楷體" w:cs="標楷體" w:hint="eastAsia"/>
+          <w:color w:val="000000" w:themeColor="text1"/>
+          <w:sz w:val="28"/>
+          <w:szCs w:val="28"/>
+        </w:rPr>
+        <w:t>規</w:t>
+      </w:r>
+      <w:proofErr w:type="gramEnd"/>
+      <w:r>
+        <w:rPr>
+          <w:rFonts w:eastAsia="標楷體" w:cs="標楷體" w:hint="eastAsia"/>
+          <w:color w:val="000000" w:themeColor="text1"/>
+          <w:sz w:val="28"/>
+          <w:szCs w:val="28"/>
+        </w:rPr>
+        <w:t>平台又必須做</w:t>
       </w:r>
       <w:r>
         <w:rPr>
@@ -10702,7 +10856,25 @@
           <w:sz w:val="28"/>
           <w:szCs w:val="28"/>
         </w:rPr>
-        <w:t>未來可採訂閱制模式發展</w:t>
+        <w:t>未來可</w:t>
+      </w:r>
+      <w:proofErr w:type="gramStart"/>
+      <w:r>
+        <w:rPr>
+          <w:rFonts w:ascii="標楷體" w:eastAsia="標楷體" w:hAnsi="標楷體" w:cs="標楷體"/>
+          <w:sz w:val="28"/>
+          <w:szCs w:val="28"/>
+        </w:rPr>
+        <w:t>採</w:t>
+      </w:r>
+      <w:proofErr w:type="gramEnd"/>
+      <w:r>
+        <w:rPr>
+          <w:rFonts w:ascii="標楷體" w:eastAsia="標楷體" w:hAnsi="標楷體" w:cs="標楷體"/>
+          <w:sz w:val="28"/>
+          <w:szCs w:val="28"/>
+        </w:rPr>
+        <w:t>訂閱制模式發展</w:t>
       </w:r>
       <w:r>
         <w:rPr>
@@ -10766,7 +10938,25 @@
           <w:sz w:val="28"/>
           <w:szCs w:val="28"/>
         </w:rPr>
-        <w:t>初期可提供資產盤點、風險評鑑與 AI 改善建議等基本功能；後續再加入多部門管理、權限控管、報表匯出與外部情資串接等進階功能。</w:t>
+        <w:t>初期可提供資產盤點、風險評鑑與 AI 改善建議等基本功能；後續再加入多部門管理、權限控管、報表匯出與外部</w:t>
+      </w:r>
+      <w:proofErr w:type="gramStart"/>
+      <w:r>
+        <w:rPr>
+          <w:rFonts w:ascii="標楷體" w:eastAsia="標楷體" w:hAnsi="標楷體" w:cs="標楷體"/>
+          <w:sz w:val="28"/>
+          <w:szCs w:val="28"/>
+        </w:rPr>
+        <w:t>情資串</w:t>
+      </w:r>
+      <w:proofErr w:type="gramEnd"/>
+      <w:r>
+        <w:rPr>
+          <w:rFonts w:ascii="標楷體" w:eastAsia="標楷體" w:hAnsi="標楷體" w:cs="標楷體"/>
+          <w:sz w:val="28"/>
+          <w:szCs w:val="28"/>
+        </w:rPr>
+        <w:t>接等進階功能。</w:t>
       </w:r>
     </w:p>
     <w:p>
@@ -10839,7 +11029,7 @@
           <w:szCs w:val="32"/>
         </w:rPr>
       </w:pPr>
-      <w:bookmarkStart w:id="16" w:name="_Toc231246529"/>
+      <w:bookmarkStart w:id="16" w:name="_Toc231248448"/>
       <w:r>
         <w:rPr>
           <w:rFonts w:eastAsia="標楷體" w:cs="標楷體"/>
@@ -12191,7 +12381,21 @@
               <w:rPr>
                 <w:rFonts w:eastAsia="標楷體"/>
               </w:rPr>
-              <w:t xml:space="preserve"> Free Tier(500 MB)</w:t>
+              <w:t xml:space="preserve"> Free </w:t>
+            </w:r>
+            <w:proofErr w:type="gramStart"/>
+            <w:r>
+              <w:rPr>
+                <w:rFonts w:eastAsia="標楷體"/>
+              </w:rPr>
+              <w:t>Tier(</w:t>
+            </w:r>
+            <w:proofErr w:type="gramEnd"/>
+            <w:r>
+              <w:rPr>
+                <w:rFonts w:eastAsia="標楷體"/>
+              </w:rPr>
+              <w:t>500 MB)</w:t>
             </w:r>
           </w:p>
         </w:tc>
@@ -13080,8 +13284,18 @@
                 <w:sz w:val="28"/>
                 <w:szCs w:val="28"/>
               </w:rPr>
-              <w:t>系統維護與資安防護</w:t>
-            </w:r>
+              <w:t>系統維護</w:t>
+            </w:r>
+            <w:proofErr w:type="gramStart"/>
+            <w:r>
+              <w:rPr>
+                <w:rFonts w:ascii="標楷體" w:eastAsia="標楷體" w:hAnsi="標楷體" w:cs="標楷體"/>
+                <w:sz w:val="28"/>
+                <w:szCs w:val="28"/>
+              </w:rPr>
+              <w:t>與資安防護</w:t>
+            </w:r>
+            <w:proofErr w:type="gramEnd"/>
           </w:p>
         </w:tc>
         <w:tc>
@@ -13168,13 +13382,23 @@
                 <w:szCs w:val="28"/>
               </w:rPr>
             </w:pPr>
+            <w:proofErr w:type="gramStart"/>
             <w:r>
               <w:rPr>
                 <w:rFonts w:ascii="標楷體" w:eastAsia="標楷體" w:hAnsi="標楷體" w:cs="標楷體"/>
                 <w:sz w:val="28"/>
                 <w:szCs w:val="28"/>
               </w:rPr>
-              <w:t>線上推廣、簡介製作與合作推廣</w:t>
+              <w:t>線上推廣</w:t>
+            </w:r>
+            <w:proofErr w:type="gramEnd"/>
+            <w:r>
+              <w:rPr>
+                <w:rFonts w:ascii="標楷體" w:eastAsia="標楷體" w:hAnsi="標楷體" w:cs="標楷體"/>
+                <w:sz w:val="28"/>
+                <w:szCs w:val="28"/>
+              </w:rPr>
+              <w:t>、簡介製作與合作推廣</w:t>
             </w:r>
           </w:p>
         </w:tc>
@@ -13766,7 +13990,7 @@
           <w:szCs w:val="32"/>
         </w:rPr>
       </w:pPr>
-      <w:bookmarkStart w:id="18" w:name="_Toc231246530"/>
+      <w:bookmarkStart w:id="18" w:name="_Toc231248449"/>
       <w:r>
         <w:rPr>
           <w:rFonts w:eastAsia="標楷體" w:cs="標楷體"/>
@@ -13792,7 +14016,27 @@
           <w:sz w:val="32"/>
           <w:szCs w:val="32"/>
         </w:rPr>
-        <w:t xml:space="preserve"> — STP</w:t>
+        <w:t xml:space="preserve"> </w:t>
+      </w:r>
+      <w:proofErr w:type="gramStart"/>
+      <w:r>
+        <w:rPr>
+          <w:rFonts w:eastAsia="標楷體" w:cs="標楷體"/>
+          <w:color w:val="000000" w:themeColor="text1"/>
+          <w:sz w:val="32"/>
+          <w:szCs w:val="32"/>
+        </w:rPr>
+        <w:t>—</w:t>
+      </w:r>
+      <w:proofErr w:type="gramEnd"/>
+      <w:r>
+        <w:rPr>
+          <w:rFonts w:eastAsia="標楷體" w:cs="標楷體"/>
+          <w:color w:val="000000" w:themeColor="text1"/>
+          <w:sz w:val="32"/>
+          <w:szCs w:val="32"/>
+        </w:rPr>
+        <w:t xml:space="preserve"> STP</w:t>
       </w:r>
       <w:bookmarkEnd w:id="18"/>
     </w:p>
@@ -13869,6 +14113,7 @@
         </w:rPr>
         <w:t>導入階段</w:t>
       </w:r>
+      <w:proofErr w:type="gramStart"/>
       <w:r>
         <w:rPr>
           <w:rFonts w:eastAsia="標楷體" w:cs="標楷體"/>
@@ -13876,7 +14121,17 @@
           <w:sz w:val="28"/>
           <w:szCs w:val="28"/>
         </w:rPr>
-        <w:t>三個軸切市場</w:t>
+        <w:t>三個軸切</w:t>
+      </w:r>
+      <w:proofErr w:type="gramEnd"/>
+      <w:r>
+        <w:rPr>
+          <w:rFonts w:eastAsia="標楷體" w:cs="標楷體"/>
+          <w:color w:val="000000" w:themeColor="text1"/>
+          <w:sz w:val="28"/>
+          <w:szCs w:val="28"/>
+        </w:rPr>
+        <w:t>市場</w:t>
       </w:r>
       <w:r>
         <w:rPr>
@@ -14229,17 +14484,33 @@
                 <w:rFonts w:eastAsia="標楷體" w:cs="標楷體"/>
               </w:rPr>
             </w:pPr>
+            <w:proofErr w:type="gramStart"/>
             <w:r>
               <w:rPr>
                 <w:rFonts w:eastAsia="標楷體" w:cs="標楷體"/>
               </w:rPr>
               <w:t>資安人力</w:t>
             </w:r>
-            <w:r>
-              <w:rPr>
-                <w:rFonts w:eastAsia="標楷體" w:cs="標楷體"/>
-              </w:rPr>
-              <w:t xml:space="preserve"> 0–1 </w:t>
+            <w:proofErr w:type="gramEnd"/>
+            <w:r>
+              <w:rPr>
+                <w:rFonts w:eastAsia="標楷體" w:cs="標楷體"/>
+              </w:rPr>
+              <w:t xml:space="preserve"> 0</w:t>
+            </w:r>
+            <w:proofErr w:type="gramStart"/>
+            <w:r>
+              <w:rPr>
+                <w:rFonts w:eastAsia="標楷體" w:cs="標楷體"/>
+              </w:rPr>
+              <w:t>–</w:t>
+            </w:r>
+            <w:proofErr w:type="gramEnd"/>
+            <w:r>
+              <w:rPr>
+                <w:rFonts w:eastAsia="標楷體" w:cs="標楷體"/>
+              </w:rPr>
+              <w:t xml:space="preserve">1 </w:t>
             </w:r>
             <w:r>
               <w:rPr>
@@ -14380,7 +14651,21 @@
               <w:rPr>
                 <w:rFonts w:eastAsia="標楷體" w:cs="標楷體"/>
               </w:rPr>
-              <w:t>已有內部團隊或既有合規平台</w:t>
+              <w:t>已有內部團隊或既有合</w:t>
+            </w:r>
+            <w:proofErr w:type="gramStart"/>
+            <w:r>
+              <w:rPr>
+                <w:rFonts w:eastAsia="標楷體" w:cs="標楷體"/>
+              </w:rPr>
+              <w:t>規</w:t>
+            </w:r>
+            <w:proofErr w:type="gramEnd"/>
+            <w:r>
+              <w:rPr>
+                <w:rFonts w:eastAsia="標楷體" w:cs="標楷體"/>
+              </w:rPr>
+              <w:t>平台</w:t>
             </w:r>
           </w:p>
         </w:tc>
@@ -14680,7 +14965,21 @@
               <w:rPr>
                 <w:rFonts w:eastAsia="標楷體" w:cs="標楷體"/>
               </w:rPr>
-              <w:t>合規壓力來自上級機關</w:t>
+              <w:t>合</w:t>
+            </w:r>
+            <w:proofErr w:type="gramStart"/>
+            <w:r>
+              <w:rPr>
+                <w:rFonts w:eastAsia="標楷體" w:cs="標楷體"/>
+              </w:rPr>
+              <w:t>規</w:t>
+            </w:r>
+            <w:proofErr w:type="gramEnd"/>
+            <w:r>
+              <w:rPr>
+                <w:rFonts w:eastAsia="標楷體" w:cs="標楷體"/>
+              </w:rPr>
+              <w:t>壓力來自上級機關</w:t>
             </w:r>
           </w:p>
         </w:tc>
@@ -14803,7 +15102,21 @@
               <w:rPr>
                 <w:rFonts w:eastAsia="標楷體" w:cs="標楷體"/>
               </w:rPr>
-              <w:t>資產量大、供應鏈合規要求</w:t>
+              <w:t>資產量大、供應鏈合</w:t>
+            </w:r>
+            <w:proofErr w:type="gramStart"/>
+            <w:r>
+              <w:rPr>
+                <w:rFonts w:eastAsia="標楷體" w:cs="標楷體"/>
+              </w:rPr>
+              <w:t>規</w:t>
+            </w:r>
+            <w:proofErr w:type="gramEnd"/>
+            <w:r>
+              <w:rPr>
+                <w:rFonts w:eastAsia="標楷體" w:cs="標楷體"/>
+              </w:rPr>
+              <w:t>要求</w:t>
             </w:r>
           </w:p>
         </w:tc>
@@ -15494,6 +15807,7 @@
         </w:rPr>
         <w:t xml:space="preserve">1. </w:t>
       </w:r>
+      <w:proofErr w:type="gramStart"/>
       <w:r>
         <w:rPr>
           <w:rFonts w:eastAsia="標楷體" w:cs="標楷體"/>
@@ -15501,7 +15815,17 @@
           <w:sz w:val="28"/>
           <w:szCs w:val="28"/>
         </w:rPr>
-        <w:t>資安人力薄弱</w:t>
+        <w:t>資安人力</w:t>
+      </w:r>
+      <w:proofErr w:type="gramEnd"/>
+      <w:r>
+        <w:rPr>
+          <w:rFonts w:eastAsia="標楷體" w:cs="標楷體"/>
+          <w:color w:val="000000" w:themeColor="text1"/>
+          <w:sz w:val="28"/>
+          <w:szCs w:val="28"/>
+        </w:rPr>
+        <w:t>薄弱</w:t>
       </w:r>
       <w:r>
         <w:rPr>
@@ -15574,7 +15898,27 @@
           <w:sz w:val="28"/>
           <w:szCs w:val="28"/>
         </w:rPr>
-        <w:t>既有合規平台對他們太貴</w:t>
+        <w:t>既有合</w:t>
+      </w:r>
+      <w:proofErr w:type="gramStart"/>
+      <w:r>
+        <w:rPr>
+          <w:rFonts w:eastAsia="標楷體" w:cs="標楷體"/>
+          <w:color w:val="000000" w:themeColor="text1"/>
+          <w:sz w:val="28"/>
+          <w:szCs w:val="28"/>
+        </w:rPr>
+        <w:t>規</w:t>
+      </w:r>
+      <w:proofErr w:type="gramEnd"/>
+      <w:r>
+        <w:rPr>
+          <w:rFonts w:eastAsia="標楷體" w:cs="標楷體"/>
+          <w:color w:val="000000" w:themeColor="text1"/>
+          <w:sz w:val="28"/>
+          <w:szCs w:val="28"/>
+        </w:rPr>
+        <w:t>平台對他們太貴</w:t>
       </w:r>
       <w:r>
         <w:rPr>
@@ -15696,6 +16040,7 @@
         </w:rPr>
         <w:t>：</w:t>
       </w:r>
+      <w:proofErr w:type="gramStart"/>
       <w:r>
         <w:rPr>
           <w:rFonts w:eastAsia="標楷體" w:cs="標楷體"/>
@@ -15703,7 +16048,17 @@
           <w:sz w:val="28"/>
           <w:szCs w:val="28"/>
         </w:rPr>
-        <w:t>資安顧問公司</w:t>
+        <w:t>資安顧問</w:t>
+      </w:r>
+      <w:proofErr w:type="gramEnd"/>
+      <w:r>
+        <w:rPr>
+          <w:rFonts w:eastAsia="標楷體" w:cs="標楷體"/>
+          <w:color w:val="000000" w:themeColor="text1"/>
+          <w:sz w:val="28"/>
+          <w:szCs w:val="28"/>
+        </w:rPr>
+        <w:t>公司</w:t>
       </w:r>
       <w:r>
         <w:rPr>
@@ -15834,7 +16189,47 @@
           <w:sz w:val="28"/>
           <w:szCs w:val="28"/>
         </w:rPr>
-        <w:t>本系統不是完整取代資安顧問，也不是大型企業使用的完整合規管理平台，而是提供一套較低門檻、較容易操作的輔助工具。其定位重點如下：</w:t>
+        <w:t>本系統不是完整</w:t>
+      </w:r>
+      <w:proofErr w:type="gramStart"/>
+      <w:r>
+        <w:rPr>
+          <w:rFonts w:eastAsia="標楷體" w:cs="標楷體" w:hint="eastAsia"/>
+          <w:color w:val="000000" w:themeColor="text1"/>
+          <w:sz w:val="28"/>
+          <w:szCs w:val="28"/>
+        </w:rPr>
+        <w:t>取代資安顧問</w:t>
+      </w:r>
+      <w:proofErr w:type="gramEnd"/>
+      <w:r>
+        <w:rPr>
+          <w:rFonts w:eastAsia="標楷體" w:cs="標楷體" w:hint="eastAsia"/>
+          <w:color w:val="000000" w:themeColor="text1"/>
+          <w:sz w:val="28"/>
+          <w:szCs w:val="28"/>
+        </w:rPr>
+        <w:t>，也不是大型企業使用的完整合</w:t>
+      </w:r>
+      <w:proofErr w:type="gramStart"/>
+      <w:r>
+        <w:rPr>
+          <w:rFonts w:eastAsia="標楷體" w:cs="標楷體" w:hint="eastAsia"/>
+          <w:color w:val="000000" w:themeColor="text1"/>
+          <w:sz w:val="28"/>
+          <w:szCs w:val="28"/>
+        </w:rPr>
+        <w:t>規</w:t>
+      </w:r>
+      <w:proofErr w:type="gramEnd"/>
+      <w:r>
+        <w:rPr>
+          <w:rFonts w:eastAsia="標楷體" w:cs="標楷體" w:hint="eastAsia"/>
+          <w:color w:val="000000" w:themeColor="text1"/>
+          <w:sz w:val="28"/>
+          <w:szCs w:val="28"/>
+        </w:rPr>
+        <w:t>管理平台，而是提供一套較低門檻、較容易操作的輔助工具。其定位重點如下：</w:t>
       </w:r>
     </w:p>
     <w:p>
@@ -15956,6 +16351,7 @@
         </w:rPr>
         <w:t xml:space="preserve">AI </w:t>
       </w:r>
+      <w:proofErr w:type="gramStart"/>
       <w:r>
         <w:rPr>
           <w:rFonts w:eastAsia="標楷體" w:cs="標楷體" w:hint="eastAsia"/>
@@ -15963,7 +16359,17 @@
           <w:sz w:val="28"/>
           <w:szCs w:val="28"/>
         </w:rPr>
-        <w:t>將資安建議轉換為較白話的改善方向。</w:t>
+        <w:t>將資安建議</w:t>
+      </w:r>
+      <w:proofErr w:type="gramEnd"/>
+      <w:r>
+        <w:rPr>
+          <w:rFonts w:eastAsia="標楷體" w:cs="標楷體" w:hint="eastAsia"/>
+          <w:color w:val="000000" w:themeColor="text1"/>
+          <w:sz w:val="28"/>
+          <w:szCs w:val="28"/>
+        </w:rPr>
+        <w:t>轉換為較白話的改善方向。</w:t>
       </w:r>
     </w:p>
     <w:p>
@@ -16056,7 +16462,7 @@
           <w:szCs w:val="32"/>
         </w:rPr>
       </w:pPr>
-      <w:bookmarkStart w:id="20" w:name="_Toc231246531"/>
+      <w:bookmarkStart w:id="20" w:name="_Toc231248450"/>
       <w:r>
         <w:rPr>
           <w:rFonts w:eastAsia="標楷體" w:cs="標楷體"/>
@@ -16270,7 +16676,21 @@
               <w:rPr>
                 <w:rFonts w:eastAsia="標楷體" w:cs="標楷體" w:hint="eastAsia"/>
               </w:rPr>
-              <w:t>給建議、規則算分、</w:t>
+              <w:t>給建議、</w:t>
+            </w:r>
+            <w:proofErr w:type="gramStart"/>
+            <w:r>
+              <w:rPr>
+                <w:rFonts w:eastAsia="標楷體" w:cs="標楷體" w:hint="eastAsia"/>
+              </w:rPr>
+              <w:t>規則算分</w:t>
+            </w:r>
+            <w:proofErr w:type="gramEnd"/>
+            <w:r>
+              <w:rPr>
+                <w:rFonts w:eastAsia="標楷體" w:cs="標楷體" w:hint="eastAsia"/>
+              </w:rPr>
+              <w:t>、</w:t>
             </w:r>
             <w:r>
               <w:rPr>
@@ -16454,7 +16874,21 @@
               <w:rPr>
                 <w:rFonts w:eastAsia="標楷體" w:cs="標楷體" w:hint="eastAsia"/>
               </w:rPr>
-              <w:t>多租戶、權限控管、情資快取等商業化要件未完成</w:t>
+              <w:t>多租戶、權限控管、</w:t>
+            </w:r>
+            <w:proofErr w:type="gramStart"/>
+            <w:r>
+              <w:rPr>
+                <w:rFonts w:eastAsia="標楷體" w:cs="標楷體" w:hint="eastAsia"/>
+              </w:rPr>
+              <w:t>情資快取等</w:t>
+            </w:r>
+            <w:proofErr w:type="gramEnd"/>
+            <w:r>
+              <w:rPr>
+                <w:rFonts w:eastAsia="標楷體" w:cs="標楷體" w:hint="eastAsia"/>
+              </w:rPr>
+              <w:t>商業化要件未完成</w:t>
             </w:r>
           </w:p>
           <w:p>
@@ -16725,14 +17159,22 @@
               <w:rPr>
                 <w:rFonts w:eastAsia="標楷體" w:cs="標楷體" w:hint="eastAsia"/>
               </w:rPr>
-              <w:t>應用接受度普及</w:t>
-            </w:r>
+              <w:t>應用接受度</w:t>
+            </w:r>
+            <w:proofErr w:type="gramStart"/>
             <w:r>
               <w:rPr>
                 <w:rFonts w:eastAsia="標楷體" w:cs="標楷體" w:hint="eastAsia"/>
               </w:rPr>
+              <w:t>普及</w:t>
+            </w:r>
+            <w:r>
+              <w:rPr>
+                <w:rFonts w:eastAsia="標楷體" w:cs="標楷體" w:hint="eastAsia"/>
+              </w:rPr>
               <w:t>,</w:t>
             </w:r>
+            <w:proofErr w:type="gramEnd"/>
             <w:r>
               <w:rPr>
                 <w:rFonts w:eastAsia="標楷體" w:cs="標楷體" w:hint="eastAsia"/>
@@ -16813,7 +17255,21 @@
               <w:rPr>
                 <w:rFonts w:eastAsia="標楷體" w:cs="標楷體" w:hint="eastAsia"/>
               </w:rPr>
-              <w:t>等合規平台已具品牌與客戶基礎</w:t>
+              <w:t>等合</w:t>
+            </w:r>
+            <w:proofErr w:type="gramStart"/>
+            <w:r>
+              <w:rPr>
+                <w:rFonts w:eastAsia="標楷體" w:cs="標楷體" w:hint="eastAsia"/>
+              </w:rPr>
+              <w:t>規</w:t>
+            </w:r>
+            <w:proofErr w:type="gramEnd"/>
+            <w:r>
+              <w:rPr>
+                <w:rFonts w:eastAsia="標楷體" w:cs="標楷體" w:hint="eastAsia"/>
+              </w:rPr>
+              <w:t>平台已具品牌與客戶基礎</w:t>
             </w:r>
           </w:p>
           <w:p>
@@ -16830,11 +17286,19 @@
                 <w:rFonts w:eastAsia="標楷體" w:cs="標楷體"/>
               </w:rPr>
             </w:pPr>
+            <w:proofErr w:type="gramStart"/>
             <w:r>
               <w:rPr>
                 <w:rFonts w:eastAsia="標楷體" w:cs="標楷體" w:hint="eastAsia"/>
               </w:rPr>
-              <w:t>資安資料敏感</w:t>
+              <w:t>資安資料</w:t>
+            </w:r>
+            <w:proofErr w:type="gramEnd"/>
+            <w:r>
+              <w:rPr>
+                <w:rFonts w:eastAsia="標楷體" w:cs="標楷體" w:hint="eastAsia"/>
+              </w:rPr>
+              <w:t>敏感</w:t>
             </w:r>
             <w:r>
               <w:rPr>
@@ -17177,7 +17641,25 @@
                 <w:sz w:val="28"/>
                 <w:szCs w:val="28"/>
               </w:rPr>
-              <w:t>以三層架構的可解釋性切入學校與中小企業,主打「比 Excel 快、比顧問便宜、比合規平台輕」</w:t>
+              <w:t>以三層架構的可解釋性切入學校與中小企業,主打「比 Excel 快、比顧問便宜、比合</w:t>
+            </w:r>
+            <w:proofErr w:type="gramStart"/>
+            <w:r>
+              <w:rPr>
+                <w:rFonts w:ascii="標楷體" w:eastAsia="標楷體" w:hAnsi="標楷體" w:cs="標楷體"/>
+                <w:sz w:val="28"/>
+                <w:szCs w:val="28"/>
+              </w:rPr>
+              <w:t>規</w:t>
+            </w:r>
+            <w:proofErr w:type="gramEnd"/>
+            <w:r>
+              <w:rPr>
+                <w:rFonts w:ascii="標楷體" w:eastAsia="標楷體" w:hAnsi="標楷體" w:cs="標楷體"/>
+                <w:sz w:val="28"/>
+                <w:szCs w:val="28"/>
+              </w:rPr>
+              <w:t>平台輕」</w:t>
             </w:r>
           </w:p>
         </w:tc>
@@ -17293,7 +17775,25 @@
                 <w:sz w:val="28"/>
                 <w:szCs w:val="28"/>
               </w:rPr>
-              <w:t>以「規則引擎算分、AI 不直接決定分數」回應對 AI 信任的疑慮;以條文引用回應 AI 幻覺風險</w:t>
+              <w:t>以「規則</w:t>
+            </w:r>
+            <w:proofErr w:type="gramStart"/>
+            <w:r>
+              <w:rPr>
+                <w:rFonts w:ascii="標楷體" w:eastAsia="標楷體" w:hAnsi="標楷體" w:cs="標楷體"/>
+                <w:sz w:val="28"/>
+                <w:szCs w:val="28"/>
+              </w:rPr>
+              <w:t>引擎算分</w:t>
+            </w:r>
+            <w:proofErr w:type="gramEnd"/>
+            <w:r>
+              <w:rPr>
+                <w:rFonts w:ascii="標楷體" w:eastAsia="標楷體" w:hAnsi="標楷體" w:cs="標楷體"/>
+                <w:sz w:val="28"/>
+                <w:szCs w:val="28"/>
+              </w:rPr>
+              <w:t>、AI 不直接決定分數」回應對 AI 信任的疑慮;以條文引用回應 AI 幻覺風險</w:t>
             </w:r>
           </w:p>
         </w:tc>
@@ -17399,7 +17899,25 @@
           <w:sz w:val="28"/>
           <w:szCs w:val="28"/>
         </w:rPr>
-        <w:t>依各系統公開官網與導入文件</w:t>
+        <w:t>依各系統</w:t>
+      </w:r>
+      <w:proofErr w:type="gramStart"/>
+      <w:r>
+        <w:rPr>
+          <w:rFonts w:eastAsia="標楷體" w:hint="eastAsia"/>
+          <w:sz w:val="28"/>
+          <w:szCs w:val="28"/>
+        </w:rPr>
+        <w:t>公開官網與</w:t>
+      </w:r>
+      <w:proofErr w:type="gramEnd"/>
+      <w:r>
+        <w:rPr>
+          <w:rFonts w:eastAsia="標楷體" w:hint="eastAsia"/>
+          <w:sz w:val="28"/>
+          <w:szCs w:val="28"/>
+        </w:rPr>
+        <w:t>導入文件</w:t>
       </w:r>
       <w:r>
         <w:rPr>
@@ -17639,8 +18157,16 @@
               <w:rPr>
                 <w:rFonts w:ascii="標楷體" w:eastAsia="標楷體" w:hAnsi="標楷體" w:cs="標楷體"/>
               </w:rPr>
-              <w:t xml:space="preserve"> 資安合規</w:t>
-            </w:r>
+              <w:t xml:space="preserve"> </w:t>
+            </w:r>
+            <w:proofErr w:type="gramStart"/>
+            <w:r>
+              <w:rPr>
+                <w:rFonts w:ascii="標楷體" w:eastAsia="標楷體" w:hAnsi="標楷體" w:cs="標楷體"/>
+              </w:rPr>
+              <w:t>資安合規</w:t>
+            </w:r>
+            <w:proofErr w:type="gramEnd"/>
           </w:p>
         </w:tc>
       </w:tr>
@@ -17730,12 +18256,14 @@
                 <w:rFonts w:ascii="標楷體" w:eastAsia="標楷體" w:hAnsi="標楷體" w:cs="標楷體"/>
               </w:rPr>
             </w:pPr>
+            <w:proofErr w:type="gramStart"/>
             <w:r>
               <w:rPr>
                 <w:rFonts w:ascii="標楷體" w:eastAsia="標楷體" w:hAnsi="標楷體" w:cs="標楷體"/>
               </w:rPr>
               <w:t>企業資安管理</w:t>
             </w:r>
+            <w:proofErr w:type="gramEnd"/>
           </w:p>
         </w:tc>
         <w:tc>
@@ -17761,11 +18289,19 @@
                 <w:rFonts w:ascii="標楷體" w:eastAsia="標楷體" w:hAnsi="標楷體" w:cs="標楷體"/>
               </w:rPr>
             </w:pPr>
+            <w:proofErr w:type="gramStart"/>
             <w:r>
               <w:rPr>
                 <w:rFonts w:ascii="標楷體" w:eastAsia="標楷體" w:hAnsi="標楷體" w:cs="標楷體"/>
               </w:rPr>
-              <w:t>資安合規管理</w:t>
+              <w:t>資安合規</w:t>
+            </w:r>
+            <w:proofErr w:type="gramEnd"/>
+            <w:r>
+              <w:rPr>
+                <w:rFonts w:ascii="標楷體" w:eastAsia="標楷體" w:hAnsi="標楷體" w:cs="標楷體"/>
+              </w:rPr>
+              <w:t>管理</w:t>
             </w:r>
           </w:p>
         </w:tc>
@@ -18395,7 +18931,21 @@
               <w:rPr>
                 <w:rFonts w:ascii="標楷體" w:eastAsia="標楷體" w:hAnsi="標楷體" w:cs="標楷體"/>
               </w:rPr>
-              <w:t>完整合規報表</w:t>
+              <w:t>完整合</w:t>
+            </w:r>
+            <w:proofErr w:type="gramStart"/>
+            <w:r>
+              <w:rPr>
+                <w:rFonts w:ascii="標楷體" w:eastAsia="標楷體" w:hAnsi="標楷體" w:cs="標楷體"/>
+              </w:rPr>
+              <w:t>規</w:t>
+            </w:r>
+            <w:proofErr w:type="gramEnd"/>
+            <w:r>
+              <w:rPr>
+                <w:rFonts w:ascii="標楷體" w:eastAsia="標楷體" w:hAnsi="標楷體" w:cs="標楷體"/>
+              </w:rPr>
+              <w:t>報表</w:t>
             </w:r>
           </w:p>
         </w:tc>
@@ -18759,7 +19309,7 @@
           <w:szCs w:val="36"/>
         </w:rPr>
       </w:pPr>
-      <w:bookmarkStart w:id="22" w:name="_Toc231246532"/>
+      <w:bookmarkStart w:id="22" w:name="_Toc231248451"/>
       <w:r>
         <w:rPr>
           <w:rFonts w:eastAsia="標楷體" w:cs="標楷體"/>
@@ -18826,7 +19376,7 @@
         </w:rPr>
       </w:pPr>
       <w:bookmarkStart w:id="23" w:name="_Toc230987410"/>
-      <w:bookmarkStart w:id="24" w:name="_Toc231246533"/>
+      <w:bookmarkStart w:id="24" w:name="_Toc231248452"/>
       <w:r>
         <w:rPr>
           <w:rFonts w:eastAsia="標楷體" w:cs="標楷體"/>
@@ -18888,7 +19438,25 @@
           <w:sz w:val="28"/>
           <w:szCs w:val="28"/>
         </w:rPr>
-        <w:t>助使用者進行資訊資產盤點與風險評鑑，降低傳統人工評鑑所需的時間與專業門檻，並提升整體資安管理效率。透過使用者輸入資產資料，結合</w:t>
+        <w:t>助使用者進行資訊資產盤點與風險評鑑，降低傳統人工評鑑所需的時間與專業門檻，並提升</w:t>
+      </w:r>
+      <w:proofErr w:type="gramStart"/>
+      <w:r>
+        <w:rPr>
+          <w:rFonts w:eastAsia="標楷體" w:cs="標楷體"/>
+          <w:sz w:val="28"/>
+          <w:szCs w:val="28"/>
+        </w:rPr>
+        <w:t>整體資安管理</w:t>
+      </w:r>
+      <w:proofErr w:type="gramEnd"/>
+      <w:r>
+        <w:rPr>
+          <w:rFonts w:eastAsia="標楷體" w:cs="標楷體"/>
+          <w:sz w:val="28"/>
+          <w:szCs w:val="28"/>
+        </w:rPr>
+        <w:t>效率。透過使用者輸入資產資料，結合</w:t>
       </w:r>
       <w:r>
         <w:rPr>
@@ -19378,7 +19946,25 @@
           <w:sz w:val="28"/>
           <w:szCs w:val="28"/>
         </w:rPr>
-        <w:t>資訊，以確保風險評鑑所依據之資安資料具備時效性。</w:t>
+        <w:t>資訊，以確保風險評鑑所依據</w:t>
+      </w:r>
+      <w:proofErr w:type="gramStart"/>
+      <w:r>
+        <w:rPr>
+          <w:rFonts w:eastAsia="標楷體" w:cs="標楷體" w:hint="eastAsia"/>
+          <w:sz w:val="28"/>
+          <w:szCs w:val="28"/>
+        </w:rPr>
+        <w:t>之資安資料</w:t>
+      </w:r>
+      <w:proofErr w:type="gramEnd"/>
+      <w:r>
+        <w:rPr>
+          <w:rFonts w:eastAsia="標楷體" w:cs="標楷體" w:hint="eastAsia"/>
+          <w:sz w:val="28"/>
+          <w:szCs w:val="28"/>
+        </w:rPr>
+        <w:t>具備時效性。</w:t>
       </w:r>
     </w:p>
     <w:p>
@@ -19654,13 +20240,41 @@
         </w:rPr>
         <w:t xml:space="preserve"> ISO 27002 </w:t>
       </w:r>
-      <w:r>
-        <w:rPr>
-          <w:rFonts w:eastAsia="標楷體" w:cs="標楷體"/>
-          <w:sz w:val="28"/>
-          <w:szCs w:val="28"/>
-        </w:rPr>
-        <w:t>資安控制規範，以提供模型更完整之資安背景知識。最終，系統將去識別化後之輸入資料與檢索結果一併輸入至</w:t>
+      <w:proofErr w:type="gramStart"/>
+      <w:r>
+        <w:rPr>
+          <w:rFonts w:eastAsia="標楷體" w:cs="標楷體"/>
+          <w:sz w:val="28"/>
+          <w:szCs w:val="28"/>
+        </w:rPr>
+        <w:t>資安控制</w:t>
+      </w:r>
+      <w:proofErr w:type="gramEnd"/>
+      <w:r>
+        <w:rPr>
+          <w:rFonts w:eastAsia="標楷體" w:cs="標楷體"/>
+          <w:sz w:val="28"/>
+          <w:szCs w:val="28"/>
+        </w:rPr>
+        <w:t>規範，以提供模型更完整</w:t>
+      </w:r>
+      <w:proofErr w:type="gramStart"/>
+      <w:r>
+        <w:rPr>
+          <w:rFonts w:eastAsia="標楷體" w:cs="標楷體"/>
+          <w:sz w:val="28"/>
+          <w:szCs w:val="28"/>
+        </w:rPr>
+        <w:t>之資安背景</w:t>
+      </w:r>
+      <w:proofErr w:type="gramEnd"/>
+      <w:r>
+        <w:rPr>
+          <w:rFonts w:eastAsia="標楷體" w:cs="標楷體"/>
+          <w:sz w:val="28"/>
+          <w:szCs w:val="28"/>
+        </w:rPr>
+        <w:t>知識。最終，系統將去識別化後之輸入資料與檢索結果一併輸入至</w:t>
       </w:r>
       <w:r>
         <w:rPr>
@@ -19676,7 +20290,25 @@
           <w:sz w:val="28"/>
           <w:szCs w:val="28"/>
         </w:rPr>
-        <w:t>，以生成具備情境脈絡與資安依據之改善建議。</w:t>
+        <w:t>，以生成具備情境脈絡</w:t>
+      </w:r>
+      <w:proofErr w:type="gramStart"/>
+      <w:r>
+        <w:rPr>
+          <w:rFonts w:eastAsia="標楷體" w:cs="標楷體"/>
+          <w:sz w:val="28"/>
+          <w:szCs w:val="28"/>
+        </w:rPr>
+        <w:t>與資安依據</w:t>
+      </w:r>
+      <w:proofErr w:type="gramEnd"/>
+      <w:r>
+        <w:rPr>
+          <w:rFonts w:eastAsia="標楷體" w:cs="標楷體"/>
+          <w:sz w:val="28"/>
+          <w:szCs w:val="28"/>
+        </w:rPr>
+        <w:t>之改善建議。</w:t>
       </w:r>
     </w:p>
     <w:p>
@@ -19702,7 +20334,7 @@
         </w:rPr>
       </w:pPr>
       <w:bookmarkStart w:id="26" w:name="_Toc230987411"/>
-      <w:bookmarkStart w:id="27" w:name="_Toc231246534"/>
+      <w:bookmarkStart w:id="27" w:name="_Toc231248453"/>
       <w:r>
         <w:rPr>
           <w:rFonts w:eastAsia="標楷體" w:cs="標楷體"/>
@@ -19830,7 +20462,25 @@
           <w:sz w:val="28"/>
           <w:szCs w:val="28"/>
         </w:rPr>
-        <w:t>，建置一套完整的資安風險評</w:t>
+        <w:t>，建置一套完整</w:t>
+      </w:r>
+      <w:proofErr w:type="gramStart"/>
+      <w:r>
+        <w:rPr>
+          <w:rFonts w:eastAsia="標楷體" w:cs="標楷體"/>
+          <w:sz w:val="28"/>
+          <w:szCs w:val="28"/>
+        </w:rPr>
+        <w:t>的資安風險</w:t>
+      </w:r>
+      <w:proofErr w:type="gramEnd"/>
+      <w:r>
+        <w:rPr>
+          <w:rFonts w:eastAsia="標楷體" w:cs="標楷體"/>
+          <w:sz w:val="28"/>
+          <w:szCs w:val="28"/>
+        </w:rPr>
+        <w:t>評</w:t>
       </w:r>
       <w:r>
         <w:rPr>
@@ -19879,7 +20529,25 @@
           <w:sz w:val="28"/>
           <w:szCs w:val="28"/>
         </w:rPr>
-        <w:t>。此外，由於採用</w:t>
+        <w:t>。</w:t>
+      </w:r>
+      <w:proofErr w:type="gramStart"/>
+      <w:r>
+        <w:rPr>
+          <w:rFonts w:eastAsia="標楷體" w:cs="標楷體"/>
+          <w:sz w:val="28"/>
+          <w:szCs w:val="28"/>
+        </w:rPr>
+        <w:t>此外，</w:t>
+      </w:r>
+      <w:proofErr w:type="gramEnd"/>
+      <w:r>
+        <w:rPr>
+          <w:rFonts w:eastAsia="標楷體" w:cs="標楷體"/>
+          <w:sz w:val="28"/>
+          <w:szCs w:val="28"/>
+        </w:rPr>
+        <w:t>由於採用</w:t>
       </w:r>
       <w:proofErr w:type="spellStart"/>
       <w:r>
@@ -21070,7 +21738,7 @@
         </w:rPr>
       </w:pPr>
       <w:bookmarkStart w:id="28" w:name="_Toc230987412"/>
-      <w:bookmarkStart w:id="29" w:name="_Toc231246535"/>
+      <w:bookmarkStart w:id="29" w:name="_Toc231248454"/>
       <w:r>
         <w:rPr>
           <w:rFonts w:eastAsia="標楷體" w:cs="標楷體"/>
@@ -21436,7 +22104,25 @@
           <w:sz w:val="28"/>
           <w:szCs w:val="28"/>
         </w:rPr>
-        <w:t>生成式人工智慧模型：用於風險分析與建議生成，以提升分析效率與決策品質，並於資料傳送前進行敏感資訊去識別化處理，以降低敏感資料外洩風險並提升資料安全性。</w:t>
+        <w:t>生成式人工智慧模型：用於風險分析與建議生成，以提升分析效率與決策品質，並於資料傳送前進行敏感資訊去識別化處理，以降低敏感資料外</w:t>
+      </w:r>
+      <w:proofErr w:type="gramStart"/>
+      <w:r>
+        <w:rPr>
+          <w:rFonts w:eastAsia="標楷體" w:cs="標楷體"/>
+          <w:sz w:val="28"/>
+          <w:szCs w:val="28"/>
+        </w:rPr>
+        <w:t>洩</w:t>
+      </w:r>
+      <w:proofErr w:type="gramEnd"/>
+      <w:r>
+        <w:rPr>
+          <w:rFonts w:eastAsia="標楷體" w:cs="標楷體"/>
+          <w:sz w:val="28"/>
+          <w:szCs w:val="28"/>
+        </w:rPr>
+        <w:t>風險並提升資料安全性。</w:t>
       </w:r>
     </w:p>
     <w:p>
@@ -21508,14 +22194,32 @@
           <w:sz w:val="28"/>
           <w:szCs w:val="28"/>
         </w:rPr>
-        <w:t>）技術，從本地資安知識庫中擷取與使用者資產相關之資訊，並將檢索結果作為</w:t>
-      </w:r>
+        <w:t>）技術，從</w:t>
+      </w:r>
+      <w:proofErr w:type="gramStart"/>
       <w:r>
         <w:rPr>
           <w:rFonts w:eastAsia="標楷體" w:cs="標楷體" w:hint="eastAsia"/>
           <w:sz w:val="28"/>
           <w:szCs w:val="28"/>
         </w:rPr>
+        <w:t>本地資安</w:t>
+      </w:r>
+      <w:proofErr w:type="gramEnd"/>
+      <w:r>
+        <w:rPr>
+          <w:rFonts w:eastAsia="標楷體" w:cs="標楷體" w:hint="eastAsia"/>
+          <w:sz w:val="28"/>
+          <w:szCs w:val="28"/>
+        </w:rPr>
+        <w:t>知識庫中擷取與使用者資產相關之資訊，並將檢索結果作為</w:t>
+      </w:r>
+      <w:r>
+        <w:rPr>
+          <w:rFonts w:eastAsia="標楷體" w:cs="標楷體" w:hint="eastAsia"/>
+          <w:sz w:val="28"/>
+          <w:szCs w:val="28"/>
+        </w:rPr>
         <w:t xml:space="preserve"> Gemini </w:t>
       </w:r>
       <w:r>
@@ -21540,7 +22244,43 @@
           <w:sz w:val="28"/>
           <w:szCs w:val="28"/>
         </w:rPr>
-        <w:t>漏洞資料與相關資安規範，使系統能反映最新資安威脅情境。透過結合檢索資料與生成式</w:t>
+        <w:t>漏洞資料與</w:t>
+      </w:r>
+      <w:proofErr w:type="gramStart"/>
+      <w:r>
+        <w:rPr>
+          <w:rFonts w:eastAsia="標楷體" w:cs="標楷體" w:hint="eastAsia"/>
+          <w:sz w:val="28"/>
+          <w:szCs w:val="28"/>
+        </w:rPr>
+        <w:t>相關資安規範</w:t>
+      </w:r>
+      <w:proofErr w:type="gramEnd"/>
+      <w:r>
+        <w:rPr>
+          <w:rFonts w:eastAsia="標楷體" w:cs="標楷體" w:hint="eastAsia"/>
+          <w:sz w:val="28"/>
+          <w:szCs w:val="28"/>
+        </w:rPr>
+        <w:t>，使系統能反映</w:t>
+      </w:r>
+      <w:proofErr w:type="gramStart"/>
+      <w:r>
+        <w:rPr>
+          <w:rFonts w:eastAsia="標楷體" w:cs="標楷體" w:hint="eastAsia"/>
+          <w:sz w:val="28"/>
+          <w:szCs w:val="28"/>
+        </w:rPr>
+        <w:t>最新資安威脅</w:t>
+      </w:r>
+      <w:proofErr w:type="gramEnd"/>
+      <w:r>
+        <w:rPr>
+          <w:rFonts w:eastAsia="標楷體" w:cs="標楷體" w:hint="eastAsia"/>
+          <w:sz w:val="28"/>
+          <w:szCs w:val="28"/>
+        </w:rPr>
+        <w:t>情境。透過結合檢索資料與生成式</w:t>
       </w:r>
       <w:r>
         <w:rPr>
@@ -21589,7 +22329,25 @@
           <w:sz w:val="28"/>
           <w:szCs w:val="28"/>
         </w:rPr>
-        <w:t>：為輕量且功能完整之開發工具，支援多種程式語言與除錯功能，並可透過擴充套件提升開發效率，是本系統主要開發環境。</w:t>
+        <w:t>：為</w:t>
+      </w:r>
+      <w:proofErr w:type="gramStart"/>
+      <w:r>
+        <w:rPr>
+          <w:rFonts w:eastAsia="標楷體" w:cs="標楷體"/>
+          <w:sz w:val="28"/>
+          <w:szCs w:val="28"/>
+        </w:rPr>
+        <w:t>輕量且功能</w:t>
+      </w:r>
+      <w:proofErr w:type="gramEnd"/>
+      <w:r>
+        <w:rPr>
+          <w:rFonts w:eastAsia="標楷體" w:cs="標楷體"/>
+          <w:sz w:val="28"/>
+          <w:szCs w:val="28"/>
+        </w:rPr>
+        <w:t>完整之開發工具，支援多種程式語言與除錯功能，並可透過擴充套件提升開發效率，是本系統主要開發環境。</w:t>
       </w:r>
     </w:p>
     <w:p>
@@ -21640,27 +22398,6 @@
           <w:sz w:val="28"/>
           <w:szCs w:val="28"/>
         </w:rPr>
-        <w:br w:type="page"/>
-      </w:r>
-    </w:p>
-    <w:p>
-      <w:pPr>
-        <w:widowControl/>
-        <w:overflowPunct w:val="0"/>
-        <w:jc w:val="both"/>
-        <w:rPr>
-          <w:rFonts w:eastAsia="標楷體" w:cs="標楷體"/>
-          <w:sz w:val="28"/>
-          <w:szCs w:val="28"/>
-        </w:rPr>
-      </w:pPr>
-      <w:r>
-        <w:rPr>
-          <w:rFonts w:eastAsia="標楷體" w:cs="標楷體"/>
-          <w:sz w:val="28"/>
-          <w:szCs w:val="28"/>
-        </w:rPr>
-        <w:lastRenderedPageBreak/>
         <w:t xml:space="preserve">2. </w:t>
       </w:r>
       <w:r>
@@ -21733,7 +22470,25 @@
           <w:sz w:val="28"/>
           <w:szCs w:val="28"/>
         </w:rPr>
-        <w:t>設計原則：作為前後端資料傳輸之設計依據，使系統架構清晰，並提升系統之擴展性與維護性。</w:t>
+        <w:t>設計原則：作為前後端資料傳輸之設計依據，使系統架構</w:t>
+      </w:r>
+      <w:proofErr w:type="gramStart"/>
+      <w:r>
+        <w:rPr>
+          <w:rFonts w:eastAsia="標楷體" w:cs="標楷體"/>
+          <w:sz w:val="28"/>
+          <w:szCs w:val="28"/>
+        </w:rPr>
+        <w:t>清晰，</w:t>
+      </w:r>
+      <w:proofErr w:type="gramEnd"/>
+      <w:r>
+        <w:rPr>
+          <w:rFonts w:eastAsia="標楷體" w:cs="標楷體"/>
+          <w:sz w:val="28"/>
+          <w:szCs w:val="28"/>
+        </w:rPr>
+        <w:t>並提升系統之擴展性與維護性。</w:t>
       </w:r>
     </w:p>
     <w:p>
@@ -22815,7 +23570,7 @@
           <w:szCs w:val="36"/>
         </w:rPr>
       </w:pPr>
-      <w:bookmarkStart w:id="30" w:name="_Toc231246536"/>
+      <w:bookmarkStart w:id="30" w:name="_Toc231248455"/>
       <w:r>
         <w:rPr>
           <w:rFonts w:eastAsia="標楷體" w:cs="標楷體"/>
@@ -22878,7 +23633,7 @@
           <w:szCs w:val="32"/>
         </w:rPr>
       </w:pPr>
-      <w:bookmarkStart w:id="31" w:name="_Toc231246537"/>
+      <w:bookmarkStart w:id="31" w:name="_Toc231248456"/>
       <w:r>
         <w:rPr>
           <w:rFonts w:eastAsia="標楷體" w:cs="標楷體"/>
@@ -23018,7 +23773,7 @@
           <w:szCs w:val="32"/>
         </w:rPr>
       </w:pPr>
-      <w:bookmarkStart w:id="32" w:name="_Toc231246538"/>
+      <w:bookmarkStart w:id="32" w:name="_Toc231248457"/>
       <w:r>
         <w:rPr>
           <w:rFonts w:eastAsia="標楷體" w:cs="標楷體"/>
@@ -23224,8 +23979,16 @@
               <w:rPr>
                 <w:rFonts w:eastAsia="標楷體" w:hint="eastAsia"/>
               </w:rPr>
-              <w:t>林紀媗</w:t>
-            </w:r>
+              <w:t>林紀</w:t>
+            </w:r>
+            <w:proofErr w:type="gramStart"/>
+            <w:r>
+              <w:rPr>
+                <w:rFonts w:eastAsia="標楷體" w:hint="eastAsia"/>
+              </w:rPr>
+              <w:t>媗</w:t>
+            </w:r>
+            <w:proofErr w:type="gramEnd"/>
           </w:p>
         </w:tc>
         <w:tc>
@@ -23261,8 +24024,17 @@
                 <w:rFonts w:eastAsia="標楷體" w:hint="eastAsia"/>
                 <w:szCs w:val="22"/>
               </w:rPr>
-              <w:t>李昕縈</w:t>
-            </w:r>
+              <w:t>李昕</w:t>
+            </w:r>
+            <w:proofErr w:type="gramStart"/>
+            <w:r>
+              <w:rPr>
+                <w:rFonts w:eastAsia="標楷體" w:hint="eastAsia"/>
+                <w:szCs w:val="22"/>
+              </w:rPr>
+              <w:t>縈</w:t>
+            </w:r>
+            <w:proofErr w:type="gramEnd"/>
           </w:p>
         </w:tc>
         <w:tc>
@@ -23295,8 +24067,16 @@
               <w:rPr>
                 <w:rFonts w:eastAsia="標楷體" w:hint="eastAsia"/>
               </w:rPr>
-              <w:t>顏珮倪</w:t>
-            </w:r>
+              <w:t>顏</w:t>
+            </w:r>
+            <w:proofErr w:type="gramStart"/>
+            <w:r>
+              <w:rPr>
+                <w:rFonts w:eastAsia="標楷體" w:hint="eastAsia"/>
+              </w:rPr>
+              <w:t>珮倪</w:t>
+            </w:r>
+            <w:proofErr w:type="gramEnd"/>
           </w:p>
         </w:tc>
         <w:tc>
@@ -23332,8 +24112,17 @@
                 <w:rFonts w:eastAsia="標楷體" w:hint="eastAsia"/>
                 <w:szCs w:val="22"/>
               </w:rPr>
-              <w:t>黃翊甄</w:t>
-            </w:r>
+              <w:t>黃翊</w:t>
+            </w:r>
+            <w:proofErr w:type="gramStart"/>
+            <w:r>
+              <w:rPr>
+                <w:rFonts w:eastAsia="標楷體" w:hint="eastAsia"/>
+                <w:szCs w:val="22"/>
+              </w:rPr>
+              <w:t>甄</w:t>
+            </w:r>
+            <w:proofErr w:type="gramEnd"/>
           </w:p>
         </w:tc>
         <w:tc>
@@ -28834,8 +29623,17 @@
                 <w:rFonts w:eastAsia="標楷體" w:hint="eastAsia"/>
                 <w:szCs w:val="22"/>
               </w:rPr>
-              <w:t>顏珮倪</w:t>
-            </w:r>
+              <w:t>顏</w:t>
+            </w:r>
+            <w:proofErr w:type="gramStart"/>
+            <w:r>
+              <w:rPr>
+                <w:rFonts w:eastAsia="標楷體" w:hint="eastAsia"/>
+                <w:szCs w:val="22"/>
+              </w:rPr>
+              <w:t>珮倪</w:t>
+            </w:r>
+            <w:proofErr w:type="gramEnd"/>
           </w:p>
         </w:tc>
         <w:tc>
@@ -29035,8 +29833,17 @@
                 <w:rFonts w:eastAsia="標楷體" w:hint="eastAsia"/>
                 <w:szCs w:val="22"/>
               </w:rPr>
-              <w:t>林紀媗</w:t>
-            </w:r>
+              <w:t>林紀</w:t>
+            </w:r>
+            <w:proofErr w:type="gramStart"/>
+            <w:r>
+              <w:rPr>
+                <w:rFonts w:eastAsia="標楷體" w:hint="eastAsia"/>
+                <w:szCs w:val="22"/>
+              </w:rPr>
+              <w:t>媗</w:t>
+            </w:r>
+            <w:proofErr w:type="gramEnd"/>
           </w:p>
         </w:tc>
         <w:tc>
@@ -29254,8 +30061,17 @@
                 <w:rFonts w:eastAsia="標楷體" w:hint="eastAsia"/>
                 <w:szCs w:val="22"/>
               </w:rPr>
-              <w:t>李昕縈</w:t>
-            </w:r>
+              <w:t>李昕</w:t>
+            </w:r>
+            <w:proofErr w:type="gramStart"/>
+            <w:r>
+              <w:rPr>
+                <w:rFonts w:eastAsia="標楷體" w:hint="eastAsia"/>
+                <w:szCs w:val="22"/>
+              </w:rPr>
+              <w:t>縈</w:t>
+            </w:r>
+            <w:proofErr w:type="gramEnd"/>
           </w:p>
         </w:tc>
         <w:tc>
@@ -29441,8 +30257,17 @@
                 <w:rFonts w:eastAsia="標楷體" w:hint="eastAsia"/>
                 <w:szCs w:val="22"/>
               </w:rPr>
-              <w:t>黃翊甄</w:t>
-            </w:r>
+              <w:t>黃翊</w:t>
+            </w:r>
+            <w:proofErr w:type="gramStart"/>
+            <w:r>
+              <w:rPr>
+                <w:rFonts w:eastAsia="標楷體" w:hint="eastAsia"/>
+                <w:szCs w:val="22"/>
+              </w:rPr>
+              <w:t>甄</w:t>
+            </w:r>
+            <w:proofErr w:type="gramEnd"/>
           </w:p>
         </w:tc>
         <w:tc>
@@ -29875,7 +30700,7 @@
       <w:pPr>
         <w:outlineLvl w:val="1"/>
       </w:pPr>
-      <w:bookmarkStart w:id="33" w:name="_Toc231246539"/>
+      <w:bookmarkStart w:id="33" w:name="_Toc231248458"/>
       <w:r>
         <w:rPr>
           <w:rFonts w:eastAsia="標楷體" w:cs="標楷體"/>
@@ -30077,7 +30902,7 @@
           <w:szCs w:val="36"/>
         </w:rPr>
       </w:pPr>
-      <w:bookmarkStart w:id="34" w:name="_Toc231246540"/>
+      <w:bookmarkStart w:id="34" w:name="_Toc231248459"/>
       <w:r>
         <w:rPr>
           <w:rFonts w:eastAsia="標楷體" w:cs="標楷體"/>
@@ -30181,7 +31006,25 @@
           <w:sz w:val="28"/>
           <w:szCs w:val="28"/>
         </w:rPr>
-        <w:t>評評理之功能需求、非功能需求與使用個案模型。本系統使用者包含一般使用者、資安管理員／高階主管及系統管理員；各項需求以資訊資產盤點、風險評鑑與</w:t>
+        <w:t>評評理之功能需求、非功能需求與使用個案模型。本系統使用者包含一般使用者、</w:t>
+      </w:r>
+      <w:proofErr w:type="gramStart"/>
+      <w:r>
+        <w:rPr>
+          <w:rFonts w:eastAsia="標楷體" w:cs="標楷體"/>
+          <w:sz w:val="28"/>
+          <w:szCs w:val="28"/>
+        </w:rPr>
+        <w:t>資安管理員</w:t>
+      </w:r>
+      <w:proofErr w:type="gramEnd"/>
+      <w:r>
+        <w:rPr>
+          <w:rFonts w:eastAsia="標楷體" w:cs="標楷體"/>
+          <w:sz w:val="28"/>
+          <w:szCs w:val="28"/>
+        </w:rPr>
+        <w:t>／高階主管及系統管理員；各項需求以資訊資產盤點、風險評鑑與</w:t>
       </w:r>
       <w:r>
         <w:rPr>
@@ -30220,7 +31063,7 @@
           <w:szCs w:val="32"/>
         </w:rPr>
       </w:pPr>
-      <w:bookmarkStart w:id="35" w:name="_Toc231246541"/>
+      <w:bookmarkStart w:id="35" w:name="_Toc231248460"/>
       <w:r>
         <w:rPr>
           <w:rFonts w:eastAsia="標楷體" w:cs="標楷體"/>
@@ -31469,12 +32312,14 @@
                 <w:rFonts w:eastAsia="標楷體" w:cs="標楷體"/>
               </w:rPr>
             </w:pPr>
+            <w:proofErr w:type="gramStart"/>
             <w:r>
               <w:rPr>
                 <w:rFonts w:eastAsia="標楷體" w:cs="標楷體"/>
               </w:rPr>
               <w:t>資安管理員</w:t>
             </w:r>
+            <w:proofErr w:type="gramEnd"/>
             <w:r>
               <w:rPr>
                 <w:rFonts w:eastAsia="標楷體" w:cs="標楷體" w:hint="eastAsia"/>
@@ -32614,7 +33459,7 @@
           <w:szCs w:val="32"/>
         </w:rPr>
       </w:pPr>
-      <w:bookmarkStart w:id="36" w:name="_Toc231246542"/>
+      <w:bookmarkStart w:id="36" w:name="_Toc231248461"/>
       <w:r>
         <w:rPr>
           <w:rFonts w:eastAsia="標楷體" w:cs="標楷體"/>
@@ -32758,6 +33603,7 @@
     <w:p>
       <w:pPr>
         <w:spacing w:before="240" w:after="240"/>
+        <w:outlineLvl w:val="1"/>
         <w:rPr>
           <w:rFonts w:eastAsia="標楷體" w:cs="標楷體"/>
           <w:color w:val="000000" w:themeColor="text1"/>
@@ -32766,6 +33612,7 @@
         </w:rPr>
       </w:pPr>
       <w:bookmarkStart w:id="37" w:name="_Toc230987420"/>
+      <w:bookmarkStart w:id="38" w:name="_Toc231248462"/>
       <w:r>
         <w:rPr>
           <w:rFonts w:eastAsia="標楷體" w:cs="標楷體"/>
@@ -32786,6 +33633,7 @@
         <w:t>活動圖</w:t>
       </w:r>
       <w:bookmarkEnd w:id="37"/>
+      <w:bookmarkEnd w:id="38"/>
     </w:p>
     <w:p>
       <w:pPr>
@@ -34338,8 +35186,8 @@
           <w:szCs w:val="32"/>
         </w:rPr>
       </w:pPr>
-      <w:bookmarkStart w:id="38" w:name="_Toc230987421"/>
-      <w:bookmarkStart w:id="39" w:name="_Toc231246543"/>
+      <w:bookmarkStart w:id="39" w:name="_Toc230987421"/>
+      <w:bookmarkStart w:id="40" w:name="_Toc231248463"/>
       <w:r>
         <w:rPr>
           <w:rFonts w:eastAsia="標楷體" w:cs="標楷體"/>
@@ -34357,8 +35205,8 @@
         </w:rPr>
         <w:t>分析類別圖</w:t>
       </w:r>
-      <w:bookmarkEnd w:id="38"/>
       <w:bookmarkEnd w:id="39"/>
+      <w:bookmarkEnd w:id="40"/>
     </w:p>
     <w:p>
       <w:pPr>
@@ -34485,8 +35333,8 @@
           <w:szCs w:val="36"/>
         </w:rPr>
       </w:pPr>
-      <w:bookmarkStart w:id="40" w:name="_Toc230987422"/>
-      <w:bookmarkStart w:id="41" w:name="_Toc231246544"/>
+      <w:bookmarkStart w:id="41" w:name="_Toc230987422"/>
+      <w:bookmarkStart w:id="42" w:name="_Toc231248464"/>
       <w:r>
         <w:rPr>
           <w:rFonts w:eastAsia="標楷體" w:cs="標楷體"/>
@@ -34538,8 +35386,8 @@
         </w:rPr>
         <w:t>設計模型</w:t>
       </w:r>
-      <w:bookmarkEnd w:id="40"/>
       <w:bookmarkEnd w:id="41"/>
+      <w:bookmarkEnd w:id="42"/>
     </w:p>
     <w:p>
       <w:pPr>
@@ -34551,8 +35399,8 @@
           <w:szCs w:val="32"/>
         </w:rPr>
       </w:pPr>
-      <w:bookmarkStart w:id="42" w:name="_Toc230987423"/>
-      <w:bookmarkStart w:id="43" w:name="_Toc231246545"/>
+      <w:bookmarkStart w:id="43" w:name="_Toc230987423"/>
+      <w:bookmarkStart w:id="44" w:name="_Toc231248465"/>
       <w:r>
         <w:rPr>
           <w:rFonts w:eastAsia="標楷體" w:cs="標楷體"/>
@@ -34569,8 +35417,8 @@
         </w:rPr>
         <w:t>循序圖</w:t>
       </w:r>
-      <w:bookmarkEnd w:id="42"/>
       <w:bookmarkEnd w:id="43"/>
+      <w:bookmarkEnd w:id="44"/>
     </w:p>
     <w:p>
       <w:pPr>
@@ -36138,8 +36986,8 @@
           <w:szCs w:val="32"/>
         </w:rPr>
       </w:pPr>
-      <w:bookmarkStart w:id="44" w:name="_Toc230987424"/>
-      <w:bookmarkStart w:id="45" w:name="_Toc231246546"/>
+      <w:bookmarkStart w:id="45" w:name="_Toc230987424"/>
+      <w:bookmarkStart w:id="46" w:name="_Toc231248466"/>
       <w:r>
         <w:rPr>
           <w:rFonts w:eastAsia="標楷體" w:cs="標楷體"/>
@@ -36157,8 +37005,8 @@
         </w:rPr>
         <w:t>設計類別圖</w:t>
       </w:r>
-      <w:bookmarkEnd w:id="44"/>
       <w:bookmarkEnd w:id="45"/>
+      <w:bookmarkEnd w:id="46"/>
     </w:p>
     <w:p>
       <w:pPr>
@@ -36301,8 +37149,8 @@
           <w:szCs w:val="36"/>
         </w:rPr>
       </w:pPr>
-      <w:bookmarkStart w:id="46" w:name="_Toc230987425"/>
-      <w:bookmarkStart w:id="47" w:name="_Toc231246547"/>
+      <w:bookmarkStart w:id="47" w:name="_Toc230987425"/>
+      <w:bookmarkStart w:id="48" w:name="_Toc231248467"/>
       <w:r>
         <w:rPr>
           <w:rFonts w:eastAsia="標楷體" w:cs="標楷體"/>
@@ -36354,8 +37202,8 @@
         </w:rPr>
         <w:t>實作模型</w:t>
       </w:r>
-      <w:bookmarkEnd w:id="46"/>
       <w:bookmarkEnd w:id="47"/>
+      <w:bookmarkEnd w:id="48"/>
     </w:p>
     <w:p>
       <w:pPr>
@@ -36365,8 +37213,8 @@
           <w:sz w:val="32"/>
         </w:rPr>
       </w:pPr>
-      <w:bookmarkStart w:id="48" w:name="_Toc231246548"/>
       <w:bookmarkStart w:id="49" w:name="_Toc230987428"/>
+      <w:bookmarkStart w:id="50" w:name="_Toc231248468"/>
       <w:r>
         <w:rPr>
           <w:rFonts w:eastAsia="標楷體" w:hint="eastAsia"/>
@@ -36395,7 +37243,7 @@
         </w:rPr>
         <w:t>佈署圖</w:t>
       </w:r>
-      <w:bookmarkEnd w:id="48"/>
+      <w:bookmarkEnd w:id="50"/>
     </w:p>
     <w:p>
       <w:pPr>
@@ -36527,7 +37375,7 @@
           <w:sz w:val="32"/>
         </w:rPr>
       </w:pPr>
-      <w:bookmarkStart w:id="50" w:name="_Toc231246549"/>
+      <w:bookmarkStart w:id="51" w:name="_Toc231248469"/>
       <w:r>
         <w:rPr>
           <w:rFonts w:eastAsia="標楷體" w:hint="eastAsia"/>
@@ -36556,7 +37404,7 @@
         </w:rPr>
         <w:t>套件圖</w:t>
       </w:r>
-      <w:bookmarkEnd w:id="50"/>
+      <w:bookmarkEnd w:id="51"/>
     </w:p>
     <w:p>
       <w:pPr>
@@ -36855,7 +37703,7 @@
           <w:szCs w:val="32"/>
         </w:rPr>
       </w:pPr>
-      <w:bookmarkStart w:id="51" w:name="_Toc231246550"/>
+      <w:bookmarkStart w:id="52" w:name="_Toc231248470"/>
       <w:r>
         <w:rPr>
           <w:rFonts w:eastAsia="標楷體" w:cs="標楷體"/>
@@ -36874,7 +37722,7 @@
         <w:t>元件圖</w:t>
       </w:r>
       <w:bookmarkEnd w:id="49"/>
-      <w:bookmarkEnd w:id="51"/>
+      <w:bookmarkEnd w:id="52"/>
     </w:p>
     <w:p>
       <w:pPr>
@@ -36991,8 +37839,8 @@
           <w:szCs w:val="32"/>
         </w:rPr>
       </w:pPr>
-      <w:bookmarkStart w:id="52" w:name="_Toc230987429"/>
-      <w:bookmarkStart w:id="53" w:name="_Toc231246551"/>
+      <w:bookmarkStart w:id="53" w:name="_Toc230987429"/>
+      <w:bookmarkStart w:id="54" w:name="_Toc231248471"/>
       <w:r>
         <w:rPr>
           <w:rFonts w:eastAsia="標楷體" w:cs="標楷體"/>
@@ -37002,6 +37850,7 @@
         <w:lastRenderedPageBreak/>
         <w:t xml:space="preserve">7-4 </w:t>
       </w:r>
+      <w:proofErr w:type="gramStart"/>
       <w:r>
         <w:rPr>
           <w:rFonts w:eastAsia="標楷體" w:cs="標楷體"/>
@@ -37018,6 +37867,7 @@
         </w:rPr>
         <w:t>與</w:t>
       </w:r>
+      <w:proofErr w:type="gramEnd"/>
       <w:r>
         <w:rPr>
           <w:rFonts w:eastAsia="標楷體" w:cs="標楷體"/>
@@ -37026,8 +37876,8 @@
         </w:rPr>
         <w:t>時序圖</w:t>
       </w:r>
-      <w:bookmarkEnd w:id="52"/>
       <w:bookmarkEnd w:id="53"/>
+      <w:bookmarkEnd w:id="54"/>
     </w:p>
     <w:p>
       <w:pPr>
@@ -37223,8 +38073,8 @@
           <w:color w:val="000000" w:themeColor="text1"/>
         </w:rPr>
       </w:pPr>
-      <w:bookmarkStart w:id="54" w:name="_Toc230987430"/>
-      <w:bookmarkStart w:id="55" w:name="_Toc231246552"/>
+      <w:bookmarkStart w:id="55" w:name="_Toc230987430"/>
+      <w:bookmarkStart w:id="56" w:name="_Toc231248472"/>
       <w:r>
         <w:rPr>
           <w:rFonts w:eastAsia="標楷體" w:cs="標楷體"/>
@@ -37276,7 +38126,7 @@
         </w:rPr>
         <w:t>資料庫設計</w:t>
       </w:r>
-      <w:bookmarkEnd w:id="54"/>
+      <w:bookmarkEnd w:id="55"/>
       <w:r>
         <w:rPr>
           <w:rFonts w:eastAsia="標楷體"/>
@@ -37332,7 +38182,7 @@
           </wp:anchor>
         </w:drawing>
       </w:r>
-      <w:bookmarkEnd w:id="55"/>
+      <w:bookmarkEnd w:id="56"/>
     </w:p>
     <w:p>
       <w:pPr>
@@ -37346,7 +38196,7 @@
           <w:szCs w:val="32"/>
         </w:rPr>
       </w:pPr>
-      <w:bookmarkStart w:id="56" w:name="_Toc231246553"/>
+      <w:bookmarkStart w:id="57" w:name="_Toc231248473"/>
       <w:r>
         <w:rPr>
           <w:rFonts w:eastAsia="標楷體" w:cs="標楷體"/>
@@ -37383,7 +38233,7 @@
         </w:rPr>
         <w:t>）</w:t>
       </w:r>
-      <w:bookmarkEnd w:id="56"/>
+      <w:bookmarkEnd w:id="57"/>
     </w:p>
     <w:p>
       <w:pPr>
@@ -37463,7 +38313,7 @@
           <w:szCs w:val="28"/>
         </w:rPr>
       </w:pPr>
-      <w:bookmarkStart w:id="57" w:name="_Hlk231221844"/>
+      <w:bookmarkStart w:id="58" w:name="_Hlk231221844"/>
       <w:r>
         <w:rPr>
           <w:rFonts w:eastAsia="標楷體" w:cs="標楷體" w:hint="eastAsia"/>
@@ -37540,8 +38390,8 @@
           <w:szCs w:val="32"/>
         </w:rPr>
       </w:pPr>
-      <w:bookmarkStart w:id="58" w:name="_Toc231246554"/>
-      <w:bookmarkEnd w:id="57"/>
+      <w:bookmarkStart w:id="59" w:name="_Toc231248474"/>
+      <w:bookmarkEnd w:id="58"/>
       <w:r>
         <w:rPr>
           <w:rFonts w:eastAsia="標楷體" w:cs="標楷體"/>
@@ -37570,7 +38420,7 @@
         </w:rPr>
         <w:t xml:space="preserve"> Meta Data</w:t>
       </w:r>
-      <w:bookmarkEnd w:id="58"/>
+      <w:bookmarkEnd w:id="59"/>
     </w:p>
     <w:p>
       <w:pPr>
@@ -38127,7 +38977,23 @@
                 <w:rFonts w:eastAsia="標楷體" w:cs="新細明體"/>
                 <w:kern w:val="0"/>
               </w:rPr>
-              <w:t>Default: now()</w:t>
+              <w:t xml:space="preserve">Default: </w:t>
+            </w:r>
+            <w:proofErr w:type="gramStart"/>
+            <w:r>
+              <w:rPr>
+                <w:rFonts w:eastAsia="標楷體" w:cs="新細明體"/>
+                <w:kern w:val="0"/>
+              </w:rPr>
+              <w:t>now(</w:t>
+            </w:r>
+            <w:proofErr w:type="gramEnd"/>
+            <w:r>
+              <w:rPr>
+                <w:rFonts w:eastAsia="標楷體" w:cs="新細明體"/>
+                <w:kern w:val="0"/>
+              </w:rPr>
+              <w:t>)</w:t>
             </w:r>
           </w:p>
         </w:tc>
@@ -41844,7 +42710,23 @@
                 <w:rFonts w:eastAsia="標楷體" w:cs="新細明體"/>
                 <w:kern w:val="0"/>
               </w:rPr>
-              <w:t>Default: now()</w:t>
+              <w:t xml:space="preserve">Default: </w:t>
+            </w:r>
+            <w:proofErr w:type="gramStart"/>
+            <w:r>
+              <w:rPr>
+                <w:rFonts w:eastAsia="標楷體" w:cs="新細明體"/>
+                <w:kern w:val="0"/>
+              </w:rPr>
+              <w:t>now(</w:t>
+            </w:r>
+            <w:proofErr w:type="gramEnd"/>
+            <w:r>
+              <w:rPr>
+                <w:rFonts w:eastAsia="標楷體" w:cs="新細明體"/>
+                <w:kern w:val="0"/>
+              </w:rPr>
+              <w:t>)</w:t>
             </w:r>
           </w:p>
         </w:tc>
@@ -43315,7 +44197,23 @@
                 <w:rFonts w:eastAsia="標楷體" w:cs="新細明體"/>
                 <w:kern w:val="0"/>
               </w:rPr>
-              <w:t>Default: now()</w:t>
+              <w:t xml:space="preserve">Default: </w:t>
+            </w:r>
+            <w:proofErr w:type="gramStart"/>
+            <w:r>
+              <w:rPr>
+                <w:rFonts w:eastAsia="標楷體" w:cs="新細明體"/>
+                <w:kern w:val="0"/>
+              </w:rPr>
+              <w:t>now(</w:t>
+            </w:r>
+            <w:proofErr w:type="gramEnd"/>
+            <w:r>
+              <w:rPr>
+                <w:rFonts w:eastAsia="標楷體" w:cs="新細明體"/>
+                <w:kern w:val="0"/>
+              </w:rPr>
+              <w:t>)</w:t>
             </w:r>
           </w:p>
         </w:tc>
@@ -44303,6 +45201,7 @@
                 <w:kern w:val="0"/>
               </w:rPr>
             </w:pPr>
+            <w:proofErr w:type="gramStart"/>
             <w:r>
               <w:rPr>
                 <w:rFonts w:eastAsia="標楷體" w:cs="新細明體"/>
@@ -44310,6 +45209,7 @@
               </w:rPr>
               <w:t>上傳者</w:t>
             </w:r>
+            <w:proofErr w:type="gramEnd"/>
           </w:p>
         </w:tc>
         <w:tc>
@@ -44689,7 +45589,23 @@
                 <w:rFonts w:eastAsia="標楷體" w:cs="新細明體"/>
                 <w:kern w:val="0"/>
               </w:rPr>
-              <w:t>Default: now()</w:t>
+              <w:t xml:space="preserve">Default: </w:t>
+            </w:r>
+            <w:proofErr w:type="gramStart"/>
+            <w:r>
+              <w:rPr>
+                <w:rFonts w:eastAsia="標楷體" w:cs="新細明體"/>
+                <w:kern w:val="0"/>
+              </w:rPr>
+              <w:t>now(</w:t>
+            </w:r>
+            <w:proofErr w:type="gramEnd"/>
+            <w:r>
+              <w:rPr>
+                <w:rFonts w:eastAsia="標楷體" w:cs="新細明體"/>
+                <w:kern w:val="0"/>
+              </w:rPr>
+              <w:t>)</w:t>
             </w:r>
           </w:p>
         </w:tc>
@@ -45518,7 +46434,23 @@
                 <w:rFonts w:eastAsia="標楷體" w:cs="新細明體"/>
                 <w:kern w:val="0"/>
               </w:rPr>
-              <w:t>Default: now()</w:t>
+              <w:t xml:space="preserve">Default: </w:t>
+            </w:r>
+            <w:proofErr w:type="gramStart"/>
+            <w:r>
+              <w:rPr>
+                <w:rFonts w:eastAsia="標楷體" w:cs="新細明體"/>
+                <w:kern w:val="0"/>
+              </w:rPr>
+              <w:t>now(</w:t>
+            </w:r>
+            <w:proofErr w:type="gramEnd"/>
+            <w:r>
+              <w:rPr>
+                <w:rFonts w:eastAsia="標楷體" w:cs="新細明體"/>
+                <w:kern w:val="0"/>
+              </w:rPr>
+              <w:t>)</w:t>
             </w:r>
           </w:p>
         </w:tc>
@@ -45837,6 +46769,7 @@
         <w:t>departments.company_id</w:t>
       </w:r>
       <w:proofErr w:type="spellEnd"/>
+      <w:proofErr w:type="gramStart"/>
       <w:r>
         <w:rPr>
           <w:rFonts w:eastAsia="標楷體" w:cs="標楷體" w:hint="eastAsia"/>
@@ -45846,6 +46779,7 @@
         </w:rPr>
         <w:t>（</w:t>
       </w:r>
+      <w:proofErr w:type="gramEnd"/>
       <w:r>
         <w:rPr>
           <w:rFonts w:eastAsia="標楷體" w:cs="標楷體" w:hint="eastAsia"/>
@@ -45855,6 +46789,7 @@
         </w:rPr>
         <w:t>1:N</w:t>
       </w:r>
+      <w:proofErr w:type="gramStart"/>
       <w:r>
         <w:rPr>
           <w:rFonts w:eastAsia="標楷體" w:cs="標楷體" w:hint="eastAsia"/>
@@ -45864,6 +46799,7 @@
         </w:rPr>
         <w:t>）</w:t>
       </w:r>
+      <w:proofErr w:type="gramEnd"/>
       <w:r>
         <w:rPr>
           <w:rFonts w:eastAsia="標楷體" w:cs="標楷體" w:hint="eastAsia"/>
@@ -45928,6 +46864,7 @@
         <w:t>users.company_id</w:t>
       </w:r>
       <w:proofErr w:type="spellEnd"/>
+      <w:proofErr w:type="gramStart"/>
       <w:r>
         <w:rPr>
           <w:rFonts w:eastAsia="標楷體" w:cs="標楷體" w:hint="eastAsia"/>
@@ -45937,6 +46874,7 @@
         </w:rPr>
         <w:t>（</w:t>
       </w:r>
+      <w:proofErr w:type="gramEnd"/>
       <w:r>
         <w:rPr>
           <w:rFonts w:eastAsia="標楷體" w:cs="標楷體" w:hint="eastAsia"/>
@@ -45946,6 +46884,7 @@
         </w:rPr>
         <w:t>1:N</w:t>
       </w:r>
+      <w:proofErr w:type="gramStart"/>
       <w:r>
         <w:rPr>
           <w:rFonts w:eastAsia="標楷體" w:cs="標楷體" w:hint="eastAsia"/>
@@ -45955,6 +46894,7 @@
         </w:rPr>
         <w:t>）</w:t>
       </w:r>
+      <w:proofErr w:type="gramEnd"/>
       <w:r>
         <w:rPr>
           <w:rFonts w:eastAsia="標楷體" w:cs="標楷體" w:hint="eastAsia"/>
@@ -46019,6 +46959,7 @@
         <w:t>users.role_id</w:t>
       </w:r>
       <w:proofErr w:type="spellEnd"/>
+      <w:proofErr w:type="gramStart"/>
       <w:r>
         <w:rPr>
           <w:rFonts w:eastAsia="標楷體" w:cs="標楷體" w:hint="eastAsia"/>
@@ -46028,6 +46969,7 @@
         </w:rPr>
         <w:t>（</w:t>
       </w:r>
+      <w:proofErr w:type="gramEnd"/>
       <w:r>
         <w:rPr>
           <w:rFonts w:eastAsia="標楷體" w:cs="標楷體" w:hint="eastAsia"/>
@@ -46037,6 +46979,7 @@
         </w:rPr>
         <w:t>1:N</w:t>
       </w:r>
+      <w:proofErr w:type="gramStart"/>
       <w:r>
         <w:rPr>
           <w:rFonts w:eastAsia="標楷體" w:cs="標楷體" w:hint="eastAsia"/>
@@ -46046,6 +46989,7 @@
         </w:rPr>
         <w:t>）</w:t>
       </w:r>
+      <w:proofErr w:type="gramEnd"/>
       <w:r>
         <w:rPr>
           <w:rFonts w:eastAsia="標楷體" w:cs="標楷體" w:hint="eastAsia"/>
@@ -46131,6 +47075,7 @@
         <w:t>assets.company_id</w:t>
       </w:r>
       <w:proofErr w:type="spellEnd"/>
+      <w:proofErr w:type="gramStart"/>
       <w:r>
         <w:rPr>
           <w:rFonts w:eastAsia="標楷體" w:cs="標楷體" w:hint="eastAsia"/>
@@ -46140,6 +47085,7 @@
         </w:rPr>
         <w:t>（</w:t>
       </w:r>
+      <w:proofErr w:type="gramEnd"/>
       <w:r>
         <w:rPr>
           <w:rFonts w:eastAsia="標楷體" w:cs="標楷體" w:hint="eastAsia"/>
@@ -46149,6 +47095,7 @@
         </w:rPr>
         <w:t>1:N</w:t>
       </w:r>
+      <w:proofErr w:type="gramStart"/>
       <w:r>
         <w:rPr>
           <w:rFonts w:eastAsia="標楷體" w:cs="標楷體" w:hint="eastAsia"/>
@@ -46158,6 +47105,7 @@
         </w:rPr>
         <w:t>）</w:t>
       </w:r>
+      <w:proofErr w:type="gramEnd"/>
       <w:r>
         <w:rPr>
           <w:rFonts w:eastAsia="標楷體" w:cs="標楷體" w:hint="eastAsia"/>
@@ -46222,6 +47170,7 @@
         <w:t>assets.department_id</w:t>
       </w:r>
       <w:proofErr w:type="spellEnd"/>
+      <w:proofErr w:type="gramStart"/>
       <w:r>
         <w:rPr>
           <w:rFonts w:eastAsia="標楷體" w:cs="標楷體" w:hint="eastAsia"/>
@@ -46231,6 +47180,7 @@
         </w:rPr>
         <w:t>（</w:t>
       </w:r>
+      <w:proofErr w:type="gramEnd"/>
       <w:r>
         <w:rPr>
           <w:rFonts w:eastAsia="標楷體" w:cs="標楷體" w:hint="eastAsia"/>
@@ -46240,6 +47190,7 @@
         </w:rPr>
         <w:t>1:N</w:t>
       </w:r>
+      <w:proofErr w:type="gramStart"/>
       <w:r>
         <w:rPr>
           <w:rFonts w:eastAsia="標楷體" w:cs="標楷體" w:hint="eastAsia"/>
@@ -46249,6 +47200,7 @@
         </w:rPr>
         <w:t>）</w:t>
       </w:r>
+      <w:proofErr w:type="gramEnd"/>
       <w:r>
         <w:rPr>
           <w:rFonts w:eastAsia="標楷體" w:cs="標楷體" w:hint="eastAsia"/>
@@ -46334,6 +47286,7 @@
         <w:t>risk_assessments.uploaded_by</w:t>
       </w:r>
       <w:proofErr w:type="spellEnd"/>
+      <w:proofErr w:type="gramStart"/>
       <w:r>
         <w:rPr>
           <w:rFonts w:eastAsia="標楷體" w:cs="標楷體" w:hint="eastAsia"/>
@@ -46343,6 +47296,7 @@
         </w:rPr>
         <w:t>（</w:t>
       </w:r>
+      <w:proofErr w:type="gramEnd"/>
       <w:r>
         <w:rPr>
           <w:rFonts w:eastAsia="標楷體" w:cs="標楷體" w:hint="eastAsia"/>
@@ -46352,6 +47306,7 @@
         </w:rPr>
         <w:t>1:N</w:t>
       </w:r>
+      <w:proofErr w:type="gramStart"/>
       <w:r>
         <w:rPr>
           <w:rFonts w:eastAsia="標楷體" w:cs="標楷體" w:hint="eastAsia"/>
@@ -46361,6 +47316,7 @@
         </w:rPr>
         <w:t>）</w:t>
       </w:r>
+      <w:proofErr w:type="gramEnd"/>
       <w:r>
         <w:rPr>
           <w:rFonts w:eastAsia="標楷體" w:cs="標楷體" w:hint="eastAsia"/>
@@ -46425,6 +47381,7 @@
         <w:t>risk_assessments.asset_id</w:t>
       </w:r>
       <w:proofErr w:type="spellEnd"/>
+      <w:proofErr w:type="gramStart"/>
       <w:r>
         <w:rPr>
           <w:rFonts w:eastAsia="標楷體" w:cs="標楷體" w:hint="eastAsia"/>
@@ -46434,6 +47391,7 @@
         </w:rPr>
         <w:t>（</w:t>
       </w:r>
+      <w:proofErr w:type="gramEnd"/>
       <w:r>
         <w:rPr>
           <w:rFonts w:eastAsia="標楷體" w:cs="標楷體" w:hint="eastAsia"/>
@@ -46443,6 +47401,7 @@
         </w:rPr>
         <w:t>1:N</w:t>
       </w:r>
+      <w:proofErr w:type="gramStart"/>
       <w:r>
         <w:rPr>
           <w:rFonts w:eastAsia="標楷體" w:cs="標楷體" w:hint="eastAsia"/>
@@ -46452,6 +47411,7 @@
         </w:rPr>
         <w:t>）</w:t>
       </w:r>
+      <w:proofErr w:type="gramEnd"/>
       <w:r>
         <w:rPr>
           <w:rFonts w:eastAsia="標楷體" w:cs="標楷體" w:hint="eastAsia"/>
@@ -46516,6 +47476,7 @@
         <w:t>risk_assessments.vulnerability_id</w:t>
       </w:r>
       <w:proofErr w:type="spellEnd"/>
+      <w:proofErr w:type="gramStart"/>
       <w:r>
         <w:rPr>
           <w:rFonts w:eastAsia="標楷體" w:cs="標楷體" w:hint="eastAsia"/>
@@ -46525,6 +47486,7 @@
         </w:rPr>
         <w:t>（</w:t>
       </w:r>
+      <w:proofErr w:type="gramEnd"/>
       <w:r>
         <w:rPr>
           <w:rFonts w:eastAsia="標楷體" w:cs="標楷體" w:hint="eastAsia"/>
@@ -46534,6 +47496,7 @@
         </w:rPr>
         <w:t>1:N</w:t>
       </w:r>
+      <w:proofErr w:type="gramStart"/>
       <w:r>
         <w:rPr>
           <w:rFonts w:eastAsia="標楷體" w:cs="標楷體" w:hint="eastAsia"/>
@@ -46543,6 +47506,7 @@
         </w:rPr>
         <w:t>）</w:t>
       </w:r>
+      <w:proofErr w:type="gramEnd"/>
       <w:r>
         <w:rPr>
           <w:rFonts w:eastAsia="標楷體" w:cs="標楷體" w:hint="eastAsia"/>
@@ -46628,6 +47592,7 @@
         <w:t>audit_logs.user_id</w:t>
       </w:r>
       <w:proofErr w:type="spellEnd"/>
+      <w:proofErr w:type="gramStart"/>
       <w:r>
         <w:rPr>
           <w:rFonts w:eastAsia="標楷體" w:cs="標楷體" w:hint="eastAsia"/>
@@ -46637,6 +47602,7 @@
         </w:rPr>
         <w:t>（</w:t>
       </w:r>
+      <w:proofErr w:type="gramEnd"/>
       <w:r>
         <w:rPr>
           <w:rFonts w:eastAsia="標楷體" w:cs="標楷體" w:hint="eastAsia"/>
@@ -46646,6 +47612,7 @@
         </w:rPr>
         <w:t>1:N</w:t>
       </w:r>
+      <w:proofErr w:type="gramStart"/>
       <w:r>
         <w:rPr>
           <w:rFonts w:eastAsia="標楷體" w:cs="標楷體" w:hint="eastAsia"/>
@@ -46655,6 +47622,7 @@
         </w:rPr>
         <w:t>）</w:t>
       </w:r>
+      <w:proofErr w:type="gramEnd"/>
       <w:r>
         <w:rPr>
           <w:rFonts w:eastAsia="標楷體" w:cs="標楷體" w:hint="eastAsia"/>
@@ -46720,6 +47688,7 @@
         <w:t>audit_logs.asset_id</w:t>
       </w:r>
       <w:proofErr w:type="spellEnd"/>
+      <w:proofErr w:type="gramStart"/>
       <w:r>
         <w:rPr>
           <w:rFonts w:eastAsia="標楷體" w:cs="標楷體" w:hint="eastAsia"/>
@@ -46729,6 +47698,7 @@
         </w:rPr>
         <w:t>（</w:t>
       </w:r>
+      <w:proofErr w:type="gramEnd"/>
       <w:r>
         <w:rPr>
           <w:rFonts w:eastAsia="標楷體" w:cs="標楷體" w:hint="eastAsia"/>
@@ -46738,6 +47708,7 @@
         </w:rPr>
         <w:t>1:N</w:t>
       </w:r>
+      <w:proofErr w:type="gramStart"/>
       <w:r>
         <w:rPr>
           <w:rFonts w:eastAsia="標楷體" w:cs="標楷體" w:hint="eastAsia"/>
@@ -46747,6 +47718,7 @@
         </w:rPr>
         <w:t>）</w:t>
       </w:r>
+      <w:proofErr w:type="gramEnd"/>
       <w:r>
         <w:rPr>
           <w:rFonts w:eastAsia="標楷體" w:cs="標楷體" w:hint="eastAsia"/>
@@ -46777,8 +47749,9 @@
           <w:sz w:val="28"/>
           <w:szCs w:val="28"/>
         </w:rPr>
-        <w:t>本本專題旨在建置一套基於資產導向之資安風險管理系統，透過</w:t>
-      </w:r>
+        <w:t>本本專題旨在建置一套基於資產導向</w:t>
+      </w:r>
+      <w:proofErr w:type="gramStart"/>
       <w:r>
         <w:rPr>
           <w:rFonts w:eastAsia="標楷體" w:cs="標楷體" w:hint="eastAsia"/>
@@ -46786,9 +47759,9 @@
           <w:sz w:val="28"/>
           <w:szCs w:val="28"/>
         </w:rPr>
-        <w:t xml:space="preserve"> </w:t>
-      </w:r>
-      <w:proofErr w:type="spellStart"/>
+        <w:t>之資安風險</w:t>
+      </w:r>
+      <w:proofErr w:type="gramEnd"/>
       <w:r>
         <w:rPr>
           <w:rFonts w:eastAsia="標楷體" w:cs="標楷體" w:hint="eastAsia"/>
@@ -46796,9 +47769,8 @@
           <w:sz w:val="28"/>
           <w:szCs w:val="28"/>
         </w:rPr>
-        <w:t>Supabase</w:t>
-      </w:r>
-      <w:proofErr w:type="spellEnd"/>
+        <w:t>管理系統，透過</w:t>
+      </w:r>
       <w:r>
         <w:rPr>
           <w:rFonts w:eastAsia="標楷體" w:cs="標楷體" w:hint="eastAsia"/>
@@ -46808,6 +47780,7 @@
         </w:rPr>
         <w:t xml:space="preserve"> </w:t>
       </w:r>
+      <w:proofErr w:type="spellStart"/>
       <w:r>
         <w:rPr>
           <w:rFonts w:eastAsia="標楷體" w:cs="標楷體" w:hint="eastAsia"/>
@@ -46815,7 +47788,46 @@
           <w:sz w:val="28"/>
           <w:szCs w:val="28"/>
         </w:rPr>
-        <w:t>建立關聯式資料庫架構，整合資產管理、弱點資訊與風險評估流程，以提升組織對資訊資產之可視性與風險掌握能力。系統以</w:t>
+        <w:t>Supabase</w:t>
+      </w:r>
+      <w:proofErr w:type="spellEnd"/>
+      <w:r>
+        <w:rPr>
+          <w:rFonts w:eastAsia="標楷體" w:cs="標楷體" w:hint="eastAsia"/>
+          <w:color w:val="000000" w:themeColor="text1"/>
+          <w:sz w:val="28"/>
+          <w:szCs w:val="28"/>
+        </w:rPr>
+        <w:t xml:space="preserve"> </w:t>
+      </w:r>
+      <w:r>
+        <w:rPr>
+          <w:rFonts w:eastAsia="標楷體" w:cs="標楷體" w:hint="eastAsia"/>
+          <w:color w:val="000000" w:themeColor="text1"/>
+          <w:sz w:val="28"/>
+          <w:szCs w:val="28"/>
+        </w:rPr>
+        <w:t>建立關聯式資料庫架構，整合資產管理、弱點資訊與風險評估流程，以提升組織對資訊資產之</w:t>
+      </w:r>
+      <w:proofErr w:type="gramStart"/>
+      <w:r>
+        <w:rPr>
+          <w:rFonts w:eastAsia="標楷體" w:cs="標楷體" w:hint="eastAsia"/>
+          <w:color w:val="000000" w:themeColor="text1"/>
+          <w:sz w:val="28"/>
+          <w:szCs w:val="28"/>
+        </w:rPr>
+        <w:t>可視性與</w:t>
+      </w:r>
+      <w:proofErr w:type="gramEnd"/>
+      <w:r>
+        <w:rPr>
+          <w:rFonts w:eastAsia="標楷體" w:cs="標楷體" w:hint="eastAsia"/>
+          <w:color w:val="000000" w:themeColor="text1"/>
+          <w:sz w:val="28"/>
+          <w:szCs w:val="28"/>
+        </w:rPr>
+        <w:t>風險掌握能力。系統以</w:t>
       </w:r>
       <w:r>
         <w:rPr>
@@ -46896,6 +47908,7 @@
           <w:szCs w:val="28"/>
         </w:rPr>
       </w:pPr>
+      <w:proofErr w:type="gramStart"/>
       <w:r>
         <w:rPr>
           <w:rFonts w:eastAsia="標楷體" w:cs="標楷體" w:hint="eastAsia"/>
@@ -46903,8 +47916,9 @@
           <w:sz w:val="28"/>
           <w:szCs w:val="28"/>
         </w:rPr>
-        <w:t>此外，系統透過</w:t>
-      </w:r>
+        <w:t>此外，</w:t>
+      </w:r>
+      <w:proofErr w:type="gramEnd"/>
       <w:r>
         <w:rPr>
           <w:rFonts w:eastAsia="標楷體" w:cs="標楷體" w:hint="eastAsia"/>
@@ -46912,7 +47926,7 @@
           <w:sz w:val="28"/>
           <w:szCs w:val="28"/>
         </w:rPr>
-        <w:t xml:space="preserve"> users </w:t>
+        <w:t>系統透過</w:t>
       </w:r>
       <w:r>
         <w:rPr>
@@ -46921,9 +47935,8 @@
           <w:sz w:val="28"/>
           <w:szCs w:val="28"/>
         </w:rPr>
-        <w:t>表實現使用者身分識別與基本權限控管機制，確保資料存取之安全性與一致性；</w:t>
-      </w:r>
-      <w:proofErr w:type="spellStart"/>
+        <w:t xml:space="preserve"> users </w:t>
+      </w:r>
       <w:r>
         <w:rPr>
           <w:rFonts w:eastAsia="標楷體" w:cs="標楷體" w:hint="eastAsia"/>
@@ -46931,9 +47944,9 @@
           <w:sz w:val="28"/>
           <w:szCs w:val="28"/>
         </w:rPr>
-        <w:t>audit_logs</w:t>
-      </w:r>
-      <w:proofErr w:type="spellEnd"/>
+        <w:t>表實現使用者身分識別與基本權限控管機制，確保資料存取之安全性與一致性；</w:t>
+      </w:r>
+      <w:proofErr w:type="spellStart"/>
       <w:r>
         <w:rPr>
           <w:rFonts w:eastAsia="標楷體" w:cs="標楷體" w:hint="eastAsia"/>
@@ -46941,8 +47954,9 @@
           <w:sz w:val="28"/>
           <w:szCs w:val="28"/>
         </w:rPr>
-        <w:t xml:space="preserve"> </w:t>
-      </w:r>
+        <w:t>audit_logs</w:t>
+      </w:r>
+      <w:proofErr w:type="spellEnd"/>
       <w:r>
         <w:rPr>
           <w:rFonts w:eastAsia="標楷體" w:cs="標楷體" w:hint="eastAsia"/>
@@ -46950,7 +47964,36 @@
           <w:sz w:val="28"/>
           <w:szCs w:val="28"/>
         </w:rPr>
-        <w:t>則負責記錄所有關鍵操作行為，提供完整的稽核追蹤能力，以支援後續的安全審查與管理需求。整體資料庫設計遵循關聯式資料庫正規化原則，所有外鍵皆指向主鍵（</w:t>
+        <w:t xml:space="preserve"> </w:t>
+      </w:r>
+      <w:r>
+        <w:rPr>
+          <w:rFonts w:eastAsia="標楷體" w:cs="標楷體" w:hint="eastAsia"/>
+          <w:color w:val="000000" w:themeColor="text1"/>
+          <w:sz w:val="28"/>
+          <w:szCs w:val="28"/>
+        </w:rPr>
+        <w:t>則負責記錄所有關鍵操作行為，提供完整的稽核追蹤能力，以支援後續的安全審查與管理需求。整體資料庫設計遵循關聯式資料庫正規化原則，所有</w:t>
+      </w:r>
+      <w:proofErr w:type="gramStart"/>
+      <w:r>
+        <w:rPr>
+          <w:rFonts w:eastAsia="標楷體" w:cs="標楷體" w:hint="eastAsia"/>
+          <w:color w:val="000000" w:themeColor="text1"/>
+          <w:sz w:val="28"/>
+          <w:szCs w:val="28"/>
+        </w:rPr>
+        <w:t>外鍵皆</w:t>
+      </w:r>
+      <w:proofErr w:type="gramEnd"/>
+      <w:r>
+        <w:rPr>
+          <w:rFonts w:eastAsia="標楷體" w:cs="標楷體" w:hint="eastAsia"/>
+          <w:color w:val="000000" w:themeColor="text1"/>
+          <w:sz w:val="28"/>
+          <w:szCs w:val="28"/>
+        </w:rPr>
+        <w:t>指向主鍵（</w:t>
       </w:r>
       <w:r>
         <w:rPr>
@@ -47046,7 +48089,7 @@
           <w:szCs w:val="36"/>
         </w:rPr>
       </w:pPr>
-      <w:bookmarkStart w:id="59" w:name="_Toc231246555"/>
+      <w:bookmarkStart w:id="60" w:name="_Toc231248475"/>
       <w:r>
         <w:rPr>
           <w:rFonts w:eastAsia="標楷體" w:cs="標楷體" w:hint="eastAsia"/>
@@ -47093,7 +48136,7 @@
         </w:rPr>
         <w:t>參考資料</w:t>
       </w:r>
-      <w:bookmarkEnd w:id="59"/>
+      <w:bookmarkEnd w:id="60"/>
     </w:p>
     <w:p>
       <w:pPr>
@@ -47963,8 +49006,18 @@
           <w:sz w:val="28"/>
           <w:szCs w:val="22"/>
         </w:rPr>
-        <w:t>認證流程導覽</w:t>
-      </w:r>
+        <w:t>認證流程導</w:t>
+      </w:r>
+      <w:proofErr w:type="gramStart"/>
+      <w:r>
+        <w:rPr>
+          <w:rFonts w:eastAsia="標楷體"/>
+          <w:sz w:val="28"/>
+          <w:szCs w:val="22"/>
+        </w:rPr>
+        <w:t>覽</w:t>
+      </w:r>
+      <w:proofErr w:type="gramEnd"/>
     </w:p>
     <w:p>
       <w:pPr>
@@ -48175,7 +49228,25 @@
           <w:sz w:val="28"/>
           <w:szCs w:val="22"/>
         </w:rPr>
-        <w:t>檢索增強生成與微調大語言模型於資安管理應用之研究</w:t>
+        <w:t>檢索增強生成與微調大語言模型</w:t>
+      </w:r>
+      <w:proofErr w:type="gramStart"/>
+      <w:r>
+        <w:rPr>
+          <w:rFonts w:eastAsia="標楷體"/>
+          <w:sz w:val="28"/>
+          <w:szCs w:val="22"/>
+        </w:rPr>
+        <w:t>於資安管理</w:t>
+      </w:r>
+      <w:proofErr w:type="gramEnd"/>
+      <w:r>
+        <w:rPr>
+          <w:rFonts w:eastAsia="標楷體"/>
+          <w:sz w:val="28"/>
+          <w:szCs w:val="22"/>
+        </w:rPr>
+        <w:t>應用之研究</w:t>
       </w:r>
       <w:r>
         <w:rPr>
@@ -53865,7 +54936,7 @@
     <w:autoRedefine/>
     <w:uiPriority w:val="39"/>
     <w:unhideWhenUsed/>
-    <w:rsid w:val="00911B14"/>
+    <w:rsid w:val="00891C21"/>
     <w:pPr>
       <w:tabs>
         <w:tab w:val="right" w:leader="dot" w:pos="8296"/>
@@ -53873,12 +54944,12 @@
       <w:jc w:val="both"/>
     </w:pPr>
     <w:rPr>
-      <w:rFonts w:eastAsia="標楷體"/>
+      <w:rFonts w:eastAsia="標楷體" w:cs="標楷體"/>
       <w:b/>
       <w:bCs/>
       <w:noProof/>
-      <w:sz w:val="28"/>
-      <w:szCs w:val="28"/>
+      <w:sz w:val="32"/>
+      <w:szCs w:val="32"/>
     </w:rPr>
   </w:style>
   <w:style w:type="paragraph" w:styleId="21">

--- a/文件/系統手冊.docx
+++ b/文件/系統手冊.docx
@@ -16,23 +16,7 @@
           <w:rFonts w:eastAsia="標楷體" w:hint="eastAsia"/>
           <w:sz w:val="72"/>
         </w:rPr>
-        <w:t>國立</w:t>
-      </w:r>
-      <w:proofErr w:type="gramStart"/>
-      <w:r>
-        <w:rPr>
-          <w:rFonts w:eastAsia="標楷體" w:hint="eastAsia"/>
-          <w:sz w:val="72"/>
-        </w:rPr>
-        <w:t>臺</w:t>
-      </w:r>
-      <w:proofErr w:type="gramEnd"/>
-      <w:r>
-        <w:rPr>
-          <w:rFonts w:eastAsia="標楷體" w:hint="eastAsia"/>
-          <w:sz w:val="72"/>
-        </w:rPr>
-        <w:t>北商業大學</w:t>
+        <w:t>國立臺北商業大學</w:t>
       </w:r>
     </w:p>
     <w:p>
@@ -130,7 +114,6 @@
         </w:rPr>
         <w:t>115</w:t>
       </w:r>
-      <w:proofErr w:type="gramStart"/>
       <w:r>
         <w:rPr>
           <w:rFonts w:eastAsia="標楷體" w:cs="Arial"/>
@@ -138,7 +121,6 @@
         </w:rPr>
         <w:t>’</w:t>
       </w:r>
-      <w:proofErr w:type="gramEnd"/>
       <w:r>
         <w:rPr>
           <w:rFonts w:eastAsia="標楷體" w:hint="eastAsia"/>
@@ -403,7 +385,6 @@
         </w:rPr>
         <w:t>目：</w:t>
       </w:r>
-      <w:proofErr w:type="spellStart"/>
       <w:r>
         <w:rPr>
           <w:rFonts w:eastAsia="標楷體" w:hint="eastAsia"/>
@@ -413,7 +394,6 @@
         </w:rPr>
         <w:t>RiskGenie</w:t>
       </w:r>
-      <w:proofErr w:type="spellEnd"/>
       <w:r>
         <w:rPr>
           <w:rFonts w:eastAsia="標楷體" w:hint="eastAsia"/>
@@ -503,9 +483,22 @@
           <w:bCs/>
           <w:sz w:val="40"/>
         </w:rPr>
-        <w:t>顏</w:t>
-      </w:r>
-      <w:proofErr w:type="gramStart"/>
+        <w:t>顏珮倪</w:t>
+      </w:r>
+    </w:p>
+    <w:p>
+      <w:pPr>
+        <w:snapToGrid w:val="0"/>
+        <w:spacing w:line="360" w:lineRule="auto"/>
+        <w:ind w:left="360"/>
+        <w:jc w:val="both"/>
+        <w:rPr>
+          <w:rFonts w:eastAsia="標楷體"/>
+          <w:b/>
+          <w:bCs/>
+          <w:sz w:val="40"/>
+        </w:rPr>
+      </w:pPr>
       <w:r>
         <w:rPr>
           <w:rFonts w:eastAsia="標楷體" w:hint="eastAsia"/>
@@ -513,15 +506,68 @@
           <w:bCs/>
           <w:sz w:val="40"/>
         </w:rPr>
-        <w:t>珮倪</w:t>
-      </w:r>
-      <w:proofErr w:type="gramEnd"/>
+        <w:t>組</w:t>
+      </w:r>
+      <w:r>
+        <w:rPr>
+          <w:rFonts w:eastAsia="標楷體" w:hint="eastAsia"/>
+          <w:b/>
+          <w:bCs/>
+          <w:sz w:val="40"/>
+        </w:rPr>
+        <w:t xml:space="preserve">    </w:t>
+      </w:r>
+      <w:r>
+        <w:rPr>
+          <w:rFonts w:eastAsia="標楷體" w:hint="eastAsia"/>
+          <w:b/>
+          <w:bCs/>
+          <w:sz w:val="40"/>
+        </w:rPr>
+        <w:t>員：</w:t>
+      </w:r>
+      <w:r>
+        <w:rPr>
+          <w:rFonts w:eastAsia="標楷體" w:hint="eastAsia"/>
+          <w:b/>
+          <w:bCs/>
+          <w:sz w:val="40"/>
+        </w:rPr>
+        <w:t>11436008</w:t>
+      </w:r>
+      <w:r>
+        <w:rPr>
+          <w:rFonts w:eastAsia="標楷體" w:hint="eastAsia"/>
+          <w:b/>
+          <w:bCs/>
+          <w:sz w:val="40"/>
+        </w:rPr>
+        <w:t>林紀媗</w:t>
+      </w:r>
+      <w:r>
+        <w:rPr>
+          <w:rFonts w:eastAsia="標楷體" w:hint="eastAsia"/>
+          <w:b/>
+          <w:bCs/>
+          <w:sz w:val="40"/>
+        </w:rPr>
+        <w:t xml:space="preserve"> 11436010</w:t>
+      </w:r>
+      <w:r>
+        <w:rPr>
+          <w:rFonts w:eastAsia="標楷體" w:hint="eastAsia"/>
+          <w:b/>
+          <w:bCs/>
+          <w:sz w:val="40"/>
+        </w:rPr>
+        <w:t>李昕縈</w:t>
+      </w:r>
     </w:p>
     <w:p>
       <w:pPr>
         <w:snapToGrid w:val="0"/>
         <w:spacing w:line="360" w:lineRule="auto"/>
-        <w:ind w:left="360"/>
+        <w:ind w:leftChars="990" w:left="2376"/>
         <w:jc w:val="both"/>
         <w:rPr>
           <w:rFonts w:eastAsia="標楷體"/>
@@ -537,7 +583,7 @@
           <w:bCs/>
           <w:sz w:val="40"/>
         </w:rPr>
-        <w:t>組</w:t>
+        <w:t>11436021</w:t>
       </w:r>
       <w:r>
         <w:rPr>
@@ -546,118 +592,8 @@
           <w:bCs/>
           <w:sz w:val="40"/>
         </w:rPr>
-        <w:t xml:space="preserve">    </w:t>
-      </w:r>
-      <w:r>
-        <w:rPr>
-          <w:rFonts w:eastAsia="標楷體" w:hint="eastAsia"/>
-          <w:b/>
-          <w:bCs/>
-          <w:sz w:val="40"/>
-        </w:rPr>
-        <w:t>員：</w:t>
-      </w:r>
-      <w:r>
-        <w:rPr>
-          <w:rFonts w:eastAsia="標楷體" w:hint="eastAsia"/>
-          <w:b/>
-          <w:bCs/>
-          <w:sz w:val="40"/>
-        </w:rPr>
-        <w:t>11436008</w:t>
-      </w:r>
-      <w:r>
-        <w:rPr>
-          <w:rFonts w:eastAsia="標楷體" w:hint="eastAsia"/>
-          <w:b/>
-          <w:bCs/>
-          <w:sz w:val="40"/>
-        </w:rPr>
-        <w:t>林紀</w:t>
-      </w:r>
-      <w:proofErr w:type="gramStart"/>
-      <w:r>
-        <w:rPr>
-          <w:rFonts w:eastAsia="標楷體" w:hint="eastAsia"/>
-          <w:b/>
-          <w:bCs/>
-          <w:sz w:val="40"/>
-        </w:rPr>
-        <w:t>媗</w:t>
-      </w:r>
-      <w:proofErr w:type="gramEnd"/>
-      <w:r>
-        <w:rPr>
-          <w:rFonts w:eastAsia="標楷體" w:hint="eastAsia"/>
-          <w:b/>
-          <w:bCs/>
-          <w:sz w:val="40"/>
-        </w:rPr>
-        <w:t xml:space="preserve"> 11436010</w:t>
-      </w:r>
-      <w:r>
-        <w:rPr>
-          <w:rFonts w:eastAsia="標楷體" w:hint="eastAsia"/>
-          <w:b/>
-          <w:bCs/>
-          <w:sz w:val="40"/>
-        </w:rPr>
-        <w:t>李昕</w:t>
-      </w:r>
-      <w:proofErr w:type="gramStart"/>
-      <w:r>
-        <w:rPr>
-          <w:rFonts w:eastAsia="標楷體" w:hint="eastAsia"/>
-          <w:b/>
-          <w:bCs/>
-          <w:sz w:val="40"/>
-        </w:rPr>
-        <w:t>縈</w:t>
-      </w:r>
-      <w:proofErr w:type="gramEnd"/>
-    </w:p>
-    <w:p>
-      <w:pPr>
-        <w:snapToGrid w:val="0"/>
-        <w:spacing w:line="360" w:lineRule="auto"/>
-        <w:ind w:leftChars="990" w:left="2376"/>
-        <w:jc w:val="both"/>
-        <w:rPr>
-          <w:rFonts w:eastAsia="標楷體"/>
-          <w:b/>
-          <w:bCs/>
-          <w:sz w:val="40"/>
-        </w:rPr>
-      </w:pPr>
-      <w:r>
-        <w:rPr>
-          <w:rFonts w:eastAsia="標楷體" w:hint="eastAsia"/>
-          <w:b/>
-          <w:bCs/>
-          <w:sz w:val="40"/>
-        </w:rPr>
-        <w:t>11436021</w:t>
-      </w:r>
-      <w:r>
-        <w:rPr>
-          <w:rFonts w:eastAsia="標楷體" w:hint="eastAsia"/>
-          <w:b/>
-          <w:bCs/>
-          <w:sz w:val="40"/>
-        </w:rPr>
-        <w:t>黃翊</w:t>
-      </w:r>
-      <w:proofErr w:type="gramStart"/>
-      <w:r>
-        <w:rPr>
-          <w:rFonts w:eastAsia="標楷體" w:hint="eastAsia"/>
-          <w:b/>
-          <w:bCs/>
-          <w:sz w:val="40"/>
-        </w:rPr>
-        <w:t>甄</w:t>
-      </w:r>
-      <w:proofErr w:type="gramEnd"/>
+        <w:t>黃翊甄</w:t>
+      </w:r>
       <w:r>
         <w:rPr>
           <w:rFonts w:eastAsia="標楷體" w:hint="eastAsia"/>
@@ -7933,43 +7869,7 @@
           <w:sz w:val="28"/>
           <w:szCs w:val="28"/>
         </w:rPr>
-        <w:t>隨著全球數位化與雲端服務的</w:t>
-      </w:r>
-      <w:proofErr w:type="gramStart"/>
-      <w:r>
-        <w:rPr>
-          <w:rFonts w:eastAsia="標楷體" w:cs="標楷體"/>
-          <w:sz w:val="28"/>
-          <w:szCs w:val="28"/>
-        </w:rPr>
-        <w:t>普及，</w:t>
-      </w:r>
-      <w:proofErr w:type="gramEnd"/>
-      <w:r>
-        <w:rPr>
-          <w:rFonts w:eastAsia="標楷體" w:cs="標楷體"/>
-          <w:sz w:val="28"/>
-          <w:szCs w:val="28"/>
-        </w:rPr>
-        <w:t>資訊安全已成為組織營運不可或缺的一部分。為建立具備國際公信力</w:t>
-      </w:r>
-      <w:proofErr w:type="gramStart"/>
-      <w:r>
-        <w:rPr>
-          <w:rFonts w:eastAsia="標楷體" w:cs="標楷體"/>
-          <w:sz w:val="28"/>
-          <w:szCs w:val="28"/>
-        </w:rPr>
-        <w:t>的資安防護</w:t>
-      </w:r>
-      <w:proofErr w:type="gramEnd"/>
-      <w:r>
-        <w:rPr>
-          <w:rFonts w:eastAsia="標楷體" w:cs="標楷體"/>
-          <w:sz w:val="28"/>
-          <w:szCs w:val="28"/>
-        </w:rPr>
-        <w:t>體系，許多組織選擇導入</w:t>
+        <w:t>隨著全球數位化與雲端服務的普及，資訊安全已成為組織營運不可或缺的一部分。為建立具備國際公信力的資安防護體系，許多組織選擇導入</w:t>
       </w:r>
       <w:r>
         <w:rPr>
@@ -8033,25 +7933,7 @@
           <w:sz w:val="28"/>
           <w:szCs w:val="28"/>
         </w:rPr>
-        <w:t>流程中，「資產盤點」與「風險評鑑」是</w:t>
-      </w:r>
-      <w:proofErr w:type="gramStart"/>
-      <w:r>
-        <w:rPr>
-          <w:rFonts w:eastAsia="標楷體" w:cs="標楷體"/>
-          <w:sz w:val="28"/>
-          <w:szCs w:val="28"/>
-        </w:rPr>
-        <w:t>決定資安政策</w:t>
-      </w:r>
-      <w:proofErr w:type="gramEnd"/>
-      <w:r>
-        <w:rPr>
-          <w:rFonts w:eastAsia="標楷體" w:cs="標楷體"/>
-          <w:sz w:val="28"/>
-          <w:szCs w:val="28"/>
-        </w:rPr>
-        <w:t>成敗的關鍵前期作業。</w:t>
+        <w:t>流程中，「資產盤點」與「風險評鑑」是決定資安政策成敗的關鍵前期作業。</w:t>
       </w:r>
     </w:p>
     <w:p>
@@ -8071,25 +7953,7 @@
           <w:sz w:val="28"/>
           <w:szCs w:val="28"/>
         </w:rPr>
-        <w:t>然而，現行的實務運作高度依賴人工填寫與主觀判斷。組織內</w:t>
-      </w:r>
-      <w:proofErr w:type="gramStart"/>
-      <w:r>
-        <w:rPr>
-          <w:rFonts w:eastAsia="標楷體" w:cs="標楷體"/>
-          <w:sz w:val="28"/>
-          <w:szCs w:val="28"/>
-        </w:rPr>
-        <w:t>的資安承辦</w:t>
-      </w:r>
-      <w:proofErr w:type="gramEnd"/>
-      <w:r>
-        <w:rPr>
-          <w:rFonts w:eastAsia="標楷體" w:cs="標楷體"/>
-          <w:sz w:val="28"/>
-          <w:szCs w:val="28"/>
-        </w:rPr>
-        <w:t>人員通常需要面對成百上千筆的</w:t>
+        <w:t>然而，現行的實務運作高度依賴人工填寫與主觀判斷。組織內的資安承辦人員通常需要面對成百上千筆的</w:t>
       </w:r>
       <w:r>
         <w:rPr>
@@ -8167,41 +8031,13 @@
           <w:szCs w:val="28"/>
         </w:rPr>
       </w:pPr>
-      <w:proofErr w:type="gramStart"/>
-      <w:r>
-        <w:rPr>
-          <w:rFonts w:eastAsia="標楷體" w:cs="標楷體"/>
-          <w:sz w:val="28"/>
-          <w:szCs w:val="28"/>
-        </w:rPr>
-        <w:t>此外，</w:t>
-      </w:r>
-      <w:proofErr w:type="gramEnd"/>
-      <w:r>
-        <w:rPr>
-          <w:rFonts w:eastAsia="標楷體" w:cs="標楷體"/>
-          <w:sz w:val="28"/>
-          <w:szCs w:val="28"/>
-        </w:rPr>
-        <w:t>面對日新月異</w:t>
-      </w:r>
-      <w:proofErr w:type="gramStart"/>
-      <w:r>
-        <w:rPr>
-          <w:rFonts w:eastAsia="標楷體" w:cs="標楷體"/>
-          <w:sz w:val="28"/>
-          <w:szCs w:val="28"/>
-        </w:rPr>
-        <w:t>的資安威脅</w:t>
-      </w:r>
-      <w:proofErr w:type="gramEnd"/>
-      <w:r>
-        <w:rPr>
-          <w:rFonts w:eastAsia="標楷體" w:cs="標楷體"/>
-          <w:sz w:val="28"/>
-          <w:szCs w:val="28"/>
-        </w:rPr>
-        <w:t>與新興漏洞，人工方式導致風險評鑑往往淪為應付稽核的靜態文書作業，難以反映現實中動態的威脅環境。</w:t>
+      <w:r>
+        <w:rPr>
+          <w:rFonts w:eastAsia="標楷體" w:cs="標楷體"/>
+          <w:sz w:val="28"/>
+          <w:szCs w:val="28"/>
+        </w:rPr>
+        <w:t>此外，面對日新月異的資安威脅與新興漏洞，人工方式導致風險評鑑往往淪為應付稽核的靜態文書作業，難以反映現實中動態的威脅環境。</w:t>
       </w:r>
     </w:p>
     <w:p>
@@ -8300,25 +8136,7 @@
           <w:sz w:val="28"/>
           <w:szCs w:val="28"/>
         </w:rPr>
-        <w:t>（一）</w:t>
-      </w:r>
-      <w:proofErr w:type="gramStart"/>
-      <w:r>
-        <w:rPr>
-          <w:rFonts w:eastAsia="標楷體" w:cs="標楷體"/>
-          <w:sz w:val="28"/>
-          <w:szCs w:val="28"/>
-        </w:rPr>
-        <w:t>資安承辦</w:t>
-      </w:r>
-      <w:proofErr w:type="gramEnd"/>
-      <w:r>
-        <w:rPr>
-          <w:rFonts w:eastAsia="標楷體" w:cs="標楷體"/>
-          <w:sz w:val="28"/>
-          <w:szCs w:val="28"/>
-        </w:rPr>
-        <w:t>人員的標準不一的問題：</w:t>
+        <w:t>（一）資安承辦人員的標準不一的問題：</w:t>
       </w:r>
     </w:p>
     <w:p>
@@ -8353,25 +8171,7 @@
           <w:sz w:val="28"/>
           <w:szCs w:val="28"/>
         </w:rPr>
-        <w:t>資產盤點表時，難以在短時間內核對資產分類的正確性，無法憑一己之力了解所有硬體設備或軟體版本的已知漏洞。這導致弱點與威脅值的評估會</w:t>
-      </w:r>
-      <w:proofErr w:type="gramStart"/>
-      <w:r>
-        <w:rPr>
-          <w:rFonts w:eastAsia="標楷體" w:cs="標楷體"/>
-          <w:sz w:val="28"/>
-          <w:szCs w:val="28"/>
-        </w:rPr>
-        <w:t>主觀的憑感覺</w:t>
-      </w:r>
-      <w:proofErr w:type="gramEnd"/>
-      <w:r>
-        <w:rPr>
-          <w:rFonts w:eastAsia="標楷體" w:cs="標楷體"/>
-          <w:sz w:val="28"/>
-          <w:szCs w:val="28"/>
-        </w:rPr>
-        <w:t>填寫。</w:t>
+        <w:t>資產盤點表時，難以在短時間內核對資產分類的正確性，無法憑一己之力了解所有硬體設備或軟體版本的已知漏洞。這導致弱點與威脅值的評估會主觀的憑感覺填寫。</w:t>
       </w:r>
     </w:p>
     <w:p>
@@ -8402,25 +8202,7 @@
           <w:szCs w:val="28"/>
         </w:rPr>
         <w:lastRenderedPageBreak/>
-        <w:t>（二）</w:t>
-      </w:r>
-      <w:proofErr w:type="gramStart"/>
-      <w:r>
-        <w:rPr>
-          <w:rFonts w:eastAsia="標楷體" w:cs="標楷體"/>
-          <w:sz w:val="28"/>
-          <w:szCs w:val="28"/>
-        </w:rPr>
-        <w:t>資安主管</w:t>
-      </w:r>
-      <w:proofErr w:type="gramEnd"/>
-      <w:r>
-        <w:rPr>
-          <w:rFonts w:eastAsia="標楷體" w:cs="標楷體"/>
-          <w:sz w:val="28"/>
-          <w:szCs w:val="28"/>
-        </w:rPr>
-        <w:t>的決策困境：</w:t>
+        <w:t>（二）資安主管的決策困境：</w:t>
       </w:r>
     </w:p>
     <w:p>
@@ -8439,43 +8221,7 @@
           <w:sz w:val="28"/>
           <w:szCs w:val="28"/>
         </w:rPr>
-        <w:t>由於傳統評鑑可能導致風險分數失真，主管無法精確掌握真正面臨的「關鍵風險項目」，</w:t>
-      </w:r>
-      <w:proofErr w:type="gramStart"/>
-      <w:r>
-        <w:rPr>
-          <w:rFonts w:eastAsia="標楷體" w:cs="標楷體"/>
-          <w:sz w:val="28"/>
-          <w:szCs w:val="28"/>
-        </w:rPr>
-        <w:t>造成資安預算</w:t>
-      </w:r>
-      <w:proofErr w:type="gramEnd"/>
-      <w:r>
-        <w:rPr>
-          <w:rFonts w:eastAsia="標楷體" w:cs="標楷體"/>
-          <w:sz w:val="28"/>
-          <w:szCs w:val="28"/>
-        </w:rPr>
-        <w:t>與人力資源</w:t>
-      </w:r>
-      <w:proofErr w:type="gramStart"/>
-      <w:r>
-        <w:rPr>
-          <w:rFonts w:eastAsia="標楷體" w:cs="標楷體"/>
-          <w:sz w:val="28"/>
-          <w:szCs w:val="28"/>
-        </w:rPr>
-        <w:t>的錯配</w:t>
-      </w:r>
-      <w:proofErr w:type="gramEnd"/>
-      <w:r>
-        <w:rPr>
-          <w:rFonts w:eastAsia="標楷體" w:cs="標楷體"/>
-          <w:sz w:val="28"/>
-          <w:szCs w:val="28"/>
-        </w:rPr>
-        <w:t>。</w:t>
+        <w:t>由於傳統評鑑可能導致風險分數失真，主管無法精確掌握真正面臨的「關鍵風險項目」，造成資安預算與人力資源的錯配。</w:t>
       </w:r>
     </w:p>
     <w:p>
@@ -8505,25 +8251,7 @@
           <w:sz w:val="28"/>
           <w:szCs w:val="28"/>
         </w:rPr>
-        <w:t>（三）隱私外</w:t>
-      </w:r>
-      <w:proofErr w:type="gramStart"/>
-      <w:r>
-        <w:rPr>
-          <w:rFonts w:eastAsia="標楷體" w:cs="標楷體"/>
-          <w:sz w:val="28"/>
-          <w:szCs w:val="28"/>
-        </w:rPr>
-        <w:t>洩</w:t>
-      </w:r>
-      <w:proofErr w:type="gramEnd"/>
-      <w:r>
-        <w:rPr>
-          <w:rFonts w:eastAsia="標楷體" w:cs="標楷體"/>
-          <w:sz w:val="28"/>
-          <w:szCs w:val="28"/>
-        </w:rPr>
-        <w:t>與</w:t>
+        <w:t>（三）隱私外洩與</w:t>
       </w:r>
       <w:r>
         <w:rPr>
@@ -8558,25 +8286,7 @@
           <w:sz w:val="28"/>
           <w:szCs w:val="28"/>
         </w:rPr>
-        <w:t>雖然引進大型語言模型能輔助分析，</w:t>
-      </w:r>
-      <w:proofErr w:type="gramStart"/>
-      <w:r>
-        <w:rPr>
-          <w:rFonts w:eastAsia="標楷體" w:cs="標楷體"/>
-          <w:sz w:val="28"/>
-          <w:szCs w:val="28"/>
-        </w:rPr>
-        <w:t>但資安資料</w:t>
-      </w:r>
-      <w:proofErr w:type="gramEnd"/>
-      <w:r>
-        <w:rPr>
-          <w:rFonts w:eastAsia="標楷體" w:cs="標楷體"/>
-          <w:sz w:val="28"/>
-          <w:szCs w:val="28"/>
-        </w:rPr>
-        <w:t>極度敏感。若將包含組織名稱、內部</w:t>
+        <w:t>雖然引進大型語言模型能輔助分析，但資安資料極度敏感。若將包含組織名稱、內部</w:t>
       </w:r>
       <w:r>
         <w:rPr>
@@ -8608,25 +8318,7 @@
           <w:sz w:val="28"/>
           <w:szCs w:val="28"/>
         </w:rPr>
-        <w:t>，將引發嚴重的</w:t>
-      </w:r>
-      <w:proofErr w:type="gramStart"/>
-      <w:r>
-        <w:rPr>
-          <w:rFonts w:eastAsia="標楷體" w:cs="標楷體"/>
-          <w:sz w:val="28"/>
-          <w:szCs w:val="28"/>
-        </w:rPr>
-        <w:t>資安外洩</w:t>
-      </w:r>
-      <w:proofErr w:type="gramEnd"/>
-      <w:r>
-        <w:rPr>
-          <w:rFonts w:eastAsia="標楷體" w:cs="標楷體"/>
-          <w:sz w:val="28"/>
-          <w:szCs w:val="28"/>
-        </w:rPr>
-        <w:t>危機；且</w:t>
+        <w:t>，將引發嚴重的資安外洩危機；且</w:t>
       </w:r>
       <w:r>
         <w:rPr>
@@ -8642,43 +8334,7 @@
           <w:sz w:val="28"/>
           <w:szCs w:val="28"/>
         </w:rPr>
-        <w:t>的「幻覺現象」可能產出錯誤</w:t>
-      </w:r>
-      <w:proofErr w:type="gramStart"/>
-      <w:r>
-        <w:rPr>
-          <w:rFonts w:eastAsia="標楷體" w:cs="標楷體"/>
-          <w:sz w:val="28"/>
-          <w:szCs w:val="28"/>
-        </w:rPr>
-        <w:t>的資安法規</w:t>
-      </w:r>
-      <w:proofErr w:type="gramEnd"/>
-      <w:r>
-        <w:rPr>
-          <w:rFonts w:eastAsia="標楷體" w:cs="標楷體"/>
-          <w:sz w:val="28"/>
-          <w:szCs w:val="28"/>
-        </w:rPr>
-        <w:t>與對策建議，這在講求精確合</w:t>
-      </w:r>
-      <w:proofErr w:type="gramStart"/>
-      <w:r>
-        <w:rPr>
-          <w:rFonts w:eastAsia="標楷體" w:cs="標楷體"/>
-          <w:sz w:val="28"/>
-          <w:szCs w:val="28"/>
-        </w:rPr>
-        <w:t>規的資安稽核</w:t>
-      </w:r>
-      <w:proofErr w:type="gramEnd"/>
-      <w:r>
-        <w:rPr>
-          <w:rFonts w:eastAsia="標楷體" w:cs="標楷體"/>
-          <w:sz w:val="28"/>
-          <w:szCs w:val="28"/>
-        </w:rPr>
-        <w:t>中是不被允許的。</w:t>
+        <w:t>的「幻覺現象」可能產出錯誤的資安法規與對策建議，這在講求精確合規的資安稽核中是不被允許的。</w:t>
       </w:r>
     </w:p>
     <w:p>
@@ -8709,36 +8365,8 @@
           <w:sz w:val="28"/>
           <w:szCs w:val="28"/>
         </w:rPr>
-        <w:t>因此，如何建構一套專注</w:t>
-      </w:r>
-      <w:proofErr w:type="gramStart"/>
-      <w:r>
-        <w:rPr>
-          <w:rFonts w:eastAsia="標楷體" w:cs="標楷體"/>
-          <w:sz w:val="28"/>
-          <w:szCs w:val="28"/>
-        </w:rPr>
-        <w:t>於資安面向</w:t>
-      </w:r>
-      <w:proofErr w:type="gramEnd"/>
-      <w:r>
-        <w:rPr>
-          <w:rFonts w:eastAsia="標楷體" w:cs="標楷體"/>
-          <w:sz w:val="28"/>
-          <w:szCs w:val="28"/>
-        </w:rPr>
-        <w:t>、具備隱私防護機制，並能動態串接外部</w:t>
-      </w:r>
-      <w:proofErr w:type="gramStart"/>
-      <w:r>
-        <w:rPr>
-          <w:rFonts w:eastAsia="標楷體" w:cs="標楷體"/>
-          <w:sz w:val="28"/>
-          <w:szCs w:val="28"/>
-        </w:rPr>
-        <w:t>漏洞情資與</w:t>
-      </w:r>
-      <w:proofErr w:type="gramEnd"/>
+        <w:t>因此，如何建構一套專注於資安面向、具備隱私防護機制，並能動態串接外部漏洞情資與</w:t>
+      </w:r>
       <w:r>
         <w:rPr>
           <w:rFonts w:eastAsia="標楷體" w:cs="標楷體"/>
@@ -8753,25 +8381,7 @@
           <w:sz w:val="28"/>
           <w:szCs w:val="28"/>
         </w:rPr>
-        <w:t>標準規範的智慧化顧問系統，</w:t>
-      </w:r>
-      <w:proofErr w:type="gramStart"/>
-      <w:r>
-        <w:rPr>
-          <w:rFonts w:eastAsia="標楷體" w:cs="標楷體"/>
-          <w:sz w:val="28"/>
-          <w:szCs w:val="28"/>
-        </w:rPr>
-        <w:t>成為本組的</w:t>
-      </w:r>
-      <w:proofErr w:type="gramEnd"/>
-      <w:r>
-        <w:rPr>
-          <w:rFonts w:eastAsia="標楷體" w:cs="標楷體"/>
-          <w:sz w:val="28"/>
-          <w:szCs w:val="28"/>
-        </w:rPr>
-        <w:t>研究重點。</w:t>
+        <w:t>標準規範的智慧化顧問系統，成為本組的研究重點。</w:t>
       </w:r>
     </w:p>
     <w:p>
@@ -8834,7 +8444,6 @@
         </w:rPr>
         <w:t>本專題旨在開發一套名為「</w:t>
       </w:r>
-      <w:proofErr w:type="spellStart"/>
       <w:r>
         <w:rPr>
           <w:rFonts w:eastAsia="標楷體" w:cs="標楷體"/>
@@ -8843,7 +8452,6 @@
         </w:rPr>
         <w:t>RiskGenie</w:t>
       </w:r>
-      <w:proofErr w:type="spellEnd"/>
       <w:r>
         <w:rPr>
           <w:rFonts w:eastAsia="標楷體" w:cs="標楷體"/>
@@ -8898,43 +8506,7 @@
           <w:sz w:val="28"/>
           <w:szCs w:val="28"/>
         </w:rPr>
-        <w:t>智能」與「合</w:t>
-      </w:r>
-      <w:proofErr w:type="gramStart"/>
-      <w:r>
-        <w:rPr>
-          <w:rFonts w:eastAsia="標楷體" w:cs="標楷體"/>
-          <w:sz w:val="28"/>
-          <w:szCs w:val="28"/>
-        </w:rPr>
-        <w:t>規</w:t>
-      </w:r>
-      <w:proofErr w:type="gramEnd"/>
-      <w:r>
-        <w:rPr>
-          <w:rFonts w:eastAsia="標楷體" w:cs="標楷體"/>
-          <w:sz w:val="28"/>
-          <w:szCs w:val="28"/>
-        </w:rPr>
-        <w:t>規則引擎」深度結合，協助組織將原先繁瑣且主觀的人工作業，轉化為數據驅動的標準合</w:t>
-      </w:r>
-      <w:proofErr w:type="gramStart"/>
-      <w:r>
-        <w:rPr>
-          <w:rFonts w:eastAsia="標楷體" w:cs="標楷體"/>
-          <w:sz w:val="28"/>
-          <w:szCs w:val="28"/>
-        </w:rPr>
-        <w:t>規</w:t>
-      </w:r>
-      <w:proofErr w:type="gramEnd"/>
-      <w:r>
-        <w:rPr>
-          <w:rFonts w:eastAsia="標楷體" w:cs="標楷體"/>
-          <w:sz w:val="28"/>
-          <w:szCs w:val="28"/>
-        </w:rPr>
-        <w:t>流程。</w:t>
+        <w:t>智能」與「合規規則引擎」深度結合，協助組織將原先繁瑣且主觀的人工作業，轉化為數據驅動的標準合規流程。</w:t>
       </w:r>
     </w:p>
     <w:p>
@@ -9121,25 +8693,7 @@
           <w:sz w:val="28"/>
           <w:szCs w:val="28"/>
         </w:rPr>
-        <w:t>漏洞</w:t>
-      </w:r>
-      <w:proofErr w:type="gramStart"/>
-      <w:r>
-        <w:rPr>
-          <w:rFonts w:eastAsia="標楷體" w:cs="標楷體"/>
-          <w:sz w:val="28"/>
-          <w:szCs w:val="28"/>
-        </w:rPr>
-        <w:t>情資至</w:t>
-      </w:r>
-      <w:proofErr w:type="gramEnd"/>
-      <w:r>
-        <w:rPr>
-          <w:rFonts w:eastAsia="標楷體" w:cs="標楷體"/>
-          <w:sz w:val="28"/>
-          <w:szCs w:val="28"/>
-        </w:rPr>
-        <w:t>本地資料庫，將外部真實的漏洞</w:t>
+        <w:t>漏洞情資至本地資料庫，將外部真實的漏洞</w:t>
       </w:r>
       <w:r>
         <w:rPr>
@@ -9196,25 +8750,7 @@
           <w:sz w:val="28"/>
           <w:szCs w:val="28"/>
         </w:rPr>
-        <w:t>在資料傳輸至雲端模型前，系統將自動進行隱私過濾，遮蔽具備辨識性的機構名稱與關鍵參數，在完全</w:t>
-      </w:r>
-      <w:proofErr w:type="gramStart"/>
-      <w:r>
-        <w:rPr>
-          <w:rFonts w:eastAsia="標楷體" w:cs="標楷體"/>
-          <w:sz w:val="28"/>
-          <w:szCs w:val="28"/>
-        </w:rPr>
-        <w:t>保障資安隱私</w:t>
-      </w:r>
-      <w:proofErr w:type="gramEnd"/>
-      <w:r>
-        <w:rPr>
-          <w:rFonts w:eastAsia="標楷體" w:cs="標楷體"/>
-          <w:sz w:val="28"/>
-          <w:szCs w:val="28"/>
-        </w:rPr>
-        <w:t>的前提下發揮</w:t>
+        <w:t>在資料傳輸至雲端模型前，系統將自動進行隱私過濾，遮蔽具備辨識性的機構名稱與關鍵參數，在完全保障資安隱私的前提下發揮</w:t>
       </w:r>
       <w:r>
         <w:rPr>
@@ -9281,25 +8817,7 @@
           <w:sz w:val="28"/>
           <w:szCs w:val="28"/>
         </w:rPr>
-        <w:t>技術的合</w:t>
-      </w:r>
-      <w:proofErr w:type="gramStart"/>
-      <w:r>
-        <w:rPr>
-          <w:rFonts w:eastAsia="標楷體" w:cs="標楷體"/>
-          <w:sz w:val="28"/>
-          <w:szCs w:val="28"/>
-        </w:rPr>
-        <w:t>規</w:t>
-      </w:r>
-      <w:proofErr w:type="gramEnd"/>
-      <w:r>
-        <w:rPr>
-          <w:rFonts w:eastAsia="標楷體" w:cs="標楷體"/>
-          <w:sz w:val="28"/>
-          <w:szCs w:val="28"/>
-        </w:rPr>
-        <w:t>方式：</w:t>
+        <w:t>技術的合規方式：</w:t>
       </w:r>
       <w:r>
         <w:rPr>
@@ -9363,18 +8881,8 @@
           <w:sz w:val="28"/>
           <w:szCs w:val="28"/>
         </w:rPr>
-        <w:t>幻覺，自動產出具備高度精確性與實作價值</w:t>
-      </w:r>
-      <w:proofErr w:type="gramStart"/>
-      <w:r>
-        <w:rPr>
-          <w:rFonts w:eastAsia="標楷體" w:cs="標楷體"/>
-          <w:sz w:val="28"/>
-          <w:szCs w:val="28"/>
-        </w:rPr>
-        <w:t>的資安改善</w:t>
-      </w:r>
-      <w:proofErr w:type="gramEnd"/>
+        <w:t>幻覺，自動產出具備高度精確性與實作價值的資安改善</w:t>
+      </w:r>
       <w:r>
         <w:rPr>
           <w:rFonts w:eastAsia="標楷體" w:cs="標楷體"/>
@@ -9476,25 +8984,7 @@
           <w:sz w:val="28"/>
           <w:szCs w:val="28"/>
         </w:rPr>
-        <w:t>大幅</w:t>
-      </w:r>
-      <w:proofErr w:type="gramStart"/>
-      <w:r>
-        <w:rPr>
-          <w:rFonts w:eastAsia="標楷體" w:cs="標楷體"/>
-          <w:sz w:val="28"/>
-          <w:szCs w:val="28"/>
-        </w:rPr>
-        <w:t>提升資安行政</w:t>
-      </w:r>
-      <w:proofErr w:type="gramEnd"/>
-      <w:r>
-        <w:rPr>
-          <w:rFonts w:eastAsia="標楷體" w:cs="標楷體"/>
-          <w:sz w:val="28"/>
-          <w:szCs w:val="28"/>
-        </w:rPr>
-        <w:t>效率：</w:t>
+        <w:t>大幅提升資安行政效率：</w:t>
       </w:r>
       <w:r>
         <w:rPr>
@@ -9510,43 +9000,7 @@
           <w:sz w:val="28"/>
           <w:szCs w:val="28"/>
         </w:rPr>
-        <w:t>將原本需耗時數</w:t>
-      </w:r>
-      <w:proofErr w:type="gramStart"/>
-      <w:r>
-        <w:rPr>
-          <w:rFonts w:eastAsia="標楷體" w:cs="標楷體"/>
-          <w:sz w:val="28"/>
-          <w:szCs w:val="28"/>
-        </w:rPr>
-        <w:t>週</w:t>
-      </w:r>
-      <w:proofErr w:type="gramEnd"/>
-      <w:r>
-        <w:rPr>
-          <w:rFonts w:eastAsia="標楷體" w:cs="標楷體"/>
-          <w:sz w:val="28"/>
-          <w:szCs w:val="28"/>
-        </w:rPr>
-        <w:t>的資產比對與漏洞查詢工作，縮短至數分鐘內批次完成，</w:t>
-      </w:r>
-      <w:proofErr w:type="gramStart"/>
-      <w:r>
-        <w:rPr>
-          <w:rFonts w:eastAsia="標楷體" w:cs="標楷體"/>
-          <w:sz w:val="28"/>
-          <w:szCs w:val="28"/>
-        </w:rPr>
-        <w:t>降低資安承辦</w:t>
-      </w:r>
-      <w:proofErr w:type="gramEnd"/>
-      <w:r>
-        <w:rPr>
-          <w:rFonts w:eastAsia="標楷體" w:cs="標楷體"/>
-          <w:sz w:val="28"/>
-          <w:szCs w:val="28"/>
-        </w:rPr>
-        <w:t>人員的行政負擔。</w:t>
+        <w:t>將原本需耗時數週的資產比對與漏洞查詢工作，縮短至數分鐘內批次完成，降低資安承辦人員的行政負擔。</w:t>
       </w:r>
     </w:p>
     <w:p>
@@ -9628,25 +9082,7 @@
           <w:sz w:val="28"/>
           <w:szCs w:val="28"/>
         </w:rPr>
-        <w:t>優化</w:t>
-      </w:r>
-      <w:proofErr w:type="gramStart"/>
-      <w:r>
-        <w:rPr>
-          <w:rFonts w:eastAsia="標楷體" w:cs="標楷體"/>
-          <w:sz w:val="28"/>
-          <w:szCs w:val="28"/>
-        </w:rPr>
-        <w:t>組織資安資源</w:t>
-      </w:r>
-      <w:proofErr w:type="gramEnd"/>
-      <w:r>
-        <w:rPr>
-          <w:rFonts w:eastAsia="標楷體" w:cs="標楷體"/>
-          <w:sz w:val="28"/>
-          <w:szCs w:val="28"/>
-        </w:rPr>
-        <w:t>分配：</w:t>
+        <w:t>優化組織資安資源分配：</w:t>
       </w:r>
       <w:r>
         <w:rPr>
@@ -9662,25 +9098,7 @@
           <w:sz w:val="28"/>
           <w:szCs w:val="28"/>
         </w:rPr>
-        <w:t>透過修正後的最大風險演算法，</w:t>
-      </w:r>
-      <w:proofErr w:type="gramStart"/>
-      <w:r>
-        <w:rPr>
-          <w:rFonts w:eastAsia="標楷體" w:cs="標楷體"/>
-          <w:sz w:val="28"/>
-          <w:szCs w:val="28"/>
-        </w:rPr>
-        <w:t>為資安主管</w:t>
-      </w:r>
-      <w:proofErr w:type="gramEnd"/>
-      <w:r>
-        <w:rPr>
-          <w:rFonts w:eastAsia="標楷體" w:cs="標楷體"/>
-          <w:sz w:val="28"/>
-          <w:szCs w:val="28"/>
-        </w:rPr>
-        <w:t>產出準確</w:t>
+        <w:t>透過修正後的最大風險演算法，為資安主管產出準確</w:t>
       </w:r>
       <w:r>
         <w:rPr>
@@ -9689,25 +9107,7 @@
           <w:szCs w:val="28"/>
         </w:rPr>
         <w:lastRenderedPageBreak/>
-        <w:t>的風險熱力圖與高風險分佈報告，使組織能將有限的資源精</w:t>
-      </w:r>
-      <w:proofErr w:type="gramStart"/>
-      <w:r>
-        <w:rPr>
-          <w:rFonts w:eastAsia="標楷體" w:cs="標楷體"/>
-          <w:sz w:val="28"/>
-          <w:szCs w:val="28"/>
-        </w:rPr>
-        <w:t>準</w:t>
-      </w:r>
-      <w:proofErr w:type="gramEnd"/>
-      <w:r>
-        <w:rPr>
-          <w:rFonts w:eastAsia="標楷體" w:cs="標楷體"/>
-          <w:sz w:val="28"/>
-          <w:szCs w:val="28"/>
-        </w:rPr>
-        <w:t>投注在最脆弱的防護破口上。</w:t>
+        <w:t>的風險熱力圖與高風險分佈報告，使組織能將有限的資源精準投注在最脆弱的防護破口上。</w:t>
       </w:r>
     </w:p>
     <w:p>
@@ -9730,43 +9130,7 @@
           <w:sz w:val="28"/>
           <w:szCs w:val="28"/>
         </w:rPr>
-        <w:t>提供安全、合</w:t>
-      </w:r>
-      <w:proofErr w:type="gramStart"/>
-      <w:r>
-        <w:rPr>
-          <w:rFonts w:eastAsia="標楷體" w:cs="標楷體"/>
-          <w:sz w:val="28"/>
-          <w:szCs w:val="28"/>
-        </w:rPr>
-        <w:t>規</w:t>
-      </w:r>
-      <w:proofErr w:type="gramEnd"/>
-      <w:r>
-        <w:rPr>
-          <w:rFonts w:eastAsia="標楷體" w:cs="標楷體"/>
-          <w:sz w:val="28"/>
-          <w:szCs w:val="28"/>
-        </w:rPr>
-        <w:t>且具公信力</w:t>
-      </w:r>
-      <w:proofErr w:type="gramStart"/>
-      <w:r>
-        <w:rPr>
-          <w:rFonts w:eastAsia="標楷體" w:cs="標楷體"/>
-          <w:sz w:val="28"/>
-          <w:szCs w:val="28"/>
-        </w:rPr>
-        <w:t>的資安文件</w:t>
-      </w:r>
-      <w:proofErr w:type="gramEnd"/>
-      <w:r>
-        <w:rPr>
-          <w:rFonts w:eastAsia="標楷體" w:cs="標楷體"/>
-          <w:sz w:val="28"/>
-          <w:szCs w:val="28"/>
-        </w:rPr>
-        <w:t>：</w:t>
+        <w:t>提供安全、合規且具公信力的資安文件：</w:t>
       </w:r>
       <w:r>
         <w:rPr>
@@ -9782,25 +9146,7 @@
           <w:sz w:val="28"/>
           <w:szCs w:val="28"/>
         </w:rPr>
-        <w:t>在確保機敏資料不外</w:t>
-      </w:r>
-      <w:proofErr w:type="gramStart"/>
-      <w:r>
-        <w:rPr>
-          <w:rFonts w:eastAsia="標楷體" w:cs="標楷體"/>
-          <w:sz w:val="28"/>
-          <w:szCs w:val="28"/>
-        </w:rPr>
-        <w:t>洩</w:t>
-      </w:r>
-      <w:proofErr w:type="gramEnd"/>
-      <w:r>
-        <w:rPr>
-          <w:rFonts w:eastAsia="標楷體" w:cs="標楷體"/>
-          <w:sz w:val="28"/>
-          <w:szCs w:val="28"/>
-        </w:rPr>
-        <w:t>的安全框架下，產出符合國際標準的風險處理計畫書與標準作業程序（</w:t>
+        <w:t>在確保機敏資料不外洩的安全框架下，產出符合國際標準的風險處理計畫書與標準作業程序（</w:t>
       </w:r>
       <w:r>
         <w:rPr>
@@ -10129,7 +9475,6 @@
         </w:rPr>
         <w:t>、</w:t>
       </w:r>
-      <w:proofErr w:type="spellStart"/>
       <w:r>
         <w:rPr>
           <w:rFonts w:eastAsia="標楷體" w:cs="標楷體" w:hint="eastAsia"/>
@@ -10137,9 +9482,8 @@
           <w:sz w:val="28"/>
           <w:szCs w:val="28"/>
         </w:rPr>
-        <w:t>Secorion</w:t>
-      </w:r>
-      <w:proofErr w:type="spellEnd"/>
+        <w:t xml:space="preserve">Secorion </w:t>
+      </w:r>
       <w:r>
         <w:rPr>
           <w:rFonts w:eastAsia="標楷體" w:cs="標楷體" w:hint="eastAsia"/>
@@ -10147,7 +9491,7 @@
           <w:sz w:val="28"/>
           <w:szCs w:val="28"/>
         </w:rPr>
-        <w:t xml:space="preserve"> </w:t>
+        <w:t>等既有合規平台覆蓋。我們不是與它們正面對撞</w:t>
       </w:r>
       <w:r>
         <w:rPr>
@@ -10156,9 +9500,8 @@
           <w:sz w:val="28"/>
           <w:szCs w:val="28"/>
         </w:rPr>
-        <w:t>等既有合</w:t>
-      </w:r>
-      <w:proofErr w:type="gramStart"/>
+        <w:t>，</w:t>
+      </w:r>
       <w:r>
         <w:rPr>
           <w:rFonts w:eastAsia="標楷體" w:cs="標楷體" w:hint="eastAsia"/>
@@ -10166,9 +9509,8 @@
           <w:sz w:val="28"/>
           <w:szCs w:val="28"/>
         </w:rPr>
-        <w:t>規</w:t>
-      </w:r>
-      <w:proofErr w:type="gramEnd"/>
+        <w:t>而是</w:t>
+      </w:r>
       <w:r>
         <w:rPr>
           <w:rFonts w:eastAsia="標楷體" w:cs="標楷體" w:hint="eastAsia"/>
@@ -10176,7 +9518,7 @@
           <w:sz w:val="28"/>
           <w:szCs w:val="28"/>
         </w:rPr>
-        <w:t>平台覆蓋。我們挑的不是與它們正面對撞</w:t>
+        <w:t>讓</w:t>
       </w:r>
       <w:r>
         <w:rPr>
@@ -10185,7 +9527,7 @@
           <w:sz w:val="28"/>
           <w:szCs w:val="28"/>
         </w:rPr>
-        <w:t>，</w:t>
+        <w:t>「買不起合規平台又必須做</w:t>
       </w:r>
       <w:r>
         <w:rPr>
@@ -10194,9 +9536,8 @@
           <w:sz w:val="28"/>
           <w:szCs w:val="28"/>
         </w:rPr>
-        <w:t>而是「買不起合</w:t>
-      </w:r>
-      <w:proofErr w:type="gramStart"/>
+        <w:t xml:space="preserve"> ISMS</w:t>
+      </w:r>
       <w:r>
         <w:rPr>
           <w:rFonts w:eastAsia="標楷體" w:cs="標楷體" w:hint="eastAsia"/>
@@ -10204,9 +9545,8 @@
           <w:sz w:val="28"/>
           <w:szCs w:val="28"/>
         </w:rPr>
-        <w:t>規</w:t>
-      </w:r>
-      <w:proofErr w:type="gramEnd"/>
+        <w:t>」</w:t>
+      </w:r>
       <w:r>
         <w:rPr>
           <w:rFonts w:eastAsia="標楷體" w:cs="標楷體" w:hint="eastAsia"/>
@@ -10214,7 +9554,7 @@
           <w:sz w:val="28"/>
           <w:szCs w:val="28"/>
         </w:rPr>
-        <w:t>平台又必須做</w:t>
+        <w:t>的</w:t>
       </w:r>
       <w:r>
         <w:rPr>
@@ -10223,7 +9563,7 @@
           <w:sz w:val="28"/>
           <w:szCs w:val="28"/>
         </w:rPr>
-        <w:t xml:space="preserve"> ISMS</w:t>
+        <w:t>中小企業、學校</w:t>
       </w:r>
       <w:r>
         <w:rPr>
@@ -10232,7 +9572,7 @@
           <w:sz w:val="28"/>
           <w:szCs w:val="28"/>
         </w:rPr>
-        <w:t>」這塊</w:t>
+        <w:t>有多一種選擇</w:t>
       </w:r>
       <w:r>
         <w:rPr>
@@ -10241,54 +9581,7 @@
           <w:sz w:val="28"/>
           <w:szCs w:val="28"/>
         </w:rPr>
-        <w:t>：</w:t>
-      </w:r>
-      <w:r>
-        <w:rPr>
-          <w:rFonts w:eastAsia="標楷體" w:cs="標楷體" w:hint="eastAsia"/>
-          <w:color w:val="000000" w:themeColor="text1"/>
-          <w:sz w:val="28"/>
-          <w:szCs w:val="28"/>
-        </w:rPr>
-        <w:t>中小企業、學校、地方公部門。這正是</w:t>
-      </w:r>
-      <w:r>
-        <w:rPr>
-          <w:rFonts w:eastAsia="標楷體" w:cs="標楷體" w:hint="eastAsia"/>
-          <w:color w:val="000000" w:themeColor="text1"/>
-          <w:sz w:val="28"/>
-          <w:szCs w:val="28"/>
-        </w:rPr>
-        <w:t xml:space="preserve"> </w:t>
-      </w:r>
-      <w:proofErr w:type="spellStart"/>
-      <w:r>
-        <w:rPr>
-          <w:rFonts w:eastAsia="標楷體" w:cs="標楷體" w:hint="eastAsia"/>
-          <w:color w:val="000000" w:themeColor="text1"/>
-          <w:sz w:val="28"/>
-          <w:szCs w:val="28"/>
-        </w:rPr>
-        <w:t>RiskGenie</w:t>
-      </w:r>
-      <w:proofErr w:type="spellEnd"/>
-      <w:r>
-        <w:rPr>
-          <w:rFonts w:eastAsia="標楷體" w:cs="標楷體" w:hint="eastAsia"/>
-          <w:color w:val="000000" w:themeColor="text1"/>
-          <w:sz w:val="28"/>
-          <w:szCs w:val="28"/>
-        </w:rPr>
-        <w:t xml:space="preserve"> </w:t>
-      </w:r>
-      <w:r>
-        <w:rPr>
-          <w:rFonts w:eastAsia="標楷體" w:cs="標楷體" w:hint="eastAsia"/>
-          <w:color w:val="000000" w:themeColor="text1"/>
-          <w:sz w:val="28"/>
-          <w:szCs w:val="28"/>
-        </w:rPr>
-        <w:t>想解的場景。</w:t>
+        <w:t>。</w:t>
       </w:r>
     </w:p>
     <w:p>
@@ -10470,7 +9763,7 @@
           <w:sz w:val="28"/>
           <w:szCs w:val="28"/>
         </w:rPr>
-        <w:t>作為後端開發語言，並搭配資料庫儲存資產資料、風險評估結果與使用者資料，技術門檻符合學生專題可實作範圍。</w:t>
+        <w:t>作為後端開發語言，並搭配資料庫儲存資產資料、風險評估結果與使用者資料。</w:t>
       </w:r>
     </w:p>
     <w:p>
@@ -10622,50 +9915,6 @@
           <w:szCs w:val="28"/>
         </w:rPr>
         <w:lastRenderedPageBreak/>
-        <w:t>系統以主要流程展示為目標</w:t>
-      </w:r>
-      <w:r>
-        <w:rPr>
-          <w:rFonts w:eastAsia="標楷體" w:cs="標楷體" w:hint="eastAsia"/>
-          <w:bCs/>
-          <w:sz w:val="28"/>
-          <w:szCs w:val="28"/>
-        </w:rPr>
-        <w:t>：</w:t>
-      </w:r>
-      <w:r>
-        <w:br/>
-      </w:r>
-      <w:r>
-        <w:rPr>
-          <w:rFonts w:eastAsia="標楷體" w:cs="標楷體"/>
-          <w:sz w:val="28"/>
-          <w:szCs w:val="28"/>
-        </w:rPr>
-        <w:t>本專題屬於學生專題階段，重點在於完成可展示的主要流程，不以完整商業化平台為目標，因此技術範圍較容易控制。</w:t>
-      </w:r>
-    </w:p>
-    <w:p>
-      <w:pPr>
-        <w:pStyle w:val="aa"/>
-        <w:widowControl/>
-        <w:numPr>
-          <w:ilvl w:val="0"/>
-          <w:numId w:val="27"/>
-        </w:numPr>
-        <w:rPr>
-          <w:rFonts w:eastAsia="標楷體" w:cs="標楷體"/>
-          <w:sz w:val="28"/>
-          <w:szCs w:val="28"/>
-        </w:rPr>
-      </w:pPr>
-      <w:r>
-        <w:rPr>
-          <w:rFonts w:eastAsia="標楷體" w:cs="標楷體"/>
-          <w:bCs/>
-          <w:sz w:val="28"/>
-          <w:szCs w:val="28"/>
-        </w:rPr>
         <w:t>需注意技術風險</w:t>
       </w:r>
       <w:r>
@@ -10768,7 +10017,7 @@
           <w:sz w:val="28"/>
           <w:szCs w:val="28"/>
         </w:rPr>
-        <w:t>專題階段以功能驗證為主</w:t>
+        <w:t>團隊可依功能模組分工</w:t>
       </w:r>
       <w:r>
         <w:rPr>
@@ -10788,7 +10037,7 @@
           <w:sz w:val="28"/>
           <w:szCs w:val="28"/>
         </w:rPr>
-        <w:t>學生專題階段主要目標為概念驗證與功能展示，重點在於證明系統能支援 ISMS 相關流程，包括資產盤點、風險評鑑與 AI 改善建議。</w:t>
+        <w:t>團隊可依系統功能進行分工，例如資產管理模組、風險評鑑模組、AI 建議模組、報表模組與帳號權限模組，降低開發與管理負擔。</w:t>
       </w:r>
     </w:p>
     <w:p>
@@ -10812,7 +10061,7 @@
           <w:sz w:val="28"/>
           <w:szCs w:val="28"/>
         </w:rPr>
-        <w:t>團隊可依功能模組分工</w:t>
+        <w:t>未來可採訂閱制模式發展</w:t>
       </w:r>
       <w:r>
         <w:rPr>
@@ -10832,7 +10081,7 @@
           <w:sz w:val="28"/>
           <w:szCs w:val="28"/>
         </w:rPr>
-        <w:t>團隊可依系統功能進行分工，例如資產管理模組、風險評鑑模組、AI 建議模組、報表模組與帳號權限模組，降低開發與管理負擔。</w:t>
+        <w:t>若未來朝商業化發展，系統可採用 SaaS 訂閱制，讓使用單位依每月或每年方式付費使用。</w:t>
       </w:r>
     </w:p>
     <w:p>
@@ -10856,25 +10105,7 @@
           <w:sz w:val="28"/>
           <w:szCs w:val="28"/>
         </w:rPr>
-        <w:t>未來可</w:t>
-      </w:r>
-      <w:proofErr w:type="gramStart"/>
-      <w:r>
-        <w:rPr>
-          <w:rFonts w:ascii="標楷體" w:eastAsia="標楷體" w:hAnsi="標楷體" w:cs="標楷體"/>
-          <w:sz w:val="28"/>
-          <w:szCs w:val="28"/>
-        </w:rPr>
-        <w:t>採</w:t>
-      </w:r>
-      <w:proofErr w:type="gramEnd"/>
-      <w:r>
-        <w:rPr>
-          <w:rFonts w:ascii="標楷體" w:eastAsia="標楷體" w:hAnsi="標楷體" w:cs="標楷體"/>
-          <w:sz w:val="28"/>
-          <w:szCs w:val="28"/>
-        </w:rPr>
-        <w:t>訂閱制模式發展</w:t>
+        <w:t>功能可分階段擴充</w:t>
       </w:r>
       <w:r>
         <w:rPr>
@@ -10894,7 +10125,7 @@
           <w:sz w:val="28"/>
           <w:szCs w:val="28"/>
         </w:rPr>
-        <w:t>若未來朝商業化發展，系統可採用 SaaS 訂閱制，讓使用單位依每月或每年方式付費使用。</w:t>
+        <w:t>初期可提供資產盤點、風險評鑑與 AI 改善建議等基本功能；後續再加入多部門管理、權限控管、報表匯出與外部情資串接等進階功能。</w:t>
       </w:r>
     </w:p>
     <w:p>
@@ -10918,69 +10149,6 @@
           <w:sz w:val="28"/>
           <w:szCs w:val="28"/>
         </w:rPr>
-        <w:t>功能可分階段擴充</w:t>
-      </w:r>
-      <w:r>
-        <w:rPr>
-          <w:rFonts w:eastAsia="標楷體" w:cs="標楷體" w:hint="eastAsia"/>
-          <w:bCs/>
-          <w:sz w:val="28"/>
-          <w:szCs w:val="28"/>
-        </w:rPr>
-        <w:t>：</w:t>
-      </w:r>
-      <w:r>
-        <w:br/>
-      </w:r>
-      <w:r>
-        <w:rPr>
-          <w:rFonts w:ascii="標楷體" w:eastAsia="標楷體" w:hAnsi="標楷體" w:cs="標楷體"/>
-          <w:sz w:val="28"/>
-          <w:szCs w:val="28"/>
-        </w:rPr>
-        <w:t>初期可提供資產盤點、風險評鑑與 AI 改善建議等基本功能；後續再加入多部門管理、權限控管、報表匯出與外部</w:t>
-      </w:r>
-      <w:proofErr w:type="gramStart"/>
-      <w:r>
-        <w:rPr>
-          <w:rFonts w:ascii="標楷體" w:eastAsia="標楷體" w:hAnsi="標楷體" w:cs="標楷體"/>
-          <w:sz w:val="28"/>
-          <w:szCs w:val="28"/>
-        </w:rPr>
-        <w:t>情資串</w:t>
-      </w:r>
-      <w:proofErr w:type="gramEnd"/>
-      <w:r>
-        <w:rPr>
-          <w:rFonts w:ascii="標楷體" w:eastAsia="標楷體" w:hAnsi="標楷體" w:cs="標楷體"/>
-          <w:sz w:val="28"/>
-          <w:szCs w:val="28"/>
-        </w:rPr>
-        <w:t>接等進階功能。</w:t>
-      </w:r>
-    </w:p>
-    <w:p>
-      <w:pPr>
-        <w:pStyle w:val="aa"/>
-        <w:widowControl/>
-        <w:numPr>
-          <w:ilvl w:val="0"/>
-          <w:numId w:val="30"/>
-        </w:numPr>
-        <w:ind w:left="482" w:hanging="482"/>
-        <w:rPr>
-          <w:rFonts w:ascii="標楷體" w:eastAsia="標楷體" w:hAnsi="標楷體" w:cs="標楷體"/>
-          <w:sz w:val="28"/>
-          <w:szCs w:val="28"/>
-        </w:rPr>
-      </w:pPr>
-      <w:r>
-        <w:rPr>
-          <w:rFonts w:ascii="標楷體" w:eastAsia="標楷體" w:hAnsi="標楷體" w:cs="標楷體"/>
-          <w:sz w:val="28"/>
-          <w:szCs w:val="28"/>
-        </w:rPr>
-        <w:lastRenderedPageBreak/>
         <w:t>營運風險可逐步控管</w:t>
       </w:r>
       <w:r>
@@ -11170,7 +10338,14 @@
               <w:rPr>
                 <w:rFonts w:eastAsia="標楷體" w:cs="標楷體" w:hint="eastAsia"/>
               </w:rPr>
-              <w:t>模型供應商、雲端服務供應商、</w:t>
+              <w:t>模型供應商、雲端服務供</w:t>
+            </w:r>
+            <w:r>
+              <w:rPr>
+                <w:rFonts w:eastAsia="標楷體" w:cs="標楷體" w:hint="eastAsia"/>
+              </w:rPr>
+              <w:lastRenderedPageBreak/>
+              <w:t>應商、</w:t>
             </w:r>
             <w:r>
               <w:rPr>
@@ -11213,6 +10388,7 @@
                 <w:szCs w:val="28"/>
                 <w:lang w:eastAsia="ja-JP"/>
               </w:rPr>
+              <w:lastRenderedPageBreak/>
               <w:t>關鍵活動</w:t>
             </w:r>
           </w:p>
@@ -11265,6 +10441,7 @@
                 <w:rFonts w:eastAsia="標楷體" w:cs="標楷體" w:hint="eastAsia"/>
                 <w:lang w:eastAsia="ja-JP"/>
               </w:rPr>
+              <w:lastRenderedPageBreak/>
               <w:t>・用戶支持與客戶服務</w:t>
             </w:r>
           </w:p>
@@ -11312,6 +10489,7 @@
                 <w:szCs w:val="28"/>
                 <w:lang w:eastAsia="ja-JP"/>
               </w:rPr>
+              <w:lastRenderedPageBreak/>
               <w:t>價值主張</w:t>
             </w:r>
           </w:p>
@@ -11345,6 +10523,7 @@
               <w:rPr>
                 <w:rFonts w:eastAsia="標楷體" w:cs="標楷體" w:hint="eastAsia"/>
               </w:rPr>
+              <w:lastRenderedPageBreak/>
               <w:t>・即時、高效的追蹤風險</w:t>
             </w:r>
           </w:p>
@@ -11416,6 +10595,7 @@
                 <w:szCs w:val="28"/>
                 <w:lang w:eastAsia="ja-JP"/>
               </w:rPr>
+              <w:lastRenderedPageBreak/>
               <w:t>顧客關係</w:t>
             </w:r>
           </w:p>
@@ -12369,33 +11549,11 @@
                 <w:rFonts w:eastAsia="標楷體"/>
               </w:rPr>
             </w:pPr>
-            <w:proofErr w:type="spellStart"/>
             <w:r>
               <w:rPr>
                 <w:rFonts w:eastAsia="標楷體"/>
               </w:rPr>
-              <w:t>Supabase</w:t>
-            </w:r>
-            <w:proofErr w:type="spellEnd"/>
-            <w:r>
-              <w:rPr>
-                <w:rFonts w:eastAsia="標楷體"/>
-              </w:rPr>
-              <w:t xml:space="preserve"> Free </w:t>
-            </w:r>
-            <w:proofErr w:type="gramStart"/>
-            <w:r>
-              <w:rPr>
-                <w:rFonts w:eastAsia="標楷體"/>
-              </w:rPr>
-              <w:t>Tier(</w:t>
-            </w:r>
-            <w:proofErr w:type="gramEnd"/>
-            <w:r>
-              <w:rPr>
-                <w:rFonts w:eastAsia="標楷體"/>
-              </w:rPr>
-              <w:t>500 MB)</w:t>
+              <w:t>Supabase Free Tier(500 MB)</w:t>
             </w:r>
           </w:p>
         </w:tc>
@@ -13284,18 +12442,8 @@
                 <w:sz w:val="28"/>
                 <w:szCs w:val="28"/>
               </w:rPr>
-              <w:t>系統維護</w:t>
-            </w:r>
-            <w:proofErr w:type="gramStart"/>
-            <w:r>
-              <w:rPr>
-                <w:rFonts w:ascii="標楷體" w:eastAsia="標楷體" w:hAnsi="標楷體" w:cs="標楷體"/>
-                <w:sz w:val="28"/>
-                <w:szCs w:val="28"/>
-              </w:rPr>
-              <w:t>與資安防護</w:t>
-            </w:r>
-            <w:proofErr w:type="gramEnd"/>
+              <w:t>系統維護與資安防護</w:t>
+            </w:r>
           </w:p>
         </w:tc>
         <w:tc>
@@ -13382,23 +12530,13 @@
                 <w:szCs w:val="28"/>
               </w:rPr>
             </w:pPr>
-            <w:proofErr w:type="gramStart"/>
             <w:r>
               <w:rPr>
                 <w:rFonts w:ascii="標楷體" w:eastAsia="標楷體" w:hAnsi="標楷體" w:cs="標楷體"/>
                 <w:sz w:val="28"/>
                 <w:szCs w:val="28"/>
               </w:rPr>
-              <w:t>線上推廣</w:t>
-            </w:r>
-            <w:proofErr w:type="gramEnd"/>
-            <w:r>
-              <w:rPr>
-                <w:rFonts w:ascii="標楷體" w:eastAsia="標楷體" w:hAnsi="標楷體" w:cs="標楷體"/>
-                <w:sz w:val="28"/>
-                <w:szCs w:val="28"/>
-              </w:rPr>
-              <w:t>、簡介製作與合作推廣</w:t>
+              <w:t>線上推廣、簡介製作與合作推廣</w:t>
             </w:r>
           </w:p>
         </w:tc>
@@ -14016,27 +13154,7 @@
           <w:sz w:val="32"/>
           <w:szCs w:val="32"/>
         </w:rPr>
-        <w:t xml:space="preserve"> </w:t>
-      </w:r>
-      <w:proofErr w:type="gramStart"/>
-      <w:r>
-        <w:rPr>
-          <w:rFonts w:eastAsia="標楷體" w:cs="標楷體"/>
-          <w:color w:val="000000" w:themeColor="text1"/>
-          <w:sz w:val="32"/>
-          <w:szCs w:val="32"/>
-        </w:rPr>
-        <w:t>—</w:t>
-      </w:r>
-      <w:proofErr w:type="gramEnd"/>
-      <w:r>
-        <w:rPr>
-          <w:rFonts w:eastAsia="標楷體" w:cs="標楷體"/>
-          <w:color w:val="000000" w:themeColor="text1"/>
-          <w:sz w:val="32"/>
-          <w:szCs w:val="32"/>
-        </w:rPr>
-        <w:t xml:space="preserve"> STP</w:t>
+        <w:t xml:space="preserve"> — STP</w:t>
       </w:r>
       <w:bookmarkEnd w:id="18"/>
     </w:p>
@@ -14113,7 +13231,6 @@
         </w:rPr>
         <w:t>導入階段</w:t>
       </w:r>
-      <w:proofErr w:type="gramStart"/>
       <w:r>
         <w:rPr>
           <w:rFonts w:eastAsia="標楷體" w:cs="標楷體"/>
@@ -14121,17 +13238,7 @@
           <w:sz w:val="28"/>
           <w:szCs w:val="28"/>
         </w:rPr>
-        <w:t>三個軸切</w:t>
-      </w:r>
-      <w:proofErr w:type="gramEnd"/>
-      <w:r>
-        <w:rPr>
-          <w:rFonts w:eastAsia="標楷體" w:cs="標楷體"/>
-          <w:color w:val="000000" w:themeColor="text1"/>
-          <w:sz w:val="28"/>
-          <w:szCs w:val="28"/>
-        </w:rPr>
-        <w:t>市場</w:t>
+        <w:t>三個軸切市場</w:t>
       </w:r>
       <w:r>
         <w:rPr>
@@ -14370,21 +13477,7 @@
               <w:rPr>
                 <w:rFonts w:eastAsia="標楷體" w:cs="標楷體"/>
               </w:rPr>
-              <w:t xml:space="preserve"> </w:t>
-            </w:r>
-            <w:proofErr w:type="spellStart"/>
-            <w:r>
-              <w:rPr>
-                <w:rFonts w:eastAsia="標楷體" w:cs="標楷體"/>
-              </w:rPr>
-              <w:t>RiskGenie</w:t>
-            </w:r>
-            <w:proofErr w:type="spellEnd"/>
-            <w:r>
-              <w:rPr>
-                <w:rFonts w:eastAsia="標楷體" w:cs="標楷體"/>
-              </w:rPr>
-              <w:t xml:space="preserve"> </w:t>
+              <w:t xml:space="preserve"> RiskGenie </w:t>
             </w:r>
             <w:r>
               <w:rPr>
@@ -14484,33 +13577,17 @@
                 <w:rFonts w:eastAsia="標楷體" w:cs="標楷體"/>
               </w:rPr>
             </w:pPr>
-            <w:proofErr w:type="gramStart"/>
             <w:r>
               <w:rPr>
                 <w:rFonts w:eastAsia="標楷體" w:cs="標楷體"/>
               </w:rPr>
               <w:t>資安人力</w:t>
             </w:r>
-            <w:proofErr w:type="gramEnd"/>
-            <w:r>
-              <w:rPr>
-                <w:rFonts w:eastAsia="標楷體" w:cs="標楷體"/>
-              </w:rPr>
-              <w:t xml:space="preserve"> 0</w:t>
-            </w:r>
-            <w:proofErr w:type="gramStart"/>
-            <w:r>
-              <w:rPr>
-                <w:rFonts w:eastAsia="標楷體" w:cs="標楷體"/>
-              </w:rPr>
-              <w:t>–</w:t>
-            </w:r>
-            <w:proofErr w:type="gramEnd"/>
-            <w:r>
-              <w:rPr>
-                <w:rFonts w:eastAsia="標楷體" w:cs="標楷體"/>
-              </w:rPr>
-              <w:t xml:space="preserve">1 </w:t>
+            <w:r>
+              <w:rPr>
+                <w:rFonts w:eastAsia="標楷體" w:cs="標楷體"/>
+              </w:rPr>
+              <w:t xml:space="preserve"> 0–1 </w:t>
             </w:r>
             <w:r>
               <w:rPr>
@@ -14651,21 +13728,7 @@
               <w:rPr>
                 <w:rFonts w:eastAsia="標楷體" w:cs="標楷體"/>
               </w:rPr>
-              <w:t>已有內部團隊或既有合</w:t>
-            </w:r>
-            <w:proofErr w:type="gramStart"/>
-            <w:r>
-              <w:rPr>
-                <w:rFonts w:eastAsia="標楷體" w:cs="標楷體"/>
-              </w:rPr>
-              <w:t>規</w:t>
-            </w:r>
-            <w:proofErr w:type="gramEnd"/>
-            <w:r>
-              <w:rPr>
-                <w:rFonts w:eastAsia="標楷體" w:cs="標楷體"/>
-              </w:rPr>
-              <w:t>平台</w:t>
+              <w:t>已有內部團隊或既有合規平台</w:t>
             </w:r>
           </w:p>
         </w:tc>
@@ -14922,7 +13985,7 @@
               <w:rPr>
                 <w:rFonts w:eastAsia="標楷體" w:cs="標楷體"/>
               </w:rPr>
-              <w:t>學校與公部門</w:t>
+              <w:t>學校</w:t>
             </w:r>
           </w:p>
         </w:tc>
@@ -14965,21 +14028,7 @@
               <w:rPr>
                 <w:rFonts w:eastAsia="標楷體" w:cs="標楷體"/>
               </w:rPr>
-              <w:t>合</w:t>
-            </w:r>
-            <w:proofErr w:type="gramStart"/>
-            <w:r>
-              <w:rPr>
-                <w:rFonts w:eastAsia="標楷體" w:cs="標楷體"/>
-              </w:rPr>
-              <w:t>規</w:t>
-            </w:r>
-            <w:proofErr w:type="gramEnd"/>
-            <w:r>
-              <w:rPr>
-                <w:rFonts w:eastAsia="標楷體" w:cs="標楷體"/>
-              </w:rPr>
-              <w:t>壓力來自上級機關</w:t>
+              <w:t>合規壓力來自上級機關</w:t>
             </w:r>
           </w:p>
         </w:tc>
@@ -15102,21 +14151,7 @@
               <w:rPr>
                 <w:rFonts w:eastAsia="標楷體" w:cs="標楷體"/>
               </w:rPr>
-              <w:t>資產量大、供應鏈合</w:t>
-            </w:r>
-            <w:proofErr w:type="gramStart"/>
-            <w:r>
-              <w:rPr>
-                <w:rFonts w:eastAsia="標楷體" w:cs="標楷體"/>
-              </w:rPr>
-              <w:t>規</w:t>
-            </w:r>
-            <w:proofErr w:type="gramEnd"/>
-            <w:r>
-              <w:rPr>
-                <w:rFonts w:eastAsia="標楷體" w:cs="標楷體"/>
-              </w:rPr>
-              <w:t>要求</w:t>
+              <w:t>資產量大、供應鏈合規要求</w:t>
             </w:r>
           </w:p>
         </w:tc>
@@ -15284,24 +14319,6 @@
               </w:rPr>
               <w:t>低</w:t>
             </w:r>
-            <w:r>
-              <w:rPr>
-                <w:rFonts w:eastAsia="標楷體" w:cs="標楷體"/>
-              </w:rPr>
-              <w:t>(</w:t>
-            </w:r>
-            <w:r>
-              <w:rPr>
-                <w:rFonts w:eastAsia="標楷體" w:cs="標楷體"/>
-              </w:rPr>
-              <w:t>暫不打</w:t>
-            </w:r>
-            <w:r>
-              <w:rPr>
-                <w:rFonts w:eastAsia="標楷體" w:cs="標楷體"/>
-              </w:rPr>
-              <w:t>)</w:t>
-            </w:r>
           </w:p>
         </w:tc>
       </w:tr>
@@ -15807,7 +14824,6 @@
         </w:rPr>
         <w:t xml:space="preserve">1. </w:t>
       </w:r>
-      <w:proofErr w:type="gramStart"/>
       <w:r>
         <w:rPr>
           <w:rFonts w:eastAsia="標楷體" w:cs="標楷體"/>
@@ -15815,17 +14831,7 @@
           <w:sz w:val="28"/>
           <w:szCs w:val="28"/>
         </w:rPr>
-        <w:t>資安人力</w:t>
-      </w:r>
-      <w:proofErr w:type="gramEnd"/>
-      <w:r>
-        <w:rPr>
-          <w:rFonts w:eastAsia="標楷體" w:cs="標楷體"/>
-          <w:color w:val="000000" w:themeColor="text1"/>
-          <w:sz w:val="28"/>
-          <w:szCs w:val="28"/>
-        </w:rPr>
-        <w:t>薄弱</w:t>
+        <w:t>資安人力薄弱</w:t>
       </w:r>
       <w:r>
         <w:rPr>
@@ -15898,27 +14904,7 @@
           <w:sz w:val="28"/>
           <w:szCs w:val="28"/>
         </w:rPr>
-        <w:t>既有合</w:t>
-      </w:r>
-      <w:proofErr w:type="gramStart"/>
-      <w:r>
-        <w:rPr>
-          <w:rFonts w:eastAsia="標楷體" w:cs="標楷體"/>
-          <w:color w:val="000000" w:themeColor="text1"/>
-          <w:sz w:val="28"/>
-          <w:szCs w:val="28"/>
-        </w:rPr>
-        <w:t>規</w:t>
-      </w:r>
-      <w:proofErr w:type="gramEnd"/>
-      <w:r>
-        <w:rPr>
-          <w:rFonts w:eastAsia="標楷體" w:cs="標楷體"/>
-          <w:color w:val="000000" w:themeColor="text1"/>
-          <w:sz w:val="28"/>
-          <w:szCs w:val="28"/>
-        </w:rPr>
-        <w:t>平台對他們太貴</w:t>
+        <w:t>既有合規平台對他們太貴</w:t>
       </w:r>
       <w:r>
         <w:rPr>
@@ -16040,7 +15026,6 @@
         </w:rPr>
         <w:t>：</w:t>
       </w:r>
-      <w:proofErr w:type="gramStart"/>
       <w:r>
         <w:rPr>
           <w:rFonts w:eastAsia="標楷體" w:cs="標楷體"/>
@@ -16048,17 +15033,7 @@
           <w:sz w:val="28"/>
           <w:szCs w:val="28"/>
         </w:rPr>
-        <w:t>資安顧問</w:t>
-      </w:r>
-      <w:proofErr w:type="gramEnd"/>
-      <w:r>
-        <w:rPr>
-          <w:rFonts w:eastAsia="標楷體" w:cs="標楷體"/>
-          <w:color w:val="000000" w:themeColor="text1"/>
-          <w:sz w:val="28"/>
-          <w:szCs w:val="28"/>
-        </w:rPr>
-        <w:t>公司</w:t>
+        <w:t>資安顧問公司</w:t>
       </w:r>
       <w:r>
         <w:rPr>
@@ -16189,9 +15164,18 @@
           <w:sz w:val="28"/>
           <w:szCs w:val="28"/>
         </w:rPr>
-        <w:t>本系統不是完整</w:t>
-      </w:r>
-      <w:proofErr w:type="gramStart"/>
+        <w:t>本系統不是完整取代資安顧問，也不是大型企業使用的完整合規管理平台，而是提供一套較低門檻、較容易操作的輔助工具。其定位重點如下：</w:t>
+      </w:r>
+    </w:p>
+    <w:p>
+      <w:pPr>
+        <w:rPr>
+          <w:rFonts w:eastAsia="標楷體" w:cs="標楷體"/>
+          <w:color w:val="000000" w:themeColor="text1"/>
+          <w:sz w:val="28"/>
+          <w:szCs w:val="28"/>
+        </w:rPr>
+      </w:pPr>
       <w:r>
         <w:rPr>
           <w:rFonts w:eastAsia="標楷體" w:cs="標楷體" w:hint="eastAsia"/>
@@ -16199,9 +15183,8 @@
           <w:sz w:val="28"/>
           <w:szCs w:val="28"/>
         </w:rPr>
-        <w:t>取代資安顧問</w:t>
-      </w:r>
-      <w:proofErr w:type="gramEnd"/>
+        <w:t>1.</w:t>
+      </w:r>
       <w:r>
         <w:rPr>
           <w:rFonts w:eastAsia="標楷體" w:cs="標楷體" w:hint="eastAsia"/>
@@ -16209,9 +15192,8 @@
           <w:sz w:val="28"/>
           <w:szCs w:val="28"/>
         </w:rPr>
-        <w:t>，也不是大型企業使用的完整合</w:t>
-      </w:r>
-      <w:proofErr w:type="gramStart"/>
+        <w:tab/>
+      </w:r>
       <w:r>
         <w:rPr>
           <w:rFonts w:eastAsia="標楷體" w:cs="標楷體" w:hint="eastAsia"/>
@@ -16219,9 +15201,18 @@
           <w:sz w:val="28"/>
           <w:szCs w:val="28"/>
         </w:rPr>
-        <w:t>規</w:t>
-      </w:r>
-      <w:proofErr w:type="gramEnd"/>
+        <w:t>低門檻：以簡單介面協助使用者完成資料填寫與查詢。</w:t>
+      </w:r>
+    </w:p>
+    <w:p>
+      <w:pPr>
+        <w:rPr>
+          <w:rFonts w:eastAsia="標楷體" w:cs="標楷體"/>
+          <w:color w:val="000000" w:themeColor="text1"/>
+          <w:sz w:val="28"/>
+          <w:szCs w:val="28"/>
+        </w:rPr>
+      </w:pPr>
       <w:r>
         <w:rPr>
           <w:rFonts w:eastAsia="標楷體" w:cs="標楷體" w:hint="eastAsia"/>
@@ -16229,7 +15220,25 @@
           <w:sz w:val="28"/>
           <w:szCs w:val="28"/>
         </w:rPr>
-        <w:t>管理平台，而是提供一套較低門檻、較容易操作的輔助工具。其定位重點如下：</w:t>
+        <w:t>2.</w:t>
+      </w:r>
+      <w:r>
+        <w:rPr>
+          <w:rFonts w:eastAsia="標楷體" w:cs="標楷體" w:hint="eastAsia"/>
+          <w:color w:val="000000" w:themeColor="text1"/>
+          <w:sz w:val="28"/>
+          <w:szCs w:val="28"/>
+        </w:rPr>
+        <w:tab/>
+      </w:r>
+      <w:r>
+        <w:rPr>
+          <w:rFonts w:eastAsia="標楷體" w:cs="標楷體" w:hint="eastAsia"/>
+          <w:color w:val="000000" w:themeColor="text1"/>
+          <w:sz w:val="28"/>
+          <w:szCs w:val="28"/>
+        </w:rPr>
+        <w:t>高效率：減少人工盤點與填寫風險評估表的時間。</w:t>
       </w:r>
     </w:p>
     <w:p>
@@ -16248,7 +15257,7 @@
           <w:sz w:val="28"/>
           <w:szCs w:val="28"/>
         </w:rPr>
-        <w:t>1.</w:t>
+        <w:t>3.</w:t>
       </w:r>
       <w:r>
         <w:rPr>
@@ -16266,18 +15275,8 @@
           <w:sz w:val="28"/>
           <w:szCs w:val="28"/>
         </w:rPr>
-        <w:t>低門檻：以簡單介面協助使用者完成資料填寫與查詢。</w:t>
-      </w:r>
-    </w:p>
-    <w:p>
-      <w:pPr>
-        <w:rPr>
-          <w:rFonts w:eastAsia="標楷體" w:cs="標楷體"/>
-          <w:color w:val="000000" w:themeColor="text1"/>
-          <w:sz w:val="28"/>
-          <w:szCs w:val="28"/>
-        </w:rPr>
-      </w:pPr>
+        <w:t>可理解：</w:t>
+      </w:r>
       <w:r>
         <w:rPr>
           <w:rFonts w:eastAsia="標楷體" w:cs="標楷體" w:hint="eastAsia"/>
@@ -16285,7 +15284,7 @@
           <w:sz w:val="28"/>
           <w:szCs w:val="28"/>
         </w:rPr>
-        <w:t>2.</w:t>
+        <w:t xml:space="preserve">AI </w:t>
       </w:r>
       <w:r>
         <w:rPr>
@@ -16294,82 +15293,7 @@
           <w:sz w:val="28"/>
           <w:szCs w:val="28"/>
         </w:rPr>
-        <w:tab/>
-      </w:r>
-      <w:r>
-        <w:rPr>
-          <w:rFonts w:eastAsia="標楷體" w:cs="標楷體" w:hint="eastAsia"/>
-          <w:color w:val="000000" w:themeColor="text1"/>
-          <w:sz w:val="28"/>
-          <w:szCs w:val="28"/>
-        </w:rPr>
-        <w:t>高效率：減少人工盤點與填寫風險評估表的時間。</w:t>
-      </w:r>
-    </w:p>
-    <w:p>
-      <w:pPr>
-        <w:rPr>
-          <w:rFonts w:eastAsia="標楷體" w:cs="標楷體"/>
-          <w:color w:val="000000" w:themeColor="text1"/>
-          <w:sz w:val="28"/>
-          <w:szCs w:val="28"/>
-        </w:rPr>
-      </w:pPr>
-      <w:r>
-        <w:rPr>
-          <w:rFonts w:eastAsia="標楷體" w:cs="標楷體" w:hint="eastAsia"/>
-          <w:color w:val="000000" w:themeColor="text1"/>
-          <w:sz w:val="28"/>
-          <w:szCs w:val="28"/>
-        </w:rPr>
-        <w:t>3.</w:t>
-      </w:r>
-      <w:r>
-        <w:rPr>
-          <w:rFonts w:eastAsia="標楷體" w:cs="標楷體" w:hint="eastAsia"/>
-          <w:color w:val="000000" w:themeColor="text1"/>
-          <w:sz w:val="28"/>
-          <w:szCs w:val="28"/>
-        </w:rPr>
-        <w:tab/>
-      </w:r>
-      <w:r>
-        <w:rPr>
-          <w:rFonts w:eastAsia="標楷體" w:cs="標楷體" w:hint="eastAsia"/>
-          <w:color w:val="000000" w:themeColor="text1"/>
-          <w:sz w:val="28"/>
-          <w:szCs w:val="28"/>
-        </w:rPr>
-        <w:t>可理解：</w:t>
-      </w:r>
-      <w:r>
-        <w:rPr>
-          <w:rFonts w:eastAsia="標楷體" w:cs="標楷體" w:hint="eastAsia"/>
-          <w:color w:val="000000" w:themeColor="text1"/>
-          <w:sz w:val="28"/>
-          <w:szCs w:val="28"/>
-        </w:rPr>
-        <w:t xml:space="preserve">AI </w:t>
-      </w:r>
-      <w:proofErr w:type="gramStart"/>
-      <w:r>
-        <w:rPr>
-          <w:rFonts w:eastAsia="標楷體" w:cs="標楷體" w:hint="eastAsia"/>
-          <w:color w:val="000000" w:themeColor="text1"/>
-          <w:sz w:val="28"/>
-          <w:szCs w:val="28"/>
-        </w:rPr>
-        <w:t>將資安建議</w:t>
-      </w:r>
-      <w:proofErr w:type="gramEnd"/>
-      <w:r>
-        <w:rPr>
-          <w:rFonts w:eastAsia="標楷體" w:cs="標楷體" w:hint="eastAsia"/>
-          <w:color w:val="000000" w:themeColor="text1"/>
-          <w:sz w:val="28"/>
-          <w:szCs w:val="28"/>
-        </w:rPr>
-        <w:t>轉換為較白話的改善方向。</w:t>
+        <w:t>將資安建議轉換為較白話的改善方向。</w:t>
       </w:r>
     </w:p>
     <w:p>
@@ -16676,21 +15600,7 @@
               <w:rPr>
                 <w:rFonts w:eastAsia="標楷體" w:cs="標楷體" w:hint="eastAsia"/>
               </w:rPr>
-              <w:t>給建議、</w:t>
-            </w:r>
-            <w:proofErr w:type="gramStart"/>
-            <w:r>
-              <w:rPr>
-                <w:rFonts w:eastAsia="標楷體" w:cs="標楷體" w:hint="eastAsia"/>
-              </w:rPr>
-              <w:t>規則算分</w:t>
-            </w:r>
-            <w:proofErr w:type="gramEnd"/>
-            <w:r>
-              <w:rPr>
-                <w:rFonts w:eastAsia="標楷體" w:cs="標楷體" w:hint="eastAsia"/>
-              </w:rPr>
-              <w:t>、</w:t>
+              <w:t>給建議、規則算分、</w:t>
             </w:r>
             <w:r>
               <w:rPr>
@@ -16752,21 +15662,7 @@
               <w:rPr>
                 <w:rFonts w:eastAsia="標楷體" w:cs="標楷體" w:hint="eastAsia"/>
               </w:rPr>
-              <w:t xml:space="preserve"> </w:t>
-            </w:r>
-            <w:proofErr w:type="spellStart"/>
-            <w:r>
-              <w:rPr>
-                <w:rFonts w:eastAsia="標楷體" w:cs="標楷體" w:hint="eastAsia"/>
-              </w:rPr>
-              <w:t>cia_delta</w:t>
-            </w:r>
-            <w:proofErr w:type="spellEnd"/>
-            <w:r>
-              <w:rPr>
-                <w:rFonts w:eastAsia="標楷體" w:cs="標楷體" w:hint="eastAsia"/>
-              </w:rPr>
-              <w:t>,</w:t>
+              <w:t xml:space="preserve"> cia_delta,</w:t>
             </w:r>
             <w:r>
               <w:rPr>
@@ -16799,18 +15695,6 @@
                 <w:rFonts w:eastAsia="標楷體" w:cs="標楷體" w:hint="eastAsia"/>
               </w:rPr>
               <w:t>權重可由使用者調整</w:t>
-            </w:r>
-            <w:r>
-              <w:rPr>
-                <w:rFonts w:eastAsia="標楷體" w:cs="標楷體" w:hint="eastAsia"/>
-              </w:rPr>
-              <w:t>,</w:t>
-            </w:r>
-            <w:r>
-              <w:rPr>
-                <w:rFonts w:eastAsia="標楷體" w:cs="標楷體" w:hint="eastAsia"/>
-              </w:rPr>
-              <w:t>方法論非黑箱</w:t>
             </w:r>
           </w:p>
           <w:p>
@@ -16874,21 +15758,7 @@
               <w:rPr>
                 <w:rFonts w:eastAsia="標楷體" w:cs="標楷體" w:hint="eastAsia"/>
               </w:rPr>
-              <w:t>多租戶、權限控管、</w:t>
-            </w:r>
-            <w:proofErr w:type="gramStart"/>
-            <w:r>
-              <w:rPr>
-                <w:rFonts w:eastAsia="標楷體" w:cs="標楷體" w:hint="eastAsia"/>
-              </w:rPr>
-              <w:t>情資快取等</w:t>
-            </w:r>
-            <w:proofErr w:type="gramEnd"/>
-            <w:r>
-              <w:rPr>
-                <w:rFonts w:eastAsia="標楷體" w:cs="標楷體" w:hint="eastAsia"/>
-              </w:rPr>
-              <w:t>商業化要件未完成</w:t>
+              <w:t>多租戶、權限控管、情資快取等商業化要件未完成</w:t>
             </w:r>
           </w:p>
           <w:p>
@@ -17159,22 +16029,14 @@
               <w:rPr>
                 <w:rFonts w:eastAsia="標楷體" w:cs="標楷體" w:hint="eastAsia"/>
               </w:rPr>
-              <w:t>應用接受度</w:t>
-            </w:r>
-            <w:proofErr w:type="gramStart"/>
+              <w:t>應用接受度普及</w:t>
+            </w:r>
             <w:r>
               <w:rPr>
                 <w:rFonts w:eastAsia="標楷體" w:cs="標楷體" w:hint="eastAsia"/>
               </w:rPr>
-              <w:t>普及</w:t>
-            </w:r>
-            <w:r>
-              <w:rPr>
-                <w:rFonts w:eastAsia="標楷體" w:cs="標楷體" w:hint="eastAsia"/>
-              </w:rPr>
               <w:t>,</w:t>
             </w:r>
-            <w:proofErr w:type="gramEnd"/>
             <w:r>
               <w:rPr>
                 <w:rFonts w:eastAsia="標楷體" w:cs="標楷體" w:hint="eastAsia"/>
@@ -17237,39 +16099,17 @@
               </w:rPr>
               <w:t>、</w:t>
             </w:r>
-            <w:proofErr w:type="spellStart"/>
             <w:r>
               <w:rPr>
                 <w:rFonts w:eastAsia="標楷體" w:cs="標楷體" w:hint="eastAsia"/>
               </w:rPr>
-              <w:t>Secorion</w:t>
-            </w:r>
-            <w:proofErr w:type="spellEnd"/>
+              <w:t xml:space="preserve">Secorion </w:t>
+            </w:r>
             <w:r>
               <w:rPr>
                 <w:rFonts w:eastAsia="標楷體" w:cs="標楷體" w:hint="eastAsia"/>
               </w:rPr>
-              <w:t xml:space="preserve"> </w:t>
-            </w:r>
-            <w:r>
-              <w:rPr>
-                <w:rFonts w:eastAsia="標楷體" w:cs="標楷體" w:hint="eastAsia"/>
-              </w:rPr>
-              <w:t>等合</w:t>
-            </w:r>
-            <w:proofErr w:type="gramStart"/>
-            <w:r>
-              <w:rPr>
-                <w:rFonts w:eastAsia="標楷體" w:cs="標楷體" w:hint="eastAsia"/>
-              </w:rPr>
-              <w:t>規</w:t>
-            </w:r>
-            <w:proofErr w:type="gramEnd"/>
-            <w:r>
-              <w:rPr>
-                <w:rFonts w:eastAsia="標楷體" w:cs="標楷體" w:hint="eastAsia"/>
-              </w:rPr>
-              <w:t>平台已具品牌與客戶基礎</w:t>
+              <w:t>等合規平台已具品牌與客戶基礎</w:t>
             </w:r>
           </w:p>
           <w:p>
@@ -17286,19 +16126,11 @@
                 <w:rFonts w:eastAsia="標楷體" w:cs="標楷體"/>
               </w:rPr>
             </w:pPr>
-            <w:proofErr w:type="gramStart"/>
             <w:r>
               <w:rPr>
                 <w:rFonts w:eastAsia="標楷體" w:cs="標楷體" w:hint="eastAsia"/>
               </w:rPr>
-              <w:t>資安資料</w:t>
-            </w:r>
-            <w:proofErr w:type="gramEnd"/>
-            <w:r>
-              <w:rPr>
-                <w:rFonts w:eastAsia="標楷體" w:cs="標楷體" w:hint="eastAsia"/>
-              </w:rPr>
-              <w:t>敏感</w:t>
+              <w:t>資安資料敏感</w:t>
             </w:r>
             <w:r>
               <w:rPr>
@@ -17388,7 +16220,19 @@
               <w:rPr>
                 <w:rFonts w:eastAsia="標楷體" w:cs="標楷體" w:hint="eastAsia"/>
               </w:rPr>
-              <w:t>建議錯誤可能造成使用者信任流失</w:t>
+              <w:t>建議錯誤可能</w:t>
+            </w:r>
+            <w:r>
+              <w:rPr>
+                <w:rFonts w:eastAsia="標楷體" w:cs="標楷體" w:hint="eastAsia"/>
+              </w:rPr>
+              <w:t>導致</w:t>
+            </w:r>
+            <w:r>
+              <w:rPr>
+                <w:rFonts w:eastAsia="標楷體" w:cs="標楷體" w:hint="eastAsia"/>
+              </w:rPr>
+              <w:t>使用者信任流失</w:t>
             </w:r>
           </w:p>
         </w:tc>
@@ -17641,25 +16485,7 @@
                 <w:sz w:val="28"/>
                 <w:szCs w:val="28"/>
               </w:rPr>
-              <w:t>以三層架構的可解釋性切入學校與中小企業,主打「比 Excel 快、比顧問便宜、比合</w:t>
-            </w:r>
-            <w:proofErr w:type="gramStart"/>
-            <w:r>
-              <w:rPr>
-                <w:rFonts w:ascii="標楷體" w:eastAsia="標楷體" w:hAnsi="標楷體" w:cs="標楷體"/>
-                <w:sz w:val="28"/>
-                <w:szCs w:val="28"/>
-              </w:rPr>
-              <w:t>規</w:t>
-            </w:r>
-            <w:proofErr w:type="gramEnd"/>
-            <w:r>
-              <w:rPr>
-                <w:rFonts w:ascii="標楷體" w:eastAsia="標楷體" w:hAnsi="標楷體" w:cs="標楷體"/>
-                <w:sz w:val="28"/>
-                <w:szCs w:val="28"/>
-              </w:rPr>
-              <w:t>平台輕」</w:t>
+              <w:t>以三層架構的可解釋性切入學校與中小企業,主打「比 Excel 快、比顧問便宜、比合規平台輕」</w:t>
             </w:r>
           </w:p>
         </w:tc>
@@ -17775,25 +16601,7 @@
                 <w:sz w:val="28"/>
                 <w:szCs w:val="28"/>
               </w:rPr>
-              <w:t>以「規則</w:t>
-            </w:r>
-            <w:proofErr w:type="gramStart"/>
-            <w:r>
-              <w:rPr>
-                <w:rFonts w:ascii="標楷體" w:eastAsia="標楷體" w:hAnsi="標楷體" w:cs="標楷體"/>
-                <w:sz w:val="28"/>
-                <w:szCs w:val="28"/>
-              </w:rPr>
-              <w:t>引擎算分</w:t>
-            </w:r>
-            <w:proofErr w:type="gramEnd"/>
-            <w:r>
-              <w:rPr>
-                <w:rFonts w:ascii="標楷體" w:eastAsia="標楷體" w:hAnsi="標楷體" w:cs="標楷體"/>
-                <w:sz w:val="28"/>
-                <w:szCs w:val="28"/>
-              </w:rPr>
-              <w:t>、AI 不直接決定分數」回應對 AI 信任的疑慮;以條文引用回應 AI 幻覺風險</w:t>
+              <w:t>以「規則引擎算分、AI 不直接決定分數」回應對 AI 信任的疑慮;以條文引用回應 AI 幻覺風險</w:t>
             </w:r>
           </w:p>
         </w:tc>
@@ -17899,25 +16707,7 @@
           <w:sz w:val="28"/>
           <w:szCs w:val="28"/>
         </w:rPr>
-        <w:t>依各系統</w:t>
-      </w:r>
-      <w:proofErr w:type="gramStart"/>
-      <w:r>
-        <w:rPr>
-          <w:rFonts w:eastAsia="標楷體" w:hint="eastAsia"/>
-          <w:sz w:val="28"/>
-          <w:szCs w:val="28"/>
-        </w:rPr>
-        <w:t>公開官網與</w:t>
-      </w:r>
-      <w:proofErr w:type="gramEnd"/>
-      <w:r>
-        <w:rPr>
-          <w:rFonts w:eastAsia="標楷體" w:hint="eastAsia"/>
-          <w:sz w:val="28"/>
-          <w:szCs w:val="28"/>
-        </w:rPr>
-        <w:t>導入文件</w:t>
+        <w:t>依各系統公開官網與導入文件</w:t>
       </w:r>
       <w:r>
         <w:rPr>
@@ -18073,19 +16863,11 @@
                 <w:rFonts w:ascii="標楷體" w:eastAsia="標楷體" w:hAnsi="標楷體" w:cs="標楷體"/>
               </w:rPr>
             </w:pPr>
-            <w:proofErr w:type="spellStart"/>
             <w:r>
               <w:rPr>
                 <w:rFonts w:ascii="標楷體" w:eastAsia="標楷體" w:hAnsi="標楷體" w:cs="標楷體"/>
               </w:rPr>
-              <w:t>RiskGenie</w:t>
-            </w:r>
-            <w:proofErr w:type="spellEnd"/>
-            <w:r>
-              <w:rPr>
-                <w:rFonts w:ascii="標楷體" w:eastAsia="標楷體" w:hAnsi="標楷體" w:cs="標楷體"/>
-              </w:rPr>
-              <w:t xml:space="preserve"> 評評理</w:t>
+              <w:t>RiskGenie 評評理</w:t>
             </w:r>
           </w:p>
         </w:tc>
@@ -18145,28 +16927,12 @@
                 <w:rFonts w:ascii="標楷體" w:eastAsia="標楷體" w:hAnsi="標楷體" w:cs="標楷體"/>
               </w:rPr>
             </w:pPr>
-            <w:proofErr w:type="spellStart"/>
             <w:r>
               <w:rPr>
                 <w:rFonts w:ascii="標楷體" w:eastAsia="標楷體" w:hAnsi="標楷體" w:cs="標楷體"/>
               </w:rPr>
-              <w:t>Secorion</w:t>
-            </w:r>
-            <w:proofErr w:type="spellEnd"/>
-            <w:r>
-              <w:rPr>
-                <w:rFonts w:ascii="標楷體" w:eastAsia="標楷體" w:hAnsi="標楷體" w:cs="標楷體"/>
-              </w:rPr>
-              <w:t xml:space="preserve"> </w:t>
-            </w:r>
-            <w:proofErr w:type="gramStart"/>
-            <w:r>
-              <w:rPr>
-                <w:rFonts w:ascii="標楷體" w:eastAsia="標楷體" w:hAnsi="標楷體" w:cs="標楷體"/>
-              </w:rPr>
-              <w:t>資安合規</w:t>
-            </w:r>
-            <w:proofErr w:type="gramEnd"/>
+              <w:t>Secorion 資安合規</w:t>
+            </w:r>
           </w:p>
         </w:tc>
       </w:tr>
@@ -18256,14 +17022,12 @@
                 <w:rFonts w:ascii="標楷體" w:eastAsia="標楷體" w:hAnsi="標楷體" w:cs="標楷體"/>
               </w:rPr>
             </w:pPr>
-            <w:proofErr w:type="gramStart"/>
             <w:r>
               <w:rPr>
                 <w:rFonts w:ascii="標楷體" w:eastAsia="標楷體" w:hAnsi="標楷體" w:cs="標楷體"/>
               </w:rPr>
               <w:t>企業資安管理</w:t>
             </w:r>
-            <w:proofErr w:type="gramEnd"/>
           </w:p>
         </w:tc>
         <w:tc>
@@ -18289,19 +17053,11 @@
                 <w:rFonts w:ascii="標楷體" w:eastAsia="標楷體" w:hAnsi="標楷體" w:cs="標楷體"/>
               </w:rPr>
             </w:pPr>
-            <w:proofErr w:type="gramStart"/>
             <w:r>
               <w:rPr>
                 <w:rFonts w:ascii="標楷體" w:eastAsia="標楷體" w:hAnsi="標楷體" w:cs="標楷體"/>
               </w:rPr>
-              <w:t>資安合規</w:t>
-            </w:r>
-            <w:proofErr w:type="gramEnd"/>
-            <w:r>
-              <w:rPr>
-                <w:rFonts w:ascii="標楷體" w:eastAsia="標楷體" w:hAnsi="標楷體" w:cs="標楷體"/>
-              </w:rPr>
-              <w:t>管理</w:t>
+              <w:t>資安合規管理</w:t>
             </w:r>
           </w:p>
         </w:tc>
@@ -18931,21 +17687,7 @@
               <w:rPr>
                 <w:rFonts w:ascii="標楷體" w:eastAsia="標楷體" w:hAnsi="標楷體" w:cs="標楷體"/>
               </w:rPr>
-              <w:t>完整合</w:t>
-            </w:r>
-            <w:proofErr w:type="gramStart"/>
-            <w:r>
-              <w:rPr>
-                <w:rFonts w:ascii="標楷體" w:eastAsia="標楷體" w:hAnsi="標楷體" w:cs="標楷體"/>
-              </w:rPr>
-              <w:t>規</w:t>
-            </w:r>
-            <w:proofErr w:type="gramEnd"/>
-            <w:r>
-              <w:rPr>
-                <w:rFonts w:ascii="標楷體" w:eastAsia="標楷體" w:hAnsi="標楷體" w:cs="標楷體"/>
-              </w:rPr>
-              <w:t>報表</w:t>
+              <w:t>完整合規報表</w:t>
             </w:r>
           </w:p>
         </w:tc>
@@ -19133,9 +17875,21 @@
             </w:pPr>
             <w:r>
               <w:rPr>
+                <w:rFonts w:ascii="標楷體" w:eastAsia="標楷體" w:hAnsi="標楷體" w:cs="標楷體" w:hint="eastAsia"/>
+              </w:rPr>
+              <w:t>不具備(</w:t>
+            </w:r>
+            <w:r>
+              <w:rPr>
                 <w:rFonts w:ascii="標楷體" w:eastAsia="標楷體" w:hAnsi="標楷體" w:cs="標楷體"/>
               </w:rPr>
-              <w:t>規劃中(Phase 2 後期)</w:t>
+              <w:t>規劃中</w:t>
+            </w:r>
+            <w:r>
+              <w:rPr>
+                <w:rFonts w:ascii="標楷體" w:eastAsia="標楷體" w:hAnsi="標楷體" w:cs="標楷體" w:hint="eastAsia"/>
+              </w:rPr>
+              <w:t>)</w:t>
             </w:r>
           </w:p>
         </w:tc>
@@ -19228,23 +17982,13 @@
         </w:rPr>
         <w:t>：</w:t>
       </w:r>
-      <w:proofErr w:type="spellStart"/>
       <w:r>
         <w:rPr>
           <w:rFonts w:eastAsia="標楷體" w:cs="標楷體" w:hint="eastAsia"/>
           <w:sz w:val="28"/>
           <w:szCs w:val="28"/>
         </w:rPr>
-        <w:t>RiskGenie</w:t>
-      </w:r>
-      <w:proofErr w:type="spellEnd"/>
-      <w:r>
-        <w:rPr>
-          <w:rFonts w:eastAsia="標楷體" w:cs="標楷體" w:hint="eastAsia"/>
-          <w:sz w:val="28"/>
-          <w:szCs w:val="28"/>
-        </w:rPr>
-        <w:t xml:space="preserve"> </w:t>
+        <w:t xml:space="preserve">RiskGenie </w:t>
       </w:r>
       <w:r>
         <w:rPr>
@@ -19438,25 +18182,7 @@
           <w:sz w:val="28"/>
           <w:szCs w:val="28"/>
         </w:rPr>
-        <w:t>助使用者進行資訊資產盤點與風險評鑑，降低傳統人工評鑑所需的時間與專業門檻，並提升</w:t>
-      </w:r>
-      <w:proofErr w:type="gramStart"/>
-      <w:r>
-        <w:rPr>
-          <w:rFonts w:eastAsia="標楷體" w:cs="標楷體"/>
-          <w:sz w:val="28"/>
-          <w:szCs w:val="28"/>
-        </w:rPr>
-        <w:t>整體資安管理</w:t>
-      </w:r>
-      <w:proofErr w:type="gramEnd"/>
-      <w:r>
-        <w:rPr>
-          <w:rFonts w:eastAsia="標楷體" w:cs="標楷體"/>
-          <w:sz w:val="28"/>
-          <w:szCs w:val="28"/>
-        </w:rPr>
-        <w:t>效率。透過使用者輸入資產資料，結合</w:t>
+        <w:t>助使用者進行資訊資產盤點與風險評鑑，降低傳統人工評鑑所需的時間與專業門檻，並提升整體資安管理效率。透過使用者輸入資產資料，結合</w:t>
       </w:r>
       <w:r>
         <w:rPr>
@@ -19872,25 +18598,23 @@
           <w:sz w:val="28"/>
           <w:szCs w:val="28"/>
         </w:rPr>
-        <w:t xml:space="preserve"> </w:t>
-      </w:r>
-      <w:proofErr w:type="spellStart"/>
+        <w:t xml:space="preserve"> Supabase </w:t>
+      </w:r>
       <w:r>
         <w:rPr>
           <w:rFonts w:eastAsia="標楷體" w:cs="標楷體" w:hint="eastAsia"/>
           <w:sz w:val="28"/>
           <w:szCs w:val="28"/>
         </w:rPr>
-        <w:t>Supabase</w:t>
-      </w:r>
-      <w:proofErr w:type="spellEnd"/>
+        <w:t>雲端資料庫（</w:t>
+      </w:r>
       <w:r>
         <w:rPr>
           <w:rFonts w:eastAsia="標楷體" w:cs="標楷體" w:hint="eastAsia"/>
           <w:sz w:val="28"/>
           <w:szCs w:val="28"/>
         </w:rPr>
-        <w:t xml:space="preserve"> </w:t>
+        <w:t>PostgreSQL</w:t>
       </w:r>
       <w:r>
         <w:rPr>
@@ -19898,7 +18622,7 @@
           <w:sz w:val="28"/>
           <w:szCs w:val="28"/>
         </w:rPr>
-        <w:t>雲端資料庫（</w:t>
+        <w:t>）進行資料儲存與管理，負責保存使用者資料、資訊資產清單、風險評估結果及</w:t>
       </w:r>
       <w:r>
         <w:rPr>
@@ -19906,7 +18630,7 @@
           <w:sz w:val="28"/>
           <w:szCs w:val="28"/>
         </w:rPr>
-        <w:t>PostgreSQL</w:t>
+        <w:t xml:space="preserve"> CVE </w:t>
       </w:r>
       <w:r>
         <w:rPr>
@@ -19914,7 +18638,7 @@
           <w:sz w:val="28"/>
           <w:szCs w:val="28"/>
         </w:rPr>
-        <w:t>）進行資料儲存與管理，負責保存使用者資料、資訊資產清單、風險評估結果及</w:t>
+        <w:t>漏洞知識庫資料。系統透過排程機制定期同步最新</w:t>
       </w:r>
       <w:r>
         <w:rPr>
@@ -19930,41 +18654,7 @@
           <w:sz w:val="28"/>
           <w:szCs w:val="28"/>
         </w:rPr>
-        <w:t>漏洞知識庫資料。系統透過排程機制定期同步最新</w:t>
-      </w:r>
-      <w:r>
-        <w:rPr>
-          <w:rFonts w:eastAsia="標楷體" w:cs="標楷體" w:hint="eastAsia"/>
-          <w:sz w:val="28"/>
-          <w:szCs w:val="28"/>
-        </w:rPr>
-        <w:t xml:space="preserve"> CVE </w:t>
-      </w:r>
-      <w:r>
-        <w:rPr>
-          <w:rFonts w:eastAsia="標楷體" w:cs="標楷體" w:hint="eastAsia"/>
-          <w:sz w:val="28"/>
-          <w:szCs w:val="28"/>
-        </w:rPr>
-        <w:t>資訊，以確保風險評鑑所依據</w:t>
-      </w:r>
-      <w:proofErr w:type="gramStart"/>
-      <w:r>
-        <w:rPr>
-          <w:rFonts w:eastAsia="標楷體" w:cs="標楷體" w:hint="eastAsia"/>
-          <w:sz w:val="28"/>
-          <w:szCs w:val="28"/>
-        </w:rPr>
-        <w:t>之資安資料</w:t>
-      </w:r>
-      <w:proofErr w:type="gramEnd"/>
-      <w:r>
-        <w:rPr>
-          <w:rFonts w:eastAsia="標楷體" w:cs="標楷體" w:hint="eastAsia"/>
-          <w:sz w:val="28"/>
-          <w:szCs w:val="28"/>
-        </w:rPr>
-        <w:t>具備時效性。</w:t>
+        <w:t>資訊，以確保風險評鑑所依據之資安資料具備時效性。</w:t>
       </w:r>
     </w:p>
     <w:p>
@@ -20188,25 +18878,7 @@
           <w:sz w:val="28"/>
           <w:szCs w:val="28"/>
         </w:rPr>
-        <w:t xml:space="preserve"> </w:t>
-      </w:r>
-      <w:proofErr w:type="spellStart"/>
-      <w:r>
-        <w:rPr>
-          <w:rFonts w:eastAsia="標楷體" w:cs="標楷體"/>
-          <w:sz w:val="28"/>
-          <w:szCs w:val="28"/>
-        </w:rPr>
-        <w:t>Supabase</w:t>
-      </w:r>
-      <w:proofErr w:type="spellEnd"/>
-      <w:r>
-        <w:rPr>
-          <w:rFonts w:eastAsia="標楷體" w:cs="標楷體"/>
-          <w:sz w:val="28"/>
-          <w:szCs w:val="28"/>
-        </w:rPr>
-        <w:t xml:space="preserve"> </w:t>
+        <w:t xml:space="preserve"> Supabase </w:t>
       </w:r>
       <w:r>
         <w:rPr>
@@ -20240,41 +18912,13 @@
         </w:rPr>
         <w:t xml:space="preserve"> ISO 27002 </w:t>
       </w:r>
-      <w:proofErr w:type="gramStart"/>
-      <w:r>
-        <w:rPr>
-          <w:rFonts w:eastAsia="標楷體" w:cs="標楷體"/>
-          <w:sz w:val="28"/>
-          <w:szCs w:val="28"/>
-        </w:rPr>
-        <w:t>資安控制</w:t>
-      </w:r>
-      <w:proofErr w:type="gramEnd"/>
-      <w:r>
-        <w:rPr>
-          <w:rFonts w:eastAsia="標楷體" w:cs="標楷體"/>
-          <w:sz w:val="28"/>
-          <w:szCs w:val="28"/>
-        </w:rPr>
-        <w:t>規範，以提供模型更完整</w:t>
-      </w:r>
-      <w:proofErr w:type="gramStart"/>
-      <w:r>
-        <w:rPr>
-          <w:rFonts w:eastAsia="標楷體" w:cs="標楷體"/>
-          <w:sz w:val="28"/>
-          <w:szCs w:val="28"/>
-        </w:rPr>
-        <w:t>之資安背景</w:t>
-      </w:r>
-      <w:proofErr w:type="gramEnd"/>
-      <w:r>
-        <w:rPr>
-          <w:rFonts w:eastAsia="標楷體" w:cs="標楷體"/>
-          <w:sz w:val="28"/>
-          <w:szCs w:val="28"/>
-        </w:rPr>
-        <w:t>知識。最終，系統將去識別化後之輸入資料與檢索結果一併輸入至</w:t>
+      <w:r>
+        <w:rPr>
+          <w:rFonts w:eastAsia="標楷體" w:cs="標楷體"/>
+          <w:sz w:val="28"/>
+          <w:szCs w:val="28"/>
+        </w:rPr>
+        <w:t>資安控制規範，以提供模型更完整之資安背景知識。最終，系統將去識別化後之輸入資料與檢索結果一併輸入至</w:t>
       </w:r>
       <w:r>
         <w:rPr>
@@ -20290,25 +18934,7 @@
           <w:sz w:val="28"/>
           <w:szCs w:val="28"/>
         </w:rPr>
-        <w:t>，以生成具備情境脈絡</w:t>
-      </w:r>
-      <w:proofErr w:type="gramStart"/>
-      <w:r>
-        <w:rPr>
-          <w:rFonts w:eastAsia="標楷體" w:cs="標楷體"/>
-          <w:sz w:val="28"/>
-          <w:szCs w:val="28"/>
-        </w:rPr>
-        <w:t>與資安依據</w:t>
-      </w:r>
-      <w:proofErr w:type="gramEnd"/>
-      <w:r>
-        <w:rPr>
-          <w:rFonts w:eastAsia="標楷體" w:cs="標楷體"/>
-          <w:sz w:val="28"/>
-          <w:szCs w:val="28"/>
-        </w:rPr>
-        <w:t>之改善建議。</w:t>
+        <w:t>，以生成具備情境脈絡與資安依據之改善建議。</w:t>
       </w:r>
     </w:p>
     <w:p>
@@ -20438,7 +19064,6 @@
         </w:rPr>
         <w:t>後端框架與</w:t>
       </w:r>
-      <w:proofErr w:type="spellStart"/>
       <w:r>
         <w:rPr>
           <w:rFonts w:eastAsia="標楷體" w:cs="標楷體"/>
@@ -20447,7 +19072,6 @@
         </w:rPr>
         <w:t>Supabase</w:t>
       </w:r>
-      <w:proofErr w:type="spellEnd"/>
       <w:r>
         <w:rPr>
           <w:rFonts w:eastAsia="標楷體" w:cs="標楷體"/>
@@ -20462,25 +19086,7 @@
           <w:sz w:val="28"/>
           <w:szCs w:val="28"/>
         </w:rPr>
-        <w:t>，建置一套完整</w:t>
-      </w:r>
-      <w:proofErr w:type="gramStart"/>
-      <w:r>
-        <w:rPr>
-          <w:rFonts w:eastAsia="標楷體" w:cs="標楷體"/>
-          <w:sz w:val="28"/>
-          <w:szCs w:val="28"/>
-        </w:rPr>
-        <w:t>的資安風險</w:t>
-      </w:r>
-      <w:proofErr w:type="gramEnd"/>
-      <w:r>
-        <w:rPr>
-          <w:rFonts w:eastAsia="標楷體" w:cs="標楷體"/>
-          <w:sz w:val="28"/>
-          <w:szCs w:val="28"/>
-        </w:rPr>
-        <w:t>評</w:t>
+        <w:t>，建置一套完整的資安風險評</w:t>
       </w:r>
       <w:r>
         <w:rPr>
@@ -20529,27 +19135,8 @@
           <w:sz w:val="28"/>
           <w:szCs w:val="28"/>
         </w:rPr>
-        <w:t>。</w:t>
-      </w:r>
-      <w:proofErr w:type="gramStart"/>
-      <w:r>
-        <w:rPr>
-          <w:rFonts w:eastAsia="標楷體" w:cs="標楷體"/>
-          <w:sz w:val="28"/>
-          <w:szCs w:val="28"/>
-        </w:rPr>
-        <w:t>此外，</w:t>
-      </w:r>
-      <w:proofErr w:type="gramEnd"/>
-      <w:r>
-        <w:rPr>
-          <w:rFonts w:eastAsia="標楷體" w:cs="標楷體"/>
-          <w:sz w:val="28"/>
-          <w:szCs w:val="28"/>
-        </w:rPr>
-        <w:t>由於採用</w:t>
-      </w:r>
-      <w:proofErr w:type="spellStart"/>
+        <w:t>。此外，由於採用</w:t>
+      </w:r>
       <w:r>
         <w:rPr>
           <w:rFonts w:eastAsia="標楷體" w:cs="標楷體"/>
@@ -20558,7 +19145,6 @@
         </w:rPr>
         <w:t>Supabase</w:t>
       </w:r>
-      <w:proofErr w:type="spellEnd"/>
       <w:r>
         <w:rPr>
           <w:rFonts w:eastAsia="標楷體" w:cs="標楷體"/>
@@ -20926,14 +19512,12 @@
                 <w:rFonts w:eastAsia="標楷體" w:cs="標楷體"/>
               </w:rPr>
             </w:pPr>
-            <w:proofErr w:type="spellStart"/>
             <w:r>
               <w:rPr>
                 <w:rFonts w:eastAsia="標楷體" w:cs="標楷體"/>
               </w:rPr>
               <w:t>Supabase</w:t>
             </w:r>
-            <w:proofErr w:type="spellEnd"/>
             <w:r>
               <w:rPr>
                 <w:rFonts w:eastAsia="標楷體" w:cs="標楷體"/>
@@ -21777,7 +20361,6 @@
         </w:rPr>
         <w:t>以下列出本系統於開發「</w:t>
       </w:r>
-      <w:proofErr w:type="spellStart"/>
       <w:r>
         <w:rPr>
           <w:rFonts w:eastAsia="標楷體" w:cs="標楷體"/>
@@ -21786,7 +20369,6 @@
         </w:rPr>
         <w:t>RiskGenie</w:t>
       </w:r>
-      <w:proofErr w:type="spellEnd"/>
       <w:r>
         <w:rPr>
           <w:rFonts w:eastAsia="標楷體" w:cs="標楷體"/>
@@ -21976,7 +20558,6 @@
           <w:szCs w:val="28"/>
         </w:rPr>
       </w:pPr>
-      <w:proofErr w:type="spellStart"/>
       <w:r>
         <w:rPr>
           <w:rFonts w:eastAsia="標楷體" w:cs="標楷體"/>
@@ -21985,7 +20566,6 @@
         </w:rPr>
         <w:t>Supabase</w:t>
       </w:r>
-      <w:proofErr w:type="spellEnd"/>
       <w:r>
         <w:rPr>
           <w:rFonts w:eastAsia="標楷體" w:cs="標楷體"/>
@@ -22104,25 +20684,7 @@
           <w:sz w:val="28"/>
           <w:szCs w:val="28"/>
         </w:rPr>
-        <w:t>生成式人工智慧模型：用於風險分析與建議生成，以提升分析效率與決策品質，並於資料傳送前進行敏感資訊去識別化處理，以降低敏感資料外</w:t>
-      </w:r>
-      <w:proofErr w:type="gramStart"/>
-      <w:r>
-        <w:rPr>
-          <w:rFonts w:eastAsia="標楷體" w:cs="標楷體"/>
-          <w:sz w:val="28"/>
-          <w:szCs w:val="28"/>
-        </w:rPr>
-        <w:t>洩</w:t>
-      </w:r>
-      <w:proofErr w:type="gramEnd"/>
-      <w:r>
-        <w:rPr>
-          <w:rFonts w:eastAsia="標楷體" w:cs="標楷體"/>
-          <w:sz w:val="28"/>
-          <w:szCs w:val="28"/>
-        </w:rPr>
-        <w:t>風險並提升資料安全性。</w:t>
+        <w:t>生成式人工智慧模型：用於風險分析與建議生成，以提升分析效率與決策品質，並於資料傳送前進行敏感資訊去識別化處理，以降低敏感資料外洩風險並提升資料安全性。</w:t>
       </w:r>
     </w:p>
     <w:p>
@@ -22194,25 +20756,23 @@
           <w:sz w:val="28"/>
           <w:szCs w:val="28"/>
         </w:rPr>
-        <w:t>）技術，從</w:t>
-      </w:r>
-      <w:proofErr w:type="gramStart"/>
+        <w:t>）技術，從本地資安知識庫中擷取與使用者資產相關之資訊，並將檢索結果作為</w:t>
+      </w:r>
       <w:r>
         <w:rPr>
           <w:rFonts w:eastAsia="標楷體" w:cs="標楷體" w:hint="eastAsia"/>
           <w:sz w:val="28"/>
           <w:szCs w:val="28"/>
         </w:rPr>
-        <w:t>本地資安</w:t>
-      </w:r>
-      <w:proofErr w:type="gramEnd"/>
+        <w:t xml:space="preserve"> Gemini </w:t>
+      </w:r>
       <w:r>
         <w:rPr>
           <w:rFonts w:eastAsia="標楷體" w:cs="標楷體" w:hint="eastAsia"/>
           <w:sz w:val="28"/>
           <w:szCs w:val="28"/>
         </w:rPr>
-        <w:t>知識庫中擷取與使用者資產相關之資訊，並將檢索結果作為</w:t>
+        <w:t>模型之額外上下文資訊，以提升分析準確性。該知識庫內容包含定期更新之</w:t>
       </w:r>
       <w:r>
         <w:rPr>
@@ -22220,7 +20780,7 @@
           <w:sz w:val="28"/>
           <w:szCs w:val="28"/>
         </w:rPr>
-        <w:t xml:space="preserve"> Gemini </w:t>
+        <w:t xml:space="preserve"> CVE</w:t>
       </w:r>
       <w:r>
         <w:rPr>
@@ -22228,59 +20788,7 @@
           <w:sz w:val="28"/>
           <w:szCs w:val="28"/>
         </w:rPr>
-        <w:t>模型之額外上下文資訊，以提升分析準確性。該知識庫內容包含定期更新之</w:t>
-      </w:r>
-      <w:r>
-        <w:rPr>
-          <w:rFonts w:eastAsia="標楷體" w:cs="標楷體" w:hint="eastAsia"/>
-          <w:sz w:val="28"/>
-          <w:szCs w:val="28"/>
-        </w:rPr>
-        <w:t xml:space="preserve"> CVE</w:t>
-      </w:r>
-      <w:r>
-        <w:rPr>
-          <w:rFonts w:eastAsia="標楷體" w:cs="標楷體" w:hint="eastAsia"/>
-          <w:sz w:val="28"/>
-          <w:szCs w:val="28"/>
-        </w:rPr>
-        <w:t>漏洞資料與</w:t>
-      </w:r>
-      <w:proofErr w:type="gramStart"/>
-      <w:r>
-        <w:rPr>
-          <w:rFonts w:eastAsia="標楷體" w:cs="標楷體" w:hint="eastAsia"/>
-          <w:sz w:val="28"/>
-          <w:szCs w:val="28"/>
-        </w:rPr>
-        <w:t>相關資安規範</w:t>
-      </w:r>
-      <w:proofErr w:type="gramEnd"/>
-      <w:r>
-        <w:rPr>
-          <w:rFonts w:eastAsia="標楷體" w:cs="標楷體" w:hint="eastAsia"/>
-          <w:sz w:val="28"/>
-          <w:szCs w:val="28"/>
-        </w:rPr>
-        <w:t>，使系統能反映</w:t>
-      </w:r>
-      <w:proofErr w:type="gramStart"/>
-      <w:r>
-        <w:rPr>
-          <w:rFonts w:eastAsia="標楷體" w:cs="標楷體" w:hint="eastAsia"/>
-          <w:sz w:val="28"/>
-          <w:szCs w:val="28"/>
-        </w:rPr>
-        <w:t>最新資安威脅</w:t>
-      </w:r>
-      <w:proofErr w:type="gramEnd"/>
-      <w:r>
-        <w:rPr>
-          <w:rFonts w:eastAsia="標楷體" w:cs="標楷體" w:hint="eastAsia"/>
-          <w:sz w:val="28"/>
-          <w:szCs w:val="28"/>
-        </w:rPr>
-        <w:t>情境。透過結合檢索資料與生成式</w:t>
+        <w:t>漏洞資料與相關資安規範，使系統能反映最新資安威脅情境。透過結合檢索資料與生成式</w:t>
       </w:r>
       <w:r>
         <w:rPr>
@@ -22329,25 +20837,7 @@
           <w:sz w:val="28"/>
           <w:szCs w:val="28"/>
         </w:rPr>
-        <w:t>：為</w:t>
-      </w:r>
-      <w:proofErr w:type="gramStart"/>
-      <w:r>
-        <w:rPr>
-          <w:rFonts w:eastAsia="標楷體" w:cs="標楷體"/>
-          <w:sz w:val="28"/>
-          <w:szCs w:val="28"/>
-        </w:rPr>
-        <w:t>輕量且功能</w:t>
-      </w:r>
-      <w:proofErr w:type="gramEnd"/>
-      <w:r>
-        <w:rPr>
-          <w:rFonts w:eastAsia="標楷體" w:cs="標楷體"/>
-          <w:sz w:val="28"/>
-          <w:szCs w:val="28"/>
-        </w:rPr>
-        <w:t>完整之開發工具，支援多種程式語言與除錯功能，並可透過擴充套件提升開發效率，是本系統主要開發環境。</w:t>
+        <w:t>：為輕量且功能完整之開發工具，支援多種程式語言與除錯功能，並可透過擴充套件提升開發效率，是本系統主要開發環境。</w:t>
       </w:r>
     </w:p>
     <w:p>
@@ -22470,25 +20960,7 @@
           <w:sz w:val="28"/>
           <w:szCs w:val="28"/>
         </w:rPr>
-        <w:t>設計原則：作為前後端資料傳輸之設計依據，使系統架構</w:t>
-      </w:r>
-      <w:proofErr w:type="gramStart"/>
-      <w:r>
-        <w:rPr>
-          <w:rFonts w:eastAsia="標楷體" w:cs="標楷體"/>
-          <w:sz w:val="28"/>
-          <w:szCs w:val="28"/>
-        </w:rPr>
-        <w:t>清晰，</w:t>
-      </w:r>
-      <w:proofErr w:type="gramEnd"/>
-      <w:r>
-        <w:rPr>
-          <w:rFonts w:eastAsia="標楷體" w:cs="標楷體"/>
-          <w:sz w:val="28"/>
-          <w:szCs w:val="28"/>
-        </w:rPr>
-        <w:t>並提升系統之擴展性與維護性。</w:t>
+        <w:t>設計原則：作為前後端資料傳輸之設計依據，使系統架構清晰，並提升系統之擴展性與維護性。</w:t>
       </w:r>
     </w:p>
     <w:p>
@@ -22734,14 +21206,12 @@
               </w:rPr>
               <w:t>、</w:t>
             </w:r>
-            <w:proofErr w:type="spellStart"/>
             <w:r>
               <w:rPr>
                 <w:rFonts w:eastAsia="標楷體" w:cs="標楷體"/>
               </w:rPr>
               <w:t>Supabase</w:t>
             </w:r>
-            <w:proofErr w:type="spellEnd"/>
           </w:p>
         </w:tc>
       </w:tr>
@@ -22983,14 +21453,12 @@
               </w:rPr>
               <w:t>、</w:t>
             </w:r>
-            <w:proofErr w:type="spellStart"/>
             <w:r>
               <w:rPr>
                 <w:rFonts w:eastAsia="標楷體" w:cs="標楷體"/>
               </w:rPr>
               <w:t>Supabase</w:t>
             </w:r>
-            <w:proofErr w:type="spellEnd"/>
             <w:r>
               <w:rPr>
                 <w:rFonts w:eastAsia="標楷體" w:cs="標楷體"/>
@@ -23979,16 +22447,45 @@
               <w:rPr>
                 <w:rFonts w:eastAsia="標楷體" w:hint="eastAsia"/>
               </w:rPr>
-              <w:t>林紀</w:t>
-            </w:r>
-            <w:proofErr w:type="gramStart"/>
+              <w:t>林紀媗</w:t>
+            </w:r>
+          </w:p>
+        </w:tc>
+        <w:tc>
+          <w:tcPr>
+            <w:tcW w:w="671" w:type="pct"/>
+          </w:tcPr>
+          <w:p>
+            <w:pPr>
+              <w:jc w:val="center"/>
+              <w:rPr>
+                <w:rFonts w:eastAsia="標楷體"/>
+                <w:szCs w:val="22"/>
+              </w:rPr>
+            </w:pPr>
+            <w:r>
+              <w:rPr>
+                <w:rFonts w:eastAsia="標楷體"/>
+                <w:szCs w:val="22"/>
+              </w:rPr>
+              <w:t>11436010</w:t>
+            </w:r>
+          </w:p>
+          <w:p>
+            <w:pPr>
+              <w:jc w:val="center"/>
+              <w:rPr>
+                <w:rFonts w:eastAsia="標楷體"/>
+                <w:szCs w:val="22"/>
+              </w:rPr>
+            </w:pPr>
             <w:r>
               <w:rPr>
                 <w:rFonts w:eastAsia="標楷體" w:hint="eastAsia"/>
-              </w:rPr>
-              <w:t>媗</w:t>
-            </w:r>
-            <w:proofErr w:type="gramEnd"/>
+                <w:szCs w:val="22"/>
+              </w:rPr>
+              <w:t>李昕縈</w:t>
+            </w:r>
           </w:p>
         </w:tc>
         <w:tc>
@@ -24000,15 +22497,13 @@
               <w:jc w:val="center"/>
               <w:rPr>
                 <w:rFonts w:eastAsia="標楷體"/>
-                <w:szCs w:val="22"/>
               </w:rPr>
             </w:pPr>
             <w:r>
               <w:rPr>
                 <w:rFonts w:eastAsia="標楷體"/>
-                <w:szCs w:val="22"/>
-              </w:rPr>
-              <w:t>11436010</w:t>
+              </w:rPr>
+              <w:t>11436017</w:t>
             </w:r>
           </w:p>
           <w:p>
@@ -24022,107 +22517,46 @@
             <w:r>
               <w:rPr>
                 <w:rFonts w:eastAsia="標楷體" w:hint="eastAsia"/>
-                <w:szCs w:val="22"/>
-              </w:rPr>
-              <w:t>李昕</w:t>
-            </w:r>
-            <w:proofErr w:type="gramStart"/>
+              </w:rPr>
+              <w:t>顏珮倪</w:t>
+            </w:r>
+          </w:p>
+        </w:tc>
+        <w:tc>
+          <w:tcPr>
+            <w:tcW w:w="667" w:type="pct"/>
+          </w:tcPr>
+          <w:p>
+            <w:pPr>
+              <w:jc w:val="center"/>
+              <w:rPr>
+                <w:rFonts w:eastAsia="標楷體"/>
+                <w:szCs w:val="22"/>
+              </w:rPr>
+            </w:pPr>
+            <w:r>
+              <w:rPr>
+                <w:rFonts w:eastAsia="標楷體"/>
+                <w:szCs w:val="22"/>
+              </w:rPr>
+              <w:t>11436021</w:t>
+            </w:r>
+          </w:p>
+          <w:p>
+            <w:pPr>
+              <w:jc w:val="center"/>
+              <w:rPr>
+                <w:rFonts w:eastAsia="標楷體"/>
+                <w:szCs w:val="22"/>
+              </w:rPr>
+            </w:pPr>
             <w:r>
               <w:rPr>
                 <w:rFonts w:eastAsia="標楷體" w:hint="eastAsia"/>
                 <w:szCs w:val="22"/>
               </w:rPr>
-              <w:t>縈</w:t>
-            </w:r>
-            <w:proofErr w:type="gramEnd"/>
-          </w:p>
-        </w:tc>
-        <w:tc>
-          <w:tcPr>
-            <w:tcW w:w="671" w:type="pct"/>
-          </w:tcPr>
-          <w:p>
-            <w:pPr>
-              <w:jc w:val="center"/>
-              <w:rPr>
-                <w:rFonts w:eastAsia="標楷體"/>
-              </w:rPr>
-            </w:pPr>
-            <w:r>
-              <w:rPr>
-                <w:rFonts w:eastAsia="標楷體"/>
-              </w:rPr>
-              <w:t>11436017</w:t>
-            </w:r>
-          </w:p>
-          <w:p>
-            <w:pPr>
-              <w:jc w:val="center"/>
-              <w:rPr>
-                <w:rFonts w:eastAsia="標楷體"/>
-                <w:szCs w:val="22"/>
-              </w:rPr>
-            </w:pPr>
-            <w:r>
-              <w:rPr>
-                <w:rFonts w:eastAsia="標楷體" w:hint="eastAsia"/>
-              </w:rPr>
-              <w:t>顏</w:t>
-            </w:r>
-            <w:proofErr w:type="gramStart"/>
-            <w:r>
-              <w:rPr>
-                <w:rFonts w:eastAsia="標楷體" w:hint="eastAsia"/>
-              </w:rPr>
-              <w:t>珮倪</w:t>
-            </w:r>
-            <w:proofErr w:type="gramEnd"/>
-          </w:p>
-        </w:tc>
-        <w:tc>
-          <w:tcPr>
-            <w:tcW w:w="667" w:type="pct"/>
-          </w:tcPr>
-          <w:p>
-            <w:pPr>
-              <w:jc w:val="center"/>
-              <w:rPr>
-                <w:rFonts w:eastAsia="標楷體"/>
-                <w:szCs w:val="22"/>
-              </w:rPr>
-            </w:pPr>
-            <w:r>
-              <w:rPr>
-                <w:rFonts w:eastAsia="標楷體"/>
-                <w:szCs w:val="22"/>
-              </w:rPr>
-              <w:t>11436021</w:t>
-            </w:r>
-          </w:p>
-          <w:p>
-            <w:pPr>
-              <w:jc w:val="center"/>
-              <w:rPr>
-                <w:rFonts w:eastAsia="標楷體"/>
-                <w:szCs w:val="22"/>
-              </w:rPr>
-            </w:pPr>
-            <w:r>
-              <w:rPr>
-                <w:rFonts w:eastAsia="標楷體" w:hint="eastAsia"/>
-                <w:szCs w:val="22"/>
-              </w:rPr>
-              <w:t>黃翊</w:t>
-            </w:r>
-            <w:proofErr w:type="gramStart"/>
-            <w:r>
-              <w:rPr>
-                <w:rFonts w:eastAsia="標楷體" w:hint="eastAsia"/>
-                <w:szCs w:val="22"/>
-              </w:rPr>
-              <w:t>甄</w:t>
-            </w:r>
-            <w:proofErr w:type="gramEnd"/>
+              <w:t>黃翊甄</w:t>
+            </w:r>
           </w:p>
         </w:tc>
         <w:tc>
@@ -29623,17 +28057,8 @@
                 <w:rFonts w:eastAsia="標楷體" w:hint="eastAsia"/>
                 <w:szCs w:val="22"/>
               </w:rPr>
-              <w:t>顏</w:t>
-            </w:r>
-            <w:proofErr w:type="gramStart"/>
-            <w:r>
-              <w:rPr>
-                <w:rFonts w:eastAsia="標楷體" w:hint="eastAsia"/>
-                <w:szCs w:val="22"/>
-              </w:rPr>
-              <w:t>珮倪</w:t>
-            </w:r>
-            <w:proofErr w:type="gramEnd"/>
+              <w:t>顏珮倪</w:t>
+            </w:r>
           </w:p>
         </w:tc>
         <w:tc>
@@ -29833,17 +28258,8 @@
                 <w:rFonts w:eastAsia="標楷體" w:hint="eastAsia"/>
                 <w:szCs w:val="22"/>
               </w:rPr>
-              <w:t>林紀</w:t>
-            </w:r>
-            <w:proofErr w:type="gramStart"/>
-            <w:r>
-              <w:rPr>
-                <w:rFonts w:eastAsia="標楷體" w:hint="eastAsia"/>
-                <w:szCs w:val="22"/>
-              </w:rPr>
-              <w:t>媗</w:t>
-            </w:r>
-            <w:proofErr w:type="gramEnd"/>
+              <w:t>林紀媗</w:t>
+            </w:r>
           </w:p>
         </w:tc>
         <w:tc>
@@ -30061,17 +28477,8 @@
                 <w:rFonts w:eastAsia="標楷體" w:hint="eastAsia"/>
                 <w:szCs w:val="22"/>
               </w:rPr>
-              <w:t>李昕</w:t>
-            </w:r>
-            <w:proofErr w:type="gramStart"/>
-            <w:r>
-              <w:rPr>
-                <w:rFonts w:eastAsia="標楷體" w:hint="eastAsia"/>
-                <w:szCs w:val="22"/>
-              </w:rPr>
-              <w:t>縈</w:t>
-            </w:r>
-            <w:proofErr w:type="gramEnd"/>
+              <w:t>李昕縈</w:t>
+            </w:r>
           </w:p>
         </w:tc>
         <w:tc>
@@ -30257,17 +28664,8 @@
                 <w:rFonts w:eastAsia="標楷體" w:hint="eastAsia"/>
                 <w:szCs w:val="22"/>
               </w:rPr>
-              <w:t>黃翊</w:t>
-            </w:r>
-            <w:proofErr w:type="gramStart"/>
-            <w:r>
-              <w:rPr>
-                <w:rFonts w:eastAsia="標楷體" w:hint="eastAsia"/>
-                <w:szCs w:val="22"/>
-              </w:rPr>
-              <w:t>甄</w:t>
-            </w:r>
-            <w:proofErr w:type="gramEnd"/>
+              <w:t>黃翊甄</w:t>
+            </w:r>
           </w:p>
         </w:tc>
         <w:tc>
@@ -30980,51 +29378,15 @@
           <w:sz w:val="28"/>
           <w:szCs w:val="28"/>
         </w:rPr>
-        <w:t xml:space="preserve"> </w:t>
-      </w:r>
-      <w:proofErr w:type="spellStart"/>
-      <w:r>
-        <w:rPr>
-          <w:rFonts w:eastAsia="標楷體" w:cs="標楷體"/>
-          <w:sz w:val="28"/>
-          <w:szCs w:val="28"/>
-        </w:rPr>
-        <w:t>RiskGenie</w:t>
-      </w:r>
-      <w:proofErr w:type="spellEnd"/>
-      <w:r>
-        <w:rPr>
-          <w:rFonts w:eastAsia="標楷體" w:cs="標楷體"/>
-          <w:sz w:val="28"/>
-          <w:szCs w:val="28"/>
-        </w:rPr>
-        <w:t xml:space="preserve"> </w:t>
-      </w:r>
-      <w:r>
-        <w:rPr>
-          <w:rFonts w:eastAsia="標楷體" w:cs="標楷體"/>
-          <w:sz w:val="28"/>
-          <w:szCs w:val="28"/>
-        </w:rPr>
-        <w:t>評評理之功能需求、非功能需求與使用個案模型。本系統使用者包含一般使用者、</w:t>
-      </w:r>
-      <w:proofErr w:type="gramStart"/>
-      <w:r>
-        <w:rPr>
-          <w:rFonts w:eastAsia="標楷體" w:cs="標楷體"/>
-          <w:sz w:val="28"/>
-          <w:szCs w:val="28"/>
-        </w:rPr>
-        <w:t>資安管理員</w:t>
-      </w:r>
-      <w:proofErr w:type="gramEnd"/>
-      <w:r>
-        <w:rPr>
-          <w:rFonts w:eastAsia="標楷體" w:cs="標楷體"/>
-          <w:sz w:val="28"/>
-          <w:szCs w:val="28"/>
-        </w:rPr>
-        <w:t>／高階主管及系統管理員；各項需求以資訊資產盤點、風險評鑑與</w:t>
+        <w:t xml:space="preserve"> RiskGenie </w:t>
+      </w:r>
+      <w:r>
+        <w:rPr>
+          <w:rFonts w:eastAsia="標楷體" w:cs="標楷體"/>
+          <w:sz w:val="28"/>
+          <w:szCs w:val="28"/>
+        </w:rPr>
+        <w:t>評評理之功能需求、非功能需求與使用個案模型。本系統使用者包含一般使用者、資安管理員／高階主管及系統管理員；各項需求以資訊資產盤點、風險評鑑與</w:t>
       </w:r>
       <w:r>
         <w:rPr>
@@ -32312,14 +30674,12 @@
                 <w:rFonts w:eastAsia="標楷體" w:cs="標楷體"/>
               </w:rPr>
             </w:pPr>
-            <w:proofErr w:type="gramStart"/>
             <w:r>
               <w:rPr>
                 <w:rFonts w:eastAsia="標楷體" w:cs="標楷體"/>
               </w:rPr>
               <w:t>資安管理員</w:t>
             </w:r>
-            <w:proofErr w:type="gramEnd"/>
             <w:r>
               <w:rPr>
                 <w:rFonts w:eastAsia="標楷體" w:cs="標楷體" w:hint="eastAsia"/>
@@ -37213,8 +35573,8 @@
           <w:sz w:val="32"/>
         </w:rPr>
       </w:pPr>
-      <w:bookmarkStart w:id="49" w:name="_Toc230987428"/>
-      <w:bookmarkStart w:id="50" w:name="_Toc231248468"/>
+      <w:bookmarkStart w:id="49" w:name="_Toc231248468"/>
+      <w:bookmarkStart w:id="50" w:name="_Toc230987428"/>
       <w:r>
         <w:rPr>
           <w:rFonts w:eastAsia="標楷體" w:hint="eastAsia"/>
@@ -37243,7 +35603,7 @@
         </w:rPr>
         <w:t>佈署圖</w:t>
       </w:r>
-      <w:bookmarkEnd w:id="50"/>
+      <w:bookmarkEnd w:id="49"/>
     </w:p>
     <w:p>
       <w:pPr>
@@ -37721,7 +36081,7 @@
         </w:rPr>
         <w:t>元件圖</w:t>
       </w:r>
-      <w:bookmarkEnd w:id="49"/>
+      <w:bookmarkEnd w:id="50"/>
       <w:bookmarkEnd w:id="52"/>
     </w:p>
     <w:p>
@@ -37850,7 +36210,6 @@
         <w:lastRenderedPageBreak/>
         <w:t xml:space="preserve">7-4 </w:t>
       </w:r>
-      <w:proofErr w:type="gramStart"/>
       <w:r>
         <w:rPr>
           <w:rFonts w:eastAsia="標楷體" w:cs="標楷體"/>
@@ -37867,7 +36226,6 @@
         </w:rPr>
         <w:t>與</w:t>
       </w:r>
-      <w:proofErr w:type="gramEnd"/>
       <w:r>
         <w:rPr>
           <w:rFonts w:eastAsia="標楷體" w:cs="標楷體"/>
@@ -38773,7 +37131,6 @@
                 <w:kern w:val="0"/>
               </w:rPr>
             </w:pPr>
-            <w:proofErr w:type="spellStart"/>
             <w:r>
               <w:rPr>
                 <w:rFonts w:eastAsia="標楷體" w:cs="新細明體"/>
@@ -38781,7 +37138,6 @@
               </w:rPr>
               <w:t>company_name</w:t>
             </w:r>
-            <w:proofErr w:type="spellEnd"/>
           </w:p>
         </w:tc>
         <w:tc>
@@ -38880,7 +37236,6 @@
                 <w:kern w:val="0"/>
               </w:rPr>
             </w:pPr>
-            <w:proofErr w:type="spellStart"/>
             <w:r>
               <w:rPr>
                 <w:rFonts w:eastAsia="標楷體" w:cs="新細明體"/>
@@ -38888,7 +37243,6 @@
               </w:rPr>
               <w:t>created_at</w:t>
             </w:r>
-            <w:proofErr w:type="spellEnd"/>
           </w:p>
         </w:tc>
         <w:tc>
@@ -38904,7 +37258,6 @@
                 <w:kern w:val="0"/>
               </w:rPr>
             </w:pPr>
-            <w:proofErr w:type="spellStart"/>
             <w:r>
               <w:rPr>
                 <w:rFonts w:eastAsia="標楷體" w:cs="新細明體"/>
@@ -38912,7 +37265,6 @@
               </w:rPr>
               <w:t>timestamptz</w:t>
             </w:r>
-            <w:proofErr w:type="spellEnd"/>
           </w:p>
         </w:tc>
         <w:tc>
@@ -38977,23 +37329,7 @@
                 <w:rFonts w:eastAsia="標楷體" w:cs="新細明體"/>
                 <w:kern w:val="0"/>
               </w:rPr>
-              <w:t xml:space="preserve">Default: </w:t>
-            </w:r>
-            <w:proofErr w:type="gramStart"/>
-            <w:r>
-              <w:rPr>
-                <w:rFonts w:eastAsia="標楷體" w:cs="新細明體"/>
-                <w:kern w:val="0"/>
-              </w:rPr>
-              <w:t>now(</w:t>
-            </w:r>
-            <w:proofErr w:type="gramEnd"/>
-            <w:r>
-              <w:rPr>
-                <w:rFonts w:eastAsia="標楷體" w:cs="新細明體"/>
-                <w:kern w:val="0"/>
-              </w:rPr>
-              <w:t>)</w:t>
+              <w:t>Default: now()</w:t>
             </w:r>
           </w:p>
         </w:tc>
@@ -39368,7 +37704,6 @@
                 <w:kern w:val="0"/>
               </w:rPr>
             </w:pPr>
-            <w:proofErr w:type="spellStart"/>
             <w:r>
               <w:rPr>
                 <w:rFonts w:eastAsia="標楷體" w:cs="新細明體"/>
@@ -39376,7 +37711,6 @@
               </w:rPr>
               <w:t>company_id</w:t>
             </w:r>
-            <w:proofErr w:type="spellEnd"/>
           </w:p>
         </w:tc>
         <w:tc>
@@ -39489,7 +37823,6 @@
                 <w:kern w:val="0"/>
               </w:rPr>
             </w:pPr>
-            <w:proofErr w:type="spellStart"/>
             <w:r>
               <w:rPr>
                 <w:rFonts w:eastAsia="標楷體" w:cs="新細明體"/>
@@ -39497,7 +37830,6 @@
               </w:rPr>
               <w:t>department_name</w:t>
             </w:r>
-            <w:proofErr w:type="spellEnd"/>
           </w:p>
         </w:tc>
         <w:tc>
@@ -39853,7 +38185,6 @@
                 <w:kern w:val="0"/>
               </w:rPr>
             </w:pPr>
-            <w:proofErr w:type="spellStart"/>
             <w:r>
               <w:rPr>
                 <w:rFonts w:eastAsia="標楷體" w:cs="新細明體" w:hint="eastAsia"/>
@@ -39868,7 +38199,6 @@
               </w:rPr>
               <w:t>uid</w:t>
             </w:r>
-            <w:proofErr w:type="spellEnd"/>
           </w:p>
         </w:tc>
         <w:tc>
@@ -39959,7 +38289,6 @@
                 <w:kern w:val="0"/>
               </w:rPr>
             </w:pPr>
-            <w:proofErr w:type="spellStart"/>
             <w:r>
               <w:rPr>
                 <w:rFonts w:eastAsia="標楷體" w:cs="新細明體" w:hint="eastAsia"/>
@@ -39974,7 +38303,6 @@
               </w:rPr>
               <w:t>ole_name</w:t>
             </w:r>
-            <w:proofErr w:type="spellEnd"/>
           </w:p>
         </w:tc>
         <w:tc>
@@ -40508,7 +38836,6 @@
                 <w:kern w:val="0"/>
               </w:rPr>
             </w:pPr>
-            <w:proofErr w:type="spellStart"/>
             <w:r>
               <w:rPr>
                 <w:rFonts w:eastAsia="標楷體" w:cs="新細明體"/>
@@ -40516,7 +38843,6 @@
               </w:rPr>
               <w:t>uuid</w:t>
             </w:r>
-            <w:proofErr w:type="spellEnd"/>
           </w:p>
         </w:tc>
         <w:tc>
@@ -40824,7 +39150,6 @@
                 <w:kern w:val="0"/>
               </w:rPr>
             </w:pPr>
-            <w:proofErr w:type="spellStart"/>
             <w:r>
               <w:rPr>
                 <w:rFonts w:eastAsia="標楷體" w:cs="新細明體"/>
@@ -40832,7 +39157,6 @@
               </w:rPr>
               <w:t>role_id</w:t>
             </w:r>
-            <w:proofErr w:type="spellEnd"/>
           </w:p>
         </w:tc>
         <w:tc>
@@ -40848,7 +39172,6 @@
                 <w:kern w:val="0"/>
               </w:rPr>
             </w:pPr>
-            <w:proofErr w:type="spellStart"/>
             <w:r>
               <w:rPr>
                 <w:rFonts w:eastAsia="標楷體" w:cs="新細明體"/>
@@ -40856,7 +39179,6 @@
               </w:rPr>
               <w:t>uuid</w:t>
             </w:r>
-            <w:proofErr w:type="spellEnd"/>
           </w:p>
         </w:tc>
         <w:tc>
@@ -40937,14 +39259,12 @@
                 <w:kern w:val="0"/>
               </w:rPr>
             </w:pPr>
-            <w:proofErr w:type="spellStart"/>
             <w:r>
               <w:rPr>
                 <w:rFonts w:eastAsia="標楷體"/>
               </w:rPr>
               <w:t>company_id</w:t>
             </w:r>
-            <w:proofErr w:type="spellEnd"/>
           </w:p>
         </w:tc>
         <w:tc>
@@ -41438,7 +39758,6 @@
                 <w:kern w:val="0"/>
               </w:rPr>
             </w:pPr>
-            <w:proofErr w:type="spellStart"/>
             <w:r>
               <w:rPr>
                 <w:rFonts w:eastAsia="標楷體" w:cs="新細明體"/>
@@ -41446,7 +39765,6 @@
               </w:rPr>
               <w:t>asset_id_code</w:t>
             </w:r>
-            <w:proofErr w:type="spellEnd"/>
           </w:p>
         </w:tc>
         <w:tc>
@@ -41552,7 +39870,6 @@
                 <w:kern w:val="0"/>
               </w:rPr>
             </w:pPr>
-            <w:proofErr w:type="spellStart"/>
             <w:r>
               <w:rPr>
                 <w:rFonts w:eastAsia="標楷體" w:cs="新細明體"/>
@@ -41561,7 +39878,6 @@
               <w:lastRenderedPageBreak/>
               <w:t>asset_name</w:t>
             </w:r>
-            <w:proofErr w:type="spellEnd"/>
           </w:p>
         </w:tc>
         <w:tc>
@@ -41660,7 +39976,6 @@
                 <w:kern w:val="0"/>
               </w:rPr>
             </w:pPr>
-            <w:proofErr w:type="spellStart"/>
             <w:r>
               <w:rPr>
                 <w:rFonts w:eastAsia="標楷體" w:cs="新細明體"/>
@@ -41668,7 +39983,6 @@
               </w:rPr>
               <w:t>asset_type</w:t>
             </w:r>
-            <w:proofErr w:type="spellEnd"/>
           </w:p>
         </w:tc>
         <w:tc>
@@ -41872,7 +40186,6 @@
                 <w:kern w:val="0"/>
               </w:rPr>
             </w:pPr>
-            <w:proofErr w:type="spellStart"/>
             <w:r>
               <w:rPr>
                 <w:rFonts w:eastAsia="標楷體" w:cs="新細明體"/>
@@ -41880,7 +40193,6 @@
               </w:rPr>
               <w:t>data_type</w:t>
             </w:r>
-            <w:proofErr w:type="spellEnd"/>
           </w:p>
         </w:tc>
         <w:tc>
@@ -42084,7 +40396,6 @@
                 <w:kern w:val="0"/>
               </w:rPr>
             </w:pPr>
-            <w:proofErr w:type="spellStart"/>
             <w:r>
               <w:rPr>
                 <w:rFonts w:eastAsia="標楷體" w:cs="新細明體"/>
@@ -42092,7 +40403,6 @@
               </w:rPr>
               <w:t>system_dependency</w:t>
             </w:r>
-            <w:proofErr w:type="spellEnd"/>
           </w:p>
         </w:tc>
         <w:tc>
@@ -42506,7 +40816,6 @@
                 <w:kern w:val="0"/>
               </w:rPr>
             </w:pPr>
-            <w:proofErr w:type="spellStart"/>
             <w:r>
               <w:rPr>
                 <w:rFonts w:eastAsia="標楷體" w:cs="新細明體"/>
@@ -42514,7 +40823,6 @@
               </w:rPr>
               <w:t>threat_level</w:t>
             </w:r>
-            <w:proofErr w:type="spellEnd"/>
           </w:p>
         </w:tc>
         <w:tc>
@@ -42613,7 +40921,6 @@
                 <w:kern w:val="0"/>
               </w:rPr>
             </w:pPr>
-            <w:proofErr w:type="spellStart"/>
             <w:r>
               <w:rPr>
                 <w:rFonts w:eastAsia="標楷體" w:cs="新細明體"/>
@@ -42621,7 +40928,6 @@
               </w:rPr>
               <w:t>created_at</w:t>
             </w:r>
-            <w:proofErr w:type="spellEnd"/>
           </w:p>
         </w:tc>
         <w:tc>
@@ -42637,7 +40943,6 @@
                 <w:kern w:val="0"/>
               </w:rPr>
             </w:pPr>
-            <w:proofErr w:type="spellStart"/>
             <w:r>
               <w:rPr>
                 <w:rFonts w:eastAsia="標楷體" w:cs="新細明體"/>
@@ -42645,7 +40950,6 @@
               </w:rPr>
               <w:t>timestamptz</w:t>
             </w:r>
-            <w:proofErr w:type="spellEnd"/>
           </w:p>
         </w:tc>
         <w:tc>
@@ -42710,23 +41014,7 @@
                 <w:rFonts w:eastAsia="標楷體" w:cs="新細明體"/>
                 <w:kern w:val="0"/>
               </w:rPr>
-              <w:t xml:space="preserve">Default: </w:t>
-            </w:r>
-            <w:proofErr w:type="gramStart"/>
-            <w:r>
-              <w:rPr>
-                <w:rFonts w:eastAsia="標楷體" w:cs="新細明體"/>
-                <w:kern w:val="0"/>
-              </w:rPr>
-              <w:t>now(</w:t>
-            </w:r>
-            <w:proofErr w:type="gramEnd"/>
-            <w:r>
-              <w:rPr>
-                <w:rFonts w:eastAsia="標楷體" w:cs="新細明體"/>
-                <w:kern w:val="0"/>
-              </w:rPr>
-              <w:t>)</w:t>
+              <w:t>Default: now()</w:t>
             </w:r>
           </w:p>
         </w:tc>
@@ -42745,7 +41033,6 @@
                 <w:kern w:val="0"/>
               </w:rPr>
             </w:pPr>
-            <w:proofErr w:type="spellStart"/>
             <w:r>
               <w:rPr>
                 <w:rFonts w:eastAsia="標楷體" w:cs="新細明體"/>
@@ -42753,7 +41040,6 @@
               </w:rPr>
               <w:t>original_label</w:t>
             </w:r>
-            <w:proofErr w:type="spellEnd"/>
           </w:p>
         </w:tc>
         <w:tc>
@@ -42852,7 +41138,6 @@
                 <w:kern w:val="0"/>
               </w:rPr>
             </w:pPr>
-            <w:proofErr w:type="spellStart"/>
             <w:r>
               <w:rPr>
                 <w:rFonts w:eastAsia="標楷體" w:cs="新細明體"/>
@@ -42860,7 +41145,6 @@
               </w:rPr>
               <w:t>company_id</w:t>
             </w:r>
-            <w:proofErr w:type="spellEnd"/>
           </w:p>
         </w:tc>
         <w:tc>
@@ -42973,7 +41257,6 @@
                 <w:kern w:val="0"/>
               </w:rPr>
             </w:pPr>
-            <w:proofErr w:type="spellStart"/>
             <w:r>
               <w:rPr>
                 <w:rFonts w:eastAsia="標楷體" w:cs="新細明體"/>
@@ -42981,7 +41264,6 @@
               </w:rPr>
               <w:t>department_id</w:t>
             </w:r>
-            <w:proofErr w:type="spellEnd"/>
           </w:p>
         </w:tc>
         <w:tc>
@@ -43094,7 +41376,6 @@
                 <w:kern w:val="0"/>
               </w:rPr>
             </w:pPr>
-            <w:proofErr w:type="spellStart"/>
             <w:r>
               <w:rPr>
                 <w:rFonts w:eastAsia="標楷體" w:cs="新細明體"/>
@@ -43102,7 +41383,6 @@
               </w:rPr>
               <w:t>asset_owner</w:t>
             </w:r>
-            <w:proofErr w:type="spellEnd"/>
           </w:p>
         </w:tc>
         <w:tc>
@@ -43548,7 +41828,6 @@
                 <w:kern w:val="0"/>
               </w:rPr>
             </w:pPr>
-            <w:proofErr w:type="spellStart"/>
             <w:r>
               <w:rPr>
                 <w:rFonts w:eastAsia="標楷體" w:cs="新細明體"/>
@@ -43556,7 +41835,6 @@
               </w:rPr>
               <w:t>cve_id</w:t>
             </w:r>
-            <w:proofErr w:type="spellEnd"/>
           </w:p>
         </w:tc>
         <w:tc>
@@ -43669,7 +41947,6 @@
                 <w:kern w:val="0"/>
               </w:rPr>
             </w:pPr>
-            <w:proofErr w:type="spellStart"/>
             <w:r>
               <w:rPr>
                 <w:rFonts w:eastAsia="標楷體" w:cs="新細明體"/>
@@ -43677,7 +41954,6 @@
               </w:rPr>
               <w:t>cvss_score</w:t>
             </w:r>
-            <w:proofErr w:type="spellEnd"/>
           </w:p>
         </w:tc>
         <w:tc>
@@ -43993,7 +42269,6 @@
                 <w:kern w:val="0"/>
               </w:rPr>
             </w:pPr>
-            <w:proofErr w:type="spellStart"/>
             <w:r>
               <w:rPr>
                 <w:rFonts w:eastAsia="標楷體" w:cs="新細明體"/>
@@ -44001,7 +42276,6 @@
               </w:rPr>
               <w:t>published_date</w:t>
             </w:r>
-            <w:proofErr w:type="spellEnd"/>
           </w:p>
         </w:tc>
         <w:tc>
@@ -44100,7 +42374,6 @@
                 <w:kern w:val="0"/>
               </w:rPr>
             </w:pPr>
-            <w:proofErr w:type="spellStart"/>
             <w:r>
               <w:rPr>
                 <w:rFonts w:eastAsia="標楷體" w:cs="新細明體"/>
@@ -44108,7 +42381,6 @@
               </w:rPr>
               <w:t>created_at</w:t>
             </w:r>
-            <w:proofErr w:type="spellEnd"/>
           </w:p>
         </w:tc>
         <w:tc>
@@ -44124,7 +42396,6 @@
                 <w:kern w:val="0"/>
               </w:rPr>
             </w:pPr>
-            <w:proofErr w:type="spellStart"/>
             <w:r>
               <w:rPr>
                 <w:rFonts w:eastAsia="標楷體" w:cs="新細明體"/>
@@ -44132,7 +42403,6 @@
               </w:rPr>
               <w:t>timestamptz</w:t>
             </w:r>
-            <w:proofErr w:type="spellEnd"/>
           </w:p>
         </w:tc>
         <w:tc>
@@ -44197,23 +42467,7 @@
                 <w:rFonts w:eastAsia="標楷體" w:cs="新細明體"/>
                 <w:kern w:val="0"/>
               </w:rPr>
-              <w:t xml:space="preserve">Default: </w:t>
-            </w:r>
-            <w:proofErr w:type="gramStart"/>
-            <w:r>
-              <w:rPr>
-                <w:rFonts w:eastAsia="標楷體" w:cs="新細明體"/>
-                <w:kern w:val="0"/>
-              </w:rPr>
-              <w:t>now(</w:t>
-            </w:r>
-            <w:proofErr w:type="gramEnd"/>
-            <w:r>
-              <w:rPr>
-                <w:rFonts w:eastAsia="標楷體" w:cs="新細明體"/>
-                <w:kern w:val="0"/>
-              </w:rPr>
-              <w:t>)</w:t>
+              <w:t>Default: now()</w:t>
             </w:r>
           </w:p>
         </w:tc>
@@ -44276,7 +42530,6 @@
         </w:rPr>
         <w:t xml:space="preserve"> </w:t>
       </w:r>
-      <w:proofErr w:type="spellStart"/>
       <w:r>
         <w:rPr>
           <w:rFonts w:eastAsia="標楷體" w:cs="標楷體" w:hint="eastAsia"/>
@@ -44284,17 +42537,7 @@
           <w:sz w:val="28"/>
           <w:szCs w:val="28"/>
         </w:rPr>
-        <w:t>risk_assessments</w:t>
-      </w:r>
-      <w:proofErr w:type="spellEnd"/>
-      <w:r>
-        <w:rPr>
-          <w:rFonts w:eastAsia="標楷體" w:cs="標楷體" w:hint="eastAsia"/>
-          <w:color w:val="000000" w:themeColor="text1"/>
-          <w:sz w:val="28"/>
-          <w:szCs w:val="28"/>
-        </w:rPr>
-        <w:t xml:space="preserve"> (AI </w:t>
+        <w:t xml:space="preserve">risk_assessments (AI </w:t>
       </w:r>
       <w:r>
         <w:rPr>
@@ -44591,7 +42834,6 @@
                 <w:kern w:val="0"/>
               </w:rPr>
             </w:pPr>
-            <w:proofErr w:type="spellStart"/>
             <w:r>
               <w:rPr>
                 <w:rFonts w:eastAsia="標楷體" w:cs="新細明體"/>
@@ -44599,7 +42841,6 @@
               </w:rPr>
               <w:t>threat_description</w:t>
             </w:r>
-            <w:proofErr w:type="spellEnd"/>
           </w:p>
         </w:tc>
         <w:tc>
@@ -44698,7 +42939,6 @@
                 <w:kern w:val="0"/>
               </w:rPr>
             </w:pPr>
-            <w:proofErr w:type="spellStart"/>
             <w:r>
               <w:rPr>
                 <w:rFonts w:eastAsia="標楷體" w:cs="新細明體"/>
@@ -44706,7 +42946,6 @@
               </w:rPr>
               <w:t>vulnerability_description</w:t>
             </w:r>
-            <w:proofErr w:type="spellEnd"/>
           </w:p>
         </w:tc>
         <w:tc>
@@ -44805,7 +43044,6 @@
                 <w:kern w:val="0"/>
               </w:rPr>
             </w:pPr>
-            <w:proofErr w:type="spellStart"/>
             <w:r>
               <w:rPr>
                 <w:rFonts w:eastAsia="標楷體" w:cs="新細明體"/>
@@ -44813,7 +43051,6 @@
               </w:rPr>
               <w:t>risk_score</w:t>
             </w:r>
-            <w:proofErr w:type="spellEnd"/>
           </w:p>
         </w:tc>
         <w:tc>
@@ -44912,7 +43149,6 @@
                 <w:kern w:val="0"/>
               </w:rPr>
             </w:pPr>
-            <w:proofErr w:type="spellStart"/>
             <w:r>
               <w:rPr>
                 <w:rFonts w:eastAsia="標楷體" w:cs="新細明體"/>
@@ -44920,7 +43156,6 @@
               </w:rPr>
               <w:t>ai_suggestion</w:t>
             </w:r>
-            <w:proofErr w:type="spellEnd"/>
           </w:p>
         </w:tc>
         <w:tc>
@@ -45131,7 +43366,6 @@
                 <w:kern w:val="0"/>
               </w:rPr>
             </w:pPr>
-            <w:proofErr w:type="spellStart"/>
             <w:r>
               <w:rPr>
                 <w:rFonts w:eastAsia="標楷體" w:cs="新細明體"/>
@@ -45139,7 +43373,6 @@
               </w:rPr>
               <w:t>uploaded_by</w:t>
             </w:r>
-            <w:proofErr w:type="spellEnd"/>
           </w:p>
         </w:tc>
         <w:tc>
@@ -45155,7 +43388,6 @@
                 <w:kern w:val="0"/>
               </w:rPr>
             </w:pPr>
-            <w:proofErr w:type="spellStart"/>
             <w:r>
               <w:rPr>
                 <w:rFonts w:eastAsia="標楷體" w:cs="新細明體"/>
@@ -45163,7 +43395,6 @@
               </w:rPr>
               <w:t>uuid</w:t>
             </w:r>
-            <w:proofErr w:type="spellEnd"/>
           </w:p>
         </w:tc>
         <w:tc>
@@ -45201,7 +43432,6 @@
                 <w:kern w:val="0"/>
               </w:rPr>
             </w:pPr>
-            <w:proofErr w:type="gramStart"/>
             <w:r>
               <w:rPr>
                 <w:rFonts w:eastAsia="標楷體" w:cs="新細明體"/>
@@ -45209,7 +43439,6 @@
               </w:rPr>
               <w:t>上傳者</w:t>
             </w:r>
-            <w:proofErr w:type="gramEnd"/>
           </w:p>
         </w:tc>
         <w:tc>
@@ -45249,7 +43478,6 @@
                 <w:kern w:val="0"/>
               </w:rPr>
             </w:pPr>
-            <w:proofErr w:type="spellStart"/>
             <w:r>
               <w:rPr>
                 <w:rFonts w:eastAsia="標楷體" w:cs="新細明體"/>
@@ -45257,7 +43485,6 @@
               </w:rPr>
               <w:t>asset_id</w:t>
             </w:r>
-            <w:proofErr w:type="spellEnd"/>
           </w:p>
         </w:tc>
         <w:tc>
@@ -45370,7 +43597,6 @@
                 <w:kern w:val="0"/>
               </w:rPr>
             </w:pPr>
-            <w:proofErr w:type="spellStart"/>
             <w:r>
               <w:rPr>
                 <w:rFonts w:eastAsia="標楷體" w:cs="新細明體"/>
@@ -45379,7 +43605,6 @@
               <w:lastRenderedPageBreak/>
               <w:t>vulnerability_id</w:t>
             </w:r>
-            <w:proofErr w:type="spellEnd"/>
           </w:p>
         </w:tc>
         <w:tc>
@@ -45492,7 +43717,6 @@
                 <w:kern w:val="0"/>
               </w:rPr>
             </w:pPr>
-            <w:proofErr w:type="spellStart"/>
             <w:r>
               <w:rPr>
                 <w:rFonts w:eastAsia="標楷體" w:cs="新細明體"/>
@@ -45500,7 +43724,6 @@
               </w:rPr>
               <w:t>created_at</w:t>
             </w:r>
-            <w:proofErr w:type="spellEnd"/>
           </w:p>
         </w:tc>
         <w:tc>
@@ -45516,7 +43739,6 @@
                 <w:kern w:val="0"/>
               </w:rPr>
             </w:pPr>
-            <w:proofErr w:type="spellStart"/>
             <w:r>
               <w:rPr>
                 <w:rFonts w:eastAsia="標楷體" w:cs="新細明體"/>
@@ -45524,7 +43746,6 @@
               </w:rPr>
               <w:t>timestamptz</w:t>
             </w:r>
-            <w:proofErr w:type="spellEnd"/>
           </w:p>
         </w:tc>
         <w:tc>
@@ -45589,23 +43810,7 @@
                 <w:rFonts w:eastAsia="標楷體" w:cs="新細明體"/>
                 <w:kern w:val="0"/>
               </w:rPr>
-              <w:t xml:space="preserve">Default: </w:t>
-            </w:r>
-            <w:proofErr w:type="gramStart"/>
-            <w:r>
-              <w:rPr>
-                <w:rFonts w:eastAsia="標楷體" w:cs="新細明體"/>
-                <w:kern w:val="0"/>
-              </w:rPr>
-              <w:t>now(</w:t>
-            </w:r>
-            <w:proofErr w:type="gramEnd"/>
-            <w:r>
-              <w:rPr>
-                <w:rFonts w:eastAsia="標楷體" w:cs="新細明體"/>
-                <w:kern w:val="0"/>
-              </w:rPr>
-              <w:t>)</w:t>
+              <w:t>Default: now()</w:t>
             </w:r>
           </w:p>
         </w:tc>
@@ -45668,7 +43873,6 @@
         </w:rPr>
         <w:t xml:space="preserve"> </w:t>
       </w:r>
-      <w:proofErr w:type="spellStart"/>
       <w:r>
         <w:rPr>
           <w:rFonts w:eastAsia="標楷體" w:cs="標楷體" w:hint="eastAsia"/>
@@ -45676,17 +43880,7 @@
           <w:sz w:val="28"/>
           <w:szCs w:val="28"/>
         </w:rPr>
-        <w:t>audit_logs</w:t>
-      </w:r>
-      <w:proofErr w:type="spellEnd"/>
-      <w:r>
-        <w:rPr>
-          <w:rFonts w:eastAsia="標楷體" w:cs="標楷體" w:hint="eastAsia"/>
-          <w:color w:val="000000" w:themeColor="text1"/>
-          <w:sz w:val="28"/>
-          <w:szCs w:val="28"/>
-        </w:rPr>
-        <w:t xml:space="preserve"> (</w:t>
+        <w:t>audit_logs (</w:t>
       </w:r>
       <w:r>
         <w:rPr>
@@ -45982,7 +44176,6 @@
                 <w:color w:val="000000"/>
               </w:rPr>
             </w:pPr>
-            <w:proofErr w:type="spellStart"/>
             <w:r>
               <w:rPr>
                 <w:rFonts w:eastAsia="標楷體" w:hint="eastAsia"/>
@@ -45990,7 +44183,6 @@
               </w:rPr>
               <w:t>user_id</w:t>
             </w:r>
-            <w:proofErr w:type="spellEnd"/>
           </w:p>
         </w:tc>
         <w:tc>
@@ -46006,7 +44198,6 @@
                 <w:kern w:val="0"/>
               </w:rPr>
             </w:pPr>
-            <w:proofErr w:type="spellStart"/>
             <w:r>
               <w:rPr>
                 <w:rFonts w:eastAsia="標楷體" w:cs="新細明體"/>
@@ -46014,7 +44205,6 @@
               </w:rPr>
               <w:t>uuid</w:t>
             </w:r>
-            <w:proofErr w:type="spellEnd"/>
           </w:p>
         </w:tc>
         <w:tc>
@@ -46208,7 +44398,6 @@
                 <w:kern w:val="0"/>
               </w:rPr>
             </w:pPr>
-            <w:proofErr w:type="spellStart"/>
             <w:r>
               <w:rPr>
                 <w:rFonts w:eastAsia="標楷體" w:cs="新細明體"/>
@@ -46216,7 +44405,6 @@
               </w:rPr>
               <w:t>asset_id</w:t>
             </w:r>
-            <w:proofErr w:type="spellEnd"/>
           </w:p>
         </w:tc>
         <w:tc>
@@ -46337,7 +44525,6 @@
                 <w:kern w:val="0"/>
               </w:rPr>
             </w:pPr>
-            <w:proofErr w:type="spellStart"/>
             <w:r>
               <w:rPr>
                 <w:rFonts w:eastAsia="標楷體" w:cs="新細明體"/>
@@ -46345,7 +44532,6 @@
               </w:rPr>
               <w:t>log_time</w:t>
             </w:r>
-            <w:proofErr w:type="spellEnd"/>
           </w:p>
         </w:tc>
         <w:tc>
@@ -46361,7 +44547,6 @@
                 <w:kern w:val="0"/>
               </w:rPr>
             </w:pPr>
-            <w:proofErr w:type="spellStart"/>
             <w:r>
               <w:rPr>
                 <w:rFonts w:eastAsia="標楷體" w:cs="新細明體"/>
@@ -46369,7 +44554,6 @@
               </w:rPr>
               <w:t>timestamptz</w:t>
             </w:r>
-            <w:proofErr w:type="spellEnd"/>
           </w:p>
         </w:tc>
         <w:tc>
@@ -46434,23 +44618,7 @@
                 <w:rFonts w:eastAsia="標楷體" w:cs="新細明體"/>
                 <w:kern w:val="0"/>
               </w:rPr>
-              <w:t xml:space="preserve">Default: </w:t>
-            </w:r>
-            <w:proofErr w:type="gramStart"/>
-            <w:r>
-              <w:rPr>
-                <w:rFonts w:eastAsia="標楷體" w:cs="新細明體"/>
-                <w:kern w:val="0"/>
-              </w:rPr>
-              <w:t>now(</w:t>
-            </w:r>
-            <w:proofErr w:type="gramEnd"/>
-            <w:r>
-              <w:rPr>
-                <w:rFonts w:eastAsia="標楷體" w:cs="新細明體"/>
-                <w:kern w:val="0"/>
-              </w:rPr>
-              <w:t>)</w:t>
+              <w:t>Default: now()</w:t>
             </w:r>
           </w:p>
         </w:tc>
@@ -46468,7 +44636,6 @@
                 <w:kern w:val="0"/>
               </w:rPr>
             </w:pPr>
-            <w:proofErr w:type="spellStart"/>
             <w:r>
               <w:rPr>
                 <w:rFonts w:eastAsia="標楷體" w:cs="新細明體"/>
@@ -46476,7 +44643,6 @@
               </w:rPr>
               <w:t>ip_address</w:t>
             </w:r>
-            <w:proofErr w:type="spellEnd"/>
           </w:p>
         </w:tc>
         <w:tc>
@@ -46491,7 +44657,6 @@
                 <w:kern w:val="0"/>
               </w:rPr>
             </w:pPr>
-            <w:proofErr w:type="spellStart"/>
             <w:r>
               <w:rPr>
                 <w:rFonts w:eastAsia="標楷體" w:cs="新細明體"/>
@@ -46499,7 +44664,6 @@
               </w:rPr>
               <w:t>inet</w:t>
             </w:r>
-            <w:proofErr w:type="spellEnd"/>
           </w:p>
         </w:tc>
         <w:tc>
@@ -46756,9 +44920,8 @@
           <w:sz w:val="28"/>
           <w:szCs w:val="28"/>
         </w:rPr>
-        <w:t xml:space="preserve"> </w:t>
-      </w:r>
-      <w:proofErr w:type="spellStart"/>
+        <w:t xml:space="preserve"> departments.company_id</w:t>
+      </w:r>
       <w:r>
         <w:rPr>
           <w:rFonts w:eastAsia="標楷體" w:cs="標楷體" w:hint="eastAsia"/>
@@ -46766,10 +44929,8 @@
           <w:sz w:val="28"/>
           <w:szCs w:val="28"/>
         </w:rPr>
-        <w:t>departments.company_id</w:t>
-      </w:r>
-      <w:proofErr w:type="spellEnd"/>
-      <w:proofErr w:type="gramStart"/>
+        <w:t>（</w:t>
+      </w:r>
       <w:r>
         <w:rPr>
           <w:rFonts w:eastAsia="標楷體" w:cs="標楷體" w:hint="eastAsia"/>
@@ -46777,9 +44938,8 @@
           <w:sz w:val="28"/>
           <w:szCs w:val="28"/>
         </w:rPr>
-        <w:t>（</w:t>
-      </w:r>
-      <w:proofErr w:type="gramEnd"/>
+        <w:t>1:N</w:t>
+      </w:r>
       <w:r>
         <w:rPr>
           <w:rFonts w:eastAsia="標楷體" w:cs="標楷體" w:hint="eastAsia"/>
@@ -46787,19 +44947,8 @@
           <w:sz w:val="28"/>
           <w:szCs w:val="28"/>
         </w:rPr>
-        <w:t>1:N</w:t>
-      </w:r>
-      <w:proofErr w:type="gramStart"/>
-      <w:r>
-        <w:rPr>
-          <w:rFonts w:eastAsia="標楷體" w:cs="標楷體" w:hint="eastAsia"/>
-          <w:color w:val="000000" w:themeColor="text1"/>
-          <w:sz w:val="28"/>
-          <w:szCs w:val="28"/>
-        </w:rPr>
         <w:t>）</w:t>
       </w:r>
-      <w:proofErr w:type="gramEnd"/>
       <w:r>
         <w:rPr>
           <w:rFonts w:eastAsia="標楷體" w:cs="標楷體" w:hint="eastAsia"/>
@@ -46851,9 +45000,8 @@
           <w:sz w:val="28"/>
           <w:szCs w:val="28"/>
         </w:rPr>
-        <w:t xml:space="preserve"> </w:t>
-      </w:r>
-      <w:proofErr w:type="spellStart"/>
+        <w:t xml:space="preserve"> users.company_id</w:t>
+      </w:r>
       <w:r>
         <w:rPr>
           <w:rFonts w:eastAsia="標楷體" w:cs="標楷體" w:hint="eastAsia"/>
@@ -46861,10 +45009,8 @@
           <w:sz w:val="28"/>
           <w:szCs w:val="28"/>
         </w:rPr>
-        <w:t>users.company_id</w:t>
-      </w:r>
-      <w:proofErr w:type="spellEnd"/>
-      <w:proofErr w:type="gramStart"/>
+        <w:t>（</w:t>
+      </w:r>
       <w:r>
         <w:rPr>
           <w:rFonts w:eastAsia="標楷體" w:cs="標楷體" w:hint="eastAsia"/>
@@ -46872,9 +45018,8 @@
           <w:sz w:val="28"/>
           <w:szCs w:val="28"/>
         </w:rPr>
-        <w:t>（</w:t>
-      </w:r>
-      <w:proofErr w:type="gramEnd"/>
+        <w:t>1:N</w:t>
+      </w:r>
       <w:r>
         <w:rPr>
           <w:rFonts w:eastAsia="標楷體" w:cs="標楷體" w:hint="eastAsia"/>
@@ -46882,19 +45027,8 @@
           <w:sz w:val="28"/>
           <w:szCs w:val="28"/>
         </w:rPr>
-        <w:t>1:N</w:t>
-      </w:r>
-      <w:proofErr w:type="gramStart"/>
-      <w:r>
-        <w:rPr>
-          <w:rFonts w:eastAsia="標楷體" w:cs="標楷體" w:hint="eastAsia"/>
-          <w:color w:val="000000" w:themeColor="text1"/>
-          <w:sz w:val="28"/>
-          <w:szCs w:val="28"/>
-        </w:rPr>
         <w:t>）</w:t>
       </w:r>
-      <w:proofErr w:type="gramEnd"/>
       <w:r>
         <w:rPr>
           <w:rFonts w:eastAsia="標楷體" w:cs="標楷體" w:hint="eastAsia"/>
@@ -46946,9 +45080,8 @@
           <w:sz w:val="28"/>
           <w:szCs w:val="28"/>
         </w:rPr>
-        <w:t xml:space="preserve"> </w:t>
-      </w:r>
-      <w:proofErr w:type="spellStart"/>
+        <w:t xml:space="preserve"> users.role_id</w:t>
+      </w:r>
       <w:r>
         <w:rPr>
           <w:rFonts w:eastAsia="標楷體" w:cs="標楷體" w:hint="eastAsia"/>
@@ -46956,10 +45089,8 @@
           <w:sz w:val="28"/>
           <w:szCs w:val="28"/>
         </w:rPr>
-        <w:t>users.role_id</w:t>
-      </w:r>
-      <w:proofErr w:type="spellEnd"/>
-      <w:proofErr w:type="gramStart"/>
+        <w:t>（</w:t>
+      </w:r>
       <w:r>
         <w:rPr>
           <w:rFonts w:eastAsia="標楷體" w:cs="標楷體" w:hint="eastAsia"/>
@@ -46967,9 +45098,8 @@
           <w:sz w:val="28"/>
           <w:szCs w:val="28"/>
         </w:rPr>
-        <w:t>（</w:t>
-      </w:r>
-      <w:proofErr w:type="gramEnd"/>
+        <w:t>1:N</w:t>
+      </w:r>
       <w:r>
         <w:rPr>
           <w:rFonts w:eastAsia="標楷體" w:cs="標楷體" w:hint="eastAsia"/>
@@ -46977,19 +45107,8 @@
           <w:sz w:val="28"/>
           <w:szCs w:val="28"/>
         </w:rPr>
-        <w:t>1:N</w:t>
-      </w:r>
-      <w:proofErr w:type="gramStart"/>
-      <w:r>
-        <w:rPr>
-          <w:rFonts w:eastAsia="標楷體" w:cs="標楷體" w:hint="eastAsia"/>
-          <w:color w:val="000000" w:themeColor="text1"/>
-          <w:sz w:val="28"/>
-          <w:szCs w:val="28"/>
-        </w:rPr>
         <w:t>）</w:t>
       </w:r>
-      <w:proofErr w:type="gramEnd"/>
       <w:r>
         <w:rPr>
           <w:rFonts w:eastAsia="標楷體" w:cs="標楷體" w:hint="eastAsia"/>
@@ -47062,9 +45181,8 @@
           <w:sz w:val="28"/>
           <w:szCs w:val="28"/>
         </w:rPr>
-        <w:t xml:space="preserve"> </w:t>
-      </w:r>
-      <w:proofErr w:type="spellStart"/>
+        <w:t xml:space="preserve"> assets.company_id</w:t>
+      </w:r>
       <w:r>
         <w:rPr>
           <w:rFonts w:eastAsia="標楷體" w:cs="標楷體" w:hint="eastAsia"/>
@@ -47072,10 +45190,8 @@
           <w:sz w:val="28"/>
           <w:szCs w:val="28"/>
         </w:rPr>
-        <w:t>assets.company_id</w:t>
-      </w:r>
-      <w:proofErr w:type="spellEnd"/>
-      <w:proofErr w:type="gramStart"/>
+        <w:t>（</w:t>
+      </w:r>
       <w:r>
         <w:rPr>
           <w:rFonts w:eastAsia="標楷體" w:cs="標楷體" w:hint="eastAsia"/>
@@ -47083,9 +45199,8 @@
           <w:sz w:val="28"/>
           <w:szCs w:val="28"/>
         </w:rPr>
-        <w:t>（</w:t>
-      </w:r>
-      <w:proofErr w:type="gramEnd"/>
+        <w:t>1:N</w:t>
+      </w:r>
       <w:r>
         <w:rPr>
           <w:rFonts w:eastAsia="標楷體" w:cs="標楷體" w:hint="eastAsia"/>
@@ -47093,19 +45208,8 @@
           <w:sz w:val="28"/>
           <w:szCs w:val="28"/>
         </w:rPr>
-        <w:t>1:N</w:t>
-      </w:r>
-      <w:proofErr w:type="gramStart"/>
-      <w:r>
-        <w:rPr>
-          <w:rFonts w:eastAsia="標楷體" w:cs="標楷體" w:hint="eastAsia"/>
-          <w:color w:val="000000" w:themeColor="text1"/>
-          <w:sz w:val="28"/>
-          <w:szCs w:val="28"/>
-        </w:rPr>
         <w:t>）</w:t>
       </w:r>
-      <w:proofErr w:type="gramEnd"/>
       <w:r>
         <w:rPr>
           <w:rFonts w:eastAsia="標楷體" w:cs="標楷體" w:hint="eastAsia"/>
@@ -47157,9 +45261,8 @@
           <w:sz w:val="28"/>
           <w:szCs w:val="28"/>
         </w:rPr>
-        <w:t xml:space="preserve"> </w:t>
-      </w:r>
-      <w:proofErr w:type="spellStart"/>
+        <w:t xml:space="preserve"> assets.department_id</w:t>
+      </w:r>
       <w:r>
         <w:rPr>
           <w:rFonts w:eastAsia="標楷體" w:cs="標楷體" w:hint="eastAsia"/>
@@ -47167,10 +45270,8 @@
           <w:sz w:val="28"/>
           <w:szCs w:val="28"/>
         </w:rPr>
-        <w:t>assets.department_id</w:t>
-      </w:r>
-      <w:proofErr w:type="spellEnd"/>
-      <w:proofErr w:type="gramStart"/>
+        <w:t>（</w:t>
+      </w:r>
       <w:r>
         <w:rPr>
           <w:rFonts w:eastAsia="標楷體" w:cs="標楷體" w:hint="eastAsia"/>
@@ -47178,9 +45279,8 @@
           <w:sz w:val="28"/>
           <w:szCs w:val="28"/>
         </w:rPr>
-        <w:t>（</w:t>
-      </w:r>
-      <w:proofErr w:type="gramEnd"/>
+        <w:t>1:N</w:t>
+      </w:r>
       <w:r>
         <w:rPr>
           <w:rFonts w:eastAsia="標楷體" w:cs="標楷體" w:hint="eastAsia"/>
@@ -47188,19 +45288,8 @@
           <w:sz w:val="28"/>
           <w:szCs w:val="28"/>
         </w:rPr>
-        <w:t>1:N</w:t>
-      </w:r>
-      <w:proofErr w:type="gramStart"/>
-      <w:r>
-        <w:rPr>
-          <w:rFonts w:eastAsia="標楷體" w:cs="標楷體" w:hint="eastAsia"/>
-          <w:color w:val="000000" w:themeColor="text1"/>
-          <w:sz w:val="28"/>
-          <w:szCs w:val="28"/>
-        </w:rPr>
         <w:t>）</w:t>
       </w:r>
-      <w:proofErr w:type="gramEnd"/>
       <w:r>
         <w:rPr>
           <w:rFonts w:eastAsia="標楷體" w:cs="標楷體" w:hint="eastAsia"/>
@@ -47273,9 +45362,8 @@
           <w:sz w:val="28"/>
           <w:szCs w:val="28"/>
         </w:rPr>
-        <w:t xml:space="preserve"> </w:t>
-      </w:r>
-      <w:proofErr w:type="spellStart"/>
+        <w:t xml:space="preserve"> risk_assessments.uploaded_by</w:t>
+      </w:r>
       <w:r>
         <w:rPr>
           <w:rFonts w:eastAsia="標楷體" w:cs="標楷體" w:hint="eastAsia"/>
@@ -47283,10 +45371,8 @@
           <w:sz w:val="28"/>
           <w:szCs w:val="28"/>
         </w:rPr>
-        <w:t>risk_assessments.uploaded_by</w:t>
-      </w:r>
-      <w:proofErr w:type="spellEnd"/>
-      <w:proofErr w:type="gramStart"/>
+        <w:t>（</w:t>
+      </w:r>
       <w:r>
         <w:rPr>
           <w:rFonts w:eastAsia="標楷體" w:cs="標楷體" w:hint="eastAsia"/>
@@ -47294,9 +45380,8 @@
           <w:sz w:val="28"/>
           <w:szCs w:val="28"/>
         </w:rPr>
-        <w:t>（</w:t>
-      </w:r>
-      <w:proofErr w:type="gramEnd"/>
+        <w:t>1:N</w:t>
+      </w:r>
       <w:r>
         <w:rPr>
           <w:rFonts w:eastAsia="標楷體" w:cs="標楷體" w:hint="eastAsia"/>
@@ -47304,19 +45389,8 @@
           <w:sz w:val="28"/>
           <w:szCs w:val="28"/>
         </w:rPr>
-        <w:t>1:N</w:t>
-      </w:r>
-      <w:proofErr w:type="gramStart"/>
-      <w:r>
-        <w:rPr>
-          <w:rFonts w:eastAsia="標楷體" w:cs="標楷體" w:hint="eastAsia"/>
-          <w:color w:val="000000" w:themeColor="text1"/>
-          <w:sz w:val="28"/>
-          <w:szCs w:val="28"/>
-        </w:rPr>
         <w:t>）</w:t>
       </w:r>
-      <w:proofErr w:type="gramEnd"/>
       <w:r>
         <w:rPr>
           <w:rFonts w:eastAsia="標楷體" w:cs="標楷體" w:hint="eastAsia"/>
@@ -47368,9 +45442,8 @@
           <w:sz w:val="28"/>
           <w:szCs w:val="28"/>
         </w:rPr>
-        <w:t xml:space="preserve"> </w:t>
-      </w:r>
-      <w:proofErr w:type="spellStart"/>
+        <w:t xml:space="preserve"> risk_assessments.asset_id</w:t>
+      </w:r>
       <w:r>
         <w:rPr>
           <w:rFonts w:eastAsia="標楷體" w:cs="標楷體" w:hint="eastAsia"/>
@@ -47378,10 +45451,8 @@
           <w:sz w:val="28"/>
           <w:szCs w:val="28"/>
         </w:rPr>
-        <w:t>risk_assessments.asset_id</w:t>
-      </w:r>
-      <w:proofErr w:type="spellEnd"/>
-      <w:proofErr w:type="gramStart"/>
+        <w:t>（</w:t>
+      </w:r>
       <w:r>
         <w:rPr>
           <w:rFonts w:eastAsia="標楷體" w:cs="標楷體" w:hint="eastAsia"/>
@@ -47389,9 +45460,8 @@
           <w:sz w:val="28"/>
           <w:szCs w:val="28"/>
         </w:rPr>
-        <w:t>（</w:t>
-      </w:r>
-      <w:proofErr w:type="gramEnd"/>
+        <w:t>1:N</w:t>
+      </w:r>
       <w:r>
         <w:rPr>
           <w:rFonts w:eastAsia="標楷體" w:cs="標楷體" w:hint="eastAsia"/>
@@ -47399,19 +45469,8 @@
           <w:sz w:val="28"/>
           <w:szCs w:val="28"/>
         </w:rPr>
-        <w:t>1:N</w:t>
-      </w:r>
-      <w:proofErr w:type="gramStart"/>
-      <w:r>
-        <w:rPr>
-          <w:rFonts w:eastAsia="標楷體" w:cs="標楷體" w:hint="eastAsia"/>
-          <w:color w:val="000000" w:themeColor="text1"/>
-          <w:sz w:val="28"/>
-          <w:szCs w:val="28"/>
-        </w:rPr>
         <w:t>）</w:t>
       </w:r>
-      <w:proofErr w:type="gramEnd"/>
       <w:r>
         <w:rPr>
           <w:rFonts w:eastAsia="標楷體" w:cs="標楷體" w:hint="eastAsia"/>
@@ -47463,9 +45522,8 @@
           <w:sz w:val="28"/>
           <w:szCs w:val="28"/>
         </w:rPr>
-        <w:t xml:space="preserve"> </w:t>
-      </w:r>
-      <w:proofErr w:type="spellStart"/>
+        <w:t xml:space="preserve"> risk_assessments.vulnerability_id</w:t>
+      </w:r>
       <w:r>
         <w:rPr>
           <w:rFonts w:eastAsia="標楷體" w:cs="標楷體" w:hint="eastAsia"/>
@@ -47473,10 +45531,8 @@
           <w:sz w:val="28"/>
           <w:szCs w:val="28"/>
         </w:rPr>
-        <w:t>risk_assessments.vulnerability_id</w:t>
-      </w:r>
-      <w:proofErr w:type="spellEnd"/>
-      <w:proofErr w:type="gramStart"/>
+        <w:t>（</w:t>
+      </w:r>
       <w:r>
         <w:rPr>
           <w:rFonts w:eastAsia="標楷體" w:cs="標楷體" w:hint="eastAsia"/>
@@ -47484,9 +45540,8 @@
           <w:sz w:val="28"/>
           <w:szCs w:val="28"/>
         </w:rPr>
-        <w:t>（</w:t>
-      </w:r>
-      <w:proofErr w:type="gramEnd"/>
+        <w:t>1:N</w:t>
+      </w:r>
       <w:r>
         <w:rPr>
           <w:rFonts w:eastAsia="標楷體" w:cs="標楷體" w:hint="eastAsia"/>
@@ -47494,19 +45549,8 @@
           <w:sz w:val="28"/>
           <w:szCs w:val="28"/>
         </w:rPr>
-        <w:t>1:N</w:t>
-      </w:r>
-      <w:proofErr w:type="gramStart"/>
-      <w:r>
-        <w:rPr>
-          <w:rFonts w:eastAsia="標楷體" w:cs="標楷體" w:hint="eastAsia"/>
-          <w:color w:val="000000" w:themeColor="text1"/>
-          <w:sz w:val="28"/>
-          <w:szCs w:val="28"/>
-        </w:rPr>
         <w:t>）</w:t>
       </w:r>
-      <w:proofErr w:type="gramEnd"/>
       <w:r>
         <w:rPr>
           <w:rFonts w:eastAsia="標楷體" w:cs="標楷體" w:hint="eastAsia"/>
@@ -47579,9 +45623,8 @@
           <w:sz w:val="28"/>
           <w:szCs w:val="28"/>
         </w:rPr>
-        <w:t xml:space="preserve"> </w:t>
-      </w:r>
-      <w:proofErr w:type="spellStart"/>
+        <w:t xml:space="preserve"> audit_logs.user_id</w:t>
+      </w:r>
       <w:r>
         <w:rPr>
           <w:rFonts w:eastAsia="標楷體" w:cs="標楷體" w:hint="eastAsia"/>
@@ -47589,10 +45632,8 @@
           <w:sz w:val="28"/>
           <w:szCs w:val="28"/>
         </w:rPr>
-        <w:t>audit_logs.user_id</w:t>
-      </w:r>
-      <w:proofErr w:type="spellEnd"/>
-      <w:proofErr w:type="gramStart"/>
+        <w:t>（</w:t>
+      </w:r>
       <w:r>
         <w:rPr>
           <w:rFonts w:eastAsia="標楷體" w:cs="標楷體" w:hint="eastAsia"/>
@@ -47600,9 +45641,8 @@
           <w:sz w:val="28"/>
           <w:szCs w:val="28"/>
         </w:rPr>
-        <w:t>（</w:t>
-      </w:r>
-      <w:proofErr w:type="gramEnd"/>
+        <w:t>1:N</w:t>
+      </w:r>
       <w:r>
         <w:rPr>
           <w:rFonts w:eastAsia="標楷體" w:cs="標楷體" w:hint="eastAsia"/>
@@ -47610,19 +45650,8 @@
           <w:sz w:val="28"/>
           <w:szCs w:val="28"/>
         </w:rPr>
-        <w:t>1:N</w:t>
-      </w:r>
-      <w:proofErr w:type="gramStart"/>
-      <w:r>
-        <w:rPr>
-          <w:rFonts w:eastAsia="標楷體" w:cs="標楷體" w:hint="eastAsia"/>
-          <w:color w:val="000000" w:themeColor="text1"/>
-          <w:sz w:val="28"/>
-          <w:szCs w:val="28"/>
-        </w:rPr>
         <w:t>）</w:t>
       </w:r>
-      <w:proofErr w:type="gramEnd"/>
       <w:r>
         <w:rPr>
           <w:rFonts w:eastAsia="標楷體" w:cs="標楷體" w:hint="eastAsia"/>
@@ -47675,9 +45704,8 @@
           <w:sz w:val="28"/>
           <w:szCs w:val="28"/>
         </w:rPr>
-        <w:t xml:space="preserve"> </w:t>
-      </w:r>
-      <w:proofErr w:type="spellStart"/>
+        <w:t xml:space="preserve"> audit_logs.asset_id</w:t>
+      </w:r>
       <w:r>
         <w:rPr>
           <w:rFonts w:eastAsia="標楷體" w:cs="標楷體" w:hint="eastAsia"/>
@@ -47685,10 +45713,8 @@
           <w:sz w:val="28"/>
           <w:szCs w:val="28"/>
         </w:rPr>
-        <w:t>audit_logs.asset_id</w:t>
-      </w:r>
-      <w:proofErr w:type="spellEnd"/>
-      <w:proofErr w:type="gramStart"/>
+        <w:t>（</w:t>
+      </w:r>
       <w:r>
         <w:rPr>
           <w:rFonts w:eastAsia="標楷體" w:cs="標楷體" w:hint="eastAsia"/>
@@ -47696,9 +45722,8 @@
           <w:sz w:val="28"/>
           <w:szCs w:val="28"/>
         </w:rPr>
-        <w:t>（</w:t>
-      </w:r>
-      <w:proofErr w:type="gramEnd"/>
+        <w:t>1:N</w:t>
+      </w:r>
       <w:r>
         <w:rPr>
           <w:rFonts w:eastAsia="標楷體" w:cs="標楷體" w:hint="eastAsia"/>
@@ -47706,19 +45731,8 @@
           <w:sz w:val="28"/>
           <w:szCs w:val="28"/>
         </w:rPr>
-        <w:t>1:N</w:t>
-      </w:r>
-      <w:proofErr w:type="gramStart"/>
-      <w:r>
-        <w:rPr>
-          <w:rFonts w:eastAsia="標楷體" w:cs="標楷體" w:hint="eastAsia"/>
-          <w:color w:val="000000" w:themeColor="text1"/>
-          <w:sz w:val="28"/>
-          <w:szCs w:val="28"/>
-        </w:rPr>
         <w:t>）</w:t>
       </w:r>
-      <w:proofErr w:type="gramEnd"/>
       <w:r>
         <w:rPr>
           <w:rFonts w:eastAsia="標楷體" w:cs="標楷體" w:hint="eastAsia"/>
@@ -47749,9 +45763,8 @@
           <w:sz w:val="28"/>
           <w:szCs w:val="28"/>
         </w:rPr>
-        <w:t>本本專題旨在建置一套基於資產導向</w:t>
-      </w:r>
-      <w:proofErr w:type="gramStart"/>
+        <w:t>本本專題旨在建置一套基於資產導向之資安風險管理系統，透過</w:t>
+      </w:r>
       <w:r>
         <w:rPr>
           <w:rFonts w:eastAsia="標楷體" w:cs="標楷體" w:hint="eastAsia"/>
@@ -47759,9 +45772,8 @@
           <w:sz w:val="28"/>
           <w:szCs w:val="28"/>
         </w:rPr>
-        <w:t>之資安風險</w:t>
-      </w:r>
-      <w:proofErr w:type="gramEnd"/>
+        <w:t xml:space="preserve"> Supabase </w:t>
+      </w:r>
       <w:r>
         <w:rPr>
           <w:rFonts w:eastAsia="標楷體" w:cs="標楷體" w:hint="eastAsia"/>
@@ -47769,7 +45781,7 @@
           <w:sz w:val="28"/>
           <w:szCs w:val="28"/>
         </w:rPr>
-        <w:t>管理系統，透過</w:t>
+        <w:t>建立關聯式資料庫架構，整合資產管理、弱點資訊與風險評估流程，以提升組織對資訊資產之可視性與風險掌握能力。系統以</w:t>
       </w:r>
       <w:r>
         <w:rPr>
@@ -47778,9 +45790,8 @@
           <w:sz w:val="28"/>
           <w:szCs w:val="28"/>
         </w:rPr>
-        <w:t xml:space="preserve"> </w:t>
-      </w:r>
-      <w:proofErr w:type="spellStart"/>
+        <w:t xml:space="preserve"> assets </w:t>
+      </w:r>
       <w:r>
         <w:rPr>
           <w:rFonts w:eastAsia="標楷體" w:cs="標楷體" w:hint="eastAsia"/>
@@ -47788,9 +45799,8 @@
           <w:sz w:val="28"/>
           <w:szCs w:val="28"/>
         </w:rPr>
-        <w:t>Supabase</w:t>
-      </w:r>
-      <w:proofErr w:type="spellEnd"/>
+        <w:t>作為核心資料表，串聯</w:t>
+      </w:r>
       <w:r>
         <w:rPr>
           <w:rFonts w:eastAsia="標楷體" w:cs="標楷體" w:hint="eastAsia"/>
@@ -47798,7 +45808,7 @@
           <w:sz w:val="28"/>
           <w:szCs w:val="28"/>
         </w:rPr>
-        <w:t xml:space="preserve"> </w:t>
+        <w:t xml:space="preserve"> vulnerabilities </w:t>
       </w:r>
       <w:r>
         <w:rPr>
@@ -47807,9 +45817,8 @@
           <w:sz w:val="28"/>
           <w:szCs w:val="28"/>
         </w:rPr>
-        <w:t>建立關聯式資料庫架構，整合資產管理、弱點資訊與風險評估流程，以提升組織對資訊資產之</w:t>
-      </w:r>
-      <w:proofErr w:type="gramStart"/>
+        <w:t>與</w:t>
+      </w:r>
       <w:r>
         <w:rPr>
           <w:rFonts w:eastAsia="標楷體" w:cs="標楷體" w:hint="eastAsia"/>
@@ -47817,74 +45826,8 @@
           <w:sz w:val="28"/>
           <w:szCs w:val="28"/>
         </w:rPr>
-        <w:t>可視性與</w:t>
-      </w:r>
-      <w:proofErr w:type="gramEnd"/>
-      <w:r>
-        <w:rPr>
-          <w:rFonts w:eastAsia="標楷體" w:cs="標楷體" w:hint="eastAsia"/>
-          <w:color w:val="000000" w:themeColor="text1"/>
-          <w:sz w:val="28"/>
-          <w:szCs w:val="28"/>
-        </w:rPr>
-        <w:t>風險掌握能力。系統以</w:t>
-      </w:r>
-      <w:r>
-        <w:rPr>
-          <w:rFonts w:eastAsia="標楷體" w:cs="標楷體" w:hint="eastAsia"/>
-          <w:color w:val="000000" w:themeColor="text1"/>
-          <w:sz w:val="28"/>
-          <w:szCs w:val="28"/>
-        </w:rPr>
-        <w:t xml:space="preserve"> assets </w:t>
-      </w:r>
-      <w:r>
-        <w:rPr>
-          <w:rFonts w:eastAsia="標楷體" w:cs="標楷體" w:hint="eastAsia"/>
-          <w:color w:val="000000" w:themeColor="text1"/>
-          <w:sz w:val="28"/>
-          <w:szCs w:val="28"/>
-        </w:rPr>
-        <w:t>作為核心資料表，串聯</w:t>
-      </w:r>
-      <w:r>
-        <w:rPr>
-          <w:rFonts w:eastAsia="標楷體" w:cs="標楷體" w:hint="eastAsia"/>
-          <w:color w:val="000000" w:themeColor="text1"/>
-          <w:sz w:val="28"/>
-          <w:szCs w:val="28"/>
-        </w:rPr>
-        <w:t xml:space="preserve"> vulnerabilities </w:t>
-      </w:r>
-      <w:r>
-        <w:rPr>
-          <w:rFonts w:eastAsia="標楷體" w:cs="標楷體" w:hint="eastAsia"/>
-          <w:color w:val="000000" w:themeColor="text1"/>
-          <w:sz w:val="28"/>
-          <w:szCs w:val="28"/>
-        </w:rPr>
-        <w:t>與</w:t>
-      </w:r>
-      <w:r>
-        <w:rPr>
-          <w:rFonts w:eastAsia="標楷體" w:cs="標楷體" w:hint="eastAsia"/>
-          <w:color w:val="000000" w:themeColor="text1"/>
-          <w:sz w:val="28"/>
-          <w:szCs w:val="28"/>
-        </w:rPr>
-        <w:t xml:space="preserve"> </w:t>
-      </w:r>
-      <w:proofErr w:type="spellStart"/>
-      <w:r>
-        <w:rPr>
-          <w:rFonts w:eastAsia="標楷體" w:cs="標楷體" w:hint="eastAsia"/>
-          <w:color w:val="000000" w:themeColor="text1"/>
-          <w:sz w:val="28"/>
-          <w:szCs w:val="28"/>
-        </w:rPr>
-        <w:t>risk_assessments</w:t>
-      </w:r>
-      <w:proofErr w:type="spellEnd"/>
+        <w:t xml:space="preserve"> risk_assessments</w:t>
+      </w:r>
       <w:r>
         <w:rPr>
           <w:rFonts w:eastAsia="標楷體" w:cs="標楷體" w:hint="eastAsia"/>
@@ -47908,7 +45851,6 @@
           <w:szCs w:val="28"/>
         </w:rPr>
       </w:pPr>
-      <w:proofErr w:type="gramStart"/>
       <w:r>
         <w:rPr>
           <w:rFonts w:eastAsia="標楷體" w:cs="標楷體" w:hint="eastAsia"/>
@@ -47916,9 +45858,8 @@
           <w:sz w:val="28"/>
           <w:szCs w:val="28"/>
         </w:rPr>
-        <w:t>此外，</w:t>
-      </w:r>
-      <w:proofErr w:type="gramEnd"/>
+        <w:t>此外，系統透過</w:t>
+      </w:r>
       <w:r>
         <w:rPr>
           <w:rFonts w:eastAsia="標楷體" w:cs="標楷體" w:hint="eastAsia"/>
@@ -47926,7 +45867,7 @@
           <w:sz w:val="28"/>
           <w:szCs w:val="28"/>
         </w:rPr>
-        <w:t>系統透過</w:t>
+        <w:t xml:space="preserve"> users </w:t>
       </w:r>
       <w:r>
         <w:rPr>
@@ -47935,7 +45876,7 @@
           <w:sz w:val="28"/>
           <w:szCs w:val="28"/>
         </w:rPr>
-        <w:t xml:space="preserve"> users </w:t>
+        <w:t>表實現使用者身分識別與基本權限控管機制，確保資料存取之安全性與一致性；</w:t>
       </w:r>
       <w:r>
         <w:rPr>
@@ -47944,9 +45885,8 @@
           <w:sz w:val="28"/>
           <w:szCs w:val="28"/>
         </w:rPr>
-        <w:t>表實現使用者身分識別與基本權限控管機制，確保資料存取之安全性與一致性；</w:t>
-      </w:r>
-      <w:proofErr w:type="spellStart"/>
+        <w:t xml:space="preserve">audit_logs </w:t>
+      </w:r>
       <w:r>
         <w:rPr>
           <w:rFonts w:eastAsia="標楷體" w:cs="標楷體" w:hint="eastAsia"/>
@@ -47954,46 +45894,7 @@
           <w:sz w:val="28"/>
           <w:szCs w:val="28"/>
         </w:rPr>
-        <w:t>audit_logs</w:t>
-      </w:r>
-      <w:proofErr w:type="spellEnd"/>
-      <w:r>
-        <w:rPr>
-          <w:rFonts w:eastAsia="標楷體" w:cs="標楷體" w:hint="eastAsia"/>
-          <w:color w:val="000000" w:themeColor="text1"/>
-          <w:sz w:val="28"/>
-          <w:szCs w:val="28"/>
-        </w:rPr>
-        <w:t xml:space="preserve"> </w:t>
-      </w:r>
-      <w:r>
-        <w:rPr>
-          <w:rFonts w:eastAsia="標楷體" w:cs="標楷體" w:hint="eastAsia"/>
-          <w:color w:val="000000" w:themeColor="text1"/>
-          <w:sz w:val="28"/>
-          <w:szCs w:val="28"/>
-        </w:rPr>
-        <w:t>則負責記錄所有關鍵操作行為，提供完整的稽核追蹤能力，以支援後續的安全審查與管理需求。整體資料庫設計遵循關聯式資料庫正規化原則，所有</w:t>
-      </w:r>
-      <w:proofErr w:type="gramStart"/>
-      <w:r>
-        <w:rPr>
-          <w:rFonts w:eastAsia="標楷體" w:cs="標楷體" w:hint="eastAsia"/>
-          <w:color w:val="000000" w:themeColor="text1"/>
-          <w:sz w:val="28"/>
-          <w:szCs w:val="28"/>
-        </w:rPr>
-        <w:t>外鍵皆</w:t>
-      </w:r>
-      <w:proofErr w:type="gramEnd"/>
-      <w:r>
-        <w:rPr>
-          <w:rFonts w:eastAsia="標楷體" w:cs="標楷體" w:hint="eastAsia"/>
-          <w:color w:val="000000" w:themeColor="text1"/>
-          <w:sz w:val="28"/>
-          <w:szCs w:val="28"/>
-        </w:rPr>
-        <w:t>指向主鍵（</w:t>
+        <w:t>則負責記錄所有關鍵操作行為，提供完整的稽核追蹤能力，以支援後續的安全審查與管理需求。整體資料庫設計遵循關聯式資料庫正規化原則，所有外鍵皆指向主鍵（</w:t>
       </w:r>
       <w:r>
         <w:rPr>
@@ -49006,18 +46907,8 @@
           <w:sz w:val="28"/>
           <w:szCs w:val="22"/>
         </w:rPr>
-        <w:t>認證流程導</w:t>
-      </w:r>
-      <w:proofErr w:type="gramStart"/>
-      <w:r>
-        <w:rPr>
-          <w:rFonts w:eastAsia="標楷體"/>
-          <w:sz w:val="28"/>
-          <w:szCs w:val="22"/>
-        </w:rPr>
-        <w:t>覽</w:t>
-      </w:r>
-      <w:proofErr w:type="gramEnd"/>
+        <w:t>認證流程導覽</w:t>
+      </w:r>
     </w:p>
     <w:p>
       <w:pPr>
@@ -49228,25 +47119,7 @@
           <w:sz w:val="28"/>
           <w:szCs w:val="22"/>
         </w:rPr>
-        <w:t>檢索增強生成與微調大語言模型</w:t>
-      </w:r>
-      <w:proofErr w:type="gramStart"/>
-      <w:r>
-        <w:rPr>
-          <w:rFonts w:eastAsia="標楷體"/>
-          <w:sz w:val="28"/>
-          <w:szCs w:val="22"/>
-        </w:rPr>
-        <w:t>於資安管理</w:t>
-      </w:r>
-      <w:proofErr w:type="gramEnd"/>
-      <w:r>
-        <w:rPr>
-          <w:rFonts w:eastAsia="標楷體"/>
-          <w:sz w:val="28"/>
-          <w:szCs w:val="22"/>
-        </w:rPr>
-        <w:t>應用之研究</w:t>
+        <w:t>檢索增強生成與微調大語言模型於資安管理應用之研究</w:t>
       </w:r>
       <w:r>
         <w:rPr>

--- a/文件/系統手冊.docx
+++ b/文件/系統手冊.docx
@@ -16,7 +16,23 @@
           <w:rFonts w:eastAsia="標楷體" w:hint="eastAsia"/>
           <w:sz w:val="72"/>
         </w:rPr>
-        <w:t>國立臺北商業大學</w:t>
+        <w:t>國立</w:t>
+      </w:r>
+      <w:proofErr w:type="gramStart"/>
+      <w:r>
+        <w:rPr>
+          <w:rFonts w:eastAsia="標楷體" w:hint="eastAsia"/>
+          <w:sz w:val="72"/>
+        </w:rPr>
+        <w:t>臺</w:t>
+      </w:r>
+      <w:proofErr w:type="gramEnd"/>
+      <w:r>
+        <w:rPr>
+          <w:rFonts w:eastAsia="標楷體" w:hint="eastAsia"/>
+          <w:sz w:val="72"/>
+        </w:rPr>
+        <w:t>北商業大學</w:t>
       </w:r>
     </w:p>
     <w:p>
@@ -114,6 +130,7 @@
         </w:rPr>
         <w:t>115</w:t>
       </w:r>
+      <w:proofErr w:type="gramStart"/>
       <w:r>
         <w:rPr>
           <w:rFonts w:eastAsia="標楷體" w:cs="Arial"/>
@@ -121,6 +138,7 @@
         </w:rPr>
         <w:t>’</w:t>
       </w:r>
+      <w:proofErr w:type="gramEnd"/>
       <w:r>
         <w:rPr>
           <w:rFonts w:eastAsia="標楷體" w:hint="eastAsia"/>
@@ -385,6 +403,7 @@
         </w:rPr>
         <w:t>目：</w:t>
       </w:r>
+      <w:proofErr w:type="spellStart"/>
       <w:r>
         <w:rPr>
           <w:rFonts w:eastAsia="標楷體" w:hint="eastAsia"/>
@@ -394,6 +413,7 @@
         </w:rPr>
         <w:t>RiskGenie</w:t>
       </w:r>
+      <w:proofErr w:type="spellEnd"/>
       <w:r>
         <w:rPr>
           <w:rFonts w:eastAsia="標楷體" w:hint="eastAsia"/>
@@ -483,8 +503,19 @@
           <w:bCs/>
           <w:sz w:val="40"/>
         </w:rPr>
-        <w:t>顏珮倪</w:t>
-      </w:r>
+        <w:t>顏</w:t>
+      </w:r>
+      <w:proofErr w:type="gramStart"/>
+      <w:r>
+        <w:rPr>
+          <w:rFonts w:eastAsia="標楷體" w:hint="eastAsia"/>
+          <w:b/>
+          <w:bCs/>
+          <w:sz w:val="40"/>
+        </w:rPr>
+        <w:t>珮倪</w:t>
+      </w:r>
+      <w:proofErr w:type="gramEnd"/>
     </w:p>
     <w:p>
       <w:pPr>
@@ -542,8 +573,9 @@
           <w:bCs/>
           <w:sz w:val="40"/>
         </w:rPr>
-        <w:t>林紀媗</w:t>
-      </w:r>
+        <w:t>林紀</w:t>
+      </w:r>
+      <w:proofErr w:type="gramStart"/>
       <w:r>
         <w:rPr>
           <w:rFonts w:eastAsia="標楷體" w:hint="eastAsia"/>
@@ -551,8 +583,9 @@
           <w:bCs/>
           <w:sz w:val="40"/>
         </w:rPr>
-        <w:t xml:space="preserve"> 11436010</w:t>
-      </w:r>
+        <w:t>媗</w:t>
+      </w:r>
+      <w:proofErr w:type="gramEnd"/>
       <w:r>
         <w:rPr>
           <w:rFonts w:eastAsia="標楷體" w:hint="eastAsia"/>
@@ -560,8 +593,28 @@
           <w:bCs/>
           <w:sz w:val="40"/>
         </w:rPr>
-        <w:t>李昕縈</w:t>
-      </w:r>
+        <w:t xml:space="preserve"> 11436010</w:t>
+      </w:r>
+      <w:r>
+        <w:rPr>
+          <w:rFonts w:eastAsia="標楷體" w:hint="eastAsia"/>
+          <w:b/>
+          <w:bCs/>
+          <w:sz w:val="40"/>
+        </w:rPr>
+        <w:t>李昕</w:t>
+      </w:r>
+      <w:proofErr w:type="gramStart"/>
+      <w:r>
+        <w:rPr>
+          <w:rFonts w:eastAsia="標楷體" w:hint="eastAsia"/>
+          <w:b/>
+          <w:bCs/>
+          <w:sz w:val="40"/>
+        </w:rPr>
+        <w:t>縈</w:t>
+      </w:r>
+      <w:proofErr w:type="gramEnd"/>
     </w:p>
     <w:p>
       <w:pPr>
@@ -592,8 +645,19 @@
           <w:bCs/>
           <w:sz w:val="40"/>
         </w:rPr>
-        <w:t>黃翊甄</w:t>
-      </w:r>
+        <w:t>黃翊</w:t>
+      </w:r>
+      <w:proofErr w:type="gramStart"/>
+      <w:r>
+        <w:rPr>
+          <w:rFonts w:eastAsia="標楷體" w:hint="eastAsia"/>
+          <w:b/>
+          <w:bCs/>
+          <w:sz w:val="40"/>
+        </w:rPr>
+        <w:t>甄</w:t>
+      </w:r>
+      <w:proofErr w:type="gramEnd"/>
       <w:r>
         <w:rPr>
           <w:rFonts w:eastAsia="標楷體" w:hint="eastAsia"/>
@@ -7869,7 +7933,43 @@
           <w:sz w:val="28"/>
           <w:szCs w:val="28"/>
         </w:rPr>
-        <w:t>隨著全球數位化與雲端服務的普及，資訊安全已成為組織營運不可或缺的一部分。為建立具備國際公信力的資安防護體系，許多組織選擇導入</w:t>
+        <w:t>隨著全球數位化與雲端服務的</w:t>
+      </w:r>
+      <w:proofErr w:type="gramStart"/>
+      <w:r>
+        <w:rPr>
+          <w:rFonts w:eastAsia="標楷體" w:cs="標楷體"/>
+          <w:sz w:val="28"/>
+          <w:szCs w:val="28"/>
+        </w:rPr>
+        <w:t>普及，</w:t>
+      </w:r>
+      <w:proofErr w:type="gramEnd"/>
+      <w:r>
+        <w:rPr>
+          <w:rFonts w:eastAsia="標楷體" w:cs="標楷體"/>
+          <w:sz w:val="28"/>
+          <w:szCs w:val="28"/>
+        </w:rPr>
+        <w:t>資訊安全已成為組織營運不可或缺的一部分。為建立具備國際公信力</w:t>
+      </w:r>
+      <w:proofErr w:type="gramStart"/>
+      <w:r>
+        <w:rPr>
+          <w:rFonts w:eastAsia="標楷體" w:cs="標楷體"/>
+          <w:sz w:val="28"/>
+          <w:szCs w:val="28"/>
+        </w:rPr>
+        <w:t>的資安防護</w:t>
+      </w:r>
+      <w:proofErr w:type="gramEnd"/>
+      <w:r>
+        <w:rPr>
+          <w:rFonts w:eastAsia="標楷體" w:cs="標楷體"/>
+          <w:sz w:val="28"/>
+          <w:szCs w:val="28"/>
+        </w:rPr>
+        <w:t>體系，許多組織選擇導入</w:t>
       </w:r>
       <w:r>
         <w:rPr>
@@ -7933,7 +8033,25 @@
           <w:sz w:val="28"/>
           <w:szCs w:val="28"/>
         </w:rPr>
-        <w:t>流程中，「資產盤點」與「風險評鑑」是決定資安政策成敗的關鍵前期作業。</w:t>
+        <w:t>流程中，「資產盤點」與「風險評鑑」是</w:t>
+      </w:r>
+      <w:proofErr w:type="gramStart"/>
+      <w:r>
+        <w:rPr>
+          <w:rFonts w:eastAsia="標楷體" w:cs="標楷體"/>
+          <w:sz w:val="28"/>
+          <w:szCs w:val="28"/>
+        </w:rPr>
+        <w:t>決定資安政策</w:t>
+      </w:r>
+      <w:proofErr w:type="gramEnd"/>
+      <w:r>
+        <w:rPr>
+          <w:rFonts w:eastAsia="標楷體" w:cs="標楷體"/>
+          <w:sz w:val="28"/>
+          <w:szCs w:val="28"/>
+        </w:rPr>
+        <w:t>成敗的關鍵前期作業。</w:t>
       </w:r>
     </w:p>
     <w:p>
@@ -7953,7 +8071,25 @@
           <w:sz w:val="28"/>
           <w:szCs w:val="28"/>
         </w:rPr>
-        <w:t>然而，現行的實務運作高度依賴人工填寫與主觀判斷。組織內的資安承辦人員通常需要面對成百上千筆的</w:t>
+        <w:t>然而，現行的實務運作高度依賴人工填寫與主觀判斷。組織內</w:t>
+      </w:r>
+      <w:proofErr w:type="gramStart"/>
+      <w:r>
+        <w:rPr>
+          <w:rFonts w:eastAsia="標楷體" w:cs="標楷體"/>
+          <w:sz w:val="28"/>
+          <w:szCs w:val="28"/>
+        </w:rPr>
+        <w:t>的資安承辦</w:t>
+      </w:r>
+      <w:proofErr w:type="gramEnd"/>
+      <w:r>
+        <w:rPr>
+          <w:rFonts w:eastAsia="標楷體" w:cs="標楷體"/>
+          <w:sz w:val="28"/>
+          <w:szCs w:val="28"/>
+        </w:rPr>
+        <w:t>人員通常需要面對成百上千筆的</w:t>
       </w:r>
       <w:r>
         <w:rPr>
@@ -8031,13 +8167,41 @@
           <w:szCs w:val="28"/>
         </w:rPr>
       </w:pPr>
-      <w:r>
-        <w:rPr>
-          <w:rFonts w:eastAsia="標楷體" w:cs="標楷體"/>
-          <w:sz w:val="28"/>
-          <w:szCs w:val="28"/>
-        </w:rPr>
-        <w:t>此外，面對日新月異的資安威脅與新興漏洞，人工方式導致風險評鑑往往淪為應付稽核的靜態文書作業，難以反映現實中動態的威脅環境。</w:t>
+      <w:proofErr w:type="gramStart"/>
+      <w:r>
+        <w:rPr>
+          <w:rFonts w:eastAsia="標楷體" w:cs="標楷體"/>
+          <w:sz w:val="28"/>
+          <w:szCs w:val="28"/>
+        </w:rPr>
+        <w:t>此外，</w:t>
+      </w:r>
+      <w:proofErr w:type="gramEnd"/>
+      <w:r>
+        <w:rPr>
+          <w:rFonts w:eastAsia="標楷體" w:cs="標楷體"/>
+          <w:sz w:val="28"/>
+          <w:szCs w:val="28"/>
+        </w:rPr>
+        <w:t>面對日新月異</w:t>
+      </w:r>
+      <w:proofErr w:type="gramStart"/>
+      <w:r>
+        <w:rPr>
+          <w:rFonts w:eastAsia="標楷體" w:cs="標楷體"/>
+          <w:sz w:val="28"/>
+          <w:szCs w:val="28"/>
+        </w:rPr>
+        <w:t>的資安威脅</w:t>
+      </w:r>
+      <w:proofErr w:type="gramEnd"/>
+      <w:r>
+        <w:rPr>
+          <w:rFonts w:eastAsia="標楷體" w:cs="標楷體"/>
+          <w:sz w:val="28"/>
+          <w:szCs w:val="28"/>
+        </w:rPr>
+        <w:t>與新興漏洞，人工方式導致風險評鑑往往淪為應付稽核的靜態文書作業，難以反映現實中動態的威脅環境。</w:t>
       </w:r>
     </w:p>
     <w:p>
@@ -8136,7 +8300,25 @@
           <w:sz w:val="28"/>
           <w:szCs w:val="28"/>
         </w:rPr>
-        <w:t>（一）資安承辦人員的標準不一的問題：</w:t>
+        <w:t>（一）</w:t>
+      </w:r>
+      <w:proofErr w:type="gramStart"/>
+      <w:r>
+        <w:rPr>
+          <w:rFonts w:eastAsia="標楷體" w:cs="標楷體"/>
+          <w:sz w:val="28"/>
+          <w:szCs w:val="28"/>
+        </w:rPr>
+        <w:t>資安承辦</w:t>
+      </w:r>
+      <w:proofErr w:type="gramEnd"/>
+      <w:r>
+        <w:rPr>
+          <w:rFonts w:eastAsia="標楷體" w:cs="標楷體"/>
+          <w:sz w:val="28"/>
+          <w:szCs w:val="28"/>
+        </w:rPr>
+        <w:t>人員的標準不一的問題：</w:t>
       </w:r>
     </w:p>
     <w:p>
@@ -8171,7 +8353,25 @@
           <w:sz w:val="28"/>
           <w:szCs w:val="28"/>
         </w:rPr>
-        <w:t>資產盤點表時，難以在短時間內核對資產分類的正確性，無法憑一己之力了解所有硬體設備或軟體版本的已知漏洞。這導致弱點與威脅值的評估會主觀的憑感覺填寫。</w:t>
+        <w:t>資產盤點表時，難以在短時間內核對資產分類的正確性，無法憑一己之力了解所有硬體設備或軟體版本的已知漏洞。這導致弱點與威脅值的評估會</w:t>
+      </w:r>
+      <w:proofErr w:type="gramStart"/>
+      <w:r>
+        <w:rPr>
+          <w:rFonts w:eastAsia="標楷體" w:cs="標楷體"/>
+          <w:sz w:val="28"/>
+          <w:szCs w:val="28"/>
+        </w:rPr>
+        <w:t>主觀的憑感覺</w:t>
+      </w:r>
+      <w:proofErr w:type="gramEnd"/>
+      <w:r>
+        <w:rPr>
+          <w:rFonts w:eastAsia="標楷體" w:cs="標楷體"/>
+          <w:sz w:val="28"/>
+          <w:szCs w:val="28"/>
+        </w:rPr>
+        <w:t>填寫。</w:t>
       </w:r>
     </w:p>
     <w:p>
@@ -8202,7 +8402,25 @@
           <w:szCs w:val="28"/>
         </w:rPr>
         <w:lastRenderedPageBreak/>
-        <w:t>（二）資安主管的決策困境：</w:t>
+        <w:t>（二）</w:t>
+      </w:r>
+      <w:proofErr w:type="gramStart"/>
+      <w:r>
+        <w:rPr>
+          <w:rFonts w:eastAsia="標楷體" w:cs="標楷體"/>
+          <w:sz w:val="28"/>
+          <w:szCs w:val="28"/>
+        </w:rPr>
+        <w:t>資安主管</w:t>
+      </w:r>
+      <w:proofErr w:type="gramEnd"/>
+      <w:r>
+        <w:rPr>
+          <w:rFonts w:eastAsia="標楷體" w:cs="標楷體"/>
+          <w:sz w:val="28"/>
+          <w:szCs w:val="28"/>
+        </w:rPr>
+        <w:t>的決策困境：</w:t>
       </w:r>
     </w:p>
     <w:p>
@@ -8221,7 +8439,43 @@
           <w:sz w:val="28"/>
           <w:szCs w:val="28"/>
         </w:rPr>
-        <w:t>由於傳統評鑑可能導致風險分數失真，主管無法精確掌握真正面臨的「關鍵風險項目」，造成資安預算與人力資源的錯配。</w:t>
+        <w:t>由於傳統評鑑可能導致風險分數失真，主管無法精確掌握真正面臨的「關鍵風險項目」，</w:t>
+      </w:r>
+      <w:proofErr w:type="gramStart"/>
+      <w:r>
+        <w:rPr>
+          <w:rFonts w:eastAsia="標楷體" w:cs="標楷體"/>
+          <w:sz w:val="28"/>
+          <w:szCs w:val="28"/>
+        </w:rPr>
+        <w:t>造成資安預算</w:t>
+      </w:r>
+      <w:proofErr w:type="gramEnd"/>
+      <w:r>
+        <w:rPr>
+          <w:rFonts w:eastAsia="標楷體" w:cs="標楷體"/>
+          <w:sz w:val="28"/>
+          <w:szCs w:val="28"/>
+        </w:rPr>
+        <w:t>與人力資源</w:t>
+      </w:r>
+      <w:proofErr w:type="gramStart"/>
+      <w:r>
+        <w:rPr>
+          <w:rFonts w:eastAsia="標楷體" w:cs="標楷體"/>
+          <w:sz w:val="28"/>
+          <w:szCs w:val="28"/>
+        </w:rPr>
+        <w:t>的錯配</w:t>
+      </w:r>
+      <w:proofErr w:type="gramEnd"/>
+      <w:r>
+        <w:rPr>
+          <w:rFonts w:eastAsia="標楷體" w:cs="標楷體"/>
+          <w:sz w:val="28"/>
+          <w:szCs w:val="28"/>
+        </w:rPr>
+        <w:t>。</w:t>
       </w:r>
     </w:p>
     <w:p>
@@ -8251,7 +8505,25 @@
           <w:sz w:val="28"/>
           <w:szCs w:val="28"/>
         </w:rPr>
-        <w:t>（三）隱私外洩與</w:t>
+        <w:t>（三）隱私外</w:t>
+      </w:r>
+      <w:proofErr w:type="gramStart"/>
+      <w:r>
+        <w:rPr>
+          <w:rFonts w:eastAsia="標楷體" w:cs="標楷體"/>
+          <w:sz w:val="28"/>
+          <w:szCs w:val="28"/>
+        </w:rPr>
+        <w:t>洩</w:t>
+      </w:r>
+      <w:proofErr w:type="gramEnd"/>
+      <w:r>
+        <w:rPr>
+          <w:rFonts w:eastAsia="標楷體" w:cs="標楷體"/>
+          <w:sz w:val="28"/>
+          <w:szCs w:val="28"/>
+        </w:rPr>
+        <w:t>與</w:t>
       </w:r>
       <w:r>
         <w:rPr>
@@ -8286,7 +8558,25 @@
           <w:sz w:val="28"/>
           <w:szCs w:val="28"/>
         </w:rPr>
-        <w:t>雖然引進大型語言模型能輔助分析，但資安資料極度敏感。若將包含組織名稱、內部</w:t>
+        <w:t>雖然引進大型語言模型能輔助分析，</w:t>
+      </w:r>
+      <w:proofErr w:type="gramStart"/>
+      <w:r>
+        <w:rPr>
+          <w:rFonts w:eastAsia="標楷體" w:cs="標楷體"/>
+          <w:sz w:val="28"/>
+          <w:szCs w:val="28"/>
+        </w:rPr>
+        <w:t>但資安資料</w:t>
+      </w:r>
+      <w:proofErr w:type="gramEnd"/>
+      <w:r>
+        <w:rPr>
+          <w:rFonts w:eastAsia="標楷體" w:cs="標楷體"/>
+          <w:sz w:val="28"/>
+          <w:szCs w:val="28"/>
+        </w:rPr>
+        <w:t>極度敏感。若將包含組織名稱、內部</w:t>
       </w:r>
       <w:r>
         <w:rPr>
@@ -8318,7 +8608,25 @@
           <w:sz w:val="28"/>
           <w:szCs w:val="28"/>
         </w:rPr>
-        <w:t>，將引發嚴重的資安外洩危機；且</w:t>
+        <w:t>，將引發嚴重的</w:t>
+      </w:r>
+      <w:proofErr w:type="gramStart"/>
+      <w:r>
+        <w:rPr>
+          <w:rFonts w:eastAsia="標楷體" w:cs="標楷體"/>
+          <w:sz w:val="28"/>
+          <w:szCs w:val="28"/>
+        </w:rPr>
+        <w:t>資安外洩</w:t>
+      </w:r>
+      <w:proofErr w:type="gramEnd"/>
+      <w:r>
+        <w:rPr>
+          <w:rFonts w:eastAsia="標楷體" w:cs="標楷體"/>
+          <w:sz w:val="28"/>
+          <w:szCs w:val="28"/>
+        </w:rPr>
+        <w:t>危機；且</w:t>
       </w:r>
       <w:r>
         <w:rPr>
@@ -8334,7 +8642,43 @@
           <w:sz w:val="28"/>
           <w:szCs w:val="28"/>
         </w:rPr>
-        <w:t>的「幻覺現象」可能產出錯誤的資安法規與對策建議，這在講求精確合規的資安稽核中是不被允許的。</w:t>
+        <w:t>的「幻覺現象」可能產出錯誤</w:t>
+      </w:r>
+      <w:proofErr w:type="gramStart"/>
+      <w:r>
+        <w:rPr>
+          <w:rFonts w:eastAsia="標楷體" w:cs="標楷體"/>
+          <w:sz w:val="28"/>
+          <w:szCs w:val="28"/>
+        </w:rPr>
+        <w:t>的資安法規</w:t>
+      </w:r>
+      <w:proofErr w:type="gramEnd"/>
+      <w:r>
+        <w:rPr>
+          <w:rFonts w:eastAsia="標楷體" w:cs="標楷體"/>
+          <w:sz w:val="28"/>
+          <w:szCs w:val="28"/>
+        </w:rPr>
+        <w:t>與對策建議，這在講求精確合</w:t>
+      </w:r>
+      <w:proofErr w:type="gramStart"/>
+      <w:r>
+        <w:rPr>
+          <w:rFonts w:eastAsia="標楷體" w:cs="標楷體"/>
+          <w:sz w:val="28"/>
+          <w:szCs w:val="28"/>
+        </w:rPr>
+        <w:t>規的資安稽核</w:t>
+      </w:r>
+      <w:proofErr w:type="gramEnd"/>
+      <w:r>
+        <w:rPr>
+          <w:rFonts w:eastAsia="標楷體" w:cs="標楷體"/>
+          <w:sz w:val="28"/>
+          <w:szCs w:val="28"/>
+        </w:rPr>
+        <w:t>中是不被允許的。</w:t>
       </w:r>
     </w:p>
     <w:p>
@@ -8365,8 +8709,36 @@
           <w:sz w:val="28"/>
           <w:szCs w:val="28"/>
         </w:rPr>
-        <w:t>因此，如何建構一套專注於資安面向、具備隱私防護機制，並能動態串接外部漏洞情資與</w:t>
-      </w:r>
+        <w:t>因此，如何建構一套專注</w:t>
+      </w:r>
+      <w:proofErr w:type="gramStart"/>
+      <w:r>
+        <w:rPr>
+          <w:rFonts w:eastAsia="標楷體" w:cs="標楷體"/>
+          <w:sz w:val="28"/>
+          <w:szCs w:val="28"/>
+        </w:rPr>
+        <w:t>於資安面向</w:t>
+      </w:r>
+      <w:proofErr w:type="gramEnd"/>
+      <w:r>
+        <w:rPr>
+          <w:rFonts w:eastAsia="標楷體" w:cs="標楷體"/>
+          <w:sz w:val="28"/>
+          <w:szCs w:val="28"/>
+        </w:rPr>
+        <w:t>、具備隱私防護機制，並能動態串接外部</w:t>
+      </w:r>
+      <w:proofErr w:type="gramStart"/>
+      <w:r>
+        <w:rPr>
+          <w:rFonts w:eastAsia="標楷體" w:cs="標楷體"/>
+          <w:sz w:val="28"/>
+          <w:szCs w:val="28"/>
+        </w:rPr>
+        <w:t>漏洞情資與</w:t>
+      </w:r>
+      <w:proofErr w:type="gramEnd"/>
       <w:r>
         <w:rPr>
           <w:rFonts w:eastAsia="標楷體" w:cs="標楷體"/>
@@ -8381,7 +8753,25 @@
           <w:sz w:val="28"/>
           <w:szCs w:val="28"/>
         </w:rPr>
-        <w:t>標準規範的智慧化顧問系統，成為本組的研究重點。</w:t>
+        <w:t>標準規範的智慧化顧問系統，</w:t>
+      </w:r>
+      <w:proofErr w:type="gramStart"/>
+      <w:r>
+        <w:rPr>
+          <w:rFonts w:eastAsia="標楷體" w:cs="標楷體"/>
+          <w:sz w:val="28"/>
+          <w:szCs w:val="28"/>
+        </w:rPr>
+        <w:t>成為本組的</w:t>
+      </w:r>
+      <w:proofErr w:type="gramEnd"/>
+      <w:r>
+        <w:rPr>
+          <w:rFonts w:eastAsia="標楷體" w:cs="標楷體"/>
+          <w:sz w:val="28"/>
+          <w:szCs w:val="28"/>
+        </w:rPr>
+        <w:t>研究重點。</w:t>
       </w:r>
     </w:p>
     <w:p>
@@ -8444,6 +8834,7 @@
         </w:rPr>
         <w:t>本專題旨在開發一套名為「</w:t>
       </w:r>
+      <w:proofErr w:type="spellStart"/>
       <w:r>
         <w:rPr>
           <w:rFonts w:eastAsia="標楷體" w:cs="標楷體"/>
@@ -8452,6 +8843,7 @@
         </w:rPr>
         <w:t>RiskGenie</w:t>
       </w:r>
+      <w:proofErr w:type="spellEnd"/>
       <w:r>
         <w:rPr>
           <w:rFonts w:eastAsia="標楷體" w:cs="標楷體"/>
@@ -8506,7 +8898,43 @@
           <w:sz w:val="28"/>
           <w:szCs w:val="28"/>
         </w:rPr>
-        <w:t>智能」與「合規規則引擎」深度結合，協助組織將原先繁瑣且主觀的人工作業，轉化為數據驅動的標準合規流程。</w:t>
+        <w:t>智能」與「合</w:t>
+      </w:r>
+      <w:proofErr w:type="gramStart"/>
+      <w:r>
+        <w:rPr>
+          <w:rFonts w:eastAsia="標楷體" w:cs="標楷體"/>
+          <w:sz w:val="28"/>
+          <w:szCs w:val="28"/>
+        </w:rPr>
+        <w:t>規</w:t>
+      </w:r>
+      <w:proofErr w:type="gramEnd"/>
+      <w:r>
+        <w:rPr>
+          <w:rFonts w:eastAsia="標楷體" w:cs="標楷體"/>
+          <w:sz w:val="28"/>
+          <w:szCs w:val="28"/>
+        </w:rPr>
+        <w:t>規則引擎」深度結合，協助組織將原先繁瑣且主觀的人工作業，轉化為數據驅動的標準合</w:t>
+      </w:r>
+      <w:proofErr w:type="gramStart"/>
+      <w:r>
+        <w:rPr>
+          <w:rFonts w:eastAsia="標楷體" w:cs="標楷體"/>
+          <w:sz w:val="28"/>
+          <w:szCs w:val="28"/>
+        </w:rPr>
+        <w:t>規</w:t>
+      </w:r>
+      <w:proofErr w:type="gramEnd"/>
+      <w:r>
+        <w:rPr>
+          <w:rFonts w:eastAsia="標楷體" w:cs="標楷體"/>
+          <w:sz w:val="28"/>
+          <w:szCs w:val="28"/>
+        </w:rPr>
+        <w:t>流程。</w:t>
       </w:r>
     </w:p>
     <w:p>
@@ -8693,7 +9121,25 @@
           <w:sz w:val="28"/>
           <w:szCs w:val="28"/>
         </w:rPr>
-        <w:t>漏洞情資至本地資料庫，將外部真實的漏洞</w:t>
+        <w:t>漏洞</w:t>
+      </w:r>
+      <w:proofErr w:type="gramStart"/>
+      <w:r>
+        <w:rPr>
+          <w:rFonts w:eastAsia="標楷體" w:cs="標楷體"/>
+          <w:sz w:val="28"/>
+          <w:szCs w:val="28"/>
+        </w:rPr>
+        <w:t>情資至</w:t>
+      </w:r>
+      <w:proofErr w:type="gramEnd"/>
+      <w:r>
+        <w:rPr>
+          <w:rFonts w:eastAsia="標楷體" w:cs="標楷體"/>
+          <w:sz w:val="28"/>
+          <w:szCs w:val="28"/>
+        </w:rPr>
+        <w:t>本地資料庫，將外部真實的漏洞</w:t>
       </w:r>
       <w:r>
         <w:rPr>
@@ -8750,7 +9196,25 @@
           <w:sz w:val="28"/>
           <w:szCs w:val="28"/>
         </w:rPr>
-        <w:t>在資料傳輸至雲端模型前，系統將自動進行隱私過濾，遮蔽具備辨識性的機構名稱與關鍵參數，在完全保障資安隱私的前提下發揮</w:t>
+        <w:t>在資料傳輸至雲端模型前，系統將自動進行隱私過濾，遮蔽具備辨識性的機構名稱與關鍵參數，在完全</w:t>
+      </w:r>
+      <w:proofErr w:type="gramStart"/>
+      <w:r>
+        <w:rPr>
+          <w:rFonts w:eastAsia="標楷體" w:cs="標楷體"/>
+          <w:sz w:val="28"/>
+          <w:szCs w:val="28"/>
+        </w:rPr>
+        <w:t>保障資安隱私</w:t>
+      </w:r>
+      <w:proofErr w:type="gramEnd"/>
+      <w:r>
+        <w:rPr>
+          <w:rFonts w:eastAsia="標楷體" w:cs="標楷體"/>
+          <w:sz w:val="28"/>
+          <w:szCs w:val="28"/>
+        </w:rPr>
+        <w:t>的前提下發揮</w:t>
       </w:r>
       <w:r>
         <w:rPr>
@@ -8817,7 +9281,25 @@
           <w:sz w:val="28"/>
           <w:szCs w:val="28"/>
         </w:rPr>
-        <w:t>技術的合規方式：</w:t>
+        <w:t>技術的合</w:t>
+      </w:r>
+      <w:proofErr w:type="gramStart"/>
+      <w:r>
+        <w:rPr>
+          <w:rFonts w:eastAsia="標楷體" w:cs="標楷體"/>
+          <w:sz w:val="28"/>
+          <w:szCs w:val="28"/>
+        </w:rPr>
+        <w:t>規</w:t>
+      </w:r>
+      <w:proofErr w:type="gramEnd"/>
+      <w:r>
+        <w:rPr>
+          <w:rFonts w:eastAsia="標楷體" w:cs="標楷體"/>
+          <w:sz w:val="28"/>
+          <w:szCs w:val="28"/>
+        </w:rPr>
+        <w:t>方式：</w:t>
       </w:r>
       <w:r>
         <w:rPr>
@@ -8881,8 +9363,18 @@
           <w:sz w:val="28"/>
           <w:szCs w:val="28"/>
         </w:rPr>
-        <w:t>幻覺，自動產出具備高度精確性與實作價值的資安改善</w:t>
-      </w:r>
+        <w:t>幻覺，自動產出具備高度精確性與實作價值</w:t>
+      </w:r>
+      <w:proofErr w:type="gramStart"/>
+      <w:r>
+        <w:rPr>
+          <w:rFonts w:eastAsia="標楷體" w:cs="標楷體"/>
+          <w:sz w:val="28"/>
+          <w:szCs w:val="28"/>
+        </w:rPr>
+        <w:t>的資安改善</w:t>
+      </w:r>
+      <w:proofErr w:type="gramEnd"/>
       <w:r>
         <w:rPr>
           <w:rFonts w:eastAsia="標楷體" w:cs="標楷體"/>
@@ -8984,7 +9476,25 @@
           <w:sz w:val="28"/>
           <w:szCs w:val="28"/>
         </w:rPr>
-        <w:t>大幅提升資安行政效率：</w:t>
+        <w:t>大幅</w:t>
+      </w:r>
+      <w:proofErr w:type="gramStart"/>
+      <w:r>
+        <w:rPr>
+          <w:rFonts w:eastAsia="標楷體" w:cs="標楷體"/>
+          <w:sz w:val="28"/>
+          <w:szCs w:val="28"/>
+        </w:rPr>
+        <w:t>提升資安行政</w:t>
+      </w:r>
+      <w:proofErr w:type="gramEnd"/>
+      <w:r>
+        <w:rPr>
+          <w:rFonts w:eastAsia="標楷體" w:cs="標楷體"/>
+          <w:sz w:val="28"/>
+          <w:szCs w:val="28"/>
+        </w:rPr>
+        <w:t>效率：</w:t>
       </w:r>
       <w:r>
         <w:rPr>
@@ -9000,7 +9510,43 @@
           <w:sz w:val="28"/>
           <w:szCs w:val="28"/>
         </w:rPr>
-        <w:t>將原本需耗時數週的資產比對與漏洞查詢工作，縮短至數分鐘內批次完成，降低資安承辦人員的行政負擔。</w:t>
+        <w:t>將原本需耗時數</w:t>
+      </w:r>
+      <w:proofErr w:type="gramStart"/>
+      <w:r>
+        <w:rPr>
+          <w:rFonts w:eastAsia="標楷體" w:cs="標楷體"/>
+          <w:sz w:val="28"/>
+          <w:szCs w:val="28"/>
+        </w:rPr>
+        <w:t>週</w:t>
+      </w:r>
+      <w:proofErr w:type="gramEnd"/>
+      <w:r>
+        <w:rPr>
+          <w:rFonts w:eastAsia="標楷體" w:cs="標楷體"/>
+          <w:sz w:val="28"/>
+          <w:szCs w:val="28"/>
+        </w:rPr>
+        <w:t>的資產比對與漏洞查詢工作，縮短至數分鐘內批次完成，</w:t>
+      </w:r>
+      <w:proofErr w:type="gramStart"/>
+      <w:r>
+        <w:rPr>
+          <w:rFonts w:eastAsia="標楷體" w:cs="標楷體"/>
+          <w:sz w:val="28"/>
+          <w:szCs w:val="28"/>
+        </w:rPr>
+        <w:t>降低資安承辦</w:t>
+      </w:r>
+      <w:proofErr w:type="gramEnd"/>
+      <w:r>
+        <w:rPr>
+          <w:rFonts w:eastAsia="標楷體" w:cs="標楷體"/>
+          <w:sz w:val="28"/>
+          <w:szCs w:val="28"/>
+        </w:rPr>
+        <w:t>人員的行政負擔。</w:t>
       </w:r>
     </w:p>
     <w:p>
@@ -9082,7 +9628,25 @@
           <w:sz w:val="28"/>
           <w:szCs w:val="28"/>
         </w:rPr>
-        <w:t>優化組織資安資源分配：</w:t>
+        <w:t>優化</w:t>
+      </w:r>
+      <w:proofErr w:type="gramStart"/>
+      <w:r>
+        <w:rPr>
+          <w:rFonts w:eastAsia="標楷體" w:cs="標楷體"/>
+          <w:sz w:val="28"/>
+          <w:szCs w:val="28"/>
+        </w:rPr>
+        <w:t>組織資安資源</w:t>
+      </w:r>
+      <w:proofErr w:type="gramEnd"/>
+      <w:r>
+        <w:rPr>
+          <w:rFonts w:eastAsia="標楷體" w:cs="標楷體"/>
+          <w:sz w:val="28"/>
+          <w:szCs w:val="28"/>
+        </w:rPr>
+        <w:t>分配：</w:t>
       </w:r>
       <w:r>
         <w:rPr>
@@ -9098,7 +9662,25 @@
           <w:sz w:val="28"/>
           <w:szCs w:val="28"/>
         </w:rPr>
-        <w:t>透過修正後的最大風險演算法，為資安主管產出準確</w:t>
+        <w:t>透過修正後的最大風險演算法，</w:t>
+      </w:r>
+      <w:proofErr w:type="gramStart"/>
+      <w:r>
+        <w:rPr>
+          <w:rFonts w:eastAsia="標楷體" w:cs="標楷體"/>
+          <w:sz w:val="28"/>
+          <w:szCs w:val="28"/>
+        </w:rPr>
+        <w:t>為資安主管</w:t>
+      </w:r>
+      <w:proofErr w:type="gramEnd"/>
+      <w:r>
+        <w:rPr>
+          <w:rFonts w:eastAsia="標楷體" w:cs="標楷體"/>
+          <w:sz w:val="28"/>
+          <w:szCs w:val="28"/>
+        </w:rPr>
+        <w:t>產出準確</w:t>
       </w:r>
       <w:r>
         <w:rPr>
@@ -9107,7 +9689,25 @@
           <w:szCs w:val="28"/>
         </w:rPr>
         <w:lastRenderedPageBreak/>
-        <w:t>的風險熱力圖與高風險分佈報告，使組織能將有限的資源精準投注在最脆弱的防護破口上。</w:t>
+        <w:t>的風險熱力圖與高風險分佈報告，使組織能將有限的資源精</w:t>
+      </w:r>
+      <w:proofErr w:type="gramStart"/>
+      <w:r>
+        <w:rPr>
+          <w:rFonts w:eastAsia="標楷體" w:cs="標楷體"/>
+          <w:sz w:val="28"/>
+          <w:szCs w:val="28"/>
+        </w:rPr>
+        <w:t>準</w:t>
+      </w:r>
+      <w:proofErr w:type="gramEnd"/>
+      <w:r>
+        <w:rPr>
+          <w:rFonts w:eastAsia="標楷體" w:cs="標楷體"/>
+          <w:sz w:val="28"/>
+          <w:szCs w:val="28"/>
+        </w:rPr>
+        <w:t>投注在最脆弱的防護破口上。</w:t>
       </w:r>
     </w:p>
     <w:p>
@@ -9130,7 +9730,43 @@
           <w:sz w:val="28"/>
           <w:szCs w:val="28"/>
         </w:rPr>
-        <w:t>提供安全、合規且具公信力的資安文件：</w:t>
+        <w:t>提供安全、合</w:t>
+      </w:r>
+      <w:proofErr w:type="gramStart"/>
+      <w:r>
+        <w:rPr>
+          <w:rFonts w:eastAsia="標楷體" w:cs="標楷體"/>
+          <w:sz w:val="28"/>
+          <w:szCs w:val="28"/>
+        </w:rPr>
+        <w:t>規</w:t>
+      </w:r>
+      <w:proofErr w:type="gramEnd"/>
+      <w:r>
+        <w:rPr>
+          <w:rFonts w:eastAsia="標楷體" w:cs="標楷體"/>
+          <w:sz w:val="28"/>
+          <w:szCs w:val="28"/>
+        </w:rPr>
+        <w:t>且具公信力</w:t>
+      </w:r>
+      <w:proofErr w:type="gramStart"/>
+      <w:r>
+        <w:rPr>
+          <w:rFonts w:eastAsia="標楷體" w:cs="標楷體"/>
+          <w:sz w:val="28"/>
+          <w:szCs w:val="28"/>
+        </w:rPr>
+        <w:t>的資安文件</w:t>
+      </w:r>
+      <w:proofErr w:type="gramEnd"/>
+      <w:r>
+        <w:rPr>
+          <w:rFonts w:eastAsia="標楷體" w:cs="標楷體"/>
+          <w:sz w:val="28"/>
+          <w:szCs w:val="28"/>
+        </w:rPr>
+        <w:t>：</w:t>
       </w:r>
       <w:r>
         <w:rPr>
@@ -9146,7 +9782,25 @@
           <w:sz w:val="28"/>
           <w:szCs w:val="28"/>
         </w:rPr>
-        <w:t>在確保機敏資料不外洩的安全框架下，產出符合國際標準的風險處理計畫書與標準作業程序（</w:t>
+        <w:t>在確保機敏資料不外</w:t>
+      </w:r>
+      <w:proofErr w:type="gramStart"/>
+      <w:r>
+        <w:rPr>
+          <w:rFonts w:eastAsia="標楷體" w:cs="標楷體"/>
+          <w:sz w:val="28"/>
+          <w:szCs w:val="28"/>
+        </w:rPr>
+        <w:t>洩</w:t>
+      </w:r>
+      <w:proofErr w:type="gramEnd"/>
+      <w:r>
+        <w:rPr>
+          <w:rFonts w:eastAsia="標楷體" w:cs="標楷體"/>
+          <w:sz w:val="28"/>
+          <w:szCs w:val="28"/>
+        </w:rPr>
+        <w:t>的安全框架下，產出符合國際標準的風險處理計畫書與標準作業程序（</w:t>
       </w:r>
       <w:r>
         <w:rPr>
@@ -9475,6 +10129,7 @@
         </w:rPr>
         <w:t>、</w:t>
       </w:r>
+      <w:proofErr w:type="spellStart"/>
       <w:r>
         <w:rPr>
           <w:rFonts w:eastAsia="標楷體" w:cs="標楷體" w:hint="eastAsia"/>
@@ -9482,8 +10137,9 @@
           <w:sz w:val="28"/>
           <w:szCs w:val="28"/>
         </w:rPr>
-        <w:t xml:space="preserve">Secorion </w:t>
-      </w:r>
+        <w:t>Secorion</w:t>
+      </w:r>
+      <w:proofErr w:type="spellEnd"/>
       <w:r>
         <w:rPr>
           <w:rFonts w:eastAsia="標楷體" w:cs="標楷體" w:hint="eastAsia"/>
@@ -9491,7 +10147,7 @@
           <w:sz w:val="28"/>
           <w:szCs w:val="28"/>
         </w:rPr>
-        <w:t>等既有合規平台覆蓋。我們不是與它們正面對撞</w:t>
+        <w:t xml:space="preserve"> </w:t>
       </w:r>
       <w:r>
         <w:rPr>
@@ -9500,8 +10156,9 @@
           <w:sz w:val="28"/>
           <w:szCs w:val="28"/>
         </w:rPr>
-        <w:t>，</w:t>
-      </w:r>
+        <w:t>等既有合</w:t>
+      </w:r>
+      <w:proofErr w:type="gramStart"/>
       <w:r>
         <w:rPr>
           <w:rFonts w:eastAsia="標楷體" w:cs="標楷體" w:hint="eastAsia"/>
@@ -9509,8 +10166,9 @@
           <w:sz w:val="28"/>
           <w:szCs w:val="28"/>
         </w:rPr>
-        <w:t>而是</w:t>
-      </w:r>
+        <w:t>規</w:t>
+      </w:r>
+      <w:proofErr w:type="gramEnd"/>
       <w:r>
         <w:rPr>
           <w:rFonts w:eastAsia="標楷體" w:cs="標楷體" w:hint="eastAsia"/>
@@ -9518,7 +10176,7 @@
           <w:sz w:val="28"/>
           <w:szCs w:val="28"/>
         </w:rPr>
-        <w:t>讓</w:t>
+        <w:t>平台覆蓋。我們不是與它們正面對撞</w:t>
       </w:r>
       <w:r>
         <w:rPr>
@@ -9527,7 +10185,54 @@
           <w:sz w:val="28"/>
           <w:szCs w:val="28"/>
         </w:rPr>
-        <w:t>「買不起合規平台又必須做</w:t>
+        <w:t>，</w:t>
+      </w:r>
+      <w:r>
+        <w:rPr>
+          <w:rFonts w:eastAsia="標楷體" w:cs="標楷體" w:hint="eastAsia"/>
+          <w:color w:val="000000" w:themeColor="text1"/>
+          <w:sz w:val="28"/>
+          <w:szCs w:val="28"/>
+        </w:rPr>
+        <w:t>而是</w:t>
+      </w:r>
+      <w:r>
+        <w:rPr>
+          <w:rFonts w:eastAsia="標楷體" w:cs="標楷體" w:hint="eastAsia"/>
+          <w:color w:val="000000" w:themeColor="text1"/>
+          <w:sz w:val="28"/>
+          <w:szCs w:val="28"/>
+        </w:rPr>
+        <w:t>讓</w:t>
+      </w:r>
+      <w:r>
+        <w:rPr>
+          <w:rFonts w:eastAsia="標楷體" w:cs="標楷體" w:hint="eastAsia"/>
+          <w:color w:val="000000" w:themeColor="text1"/>
+          <w:sz w:val="28"/>
+          <w:szCs w:val="28"/>
+        </w:rPr>
+        <w:t>「買不起合</w:t>
+      </w:r>
+      <w:proofErr w:type="gramStart"/>
+      <w:r>
+        <w:rPr>
+          <w:rFonts w:eastAsia="標楷體" w:cs="標楷體" w:hint="eastAsia"/>
+          <w:color w:val="000000" w:themeColor="text1"/>
+          <w:sz w:val="28"/>
+          <w:szCs w:val="28"/>
+        </w:rPr>
+        <w:t>規</w:t>
+      </w:r>
+      <w:proofErr w:type="gramEnd"/>
+      <w:r>
+        <w:rPr>
+          <w:rFonts w:eastAsia="標楷體" w:cs="標楷體" w:hint="eastAsia"/>
+          <w:color w:val="000000" w:themeColor="text1"/>
+          <w:sz w:val="28"/>
+          <w:szCs w:val="28"/>
+        </w:rPr>
+        <w:t>平台又必須做</w:t>
       </w:r>
       <w:r>
         <w:rPr>
@@ -10061,7 +10766,25 @@
           <w:sz w:val="28"/>
           <w:szCs w:val="28"/>
         </w:rPr>
-        <w:t>未來可採訂閱制模式發展</w:t>
+        <w:t>未來可</w:t>
+      </w:r>
+      <w:proofErr w:type="gramStart"/>
+      <w:r>
+        <w:rPr>
+          <w:rFonts w:ascii="標楷體" w:eastAsia="標楷體" w:hAnsi="標楷體" w:cs="標楷體"/>
+          <w:sz w:val="28"/>
+          <w:szCs w:val="28"/>
+        </w:rPr>
+        <w:t>採</w:t>
+      </w:r>
+      <w:proofErr w:type="gramEnd"/>
+      <w:r>
+        <w:rPr>
+          <w:rFonts w:ascii="標楷體" w:eastAsia="標楷體" w:hAnsi="標楷體" w:cs="標楷體"/>
+          <w:sz w:val="28"/>
+          <w:szCs w:val="28"/>
+        </w:rPr>
+        <w:t>訂閱制模式發展</w:t>
       </w:r>
       <w:r>
         <w:rPr>
@@ -10125,7 +10848,25 @@
           <w:sz w:val="28"/>
           <w:szCs w:val="28"/>
         </w:rPr>
-        <w:t>初期可提供資產盤點、風險評鑑與 AI 改善建議等基本功能；後續再加入多部門管理、權限控管、報表匯出與外部情資串接等進階功能。</w:t>
+        <w:t>初期可提供資產盤點、風險評鑑與 AI 改善建議等基本功能；後續再加入多部門管理、權限控管、報表匯出與外部</w:t>
+      </w:r>
+      <w:proofErr w:type="gramStart"/>
+      <w:r>
+        <w:rPr>
+          <w:rFonts w:ascii="標楷體" w:eastAsia="標楷體" w:hAnsi="標楷體" w:cs="標楷體"/>
+          <w:sz w:val="28"/>
+          <w:szCs w:val="28"/>
+        </w:rPr>
+        <w:t>情資串</w:t>
+      </w:r>
+      <w:proofErr w:type="gramEnd"/>
+      <w:r>
+        <w:rPr>
+          <w:rFonts w:ascii="標楷體" w:eastAsia="標楷體" w:hAnsi="標楷體" w:cs="標楷體"/>
+          <w:sz w:val="28"/>
+          <w:szCs w:val="28"/>
+        </w:rPr>
+        <w:t>接等進階功能。</w:t>
       </w:r>
     </w:p>
     <w:p>
@@ -10174,14 +10915,24 @@
     </w:p>
     <w:p>
       <w:pPr>
-        <w:jc w:val="both"/>
-        <w:rPr>
-          <w:rFonts w:eastAsia="標楷體" w:cs="標楷體"/>
+        <w:widowControl/>
+        <w:spacing w:after="160" w:line="278" w:lineRule="auto"/>
+        <w:rPr>
+          <w:rFonts w:eastAsia="標楷體" w:cs="標楷體" w:hint="eastAsia"/>
           <w:color w:val="000000" w:themeColor="text1"/>
           <w:sz w:val="28"/>
           <w:szCs w:val="28"/>
         </w:rPr>
       </w:pPr>
+      <w:r>
+        <w:rPr>
+          <w:rFonts w:eastAsia="標楷體" w:cs="標楷體"/>
+          <w:color w:val="000000" w:themeColor="text1"/>
+          <w:sz w:val="28"/>
+          <w:szCs w:val="28"/>
+        </w:rPr>
+        <w:br w:type="page"/>
+      </w:r>
     </w:p>
     <w:p>
       <w:pPr>
@@ -10205,6 +10956,7 @@
           <w:sz w:val="32"/>
           <w:szCs w:val="32"/>
         </w:rPr>
+        <w:lastRenderedPageBreak/>
         <w:t>2-2</w:t>
       </w:r>
       <w:r>
@@ -10338,14 +11090,7 @@
               <w:rPr>
                 <w:rFonts w:eastAsia="標楷體" w:cs="標楷體" w:hint="eastAsia"/>
               </w:rPr>
-              <w:t>模型供應商、雲端服務供</w:t>
-            </w:r>
-            <w:r>
-              <w:rPr>
-                <w:rFonts w:eastAsia="標楷體" w:cs="標楷體" w:hint="eastAsia"/>
-              </w:rPr>
-              <w:lastRenderedPageBreak/>
-              <w:t>應商、</w:t>
+              <w:t>模型供應商、雲端服務供應商、</w:t>
             </w:r>
             <w:r>
               <w:rPr>
@@ -10388,7 +11133,6 @@
                 <w:szCs w:val="28"/>
                 <w:lang w:eastAsia="ja-JP"/>
               </w:rPr>
-              <w:lastRenderedPageBreak/>
               <w:t>關鍵活動</w:t>
             </w:r>
           </w:p>
@@ -10441,7 +11185,6 @@
                 <w:rFonts w:eastAsia="標楷體" w:cs="標楷體" w:hint="eastAsia"/>
                 <w:lang w:eastAsia="ja-JP"/>
               </w:rPr>
-              <w:lastRenderedPageBreak/>
               <w:t>・用戶支持與客戶服務</w:t>
             </w:r>
           </w:p>
@@ -10489,7 +11232,6 @@
                 <w:szCs w:val="28"/>
                 <w:lang w:eastAsia="ja-JP"/>
               </w:rPr>
-              <w:lastRenderedPageBreak/>
               <w:t>價值主張</w:t>
             </w:r>
           </w:p>
@@ -10523,7 +11265,6 @@
               <w:rPr>
                 <w:rFonts w:eastAsia="標楷體" w:cs="標楷體" w:hint="eastAsia"/>
               </w:rPr>
-              <w:lastRenderedPageBreak/>
               <w:t>・即時、高效的追蹤風險</w:t>
             </w:r>
           </w:p>
@@ -10595,7 +11336,6 @@
                 <w:szCs w:val="28"/>
                 <w:lang w:eastAsia="ja-JP"/>
               </w:rPr>
-              <w:lastRenderedPageBreak/>
               <w:t>顧客關係</w:t>
             </w:r>
           </w:p>
@@ -11139,7 +11879,7 @@
         <w:widowControl/>
         <w:spacing w:after="160" w:line="278" w:lineRule="auto"/>
         <w:rPr>
-          <w:rFonts w:eastAsia="標楷體" w:cs="標楷體"/>
+          <w:rFonts w:eastAsia="標楷體" w:cs="標楷體" w:hint="eastAsia"/>
           <w:color w:val="000000" w:themeColor="text1"/>
           <w:sz w:val="28"/>
           <w:szCs w:val="28"/>
@@ -11549,11 +12289,33 @@
                 <w:rFonts w:eastAsia="標楷體"/>
               </w:rPr>
             </w:pPr>
+            <w:proofErr w:type="spellStart"/>
             <w:r>
               <w:rPr>
                 <w:rFonts w:eastAsia="標楷體"/>
               </w:rPr>
-              <w:t>Supabase Free Tier(500 MB)</w:t>
+              <w:t>Supabase</w:t>
+            </w:r>
+            <w:proofErr w:type="spellEnd"/>
+            <w:r>
+              <w:rPr>
+                <w:rFonts w:eastAsia="標楷體"/>
+              </w:rPr>
+              <w:t xml:space="preserve"> Free </w:t>
+            </w:r>
+            <w:proofErr w:type="gramStart"/>
+            <w:r>
+              <w:rPr>
+                <w:rFonts w:eastAsia="標楷體"/>
+              </w:rPr>
+              <w:t>Tier(</w:t>
+            </w:r>
+            <w:proofErr w:type="gramEnd"/>
+            <w:r>
+              <w:rPr>
+                <w:rFonts w:eastAsia="標楷體"/>
+              </w:rPr>
+              <w:t>500 MB)</w:t>
             </w:r>
           </w:p>
         </w:tc>
@@ -12442,8 +13204,18 @@
                 <w:sz w:val="28"/>
                 <w:szCs w:val="28"/>
               </w:rPr>
-              <w:t>系統維護與資安防護</w:t>
-            </w:r>
+              <w:t>系統維護</w:t>
+            </w:r>
+            <w:proofErr w:type="gramStart"/>
+            <w:r>
+              <w:rPr>
+                <w:rFonts w:ascii="標楷體" w:eastAsia="標楷體" w:hAnsi="標楷體" w:cs="標楷體"/>
+                <w:sz w:val="28"/>
+                <w:szCs w:val="28"/>
+              </w:rPr>
+              <w:t>與資安防護</w:t>
+            </w:r>
+            <w:proofErr w:type="gramEnd"/>
           </w:p>
         </w:tc>
         <w:tc>
@@ -12530,13 +13302,23 @@
                 <w:szCs w:val="28"/>
               </w:rPr>
             </w:pPr>
+            <w:proofErr w:type="gramStart"/>
             <w:r>
               <w:rPr>
                 <w:rFonts w:ascii="標楷體" w:eastAsia="標楷體" w:hAnsi="標楷體" w:cs="標楷體"/>
                 <w:sz w:val="28"/>
                 <w:szCs w:val="28"/>
               </w:rPr>
-              <w:t>線上推廣、簡介製作與合作推廣</w:t>
+              <w:t>線上推廣</w:t>
+            </w:r>
+            <w:proofErr w:type="gramEnd"/>
+            <w:r>
+              <w:rPr>
+                <w:rFonts w:ascii="標楷體" w:eastAsia="標楷體" w:hAnsi="標楷體" w:cs="標楷體"/>
+                <w:sz w:val="28"/>
+                <w:szCs w:val="28"/>
+              </w:rPr>
+              <w:t>、簡介製作與合作推廣</w:t>
             </w:r>
           </w:p>
         </w:tc>
@@ -13154,7 +13936,27 @@
           <w:sz w:val="32"/>
           <w:szCs w:val="32"/>
         </w:rPr>
-        <w:t xml:space="preserve"> — STP</w:t>
+        <w:t xml:space="preserve"> </w:t>
+      </w:r>
+      <w:proofErr w:type="gramStart"/>
+      <w:r>
+        <w:rPr>
+          <w:rFonts w:eastAsia="標楷體" w:cs="標楷體"/>
+          <w:color w:val="000000" w:themeColor="text1"/>
+          <w:sz w:val="32"/>
+          <w:szCs w:val="32"/>
+        </w:rPr>
+        <w:t>—</w:t>
+      </w:r>
+      <w:proofErr w:type="gramEnd"/>
+      <w:r>
+        <w:rPr>
+          <w:rFonts w:eastAsia="標楷體" w:cs="標楷體"/>
+          <w:color w:val="000000" w:themeColor="text1"/>
+          <w:sz w:val="32"/>
+          <w:szCs w:val="32"/>
+        </w:rPr>
+        <w:t xml:space="preserve"> STP</w:t>
       </w:r>
       <w:bookmarkEnd w:id="18"/>
     </w:p>
@@ -13231,6 +14033,7 @@
         </w:rPr>
         <w:t>導入階段</w:t>
       </w:r>
+      <w:proofErr w:type="gramStart"/>
       <w:r>
         <w:rPr>
           <w:rFonts w:eastAsia="標楷體" w:cs="標楷體"/>
@@ -13238,7 +14041,17 @@
           <w:sz w:val="28"/>
           <w:szCs w:val="28"/>
         </w:rPr>
-        <w:t>三個軸切市場</w:t>
+        <w:t>三個軸切</w:t>
+      </w:r>
+      <w:proofErr w:type="gramEnd"/>
+      <w:r>
+        <w:rPr>
+          <w:rFonts w:eastAsia="標楷體" w:cs="標楷體"/>
+          <w:color w:val="000000" w:themeColor="text1"/>
+          <w:sz w:val="28"/>
+          <w:szCs w:val="28"/>
+        </w:rPr>
+        <w:t>市場</w:t>
       </w:r>
       <w:r>
         <w:rPr>
@@ -13477,7 +14290,21 @@
               <w:rPr>
                 <w:rFonts w:eastAsia="標楷體" w:cs="標楷體"/>
               </w:rPr>
-              <w:t xml:space="preserve"> RiskGenie </w:t>
+              <w:t xml:space="preserve"> </w:t>
+            </w:r>
+            <w:proofErr w:type="spellStart"/>
+            <w:r>
+              <w:rPr>
+                <w:rFonts w:eastAsia="標楷體" w:cs="標楷體"/>
+              </w:rPr>
+              <w:t>RiskGenie</w:t>
+            </w:r>
+            <w:proofErr w:type="spellEnd"/>
+            <w:r>
+              <w:rPr>
+                <w:rFonts w:eastAsia="標楷體" w:cs="標楷體"/>
+              </w:rPr>
+              <w:t xml:space="preserve"> </w:t>
             </w:r>
             <w:r>
               <w:rPr>
@@ -13577,17 +14404,33 @@
                 <w:rFonts w:eastAsia="標楷體" w:cs="標楷體"/>
               </w:rPr>
             </w:pPr>
+            <w:proofErr w:type="gramStart"/>
             <w:r>
               <w:rPr>
                 <w:rFonts w:eastAsia="標楷體" w:cs="標楷體"/>
               </w:rPr>
               <w:t>資安人力</w:t>
             </w:r>
-            <w:r>
-              <w:rPr>
-                <w:rFonts w:eastAsia="標楷體" w:cs="標楷體"/>
-              </w:rPr>
-              <w:t xml:space="preserve"> 0–1 </w:t>
+            <w:proofErr w:type="gramEnd"/>
+            <w:r>
+              <w:rPr>
+                <w:rFonts w:eastAsia="標楷體" w:cs="標楷體"/>
+              </w:rPr>
+              <w:t xml:space="preserve"> 0</w:t>
+            </w:r>
+            <w:proofErr w:type="gramStart"/>
+            <w:r>
+              <w:rPr>
+                <w:rFonts w:eastAsia="標楷體" w:cs="標楷體"/>
+              </w:rPr>
+              <w:t>–</w:t>
+            </w:r>
+            <w:proofErr w:type="gramEnd"/>
+            <w:r>
+              <w:rPr>
+                <w:rFonts w:eastAsia="標楷體" w:cs="標楷體"/>
+              </w:rPr>
+              <w:t xml:space="preserve">1 </w:t>
             </w:r>
             <w:r>
               <w:rPr>
@@ -13728,7 +14571,21 @@
               <w:rPr>
                 <w:rFonts w:eastAsia="標楷體" w:cs="標楷體"/>
               </w:rPr>
-              <w:t>已有內部團隊或既有合規平台</w:t>
+              <w:t>已有內部團隊或既有合</w:t>
+            </w:r>
+            <w:proofErr w:type="gramStart"/>
+            <w:r>
+              <w:rPr>
+                <w:rFonts w:eastAsia="標楷體" w:cs="標楷體"/>
+              </w:rPr>
+              <w:t>規</w:t>
+            </w:r>
+            <w:proofErr w:type="gramEnd"/>
+            <w:r>
+              <w:rPr>
+                <w:rFonts w:eastAsia="標楷體" w:cs="標楷體"/>
+              </w:rPr>
+              <w:t>平台</w:t>
             </w:r>
           </w:p>
         </w:tc>
@@ -14028,7 +14885,21 @@
               <w:rPr>
                 <w:rFonts w:eastAsia="標楷體" w:cs="標楷體"/>
               </w:rPr>
-              <w:t>合規壓力來自上級機關</w:t>
+              <w:t>合</w:t>
+            </w:r>
+            <w:proofErr w:type="gramStart"/>
+            <w:r>
+              <w:rPr>
+                <w:rFonts w:eastAsia="標楷體" w:cs="標楷體"/>
+              </w:rPr>
+              <w:t>規</w:t>
+            </w:r>
+            <w:proofErr w:type="gramEnd"/>
+            <w:r>
+              <w:rPr>
+                <w:rFonts w:eastAsia="標楷體" w:cs="標楷體"/>
+              </w:rPr>
+              <w:t>壓力來自上級機關</w:t>
             </w:r>
           </w:p>
         </w:tc>
@@ -14151,7 +15022,21 @@
               <w:rPr>
                 <w:rFonts w:eastAsia="標楷體" w:cs="標楷體"/>
               </w:rPr>
-              <w:t>資產量大、供應鏈合規要求</w:t>
+              <w:t>資產量大、供應鏈合</w:t>
+            </w:r>
+            <w:proofErr w:type="gramStart"/>
+            <w:r>
+              <w:rPr>
+                <w:rFonts w:eastAsia="標楷體" w:cs="標楷體"/>
+              </w:rPr>
+              <w:t>規</w:t>
+            </w:r>
+            <w:proofErr w:type="gramEnd"/>
+            <w:r>
+              <w:rPr>
+                <w:rFonts w:eastAsia="標楷體" w:cs="標楷體"/>
+              </w:rPr>
+              <w:t>要求</w:t>
             </w:r>
           </w:p>
         </w:tc>
@@ -14824,6 +15709,7 @@
         </w:rPr>
         <w:t xml:space="preserve">1. </w:t>
       </w:r>
+      <w:proofErr w:type="gramStart"/>
       <w:r>
         <w:rPr>
           <w:rFonts w:eastAsia="標楷體" w:cs="標楷體"/>
@@ -14831,7 +15717,17 @@
           <w:sz w:val="28"/>
           <w:szCs w:val="28"/>
         </w:rPr>
-        <w:t>資安人力薄弱</w:t>
+        <w:t>資安人力</w:t>
+      </w:r>
+      <w:proofErr w:type="gramEnd"/>
+      <w:r>
+        <w:rPr>
+          <w:rFonts w:eastAsia="標楷體" w:cs="標楷體"/>
+          <w:color w:val="000000" w:themeColor="text1"/>
+          <w:sz w:val="28"/>
+          <w:szCs w:val="28"/>
+        </w:rPr>
+        <w:t>薄弱</w:t>
       </w:r>
       <w:r>
         <w:rPr>
@@ -14904,7 +15800,27 @@
           <w:sz w:val="28"/>
           <w:szCs w:val="28"/>
         </w:rPr>
-        <w:t>既有合規平台對他們太貴</w:t>
+        <w:t>既有合</w:t>
+      </w:r>
+      <w:proofErr w:type="gramStart"/>
+      <w:r>
+        <w:rPr>
+          <w:rFonts w:eastAsia="標楷體" w:cs="標楷體"/>
+          <w:color w:val="000000" w:themeColor="text1"/>
+          <w:sz w:val="28"/>
+          <w:szCs w:val="28"/>
+        </w:rPr>
+        <w:t>規</w:t>
+      </w:r>
+      <w:proofErr w:type="gramEnd"/>
+      <w:r>
+        <w:rPr>
+          <w:rFonts w:eastAsia="標楷體" w:cs="標楷體"/>
+          <w:color w:val="000000" w:themeColor="text1"/>
+          <w:sz w:val="28"/>
+          <w:szCs w:val="28"/>
+        </w:rPr>
+        <w:t>平台對他們太貴</w:t>
       </w:r>
       <w:r>
         <w:rPr>
@@ -15026,6 +15942,7 @@
         </w:rPr>
         <w:t>：</w:t>
       </w:r>
+      <w:proofErr w:type="gramStart"/>
       <w:r>
         <w:rPr>
           <w:rFonts w:eastAsia="標楷體" w:cs="標楷體"/>
@@ -15033,7 +15950,17 @@
           <w:sz w:val="28"/>
           <w:szCs w:val="28"/>
         </w:rPr>
-        <w:t>資安顧問公司</w:t>
+        <w:t>資安顧問</w:t>
+      </w:r>
+      <w:proofErr w:type="gramEnd"/>
+      <w:r>
+        <w:rPr>
+          <w:rFonts w:eastAsia="標楷體" w:cs="標楷體"/>
+          <w:color w:val="000000" w:themeColor="text1"/>
+          <w:sz w:val="28"/>
+          <w:szCs w:val="28"/>
+        </w:rPr>
+        <w:t>公司</w:t>
       </w:r>
       <w:r>
         <w:rPr>
@@ -15164,7 +16091,47 @@
           <w:sz w:val="28"/>
           <w:szCs w:val="28"/>
         </w:rPr>
-        <w:t>本系統不是完整取代資安顧問，也不是大型企業使用的完整合規管理平台，而是提供一套較低門檻、較容易操作的輔助工具。其定位重點如下：</w:t>
+        <w:t>本系統不是完整</w:t>
+      </w:r>
+      <w:proofErr w:type="gramStart"/>
+      <w:r>
+        <w:rPr>
+          <w:rFonts w:eastAsia="標楷體" w:cs="標楷體" w:hint="eastAsia"/>
+          <w:color w:val="000000" w:themeColor="text1"/>
+          <w:sz w:val="28"/>
+          <w:szCs w:val="28"/>
+        </w:rPr>
+        <w:t>取代資安顧問</w:t>
+      </w:r>
+      <w:proofErr w:type="gramEnd"/>
+      <w:r>
+        <w:rPr>
+          <w:rFonts w:eastAsia="標楷體" w:cs="標楷體" w:hint="eastAsia"/>
+          <w:color w:val="000000" w:themeColor="text1"/>
+          <w:sz w:val="28"/>
+          <w:szCs w:val="28"/>
+        </w:rPr>
+        <w:t>，也不是大型企業使用的完整合</w:t>
+      </w:r>
+      <w:proofErr w:type="gramStart"/>
+      <w:r>
+        <w:rPr>
+          <w:rFonts w:eastAsia="標楷體" w:cs="標楷體" w:hint="eastAsia"/>
+          <w:color w:val="000000" w:themeColor="text1"/>
+          <w:sz w:val="28"/>
+          <w:szCs w:val="28"/>
+        </w:rPr>
+        <w:t>規</w:t>
+      </w:r>
+      <w:proofErr w:type="gramEnd"/>
+      <w:r>
+        <w:rPr>
+          <w:rFonts w:eastAsia="標楷體" w:cs="標楷體" w:hint="eastAsia"/>
+          <w:color w:val="000000" w:themeColor="text1"/>
+          <w:sz w:val="28"/>
+          <w:szCs w:val="28"/>
+        </w:rPr>
+        <w:t>管理平台，而是提供一套較低門檻、較容易操作的輔助工具。其定位重點如下：</w:t>
       </w:r>
     </w:p>
     <w:p>
@@ -15286,6 +16253,7 @@
         </w:rPr>
         <w:t xml:space="preserve">AI </w:t>
       </w:r>
+      <w:proofErr w:type="gramStart"/>
       <w:r>
         <w:rPr>
           <w:rFonts w:eastAsia="標楷體" w:cs="標楷體" w:hint="eastAsia"/>
@@ -15293,7 +16261,17 @@
           <w:sz w:val="28"/>
           <w:szCs w:val="28"/>
         </w:rPr>
-        <w:t>將資安建議轉換為較白話的改善方向。</w:t>
+        <w:t>將資安建議</w:t>
+      </w:r>
+      <w:proofErr w:type="gramEnd"/>
+      <w:r>
+        <w:rPr>
+          <w:rFonts w:eastAsia="標楷體" w:cs="標楷體" w:hint="eastAsia"/>
+          <w:color w:val="000000" w:themeColor="text1"/>
+          <w:sz w:val="28"/>
+          <w:szCs w:val="28"/>
+        </w:rPr>
+        <w:t>轉換為較白話的改善方向。</w:t>
       </w:r>
     </w:p>
     <w:p>
@@ -15600,7 +16578,21 @@
               <w:rPr>
                 <w:rFonts w:eastAsia="標楷體" w:cs="標楷體" w:hint="eastAsia"/>
               </w:rPr>
-              <w:t>給建議、規則算分、</w:t>
+              <w:t>給建議、</w:t>
+            </w:r>
+            <w:proofErr w:type="gramStart"/>
+            <w:r>
+              <w:rPr>
+                <w:rFonts w:eastAsia="標楷體" w:cs="標楷體" w:hint="eastAsia"/>
+              </w:rPr>
+              <w:t>規則算分</w:t>
+            </w:r>
+            <w:proofErr w:type="gramEnd"/>
+            <w:r>
+              <w:rPr>
+                <w:rFonts w:eastAsia="標楷體" w:cs="標楷體" w:hint="eastAsia"/>
+              </w:rPr>
+              <w:t>、</w:t>
             </w:r>
             <w:r>
               <w:rPr>
@@ -15662,7 +16654,21 @@
               <w:rPr>
                 <w:rFonts w:eastAsia="標楷體" w:cs="標楷體" w:hint="eastAsia"/>
               </w:rPr>
-              <w:t xml:space="preserve"> cia_delta,</w:t>
+              <w:t xml:space="preserve"> </w:t>
+            </w:r>
+            <w:proofErr w:type="spellStart"/>
+            <w:r>
+              <w:rPr>
+                <w:rFonts w:eastAsia="標楷體" w:cs="標楷體" w:hint="eastAsia"/>
+              </w:rPr>
+              <w:t>cia_delta</w:t>
+            </w:r>
+            <w:proofErr w:type="spellEnd"/>
+            <w:r>
+              <w:rPr>
+                <w:rFonts w:eastAsia="標楷體" w:cs="標楷體" w:hint="eastAsia"/>
+              </w:rPr>
+              <w:t>,</w:t>
             </w:r>
             <w:r>
               <w:rPr>
@@ -15758,7 +16764,21 @@
               <w:rPr>
                 <w:rFonts w:eastAsia="標楷體" w:cs="標楷體" w:hint="eastAsia"/>
               </w:rPr>
-              <w:t>多租戶、權限控管、情資快取等商業化要件未完成</w:t>
+              <w:t>多租戶、權限控管、</w:t>
+            </w:r>
+            <w:proofErr w:type="gramStart"/>
+            <w:r>
+              <w:rPr>
+                <w:rFonts w:eastAsia="標楷體" w:cs="標楷體" w:hint="eastAsia"/>
+              </w:rPr>
+              <w:t>情資快取等</w:t>
+            </w:r>
+            <w:proofErr w:type="gramEnd"/>
+            <w:r>
+              <w:rPr>
+                <w:rFonts w:eastAsia="標楷體" w:cs="標楷體" w:hint="eastAsia"/>
+              </w:rPr>
+              <w:t>商業化要件未完成</w:t>
             </w:r>
           </w:p>
           <w:p>
@@ -16029,14 +17049,22 @@
               <w:rPr>
                 <w:rFonts w:eastAsia="標楷體" w:cs="標楷體" w:hint="eastAsia"/>
               </w:rPr>
-              <w:t>應用接受度普及</w:t>
-            </w:r>
+              <w:t>應用接受度</w:t>
+            </w:r>
+            <w:proofErr w:type="gramStart"/>
             <w:r>
               <w:rPr>
                 <w:rFonts w:eastAsia="標楷體" w:cs="標楷體" w:hint="eastAsia"/>
               </w:rPr>
+              <w:t>普及</w:t>
+            </w:r>
+            <w:r>
+              <w:rPr>
+                <w:rFonts w:eastAsia="標楷體" w:cs="標楷體" w:hint="eastAsia"/>
+              </w:rPr>
               <w:t>,</w:t>
             </w:r>
+            <w:proofErr w:type="gramEnd"/>
             <w:r>
               <w:rPr>
                 <w:rFonts w:eastAsia="標楷體" w:cs="標楷體" w:hint="eastAsia"/>
@@ -16099,17 +17127,39 @@
               </w:rPr>
               <w:t>、</w:t>
             </w:r>
+            <w:proofErr w:type="spellStart"/>
             <w:r>
               <w:rPr>
                 <w:rFonts w:eastAsia="標楷體" w:cs="標楷體" w:hint="eastAsia"/>
               </w:rPr>
-              <w:t xml:space="preserve">Secorion </w:t>
-            </w:r>
+              <w:t>Secorion</w:t>
+            </w:r>
+            <w:proofErr w:type="spellEnd"/>
             <w:r>
               <w:rPr>
                 <w:rFonts w:eastAsia="標楷體" w:cs="標楷體" w:hint="eastAsia"/>
               </w:rPr>
-              <w:t>等合規平台已具品牌與客戶基礎</w:t>
+              <w:t xml:space="preserve"> </w:t>
+            </w:r>
+            <w:r>
+              <w:rPr>
+                <w:rFonts w:eastAsia="標楷體" w:cs="標楷體" w:hint="eastAsia"/>
+              </w:rPr>
+              <w:t>等合</w:t>
+            </w:r>
+            <w:proofErr w:type="gramStart"/>
+            <w:r>
+              <w:rPr>
+                <w:rFonts w:eastAsia="標楷體" w:cs="標楷體" w:hint="eastAsia"/>
+              </w:rPr>
+              <w:t>規</w:t>
+            </w:r>
+            <w:proofErr w:type="gramEnd"/>
+            <w:r>
+              <w:rPr>
+                <w:rFonts w:eastAsia="標楷體" w:cs="標楷體" w:hint="eastAsia"/>
+              </w:rPr>
+              <w:t>平台已具品牌與客戶基礎</w:t>
             </w:r>
           </w:p>
           <w:p>
@@ -16126,11 +17176,19 @@
                 <w:rFonts w:eastAsia="標楷體" w:cs="標楷體"/>
               </w:rPr>
             </w:pPr>
+            <w:proofErr w:type="gramStart"/>
             <w:r>
               <w:rPr>
                 <w:rFonts w:eastAsia="標楷體" w:cs="標楷體" w:hint="eastAsia"/>
               </w:rPr>
-              <w:t>資安資料敏感</w:t>
+              <w:t>資安資料</w:t>
+            </w:r>
+            <w:proofErr w:type="gramEnd"/>
+            <w:r>
+              <w:rPr>
+                <w:rFonts w:eastAsia="標楷體" w:cs="標楷體" w:hint="eastAsia"/>
+              </w:rPr>
+              <w:t>敏感</w:t>
             </w:r>
             <w:r>
               <w:rPr>
@@ -16485,7 +17543,25 @@
                 <w:sz w:val="28"/>
                 <w:szCs w:val="28"/>
               </w:rPr>
-              <w:t>以三層架構的可解釋性切入學校與中小企業,主打「比 Excel 快、比顧問便宜、比合規平台輕」</w:t>
+              <w:t>以三層架構的可解釋性切入學校與中小企業,主打「比 Excel 快、比顧問便宜、比合</w:t>
+            </w:r>
+            <w:proofErr w:type="gramStart"/>
+            <w:r>
+              <w:rPr>
+                <w:rFonts w:ascii="標楷體" w:eastAsia="標楷體" w:hAnsi="標楷體" w:cs="標楷體"/>
+                <w:sz w:val="28"/>
+                <w:szCs w:val="28"/>
+              </w:rPr>
+              <w:t>規</w:t>
+            </w:r>
+            <w:proofErr w:type="gramEnd"/>
+            <w:r>
+              <w:rPr>
+                <w:rFonts w:ascii="標楷體" w:eastAsia="標楷體" w:hAnsi="標楷體" w:cs="標楷體"/>
+                <w:sz w:val="28"/>
+                <w:szCs w:val="28"/>
+              </w:rPr>
+              <w:t>平台輕」</w:t>
             </w:r>
           </w:p>
         </w:tc>
@@ -16601,7 +17677,25 @@
                 <w:sz w:val="28"/>
                 <w:szCs w:val="28"/>
               </w:rPr>
-              <w:t>以「規則引擎算分、AI 不直接決定分數」回應對 AI 信任的疑慮;以條文引用回應 AI 幻覺風險</w:t>
+              <w:t>以「規則</w:t>
+            </w:r>
+            <w:proofErr w:type="gramStart"/>
+            <w:r>
+              <w:rPr>
+                <w:rFonts w:ascii="標楷體" w:eastAsia="標楷體" w:hAnsi="標楷體" w:cs="標楷體"/>
+                <w:sz w:val="28"/>
+                <w:szCs w:val="28"/>
+              </w:rPr>
+              <w:t>引擎算分</w:t>
+            </w:r>
+            <w:proofErr w:type="gramEnd"/>
+            <w:r>
+              <w:rPr>
+                <w:rFonts w:ascii="標楷體" w:eastAsia="標楷體" w:hAnsi="標楷體" w:cs="標楷體"/>
+                <w:sz w:val="28"/>
+                <w:szCs w:val="28"/>
+              </w:rPr>
+              <w:t>、AI 不直接決定分數」回應對 AI 信任的疑慮;以條文引用回應 AI 幻覺風險</w:t>
             </w:r>
           </w:p>
         </w:tc>
@@ -16707,7 +17801,25 @@
           <w:sz w:val="28"/>
           <w:szCs w:val="28"/>
         </w:rPr>
-        <w:t>依各系統公開官網與導入文件</w:t>
+        <w:t>依各系統</w:t>
+      </w:r>
+      <w:proofErr w:type="gramStart"/>
+      <w:r>
+        <w:rPr>
+          <w:rFonts w:eastAsia="標楷體" w:hint="eastAsia"/>
+          <w:sz w:val="28"/>
+          <w:szCs w:val="28"/>
+        </w:rPr>
+        <w:t>公開官網與</w:t>
+      </w:r>
+      <w:proofErr w:type="gramEnd"/>
+      <w:r>
+        <w:rPr>
+          <w:rFonts w:eastAsia="標楷體" w:hint="eastAsia"/>
+          <w:sz w:val="28"/>
+          <w:szCs w:val="28"/>
+        </w:rPr>
+        <w:t>導入文件</w:t>
       </w:r>
       <w:r>
         <w:rPr>
@@ -16863,11 +17975,19 @@
                 <w:rFonts w:ascii="標楷體" w:eastAsia="標楷體" w:hAnsi="標楷體" w:cs="標楷體"/>
               </w:rPr>
             </w:pPr>
+            <w:proofErr w:type="spellStart"/>
             <w:r>
               <w:rPr>
                 <w:rFonts w:ascii="標楷體" w:eastAsia="標楷體" w:hAnsi="標楷體" w:cs="標楷體"/>
               </w:rPr>
-              <w:t>RiskGenie 評評理</w:t>
+              <w:t>RiskGenie</w:t>
+            </w:r>
+            <w:proofErr w:type="spellEnd"/>
+            <w:r>
+              <w:rPr>
+                <w:rFonts w:ascii="標楷體" w:eastAsia="標楷體" w:hAnsi="標楷體" w:cs="標楷體"/>
+              </w:rPr>
+              <w:t xml:space="preserve"> 評評理</w:t>
             </w:r>
           </w:p>
         </w:tc>
@@ -16927,12 +18047,28 @@
                 <w:rFonts w:ascii="標楷體" w:eastAsia="標楷體" w:hAnsi="標楷體" w:cs="標楷體"/>
               </w:rPr>
             </w:pPr>
+            <w:proofErr w:type="spellStart"/>
             <w:r>
               <w:rPr>
                 <w:rFonts w:ascii="標楷體" w:eastAsia="標楷體" w:hAnsi="標楷體" w:cs="標楷體"/>
               </w:rPr>
-              <w:t>Secorion 資安合規</w:t>
-            </w:r>
+              <w:t>Secorion</w:t>
+            </w:r>
+            <w:proofErr w:type="spellEnd"/>
+            <w:r>
+              <w:rPr>
+                <w:rFonts w:ascii="標楷體" w:eastAsia="標楷體" w:hAnsi="標楷體" w:cs="標楷體"/>
+              </w:rPr>
+              <w:t xml:space="preserve"> </w:t>
+            </w:r>
+            <w:proofErr w:type="gramStart"/>
+            <w:r>
+              <w:rPr>
+                <w:rFonts w:ascii="標楷體" w:eastAsia="標楷體" w:hAnsi="標楷體" w:cs="標楷體"/>
+              </w:rPr>
+              <w:t>資安合規</w:t>
+            </w:r>
+            <w:proofErr w:type="gramEnd"/>
           </w:p>
         </w:tc>
       </w:tr>
@@ -17022,12 +18158,14 @@
                 <w:rFonts w:ascii="標楷體" w:eastAsia="標楷體" w:hAnsi="標楷體" w:cs="標楷體"/>
               </w:rPr>
             </w:pPr>
+            <w:proofErr w:type="gramStart"/>
             <w:r>
               <w:rPr>
                 <w:rFonts w:ascii="標楷體" w:eastAsia="標楷體" w:hAnsi="標楷體" w:cs="標楷體"/>
               </w:rPr>
               <w:t>企業資安管理</w:t>
             </w:r>
+            <w:proofErr w:type="gramEnd"/>
           </w:p>
         </w:tc>
         <w:tc>
@@ -17053,11 +18191,19 @@
                 <w:rFonts w:ascii="標楷體" w:eastAsia="標楷體" w:hAnsi="標楷體" w:cs="標楷體"/>
               </w:rPr>
             </w:pPr>
+            <w:proofErr w:type="gramStart"/>
             <w:r>
               <w:rPr>
                 <w:rFonts w:ascii="標楷體" w:eastAsia="標楷體" w:hAnsi="標楷體" w:cs="標楷體"/>
               </w:rPr>
-              <w:t>資安合規管理</w:t>
+              <w:t>資安合規</w:t>
+            </w:r>
+            <w:proofErr w:type="gramEnd"/>
+            <w:r>
+              <w:rPr>
+                <w:rFonts w:ascii="標楷體" w:eastAsia="標楷體" w:hAnsi="標楷體" w:cs="標楷體"/>
+              </w:rPr>
+              <w:t>管理</w:t>
             </w:r>
           </w:p>
         </w:tc>
@@ -17687,7 +18833,21 @@
               <w:rPr>
                 <w:rFonts w:ascii="標楷體" w:eastAsia="標楷體" w:hAnsi="標楷體" w:cs="標楷體"/>
               </w:rPr>
-              <w:t>完整合規報表</w:t>
+              <w:t>完整合</w:t>
+            </w:r>
+            <w:proofErr w:type="gramStart"/>
+            <w:r>
+              <w:rPr>
+                <w:rFonts w:ascii="標楷體" w:eastAsia="標楷體" w:hAnsi="標楷體" w:cs="標楷體"/>
+              </w:rPr>
+              <w:t>規</w:t>
+            </w:r>
+            <w:proofErr w:type="gramEnd"/>
+            <w:r>
+              <w:rPr>
+                <w:rFonts w:ascii="標楷體" w:eastAsia="標楷體" w:hAnsi="標楷體" w:cs="標楷體"/>
+              </w:rPr>
+              <w:t>報表</w:t>
             </w:r>
           </w:p>
         </w:tc>
@@ -17982,13 +19142,23 @@
         </w:rPr>
         <w:t>：</w:t>
       </w:r>
+      <w:proofErr w:type="spellStart"/>
       <w:r>
         <w:rPr>
           <w:rFonts w:eastAsia="標楷體" w:cs="標楷體" w:hint="eastAsia"/>
           <w:sz w:val="28"/>
           <w:szCs w:val="28"/>
         </w:rPr>
-        <w:t xml:space="preserve">RiskGenie </w:t>
+        <w:t>RiskGenie</w:t>
+      </w:r>
+      <w:proofErr w:type="spellEnd"/>
+      <w:r>
+        <w:rPr>
+          <w:rFonts w:eastAsia="標楷體" w:cs="標楷體" w:hint="eastAsia"/>
+          <w:sz w:val="28"/>
+          <w:szCs w:val="28"/>
+        </w:rPr>
+        <w:t xml:space="preserve"> </w:t>
       </w:r>
       <w:r>
         <w:rPr>
@@ -18182,7 +19352,25 @@
           <w:sz w:val="28"/>
           <w:szCs w:val="28"/>
         </w:rPr>
-        <w:t>助使用者進行資訊資產盤點與風險評鑑，降低傳統人工評鑑所需的時間與專業門檻，並提升整體資安管理效率。透過使用者輸入資產資料，結合</w:t>
+        <w:t>助使用者進行資訊資產盤點與風險評鑑，降低傳統人工評鑑所需的時間與專業門檻，並提升</w:t>
+      </w:r>
+      <w:proofErr w:type="gramStart"/>
+      <w:r>
+        <w:rPr>
+          <w:rFonts w:eastAsia="標楷體" w:cs="標楷體"/>
+          <w:sz w:val="28"/>
+          <w:szCs w:val="28"/>
+        </w:rPr>
+        <w:t>整體資安管理</w:t>
+      </w:r>
+      <w:proofErr w:type="gramEnd"/>
+      <w:r>
+        <w:rPr>
+          <w:rFonts w:eastAsia="標楷體" w:cs="標楷體"/>
+          <w:sz w:val="28"/>
+          <w:szCs w:val="28"/>
+        </w:rPr>
+        <w:t>效率。透過使用者輸入資產資料，結合</w:t>
       </w:r>
       <w:r>
         <w:rPr>
@@ -18598,14 +19786,32 @@
           <w:sz w:val="28"/>
           <w:szCs w:val="28"/>
         </w:rPr>
-        <w:t xml:space="preserve"> Supabase </w:t>
-      </w:r>
+        <w:t xml:space="preserve"> </w:t>
+      </w:r>
+      <w:proofErr w:type="spellStart"/>
       <w:r>
         <w:rPr>
           <w:rFonts w:eastAsia="標楷體" w:cs="標楷體" w:hint="eastAsia"/>
           <w:sz w:val="28"/>
           <w:szCs w:val="28"/>
         </w:rPr>
+        <w:t>Supabase</w:t>
+      </w:r>
+      <w:proofErr w:type="spellEnd"/>
+      <w:r>
+        <w:rPr>
+          <w:rFonts w:eastAsia="標楷體" w:cs="標楷體" w:hint="eastAsia"/>
+          <w:sz w:val="28"/>
+          <w:szCs w:val="28"/>
+        </w:rPr>
+        <w:t xml:space="preserve"> </w:t>
+      </w:r>
+      <w:r>
+        <w:rPr>
+          <w:rFonts w:eastAsia="標楷體" w:cs="標楷體" w:hint="eastAsia"/>
+          <w:sz w:val="28"/>
+          <w:szCs w:val="28"/>
+        </w:rPr>
         <w:t>雲端資料庫（</w:t>
       </w:r>
       <w:r>
@@ -18654,7 +19860,25 @@
           <w:sz w:val="28"/>
           <w:szCs w:val="28"/>
         </w:rPr>
-        <w:t>資訊，以確保風險評鑑所依據之資安資料具備時效性。</w:t>
+        <w:t>資訊，以確保風險評鑑所依據</w:t>
+      </w:r>
+      <w:proofErr w:type="gramStart"/>
+      <w:r>
+        <w:rPr>
+          <w:rFonts w:eastAsia="標楷體" w:cs="標楷體" w:hint="eastAsia"/>
+          <w:sz w:val="28"/>
+          <w:szCs w:val="28"/>
+        </w:rPr>
+        <w:t>之資安資料</w:t>
+      </w:r>
+      <w:proofErr w:type="gramEnd"/>
+      <w:r>
+        <w:rPr>
+          <w:rFonts w:eastAsia="標楷體" w:cs="標楷體" w:hint="eastAsia"/>
+          <w:sz w:val="28"/>
+          <w:szCs w:val="28"/>
+        </w:rPr>
+        <w:t>具備時效性。</w:t>
       </w:r>
     </w:p>
     <w:p>
@@ -18878,7 +20102,25 @@
           <w:sz w:val="28"/>
           <w:szCs w:val="28"/>
         </w:rPr>
-        <w:t xml:space="preserve"> Supabase </w:t>
+        <w:t xml:space="preserve"> </w:t>
+      </w:r>
+      <w:proofErr w:type="spellStart"/>
+      <w:r>
+        <w:rPr>
+          <w:rFonts w:eastAsia="標楷體" w:cs="標楷體"/>
+          <w:sz w:val="28"/>
+          <w:szCs w:val="28"/>
+        </w:rPr>
+        <w:t>Supabase</w:t>
+      </w:r>
+      <w:proofErr w:type="spellEnd"/>
+      <w:r>
+        <w:rPr>
+          <w:rFonts w:eastAsia="標楷體" w:cs="標楷體"/>
+          <w:sz w:val="28"/>
+          <w:szCs w:val="28"/>
+        </w:rPr>
+        <w:t xml:space="preserve"> </w:t>
       </w:r>
       <w:r>
         <w:rPr>
@@ -18912,13 +20154,41 @@
         </w:rPr>
         <w:t xml:space="preserve"> ISO 27002 </w:t>
       </w:r>
-      <w:r>
-        <w:rPr>
-          <w:rFonts w:eastAsia="標楷體" w:cs="標楷體"/>
-          <w:sz w:val="28"/>
-          <w:szCs w:val="28"/>
-        </w:rPr>
-        <w:t>資安控制規範，以提供模型更完整之資安背景知識。最終，系統將去識別化後之輸入資料與檢索結果一併輸入至</w:t>
+      <w:proofErr w:type="gramStart"/>
+      <w:r>
+        <w:rPr>
+          <w:rFonts w:eastAsia="標楷體" w:cs="標楷體"/>
+          <w:sz w:val="28"/>
+          <w:szCs w:val="28"/>
+        </w:rPr>
+        <w:t>資安控制</w:t>
+      </w:r>
+      <w:proofErr w:type="gramEnd"/>
+      <w:r>
+        <w:rPr>
+          <w:rFonts w:eastAsia="標楷體" w:cs="標楷體"/>
+          <w:sz w:val="28"/>
+          <w:szCs w:val="28"/>
+        </w:rPr>
+        <w:t>規範，以提供模型更完整</w:t>
+      </w:r>
+      <w:proofErr w:type="gramStart"/>
+      <w:r>
+        <w:rPr>
+          <w:rFonts w:eastAsia="標楷體" w:cs="標楷體"/>
+          <w:sz w:val="28"/>
+          <w:szCs w:val="28"/>
+        </w:rPr>
+        <w:t>之資安背景</w:t>
+      </w:r>
+      <w:proofErr w:type="gramEnd"/>
+      <w:r>
+        <w:rPr>
+          <w:rFonts w:eastAsia="標楷體" w:cs="標楷體"/>
+          <w:sz w:val="28"/>
+          <w:szCs w:val="28"/>
+        </w:rPr>
+        <w:t>知識。最終，系統將去識別化後之輸入資料與檢索結果一併輸入至</w:t>
       </w:r>
       <w:r>
         <w:rPr>
@@ -18934,7 +20204,25 @@
           <w:sz w:val="28"/>
           <w:szCs w:val="28"/>
         </w:rPr>
-        <w:t>，以生成具備情境脈絡與資安依據之改善建議。</w:t>
+        <w:t>，以生成具備情境脈絡</w:t>
+      </w:r>
+      <w:proofErr w:type="gramStart"/>
+      <w:r>
+        <w:rPr>
+          <w:rFonts w:eastAsia="標楷體" w:cs="標楷體"/>
+          <w:sz w:val="28"/>
+          <w:szCs w:val="28"/>
+        </w:rPr>
+        <w:t>與資安依據</w:t>
+      </w:r>
+      <w:proofErr w:type="gramEnd"/>
+      <w:r>
+        <w:rPr>
+          <w:rFonts w:eastAsia="標楷體" w:cs="標楷體"/>
+          <w:sz w:val="28"/>
+          <w:szCs w:val="28"/>
+        </w:rPr>
+        <w:t>之改善建議。</w:t>
       </w:r>
     </w:p>
     <w:p>
@@ -19064,6 +20352,7 @@
         </w:rPr>
         <w:t>後端框架與</w:t>
       </w:r>
+      <w:proofErr w:type="spellStart"/>
       <w:r>
         <w:rPr>
           <w:rFonts w:eastAsia="標楷體" w:cs="標楷體"/>
@@ -19072,6 +20361,7 @@
         </w:rPr>
         <w:t>Supabase</w:t>
       </w:r>
+      <w:proofErr w:type="spellEnd"/>
       <w:r>
         <w:rPr>
           <w:rFonts w:eastAsia="標楷體" w:cs="標楷體"/>
@@ -19086,7 +20376,25 @@
           <w:sz w:val="28"/>
           <w:szCs w:val="28"/>
         </w:rPr>
-        <w:t>，建置一套完整的資安風險評</w:t>
+        <w:t>，建置一套完整</w:t>
+      </w:r>
+      <w:proofErr w:type="gramStart"/>
+      <w:r>
+        <w:rPr>
+          <w:rFonts w:eastAsia="標楷體" w:cs="標楷體"/>
+          <w:sz w:val="28"/>
+          <w:szCs w:val="28"/>
+        </w:rPr>
+        <w:t>的資安風險</w:t>
+      </w:r>
+      <w:proofErr w:type="gramEnd"/>
+      <w:r>
+        <w:rPr>
+          <w:rFonts w:eastAsia="標楷體" w:cs="標楷體"/>
+          <w:sz w:val="28"/>
+          <w:szCs w:val="28"/>
+        </w:rPr>
+        <w:t>評</w:t>
       </w:r>
       <w:r>
         <w:rPr>
@@ -19135,8 +20443,27 @@
           <w:sz w:val="28"/>
           <w:szCs w:val="28"/>
         </w:rPr>
-        <w:t>。此外，由於採用</w:t>
-      </w:r>
+        <w:t>。</w:t>
+      </w:r>
+      <w:proofErr w:type="gramStart"/>
+      <w:r>
+        <w:rPr>
+          <w:rFonts w:eastAsia="標楷體" w:cs="標楷體"/>
+          <w:sz w:val="28"/>
+          <w:szCs w:val="28"/>
+        </w:rPr>
+        <w:t>此外，</w:t>
+      </w:r>
+      <w:proofErr w:type="gramEnd"/>
+      <w:r>
+        <w:rPr>
+          <w:rFonts w:eastAsia="標楷體" w:cs="標楷體"/>
+          <w:sz w:val="28"/>
+          <w:szCs w:val="28"/>
+        </w:rPr>
+        <w:t>由於採用</w:t>
+      </w:r>
+      <w:proofErr w:type="spellStart"/>
       <w:r>
         <w:rPr>
           <w:rFonts w:eastAsia="標楷體" w:cs="標楷體"/>
@@ -19145,6 +20472,7 @@
         </w:rPr>
         <w:t>Supabase</w:t>
       </w:r>
+      <w:proofErr w:type="spellEnd"/>
       <w:r>
         <w:rPr>
           <w:rFonts w:eastAsia="標楷體" w:cs="標楷體"/>
@@ -19512,12 +20840,14 @@
                 <w:rFonts w:eastAsia="標楷體" w:cs="標楷體"/>
               </w:rPr>
             </w:pPr>
+            <w:proofErr w:type="spellStart"/>
             <w:r>
               <w:rPr>
                 <w:rFonts w:eastAsia="標楷體" w:cs="標楷體"/>
               </w:rPr>
               <w:t>Supabase</w:t>
             </w:r>
+            <w:proofErr w:type="spellEnd"/>
             <w:r>
               <w:rPr>
                 <w:rFonts w:eastAsia="標楷體" w:cs="標楷體"/>
@@ -20361,6 +21691,7 @@
         </w:rPr>
         <w:t>以下列出本系統於開發「</w:t>
       </w:r>
+      <w:proofErr w:type="spellStart"/>
       <w:r>
         <w:rPr>
           <w:rFonts w:eastAsia="標楷體" w:cs="標楷體"/>
@@ -20369,6 +21700,7 @@
         </w:rPr>
         <w:t>RiskGenie</w:t>
       </w:r>
+      <w:proofErr w:type="spellEnd"/>
       <w:r>
         <w:rPr>
           <w:rFonts w:eastAsia="標楷體" w:cs="標楷體"/>
@@ -20558,6 +21890,7 @@
           <w:szCs w:val="28"/>
         </w:rPr>
       </w:pPr>
+      <w:proofErr w:type="spellStart"/>
       <w:r>
         <w:rPr>
           <w:rFonts w:eastAsia="標楷體" w:cs="標楷體"/>
@@ -20566,6 +21899,7 @@
         </w:rPr>
         <w:t>Supabase</w:t>
       </w:r>
+      <w:proofErr w:type="spellEnd"/>
       <w:r>
         <w:rPr>
           <w:rFonts w:eastAsia="標楷體" w:cs="標楷體"/>
@@ -20684,7 +22018,25 @@
           <w:sz w:val="28"/>
           <w:szCs w:val="28"/>
         </w:rPr>
-        <w:t>生成式人工智慧模型：用於風險分析與建議生成，以提升分析效率與決策品質，並於資料傳送前進行敏感資訊去識別化處理，以降低敏感資料外洩風險並提升資料安全性。</w:t>
+        <w:t>生成式人工智慧模型：用於風險分析與建議生成，以提升分析效率與決策品質，並於資料傳送前進行敏感資訊去識別化處理，以降低敏感資料外</w:t>
+      </w:r>
+      <w:proofErr w:type="gramStart"/>
+      <w:r>
+        <w:rPr>
+          <w:rFonts w:eastAsia="標楷體" w:cs="標楷體"/>
+          <w:sz w:val="28"/>
+          <w:szCs w:val="28"/>
+        </w:rPr>
+        <w:t>洩</w:t>
+      </w:r>
+      <w:proofErr w:type="gramEnd"/>
+      <w:r>
+        <w:rPr>
+          <w:rFonts w:eastAsia="標楷體" w:cs="標楷體"/>
+          <w:sz w:val="28"/>
+          <w:szCs w:val="28"/>
+        </w:rPr>
+        <w:t>風險並提升資料安全性。</w:t>
       </w:r>
     </w:p>
     <w:p>
@@ -20756,14 +22108,32 @@
           <w:sz w:val="28"/>
           <w:szCs w:val="28"/>
         </w:rPr>
-        <w:t>）技術，從本地資安知識庫中擷取與使用者資產相關之資訊，並將檢索結果作為</w:t>
-      </w:r>
+        <w:t>）技術，從</w:t>
+      </w:r>
+      <w:proofErr w:type="gramStart"/>
       <w:r>
         <w:rPr>
           <w:rFonts w:eastAsia="標楷體" w:cs="標楷體" w:hint="eastAsia"/>
           <w:sz w:val="28"/>
           <w:szCs w:val="28"/>
         </w:rPr>
+        <w:t>本地資安</w:t>
+      </w:r>
+      <w:proofErr w:type="gramEnd"/>
+      <w:r>
+        <w:rPr>
+          <w:rFonts w:eastAsia="標楷體" w:cs="標楷體" w:hint="eastAsia"/>
+          <w:sz w:val="28"/>
+          <w:szCs w:val="28"/>
+        </w:rPr>
+        <w:t>知識庫中擷取與使用者資產相關之資訊，並將檢索結果作為</w:t>
+      </w:r>
+      <w:r>
+        <w:rPr>
+          <w:rFonts w:eastAsia="標楷體" w:cs="標楷體" w:hint="eastAsia"/>
+          <w:sz w:val="28"/>
+          <w:szCs w:val="28"/>
+        </w:rPr>
         <w:t xml:space="preserve"> Gemini </w:t>
       </w:r>
       <w:r>
@@ -20788,7 +22158,43 @@
           <w:sz w:val="28"/>
           <w:szCs w:val="28"/>
         </w:rPr>
-        <w:t>漏洞資料與相關資安規範，使系統能反映最新資安威脅情境。透過結合檢索資料與生成式</w:t>
+        <w:t>漏洞資料與</w:t>
+      </w:r>
+      <w:proofErr w:type="gramStart"/>
+      <w:r>
+        <w:rPr>
+          <w:rFonts w:eastAsia="標楷體" w:cs="標楷體" w:hint="eastAsia"/>
+          <w:sz w:val="28"/>
+          <w:szCs w:val="28"/>
+        </w:rPr>
+        <w:t>相關資安規範</w:t>
+      </w:r>
+      <w:proofErr w:type="gramEnd"/>
+      <w:r>
+        <w:rPr>
+          <w:rFonts w:eastAsia="標楷體" w:cs="標楷體" w:hint="eastAsia"/>
+          <w:sz w:val="28"/>
+          <w:szCs w:val="28"/>
+        </w:rPr>
+        <w:t>，使系統能反映</w:t>
+      </w:r>
+      <w:proofErr w:type="gramStart"/>
+      <w:r>
+        <w:rPr>
+          <w:rFonts w:eastAsia="標楷體" w:cs="標楷體" w:hint="eastAsia"/>
+          <w:sz w:val="28"/>
+          <w:szCs w:val="28"/>
+        </w:rPr>
+        <w:t>最新資安威脅</w:t>
+      </w:r>
+      <w:proofErr w:type="gramEnd"/>
+      <w:r>
+        <w:rPr>
+          <w:rFonts w:eastAsia="標楷體" w:cs="標楷體" w:hint="eastAsia"/>
+          <w:sz w:val="28"/>
+          <w:szCs w:val="28"/>
+        </w:rPr>
+        <w:t>情境。透過結合檢索資料與生成式</w:t>
       </w:r>
       <w:r>
         <w:rPr>
@@ -20837,7 +22243,25 @@
           <w:sz w:val="28"/>
           <w:szCs w:val="28"/>
         </w:rPr>
-        <w:t>：為輕量且功能完整之開發工具，支援多種程式語言與除錯功能，並可透過擴充套件提升開發效率，是本系統主要開發環境。</w:t>
+        <w:t>：為</w:t>
+      </w:r>
+      <w:proofErr w:type="gramStart"/>
+      <w:r>
+        <w:rPr>
+          <w:rFonts w:eastAsia="標楷體" w:cs="標楷體"/>
+          <w:sz w:val="28"/>
+          <w:szCs w:val="28"/>
+        </w:rPr>
+        <w:t>輕量且功能</w:t>
+      </w:r>
+      <w:proofErr w:type="gramEnd"/>
+      <w:r>
+        <w:rPr>
+          <w:rFonts w:eastAsia="標楷體" w:cs="標楷體"/>
+          <w:sz w:val="28"/>
+          <w:szCs w:val="28"/>
+        </w:rPr>
+        <w:t>完整之開發工具，支援多種程式語言與除錯功能，並可透過擴充套件提升開發效率，是本系統主要開發環境。</w:t>
       </w:r>
     </w:p>
     <w:p>
@@ -20960,7 +22384,25 @@
           <w:sz w:val="28"/>
           <w:szCs w:val="28"/>
         </w:rPr>
-        <w:t>設計原則：作為前後端資料傳輸之設計依據，使系統架構清晰，並提升系統之擴展性與維護性。</w:t>
+        <w:t>設計原則：作為前後端資料傳輸之設計依據，使系統架構</w:t>
+      </w:r>
+      <w:proofErr w:type="gramStart"/>
+      <w:r>
+        <w:rPr>
+          <w:rFonts w:eastAsia="標楷體" w:cs="標楷體"/>
+          <w:sz w:val="28"/>
+          <w:szCs w:val="28"/>
+        </w:rPr>
+        <w:t>清晰，</w:t>
+      </w:r>
+      <w:proofErr w:type="gramEnd"/>
+      <w:r>
+        <w:rPr>
+          <w:rFonts w:eastAsia="標楷體" w:cs="標楷體"/>
+          <w:sz w:val="28"/>
+          <w:szCs w:val="28"/>
+        </w:rPr>
+        <w:t>並提升系統之擴展性與維護性。</w:t>
       </w:r>
     </w:p>
     <w:p>
@@ -21206,12 +22648,14 @@
               </w:rPr>
               <w:t>、</w:t>
             </w:r>
+            <w:proofErr w:type="spellStart"/>
             <w:r>
               <w:rPr>
                 <w:rFonts w:eastAsia="標楷體" w:cs="標楷體"/>
               </w:rPr>
               <w:t>Supabase</w:t>
             </w:r>
+            <w:proofErr w:type="spellEnd"/>
           </w:p>
         </w:tc>
       </w:tr>
@@ -21453,12 +22897,14 @@
               </w:rPr>
               <w:t>、</w:t>
             </w:r>
+            <w:proofErr w:type="spellStart"/>
             <w:r>
               <w:rPr>
                 <w:rFonts w:eastAsia="標楷體" w:cs="標楷體"/>
               </w:rPr>
               <w:t>Supabase</w:t>
             </w:r>
+            <w:proofErr w:type="spellEnd"/>
             <w:r>
               <w:rPr>
                 <w:rFonts w:eastAsia="標楷體" w:cs="標楷體"/>
@@ -22447,8 +23893,16 @@
               <w:rPr>
                 <w:rFonts w:eastAsia="標楷體" w:hint="eastAsia"/>
               </w:rPr>
-              <w:t>林紀媗</w:t>
-            </w:r>
+              <w:t>林紀</w:t>
+            </w:r>
+            <w:proofErr w:type="gramStart"/>
+            <w:r>
+              <w:rPr>
+                <w:rFonts w:eastAsia="標楷體" w:hint="eastAsia"/>
+              </w:rPr>
+              <w:t>媗</w:t>
+            </w:r>
+            <w:proofErr w:type="gramEnd"/>
           </w:p>
         </w:tc>
         <w:tc>
@@ -22484,8 +23938,17 @@
                 <w:rFonts w:eastAsia="標楷體" w:hint="eastAsia"/>
                 <w:szCs w:val="22"/>
               </w:rPr>
-              <w:t>李昕縈</w:t>
-            </w:r>
+              <w:t>李昕</w:t>
+            </w:r>
+            <w:proofErr w:type="gramStart"/>
+            <w:r>
+              <w:rPr>
+                <w:rFonts w:eastAsia="標楷體" w:hint="eastAsia"/>
+                <w:szCs w:val="22"/>
+              </w:rPr>
+              <w:t>縈</w:t>
+            </w:r>
+            <w:proofErr w:type="gramEnd"/>
           </w:p>
         </w:tc>
         <w:tc>
@@ -22518,8 +23981,16 @@
               <w:rPr>
                 <w:rFonts w:eastAsia="標楷體" w:hint="eastAsia"/>
               </w:rPr>
-              <w:t>顏珮倪</w:t>
-            </w:r>
+              <w:t>顏</w:t>
+            </w:r>
+            <w:proofErr w:type="gramStart"/>
+            <w:r>
+              <w:rPr>
+                <w:rFonts w:eastAsia="標楷體" w:hint="eastAsia"/>
+              </w:rPr>
+              <w:t>珮倪</w:t>
+            </w:r>
+            <w:proofErr w:type="gramEnd"/>
           </w:p>
         </w:tc>
         <w:tc>
@@ -22555,8 +24026,17 @@
                 <w:rFonts w:eastAsia="標楷體" w:hint="eastAsia"/>
                 <w:szCs w:val="22"/>
               </w:rPr>
-              <w:t>黃翊甄</w:t>
-            </w:r>
+              <w:t>黃翊</w:t>
+            </w:r>
+            <w:proofErr w:type="gramStart"/>
+            <w:r>
+              <w:rPr>
+                <w:rFonts w:eastAsia="標楷體" w:hint="eastAsia"/>
+                <w:szCs w:val="22"/>
+              </w:rPr>
+              <w:t>甄</w:t>
+            </w:r>
+            <w:proofErr w:type="gramEnd"/>
           </w:p>
         </w:tc>
         <w:tc>
@@ -28057,8 +29537,17 @@
                 <w:rFonts w:eastAsia="標楷體" w:hint="eastAsia"/>
                 <w:szCs w:val="22"/>
               </w:rPr>
-              <w:t>顏珮倪</w:t>
-            </w:r>
+              <w:t>顏</w:t>
+            </w:r>
+            <w:proofErr w:type="gramStart"/>
+            <w:r>
+              <w:rPr>
+                <w:rFonts w:eastAsia="標楷體" w:hint="eastAsia"/>
+                <w:szCs w:val="22"/>
+              </w:rPr>
+              <w:t>珮倪</w:t>
+            </w:r>
+            <w:proofErr w:type="gramEnd"/>
           </w:p>
         </w:tc>
         <w:tc>
@@ -28258,8 +29747,17 @@
                 <w:rFonts w:eastAsia="標楷體" w:hint="eastAsia"/>
                 <w:szCs w:val="22"/>
               </w:rPr>
-              <w:t>林紀媗</w:t>
-            </w:r>
+              <w:t>林紀</w:t>
+            </w:r>
+            <w:proofErr w:type="gramStart"/>
+            <w:r>
+              <w:rPr>
+                <w:rFonts w:eastAsia="標楷體" w:hint="eastAsia"/>
+                <w:szCs w:val="22"/>
+              </w:rPr>
+              <w:t>媗</w:t>
+            </w:r>
+            <w:proofErr w:type="gramEnd"/>
           </w:p>
         </w:tc>
         <w:tc>
@@ -28477,8 +29975,17 @@
                 <w:rFonts w:eastAsia="標楷體" w:hint="eastAsia"/>
                 <w:szCs w:val="22"/>
               </w:rPr>
-              <w:t>李昕縈</w:t>
-            </w:r>
+              <w:t>李昕</w:t>
+            </w:r>
+            <w:proofErr w:type="gramStart"/>
+            <w:r>
+              <w:rPr>
+                <w:rFonts w:eastAsia="標楷體" w:hint="eastAsia"/>
+                <w:szCs w:val="22"/>
+              </w:rPr>
+              <w:t>縈</w:t>
+            </w:r>
+            <w:proofErr w:type="gramEnd"/>
           </w:p>
         </w:tc>
         <w:tc>
@@ -28664,8 +30171,17 @@
                 <w:rFonts w:eastAsia="標楷體" w:hint="eastAsia"/>
                 <w:szCs w:val="22"/>
               </w:rPr>
-              <w:t>黃翊甄</w:t>
-            </w:r>
+              <w:t>黃翊</w:t>
+            </w:r>
+            <w:proofErr w:type="gramStart"/>
+            <w:r>
+              <w:rPr>
+                <w:rFonts w:eastAsia="標楷體" w:hint="eastAsia"/>
+                <w:szCs w:val="22"/>
+              </w:rPr>
+              <w:t>甄</w:t>
+            </w:r>
+            <w:proofErr w:type="gramEnd"/>
           </w:p>
         </w:tc>
         <w:tc>
@@ -29378,15 +30894,51 @@
           <w:sz w:val="28"/>
           <w:szCs w:val="28"/>
         </w:rPr>
-        <w:t xml:space="preserve"> RiskGenie </w:t>
-      </w:r>
-      <w:r>
-        <w:rPr>
-          <w:rFonts w:eastAsia="標楷體" w:cs="標楷體"/>
-          <w:sz w:val="28"/>
-          <w:szCs w:val="28"/>
-        </w:rPr>
-        <w:t>評評理之功能需求、非功能需求與使用個案模型。本系統使用者包含一般使用者、資安管理員／高階主管及系統管理員；各項需求以資訊資產盤點、風險評鑑與</w:t>
+        <w:t xml:space="preserve"> </w:t>
+      </w:r>
+      <w:proofErr w:type="spellStart"/>
+      <w:r>
+        <w:rPr>
+          <w:rFonts w:eastAsia="標楷體" w:cs="標楷體"/>
+          <w:sz w:val="28"/>
+          <w:szCs w:val="28"/>
+        </w:rPr>
+        <w:t>RiskGenie</w:t>
+      </w:r>
+      <w:proofErr w:type="spellEnd"/>
+      <w:r>
+        <w:rPr>
+          <w:rFonts w:eastAsia="標楷體" w:cs="標楷體"/>
+          <w:sz w:val="28"/>
+          <w:szCs w:val="28"/>
+        </w:rPr>
+        <w:t xml:space="preserve"> </w:t>
+      </w:r>
+      <w:r>
+        <w:rPr>
+          <w:rFonts w:eastAsia="標楷體" w:cs="標楷體"/>
+          <w:sz w:val="28"/>
+          <w:szCs w:val="28"/>
+        </w:rPr>
+        <w:t>評評理之功能需求、非功能需求與使用個案模型。本系統使用者包含一般使用者、</w:t>
+      </w:r>
+      <w:proofErr w:type="gramStart"/>
+      <w:r>
+        <w:rPr>
+          <w:rFonts w:eastAsia="標楷體" w:cs="標楷體"/>
+          <w:sz w:val="28"/>
+          <w:szCs w:val="28"/>
+        </w:rPr>
+        <w:t>資安管理員</w:t>
+      </w:r>
+      <w:proofErr w:type="gramEnd"/>
+      <w:r>
+        <w:rPr>
+          <w:rFonts w:eastAsia="標楷體" w:cs="標楷體"/>
+          <w:sz w:val="28"/>
+          <w:szCs w:val="28"/>
+        </w:rPr>
+        <w:t>／高階主管及系統管理員；各項需求以資訊資產盤點、風險評鑑與</w:t>
       </w:r>
       <w:r>
         <w:rPr>
@@ -30674,12 +32226,14 @@
                 <w:rFonts w:eastAsia="標楷體" w:cs="標楷體"/>
               </w:rPr>
             </w:pPr>
+            <w:proofErr w:type="gramStart"/>
             <w:r>
               <w:rPr>
                 <w:rFonts w:eastAsia="標楷體" w:cs="標楷體"/>
               </w:rPr>
               <w:t>資安管理員</w:t>
             </w:r>
+            <w:proofErr w:type="gramEnd"/>
             <w:r>
               <w:rPr>
                 <w:rFonts w:eastAsia="標楷體" w:cs="標楷體" w:hint="eastAsia"/>
@@ -36210,6 +37764,7 @@
         <w:lastRenderedPageBreak/>
         <w:t xml:space="preserve">7-4 </w:t>
       </w:r>
+      <w:proofErr w:type="gramStart"/>
       <w:r>
         <w:rPr>
           <w:rFonts w:eastAsia="標楷體" w:cs="標楷體"/>
@@ -36226,6 +37781,7 @@
         </w:rPr>
         <w:t>與</w:t>
       </w:r>
+      <w:proofErr w:type="gramEnd"/>
       <w:r>
         <w:rPr>
           <w:rFonts w:eastAsia="標楷體" w:cs="標楷體"/>
@@ -37131,6 +38687,7 @@
                 <w:kern w:val="0"/>
               </w:rPr>
             </w:pPr>
+            <w:proofErr w:type="spellStart"/>
             <w:r>
               <w:rPr>
                 <w:rFonts w:eastAsia="標楷體" w:cs="新細明體"/>
@@ -37138,6 +38695,7 @@
               </w:rPr>
               <w:t>company_name</w:t>
             </w:r>
+            <w:proofErr w:type="spellEnd"/>
           </w:p>
         </w:tc>
         <w:tc>
@@ -37236,6 +38794,7 @@
                 <w:kern w:val="0"/>
               </w:rPr>
             </w:pPr>
+            <w:proofErr w:type="spellStart"/>
             <w:r>
               <w:rPr>
                 <w:rFonts w:eastAsia="標楷體" w:cs="新細明體"/>
@@ -37243,6 +38802,7 @@
               </w:rPr>
               <w:t>created_at</w:t>
             </w:r>
+            <w:proofErr w:type="spellEnd"/>
           </w:p>
         </w:tc>
         <w:tc>
@@ -37258,6 +38818,7 @@
                 <w:kern w:val="0"/>
               </w:rPr>
             </w:pPr>
+            <w:proofErr w:type="spellStart"/>
             <w:r>
               <w:rPr>
                 <w:rFonts w:eastAsia="標楷體" w:cs="新細明體"/>
@@ -37265,6 +38826,7 @@
               </w:rPr>
               <w:t>timestamptz</w:t>
             </w:r>
+            <w:proofErr w:type="spellEnd"/>
           </w:p>
         </w:tc>
         <w:tc>
@@ -37329,7 +38891,23 @@
                 <w:rFonts w:eastAsia="標楷體" w:cs="新細明體"/>
                 <w:kern w:val="0"/>
               </w:rPr>
-              <w:t>Default: now()</w:t>
+              <w:t xml:space="preserve">Default: </w:t>
+            </w:r>
+            <w:proofErr w:type="gramStart"/>
+            <w:r>
+              <w:rPr>
+                <w:rFonts w:eastAsia="標楷體" w:cs="新細明體"/>
+                <w:kern w:val="0"/>
+              </w:rPr>
+              <w:t>now(</w:t>
+            </w:r>
+            <w:proofErr w:type="gramEnd"/>
+            <w:r>
+              <w:rPr>
+                <w:rFonts w:eastAsia="標楷體" w:cs="新細明體"/>
+                <w:kern w:val="0"/>
+              </w:rPr>
+              <w:t>)</w:t>
             </w:r>
           </w:p>
         </w:tc>
@@ -37704,6 +39282,7 @@
                 <w:kern w:val="0"/>
               </w:rPr>
             </w:pPr>
+            <w:proofErr w:type="spellStart"/>
             <w:r>
               <w:rPr>
                 <w:rFonts w:eastAsia="標楷體" w:cs="新細明體"/>
@@ -37711,6 +39290,7 @@
               </w:rPr>
               <w:t>company_id</w:t>
             </w:r>
+            <w:proofErr w:type="spellEnd"/>
           </w:p>
         </w:tc>
         <w:tc>
@@ -37823,6 +39403,7 @@
                 <w:kern w:val="0"/>
               </w:rPr>
             </w:pPr>
+            <w:proofErr w:type="spellStart"/>
             <w:r>
               <w:rPr>
                 <w:rFonts w:eastAsia="標楷體" w:cs="新細明體"/>
@@ -37830,6 +39411,7 @@
               </w:rPr>
               <w:t>department_name</w:t>
             </w:r>
+            <w:proofErr w:type="spellEnd"/>
           </w:p>
         </w:tc>
         <w:tc>
@@ -38185,6 +39767,7 @@
                 <w:kern w:val="0"/>
               </w:rPr>
             </w:pPr>
+            <w:proofErr w:type="spellStart"/>
             <w:r>
               <w:rPr>
                 <w:rFonts w:eastAsia="標楷體" w:cs="新細明體" w:hint="eastAsia"/>
@@ -38199,6 +39782,7 @@
               </w:rPr>
               <w:t>uid</w:t>
             </w:r>
+            <w:proofErr w:type="spellEnd"/>
           </w:p>
         </w:tc>
         <w:tc>
@@ -38289,6 +39873,7 @@
                 <w:kern w:val="0"/>
               </w:rPr>
             </w:pPr>
+            <w:proofErr w:type="spellStart"/>
             <w:r>
               <w:rPr>
                 <w:rFonts w:eastAsia="標楷體" w:cs="新細明體" w:hint="eastAsia"/>
@@ -38303,6 +39888,7 @@
               </w:rPr>
               <w:t>ole_name</w:t>
             </w:r>
+            <w:proofErr w:type="spellEnd"/>
           </w:p>
         </w:tc>
         <w:tc>
@@ -38836,6 +40422,7 @@
                 <w:kern w:val="0"/>
               </w:rPr>
             </w:pPr>
+            <w:proofErr w:type="spellStart"/>
             <w:r>
               <w:rPr>
                 <w:rFonts w:eastAsia="標楷體" w:cs="新細明體"/>
@@ -38843,6 +40430,7 @@
               </w:rPr>
               <w:t>uuid</w:t>
             </w:r>
+            <w:proofErr w:type="spellEnd"/>
           </w:p>
         </w:tc>
         <w:tc>
@@ -39150,6 +40738,7 @@
                 <w:kern w:val="0"/>
               </w:rPr>
             </w:pPr>
+            <w:proofErr w:type="spellStart"/>
             <w:r>
               <w:rPr>
                 <w:rFonts w:eastAsia="標楷體" w:cs="新細明體"/>
@@ -39157,6 +40746,7 @@
               </w:rPr>
               <w:t>role_id</w:t>
             </w:r>
+            <w:proofErr w:type="spellEnd"/>
           </w:p>
         </w:tc>
         <w:tc>
@@ -39172,6 +40762,7 @@
                 <w:kern w:val="0"/>
               </w:rPr>
             </w:pPr>
+            <w:proofErr w:type="spellStart"/>
             <w:r>
               <w:rPr>
                 <w:rFonts w:eastAsia="標楷體" w:cs="新細明體"/>
@@ -39179,6 +40770,7 @@
               </w:rPr>
               <w:t>uuid</w:t>
             </w:r>
+            <w:proofErr w:type="spellEnd"/>
           </w:p>
         </w:tc>
         <w:tc>
@@ -39259,12 +40851,14 @@
                 <w:kern w:val="0"/>
               </w:rPr>
             </w:pPr>
+            <w:proofErr w:type="spellStart"/>
             <w:r>
               <w:rPr>
                 <w:rFonts w:eastAsia="標楷體"/>
               </w:rPr>
               <w:t>company_id</w:t>
             </w:r>
+            <w:proofErr w:type="spellEnd"/>
           </w:p>
         </w:tc>
         <w:tc>
@@ -39758,6 +41352,7 @@
                 <w:kern w:val="0"/>
               </w:rPr>
             </w:pPr>
+            <w:proofErr w:type="spellStart"/>
             <w:r>
               <w:rPr>
                 <w:rFonts w:eastAsia="標楷體" w:cs="新細明體"/>
@@ -39765,6 +41360,7 @@
               </w:rPr>
               <w:t>asset_id_code</w:t>
             </w:r>
+            <w:proofErr w:type="spellEnd"/>
           </w:p>
         </w:tc>
         <w:tc>
@@ -39870,6 +41466,7 @@
                 <w:kern w:val="0"/>
               </w:rPr>
             </w:pPr>
+            <w:proofErr w:type="spellStart"/>
             <w:r>
               <w:rPr>
                 <w:rFonts w:eastAsia="標楷體" w:cs="新細明體"/>
@@ -39878,6 +41475,7 @@
               <w:lastRenderedPageBreak/>
               <w:t>asset_name</w:t>
             </w:r>
+            <w:proofErr w:type="spellEnd"/>
           </w:p>
         </w:tc>
         <w:tc>
@@ -39976,6 +41574,7 @@
                 <w:kern w:val="0"/>
               </w:rPr>
             </w:pPr>
+            <w:proofErr w:type="spellStart"/>
             <w:r>
               <w:rPr>
                 <w:rFonts w:eastAsia="標楷體" w:cs="新細明體"/>
@@ -39983,6 +41582,7 @@
               </w:rPr>
               <w:t>asset_type</w:t>
             </w:r>
+            <w:proofErr w:type="spellEnd"/>
           </w:p>
         </w:tc>
         <w:tc>
@@ -40186,6 +41786,7 @@
                 <w:kern w:val="0"/>
               </w:rPr>
             </w:pPr>
+            <w:proofErr w:type="spellStart"/>
             <w:r>
               <w:rPr>
                 <w:rFonts w:eastAsia="標楷體" w:cs="新細明體"/>
@@ -40193,6 +41794,7 @@
               </w:rPr>
               <w:t>data_type</w:t>
             </w:r>
+            <w:proofErr w:type="spellEnd"/>
           </w:p>
         </w:tc>
         <w:tc>
@@ -40396,6 +41998,7 @@
                 <w:kern w:val="0"/>
               </w:rPr>
             </w:pPr>
+            <w:proofErr w:type="spellStart"/>
             <w:r>
               <w:rPr>
                 <w:rFonts w:eastAsia="標楷體" w:cs="新細明體"/>
@@ -40403,6 +42006,7 @@
               </w:rPr>
               <w:t>system_dependency</w:t>
             </w:r>
+            <w:proofErr w:type="spellEnd"/>
           </w:p>
         </w:tc>
         <w:tc>
@@ -40816,6 +42420,7 @@
                 <w:kern w:val="0"/>
               </w:rPr>
             </w:pPr>
+            <w:proofErr w:type="spellStart"/>
             <w:r>
               <w:rPr>
                 <w:rFonts w:eastAsia="標楷體" w:cs="新細明體"/>
@@ -40823,6 +42428,7 @@
               </w:rPr>
               <w:t>threat_level</w:t>
             </w:r>
+            <w:proofErr w:type="spellEnd"/>
           </w:p>
         </w:tc>
         <w:tc>
@@ -40921,6 +42527,7 @@
                 <w:kern w:val="0"/>
               </w:rPr>
             </w:pPr>
+            <w:proofErr w:type="spellStart"/>
             <w:r>
               <w:rPr>
                 <w:rFonts w:eastAsia="標楷體" w:cs="新細明體"/>
@@ -40928,6 +42535,7 @@
               </w:rPr>
               <w:t>created_at</w:t>
             </w:r>
+            <w:proofErr w:type="spellEnd"/>
           </w:p>
         </w:tc>
         <w:tc>
@@ -40943,6 +42551,7 @@
                 <w:kern w:val="0"/>
               </w:rPr>
             </w:pPr>
+            <w:proofErr w:type="spellStart"/>
             <w:r>
               <w:rPr>
                 <w:rFonts w:eastAsia="標楷體" w:cs="新細明體"/>
@@ -40950,6 +42559,7 @@
               </w:rPr>
               <w:t>timestamptz</w:t>
             </w:r>
+            <w:proofErr w:type="spellEnd"/>
           </w:p>
         </w:tc>
         <w:tc>
@@ -41014,7 +42624,23 @@
                 <w:rFonts w:eastAsia="標楷體" w:cs="新細明體"/>
                 <w:kern w:val="0"/>
               </w:rPr>
-              <w:t>Default: now()</w:t>
+              <w:t xml:space="preserve">Default: </w:t>
+            </w:r>
+            <w:proofErr w:type="gramStart"/>
+            <w:r>
+              <w:rPr>
+                <w:rFonts w:eastAsia="標楷體" w:cs="新細明體"/>
+                <w:kern w:val="0"/>
+              </w:rPr>
+              <w:t>now(</w:t>
+            </w:r>
+            <w:proofErr w:type="gramEnd"/>
+            <w:r>
+              <w:rPr>
+                <w:rFonts w:eastAsia="標楷體" w:cs="新細明體"/>
+                <w:kern w:val="0"/>
+              </w:rPr>
+              <w:t>)</w:t>
             </w:r>
           </w:p>
         </w:tc>
@@ -41033,6 +42659,7 @@
                 <w:kern w:val="0"/>
               </w:rPr>
             </w:pPr>
+            <w:proofErr w:type="spellStart"/>
             <w:r>
               <w:rPr>
                 <w:rFonts w:eastAsia="標楷體" w:cs="新細明體"/>
@@ -41040,6 +42667,7 @@
               </w:rPr>
               <w:t>original_label</w:t>
             </w:r>
+            <w:proofErr w:type="spellEnd"/>
           </w:p>
         </w:tc>
         <w:tc>
@@ -41138,6 +42766,7 @@
                 <w:kern w:val="0"/>
               </w:rPr>
             </w:pPr>
+            <w:proofErr w:type="spellStart"/>
             <w:r>
               <w:rPr>
                 <w:rFonts w:eastAsia="標楷體" w:cs="新細明體"/>
@@ -41145,6 +42774,7 @@
               </w:rPr>
               <w:t>company_id</w:t>
             </w:r>
+            <w:proofErr w:type="spellEnd"/>
           </w:p>
         </w:tc>
         <w:tc>
@@ -41257,6 +42887,7 @@
                 <w:kern w:val="0"/>
               </w:rPr>
             </w:pPr>
+            <w:proofErr w:type="spellStart"/>
             <w:r>
               <w:rPr>
                 <w:rFonts w:eastAsia="標楷體" w:cs="新細明體"/>
@@ -41264,6 +42895,7 @@
               </w:rPr>
               <w:t>department_id</w:t>
             </w:r>
+            <w:proofErr w:type="spellEnd"/>
           </w:p>
         </w:tc>
         <w:tc>
@@ -41376,6 +43008,7 @@
                 <w:kern w:val="0"/>
               </w:rPr>
             </w:pPr>
+            <w:proofErr w:type="spellStart"/>
             <w:r>
               <w:rPr>
                 <w:rFonts w:eastAsia="標楷體" w:cs="新細明體"/>
@@ -41383,6 +43016,7 @@
               </w:rPr>
               <w:t>asset_owner</w:t>
             </w:r>
+            <w:proofErr w:type="spellEnd"/>
           </w:p>
         </w:tc>
         <w:tc>
@@ -41828,6 +43462,7 @@
                 <w:kern w:val="0"/>
               </w:rPr>
             </w:pPr>
+            <w:proofErr w:type="spellStart"/>
             <w:r>
               <w:rPr>
                 <w:rFonts w:eastAsia="標楷體" w:cs="新細明體"/>
@@ -41835,6 +43470,7 @@
               </w:rPr>
               <w:t>cve_id</w:t>
             </w:r>
+            <w:proofErr w:type="spellEnd"/>
           </w:p>
         </w:tc>
         <w:tc>
@@ -41947,6 +43583,7 @@
                 <w:kern w:val="0"/>
               </w:rPr>
             </w:pPr>
+            <w:proofErr w:type="spellStart"/>
             <w:r>
               <w:rPr>
                 <w:rFonts w:eastAsia="標楷體" w:cs="新細明體"/>
@@ -41954,6 +43591,7 @@
               </w:rPr>
               <w:t>cvss_score</w:t>
             </w:r>
+            <w:proofErr w:type="spellEnd"/>
           </w:p>
         </w:tc>
         <w:tc>
@@ -42269,6 +43907,7 @@
                 <w:kern w:val="0"/>
               </w:rPr>
             </w:pPr>
+            <w:proofErr w:type="spellStart"/>
             <w:r>
               <w:rPr>
                 <w:rFonts w:eastAsia="標楷體" w:cs="新細明體"/>
@@ -42276,6 +43915,7 @@
               </w:rPr>
               <w:t>published_date</w:t>
             </w:r>
+            <w:proofErr w:type="spellEnd"/>
           </w:p>
         </w:tc>
         <w:tc>
@@ -42374,6 +44014,7 @@
                 <w:kern w:val="0"/>
               </w:rPr>
             </w:pPr>
+            <w:proofErr w:type="spellStart"/>
             <w:r>
               <w:rPr>
                 <w:rFonts w:eastAsia="標楷體" w:cs="新細明體"/>
@@ -42381,6 +44022,7 @@
               </w:rPr>
               <w:t>created_at</w:t>
             </w:r>
+            <w:proofErr w:type="spellEnd"/>
           </w:p>
         </w:tc>
         <w:tc>
@@ -42396,6 +44038,7 @@
                 <w:kern w:val="0"/>
               </w:rPr>
             </w:pPr>
+            <w:proofErr w:type="spellStart"/>
             <w:r>
               <w:rPr>
                 <w:rFonts w:eastAsia="標楷體" w:cs="新細明體"/>
@@ -42403,6 +44046,7 @@
               </w:rPr>
               <w:t>timestamptz</w:t>
             </w:r>
+            <w:proofErr w:type="spellEnd"/>
           </w:p>
         </w:tc>
         <w:tc>
@@ -42467,7 +44111,23 @@
                 <w:rFonts w:eastAsia="標楷體" w:cs="新細明體"/>
                 <w:kern w:val="0"/>
               </w:rPr>
-              <w:t>Default: now()</w:t>
+              <w:t xml:space="preserve">Default: </w:t>
+            </w:r>
+            <w:proofErr w:type="gramStart"/>
+            <w:r>
+              <w:rPr>
+                <w:rFonts w:eastAsia="標楷體" w:cs="新細明體"/>
+                <w:kern w:val="0"/>
+              </w:rPr>
+              <w:t>now(</w:t>
+            </w:r>
+            <w:proofErr w:type="gramEnd"/>
+            <w:r>
+              <w:rPr>
+                <w:rFonts w:eastAsia="標楷體" w:cs="新細明體"/>
+                <w:kern w:val="0"/>
+              </w:rPr>
+              <w:t>)</w:t>
             </w:r>
           </w:p>
         </w:tc>
@@ -42530,6 +44190,7 @@
         </w:rPr>
         <w:t xml:space="preserve"> </w:t>
       </w:r>
+      <w:proofErr w:type="spellStart"/>
       <w:r>
         <w:rPr>
           <w:rFonts w:eastAsia="標楷體" w:cs="標楷體" w:hint="eastAsia"/>
@@ -42537,7 +44198,17 @@
           <w:sz w:val="28"/>
           <w:szCs w:val="28"/>
         </w:rPr>
-        <w:t xml:space="preserve">risk_assessments (AI </w:t>
+        <w:t>risk_assessments</w:t>
+      </w:r>
+      <w:proofErr w:type="spellEnd"/>
+      <w:r>
+        <w:rPr>
+          <w:rFonts w:eastAsia="標楷體" w:cs="標楷體" w:hint="eastAsia"/>
+          <w:color w:val="000000" w:themeColor="text1"/>
+          <w:sz w:val="28"/>
+          <w:szCs w:val="28"/>
+        </w:rPr>
+        <w:t xml:space="preserve"> (AI </w:t>
       </w:r>
       <w:r>
         <w:rPr>
@@ -42834,6 +44505,7 @@
                 <w:kern w:val="0"/>
               </w:rPr>
             </w:pPr>
+            <w:proofErr w:type="spellStart"/>
             <w:r>
               <w:rPr>
                 <w:rFonts w:eastAsia="標楷體" w:cs="新細明體"/>
@@ -42841,6 +44513,7 @@
               </w:rPr>
               <w:t>threat_description</w:t>
             </w:r>
+            <w:proofErr w:type="spellEnd"/>
           </w:p>
         </w:tc>
         <w:tc>
@@ -42939,6 +44612,7 @@
                 <w:kern w:val="0"/>
               </w:rPr>
             </w:pPr>
+            <w:proofErr w:type="spellStart"/>
             <w:r>
               <w:rPr>
                 <w:rFonts w:eastAsia="標楷體" w:cs="新細明體"/>
@@ -42946,6 +44620,7 @@
               </w:rPr>
               <w:t>vulnerability_description</w:t>
             </w:r>
+            <w:proofErr w:type="spellEnd"/>
           </w:p>
         </w:tc>
         <w:tc>
@@ -43044,6 +44719,7 @@
                 <w:kern w:val="0"/>
               </w:rPr>
             </w:pPr>
+            <w:proofErr w:type="spellStart"/>
             <w:r>
               <w:rPr>
                 <w:rFonts w:eastAsia="標楷體" w:cs="新細明體"/>
@@ -43051,6 +44727,7 @@
               </w:rPr>
               <w:t>risk_score</w:t>
             </w:r>
+            <w:proofErr w:type="spellEnd"/>
           </w:p>
         </w:tc>
         <w:tc>
@@ -43149,6 +44826,7 @@
                 <w:kern w:val="0"/>
               </w:rPr>
             </w:pPr>
+            <w:proofErr w:type="spellStart"/>
             <w:r>
               <w:rPr>
                 <w:rFonts w:eastAsia="標楷體" w:cs="新細明體"/>
@@ -43156,6 +44834,7 @@
               </w:rPr>
               <w:t>ai_suggestion</w:t>
             </w:r>
+            <w:proofErr w:type="spellEnd"/>
           </w:p>
         </w:tc>
         <w:tc>
@@ -43366,6 +45045,7 @@
                 <w:kern w:val="0"/>
               </w:rPr>
             </w:pPr>
+            <w:proofErr w:type="spellStart"/>
             <w:r>
               <w:rPr>
                 <w:rFonts w:eastAsia="標楷體" w:cs="新細明體"/>
@@ -43373,6 +45053,7 @@
               </w:rPr>
               <w:t>uploaded_by</w:t>
             </w:r>
+            <w:proofErr w:type="spellEnd"/>
           </w:p>
         </w:tc>
         <w:tc>
@@ -43388,6 +45069,7 @@
                 <w:kern w:val="0"/>
               </w:rPr>
             </w:pPr>
+            <w:proofErr w:type="spellStart"/>
             <w:r>
               <w:rPr>
                 <w:rFonts w:eastAsia="標楷體" w:cs="新細明體"/>
@@ -43395,6 +45077,7 @@
               </w:rPr>
               <w:t>uuid</w:t>
             </w:r>
+            <w:proofErr w:type="spellEnd"/>
           </w:p>
         </w:tc>
         <w:tc>
@@ -43432,6 +45115,7 @@
                 <w:kern w:val="0"/>
               </w:rPr>
             </w:pPr>
+            <w:proofErr w:type="gramStart"/>
             <w:r>
               <w:rPr>
                 <w:rFonts w:eastAsia="標楷體" w:cs="新細明體"/>
@@ -43439,6 +45123,7 @@
               </w:rPr>
               <w:t>上傳者</w:t>
             </w:r>
+            <w:proofErr w:type="gramEnd"/>
           </w:p>
         </w:tc>
         <w:tc>
@@ -43478,6 +45163,7 @@
                 <w:kern w:val="0"/>
               </w:rPr>
             </w:pPr>
+            <w:proofErr w:type="spellStart"/>
             <w:r>
               <w:rPr>
                 <w:rFonts w:eastAsia="標楷體" w:cs="新細明體"/>
@@ -43485,6 +45171,7 @@
               </w:rPr>
               <w:t>asset_id</w:t>
             </w:r>
+            <w:proofErr w:type="spellEnd"/>
           </w:p>
         </w:tc>
         <w:tc>
@@ -43597,6 +45284,7 @@
                 <w:kern w:val="0"/>
               </w:rPr>
             </w:pPr>
+            <w:proofErr w:type="spellStart"/>
             <w:r>
               <w:rPr>
                 <w:rFonts w:eastAsia="標楷體" w:cs="新細明體"/>
@@ -43605,6 +45293,7 @@
               <w:lastRenderedPageBreak/>
               <w:t>vulnerability_id</w:t>
             </w:r>
+            <w:proofErr w:type="spellEnd"/>
           </w:p>
         </w:tc>
         <w:tc>
@@ -43717,6 +45406,7 @@
                 <w:kern w:val="0"/>
               </w:rPr>
             </w:pPr>
+            <w:proofErr w:type="spellStart"/>
             <w:r>
               <w:rPr>
                 <w:rFonts w:eastAsia="標楷體" w:cs="新細明體"/>
@@ -43724,6 +45414,7 @@
               </w:rPr>
               <w:t>created_at</w:t>
             </w:r>
+            <w:proofErr w:type="spellEnd"/>
           </w:p>
         </w:tc>
         <w:tc>
@@ -43739,6 +45430,7 @@
                 <w:kern w:val="0"/>
               </w:rPr>
             </w:pPr>
+            <w:proofErr w:type="spellStart"/>
             <w:r>
               <w:rPr>
                 <w:rFonts w:eastAsia="標楷體" w:cs="新細明體"/>
@@ -43746,6 +45438,7 @@
               </w:rPr>
               <w:t>timestamptz</w:t>
             </w:r>
+            <w:proofErr w:type="spellEnd"/>
           </w:p>
         </w:tc>
         <w:tc>
@@ -43810,7 +45503,23 @@
                 <w:rFonts w:eastAsia="標楷體" w:cs="新細明體"/>
                 <w:kern w:val="0"/>
               </w:rPr>
-              <w:t>Default: now()</w:t>
+              <w:t xml:space="preserve">Default: </w:t>
+            </w:r>
+            <w:proofErr w:type="gramStart"/>
+            <w:r>
+              <w:rPr>
+                <w:rFonts w:eastAsia="標楷體" w:cs="新細明體"/>
+                <w:kern w:val="0"/>
+              </w:rPr>
+              <w:t>now(</w:t>
+            </w:r>
+            <w:proofErr w:type="gramEnd"/>
+            <w:r>
+              <w:rPr>
+                <w:rFonts w:eastAsia="標楷體" w:cs="新細明體"/>
+                <w:kern w:val="0"/>
+              </w:rPr>
+              <w:t>)</w:t>
             </w:r>
           </w:p>
         </w:tc>
@@ -43873,6 +45582,7 @@
         </w:rPr>
         <w:t xml:space="preserve"> </w:t>
       </w:r>
+      <w:proofErr w:type="spellStart"/>
       <w:r>
         <w:rPr>
           <w:rFonts w:eastAsia="標楷體" w:cs="標楷體" w:hint="eastAsia"/>
@@ -43880,7 +45590,17 @@
           <w:sz w:val="28"/>
           <w:szCs w:val="28"/>
         </w:rPr>
-        <w:t>audit_logs (</w:t>
+        <w:t>audit_logs</w:t>
+      </w:r>
+      <w:proofErr w:type="spellEnd"/>
+      <w:r>
+        <w:rPr>
+          <w:rFonts w:eastAsia="標楷體" w:cs="標楷體" w:hint="eastAsia"/>
+          <w:color w:val="000000" w:themeColor="text1"/>
+          <w:sz w:val="28"/>
+          <w:szCs w:val="28"/>
+        </w:rPr>
+        <w:t xml:space="preserve"> (</w:t>
       </w:r>
       <w:r>
         <w:rPr>
@@ -44176,6 +45896,7 @@
                 <w:color w:val="000000"/>
               </w:rPr>
             </w:pPr>
+            <w:proofErr w:type="spellStart"/>
             <w:r>
               <w:rPr>
                 <w:rFonts w:eastAsia="標楷體" w:hint="eastAsia"/>
@@ -44183,6 +45904,7 @@
               </w:rPr>
               <w:t>user_id</w:t>
             </w:r>
+            <w:proofErr w:type="spellEnd"/>
           </w:p>
         </w:tc>
         <w:tc>
@@ -44198,6 +45920,7 @@
                 <w:kern w:val="0"/>
               </w:rPr>
             </w:pPr>
+            <w:proofErr w:type="spellStart"/>
             <w:r>
               <w:rPr>
                 <w:rFonts w:eastAsia="標楷體" w:cs="新細明體"/>
@@ -44205,6 +45928,7 @@
               </w:rPr>
               <w:t>uuid</w:t>
             </w:r>
+            <w:proofErr w:type="spellEnd"/>
           </w:p>
         </w:tc>
         <w:tc>
@@ -44398,6 +46122,7 @@
                 <w:kern w:val="0"/>
               </w:rPr>
             </w:pPr>
+            <w:proofErr w:type="spellStart"/>
             <w:r>
               <w:rPr>
                 <w:rFonts w:eastAsia="標楷體" w:cs="新細明體"/>
@@ -44405,6 +46130,7 @@
               </w:rPr>
               <w:t>asset_id</w:t>
             </w:r>
+            <w:proofErr w:type="spellEnd"/>
           </w:p>
         </w:tc>
         <w:tc>
@@ -44525,13 +46251,24 @@
                 <w:kern w:val="0"/>
               </w:rPr>
             </w:pPr>
-            <w:r>
-              <w:rPr>
-                <w:rFonts w:eastAsia="標楷體" w:cs="新細明體"/>
-                <w:kern w:val="0"/>
-              </w:rPr>
-              <w:t>log_time</w:t>
-            </w:r>
+            <w:proofErr w:type="spellStart"/>
+            <w:proofErr w:type="gramStart"/>
+            <w:r>
+              <w:rPr>
+                <w:rFonts w:eastAsia="標楷體" w:cs="新細明體"/>
+                <w:kern w:val="0"/>
+              </w:rPr>
+              <w:t>log</w:t>
+            </w:r>
+            <w:proofErr w:type="gramEnd"/>
+            <w:r>
+              <w:rPr>
+                <w:rFonts w:eastAsia="標楷體" w:cs="新細明體"/>
+                <w:kern w:val="0"/>
+              </w:rPr>
+              <w:t>_time</w:t>
+            </w:r>
+            <w:proofErr w:type="spellEnd"/>
           </w:p>
         </w:tc>
         <w:tc>
@@ -44547,6 +46284,7 @@
                 <w:kern w:val="0"/>
               </w:rPr>
             </w:pPr>
+            <w:proofErr w:type="spellStart"/>
             <w:r>
               <w:rPr>
                 <w:rFonts w:eastAsia="標楷體" w:cs="新細明體"/>
@@ -44554,6 +46292,7 @@
               </w:rPr>
               <w:t>timestamptz</w:t>
             </w:r>
+            <w:proofErr w:type="spellEnd"/>
           </w:p>
         </w:tc>
         <w:tc>
@@ -44618,7 +46357,23 @@
                 <w:rFonts w:eastAsia="標楷體" w:cs="新細明體"/>
                 <w:kern w:val="0"/>
               </w:rPr>
-              <w:t>Default: now()</w:t>
+              <w:t xml:space="preserve">Default: </w:t>
+            </w:r>
+            <w:proofErr w:type="gramStart"/>
+            <w:r>
+              <w:rPr>
+                <w:rFonts w:eastAsia="標楷體" w:cs="新細明體"/>
+                <w:kern w:val="0"/>
+              </w:rPr>
+              <w:t>now(</w:t>
+            </w:r>
+            <w:proofErr w:type="gramEnd"/>
+            <w:r>
+              <w:rPr>
+                <w:rFonts w:eastAsia="標楷體" w:cs="新細明體"/>
+                <w:kern w:val="0"/>
+              </w:rPr>
+              <w:t>)</w:t>
             </w:r>
           </w:p>
         </w:tc>
@@ -44636,6 +46391,7 @@
                 <w:kern w:val="0"/>
               </w:rPr>
             </w:pPr>
+            <w:proofErr w:type="spellStart"/>
             <w:r>
               <w:rPr>
                 <w:rFonts w:eastAsia="標楷體" w:cs="新細明體"/>
@@ -44643,6 +46399,7 @@
               </w:rPr>
               <w:t>ip_address</w:t>
             </w:r>
+            <w:proofErr w:type="spellEnd"/>
           </w:p>
         </w:tc>
         <w:tc>
@@ -44657,6 +46414,7 @@
                 <w:kern w:val="0"/>
               </w:rPr>
             </w:pPr>
+            <w:proofErr w:type="spellStart"/>
             <w:r>
               <w:rPr>
                 <w:rFonts w:eastAsia="標楷體" w:cs="新細明體"/>
@@ -44664,6 +46422,7 @@
               </w:rPr>
               <w:t>inet</w:t>
             </w:r>
+            <w:proofErr w:type="spellEnd"/>
           </w:p>
         </w:tc>
         <w:tc>
@@ -44920,8 +46679,9 @@
           <w:sz w:val="28"/>
           <w:szCs w:val="28"/>
         </w:rPr>
-        <w:t xml:space="preserve"> departments.company_id</w:t>
-      </w:r>
+        <w:t xml:space="preserve"> </w:t>
+      </w:r>
+      <w:proofErr w:type="spellStart"/>
       <w:r>
         <w:rPr>
           <w:rFonts w:eastAsia="標楷體" w:cs="標楷體" w:hint="eastAsia"/>
@@ -44929,8 +46689,10 @@
           <w:sz w:val="28"/>
           <w:szCs w:val="28"/>
         </w:rPr>
-        <w:t>（</w:t>
-      </w:r>
+        <w:t>departments.company_id</w:t>
+      </w:r>
+      <w:proofErr w:type="spellEnd"/>
+      <w:proofErr w:type="gramStart"/>
       <w:r>
         <w:rPr>
           <w:rFonts w:eastAsia="標楷體" w:cs="標楷體" w:hint="eastAsia"/>
@@ -44938,8 +46700,9 @@
           <w:sz w:val="28"/>
           <w:szCs w:val="28"/>
         </w:rPr>
-        <w:t>1:N</w:t>
-      </w:r>
+        <w:t>（</w:t>
+      </w:r>
+      <w:proofErr w:type="gramEnd"/>
       <w:r>
         <w:rPr>
           <w:rFonts w:eastAsia="標楷體" w:cs="標楷體" w:hint="eastAsia"/>
@@ -44947,8 +46710,19 @@
           <w:sz w:val="28"/>
           <w:szCs w:val="28"/>
         </w:rPr>
+        <w:t>1:N</w:t>
+      </w:r>
+      <w:proofErr w:type="gramStart"/>
+      <w:r>
+        <w:rPr>
+          <w:rFonts w:eastAsia="標楷體" w:cs="標楷體" w:hint="eastAsia"/>
+          <w:color w:val="000000" w:themeColor="text1"/>
+          <w:sz w:val="28"/>
+          <w:szCs w:val="28"/>
+        </w:rPr>
         <w:t>）</w:t>
       </w:r>
+      <w:proofErr w:type="gramEnd"/>
       <w:r>
         <w:rPr>
           <w:rFonts w:eastAsia="標楷體" w:cs="標楷體" w:hint="eastAsia"/>
@@ -45000,8 +46774,9 @@
           <w:sz w:val="28"/>
           <w:szCs w:val="28"/>
         </w:rPr>
-        <w:t xml:space="preserve"> users.company_id</w:t>
-      </w:r>
+        <w:t xml:space="preserve"> </w:t>
+      </w:r>
+      <w:proofErr w:type="spellStart"/>
       <w:r>
         <w:rPr>
           <w:rFonts w:eastAsia="標楷體" w:cs="標楷體" w:hint="eastAsia"/>
@@ -45009,8 +46784,10 @@
           <w:sz w:val="28"/>
           <w:szCs w:val="28"/>
         </w:rPr>
-        <w:t>（</w:t>
-      </w:r>
+        <w:t>users.company_id</w:t>
+      </w:r>
+      <w:proofErr w:type="spellEnd"/>
+      <w:proofErr w:type="gramStart"/>
       <w:r>
         <w:rPr>
           <w:rFonts w:eastAsia="標楷體" w:cs="標楷體" w:hint="eastAsia"/>
@@ -45018,8 +46795,9 @@
           <w:sz w:val="28"/>
           <w:szCs w:val="28"/>
         </w:rPr>
-        <w:t>1:N</w:t>
-      </w:r>
+        <w:t>（</w:t>
+      </w:r>
+      <w:proofErr w:type="gramEnd"/>
       <w:r>
         <w:rPr>
           <w:rFonts w:eastAsia="標楷體" w:cs="標楷體" w:hint="eastAsia"/>
@@ -45027,8 +46805,19 @@
           <w:sz w:val="28"/>
           <w:szCs w:val="28"/>
         </w:rPr>
+        <w:t>1:N</w:t>
+      </w:r>
+      <w:proofErr w:type="gramStart"/>
+      <w:r>
+        <w:rPr>
+          <w:rFonts w:eastAsia="標楷體" w:cs="標楷體" w:hint="eastAsia"/>
+          <w:color w:val="000000" w:themeColor="text1"/>
+          <w:sz w:val="28"/>
+          <w:szCs w:val="28"/>
+        </w:rPr>
         <w:t>）</w:t>
       </w:r>
+      <w:proofErr w:type="gramEnd"/>
       <w:r>
         <w:rPr>
           <w:rFonts w:eastAsia="標楷體" w:cs="標楷體" w:hint="eastAsia"/>
@@ -45080,8 +46869,9 @@
           <w:sz w:val="28"/>
           <w:szCs w:val="28"/>
         </w:rPr>
-        <w:t xml:space="preserve"> users.role_id</w:t>
-      </w:r>
+        <w:t xml:space="preserve"> </w:t>
+      </w:r>
+      <w:proofErr w:type="spellStart"/>
       <w:r>
         <w:rPr>
           <w:rFonts w:eastAsia="標楷體" w:cs="標楷體" w:hint="eastAsia"/>
@@ -45089,8 +46879,10 @@
           <w:sz w:val="28"/>
           <w:szCs w:val="28"/>
         </w:rPr>
-        <w:t>（</w:t>
-      </w:r>
+        <w:t>users.role_id</w:t>
+      </w:r>
+      <w:proofErr w:type="spellEnd"/>
+      <w:proofErr w:type="gramStart"/>
       <w:r>
         <w:rPr>
           <w:rFonts w:eastAsia="標楷體" w:cs="標楷體" w:hint="eastAsia"/>
@@ -45098,8 +46890,9 @@
           <w:sz w:val="28"/>
           <w:szCs w:val="28"/>
         </w:rPr>
-        <w:t>1:N</w:t>
-      </w:r>
+        <w:t>（</w:t>
+      </w:r>
+      <w:proofErr w:type="gramEnd"/>
       <w:r>
         <w:rPr>
           <w:rFonts w:eastAsia="標楷體" w:cs="標楷體" w:hint="eastAsia"/>
@@ -45107,8 +46900,19 @@
           <w:sz w:val="28"/>
           <w:szCs w:val="28"/>
         </w:rPr>
+        <w:t>1:N</w:t>
+      </w:r>
+      <w:proofErr w:type="gramStart"/>
+      <w:r>
+        <w:rPr>
+          <w:rFonts w:eastAsia="標楷體" w:cs="標楷體" w:hint="eastAsia"/>
+          <w:color w:val="000000" w:themeColor="text1"/>
+          <w:sz w:val="28"/>
+          <w:szCs w:val="28"/>
+        </w:rPr>
         <w:t>）</w:t>
       </w:r>
+      <w:proofErr w:type="gramEnd"/>
       <w:r>
         <w:rPr>
           <w:rFonts w:eastAsia="標楷體" w:cs="標楷體" w:hint="eastAsia"/>
@@ -45181,8 +46985,9 @@
           <w:sz w:val="28"/>
           <w:szCs w:val="28"/>
         </w:rPr>
-        <w:t xml:space="preserve"> assets.company_id</w:t>
-      </w:r>
+        <w:t xml:space="preserve"> </w:t>
+      </w:r>
+      <w:proofErr w:type="spellStart"/>
       <w:r>
         <w:rPr>
           <w:rFonts w:eastAsia="標楷體" w:cs="標楷體" w:hint="eastAsia"/>
@@ -45190,8 +46995,10 @@
           <w:sz w:val="28"/>
           <w:szCs w:val="28"/>
         </w:rPr>
-        <w:t>（</w:t>
-      </w:r>
+        <w:t>assets.company_id</w:t>
+      </w:r>
+      <w:proofErr w:type="spellEnd"/>
+      <w:proofErr w:type="gramStart"/>
       <w:r>
         <w:rPr>
           <w:rFonts w:eastAsia="標楷體" w:cs="標楷體" w:hint="eastAsia"/>
@@ -45199,8 +47006,9 @@
           <w:sz w:val="28"/>
           <w:szCs w:val="28"/>
         </w:rPr>
-        <w:t>1:N</w:t>
-      </w:r>
+        <w:t>（</w:t>
+      </w:r>
+      <w:proofErr w:type="gramEnd"/>
       <w:r>
         <w:rPr>
           <w:rFonts w:eastAsia="標楷體" w:cs="標楷體" w:hint="eastAsia"/>
@@ -45208,8 +47016,19 @@
           <w:sz w:val="28"/>
           <w:szCs w:val="28"/>
         </w:rPr>
+        <w:t>1:N</w:t>
+      </w:r>
+      <w:proofErr w:type="gramStart"/>
+      <w:r>
+        <w:rPr>
+          <w:rFonts w:eastAsia="標楷體" w:cs="標楷體" w:hint="eastAsia"/>
+          <w:color w:val="000000" w:themeColor="text1"/>
+          <w:sz w:val="28"/>
+          <w:szCs w:val="28"/>
+        </w:rPr>
         <w:t>）</w:t>
       </w:r>
+      <w:proofErr w:type="gramEnd"/>
       <w:r>
         <w:rPr>
           <w:rFonts w:eastAsia="標楷體" w:cs="標楷體" w:hint="eastAsia"/>
@@ -45261,8 +47080,9 @@
           <w:sz w:val="28"/>
           <w:szCs w:val="28"/>
         </w:rPr>
-        <w:t xml:space="preserve"> assets.department_id</w:t>
-      </w:r>
+        <w:t xml:space="preserve"> </w:t>
+      </w:r>
+      <w:proofErr w:type="spellStart"/>
       <w:r>
         <w:rPr>
           <w:rFonts w:eastAsia="標楷體" w:cs="標楷體" w:hint="eastAsia"/>
@@ -45270,8 +47090,10 @@
           <w:sz w:val="28"/>
           <w:szCs w:val="28"/>
         </w:rPr>
-        <w:t>（</w:t>
-      </w:r>
+        <w:t>assets.department_id</w:t>
+      </w:r>
+      <w:proofErr w:type="spellEnd"/>
+      <w:proofErr w:type="gramStart"/>
       <w:r>
         <w:rPr>
           <w:rFonts w:eastAsia="標楷體" w:cs="標楷體" w:hint="eastAsia"/>
@@ -45279,8 +47101,9 @@
           <w:sz w:val="28"/>
           <w:szCs w:val="28"/>
         </w:rPr>
-        <w:t>1:N</w:t>
-      </w:r>
+        <w:t>（</w:t>
+      </w:r>
+      <w:proofErr w:type="gramEnd"/>
       <w:r>
         <w:rPr>
           <w:rFonts w:eastAsia="標楷體" w:cs="標楷體" w:hint="eastAsia"/>
@@ -45288,8 +47111,19 @@
           <w:sz w:val="28"/>
           <w:szCs w:val="28"/>
         </w:rPr>
+        <w:t>1:N</w:t>
+      </w:r>
+      <w:proofErr w:type="gramStart"/>
+      <w:r>
+        <w:rPr>
+          <w:rFonts w:eastAsia="標楷體" w:cs="標楷體" w:hint="eastAsia"/>
+          <w:color w:val="000000" w:themeColor="text1"/>
+          <w:sz w:val="28"/>
+          <w:szCs w:val="28"/>
+        </w:rPr>
         <w:t>）</w:t>
       </w:r>
+      <w:proofErr w:type="gramEnd"/>
       <w:r>
         <w:rPr>
           <w:rFonts w:eastAsia="標楷體" w:cs="標楷體" w:hint="eastAsia"/>
@@ -45362,8 +47196,9 @@
           <w:sz w:val="28"/>
           <w:szCs w:val="28"/>
         </w:rPr>
-        <w:t xml:space="preserve"> risk_assessments.uploaded_by</w:t>
-      </w:r>
+        <w:t xml:space="preserve"> </w:t>
+      </w:r>
+      <w:proofErr w:type="spellStart"/>
       <w:r>
         <w:rPr>
           <w:rFonts w:eastAsia="標楷體" w:cs="標楷體" w:hint="eastAsia"/>
@@ -45371,8 +47206,10 @@
           <w:sz w:val="28"/>
           <w:szCs w:val="28"/>
         </w:rPr>
-        <w:t>（</w:t>
-      </w:r>
+        <w:t>risk_assessments.uploaded_by</w:t>
+      </w:r>
+      <w:proofErr w:type="spellEnd"/>
+      <w:proofErr w:type="gramStart"/>
       <w:r>
         <w:rPr>
           <w:rFonts w:eastAsia="標楷體" w:cs="標楷體" w:hint="eastAsia"/>
@@ -45380,8 +47217,9 @@
           <w:sz w:val="28"/>
           <w:szCs w:val="28"/>
         </w:rPr>
-        <w:t>1:N</w:t>
-      </w:r>
+        <w:t>（</w:t>
+      </w:r>
+      <w:proofErr w:type="gramEnd"/>
       <w:r>
         <w:rPr>
           <w:rFonts w:eastAsia="標楷體" w:cs="標楷體" w:hint="eastAsia"/>
@@ -45389,8 +47227,19 @@
           <w:sz w:val="28"/>
           <w:szCs w:val="28"/>
         </w:rPr>
+        <w:t>1:N</w:t>
+      </w:r>
+      <w:proofErr w:type="gramStart"/>
+      <w:r>
+        <w:rPr>
+          <w:rFonts w:eastAsia="標楷體" w:cs="標楷體" w:hint="eastAsia"/>
+          <w:color w:val="000000" w:themeColor="text1"/>
+          <w:sz w:val="28"/>
+          <w:szCs w:val="28"/>
+        </w:rPr>
         <w:t>）</w:t>
       </w:r>
+      <w:proofErr w:type="gramEnd"/>
       <w:r>
         <w:rPr>
           <w:rFonts w:eastAsia="標楷體" w:cs="標楷體" w:hint="eastAsia"/>
@@ -45442,8 +47291,9 @@
           <w:sz w:val="28"/>
           <w:szCs w:val="28"/>
         </w:rPr>
-        <w:t xml:space="preserve"> risk_assessments.asset_id</w:t>
-      </w:r>
+        <w:t xml:space="preserve"> </w:t>
+      </w:r>
+      <w:proofErr w:type="spellStart"/>
       <w:r>
         <w:rPr>
           <w:rFonts w:eastAsia="標楷體" w:cs="標楷體" w:hint="eastAsia"/>
@@ -45451,8 +47301,10 @@
           <w:sz w:val="28"/>
           <w:szCs w:val="28"/>
         </w:rPr>
-        <w:t>（</w:t>
-      </w:r>
+        <w:t>risk_assessments.asset_id</w:t>
+      </w:r>
+      <w:proofErr w:type="spellEnd"/>
+      <w:proofErr w:type="gramStart"/>
       <w:r>
         <w:rPr>
           <w:rFonts w:eastAsia="標楷體" w:cs="標楷體" w:hint="eastAsia"/>
@@ -45460,8 +47312,9 @@
           <w:sz w:val="28"/>
           <w:szCs w:val="28"/>
         </w:rPr>
-        <w:t>1:N</w:t>
-      </w:r>
+        <w:t>（</w:t>
+      </w:r>
+      <w:proofErr w:type="gramEnd"/>
       <w:r>
         <w:rPr>
           <w:rFonts w:eastAsia="標楷體" w:cs="標楷體" w:hint="eastAsia"/>
@@ -45469,8 +47322,19 @@
           <w:sz w:val="28"/>
           <w:szCs w:val="28"/>
         </w:rPr>
+        <w:t>1:N</w:t>
+      </w:r>
+      <w:proofErr w:type="gramStart"/>
+      <w:r>
+        <w:rPr>
+          <w:rFonts w:eastAsia="標楷體" w:cs="標楷體" w:hint="eastAsia"/>
+          <w:color w:val="000000" w:themeColor="text1"/>
+          <w:sz w:val="28"/>
+          <w:szCs w:val="28"/>
+        </w:rPr>
         <w:t>）</w:t>
       </w:r>
+      <w:proofErr w:type="gramEnd"/>
       <w:r>
         <w:rPr>
           <w:rFonts w:eastAsia="標楷體" w:cs="標楷體" w:hint="eastAsia"/>
@@ -45522,8 +47386,9 @@
           <w:sz w:val="28"/>
           <w:szCs w:val="28"/>
         </w:rPr>
-        <w:t xml:space="preserve"> risk_assessments.vulnerability_id</w:t>
-      </w:r>
+        <w:t xml:space="preserve"> </w:t>
+      </w:r>
+      <w:proofErr w:type="spellStart"/>
       <w:r>
         <w:rPr>
           <w:rFonts w:eastAsia="標楷體" w:cs="標楷體" w:hint="eastAsia"/>
@@ -45531,8 +47396,10 @@
           <w:sz w:val="28"/>
           <w:szCs w:val="28"/>
         </w:rPr>
-        <w:t>（</w:t>
-      </w:r>
+        <w:t>risk_assessments.vulnerability_id</w:t>
+      </w:r>
+      <w:proofErr w:type="spellEnd"/>
+      <w:proofErr w:type="gramStart"/>
       <w:r>
         <w:rPr>
           <w:rFonts w:eastAsia="標楷體" w:cs="標楷體" w:hint="eastAsia"/>
@@ -45540,8 +47407,9 @@
           <w:sz w:val="28"/>
           <w:szCs w:val="28"/>
         </w:rPr>
-        <w:t>1:N</w:t>
-      </w:r>
+        <w:t>（</w:t>
+      </w:r>
+      <w:proofErr w:type="gramEnd"/>
       <w:r>
         <w:rPr>
           <w:rFonts w:eastAsia="標楷體" w:cs="標楷體" w:hint="eastAsia"/>
@@ -45549,8 +47417,19 @@
           <w:sz w:val="28"/>
           <w:szCs w:val="28"/>
         </w:rPr>
+        <w:t>1:N</w:t>
+      </w:r>
+      <w:proofErr w:type="gramStart"/>
+      <w:r>
+        <w:rPr>
+          <w:rFonts w:eastAsia="標楷體" w:cs="標楷體" w:hint="eastAsia"/>
+          <w:color w:val="000000" w:themeColor="text1"/>
+          <w:sz w:val="28"/>
+          <w:szCs w:val="28"/>
+        </w:rPr>
         <w:t>）</w:t>
       </w:r>
+      <w:proofErr w:type="gramEnd"/>
       <w:r>
         <w:rPr>
           <w:rFonts w:eastAsia="標楷體" w:cs="標楷體" w:hint="eastAsia"/>
@@ -45623,8 +47502,9 @@
           <w:sz w:val="28"/>
           <w:szCs w:val="28"/>
         </w:rPr>
-        <w:t xml:space="preserve"> audit_logs.user_id</w:t>
-      </w:r>
+        <w:t xml:space="preserve"> </w:t>
+      </w:r>
+      <w:proofErr w:type="spellStart"/>
       <w:r>
         <w:rPr>
           <w:rFonts w:eastAsia="標楷體" w:cs="標楷體" w:hint="eastAsia"/>
@@ -45632,8 +47512,10 @@
           <w:sz w:val="28"/>
           <w:szCs w:val="28"/>
         </w:rPr>
-        <w:t>（</w:t>
-      </w:r>
+        <w:t>audit_logs.user_id</w:t>
+      </w:r>
+      <w:proofErr w:type="spellEnd"/>
+      <w:proofErr w:type="gramStart"/>
       <w:r>
         <w:rPr>
           <w:rFonts w:eastAsia="標楷體" w:cs="標楷體" w:hint="eastAsia"/>
@@ -45641,8 +47523,9 @@
           <w:sz w:val="28"/>
           <w:szCs w:val="28"/>
         </w:rPr>
-        <w:t>1:N</w:t>
-      </w:r>
+        <w:t>（</w:t>
+      </w:r>
+      <w:proofErr w:type="gramEnd"/>
       <w:r>
         <w:rPr>
           <w:rFonts w:eastAsia="標楷體" w:cs="標楷體" w:hint="eastAsia"/>
@@ -45650,8 +47533,19 @@
           <w:sz w:val="28"/>
           <w:szCs w:val="28"/>
         </w:rPr>
+        <w:t>1:N</w:t>
+      </w:r>
+      <w:proofErr w:type="gramStart"/>
+      <w:r>
+        <w:rPr>
+          <w:rFonts w:eastAsia="標楷體" w:cs="標楷體" w:hint="eastAsia"/>
+          <w:color w:val="000000" w:themeColor="text1"/>
+          <w:sz w:val="28"/>
+          <w:szCs w:val="28"/>
+        </w:rPr>
         <w:t>）</w:t>
       </w:r>
+      <w:proofErr w:type="gramEnd"/>
       <w:r>
         <w:rPr>
           <w:rFonts w:eastAsia="標楷體" w:cs="標楷體" w:hint="eastAsia"/>
@@ -45704,8 +47598,9 @@
           <w:sz w:val="28"/>
           <w:szCs w:val="28"/>
         </w:rPr>
-        <w:t xml:space="preserve"> audit_logs.asset_id</w:t>
-      </w:r>
+        <w:t xml:space="preserve"> </w:t>
+      </w:r>
+      <w:proofErr w:type="spellStart"/>
       <w:r>
         <w:rPr>
           <w:rFonts w:eastAsia="標楷體" w:cs="標楷體" w:hint="eastAsia"/>
@@ -45713,8 +47608,10 @@
           <w:sz w:val="28"/>
           <w:szCs w:val="28"/>
         </w:rPr>
-        <w:t>（</w:t>
-      </w:r>
+        <w:t>audit_logs.asset_id</w:t>
+      </w:r>
+      <w:proofErr w:type="spellEnd"/>
+      <w:proofErr w:type="gramStart"/>
       <w:r>
         <w:rPr>
           <w:rFonts w:eastAsia="標楷體" w:cs="標楷體" w:hint="eastAsia"/>
@@ -45722,8 +47619,9 @@
           <w:sz w:val="28"/>
           <w:szCs w:val="28"/>
         </w:rPr>
-        <w:t>1:N</w:t>
-      </w:r>
+        <w:t>（</w:t>
+      </w:r>
+      <w:proofErr w:type="gramEnd"/>
       <w:r>
         <w:rPr>
           <w:rFonts w:eastAsia="標楷體" w:cs="標楷體" w:hint="eastAsia"/>
@@ -45731,8 +47629,19 @@
           <w:sz w:val="28"/>
           <w:szCs w:val="28"/>
         </w:rPr>
+        <w:t>1:N</w:t>
+      </w:r>
+      <w:proofErr w:type="gramStart"/>
+      <w:r>
+        <w:rPr>
+          <w:rFonts w:eastAsia="標楷體" w:cs="標楷體" w:hint="eastAsia"/>
+          <w:color w:val="000000" w:themeColor="text1"/>
+          <w:sz w:val="28"/>
+          <w:szCs w:val="28"/>
+        </w:rPr>
         <w:t>）</w:t>
       </w:r>
+      <w:proofErr w:type="gramEnd"/>
       <w:r>
         <w:rPr>
           <w:rFonts w:eastAsia="標楷體" w:cs="標楷體" w:hint="eastAsia"/>
@@ -45763,8 +47672,9 @@
           <w:sz w:val="28"/>
           <w:szCs w:val="28"/>
         </w:rPr>
-        <w:t>本本專題旨在建置一套基於資產導向之資安風險管理系統，透過</w:t>
-      </w:r>
+        <w:t>本本專題旨在建置一套基於資產導向</w:t>
+      </w:r>
+      <w:proofErr w:type="gramStart"/>
       <w:r>
         <w:rPr>
           <w:rFonts w:eastAsia="標楷體" w:cs="標楷體" w:hint="eastAsia"/>
@@ -45772,8 +47682,9 @@
           <w:sz w:val="28"/>
           <w:szCs w:val="28"/>
         </w:rPr>
-        <w:t xml:space="preserve"> Supabase </w:t>
-      </w:r>
+        <w:t>之資安風險</w:t>
+      </w:r>
+      <w:proofErr w:type="gramEnd"/>
       <w:r>
         <w:rPr>
           <w:rFonts w:eastAsia="標楷體" w:cs="標楷體" w:hint="eastAsia"/>
@@ -45781,7 +47692,7 @@
           <w:sz w:val="28"/>
           <w:szCs w:val="28"/>
         </w:rPr>
-        <w:t>建立關聯式資料庫架構，整合資產管理、弱點資訊與風險評估流程，以提升組織對資訊資產之可視性與風險掌握能力。系統以</w:t>
+        <w:t>管理系統，透過</w:t>
       </w:r>
       <w:r>
         <w:rPr>
@@ -45790,8 +47701,9 @@
           <w:sz w:val="28"/>
           <w:szCs w:val="28"/>
         </w:rPr>
-        <w:t xml:space="preserve"> assets </w:t>
-      </w:r>
+        <w:t xml:space="preserve"> </w:t>
+      </w:r>
+      <w:proofErr w:type="spellStart"/>
       <w:r>
         <w:rPr>
           <w:rFonts w:eastAsia="標楷體" w:cs="標楷體" w:hint="eastAsia"/>
@@ -45799,8 +47711,9 @@
           <w:sz w:val="28"/>
           <w:szCs w:val="28"/>
         </w:rPr>
-        <w:t>作為核心資料表，串聯</w:t>
-      </w:r>
+        <w:t>Supabase</w:t>
+      </w:r>
+      <w:proofErr w:type="spellEnd"/>
       <w:r>
         <w:rPr>
           <w:rFonts w:eastAsia="標楷體" w:cs="標楷體" w:hint="eastAsia"/>
@@ -45808,7 +47721,7 @@
           <w:sz w:val="28"/>
           <w:szCs w:val="28"/>
         </w:rPr>
-        <w:t xml:space="preserve"> vulnerabilities </w:t>
+        <w:t xml:space="preserve"> </w:t>
       </w:r>
       <w:r>
         <w:rPr>
@@ -45817,8 +47730,9 @@
           <w:sz w:val="28"/>
           <w:szCs w:val="28"/>
         </w:rPr>
-        <w:t>與</w:t>
-      </w:r>
+        <w:t>建立關聯式資料庫架構，整合資產管理、弱點資訊與風險評估流程，以提升組織對資訊資產之</w:t>
+      </w:r>
+      <w:proofErr w:type="gramStart"/>
       <w:r>
         <w:rPr>
           <w:rFonts w:eastAsia="標楷體" w:cs="標楷體" w:hint="eastAsia"/>
@@ -45826,8 +47740,74 @@
           <w:sz w:val="28"/>
           <w:szCs w:val="28"/>
         </w:rPr>
-        <w:t xml:space="preserve"> risk_assessments</w:t>
-      </w:r>
+        <w:t>可視性與</w:t>
+      </w:r>
+      <w:proofErr w:type="gramEnd"/>
+      <w:r>
+        <w:rPr>
+          <w:rFonts w:eastAsia="標楷體" w:cs="標楷體" w:hint="eastAsia"/>
+          <w:color w:val="000000" w:themeColor="text1"/>
+          <w:sz w:val="28"/>
+          <w:szCs w:val="28"/>
+        </w:rPr>
+        <w:t>風險掌握能力。系統以</w:t>
+      </w:r>
+      <w:r>
+        <w:rPr>
+          <w:rFonts w:eastAsia="標楷體" w:cs="標楷體" w:hint="eastAsia"/>
+          <w:color w:val="000000" w:themeColor="text1"/>
+          <w:sz w:val="28"/>
+          <w:szCs w:val="28"/>
+        </w:rPr>
+        <w:t xml:space="preserve"> assets </w:t>
+      </w:r>
+      <w:r>
+        <w:rPr>
+          <w:rFonts w:eastAsia="標楷體" w:cs="標楷體" w:hint="eastAsia"/>
+          <w:color w:val="000000" w:themeColor="text1"/>
+          <w:sz w:val="28"/>
+          <w:szCs w:val="28"/>
+        </w:rPr>
+        <w:t>作為核心資料表，串聯</w:t>
+      </w:r>
+      <w:r>
+        <w:rPr>
+          <w:rFonts w:eastAsia="標楷體" w:cs="標楷體" w:hint="eastAsia"/>
+          <w:color w:val="000000" w:themeColor="text1"/>
+          <w:sz w:val="28"/>
+          <w:szCs w:val="28"/>
+        </w:rPr>
+        <w:t xml:space="preserve"> vulnerabilities </w:t>
+      </w:r>
+      <w:r>
+        <w:rPr>
+          <w:rFonts w:eastAsia="標楷體" w:cs="標楷體" w:hint="eastAsia"/>
+          <w:color w:val="000000" w:themeColor="text1"/>
+          <w:sz w:val="28"/>
+          <w:szCs w:val="28"/>
+        </w:rPr>
+        <w:t>與</w:t>
+      </w:r>
+      <w:r>
+        <w:rPr>
+          <w:rFonts w:eastAsia="標楷體" w:cs="標楷體" w:hint="eastAsia"/>
+          <w:color w:val="000000" w:themeColor="text1"/>
+          <w:sz w:val="28"/>
+          <w:szCs w:val="28"/>
+        </w:rPr>
+        <w:t xml:space="preserve"> </w:t>
+      </w:r>
+      <w:proofErr w:type="spellStart"/>
+      <w:r>
+        <w:rPr>
+          <w:rFonts w:eastAsia="標楷體" w:cs="標楷體" w:hint="eastAsia"/>
+          <w:color w:val="000000" w:themeColor="text1"/>
+          <w:sz w:val="28"/>
+          <w:szCs w:val="28"/>
+        </w:rPr>
+        <w:t>risk_assessments</w:t>
+      </w:r>
+      <w:proofErr w:type="spellEnd"/>
       <w:r>
         <w:rPr>
           <w:rFonts w:eastAsia="標楷體" w:cs="標楷體" w:hint="eastAsia"/>
@@ -45851,6 +47831,7 @@
           <w:szCs w:val="28"/>
         </w:rPr>
       </w:pPr>
+      <w:proofErr w:type="gramStart"/>
       <w:r>
         <w:rPr>
           <w:rFonts w:eastAsia="標楷體" w:cs="標楷體" w:hint="eastAsia"/>
@@ -45858,8 +47839,9 @@
           <w:sz w:val="28"/>
           <w:szCs w:val="28"/>
         </w:rPr>
-        <w:t>此外，系統透過</w:t>
-      </w:r>
+        <w:t>此外，</w:t>
+      </w:r>
+      <w:proofErr w:type="gramEnd"/>
       <w:r>
         <w:rPr>
           <w:rFonts w:eastAsia="標楷體" w:cs="標楷體" w:hint="eastAsia"/>
@@ -45867,7 +47849,7 @@
           <w:sz w:val="28"/>
           <w:szCs w:val="28"/>
         </w:rPr>
-        <w:t xml:space="preserve"> users </w:t>
+        <w:t>系統透過</w:t>
       </w:r>
       <w:r>
         <w:rPr>
@@ -45876,7 +47858,7 @@
           <w:sz w:val="28"/>
           <w:szCs w:val="28"/>
         </w:rPr>
-        <w:t>表實現使用者身分識別與基本權限控管機制，確保資料存取之安全性與一致性；</w:t>
+        <w:t xml:space="preserve"> users </w:t>
       </w:r>
       <w:r>
         <w:rPr>
@@ -45885,8 +47867,9 @@
           <w:sz w:val="28"/>
           <w:szCs w:val="28"/>
         </w:rPr>
-        <w:t xml:space="preserve">audit_logs </w:t>
-      </w:r>
+        <w:t>表實現使用者身分識別與基本權限控管機制，確保資料存取之安全性與一致性；</w:t>
+      </w:r>
+      <w:proofErr w:type="spellStart"/>
       <w:r>
         <w:rPr>
           <w:rFonts w:eastAsia="標楷體" w:cs="標楷體" w:hint="eastAsia"/>
@@ -45894,7 +47877,46 @@
           <w:sz w:val="28"/>
           <w:szCs w:val="28"/>
         </w:rPr>
-        <w:t>則負責記錄所有關鍵操作行為，提供完整的稽核追蹤能力，以支援後續的安全審查與管理需求。整體資料庫設計遵循關聯式資料庫正規化原則，所有外鍵皆指向主鍵（</w:t>
+        <w:t>audit_logs</w:t>
+      </w:r>
+      <w:proofErr w:type="spellEnd"/>
+      <w:r>
+        <w:rPr>
+          <w:rFonts w:eastAsia="標楷體" w:cs="標楷體" w:hint="eastAsia"/>
+          <w:color w:val="000000" w:themeColor="text1"/>
+          <w:sz w:val="28"/>
+          <w:szCs w:val="28"/>
+        </w:rPr>
+        <w:t xml:space="preserve"> </w:t>
+      </w:r>
+      <w:r>
+        <w:rPr>
+          <w:rFonts w:eastAsia="標楷體" w:cs="標楷體" w:hint="eastAsia"/>
+          <w:color w:val="000000" w:themeColor="text1"/>
+          <w:sz w:val="28"/>
+          <w:szCs w:val="28"/>
+        </w:rPr>
+        <w:t>則負責記錄所有關鍵操作行為，提供完整的稽核追蹤能力，以支援後續的安全審查與管理需求。整體資料庫設計遵循關聯式資料庫正規化原則，所有</w:t>
+      </w:r>
+      <w:proofErr w:type="gramStart"/>
+      <w:r>
+        <w:rPr>
+          <w:rFonts w:eastAsia="標楷體" w:cs="標楷體" w:hint="eastAsia"/>
+          <w:color w:val="000000" w:themeColor="text1"/>
+          <w:sz w:val="28"/>
+          <w:szCs w:val="28"/>
+        </w:rPr>
+        <w:t>外鍵皆</w:t>
+      </w:r>
+      <w:proofErr w:type="gramEnd"/>
+      <w:r>
+        <w:rPr>
+          <w:rFonts w:eastAsia="標楷體" w:cs="標楷體" w:hint="eastAsia"/>
+          <w:color w:val="000000" w:themeColor="text1"/>
+          <w:sz w:val="28"/>
+          <w:szCs w:val="28"/>
+        </w:rPr>
+        <w:t>指向主鍵（</w:t>
       </w:r>
       <w:r>
         <w:rPr>
@@ -46907,8 +48929,18 @@
           <w:sz w:val="28"/>
           <w:szCs w:val="22"/>
         </w:rPr>
-        <w:t>認證流程導覽</w:t>
-      </w:r>
+        <w:t>認證流程導</w:t>
+      </w:r>
+      <w:proofErr w:type="gramStart"/>
+      <w:r>
+        <w:rPr>
+          <w:rFonts w:eastAsia="標楷體"/>
+          <w:sz w:val="28"/>
+          <w:szCs w:val="22"/>
+        </w:rPr>
+        <w:t>覽</w:t>
+      </w:r>
+      <w:proofErr w:type="gramEnd"/>
     </w:p>
     <w:p>
       <w:pPr>
@@ -47119,7 +49151,25 @@
           <w:sz w:val="28"/>
           <w:szCs w:val="22"/>
         </w:rPr>
-        <w:t>檢索增強生成與微調大語言模型於資安管理應用之研究</w:t>
+        <w:t>檢索增強生成與微調大語言模型</w:t>
+      </w:r>
+      <w:proofErr w:type="gramStart"/>
+      <w:r>
+        <w:rPr>
+          <w:rFonts w:eastAsia="標楷體"/>
+          <w:sz w:val="28"/>
+          <w:szCs w:val="22"/>
+        </w:rPr>
+        <w:t>於資安管理</w:t>
+      </w:r>
+      <w:proofErr w:type="gramEnd"/>
+      <w:r>
+        <w:rPr>
+          <w:rFonts w:eastAsia="標楷體"/>
+          <w:sz w:val="28"/>
+          <w:szCs w:val="22"/>
+        </w:rPr>
+        <w:t>應用之研究</w:t>
       </w:r>
       <w:r>
         <w:rPr>
